--- a/新泰週報20260322[2612]B4F.docx
+++ b/新泰週報20260322[2612]B4F.docx
@@ -1,6 +1,6 @@
 
 <file path=word/document.xml><?xml version="1.0" encoding="utf-8"?>
-<w:document xmlns:wpc="http://schemas.microsoft.com/office/word/2010/wordprocessingCanvas" xmlns:mc="http://schemas.openxmlformats.org/markup-compatibility/2006" xmlns:o="urn:schemas-microsoft-com:office:office" xmlns:r="http://schemas.openxmlformats.org/officeDocument/2006/relationships" xmlns:m="http://schemas.openxmlformats.org/officeDocument/2006/math" xmlns:v="urn:schemas-microsoft-com:vml" xmlns:wp14="http://schemas.microsoft.com/office/word/2010/wordprocessingDrawing" xmlns:wp="http://schemas.openxmlformats.org/drawingml/2006/wordprocessingDrawing" xmlns:w10="urn:schemas-microsoft-com:office:word" xmlns:w="http://schemas.openxmlformats.org/wordprocessingml/2006/main" xmlns:w14="http://schemas.microsoft.com/office/word/2010/wordml" xmlns:w15="http://schemas.microsoft.com/office/word/2012/wordml" xmlns:wpg="http://schemas.microsoft.com/office/word/2010/wordprocessingGroup" xmlns:wpi="http://schemas.microsoft.com/office/word/2010/wordprocessingInk" xmlns:wne="http://schemas.microsoft.com/office/word/2006/wordml" xmlns:wps="http://schemas.microsoft.com/office/word/2010/wordprocessingShape" mc:Ignorable="w14 w15 wp14">
+<w:document xmlns:wpc="http://schemas.microsoft.com/office/word/2010/wordprocessingCanvas" xmlns:cx="http://schemas.microsoft.com/office/drawing/2014/chartex" xmlns:cx1="http://schemas.microsoft.com/office/drawing/2015/9/8/chartex" xmlns:cx2="http://schemas.microsoft.com/office/drawing/2015/10/21/chartex" xmlns:cx3="http://schemas.microsoft.com/office/drawing/2016/5/9/chartex" xmlns:cx4="http://schemas.microsoft.com/office/drawing/2016/5/10/chartex" xmlns:cx5="http://schemas.microsoft.com/office/drawing/2016/5/11/chartex" xmlns:cx6="http://schemas.microsoft.com/office/drawing/2016/5/12/chartex" xmlns:cx7="http://schemas.microsoft.com/office/drawing/2016/5/13/chartex" xmlns:cx8="http://schemas.microsoft.com/office/drawing/2016/5/14/chartex" xmlns:mc="http://schemas.openxmlformats.org/markup-compatibility/2006" xmlns:aink="http://schemas.microsoft.com/office/drawing/2016/ink" xmlns:am3d="http://schemas.microsoft.com/office/drawing/2017/model3d" xmlns:o="urn:schemas-microsoft-com:office:office" xmlns:oel="http://schemas.microsoft.com/office/2019/extlst" xmlns:r="http://schemas.openxmlformats.org/officeDocument/2006/relationships" xmlns:m="http://schemas.openxmlformats.org/officeDocument/2006/math" xmlns:v="urn:schemas-microsoft-com:vml" xmlns:wp14="http://schemas.microsoft.com/office/word/2010/wordprocessingDrawing" xmlns:wp="http://schemas.openxmlformats.org/drawingml/2006/wordprocessingDrawing" xmlns:w10="urn:schemas-microsoft-com:office:word" xmlns:w="http://schemas.openxmlformats.org/wordprocessingml/2006/main" xmlns:w14="http://schemas.microsoft.com/office/word/2010/wordml" xmlns:w15="http://schemas.microsoft.com/office/word/2012/wordml" xmlns:w16cex="http://schemas.microsoft.com/office/word/2018/wordml/cex" xmlns:w16cid="http://schemas.microsoft.com/office/word/2016/wordml/cid" xmlns:w16="http://schemas.microsoft.com/office/word/2018/wordml" xmlns:w16sdtdh="http://schemas.microsoft.com/office/word/2020/wordml/sdtdatahash" xmlns:w16se="http://schemas.microsoft.com/office/word/2015/wordml/symex" xmlns:wpg="http://schemas.microsoft.com/office/word/2010/wordprocessingGroup" xmlns:wpi="http://schemas.microsoft.com/office/word/2010/wordprocessingInk" xmlns:wne="http://schemas.microsoft.com/office/word/2006/wordml" xmlns:wps="http://schemas.microsoft.com/office/word/2010/wordprocessingShape" mc:Ignorable="w14 w15 w16se w16cid w16 w16cex w16sdtdh wp14">
   <w:body>
     <w:p>
       <w:pPr>
@@ -114,7 +114,7 @@
           <w:sz w:val="20"/>
           <w:szCs w:val="20"/>
         </w:rPr>
-        <w:instrText>1</w:instrText>
+        <w:instrText>2</w:instrText>
       </w:r>
       <w:r>
         <w:rPr>
@@ -153,7 +153,7 @@
           <w:sz w:val="20"/>
           <w:szCs w:val="20"/>
         </w:rPr>
-        <w:t>611</w:t>
+        <w:t>612</w:t>
       </w:r>
       <w:bookmarkEnd w:id="0"/>
       <w:r>
@@ -332,7 +332,7 @@
           <w:sz w:val="20"/>
           <w:szCs w:val="20"/>
         </w:rPr>
-        <w:instrText>15</w:instrText>
+        <w:instrText>22</w:instrText>
       </w:r>
       <w:r>
         <w:rPr>
@@ -361,7 +361,7 @@
           <w:sz w:val="20"/>
           <w:szCs w:val="20"/>
         </w:rPr>
-        <w:t>15</w:t>
+        <w:t>22</w:t>
       </w:r>
       <w:bookmarkEnd w:id="3"/>
       <w:r>
@@ -1829,9 +1829,8 @@
                 <w:sz w:val="26"/>
                 <w:szCs w:val="26"/>
               </w:rPr>
-              <w:t>於禮拜堂教室召開</w:t>
-            </w:r>
-            <w:proofErr w:type="gramStart"/>
+              <w:t>於禮拜堂教室召開定期長執會，請長執撥冗出席</w:t>
+            </w:r>
             <w:r>
               <w:rPr>
                 <w:rFonts w:ascii="Barlow Condensed Medium" w:eastAsia="標楷體" w:hAnsi="Barlow Condensed Medium" w:cs="Segoe UI Symbol" w:hint="eastAsia"/>
@@ -1839,9 +1838,66 @@
                 <w:sz w:val="26"/>
                 <w:szCs w:val="26"/>
               </w:rPr>
-              <w:t>定期長執會</w:t>
-            </w:r>
-            <w:proofErr w:type="gramEnd"/>
+              <w:t>。</w:t>
+            </w:r>
+          </w:p>
+        </w:tc>
+      </w:tr>
+      <w:tr>
+        <w:tc>
+          <w:tcPr>
+            <w:tcW w:w="280" w:type="dxa"/>
+          </w:tcPr>
+          <w:p>
+            <w:pPr>
+              <w:snapToGrid w:val="0"/>
+              <w:spacing w:line="300" w:lineRule="exact"/>
+              <w:ind w:rightChars="11" w:right="26"/>
+              <w:jc w:val="right"/>
+              <w:rPr>
+                <w:rFonts w:ascii="Barlow Condensed Medium" w:eastAsia="華康細黑體" w:hAnsi="Barlow Condensed Medium"/>
+                <w:w w:val="90"/>
+                <w:sz w:val="26"/>
+                <w:szCs w:val="26"/>
+              </w:rPr>
+            </w:pPr>
+            <w:r>
+              <w:rPr>
+                <w:rFonts w:ascii="Barlow Condensed Medium" w:eastAsia="華康細黑體" w:hAnsi="Barlow Condensed Medium" w:hint="eastAsia"/>
+                <w:w w:val="90"/>
+                <w:sz w:val="26"/>
+                <w:szCs w:val="26"/>
+              </w:rPr>
+              <w:t>3</w:t>
+            </w:r>
+            <w:r>
+              <w:rPr>
+                <w:rFonts w:ascii="Barlow Condensed Medium" w:eastAsia="華康細黑體" w:hAnsi="Barlow Condensed Medium"/>
+                <w:w w:val="90"/>
+                <w:sz w:val="26"/>
+                <w:szCs w:val="26"/>
+              </w:rPr>
+              <w:t>.</w:t>
+            </w:r>
+          </w:p>
+        </w:tc>
+        <w:tc>
+          <w:tcPr>
+            <w:tcW w:w="5641" w:type="dxa"/>
+          </w:tcPr>
+          <w:p>
+            <w:pPr>
+              <w:kinsoku w:val="0"/>
+              <w:snapToGrid w:val="0"/>
+              <w:spacing w:line="300" w:lineRule="exact"/>
+              <w:jc w:val="both"/>
+              <w:rPr>
+                <w:rFonts w:ascii="Barlow Condensed Medium" w:eastAsia="標楷體" w:hAnsi="Barlow Condensed Medium" w:cs="Segoe UI Symbol"/>
+                <w:w w:val="90"/>
+                <w:sz w:val="26"/>
+                <w:szCs w:val="26"/>
+              </w:rPr>
+            </w:pPr>
             <w:r>
               <w:rPr>
                 <w:rFonts w:ascii="Barlow Condensed Medium" w:eastAsia="標楷體" w:hAnsi="Barlow Condensed Medium" w:cs="Segoe UI Symbol" w:hint="eastAsia"/>
@@ -1849,9 +1905,8 @@
                 <w:sz w:val="26"/>
                 <w:szCs w:val="26"/>
               </w:rPr>
-              <w:t>，請</w:t>
-            </w:r>
-            <w:proofErr w:type="gramStart"/>
+              <w:t>2026</w:t>
+            </w:r>
             <w:r>
               <w:rPr>
                 <w:rFonts w:ascii="Barlow Condensed Medium" w:eastAsia="標楷體" w:hAnsi="Barlow Condensed Medium" w:cs="Segoe UI Symbol" w:hint="eastAsia"/>
@@ -1859,9 +1914,8 @@
                 <w:sz w:val="26"/>
                 <w:szCs w:val="26"/>
               </w:rPr>
-              <w:t>長執撥冗</w:t>
-            </w:r>
-            <w:proofErr w:type="gramEnd"/>
+              <w:t>年的大齋節代禱活動，</w:t>
+            </w:r>
             <w:r>
               <w:rPr>
                 <w:rFonts w:ascii="Barlow Condensed Medium" w:eastAsia="標楷體" w:hAnsi="Barlow Condensed Medium" w:cs="Segoe UI Symbol" w:hint="eastAsia"/>
@@ -1869,7 +1923,7 @@
                 <w:sz w:val="26"/>
                 <w:szCs w:val="26"/>
               </w:rPr>
-              <w:t>出席</w:t>
+              <w:t>邀請兄姊</w:t>
             </w:r>
             <w:r>
               <w:rPr>
@@ -1878,7 +1932,7 @@
                 <w:sz w:val="26"/>
                 <w:szCs w:val="26"/>
               </w:rPr>
-              <w:t>。</w:t>
+              <w:t>繼續加入。</w:t>
             </w:r>
           </w:p>
         </w:tc>
@@ -1908,7 +1962,7 @@
                 <w:sz w:val="26"/>
                 <w:szCs w:val="26"/>
               </w:rPr>
-              <w:t>3</w:t>
+              <w:t>4</w:t>
             </w:r>
             <w:r>
               <w:rPr>
@@ -1945,7 +1999,7 @@
                 <w:sz w:val="26"/>
                 <w:szCs w:val="26"/>
               </w:rPr>
-              <w:t>2026</w:t>
+              <w:t>本會國小弱勢家庭陪讀班，每週一</w:t>
             </w:r>
             <w:r>
               <w:rPr>
@@ -1954,9 +2008,8 @@
                 <w:sz w:val="26"/>
                 <w:szCs w:val="26"/>
               </w:rPr>
-              <w:t>年的</w:t>
-            </w:r>
-            <w:proofErr w:type="gramStart"/>
+              <w:t>~</w:t>
+            </w:r>
             <w:r>
               <w:rPr>
                 <w:rFonts w:ascii="Barlow Condensed Medium" w:eastAsia="標楷體" w:hAnsi="Barlow Condensed Medium" w:cs="Segoe UI Symbol" w:hint="eastAsia"/>
@@ -1964,9 +2017,8 @@
                 <w:sz w:val="26"/>
                 <w:szCs w:val="26"/>
               </w:rPr>
-              <w:t>大齋節代禱活動</w:t>
-            </w:r>
-            <w:proofErr w:type="gramEnd"/>
+              <w:t>五下午</w:t>
+            </w:r>
             <w:r>
               <w:rPr>
                 <w:rFonts w:ascii="Barlow Condensed Medium" w:eastAsia="標楷體" w:hAnsi="Barlow Condensed Medium" w:cs="Segoe UI Symbol" w:hint="eastAsia"/>
@@ -1974,7 +2026,7 @@
                 <w:sz w:val="26"/>
                 <w:szCs w:val="26"/>
               </w:rPr>
-              <w:t>，</w:t>
+              <w:t>4:30~7:00</w:t>
             </w:r>
             <w:r>
               <w:rPr>
@@ -1983,9 +2035,66 @@
                 <w:sz w:val="26"/>
                 <w:szCs w:val="26"/>
               </w:rPr>
-              <w:t>邀請兄</w:t>
-            </w:r>
-            <w:proofErr w:type="gramStart"/>
+              <w:t>，需要有輪值的輔導老師和備餐人員。意者請洽王牧師。</w:t>
+            </w:r>
+          </w:p>
+        </w:tc>
+      </w:tr>
+      <w:tr>
+        <w:tc>
+          <w:tcPr>
+            <w:tcW w:w="280" w:type="dxa"/>
+          </w:tcPr>
+          <w:p>
+            <w:pPr>
+              <w:snapToGrid w:val="0"/>
+              <w:spacing w:line="300" w:lineRule="exact"/>
+              <w:ind w:rightChars="11" w:right="26"/>
+              <w:jc w:val="right"/>
+              <w:rPr>
+                <w:rFonts w:ascii="Barlow Condensed Medium" w:eastAsia="華康細黑體" w:hAnsi="Barlow Condensed Medium"/>
+                <w:w w:val="90"/>
+                <w:sz w:val="26"/>
+                <w:szCs w:val="26"/>
+              </w:rPr>
+            </w:pPr>
+            <w:r>
+              <w:rPr>
+                <w:rFonts w:ascii="Barlow Condensed Medium" w:eastAsia="華康細黑體" w:hAnsi="Barlow Condensed Medium" w:hint="eastAsia"/>
+                <w:w w:val="90"/>
+                <w:sz w:val="26"/>
+                <w:szCs w:val="26"/>
+              </w:rPr>
+              <w:t>5</w:t>
+            </w:r>
+            <w:r>
+              <w:rPr>
+                <w:rFonts w:ascii="Barlow Condensed Medium" w:eastAsia="華康細黑體" w:hAnsi="Barlow Condensed Medium"/>
+                <w:w w:val="90"/>
+                <w:sz w:val="26"/>
+                <w:szCs w:val="26"/>
+              </w:rPr>
+              <w:t>.</w:t>
+            </w:r>
+          </w:p>
+        </w:tc>
+        <w:tc>
+          <w:tcPr>
+            <w:tcW w:w="5641" w:type="dxa"/>
+          </w:tcPr>
+          <w:p>
+            <w:pPr>
+              <w:kinsoku w:val="0"/>
+              <w:snapToGrid w:val="0"/>
+              <w:spacing w:line="300" w:lineRule="exact"/>
+              <w:jc w:val="both"/>
+              <w:rPr>
+                <w:rFonts w:ascii="Barlow Condensed Medium" w:eastAsia="標楷體" w:hAnsi="Barlow Condensed Medium" w:cs="Segoe UI Symbol"/>
+                <w:w w:val="90"/>
+                <w:sz w:val="26"/>
+                <w:szCs w:val="26"/>
+              </w:rPr>
+            </w:pPr>
             <w:r>
               <w:rPr>
                 <w:rFonts w:ascii="Barlow Condensed Medium" w:eastAsia="標楷體" w:hAnsi="Barlow Condensed Medium" w:cs="Segoe UI Symbol" w:hint="eastAsia"/>
@@ -1993,9 +2102,8 @@
                 <w:sz w:val="26"/>
                 <w:szCs w:val="26"/>
               </w:rPr>
-              <w:t>姊</w:t>
-            </w:r>
-            <w:proofErr w:type="gramEnd"/>
+              <w:t>2026</w:t>
+            </w:r>
             <w:r>
               <w:rPr>
                 <w:rFonts w:ascii="Barlow Condensed Medium" w:eastAsia="標楷體" w:hAnsi="Barlow Condensed Medium" w:cs="Segoe UI Symbol" w:hint="eastAsia"/>
@@ -2003,66 +2111,8 @@
                 <w:sz w:val="26"/>
                 <w:szCs w:val="26"/>
               </w:rPr>
-              <w:t>繼續加入。</w:t>
-            </w:r>
-          </w:p>
-        </w:tc>
-      </w:tr>
-      <w:tr>
-        <w:tc>
-          <w:tcPr>
-            <w:tcW w:w="280" w:type="dxa"/>
-          </w:tcPr>
-          <w:p>
-            <w:pPr>
-              <w:snapToGrid w:val="0"/>
-              <w:spacing w:line="300" w:lineRule="exact"/>
-              <w:ind w:rightChars="11" w:right="26"/>
-              <w:jc w:val="right"/>
-              <w:rPr>
-                <w:rFonts w:ascii="Barlow Condensed Medium" w:eastAsia="華康細黑體" w:hAnsi="Barlow Condensed Medium"/>
-                <w:w w:val="90"/>
-                <w:sz w:val="26"/>
-                <w:szCs w:val="26"/>
-              </w:rPr>
-            </w:pPr>
-            <w:r>
-              <w:rPr>
-                <w:rFonts w:ascii="Barlow Condensed Medium" w:eastAsia="華康細黑體" w:hAnsi="Barlow Condensed Medium" w:hint="eastAsia"/>
-                <w:w w:val="90"/>
-                <w:sz w:val="26"/>
-                <w:szCs w:val="26"/>
-              </w:rPr>
-              <w:t>4</w:t>
-            </w:r>
-            <w:r>
-              <w:rPr>
-                <w:rFonts w:ascii="Barlow Condensed Medium" w:eastAsia="華康細黑體" w:hAnsi="Barlow Condensed Medium"/>
-                <w:w w:val="90"/>
-                <w:sz w:val="26"/>
-                <w:szCs w:val="26"/>
-              </w:rPr>
-              <w:t>.</w:t>
-            </w:r>
-          </w:p>
-        </w:tc>
-        <w:tc>
-          <w:tcPr>
-            <w:tcW w:w="5641" w:type="dxa"/>
-          </w:tcPr>
-          <w:p>
-            <w:pPr>
-              <w:kinsoku w:val="0"/>
-              <w:snapToGrid w:val="0"/>
-              <w:spacing w:line="300" w:lineRule="exact"/>
-              <w:jc w:val="both"/>
-              <w:rPr>
-                <w:rFonts w:ascii="Barlow Condensed Medium" w:eastAsia="標楷體" w:hAnsi="Barlow Condensed Medium" w:cs="Segoe UI Symbol"/>
-                <w:w w:val="90"/>
-                <w:sz w:val="26"/>
-                <w:szCs w:val="26"/>
-              </w:rPr>
-            </w:pPr>
+              <w:t>年第一主日起，主日華語禮拜縮短為</w:t>
+            </w:r>
             <w:r>
               <w:rPr>
                 <w:rFonts w:ascii="Barlow Condensed Medium" w:eastAsia="標楷體" w:hAnsi="Barlow Condensed Medium" w:cs="Segoe UI Symbol" w:hint="eastAsia"/>
@@ -2070,9 +2120,8 @@
                 <w:sz w:val="26"/>
                 <w:szCs w:val="26"/>
               </w:rPr>
-              <w:t>本會國小弱勢家庭陪讀班，每週</w:t>
-            </w:r>
-            <w:proofErr w:type="gramStart"/>
+              <w:t>8:30-9:00</w:t>
+            </w:r>
             <w:r>
               <w:rPr>
                 <w:rFonts w:ascii="Barlow Condensed Medium" w:eastAsia="標楷體" w:hAnsi="Barlow Condensed Medium" w:cs="Segoe UI Symbol" w:hint="eastAsia"/>
@@ -2080,9 +2129,8 @@
                 <w:sz w:val="26"/>
                 <w:szCs w:val="26"/>
               </w:rPr>
-              <w:t>一</w:t>
-            </w:r>
-            <w:proofErr w:type="gramEnd"/>
+              <w:t>，</w:t>
+            </w:r>
             <w:r>
               <w:rPr>
                 <w:rFonts w:ascii="Barlow Condensed Medium" w:eastAsia="標楷體" w:hAnsi="Barlow Condensed Medium" w:cs="Segoe UI Symbol" w:hint="eastAsia"/>
@@ -2090,7 +2138,7 @@
                 <w:sz w:val="26"/>
                 <w:szCs w:val="26"/>
               </w:rPr>
-              <w:t>~</w:t>
+              <w:t>主日</w:t>
             </w:r>
             <w:r>
               <w:rPr>
@@ -2099,7 +2147,7 @@
                 <w:sz w:val="26"/>
                 <w:szCs w:val="26"/>
               </w:rPr>
-              <w:t>五下午</w:t>
+              <w:t>禱告會</w:t>
             </w:r>
             <w:r>
               <w:rPr>
@@ -2108,7 +2156,7 @@
                 <w:sz w:val="26"/>
                 <w:szCs w:val="26"/>
               </w:rPr>
-              <w:t>4:30~7:00</w:t>
+              <w:t>9:00-9:20</w:t>
             </w:r>
             <w:r>
               <w:rPr>
@@ -2117,177 +2165,7 @@
                 <w:sz w:val="26"/>
                 <w:szCs w:val="26"/>
               </w:rPr>
-              <w:t>，需要有輪值的輔導老師</w:t>
-            </w:r>
-            <w:proofErr w:type="gramStart"/>
-            <w:r>
-              <w:rPr>
-                <w:rFonts w:ascii="Barlow Condensed Medium" w:eastAsia="標楷體" w:hAnsi="Barlow Condensed Medium" w:cs="Segoe UI Symbol" w:hint="eastAsia"/>
-                <w:w w:val="90"/>
-                <w:sz w:val="26"/>
-                <w:szCs w:val="26"/>
-              </w:rPr>
-              <w:t>和備餐人員</w:t>
-            </w:r>
-            <w:proofErr w:type="gramEnd"/>
-            <w:r>
-              <w:rPr>
-                <w:rFonts w:ascii="Barlow Condensed Medium" w:eastAsia="標楷體" w:hAnsi="Barlow Condensed Medium" w:cs="Segoe UI Symbol" w:hint="eastAsia"/>
-                <w:w w:val="90"/>
-                <w:sz w:val="26"/>
-                <w:szCs w:val="26"/>
-              </w:rPr>
-              <w:t>。意者請洽王牧師。</w:t>
-            </w:r>
-          </w:p>
-        </w:tc>
-      </w:tr>
-      <w:tr>
-        <w:tc>
-          <w:tcPr>
-            <w:tcW w:w="280" w:type="dxa"/>
-          </w:tcPr>
-          <w:p>
-            <w:pPr>
-              <w:snapToGrid w:val="0"/>
-              <w:spacing w:line="300" w:lineRule="exact"/>
-              <w:ind w:rightChars="11" w:right="26"/>
-              <w:jc w:val="right"/>
-              <w:rPr>
-                <w:rFonts w:ascii="Barlow Condensed Medium" w:eastAsia="華康細黑體" w:hAnsi="Barlow Condensed Medium"/>
-                <w:w w:val="90"/>
-                <w:sz w:val="26"/>
-                <w:szCs w:val="26"/>
-              </w:rPr>
-            </w:pPr>
-            <w:r>
-              <w:rPr>
-                <w:rFonts w:ascii="Barlow Condensed Medium" w:eastAsia="華康細黑體" w:hAnsi="Barlow Condensed Medium" w:hint="eastAsia"/>
-                <w:w w:val="90"/>
-                <w:sz w:val="26"/>
-                <w:szCs w:val="26"/>
-              </w:rPr>
-              <w:t>5</w:t>
-            </w:r>
-            <w:r>
-              <w:rPr>
-                <w:rFonts w:ascii="Barlow Condensed Medium" w:eastAsia="華康細黑體" w:hAnsi="Barlow Condensed Medium"/>
-                <w:w w:val="90"/>
-                <w:sz w:val="26"/>
-                <w:szCs w:val="26"/>
-              </w:rPr>
-              <w:t>.</w:t>
-            </w:r>
-          </w:p>
-        </w:tc>
-        <w:tc>
-          <w:tcPr>
-            <w:tcW w:w="5641" w:type="dxa"/>
-          </w:tcPr>
-          <w:p>
-            <w:pPr>
-              <w:kinsoku w:val="0"/>
-              <w:snapToGrid w:val="0"/>
-              <w:spacing w:line="300" w:lineRule="exact"/>
-              <w:jc w:val="both"/>
-              <w:rPr>
-                <w:rFonts w:ascii="Barlow Condensed Medium" w:eastAsia="標楷體" w:hAnsi="Barlow Condensed Medium" w:cs="Segoe UI Symbol"/>
-                <w:w w:val="90"/>
-                <w:sz w:val="26"/>
-                <w:szCs w:val="26"/>
-              </w:rPr>
-            </w:pPr>
-            <w:r>
-              <w:rPr>
-                <w:rFonts w:ascii="Barlow Condensed Medium" w:eastAsia="標楷體" w:hAnsi="Barlow Condensed Medium" w:cs="Segoe UI Symbol" w:hint="eastAsia"/>
-                <w:w w:val="90"/>
-                <w:sz w:val="26"/>
-                <w:szCs w:val="26"/>
-              </w:rPr>
-              <w:t>2026</w:t>
-            </w:r>
-            <w:r>
-              <w:rPr>
-                <w:rFonts w:ascii="Barlow Condensed Medium" w:eastAsia="標楷體" w:hAnsi="Barlow Condensed Medium" w:cs="Segoe UI Symbol" w:hint="eastAsia"/>
-                <w:w w:val="90"/>
-                <w:sz w:val="26"/>
-                <w:szCs w:val="26"/>
-              </w:rPr>
-              <w:t>年第一主日起，主日華語禮拜縮短為</w:t>
-            </w:r>
-            <w:r>
-              <w:rPr>
-                <w:rFonts w:ascii="Barlow Condensed Medium" w:eastAsia="標楷體" w:hAnsi="Barlow Condensed Medium" w:cs="Segoe UI Symbol" w:hint="eastAsia"/>
-                <w:w w:val="90"/>
-                <w:sz w:val="26"/>
-                <w:szCs w:val="26"/>
-              </w:rPr>
-              <w:t>8:30-9:00</w:t>
-            </w:r>
-            <w:r>
-              <w:rPr>
-                <w:rFonts w:ascii="Barlow Condensed Medium" w:eastAsia="標楷體" w:hAnsi="Barlow Condensed Medium" w:cs="Segoe UI Symbol" w:hint="eastAsia"/>
-                <w:w w:val="90"/>
-                <w:sz w:val="26"/>
-                <w:szCs w:val="26"/>
-              </w:rPr>
-              <w:t>，</w:t>
-            </w:r>
-            <w:r>
-              <w:rPr>
-                <w:rFonts w:ascii="Barlow Condensed Medium" w:eastAsia="標楷體" w:hAnsi="Barlow Condensed Medium" w:cs="Segoe UI Symbol" w:hint="eastAsia"/>
-                <w:w w:val="90"/>
-                <w:sz w:val="26"/>
-                <w:szCs w:val="26"/>
-              </w:rPr>
-              <w:t>主日</w:t>
-            </w:r>
-            <w:r>
-              <w:rPr>
-                <w:rFonts w:ascii="Barlow Condensed Medium" w:eastAsia="標楷體" w:hAnsi="Barlow Condensed Medium" w:cs="Segoe UI Symbol" w:hint="eastAsia"/>
-                <w:w w:val="90"/>
-                <w:sz w:val="26"/>
-                <w:szCs w:val="26"/>
-              </w:rPr>
-              <w:t>禱告會</w:t>
-            </w:r>
-            <w:r>
-              <w:rPr>
-                <w:rFonts w:ascii="Barlow Condensed Medium" w:eastAsia="標楷體" w:hAnsi="Barlow Condensed Medium" w:cs="Segoe UI Symbol" w:hint="eastAsia"/>
-                <w:w w:val="90"/>
-                <w:sz w:val="26"/>
-                <w:szCs w:val="26"/>
-              </w:rPr>
-              <w:t>9:00-9:20</w:t>
-            </w:r>
-            <w:r>
-              <w:rPr>
-                <w:rFonts w:ascii="Barlow Condensed Medium" w:eastAsia="標楷體" w:hAnsi="Barlow Condensed Medium" w:cs="Segoe UI Symbol" w:hint="eastAsia"/>
-                <w:w w:val="90"/>
-                <w:sz w:val="26"/>
-                <w:szCs w:val="26"/>
-              </w:rPr>
-              <w:t>，</w:t>
-            </w:r>
-            <w:proofErr w:type="gramStart"/>
-            <w:r>
-              <w:rPr>
-                <w:rFonts w:ascii="Barlow Condensed Medium" w:eastAsia="標楷體" w:hAnsi="Barlow Condensed Medium" w:cs="Segoe UI Symbol" w:hint="eastAsia"/>
-                <w:w w:val="90"/>
-                <w:sz w:val="26"/>
-                <w:szCs w:val="26"/>
-              </w:rPr>
-              <w:t>敬邀會眾</w:t>
-            </w:r>
-            <w:proofErr w:type="gramEnd"/>
-            <w:r>
-              <w:rPr>
-                <w:rFonts w:ascii="Barlow Condensed Medium" w:eastAsia="標楷體" w:hAnsi="Barlow Condensed Medium" w:cs="Segoe UI Symbol" w:hint="eastAsia"/>
-                <w:w w:val="90"/>
-                <w:sz w:val="26"/>
-                <w:szCs w:val="26"/>
-              </w:rPr>
-              <w:t>參加。</w:t>
+              <w:t>，敬邀會眾參加。</w:t>
             </w:r>
           </w:p>
         </w:tc>
@@ -2351,7 +2229,6 @@
         </w:rPr>
         <w:t>§</w:t>
       </w:r>
-      <w:proofErr w:type="gramStart"/>
       <w:r>
         <w:rPr>
           <w:rFonts w:ascii="Barlow Condensed Medium" w:eastAsia="華康正顏楷體W9" w:hAnsi="Barlow Condensed Medium" w:cstheme="minorHAnsi"/>
@@ -2359,7 +2236,6 @@
         </w:rPr>
         <w:t>公禱事項</w:t>
       </w:r>
-      <w:proofErr w:type="gramEnd"/>
     </w:p>
     <w:tbl>
       <w:tblPr>
@@ -2502,9 +2378,8 @@
                 <w:sz w:val="26"/>
                 <w:szCs w:val="26"/>
               </w:rPr>
-              <w:t xml:space="preserve">、人權和生態永續，願　</w:t>
-            </w:r>
-            <w:proofErr w:type="gramStart"/>
+              <w:t>、人權和生態永續，願　神公義的國度降臨</w:t>
+            </w:r>
             <w:r>
               <w:rPr>
                 <w:rFonts w:ascii="Barlow Condensed Medium" w:eastAsia="標楷體" w:hAnsi="Barlow Condensed Medium" w:cstheme="minorHAnsi" w:hint="eastAsia"/>
@@ -2512,9 +2387,32 @@
                 <w:sz w:val="26"/>
                 <w:szCs w:val="26"/>
               </w:rPr>
-              <w:t>神公義</w:t>
-            </w:r>
-            <w:proofErr w:type="gramEnd"/>
+              <w:t>。</w:t>
+            </w:r>
+          </w:p>
+        </w:tc>
+      </w:tr>
+      <w:tr>
+        <w:tc>
+          <w:tcPr>
+            <w:tcW w:w="266" w:type="dxa"/>
+            <w:tcMar>
+              <w:left w:w="28" w:type="dxa"/>
+              <w:right w:w="28" w:type="dxa"/>
+            </w:tcMar>
+          </w:tcPr>
+          <w:p>
+            <w:pPr>
+              <w:snapToGrid w:val="0"/>
+              <w:spacing w:line="300" w:lineRule="exact"/>
+              <w:jc w:val="right"/>
+              <w:rPr>
+                <w:rFonts w:ascii="Barlow Condensed Medium" w:eastAsia="標楷體" w:hAnsi="Barlow Condensed Medium" w:cstheme="minorHAnsi"/>
+                <w:w w:val="90"/>
+                <w:sz w:val="26"/>
+                <w:szCs w:val="26"/>
+              </w:rPr>
+            </w:pPr>
             <w:r>
               <w:rPr>
                 <w:rFonts w:ascii="Barlow Condensed Medium" w:eastAsia="標楷體" w:hAnsi="Barlow Condensed Medium" w:cstheme="minorHAnsi" w:hint="eastAsia"/>
@@ -2522,8 +2420,39 @@
                 <w:sz w:val="26"/>
                 <w:szCs w:val="26"/>
               </w:rPr>
-              <w:t>的國度降臨</w:t>
-            </w:r>
+              <w:t>2</w:t>
+            </w:r>
+            <w:r>
+              <w:rPr>
+                <w:rFonts w:ascii="Barlow Condensed Medium" w:eastAsia="標楷體" w:hAnsi="Barlow Condensed Medium" w:cstheme="minorHAnsi"/>
+                <w:w w:val="90"/>
+                <w:sz w:val="26"/>
+                <w:szCs w:val="26"/>
+              </w:rPr>
+              <w:t>.</w:t>
+            </w:r>
+          </w:p>
+        </w:tc>
+        <w:tc>
+          <w:tcPr>
+            <w:tcW w:w="5669" w:type="dxa"/>
+            <w:tcMar>
+              <w:left w:w="28" w:type="dxa"/>
+              <w:right w:w="28" w:type="dxa"/>
+            </w:tcMar>
+          </w:tcPr>
+          <w:p>
+            <w:pPr>
+              <w:snapToGrid w:val="0"/>
+              <w:spacing w:line="300" w:lineRule="exact"/>
+              <w:jc w:val="both"/>
+              <w:rPr>
+                <w:rFonts w:ascii="Barlow Condensed Medium" w:eastAsia="標楷體" w:hAnsi="Barlow Condensed Medium" w:cstheme="minorHAnsi"/>
+                <w:w w:val="90"/>
+                <w:sz w:val="26"/>
+                <w:szCs w:val="26"/>
+              </w:rPr>
+            </w:pPr>
             <w:r>
               <w:rPr>
                 <w:rFonts w:ascii="Barlow Condensed Medium" w:eastAsia="標楷體" w:hAnsi="Barlow Condensed Medium" w:cstheme="minorHAnsi" w:hint="eastAsia"/>
@@ -2531,31 +2460,58 @@
                 <w:sz w:val="26"/>
                 <w:szCs w:val="26"/>
               </w:rPr>
-              <w:t>。</w:t>
-            </w:r>
-          </w:p>
-        </w:tc>
-      </w:tr>
-      <w:tr>
-        <w:tc>
-          <w:tcPr>
-            <w:tcW w:w="266" w:type="dxa"/>
-            <w:tcMar>
-              <w:left w:w="28" w:type="dxa"/>
-              <w:right w:w="28" w:type="dxa"/>
-            </w:tcMar>
-          </w:tcPr>
-          <w:p>
-            <w:pPr>
-              <w:snapToGrid w:val="0"/>
-              <w:spacing w:line="300" w:lineRule="exact"/>
-              <w:jc w:val="right"/>
+              <w:t>為台灣祈福，願</w:t>
+            </w:r>
+            <w:r>
+              <w:rPr>
+                <w:rFonts w:ascii="Barlow Condensed Medium" w:eastAsia="標楷體" w:hAnsi="Barlow Condensed Medium" w:cstheme="minorHAnsi" w:hint="eastAsia"/>
+                <w:w w:val="90"/>
+                <w:sz w:val="26"/>
+                <w:szCs w:val="26"/>
+              </w:rPr>
+              <w:t>2026</w:t>
+            </w:r>
+            <w:r>
+              <w:rPr>
+                <w:rFonts w:ascii="Barlow Condensed Medium" w:eastAsia="標楷體" w:hAnsi="Barlow Condensed Medium" w:cstheme="minorHAnsi" w:hint="eastAsia"/>
+                <w:w w:val="90"/>
+                <w:sz w:val="26"/>
+                <w:szCs w:val="26"/>
+              </w:rPr>
+              <w:t>年全民為守護台灣更同心、更團結，求真相除詐騙，以及求真　神棄偶像</w:t>
+            </w:r>
+            <w:r>
               <w:rPr>
                 <w:rFonts w:ascii="Barlow Condensed Medium" w:eastAsia="標楷體" w:hAnsi="Barlow Condensed Medium" w:cstheme="minorHAnsi"/>
                 <w:w w:val="90"/>
                 <w:sz w:val="26"/>
                 <w:szCs w:val="26"/>
               </w:rPr>
+              <w:t>。</w:t>
+            </w:r>
+          </w:p>
+        </w:tc>
+      </w:tr>
+      <w:tr>
+        <w:tc>
+          <w:tcPr>
+            <w:tcW w:w="266" w:type="dxa"/>
+            <w:tcMar>
+              <w:left w:w="28" w:type="dxa"/>
+              <w:right w:w="28" w:type="dxa"/>
+            </w:tcMar>
+          </w:tcPr>
+          <w:p>
+            <w:pPr>
+              <w:snapToGrid w:val="0"/>
+              <w:spacing w:line="300" w:lineRule="exact"/>
+              <w:jc w:val="right"/>
+              <w:rPr>
+                <w:rFonts w:ascii="Barlow Condensed Medium" w:eastAsia="標楷體" w:hAnsi="Barlow Condensed Medium" w:cstheme="minorHAnsi"/>
+                <w:w w:val="90"/>
+                <w:sz w:val="26"/>
+                <w:szCs w:val="26"/>
+              </w:rPr>
             </w:pPr>
             <w:r>
               <w:rPr>
@@ -2564,7 +2520,7 @@
                 <w:sz w:val="26"/>
                 <w:szCs w:val="26"/>
               </w:rPr>
-              <w:t>2</w:t>
+              <w:t>3</w:t>
             </w:r>
             <w:r>
               <w:rPr>
@@ -2599,12 +2555,130 @@
             </w:pPr>
             <w:r>
               <w:rPr>
+                <w:rFonts w:ascii="Barlow Condensed Medium" w:eastAsia="標楷體" w:hAnsi="Barlow Condensed Medium" w:cs="Segoe UI Symbol"/>
+                <w:w w:val="90"/>
+                <w:sz w:val="26"/>
+                <w:szCs w:val="26"/>
+              </w:rPr>
+              <w:t>為</w:t>
+            </w:r>
+            <w:r>
+              <w:rPr>
+                <w:rFonts w:ascii="Barlow Condensed Medium" w:eastAsia="標楷體" w:hAnsi="Barlow Condensed Medium" w:cs="Segoe UI Symbol"/>
+                <w:w w:val="90"/>
+                <w:sz w:val="26"/>
+                <w:szCs w:val="26"/>
+              </w:rPr>
+              <w:t>2026</w:t>
+            </w:r>
+            <w:r>
+              <w:rPr>
+                <w:rFonts w:ascii="Barlow Condensed Medium" w:eastAsia="標楷體" w:hAnsi="Barlow Condensed Medium" w:cs="Segoe UI Symbol"/>
+                <w:w w:val="90"/>
+                <w:sz w:val="26"/>
+                <w:szCs w:val="26"/>
+              </w:rPr>
+              <w:t>年本會</w:t>
+            </w:r>
+            <w:r>
+              <w:rPr>
+                <w:rFonts w:ascii="Barlow Condensed Medium" w:eastAsia="標楷體" w:hAnsi="Barlow Condensed Medium" w:cs="Segoe UI Symbol" w:hint="eastAsia"/>
+                <w:w w:val="90"/>
+                <w:sz w:val="26"/>
+                <w:szCs w:val="26"/>
+              </w:rPr>
+              <w:t>各項</w:t>
+            </w:r>
+            <w:r>
+              <w:rPr>
+                <w:rFonts w:ascii="Barlow Condensed Medium" w:eastAsia="標楷體" w:hAnsi="Barlow Condensed Medium" w:cs="Segoe UI Symbol"/>
+                <w:w w:val="90"/>
+                <w:sz w:val="26"/>
+                <w:szCs w:val="26"/>
+              </w:rPr>
+              <w:t>事工代禱</w:t>
+            </w:r>
+            <w:r>
+              <w:rPr>
+                <w:rFonts w:ascii="Barlow Condensed Medium" w:eastAsia="標楷體" w:hAnsi="Barlow Condensed Medium" w:cstheme="minorHAnsi"/>
+                <w:w w:val="90"/>
+                <w:sz w:val="26"/>
+                <w:szCs w:val="26"/>
+              </w:rPr>
+              <w:t>。</w:t>
+            </w:r>
+          </w:p>
+        </w:tc>
+      </w:tr>
+      <w:tr>
+        <w:tc>
+          <w:tcPr>
+            <w:tcW w:w="266" w:type="dxa"/>
+            <w:tcMar>
+              <w:left w:w="28" w:type="dxa"/>
+              <w:right w:w="28" w:type="dxa"/>
+            </w:tcMar>
+          </w:tcPr>
+          <w:p>
+            <w:pPr>
+              <w:snapToGrid w:val="0"/>
+              <w:spacing w:line="300" w:lineRule="exact"/>
+              <w:jc w:val="right"/>
+              <w:rPr>
+                <w:rFonts w:ascii="Barlow Condensed Medium" w:eastAsia="標楷體" w:hAnsi="Barlow Condensed Medium" w:cstheme="minorHAnsi"/>
+                <w:w w:val="90"/>
+                <w:sz w:val="26"/>
+                <w:szCs w:val="26"/>
+              </w:rPr>
+            </w:pPr>
+            <w:r>
+              <w:rPr>
                 <w:rFonts w:ascii="Barlow Condensed Medium" w:eastAsia="標楷體" w:hAnsi="Barlow Condensed Medium" w:cstheme="minorHAnsi" w:hint="eastAsia"/>
                 <w:w w:val="90"/>
                 <w:sz w:val="26"/>
                 <w:szCs w:val="26"/>
               </w:rPr>
-              <w:t>為台灣祈福，願</w:t>
+              <w:t>4</w:t>
+            </w:r>
+            <w:r>
+              <w:rPr>
+                <w:rFonts w:ascii="Barlow Condensed Medium" w:eastAsia="標楷體" w:hAnsi="Barlow Condensed Medium" w:cstheme="minorHAnsi"/>
+                <w:w w:val="90"/>
+                <w:sz w:val="26"/>
+                <w:szCs w:val="26"/>
+              </w:rPr>
+              <w:t>.</w:t>
+            </w:r>
+          </w:p>
+        </w:tc>
+        <w:tc>
+          <w:tcPr>
+            <w:tcW w:w="5669" w:type="dxa"/>
+            <w:tcMar>
+              <w:left w:w="28" w:type="dxa"/>
+              <w:right w:w="28" w:type="dxa"/>
+            </w:tcMar>
+          </w:tcPr>
+          <w:p>
+            <w:pPr>
+              <w:snapToGrid w:val="0"/>
+              <w:spacing w:line="300" w:lineRule="exact"/>
+              <w:jc w:val="both"/>
+              <w:rPr>
+                <w:rFonts w:ascii="Barlow Condensed Medium" w:eastAsia="標楷體" w:hAnsi="Barlow Condensed Medium" w:cstheme="minorHAnsi"/>
+                <w:w w:val="90"/>
+                <w:sz w:val="26"/>
+                <w:szCs w:val="26"/>
+              </w:rPr>
+            </w:pPr>
+            <w:r>
+              <w:rPr>
+                <w:rFonts w:ascii="Barlow Condensed Medium" w:eastAsia="標楷體" w:hAnsi="Barlow Condensed Medium" w:cstheme="minorHAnsi"/>
+                <w:w w:val="90"/>
+                <w:sz w:val="26"/>
+                <w:szCs w:val="26"/>
+              </w:rPr>
+              <w:t>為</w:t>
             </w:r>
             <w:r>
               <w:rPr>
@@ -2613,7 +2687,16 @@
                 <w:sz w:val="26"/>
                 <w:szCs w:val="26"/>
               </w:rPr>
-              <w:t>2026</w:t>
+              <w:t>教會所有</w:t>
+            </w:r>
+            <w:r>
+              <w:rPr>
+                <w:rFonts w:ascii="Barlow Condensed Medium" w:eastAsia="標楷體" w:hAnsi="Barlow Condensed Medium" w:cstheme="minorHAnsi"/>
+                <w:w w:val="90"/>
+                <w:sz w:val="26"/>
+                <w:szCs w:val="26"/>
+              </w:rPr>
+              <w:t>任職同工的事奉</w:t>
             </w:r>
             <w:r>
               <w:rPr>
@@ -2622,9 +2705,41 @@
                 <w:sz w:val="26"/>
                 <w:szCs w:val="26"/>
               </w:rPr>
-              <w:t xml:space="preserve">年全民為守護台灣更同心、更團結，求真相除詐騙，以及求真　</w:t>
-            </w:r>
-            <w:proofErr w:type="gramStart"/>
+              <w:t>、工作</w:t>
+            </w:r>
+            <w:r>
+              <w:rPr>
+                <w:rFonts w:ascii="Barlow Condensed Medium" w:eastAsia="標楷體" w:hAnsi="Barlow Condensed Medium" w:cstheme="minorHAnsi"/>
+                <w:w w:val="90"/>
+                <w:sz w:val="26"/>
+                <w:szCs w:val="26"/>
+              </w:rPr>
+              <w:t>和家庭代禱。</w:t>
+            </w:r>
+          </w:p>
+        </w:tc>
+      </w:tr>
+      <w:tr>
+        <w:tc>
+          <w:tcPr>
+            <w:tcW w:w="266" w:type="dxa"/>
+            <w:tcMar>
+              <w:left w:w="28" w:type="dxa"/>
+              <w:right w:w="28" w:type="dxa"/>
+            </w:tcMar>
+          </w:tcPr>
+          <w:p>
+            <w:pPr>
+              <w:snapToGrid w:val="0"/>
+              <w:spacing w:line="300" w:lineRule="exact"/>
+              <w:jc w:val="right"/>
+              <w:rPr>
+                <w:rFonts w:ascii="Barlow Condensed Medium" w:eastAsia="標楷體" w:hAnsi="Barlow Condensed Medium" w:cstheme="minorHAnsi"/>
+                <w:w w:val="90"/>
+                <w:sz w:val="26"/>
+                <w:szCs w:val="26"/>
+              </w:rPr>
+            </w:pPr>
             <w:r>
               <w:rPr>
                 <w:rFonts w:ascii="Barlow Condensed Medium" w:eastAsia="標楷體" w:hAnsi="Barlow Condensed Medium" w:cstheme="minorHAnsi" w:hint="eastAsia"/>
@@ -2632,41 +2747,38 @@
                 <w:sz w:val="26"/>
                 <w:szCs w:val="26"/>
               </w:rPr>
-              <w:t>神棄偶像</w:t>
-            </w:r>
-            <w:proofErr w:type="gramEnd"/>
-            <w:r>
+              <w:t>5</w:t>
+            </w:r>
+            <w:r>
+              <w:rPr>
+                <w:rFonts w:ascii="Barlow Condensed Medium" w:eastAsia="標楷體" w:hAnsi="Barlow Condensed Medium" w:cstheme="minorHAnsi" w:hint="eastAsia"/>
+                <w:w w:val="90"/>
+                <w:sz w:val="26"/>
+                <w:szCs w:val="26"/>
+              </w:rPr>
+              <w:t>.</w:t>
+            </w:r>
+          </w:p>
+        </w:tc>
+        <w:tc>
+          <w:tcPr>
+            <w:tcW w:w="5669" w:type="dxa"/>
+            <w:tcMar>
+              <w:left w:w="28" w:type="dxa"/>
+              <w:right w:w="28" w:type="dxa"/>
+            </w:tcMar>
+          </w:tcPr>
+          <w:p>
+            <w:pPr>
+              <w:snapToGrid w:val="0"/>
+              <w:spacing w:line="300" w:lineRule="exact"/>
+              <w:jc w:val="both"/>
               <w:rPr>
                 <w:rFonts w:ascii="Barlow Condensed Medium" w:eastAsia="標楷體" w:hAnsi="Barlow Condensed Medium" w:cstheme="minorHAnsi"/>
                 <w:w w:val="90"/>
                 <w:sz w:val="26"/>
                 <w:szCs w:val="26"/>
               </w:rPr>
-              <w:t>。</w:t>
-            </w:r>
-          </w:p>
-        </w:tc>
-      </w:tr>
-      <w:tr>
-        <w:tc>
-          <w:tcPr>
-            <w:tcW w:w="266" w:type="dxa"/>
-            <w:tcMar>
-              <w:left w:w="28" w:type="dxa"/>
-              <w:right w:w="28" w:type="dxa"/>
-            </w:tcMar>
-          </w:tcPr>
-          <w:p>
-            <w:pPr>
-              <w:snapToGrid w:val="0"/>
-              <w:spacing w:line="300" w:lineRule="exact"/>
-              <w:jc w:val="right"/>
-              <w:rPr>
-                <w:rFonts w:ascii="Barlow Condensed Medium" w:eastAsia="標楷體" w:hAnsi="Barlow Condensed Medium" w:cstheme="minorHAnsi"/>
-                <w:w w:val="90"/>
-                <w:sz w:val="26"/>
-                <w:szCs w:val="26"/>
-              </w:rPr>
             </w:pPr>
             <w:r>
               <w:rPr>
@@ -2675,316 +2787,7 @@
                 <w:sz w:val="26"/>
                 <w:szCs w:val="26"/>
               </w:rPr>
-              <w:t>3</w:t>
-            </w:r>
-            <w:r>
-              <w:rPr>
-                <w:rFonts w:ascii="Barlow Condensed Medium" w:eastAsia="標楷體" w:hAnsi="Barlow Condensed Medium" w:cstheme="minorHAnsi"/>
-                <w:w w:val="90"/>
-                <w:sz w:val="26"/>
-                <w:szCs w:val="26"/>
-              </w:rPr>
-              <w:t>.</w:t>
-            </w:r>
-          </w:p>
-        </w:tc>
-        <w:tc>
-          <w:tcPr>
-            <w:tcW w:w="5669" w:type="dxa"/>
-            <w:tcMar>
-              <w:left w:w="28" w:type="dxa"/>
-              <w:right w:w="28" w:type="dxa"/>
-            </w:tcMar>
-          </w:tcPr>
-          <w:p>
-            <w:pPr>
-              <w:snapToGrid w:val="0"/>
-              <w:spacing w:line="300" w:lineRule="exact"/>
-              <w:jc w:val="both"/>
-              <w:rPr>
-                <w:rFonts w:ascii="Barlow Condensed Medium" w:eastAsia="標楷體" w:hAnsi="Barlow Condensed Medium" w:cstheme="minorHAnsi"/>
-                <w:w w:val="90"/>
-                <w:sz w:val="26"/>
-                <w:szCs w:val="26"/>
-              </w:rPr>
-            </w:pPr>
-            <w:r>
-              <w:rPr>
-                <w:rFonts w:ascii="Barlow Condensed Medium" w:eastAsia="標楷體" w:hAnsi="Barlow Condensed Medium" w:cs="Segoe UI Symbol"/>
-                <w:w w:val="90"/>
-                <w:sz w:val="26"/>
-                <w:szCs w:val="26"/>
-              </w:rPr>
-              <w:t>為</w:t>
-            </w:r>
-            <w:r>
-              <w:rPr>
-                <w:rFonts w:ascii="Barlow Condensed Medium" w:eastAsia="標楷體" w:hAnsi="Barlow Condensed Medium" w:cs="Segoe UI Symbol"/>
-                <w:w w:val="90"/>
-                <w:sz w:val="26"/>
-                <w:szCs w:val="26"/>
-              </w:rPr>
-              <w:t>2026</w:t>
-            </w:r>
-            <w:r>
-              <w:rPr>
-                <w:rFonts w:ascii="Barlow Condensed Medium" w:eastAsia="標楷體" w:hAnsi="Barlow Condensed Medium" w:cs="Segoe UI Symbol"/>
-                <w:w w:val="90"/>
-                <w:sz w:val="26"/>
-                <w:szCs w:val="26"/>
-              </w:rPr>
-              <w:t>年本會</w:t>
-            </w:r>
-            <w:r>
-              <w:rPr>
-                <w:rFonts w:ascii="Barlow Condensed Medium" w:eastAsia="標楷體" w:hAnsi="Barlow Condensed Medium" w:cs="Segoe UI Symbol" w:hint="eastAsia"/>
-                <w:w w:val="90"/>
-                <w:sz w:val="26"/>
-                <w:szCs w:val="26"/>
-              </w:rPr>
-              <w:t>各項</w:t>
-            </w:r>
-            <w:r>
-              <w:rPr>
-                <w:rFonts w:ascii="Barlow Condensed Medium" w:eastAsia="標楷體" w:hAnsi="Barlow Condensed Medium" w:cs="Segoe UI Symbol"/>
-                <w:w w:val="90"/>
-                <w:sz w:val="26"/>
-                <w:szCs w:val="26"/>
-              </w:rPr>
-              <w:t>事</w:t>
-            </w:r>
-            <w:proofErr w:type="gramStart"/>
-            <w:r>
-              <w:rPr>
-                <w:rFonts w:ascii="Barlow Condensed Medium" w:eastAsia="標楷體" w:hAnsi="Barlow Condensed Medium" w:cs="Segoe UI Symbol"/>
-                <w:w w:val="90"/>
-                <w:sz w:val="26"/>
-                <w:szCs w:val="26"/>
-              </w:rPr>
-              <w:t>工代禱</w:t>
-            </w:r>
-            <w:proofErr w:type="gramEnd"/>
-            <w:r>
-              <w:rPr>
-                <w:rFonts w:ascii="Barlow Condensed Medium" w:eastAsia="標楷體" w:hAnsi="Barlow Condensed Medium" w:cstheme="minorHAnsi"/>
-                <w:w w:val="90"/>
-                <w:sz w:val="26"/>
-                <w:szCs w:val="26"/>
-              </w:rPr>
-              <w:t>。</w:t>
-            </w:r>
-          </w:p>
-        </w:tc>
-      </w:tr>
-      <w:tr>
-        <w:tc>
-          <w:tcPr>
-            <w:tcW w:w="266" w:type="dxa"/>
-            <w:tcMar>
-              <w:left w:w="28" w:type="dxa"/>
-              <w:right w:w="28" w:type="dxa"/>
-            </w:tcMar>
-          </w:tcPr>
-          <w:p>
-            <w:pPr>
-              <w:snapToGrid w:val="0"/>
-              <w:spacing w:line="300" w:lineRule="exact"/>
-              <w:jc w:val="right"/>
-              <w:rPr>
-                <w:rFonts w:ascii="Barlow Condensed Medium" w:eastAsia="標楷體" w:hAnsi="Barlow Condensed Medium" w:cstheme="minorHAnsi"/>
-                <w:w w:val="90"/>
-                <w:sz w:val="26"/>
-                <w:szCs w:val="26"/>
-              </w:rPr>
-            </w:pPr>
-            <w:r>
-              <w:rPr>
-                <w:rFonts w:ascii="Barlow Condensed Medium" w:eastAsia="標楷體" w:hAnsi="Barlow Condensed Medium" w:cstheme="minorHAnsi" w:hint="eastAsia"/>
-                <w:w w:val="90"/>
-                <w:sz w:val="26"/>
-                <w:szCs w:val="26"/>
-              </w:rPr>
-              <w:t>4</w:t>
-            </w:r>
-            <w:r>
-              <w:rPr>
-                <w:rFonts w:ascii="Barlow Condensed Medium" w:eastAsia="標楷體" w:hAnsi="Barlow Condensed Medium" w:cstheme="minorHAnsi"/>
-                <w:w w:val="90"/>
-                <w:sz w:val="26"/>
-                <w:szCs w:val="26"/>
-              </w:rPr>
-              <w:t>.</w:t>
-            </w:r>
-          </w:p>
-        </w:tc>
-        <w:tc>
-          <w:tcPr>
-            <w:tcW w:w="5669" w:type="dxa"/>
-            <w:tcMar>
-              <w:left w:w="28" w:type="dxa"/>
-              <w:right w:w="28" w:type="dxa"/>
-            </w:tcMar>
-          </w:tcPr>
-          <w:p>
-            <w:pPr>
-              <w:snapToGrid w:val="0"/>
-              <w:spacing w:line="300" w:lineRule="exact"/>
-              <w:jc w:val="both"/>
-              <w:rPr>
-                <w:rFonts w:ascii="Barlow Condensed Medium" w:eastAsia="標楷體" w:hAnsi="Barlow Condensed Medium" w:cstheme="minorHAnsi"/>
-                <w:w w:val="90"/>
-                <w:sz w:val="26"/>
-                <w:szCs w:val="26"/>
-              </w:rPr>
-            </w:pPr>
-            <w:r>
-              <w:rPr>
-                <w:rFonts w:ascii="Barlow Condensed Medium" w:eastAsia="標楷體" w:hAnsi="Barlow Condensed Medium" w:cstheme="minorHAnsi"/>
-                <w:w w:val="90"/>
-                <w:sz w:val="26"/>
-                <w:szCs w:val="26"/>
-              </w:rPr>
-              <w:t>為</w:t>
-            </w:r>
-            <w:r>
-              <w:rPr>
-                <w:rFonts w:ascii="Barlow Condensed Medium" w:eastAsia="標楷體" w:hAnsi="Barlow Condensed Medium" w:cstheme="minorHAnsi" w:hint="eastAsia"/>
-                <w:w w:val="90"/>
-                <w:sz w:val="26"/>
-                <w:szCs w:val="26"/>
-              </w:rPr>
-              <w:t>教會所有</w:t>
-            </w:r>
-            <w:r>
-              <w:rPr>
-                <w:rFonts w:ascii="Barlow Condensed Medium" w:eastAsia="標楷體" w:hAnsi="Barlow Condensed Medium" w:cstheme="minorHAnsi"/>
-                <w:w w:val="90"/>
-                <w:sz w:val="26"/>
-                <w:szCs w:val="26"/>
-              </w:rPr>
-              <w:t>任職同工的事奉</w:t>
-            </w:r>
-            <w:r>
-              <w:rPr>
-                <w:rFonts w:ascii="Barlow Condensed Medium" w:eastAsia="標楷體" w:hAnsi="Barlow Condensed Medium" w:cstheme="minorHAnsi" w:hint="eastAsia"/>
-                <w:w w:val="90"/>
-                <w:sz w:val="26"/>
-                <w:szCs w:val="26"/>
-              </w:rPr>
-              <w:t>、工作</w:t>
-            </w:r>
-            <w:r>
-              <w:rPr>
-                <w:rFonts w:ascii="Barlow Condensed Medium" w:eastAsia="標楷體" w:hAnsi="Barlow Condensed Medium" w:cstheme="minorHAnsi"/>
-                <w:w w:val="90"/>
-                <w:sz w:val="26"/>
-                <w:szCs w:val="26"/>
-              </w:rPr>
-              <w:t>和</w:t>
-            </w:r>
-            <w:proofErr w:type="gramStart"/>
-            <w:r>
-              <w:rPr>
-                <w:rFonts w:ascii="Barlow Condensed Medium" w:eastAsia="標楷體" w:hAnsi="Barlow Condensed Medium" w:cstheme="minorHAnsi"/>
-                <w:w w:val="90"/>
-                <w:sz w:val="26"/>
-                <w:szCs w:val="26"/>
-              </w:rPr>
-              <w:t>家庭代禱</w:t>
-            </w:r>
-            <w:proofErr w:type="gramEnd"/>
-            <w:r>
-              <w:rPr>
-                <w:rFonts w:ascii="Barlow Condensed Medium" w:eastAsia="標楷體" w:hAnsi="Barlow Condensed Medium" w:cstheme="minorHAnsi"/>
-                <w:w w:val="90"/>
-                <w:sz w:val="26"/>
-                <w:szCs w:val="26"/>
-              </w:rPr>
-              <w:t>。</w:t>
-            </w:r>
-          </w:p>
-        </w:tc>
-      </w:tr>
-      <w:tr>
-        <w:tc>
-          <w:tcPr>
-            <w:tcW w:w="266" w:type="dxa"/>
-            <w:tcMar>
-              <w:left w:w="28" w:type="dxa"/>
-              <w:right w:w="28" w:type="dxa"/>
-            </w:tcMar>
-          </w:tcPr>
-          <w:p>
-            <w:pPr>
-              <w:snapToGrid w:val="0"/>
-              <w:spacing w:line="300" w:lineRule="exact"/>
-              <w:jc w:val="right"/>
-              <w:rPr>
-                <w:rFonts w:ascii="Barlow Condensed Medium" w:eastAsia="標楷體" w:hAnsi="Barlow Condensed Medium" w:cstheme="minorHAnsi"/>
-                <w:w w:val="90"/>
-                <w:sz w:val="26"/>
-                <w:szCs w:val="26"/>
-              </w:rPr>
-            </w:pPr>
-            <w:r>
-              <w:rPr>
-                <w:rFonts w:ascii="Barlow Condensed Medium" w:eastAsia="標楷體" w:hAnsi="Barlow Condensed Medium" w:cstheme="minorHAnsi" w:hint="eastAsia"/>
-                <w:w w:val="90"/>
-                <w:sz w:val="26"/>
-                <w:szCs w:val="26"/>
-              </w:rPr>
-              <w:t>5</w:t>
-            </w:r>
-            <w:r>
-              <w:rPr>
-                <w:rFonts w:ascii="Barlow Condensed Medium" w:eastAsia="標楷體" w:hAnsi="Barlow Condensed Medium" w:cstheme="minorHAnsi" w:hint="eastAsia"/>
-                <w:w w:val="90"/>
-                <w:sz w:val="26"/>
-                <w:szCs w:val="26"/>
-              </w:rPr>
-              <w:t>.</w:t>
-            </w:r>
-          </w:p>
-        </w:tc>
-        <w:tc>
-          <w:tcPr>
-            <w:tcW w:w="5669" w:type="dxa"/>
-            <w:tcMar>
-              <w:left w:w="28" w:type="dxa"/>
-              <w:right w:w="28" w:type="dxa"/>
-            </w:tcMar>
-          </w:tcPr>
-          <w:p>
-            <w:pPr>
-              <w:snapToGrid w:val="0"/>
-              <w:spacing w:line="300" w:lineRule="exact"/>
-              <w:jc w:val="both"/>
-              <w:rPr>
-                <w:rFonts w:ascii="Barlow Condensed Medium" w:eastAsia="標楷體" w:hAnsi="Barlow Condensed Medium" w:cstheme="minorHAnsi"/>
-                <w:w w:val="90"/>
-                <w:sz w:val="26"/>
-                <w:szCs w:val="26"/>
-              </w:rPr>
-            </w:pPr>
-            <w:proofErr w:type="gramStart"/>
-            <w:r>
-              <w:rPr>
-                <w:rFonts w:ascii="Barlow Condensed Medium" w:eastAsia="標楷體" w:hAnsi="Barlow Condensed Medium" w:cstheme="minorHAnsi" w:hint="eastAsia"/>
-                <w:w w:val="90"/>
-                <w:sz w:val="26"/>
-                <w:szCs w:val="26"/>
-              </w:rPr>
-              <w:t>大齋節代禱</w:t>
-            </w:r>
-            <w:proofErr w:type="gramEnd"/>
-            <w:r>
-              <w:rPr>
-                <w:rFonts w:ascii="Barlow Condensed Medium" w:eastAsia="標楷體" w:hAnsi="Barlow Condensed Medium" w:cstheme="minorHAnsi" w:hint="eastAsia"/>
-                <w:w w:val="90"/>
-                <w:sz w:val="26"/>
-                <w:szCs w:val="26"/>
-              </w:rPr>
-              <w:t>項目：</w:t>
+              <w:t>大齋節代禱項目：</w:t>
             </w:r>
             <w:r>
               <w:rPr>
@@ -3163,9 +2966,8 @@
                 <w:sz w:val="26"/>
                 <w:szCs w:val="26"/>
               </w:rPr>
-              <w:t>兄</w:t>
-            </w:r>
-            <w:proofErr w:type="gramStart"/>
+              <w:t>兄姊</w:t>
+            </w:r>
             <w:r>
               <w:rPr>
                 <w:rFonts w:ascii="Barlow Condensed Medium" w:eastAsia="華康中黑體" w:hAnsi="Barlow Condensed Medium" w:cs="Segoe UI Symbol"/>
@@ -3173,9 +2975,8 @@
                 <w:sz w:val="26"/>
                 <w:szCs w:val="26"/>
               </w:rPr>
-              <w:t>姊</w:t>
-            </w:r>
-            <w:proofErr w:type="gramEnd"/>
+              <w:t>利用代禱卡</w:t>
+            </w:r>
             <w:r>
               <w:rPr>
                 <w:rFonts w:ascii="Barlow Condensed Medium" w:eastAsia="華康中黑體" w:hAnsi="Barlow Condensed Medium" w:cs="Segoe UI Symbol"/>
@@ -3183,9 +2984,8 @@
                 <w:sz w:val="26"/>
                 <w:szCs w:val="26"/>
               </w:rPr>
-              <w:t>利用</w:t>
-            </w:r>
-            <w:proofErr w:type="gramStart"/>
+              <w:t>(</w:t>
+            </w:r>
             <w:r>
               <w:rPr>
                 <w:rFonts w:ascii="Barlow Condensed Medium" w:eastAsia="華康中黑體" w:hAnsi="Barlow Condensed Medium" w:cs="Segoe UI Symbol"/>
@@ -3193,9 +2993,8 @@
                 <w:sz w:val="26"/>
                 <w:szCs w:val="26"/>
               </w:rPr>
-              <w:t>代禱卡</w:t>
-            </w:r>
-            <w:proofErr w:type="gramEnd"/>
+              <w:t>於招待桌上</w:t>
+            </w:r>
             <w:r>
               <w:rPr>
                 <w:rFonts w:ascii="Barlow Condensed Medium" w:eastAsia="華康中黑體" w:hAnsi="Barlow Condensed Medium" w:cs="Segoe UI Symbol"/>
@@ -3203,7 +3002,7 @@
                 <w:sz w:val="26"/>
                 <w:szCs w:val="26"/>
               </w:rPr>
-              <w:t>(</w:t>
+              <w:t>)</w:t>
             </w:r>
             <w:r>
               <w:rPr>
@@ -3212,36 +3011,7 @@
                 <w:sz w:val="26"/>
                 <w:szCs w:val="26"/>
               </w:rPr>
-              <w:t>於招待桌上</w:t>
-            </w:r>
-            <w:r>
-              <w:rPr>
-                <w:rFonts w:ascii="Barlow Condensed Medium" w:eastAsia="華康中黑體" w:hAnsi="Barlow Condensed Medium" w:cs="Segoe UI Symbol"/>
-                <w:w w:val="90"/>
-                <w:sz w:val="26"/>
-                <w:szCs w:val="26"/>
-              </w:rPr>
-              <w:t>)</w:t>
-            </w:r>
-            <w:proofErr w:type="gramStart"/>
-            <w:r>
-              <w:rPr>
-                <w:rFonts w:ascii="Barlow Condensed Medium" w:eastAsia="華康中黑體" w:hAnsi="Barlow Condensed Medium" w:cs="Segoe UI Symbol"/>
-                <w:w w:val="90"/>
-                <w:sz w:val="26"/>
-                <w:szCs w:val="26"/>
-              </w:rPr>
-              <w:t>投代禱</w:t>
-            </w:r>
-            <w:proofErr w:type="gramEnd"/>
-            <w:r>
-              <w:rPr>
-                <w:rFonts w:ascii="Barlow Condensed Medium" w:eastAsia="華康中黑體" w:hAnsi="Barlow Condensed Medium" w:cs="Segoe UI Symbol"/>
-                <w:w w:val="90"/>
-                <w:sz w:val="26"/>
-                <w:szCs w:val="26"/>
-              </w:rPr>
-              <w:t>信箱。</w:t>
+              <w:t>投代禱信箱。</w:t>
             </w:r>
           </w:p>
         </w:tc>
@@ -3592,7 +3362,6 @@
           <w:szCs w:val="26"/>
         </w:rPr>
       </w:pPr>
-      <w:proofErr w:type="gramStart"/>
       <w:r>
         <w:rPr>
           <w:rFonts w:ascii="標楷體" w:eastAsia="標楷體" w:hAnsi="標楷體" w:cs="Arial" w:hint="eastAsia"/>
@@ -3602,17 +3371,6 @@
           <w:szCs w:val="26"/>
         </w:rPr>
         <w:t>【</w:t>
-      </w:r>
-      <w:proofErr w:type="gramEnd"/>
-      <w:r>
-        <w:rPr>
-          <w:rFonts w:ascii="標楷體" w:eastAsia="標楷體" w:hAnsi="標楷體" w:cs="Arial" w:hint="eastAsia"/>
-          <w:b/>
-          <w:w w:val="80"/>
-          <w:sz w:val="26"/>
-          <w:szCs w:val="26"/>
-        </w:rPr>
-        <w:t>主啊！請祢對天照光我</w:t>
       </w:r>
       <w:r>
         <w:rPr>
@@ -3632,856 +3390,11 @@
         <w:rPr>
           <w:rFonts w:ascii="Barlow Condensed Medium" w:eastAsia="標楷體" w:hAnsi="Barlow Condensed Medium" w:cs="Arial"/>
           <w:bCs/>
-          <w:w w:val="72"/>
-          <w:kern w:val="0"/>
-          <w:sz w:val="26"/>
-          <w:szCs w:val="26"/>
-        </w:rPr>
-      </w:pPr>
-      <w:r>
-        <w:rPr>
-          <w:rFonts w:ascii="Barlow Condensed Medium" w:eastAsia="標楷體" w:hAnsi="Barlow Condensed Medium" w:cs="Arial" w:hint="eastAsia"/>
-          <w:bCs/>
-          <w:w w:val="72"/>
-          <w:kern w:val="0"/>
-          <w:sz w:val="26"/>
-          <w:szCs w:val="26"/>
-        </w:rPr>
-        <w:t>逐早起當我</w:t>
-      </w:r>
-      <w:proofErr w:type="gramStart"/>
-      <w:r>
-        <w:rPr>
-          <w:rFonts w:ascii="Barlow Condensed Medium" w:eastAsia="標楷體" w:hAnsi="Barlow Condensed Medium" w:cs="Arial" w:hint="eastAsia"/>
-          <w:bCs/>
-          <w:w w:val="72"/>
-          <w:kern w:val="0"/>
-          <w:sz w:val="26"/>
-          <w:szCs w:val="26"/>
-        </w:rPr>
-        <w:t>睏</w:t>
-      </w:r>
-      <w:proofErr w:type="gramEnd"/>
-      <w:r>
-        <w:rPr>
-          <w:rFonts w:ascii="Barlow Condensed Medium" w:eastAsia="標楷體" w:hAnsi="Barlow Condensed Medium" w:cs="Arial" w:hint="eastAsia"/>
-          <w:bCs/>
-          <w:w w:val="72"/>
-          <w:kern w:val="0"/>
-          <w:sz w:val="26"/>
-          <w:szCs w:val="26"/>
-        </w:rPr>
-        <w:t>醒舉目四圍觀看，</w:t>
-      </w:r>
-    </w:p>
-    <w:p>
-      <w:pPr>
-        <w:snapToGrid w:val="0"/>
-        <w:spacing w:line="300" w:lineRule="exact"/>
-        <w:rPr>
-          <w:rFonts w:ascii="Barlow Condensed Medium" w:eastAsia="標楷體" w:hAnsi="Barlow Condensed Medium" w:cs="Arial"/>
-          <w:bCs/>
-          <w:w w:val="72"/>
-          <w:kern w:val="0"/>
-          <w:sz w:val="26"/>
-          <w:szCs w:val="26"/>
-        </w:rPr>
-      </w:pPr>
-      <w:r>
-        <w:rPr>
-          <w:rFonts w:ascii="Barlow Condensed Medium" w:eastAsia="標楷體" w:hAnsi="Barlow Condensed Medium" w:cs="Arial" w:hint="eastAsia"/>
-          <w:bCs/>
-          <w:w w:val="72"/>
-          <w:kern w:val="0"/>
-          <w:sz w:val="26"/>
-          <w:szCs w:val="26"/>
-        </w:rPr>
-        <w:t>上帝創造之萬物，真好聽且好看。</w:t>
-      </w:r>
-      <w:r>
-        <w:rPr>
-          <w:rFonts w:ascii="Barlow Condensed Medium" w:eastAsia="標楷體" w:hAnsi="Barlow Condensed Medium" w:cs="Arial" w:hint="eastAsia"/>
-          <w:bCs/>
-          <w:w w:val="72"/>
-          <w:kern w:val="0"/>
-          <w:sz w:val="26"/>
-          <w:szCs w:val="26"/>
-        </w:rPr>
-        <w:t xml:space="preserve"> </w:t>
-      </w:r>
-    </w:p>
-    <w:p>
-      <w:pPr>
-        <w:snapToGrid w:val="0"/>
-        <w:spacing w:line="300" w:lineRule="exact"/>
-        <w:rPr>
-          <w:rFonts w:ascii="Barlow Condensed Medium" w:eastAsia="標楷體" w:hAnsi="Barlow Condensed Medium" w:cs="Arial"/>
-          <w:bCs/>
-          <w:w w:val="72"/>
-          <w:kern w:val="0"/>
-          <w:sz w:val="26"/>
-          <w:szCs w:val="26"/>
-        </w:rPr>
-      </w:pPr>
-      <w:r>
-        <w:rPr>
-          <w:rFonts w:ascii="Barlow Condensed Medium" w:eastAsia="標楷體" w:hAnsi="Barlow Condensed Medium" w:cs="Arial" w:hint="eastAsia"/>
-          <w:bCs/>
-          <w:w w:val="72"/>
-          <w:kern w:val="0"/>
-          <w:sz w:val="26"/>
-          <w:szCs w:val="26"/>
-        </w:rPr>
-        <w:t>我感謝主</w:t>
-      </w:r>
-      <w:proofErr w:type="gramStart"/>
-      <w:r>
-        <w:rPr>
-          <w:rFonts w:ascii="Barlow Condensed Medium" w:eastAsia="標楷體" w:hAnsi="Barlow Condensed Medium" w:cs="Arial" w:hint="eastAsia"/>
-          <w:bCs/>
-          <w:w w:val="72"/>
-          <w:kern w:val="0"/>
-          <w:sz w:val="26"/>
-          <w:szCs w:val="26"/>
-        </w:rPr>
-        <w:t>佇</w:t>
-      </w:r>
-      <w:proofErr w:type="gramEnd"/>
-      <w:r>
-        <w:rPr>
-          <w:rFonts w:ascii="Barlow Condensed Medium" w:eastAsia="標楷體" w:hAnsi="Barlow Condensed Medium" w:cs="Arial" w:hint="eastAsia"/>
-          <w:bCs/>
-          <w:w w:val="72"/>
-          <w:kern w:val="0"/>
-          <w:sz w:val="26"/>
-          <w:szCs w:val="26"/>
-        </w:rPr>
-        <w:t>全新之日賞賜福氣，</w:t>
-      </w:r>
-    </w:p>
-    <w:p>
-      <w:pPr>
-        <w:snapToGrid w:val="0"/>
-        <w:spacing w:line="300" w:lineRule="exact"/>
-        <w:rPr>
-          <w:rFonts w:ascii="Barlow Condensed Medium" w:eastAsia="標楷體" w:hAnsi="Barlow Condensed Medium" w:cs="Arial"/>
-          <w:bCs/>
-          <w:w w:val="72"/>
-          <w:kern w:val="0"/>
-          <w:sz w:val="26"/>
-          <w:szCs w:val="26"/>
-        </w:rPr>
-      </w:pPr>
-      <w:r>
-        <w:rPr>
-          <w:rFonts w:ascii="Barlow Condensed Medium" w:eastAsia="標楷體" w:hAnsi="Barlow Condensed Medium" w:cs="Arial" w:hint="eastAsia"/>
-          <w:bCs/>
-          <w:w w:val="72"/>
-          <w:kern w:val="0"/>
-          <w:sz w:val="26"/>
-          <w:szCs w:val="26"/>
-        </w:rPr>
-        <w:t>我</w:t>
-      </w:r>
-      <w:proofErr w:type="gramStart"/>
-      <w:r>
-        <w:rPr>
-          <w:rFonts w:ascii="Barlow Condensed Medium" w:eastAsia="標楷體" w:hAnsi="Barlow Condensed Medium" w:cs="Arial" w:hint="eastAsia"/>
-          <w:bCs/>
-          <w:w w:val="72"/>
-          <w:kern w:val="0"/>
-          <w:sz w:val="26"/>
-          <w:szCs w:val="26"/>
-        </w:rPr>
-        <w:t>之</w:t>
-      </w:r>
-      <w:proofErr w:type="gramEnd"/>
-      <w:r>
-        <w:rPr>
-          <w:rFonts w:ascii="Barlow Condensed Medium" w:eastAsia="標楷體" w:hAnsi="Barlow Condensed Medium" w:cs="Arial" w:hint="eastAsia"/>
-          <w:bCs/>
-          <w:w w:val="72"/>
-          <w:kern w:val="0"/>
-          <w:sz w:val="26"/>
-          <w:szCs w:val="26"/>
-        </w:rPr>
-        <w:t>靈</w:t>
-      </w:r>
-      <w:proofErr w:type="gramStart"/>
-      <w:r>
-        <w:rPr>
-          <w:rFonts w:ascii="Barlow Condensed Medium" w:eastAsia="標楷體" w:hAnsi="Barlow Condensed Medium" w:cs="Arial" w:hint="eastAsia"/>
-          <w:bCs/>
-          <w:w w:val="72"/>
-          <w:kern w:val="0"/>
-          <w:sz w:val="26"/>
-          <w:szCs w:val="26"/>
-        </w:rPr>
-        <w:t>趒</w:t>
-      </w:r>
-      <w:proofErr w:type="gramEnd"/>
-      <w:r>
-        <w:rPr>
-          <w:rFonts w:ascii="Barlow Condensed Medium" w:eastAsia="標楷體" w:hAnsi="Barlow Condensed Medium" w:cs="Arial" w:hint="eastAsia"/>
-          <w:bCs/>
-          <w:w w:val="72"/>
-          <w:kern w:val="0"/>
-          <w:sz w:val="26"/>
-          <w:szCs w:val="26"/>
-        </w:rPr>
-        <w:t>跳歡喜；我</w:t>
-      </w:r>
-      <w:proofErr w:type="gramStart"/>
-      <w:r>
-        <w:rPr>
-          <w:rFonts w:ascii="Barlow Condensed Medium" w:eastAsia="標楷體" w:hAnsi="Barlow Condensed Medium" w:cs="Arial" w:hint="eastAsia"/>
-          <w:bCs/>
-          <w:w w:val="72"/>
-          <w:kern w:val="0"/>
-          <w:sz w:val="26"/>
-          <w:szCs w:val="26"/>
-        </w:rPr>
-        <w:t>之心欲</w:t>
-      </w:r>
-      <w:proofErr w:type="gramEnd"/>
-      <w:r>
-        <w:rPr>
-          <w:rFonts w:ascii="Barlow Condensed Medium" w:eastAsia="標楷體" w:hAnsi="Barlow Condensed Medium" w:cs="Arial" w:hint="eastAsia"/>
-          <w:bCs/>
-          <w:w w:val="72"/>
-          <w:kern w:val="0"/>
-          <w:sz w:val="26"/>
-          <w:szCs w:val="26"/>
-        </w:rPr>
-        <w:t>吟詩。</w:t>
-      </w:r>
-    </w:p>
-    <w:p>
-      <w:pPr>
-        <w:snapToGrid w:val="0"/>
-        <w:spacing w:line="300" w:lineRule="exact"/>
-        <w:rPr>
-          <w:rFonts w:ascii="Barlow Condensed Medium" w:eastAsia="標楷體" w:hAnsi="Barlow Condensed Medium" w:cs="Arial"/>
-          <w:bCs/>
-          <w:w w:val="72"/>
-          <w:kern w:val="0"/>
-          <w:sz w:val="26"/>
-          <w:szCs w:val="26"/>
-        </w:rPr>
-      </w:pPr>
-      <w:r>
-        <w:rPr>
-          <w:rFonts w:ascii="Barlow Condensed Medium" w:eastAsia="標楷體" w:hAnsi="Barlow Condensed Medium" w:cs="Arial" w:hint="eastAsia"/>
-          <w:bCs/>
-          <w:w w:val="72"/>
-          <w:kern w:val="0"/>
-          <w:sz w:val="26"/>
-          <w:szCs w:val="26"/>
-        </w:rPr>
-        <w:t>主，請祢對天照光我。主，請祢對天照光我。</w:t>
-      </w:r>
-    </w:p>
-    <w:p>
-      <w:pPr>
-        <w:snapToGrid w:val="0"/>
-        <w:spacing w:line="300" w:lineRule="exact"/>
-        <w:rPr>
-          <w:rFonts w:ascii="Barlow Condensed Medium" w:eastAsia="標楷體" w:hAnsi="Barlow Condensed Medium" w:cs="Arial"/>
-          <w:bCs/>
-          <w:w w:val="72"/>
-          <w:kern w:val="0"/>
-          <w:sz w:val="26"/>
-          <w:szCs w:val="26"/>
-        </w:rPr>
-      </w:pPr>
-      <w:r>
-        <w:rPr>
-          <w:rFonts w:ascii="Barlow Condensed Medium" w:eastAsia="標楷體" w:hAnsi="Barlow Condensed Medium" w:cs="Arial" w:hint="eastAsia"/>
-          <w:bCs/>
-          <w:w w:val="72"/>
-          <w:kern w:val="0"/>
-          <w:sz w:val="26"/>
-          <w:szCs w:val="26"/>
-        </w:rPr>
-        <w:t>得主指示逐日服事無息。</w:t>
-      </w:r>
-      <w:proofErr w:type="gramStart"/>
-      <w:r>
-        <w:rPr>
-          <w:rFonts w:ascii="Barlow Condensed Medium" w:eastAsia="標楷體" w:hAnsi="Barlow Condensed Medium" w:cs="Arial" w:hint="eastAsia"/>
-          <w:bCs/>
-          <w:w w:val="72"/>
-          <w:kern w:val="0"/>
-          <w:sz w:val="26"/>
-          <w:szCs w:val="26"/>
-        </w:rPr>
-        <w:t>主啊</w:t>
-      </w:r>
-      <w:proofErr w:type="gramEnd"/>
-      <w:r>
-        <w:rPr>
-          <w:rFonts w:ascii="Barlow Condensed Medium" w:eastAsia="標楷體" w:hAnsi="Barlow Condensed Medium" w:cs="Arial" w:hint="eastAsia"/>
-          <w:bCs/>
-          <w:w w:val="72"/>
-          <w:kern w:val="0"/>
-          <w:sz w:val="26"/>
-          <w:szCs w:val="26"/>
-        </w:rPr>
-        <w:t>！</w:t>
-      </w:r>
-    </w:p>
-    <w:p>
-      <w:pPr>
-        <w:snapToGrid w:val="0"/>
-        <w:spacing w:line="300" w:lineRule="exact"/>
-        <w:rPr>
-          <w:rFonts w:ascii="Barlow Condensed Medium" w:eastAsia="標楷體" w:hAnsi="Barlow Condensed Medium" w:cs="Arial"/>
-          <w:bCs/>
-          <w:w w:val="72"/>
-          <w:kern w:val="0"/>
-          <w:sz w:val="26"/>
-          <w:szCs w:val="26"/>
-        </w:rPr>
-      </w:pPr>
-      <w:r>
-        <w:rPr>
-          <w:rFonts w:ascii="Barlow Condensed Medium" w:eastAsia="標楷體" w:hAnsi="Barlow Condensed Medium" w:cs="Arial" w:hint="eastAsia"/>
-          <w:bCs/>
-          <w:w w:val="72"/>
-          <w:kern w:val="0"/>
-          <w:sz w:val="26"/>
-          <w:szCs w:val="26"/>
-        </w:rPr>
-        <w:t>請祢對天頂照光我，照光我。</w:t>
-      </w:r>
-    </w:p>
-    <w:p>
-      <w:pPr>
-        <w:snapToGrid w:val="0"/>
-        <w:spacing w:line="300" w:lineRule="exact"/>
-        <w:rPr>
-          <w:rFonts w:ascii="Barlow Condensed Medium" w:eastAsia="標楷體" w:hAnsi="Barlow Condensed Medium" w:cs="Arial"/>
-          <w:bCs/>
-          <w:w w:val="72"/>
-          <w:kern w:val="0"/>
-          <w:sz w:val="26"/>
-          <w:szCs w:val="26"/>
-        </w:rPr>
-      </w:pPr>
-      <w:r>
-        <w:rPr>
-          <w:rFonts w:ascii="Barlow Condensed Medium" w:eastAsia="標楷體" w:hAnsi="Barlow Condensed Medium" w:cs="Arial" w:hint="eastAsia"/>
-          <w:bCs/>
-          <w:w w:val="72"/>
-          <w:kern w:val="0"/>
-          <w:sz w:val="26"/>
-          <w:szCs w:val="26"/>
-        </w:rPr>
-        <w:t>當我的困苦與重擔超過我可忍受，我卻充滿大信心，因為祢啲保守。</w:t>
-      </w:r>
-    </w:p>
-    <w:p>
-      <w:pPr>
-        <w:snapToGrid w:val="0"/>
-        <w:spacing w:line="300" w:lineRule="exact"/>
-        <w:rPr>
-          <w:rFonts w:ascii="Barlow Condensed Medium" w:eastAsia="標楷體" w:hAnsi="Barlow Condensed Medium" w:cs="Arial"/>
-          <w:bCs/>
-          <w:w w:val="72"/>
-          <w:kern w:val="0"/>
-          <w:sz w:val="26"/>
-          <w:szCs w:val="26"/>
-        </w:rPr>
-      </w:pPr>
-      <w:r>
-        <w:rPr>
-          <w:rFonts w:ascii="Barlow Condensed Medium" w:eastAsia="標楷體" w:hAnsi="Barlow Condensed Medium" w:cs="Arial" w:hint="eastAsia"/>
-          <w:bCs/>
-          <w:w w:val="72"/>
-          <w:kern w:val="0"/>
-          <w:sz w:val="26"/>
-          <w:szCs w:val="26"/>
-        </w:rPr>
-        <w:t>祢欲賞賜我勇氣，與堅定之心志，且確信主欲導路到祢所定路途。</w:t>
-      </w:r>
-    </w:p>
-    <w:p>
-      <w:pPr>
-        <w:snapToGrid w:val="0"/>
-        <w:spacing w:line="300" w:lineRule="exact"/>
-        <w:rPr>
-          <w:rFonts w:ascii="Barlow Condensed Medium" w:eastAsia="標楷體" w:hAnsi="Barlow Condensed Medium" w:cs="Arial"/>
-          <w:bCs/>
-          <w:w w:val="72"/>
-          <w:kern w:val="0"/>
-          <w:sz w:val="26"/>
-          <w:szCs w:val="26"/>
-        </w:rPr>
-      </w:pPr>
-      <w:r>
-        <w:rPr>
-          <w:rFonts w:ascii="Barlow Condensed Medium" w:eastAsia="標楷體" w:hAnsi="Barlow Condensed Medium" w:cs="Arial" w:hint="eastAsia"/>
-          <w:bCs/>
-          <w:w w:val="72"/>
-          <w:kern w:val="0"/>
-          <w:sz w:val="26"/>
-          <w:szCs w:val="26"/>
-        </w:rPr>
-        <w:t>主，請祢對天照光我。主，請祢對天照光我。</w:t>
-      </w:r>
-    </w:p>
-    <w:p>
-      <w:pPr>
-        <w:snapToGrid w:val="0"/>
-        <w:spacing w:line="300" w:lineRule="exact"/>
-        <w:rPr>
-          <w:rFonts w:ascii="Barlow Condensed Medium" w:eastAsia="標楷體" w:hAnsi="Barlow Condensed Medium" w:cs="Arial"/>
-          <w:bCs/>
-          <w:w w:val="72"/>
-          <w:kern w:val="0"/>
-          <w:sz w:val="26"/>
-          <w:szCs w:val="26"/>
-        </w:rPr>
-      </w:pPr>
-      <w:r>
-        <w:rPr>
-          <w:rFonts w:ascii="Barlow Condensed Medium" w:eastAsia="標楷體" w:hAnsi="Barlow Condensed Medium" w:cs="Arial" w:hint="eastAsia"/>
-          <w:bCs/>
-          <w:w w:val="72"/>
-          <w:kern w:val="0"/>
-          <w:sz w:val="26"/>
-          <w:szCs w:val="26"/>
-        </w:rPr>
-        <w:t>得主指示逐日服事無息。</w:t>
-      </w:r>
-      <w:proofErr w:type="gramStart"/>
-      <w:r>
-        <w:rPr>
-          <w:rFonts w:ascii="Barlow Condensed Medium" w:eastAsia="標楷體" w:hAnsi="Barlow Condensed Medium" w:cs="Arial" w:hint="eastAsia"/>
-          <w:bCs/>
-          <w:w w:val="72"/>
-          <w:kern w:val="0"/>
-          <w:sz w:val="26"/>
-          <w:szCs w:val="26"/>
-        </w:rPr>
-        <w:t>主啊</w:t>
-      </w:r>
-      <w:proofErr w:type="gramEnd"/>
-      <w:r>
-        <w:rPr>
-          <w:rFonts w:ascii="Barlow Condensed Medium" w:eastAsia="標楷體" w:hAnsi="Barlow Condensed Medium" w:cs="Arial" w:hint="eastAsia"/>
-          <w:bCs/>
-          <w:w w:val="72"/>
-          <w:kern w:val="0"/>
-          <w:sz w:val="26"/>
-          <w:szCs w:val="26"/>
-        </w:rPr>
-        <w:t>，</w:t>
-      </w:r>
-    </w:p>
-    <w:p>
-      <w:pPr>
-        <w:snapToGrid w:val="0"/>
-        <w:spacing w:line="300" w:lineRule="exact"/>
-        <w:rPr>
-          <w:rFonts w:ascii="Barlow Condensed Medium" w:eastAsia="標楷體" w:hAnsi="Barlow Condensed Medium" w:cs="Arial"/>
-          <w:bCs/>
-          <w:w w:val="72"/>
-          <w:kern w:val="0"/>
-          <w:sz w:val="26"/>
-          <w:szCs w:val="26"/>
-        </w:rPr>
-      </w:pPr>
-      <w:r>
-        <w:rPr>
-          <w:rFonts w:ascii="Barlow Condensed Medium" w:eastAsia="標楷體" w:hAnsi="Barlow Condensed Medium" w:cs="Arial" w:hint="eastAsia"/>
-          <w:bCs/>
-          <w:w w:val="72"/>
-          <w:kern w:val="0"/>
-          <w:sz w:val="26"/>
-          <w:szCs w:val="26"/>
-        </w:rPr>
-        <w:t>請祢對天頂照光我。</w:t>
-      </w:r>
-    </w:p>
-    <w:p>
-      <w:pPr>
-        <w:snapToGrid w:val="0"/>
-        <w:spacing w:line="300" w:lineRule="exact"/>
-        <w:rPr>
-          <w:rFonts w:ascii="Barlow Condensed Medium" w:eastAsia="標楷體" w:hAnsi="Barlow Condensed Medium" w:cs="Arial"/>
-          <w:bCs/>
-          <w:w w:val="72"/>
-          <w:kern w:val="0"/>
-          <w:sz w:val="26"/>
-          <w:szCs w:val="26"/>
-        </w:rPr>
-      </w:pPr>
-      <w:proofErr w:type="gramStart"/>
-      <w:r>
-        <w:rPr>
-          <w:rFonts w:ascii="Barlow Condensed Medium" w:eastAsia="標楷體" w:hAnsi="Barlow Condensed Medium" w:cs="Arial" w:hint="eastAsia"/>
-          <w:bCs/>
-          <w:w w:val="72"/>
-          <w:kern w:val="0"/>
-          <w:sz w:val="26"/>
-          <w:szCs w:val="26"/>
-        </w:rPr>
-        <w:t>我就吟</w:t>
-      </w:r>
-      <w:proofErr w:type="gramEnd"/>
-      <w:r>
-        <w:rPr>
-          <w:rFonts w:ascii="Barlow Condensed Medium" w:eastAsia="標楷體" w:hAnsi="Barlow Condensed Medium" w:cs="Arial" w:hint="eastAsia"/>
-          <w:bCs/>
-          <w:w w:val="72"/>
-          <w:kern w:val="0"/>
-          <w:sz w:val="26"/>
-          <w:szCs w:val="26"/>
-        </w:rPr>
-        <w:t>「哈利路亞！榮光，哈利路亞！」我有尋著快樂之人生！</w:t>
-      </w:r>
-    </w:p>
-    <w:p>
-      <w:pPr>
-        <w:snapToGrid w:val="0"/>
-        <w:spacing w:line="300" w:lineRule="exact"/>
-        <w:rPr>
-          <w:rFonts w:ascii="Barlow Condensed Medium" w:eastAsia="標楷體" w:hAnsi="Barlow Condensed Medium" w:cs="Arial"/>
-          <w:bCs/>
-          <w:w w:val="72"/>
-          <w:kern w:val="0"/>
-          <w:sz w:val="26"/>
-          <w:szCs w:val="26"/>
-        </w:rPr>
-      </w:pPr>
-      <w:r>
-        <w:rPr>
-          <w:rFonts w:ascii="Barlow Condensed Medium" w:eastAsia="標楷體" w:hAnsi="Barlow Condensed Medium" w:cs="Arial" w:hint="eastAsia"/>
-          <w:bCs/>
-          <w:w w:val="72"/>
-          <w:kern w:val="0"/>
-          <w:sz w:val="26"/>
-          <w:szCs w:val="26"/>
-        </w:rPr>
-        <w:t>「哈利路亞！榮光，哈利路亞！」</w:t>
-      </w:r>
-      <w:r>
-        <w:rPr>
-          <w:rFonts w:ascii="Barlow Condensed Medium" w:eastAsia="標楷體" w:hAnsi="Barlow Condensed Medium" w:cs="Arial" w:hint="eastAsia"/>
-          <w:bCs/>
-          <w:w w:val="72"/>
-          <w:kern w:val="0"/>
-          <w:sz w:val="26"/>
-          <w:szCs w:val="26"/>
-        </w:rPr>
-        <w:t>Yes</w:t>
-      </w:r>
-      <w:r>
-        <w:rPr>
-          <w:rFonts w:ascii="Barlow Condensed Medium" w:eastAsia="標楷體" w:hAnsi="Barlow Condensed Medium" w:cs="Arial" w:hint="eastAsia"/>
-          <w:bCs/>
-          <w:w w:val="72"/>
-          <w:kern w:val="0"/>
-          <w:sz w:val="26"/>
-          <w:szCs w:val="26"/>
-        </w:rPr>
-        <w:t>，我主之真光對天照我！</w:t>
-      </w:r>
-    </w:p>
-    <w:p>
-      <w:pPr>
-        <w:snapToGrid w:val="0"/>
-        <w:spacing w:line="300" w:lineRule="exact"/>
-        <w:rPr>
-          <w:rFonts w:ascii="Barlow Condensed Medium" w:eastAsia="標楷體" w:hAnsi="Barlow Condensed Medium" w:cs="Arial"/>
-          <w:bCs/>
-          <w:w w:val="72"/>
-          <w:kern w:val="0"/>
-          <w:sz w:val="26"/>
-          <w:szCs w:val="26"/>
-        </w:rPr>
-      </w:pPr>
-      <w:r>
-        <w:rPr>
-          <w:rFonts w:ascii="Barlow Condensed Medium" w:eastAsia="標楷體" w:hAnsi="Barlow Condensed Medium" w:cs="Arial" w:hint="eastAsia"/>
-          <w:bCs/>
-          <w:w w:val="72"/>
-          <w:kern w:val="0"/>
-          <w:sz w:val="26"/>
-          <w:szCs w:val="26"/>
-        </w:rPr>
-        <w:t>當我行人生路途，我</w:t>
-      </w:r>
-      <w:proofErr w:type="spellStart"/>
-      <w:r>
-        <w:rPr>
-          <w:rFonts w:ascii="Barlow Condensed Medium" w:eastAsia="標楷體" w:hAnsi="Barlow Condensed Medium" w:cs="Arial"/>
-          <w:bCs/>
-          <w:w w:val="72"/>
-          <w:kern w:val="0"/>
-          <w:sz w:val="26"/>
-          <w:szCs w:val="26"/>
-        </w:rPr>
-        <w:t>böe</w:t>
-      </w:r>
-      <w:proofErr w:type="spellEnd"/>
-      <w:r>
-        <w:rPr>
-          <w:rFonts w:ascii="Barlow Condensed Medium" w:eastAsia="標楷體" w:hAnsi="Barlow Condensed Medium" w:cs="Arial"/>
-          <w:bCs/>
-          <w:w w:val="72"/>
-          <w:kern w:val="0"/>
-          <w:sz w:val="26"/>
-          <w:szCs w:val="26"/>
-        </w:rPr>
-        <w:t xml:space="preserve"> </w:t>
-      </w:r>
-      <w:r>
-        <w:rPr>
-          <w:rFonts w:ascii="Barlow Condensed Medium" w:eastAsia="標楷體" w:hAnsi="Barlow Condensed Medium" w:cs="Arial" w:hint="eastAsia"/>
-          <w:bCs/>
-          <w:w w:val="72"/>
-          <w:kern w:val="0"/>
-          <w:sz w:val="26"/>
-          <w:szCs w:val="26"/>
-        </w:rPr>
-        <w:t>孤單迷路，祢之愛佇我心內，我就永遠自在。</w:t>
-      </w:r>
-    </w:p>
-    <w:p>
-      <w:pPr>
-        <w:snapToGrid w:val="0"/>
-        <w:spacing w:line="300" w:lineRule="exact"/>
-        <w:rPr>
-          <w:rFonts w:ascii="Barlow Condensed Medium" w:eastAsia="標楷體" w:hAnsi="Barlow Condensed Medium" w:cs="Arial"/>
-          <w:bCs/>
-          <w:w w:val="72"/>
-          <w:kern w:val="0"/>
-          <w:sz w:val="26"/>
-          <w:szCs w:val="26"/>
-        </w:rPr>
-      </w:pPr>
-      <w:proofErr w:type="gramStart"/>
-      <w:r>
-        <w:rPr>
-          <w:rFonts w:ascii="Barlow Condensed Medium" w:eastAsia="標楷體" w:hAnsi="Barlow Condensed Medium" w:cs="Arial" w:hint="eastAsia"/>
-          <w:bCs/>
-          <w:w w:val="72"/>
-          <w:kern w:val="0"/>
-          <w:sz w:val="26"/>
-          <w:szCs w:val="26"/>
-        </w:rPr>
-        <w:t>主啊</w:t>
-      </w:r>
-      <w:proofErr w:type="gramEnd"/>
-      <w:r>
-        <w:rPr>
-          <w:rFonts w:ascii="Barlow Condensed Medium" w:eastAsia="標楷體" w:hAnsi="Barlow Condensed Medium" w:cs="Arial" w:hint="eastAsia"/>
-          <w:bCs/>
-          <w:w w:val="72"/>
-          <w:kern w:val="0"/>
-          <w:sz w:val="26"/>
-          <w:szCs w:val="26"/>
-        </w:rPr>
-        <w:t>！祢是燒瓷者，我只有是黏土，求祢捏我，塑造我逐日做祢門徒。</w:t>
-      </w:r>
-    </w:p>
-    <w:p>
-      <w:pPr>
-        <w:snapToGrid w:val="0"/>
-        <w:spacing w:line="300" w:lineRule="exact"/>
-        <w:rPr>
-          <w:rFonts w:ascii="Barlow Condensed Medium" w:eastAsia="標楷體" w:hAnsi="Barlow Condensed Medium" w:cs="Arial"/>
-          <w:bCs/>
-          <w:w w:val="72"/>
-          <w:kern w:val="0"/>
-          <w:sz w:val="26"/>
-          <w:szCs w:val="26"/>
-        </w:rPr>
-      </w:pPr>
-      <w:r>
-        <w:rPr>
-          <w:rFonts w:ascii="Barlow Condensed Medium" w:eastAsia="標楷體" w:hAnsi="Barlow Condensed Medium" w:cs="Arial" w:hint="eastAsia"/>
-          <w:bCs/>
-          <w:w w:val="72"/>
-          <w:kern w:val="0"/>
-          <w:sz w:val="26"/>
-          <w:szCs w:val="26"/>
-        </w:rPr>
-        <w:t>主，請祢自天照光我。主，請祢自天照光我。</w:t>
-      </w:r>
-    </w:p>
-    <w:p>
-      <w:pPr>
-        <w:snapToGrid w:val="0"/>
-        <w:spacing w:line="300" w:lineRule="exact"/>
-        <w:rPr>
-          <w:rFonts w:ascii="Barlow Condensed Medium" w:eastAsia="標楷體" w:hAnsi="Barlow Condensed Medium" w:cs="Arial"/>
-          <w:bCs/>
-          <w:w w:val="72"/>
-          <w:kern w:val="0"/>
-          <w:sz w:val="26"/>
-          <w:szCs w:val="26"/>
-        </w:rPr>
-      </w:pPr>
-      <w:r>
-        <w:rPr>
-          <w:rFonts w:ascii="Barlow Condensed Medium" w:eastAsia="標楷體" w:hAnsi="Barlow Condensed Medium" w:cs="Arial" w:hint="eastAsia"/>
-          <w:bCs/>
-          <w:w w:val="72"/>
-          <w:kern w:val="0"/>
-          <w:sz w:val="26"/>
-          <w:szCs w:val="26"/>
-        </w:rPr>
-        <w:t>得主指示逐日服事無息。</w:t>
-      </w:r>
-      <w:proofErr w:type="gramStart"/>
-      <w:r>
-        <w:rPr>
-          <w:rFonts w:ascii="Barlow Condensed Medium" w:eastAsia="標楷體" w:hAnsi="Barlow Condensed Medium" w:cs="Arial" w:hint="eastAsia"/>
-          <w:bCs/>
-          <w:w w:val="72"/>
-          <w:kern w:val="0"/>
-          <w:sz w:val="26"/>
-          <w:szCs w:val="26"/>
-        </w:rPr>
-        <w:t>主啊</w:t>
-      </w:r>
-      <w:proofErr w:type="gramEnd"/>
-      <w:r>
-        <w:rPr>
-          <w:rFonts w:ascii="Barlow Condensed Medium" w:eastAsia="標楷體" w:hAnsi="Barlow Condensed Medium" w:cs="Arial" w:hint="eastAsia"/>
-          <w:bCs/>
-          <w:w w:val="72"/>
-          <w:kern w:val="0"/>
-          <w:sz w:val="26"/>
-          <w:szCs w:val="26"/>
-        </w:rPr>
-        <w:t>，請祢自天頂照光我。</w:t>
-      </w:r>
-    </w:p>
-    <w:p>
-      <w:pPr>
-        <w:snapToGrid w:val="0"/>
-        <w:spacing w:line="300" w:lineRule="exact"/>
-        <w:rPr>
-          <w:rFonts w:ascii="Barlow Condensed Medium" w:eastAsia="標楷體" w:hAnsi="Barlow Condensed Medium" w:cs="Arial"/>
-          <w:bCs/>
-          <w:w w:val="72"/>
-          <w:kern w:val="0"/>
-          <w:sz w:val="26"/>
-          <w:szCs w:val="26"/>
-        </w:rPr>
-      </w:pPr>
-      <w:proofErr w:type="gramStart"/>
-      <w:r>
-        <w:rPr>
-          <w:rFonts w:ascii="Barlow Condensed Medium" w:eastAsia="標楷體" w:hAnsi="Barlow Condensed Medium" w:cs="Arial" w:hint="eastAsia"/>
-          <w:bCs/>
-          <w:w w:val="72"/>
-          <w:kern w:val="0"/>
-          <w:sz w:val="26"/>
-          <w:szCs w:val="26"/>
-        </w:rPr>
-        <w:t>我就吟</w:t>
-      </w:r>
-      <w:proofErr w:type="gramEnd"/>
-      <w:r>
-        <w:rPr>
-          <w:rFonts w:ascii="Barlow Condensed Medium" w:eastAsia="標楷體" w:hAnsi="Barlow Condensed Medium" w:cs="Arial" w:hint="eastAsia"/>
-          <w:bCs/>
-          <w:w w:val="72"/>
-          <w:kern w:val="0"/>
-          <w:sz w:val="26"/>
-          <w:szCs w:val="26"/>
-        </w:rPr>
-        <w:t>「哈利路亞！榮光，哈利路亞！」我有尋著快樂之人生！</w:t>
-      </w:r>
-    </w:p>
-    <w:p>
-      <w:pPr>
-        <w:snapToGrid w:val="0"/>
-        <w:spacing w:line="300" w:lineRule="exact"/>
-        <w:rPr>
-          <w:rFonts w:ascii="Barlow Condensed Medium" w:eastAsia="標楷體" w:hAnsi="Barlow Condensed Medium" w:cs="Arial"/>
-          <w:bCs/>
-          <w:w w:val="72"/>
-          <w:kern w:val="0"/>
-          <w:sz w:val="26"/>
-          <w:szCs w:val="26"/>
-        </w:rPr>
-      </w:pPr>
-      <w:r>
-        <w:rPr>
-          <w:rFonts w:ascii="Barlow Condensed Medium" w:eastAsia="標楷體" w:hAnsi="Barlow Condensed Medium" w:cs="Arial" w:hint="eastAsia"/>
-          <w:bCs/>
-          <w:w w:val="72"/>
-          <w:kern w:val="0"/>
-          <w:sz w:val="26"/>
-          <w:szCs w:val="26"/>
-        </w:rPr>
-        <w:t>「哈利路亞！榮光，哈利路亞！」</w:t>
-      </w:r>
-      <w:r>
-        <w:rPr>
-          <w:rFonts w:ascii="Barlow Condensed Medium" w:eastAsia="標楷體" w:hAnsi="Barlow Condensed Medium" w:cs="Arial" w:hint="eastAsia"/>
-          <w:bCs/>
-          <w:w w:val="72"/>
-          <w:kern w:val="0"/>
-          <w:sz w:val="26"/>
-          <w:szCs w:val="26"/>
-        </w:rPr>
-        <w:t>Yes</w:t>
-      </w:r>
-      <w:r>
-        <w:rPr>
-          <w:rFonts w:ascii="Barlow Condensed Medium" w:eastAsia="標楷體" w:hAnsi="Barlow Condensed Medium" w:cs="Arial" w:hint="eastAsia"/>
-          <w:bCs/>
-          <w:w w:val="72"/>
-          <w:kern w:val="0"/>
-          <w:sz w:val="26"/>
-          <w:szCs w:val="26"/>
-        </w:rPr>
-        <w:t>，我主之真光自天照我！</w:t>
-      </w:r>
-    </w:p>
-    <w:p>
-      <w:pPr>
-        <w:snapToGrid w:val="0"/>
-        <w:spacing w:line="300" w:lineRule="exact"/>
-        <w:rPr>
-          <w:rFonts w:ascii="Barlow Condensed Medium" w:eastAsia="標楷體" w:hAnsi="Barlow Condensed Medium" w:cs="Arial"/>
-          <w:bCs/>
           <w:w w:val="70"/>
           <w:sz w:val="26"/>
           <w:szCs w:val="26"/>
         </w:rPr>
       </w:pPr>
-      <w:proofErr w:type="gramStart"/>
-      <w:r>
-        <w:rPr>
-          <w:rFonts w:ascii="Barlow Condensed Medium" w:eastAsia="標楷體" w:hAnsi="Barlow Condensed Medium" w:cs="Arial" w:hint="eastAsia"/>
-          <w:bCs/>
-          <w:w w:val="72"/>
-          <w:kern w:val="0"/>
-          <w:sz w:val="26"/>
-          <w:szCs w:val="26"/>
-        </w:rPr>
-        <w:t>主啊</w:t>
-      </w:r>
-      <w:proofErr w:type="gramEnd"/>
-      <w:r>
-        <w:rPr>
-          <w:rFonts w:ascii="Barlow Condensed Medium" w:eastAsia="標楷體" w:hAnsi="Barlow Condensed Medium" w:cs="Arial" w:hint="eastAsia"/>
-          <w:bCs/>
-          <w:w w:val="72"/>
-          <w:kern w:val="0"/>
-          <w:sz w:val="26"/>
-          <w:szCs w:val="26"/>
-        </w:rPr>
-        <w:t>，請祢自天頂照光我！</w:t>
-      </w:r>
       <w:r>
         <w:rPr>
           <w:rFonts w:ascii="標楷體" w:eastAsia="標楷體" w:hAnsi="標楷體"/>
@@ -4630,47 +3543,7 @@
                                   <w:w w:val="90"/>
                                   <w:szCs w:val="24"/>
                                 </w:rPr>
-                                <w:t>我們因信主耶穌基督而蒙　神國福音的恩典，成為基督的肢體，並按主的命令彼此相愛。因此我們奉獻自己成為基督的教會的</w:t>
-                              </w:r>
-                              <w:proofErr w:type="gramStart"/>
-                              <w:r>
-                                <w:rPr>
-                                  <w:rFonts w:ascii="文鼎粗魏碑" w:eastAsia="文鼎粗魏碑" w:cstheme="minorHAnsi" w:hint="eastAsia"/>
-                                  <w:color w:val="0D0D0D" w:themeColor="text1" w:themeTint="F2"/>
-                                  <w:w w:val="90"/>
-                                  <w:szCs w:val="24"/>
-                                </w:rPr>
-                                <w:t>事奉者</w:t>
-                              </w:r>
-                              <w:proofErr w:type="gramEnd"/>
-                              <w:r>
-                                <w:rPr>
-                                  <w:rFonts w:ascii="文鼎粗魏碑" w:eastAsia="文鼎粗魏碑" w:cstheme="minorHAnsi" w:hint="eastAsia"/>
-                                  <w:color w:val="0D0D0D" w:themeColor="text1" w:themeTint="F2"/>
-                                  <w:w w:val="90"/>
-                                  <w:szCs w:val="24"/>
-                                </w:rPr>
-                                <w:t>，用彼此事奉、彼此順服、彼此成全，和彼此學習的心，效法基督成為服事人的僕人。將服事會眾的事看為優先，以服事</w:t>
-                              </w:r>
-                              <w:proofErr w:type="gramStart"/>
-                              <w:r>
-                                <w:rPr>
-                                  <w:rFonts w:ascii="文鼎粗魏碑" w:eastAsia="文鼎粗魏碑" w:cstheme="minorHAnsi" w:hint="eastAsia"/>
-                                  <w:color w:val="0D0D0D" w:themeColor="text1" w:themeTint="F2"/>
-                                  <w:w w:val="90"/>
-                                  <w:szCs w:val="24"/>
-                                </w:rPr>
-                                <w:t>會眾來服事</w:t>
-                              </w:r>
-                              <w:proofErr w:type="gramEnd"/>
-                              <w:r>
-                                <w:rPr>
-                                  <w:rFonts w:ascii="文鼎粗魏碑" w:eastAsia="文鼎粗魏碑" w:cstheme="minorHAnsi" w:hint="eastAsia"/>
-                                  <w:color w:val="0D0D0D" w:themeColor="text1" w:themeTint="F2"/>
-                                  <w:w w:val="90"/>
-                                  <w:szCs w:val="24"/>
-                                </w:rPr>
-                                <w:t xml:space="preserve">　神。使我們與我們得救的身分相稱。</w:t>
+                                <w:t>我們因信主耶穌基督而蒙　神國福音的恩典，成為基督的肢體，並按主的命令彼此相愛。因此我們奉獻自己成為基督的教會的事奉者，用彼此事奉、彼此順服、彼此成全，和彼此學習的心，效法基督成為服事人的僕人。將服事會眾的事看為優先，以服事會眾來服事　神。使我們與我們得救的身分相稱。</w:t>
                               </w:r>
                             </w:p>
                           </w:txbxContent>
@@ -4696,7 +3569,7 @@
           </mc:Choice>
           <mc:Fallback>
             <w:pict>
-              <v:group w14:anchorId="789743EB" id="群組 21" o:spid="_x0000_s1026" style="position:absolute;margin-left:538.15pt;margin-top:28.9pt;width:134.65pt;height:261.65pt;z-index:251667968;mso-position-horizontal-relative:page;mso-position-vertical-relative:page;mso-width-relative:margin;mso-height-relative:margin" coordsize="17094,33223" o:gfxdata="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">
+              <v:group w14:anchorId="789743EB" id="群組 21" o:spid="_x0000_s1026" style="position:absolute;margin-left:538.15pt;margin-top:28.9pt;width:134.65pt;height:261.65pt;z-index:251667968;mso-position-horizontal-relative:page;mso-position-vertical-relative:page;mso-width-relative:margin;mso-height-relative:margin" coordsize="17094,33223" o:gfxdata="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">
                 <v:shapetype id="_x0000_t75" coordsize="21600,21600" o:spt="75" o:preferrelative="t" path="m@4@5l@4@11@9@11@9@5xe" filled="f" stroked="f">
                   <v:stroke joinstyle="miter"/>
                   <v:formulas>
@@ -4716,11 +3589,10 @@
                   <v:path o:extrusionok="f" gradientshapeok="t" o:connecttype="rect"/>
                   <o:lock v:ext="edit" aspectratio="t"/>
                 </v:shapetype>
-                <v:shape id="圖片 18" o:spid="_x0000_s1027" type="#_x0000_t75" style="position:absolute;left:-8065;top:8065;width:33223;height:17094;rotation:90;visibility:visible;mso-wrap-style:square" o:gfxdata="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">
+                <v:shape id="圖片 18" o:spid="_x0000_s1027" type="#_x0000_t75" style="position:absolute;left:-8065;top:8065;width:33223;height:17094;rotation:90;visibility:visible;mso-wrap-style:square" o:gfxdata="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">
                   <v:imagedata r:id="rId10" o:title=""/>
-                  <v:path arrowok="t"/>
                 </v:shape>
-                <v:roundrect id="圓角矩形 7" o:spid="_x0000_s1028" style="position:absolute;left:1666;top:2875;width:14086;height:28296;visibility:visible;mso-wrap-style:square;v-text-anchor:top" arcsize="3131f" o:gfxdata="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" filled="f" stroked="f" strokeweight="2.5pt">
+                <v:roundrect id="圓角矩形 7" o:spid="_x0000_s1028" style="position:absolute;left:1666;top:2875;width:14086;height:28296;visibility:visible;mso-wrap-style:square;v-text-anchor:top" arcsize="3131f" o:gfxdata="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" filled="f" stroked="f" strokeweight="2.5pt">
                   <v:stroke joinstyle="miter"/>
                   <v:textbox style="layout-flow:vertical-ideographic" inset="1mm,1mm,1mm,1mm">
                     <w:txbxContent>
@@ -4765,47 +3637,7 @@
                             <w:w w:val="90"/>
                             <w:szCs w:val="24"/>
                           </w:rPr>
-                          <w:t>我們因信主耶穌基督而蒙　神國福音的恩典，成為基督的肢體，並按主的命令彼此相愛。因此我們奉獻自己成為基督的教會的</w:t>
-                        </w:r>
-                        <w:proofErr w:type="gramStart"/>
-                        <w:r>
-                          <w:rPr>
-                            <w:rFonts w:ascii="文鼎粗魏碑" w:eastAsia="文鼎粗魏碑" w:cstheme="minorHAnsi" w:hint="eastAsia"/>
-                            <w:color w:val="0D0D0D" w:themeColor="text1" w:themeTint="F2"/>
-                            <w:w w:val="90"/>
-                            <w:szCs w:val="24"/>
-                          </w:rPr>
-                          <w:t>事奉者</w:t>
-                        </w:r>
-                        <w:proofErr w:type="gramEnd"/>
-                        <w:r>
-                          <w:rPr>
-                            <w:rFonts w:ascii="文鼎粗魏碑" w:eastAsia="文鼎粗魏碑" w:cstheme="minorHAnsi" w:hint="eastAsia"/>
-                            <w:color w:val="0D0D0D" w:themeColor="text1" w:themeTint="F2"/>
-                            <w:w w:val="90"/>
-                            <w:szCs w:val="24"/>
-                          </w:rPr>
-                          <w:t>，用彼此事奉、彼此順服、彼此成全，和彼此學習的心，效法基督成為服事人的僕人。將服事會眾的事看為優先，以服事</w:t>
-                        </w:r>
-                        <w:proofErr w:type="gramStart"/>
-                        <w:r>
-                          <w:rPr>
-                            <w:rFonts w:ascii="文鼎粗魏碑" w:eastAsia="文鼎粗魏碑" w:cstheme="minorHAnsi" w:hint="eastAsia"/>
-                            <w:color w:val="0D0D0D" w:themeColor="text1" w:themeTint="F2"/>
-                            <w:w w:val="90"/>
-                            <w:szCs w:val="24"/>
-                          </w:rPr>
-                          <w:t>會眾來服事</w:t>
-                        </w:r>
-                        <w:proofErr w:type="gramEnd"/>
-                        <w:r>
-                          <w:rPr>
-                            <w:rFonts w:ascii="文鼎粗魏碑" w:eastAsia="文鼎粗魏碑" w:cstheme="minorHAnsi" w:hint="eastAsia"/>
-                            <w:color w:val="0D0D0D" w:themeColor="text1" w:themeTint="F2"/>
-                            <w:w w:val="90"/>
-                            <w:szCs w:val="24"/>
-                          </w:rPr>
-                          <w:t xml:space="preserve">　神。使我們與我們得救的身分相稱。</w:t>
+                          <w:t>我們因信主耶穌基督而蒙　神國福音的恩典，成為基督的肢體，並按主的命令彼此相愛。因此我們奉獻自己成為基督的教會的事奉者，用彼此事奉、彼此順服、彼此成全，和彼此學習的心，效法基督成為服事人的僕人。將服事會眾的事看為優先，以服事會眾來服事　神。使我們與我們得救的身分相稱。</w:t>
                         </w:r>
                       </w:p>
                     </w:txbxContent>
@@ -4822,7 +3654,7 @@
           <w:noProof/>
         </w:rPr>
         <w:drawing>
-          <wp:anchor distT="0" distB="0" distL="114300" distR="114300" simplePos="0" relativeHeight="251659776" behindDoc="0" locked="0" layoutInCell="1" allowOverlap="1" wp14:anchorId="0030E694" wp14:editId="2B371668">
+          <wp:anchor distT="0" distB="0" distL="114300" distR="114300" simplePos="0" relativeHeight="251659776" behindDoc="0" locked="0" layoutInCell="1" allowOverlap="1" wp14:anchorId="0030E694" wp14:editId="21F3EAF6">
             <wp:simplePos x="0" y="0"/>
             <wp:positionH relativeFrom="column">
               <wp:posOffset>2160905</wp:posOffset>
@@ -5028,7 +3860,6 @@
                                 </w:rPr>
                                 <w:t>聚會時間表</w:t>
                               </w:r>
-                              <w:proofErr w:type="gramStart"/>
                               <w:r>
                                 <w:rPr>
                                   <w:rFonts w:ascii="Barlow Condensed Medium" w:eastAsia="華康正顏楷體W9" w:hAnsi="Barlow Condensed Medium" w:cstheme="minorHAnsi" w:hint="eastAsia"/>
@@ -5038,7 +3869,6 @@
                                 </w:rPr>
                                 <w:t>》</w:t>
                               </w:r>
-                              <w:proofErr w:type="gramEnd"/>
                             </w:p>
                             <w:tbl>
                               <w:tblPr>
@@ -5812,7 +4642,6 @@
                                         <w:szCs w:val="26"/>
                                       </w:rPr>
                                     </w:pPr>
-                                    <w:proofErr w:type="gramStart"/>
                                     <w:r>
                                       <w:rPr>
                                         <w:rFonts w:ascii="Barlow Condensed Medium" w:eastAsia="標楷體" w:hAnsi="Barlow Condensed Medium" w:hint="eastAsia"/>
@@ -5823,7 +4652,6 @@
                                       </w:rPr>
                                       <w:t>拿細耳</w:t>
                                     </w:r>
-                                    <w:proofErr w:type="gramEnd"/>
                                     <w:r>
                                       <w:rPr>
                                         <w:rFonts w:ascii="Barlow Condensed Medium" w:eastAsia="標楷體" w:hAnsi="Barlow Condensed Medium" w:hint="eastAsia"/>
@@ -5977,7 +4805,6 @@
                                         <w:szCs w:val="26"/>
                                       </w:rPr>
                                     </w:pPr>
-                                    <w:proofErr w:type="gramStart"/>
                                     <w:r>
                                       <w:rPr>
                                         <w:rFonts w:ascii="Barlow Condensed Medium" w:eastAsia="標楷體" w:hAnsi="Barlow Condensed Medium" w:hint="eastAsia"/>
@@ -5988,7 +4815,6 @@
                                       </w:rPr>
                                       <w:t>社青小組</w:t>
                                     </w:r>
-                                    <w:proofErr w:type="gramEnd"/>
                                   </w:p>
                                 </w:tc>
                                 <w:tc>
@@ -6182,7 +5008,6 @@
                                         <w:szCs w:val="26"/>
                                       </w:rPr>
                                     </w:pPr>
-                                    <w:proofErr w:type="gramStart"/>
                                     <w:r>
                                       <w:rPr>
                                         <w:rFonts w:ascii="Barlow Condensed Medium" w:eastAsia="標楷體" w:hAnsi="Barlow Condensed Medium"/>
@@ -6193,7 +5018,6 @@
                                       </w:rPr>
                                       <w:t>明憲家</w:t>
                                     </w:r>
-                                    <w:proofErr w:type="gramEnd"/>
                                   </w:p>
                                 </w:tc>
                               </w:tr>
@@ -6772,12 +5596,12 @@
           </mc:Choice>
           <mc:Fallback>
             <w:pict>
-              <v:group w14:anchorId="5DF93223" id="群組 24" o:spid="_x0000_s1029" style="position:absolute;margin-left:533.85pt;margin-top:298.55pt;width:140.3pt;height:259.35pt;z-index:251663872;mso-position-horizontal-relative:page;mso-position-vertical-relative:page;mso-width-relative:margin;mso-height-relative:margin" coordsize="17818,32941" o:gfxdata="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">
+              <v:group w14:anchorId="5DF93223" id="群組 24" o:spid="_x0000_s1029" style="position:absolute;margin-left:533.85pt;margin-top:298.55pt;width:140.3pt;height:259.35pt;z-index:251663872;mso-position-horizontal-relative:page;mso-position-vertical-relative:page;mso-width-relative:margin;mso-height-relative:margin" coordsize="17818,32941" o:gfxdata="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">
                 <v:shapetype id="_x0000_t202" coordsize="21600,21600" o:spt="202" path="m,l,21600r21600,l21600,xe">
                   <v:stroke joinstyle="miter"/>
                   <v:path gradientshapeok="t" o:connecttype="rect"/>
                 </v:shapetype>
-                <v:shape id="_x0000_s1030" type="#_x0000_t202" style="position:absolute;left:351;top:293;width:17279;height:32590;visibility:visible;mso-wrap-style:square;v-text-anchor:top" o:gfxdata="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" stroked="f">
+                <v:shape id="_x0000_s1030" type="#_x0000_t202" style="position:absolute;left:351;top:293;width:17279;height:32590;visibility:visible;mso-wrap-style:square;v-text-anchor:top" o:gfxdata="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" stroked="f">
                   <v:textbox inset="0,0,0,0">
                     <w:txbxContent>
                       <w:p>
@@ -6794,7 +5618,6 @@
                           </w:rPr>
                           <w:t>聚會時間表</w:t>
                         </w:r>
-                        <w:proofErr w:type="gramStart"/>
                         <w:r>
                           <w:rPr>
                             <w:rFonts w:ascii="Barlow Condensed Medium" w:eastAsia="華康正顏楷體W9" w:hAnsi="Barlow Condensed Medium" w:cstheme="minorHAnsi" w:hint="eastAsia"/>
@@ -6804,7 +5627,6 @@
                           </w:rPr>
                           <w:t>》</w:t>
                         </w:r>
-                        <w:proofErr w:type="gramEnd"/>
                       </w:p>
                       <w:tbl>
                         <w:tblPr>
@@ -7578,7 +6400,6 @@
                                   <w:szCs w:val="26"/>
                                 </w:rPr>
                               </w:pPr>
-                              <w:proofErr w:type="gramStart"/>
                               <w:r>
                                 <w:rPr>
                                   <w:rFonts w:ascii="Barlow Condensed Medium" w:eastAsia="標楷體" w:hAnsi="Barlow Condensed Medium" w:hint="eastAsia"/>
@@ -7589,7 +6410,6 @@
                                 </w:rPr>
                                 <w:t>拿細耳</w:t>
                               </w:r>
-                              <w:proofErr w:type="gramEnd"/>
                               <w:r>
                                 <w:rPr>
                                   <w:rFonts w:ascii="Barlow Condensed Medium" w:eastAsia="標楷體" w:hAnsi="Barlow Condensed Medium" w:hint="eastAsia"/>
@@ -7743,7 +6563,6 @@
                                   <w:szCs w:val="26"/>
                                 </w:rPr>
                               </w:pPr>
-                              <w:proofErr w:type="gramStart"/>
                               <w:r>
                                 <w:rPr>
                                   <w:rFonts w:ascii="Barlow Condensed Medium" w:eastAsia="標楷體" w:hAnsi="Barlow Condensed Medium" w:hint="eastAsia"/>
@@ -7754,7 +6573,6 @@
                                 </w:rPr>
                                 <w:t>社青小組</w:t>
                               </w:r>
-                              <w:proofErr w:type="gramEnd"/>
                             </w:p>
                           </w:tc>
                           <w:tc>
@@ -7948,7 +6766,6 @@
                                   <w:szCs w:val="26"/>
                                 </w:rPr>
                               </w:pPr>
-                              <w:proofErr w:type="gramStart"/>
                               <w:r>
                                 <w:rPr>
                                   <w:rFonts w:ascii="Barlow Condensed Medium" w:eastAsia="標楷體" w:hAnsi="Barlow Condensed Medium"/>
@@ -7959,7 +6776,6 @@
                                 </w:rPr>
                                 <w:t>明憲家</w:t>
                               </w:r>
-                              <w:proofErr w:type="gramEnd"/>
                             </w:p>
                           </w:tc>
                         </w:tr>
@@ -8475,7 +7291,7 @@
                     </w:txbxContent>
                   </v:textbox>
                 </v:shape>
-                <v:roundrect id="圓角矩形 5" o:spid="_x0000_s1031" style="position:absolute;width:17818;height:32941;visibility:visible;mso-wrap-style:square;v-text-anchor:middle" arcsize="2169f" o:gfxdata="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" filled="f" strokecolor="#5a5a5a [2109]" strokeweight="2.5pt">
+                <v:roundrect id="圓角矩形 5" o:spid="_x0000_s1031" style="position:absolute;width:17818;height:32941;visibility:visible;mso-wrap-style:square;v-text-anchor:middle" arcsize="2169f" o:gfxdata="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" filled="f" strokecolor="#5a5a5a [2109]" strokeweight="2.5pt">
                   <v:stroke joinstyle="miter"/>
                 </v:roundrect>
                 <w10:wrap anchorx="page" anchory="page"/>
@@ -8690,7 +7506,7 @@
                                   <w:color w:val="000000"/>
                                   <w:w w:val="90"/>
                                 </w:rPr>
-                                <w:t>22</w:t>
+                                <w:t>29</w:t>
                               </w:r>
                               <w:r>
                                 <w:rPr>
@@ -8815,7 +7631,7 @@
                                         <w:sz w:val="26"/>
                                         <w:szCs w:val="26"/>
                                       </w:rPr>
-                                      <w:t>看你兄弟的情面</w:t>
+                                      <w:t>神為祂僕人復仇</w:t>
                                     </w:r>
                                   </w:p>
                                 </w:tc>
@@ -8908,7 +7724,7 @@
                                         <w:sz w:val="26"/>
                                         <w:szCs w:val="26"/>
                                       </w:rPr>
-                                      <w:t>雙倍地臨到我</w:t>
+                                      <w:t>以利沙的眼淚</w:t>
                                     </w:r>
                                   </w:p>
                                 </w:tc>
@@ -9023,13 +7839,13 @@
                                     </w:r>
                                     <w:r>
                                       <w:rPr>
-                                        <w:rFonts w:ascii="Barlow Condensed Medium" w:eastAsia="華康儷楷書" w:hAnsi="Barlow Condensed Medium" w:cs="華康儷楷書" w:hint="eastAsia"/>
+                                        <w:rFonts w:ascii="Barlow Condensed Medium" w:eastAsia="華康儷楷書" w:hAnsi="Barlow Condensed Medium" w:cs="華康儷楷書"/>
                                         <w:color w:val="000000" w:themeColor="text1"/>
                                         <w:w w:val="90"/>
                                         <w:sz w:val="26"/>
                                         <w:szCs w:val="26"/>
                                       </w:rPr>
-                                      <w:t>2:1-15</w:t>
+                                      <w:t>8:7-15</w:t>
                                     </w:r>
                                   </w:p>
                                 </w:tc>
@@ -9139,7 +7955,7 @@
                                         <w:sz w:val="26"/>
                                         <w:szCs w:val="26"/>
                                       </w:rPr>
-                                      <w:t>太</w:t>
+                                      <w:t>羅</w:t>
                                     </w:r>
                                     <w:r>
                                       <w:rPr>
@@ -9149,7 +7965,7 @@
                                         <w:sz w:val="26"/>
                                         <w:szCs w:val="26"/>
                                       </w:rPr>
-                                      <w:t>7:11</w:t>
+                                      <w:t>12:15</w:t>
                                     </w:r>
                                   </w:p>
                                 </w:tc>
@@ -9231,9 +8047,8 @@
                                         <w:sz w:val="26"/>
                                         <w:szCs w:val="26"/>
                                       </w:rPr>
-                                      <w:t>新的</w:t>
+                                      <w:t>使徒信經</w:t>
                                     </w:r>
-                                    <w:proofErr w:type="gramStart"/>
                                     <w:r>
                                       <w:rPr>
                                         <w:rFonts w:ascii="華康儷楷書" w:eastAsia="華康儷楷書" w:hAnsi="華康儷楷書" w:cs="華康儷楷書" w:hint="eastAsia"/>
@@ -9241,17 +8056,7 @@
                                         <w:sz w:val="26"/>
                                         <w:szCs w:val="26"/>
                                       </w:rPr>
-                                      <w:t>誡</w:t>
-                                    </w:r>
-                                    <w:proofErr w:type="gramEnd"/>
-                                    <w:r>
-                                      <w:rPr>
-                                        <w:rFonts w:ascii="華康儷楷書" w:eastAsia="華康儷楷書" w:hAnsi="華康儷楷書" w:cs="華康儷楷書" w:hint="eastAsia"/>
-                                        <w:w w:val="90"/>
-                                        <w:sz w:val="26"/>
-                                        <w:szCs w:val="26"/>
-                                      </w:rPr>
-                                      <w:t>命,</w:t>
+                                      <w:t>,</w:t>
                                     </w:r>
                                   </w:p>
                                 </w:tc>
@@ -9280,7 +8085,6 @@
                                         <w:szCs w:val="26"/>
                                       </w:rPr>
                                     </w:pPr>
-                                    <w:proofErr w:type="gramStart"/>
                                     <w:r>
                                       <w:rPr>
                                         <w:rFonts w:ascii="Barlow Condensed Medium" w:eastAsia="華康中黑體" w:hAnsi="Barlow Condensed Medium" w:hint="eastAsia"/>
@@ -9290,7 +8094,6 @@
                                       </w:rPr>
                                       <w:t>啟應</w:t>
                                     </w:r>
-                                    <w:proofErr w:type="gramEnd"/>
                                     <w:r>
                                       <w:rPr>
                                         <w:rFonts w:ascii="Barlow Condensed Medium" w:eastAsia="華康中黑體" w:hAnsi="Barlow Condensed Medium" w:hint="eastAsia"/>
@@ -9333,7 +8136,16 @@
                                         <w:sz w:val="26"/>
                                         <w:szCs w:val="26"/>
                                       </w:rPr>
-                                      <w:t>16</w:t>
+                                      <w:t>1</w:t>
+                                    </w:r>
+                                    <w:r>
+                                      <w:rPr>
+                                        <w:rFonts w:ascii="Barlow Condensed Medium" w:eastAsia="華康中黑體" w:hAnsi="Barlow Condensed Medium" w:hint="eastAsia"/>
+                                        <w:w w:val="90"/>
+                                        <w:sz w:val="26"/>
+                                        <w:szCs w:val="26"/>
+                                      </w:rPr>
+                                      <w:t>1</w:t>
                                     </w:r>
                                   </w:p>
                                 </w:tc>
@@ -9443,7 +8255,7 @@
                                         <w:sz w:val="26"/>
                                         <w:szCs w:val="26"/>
                                       </w:rPr>
-                                      <w:t>13,261,513</w:t>
+                                      <w:t>8,103A,514</w:t>
                                     </w:r>
                                   </w:p>
                                 </w:tc>
@@ -9516,8 +8328,8 @@
           </mc:Choice>
           <mc:Fallback>
             <w:pict>
-              <v:group w14:anchorId="0AB0FEB2" id="群組 19" o:spid="_x0000_s1032" style="position:absolute;left:0;text-align:left;margin-left:534.4pt;margin-top:567.3pt;width:140.6pt;height:130.1pt;z-index:251646464;mso-position-horizontal-relative:page;mso-position-vertical-relative:page;mso-width-relative:margin;mso-height-relative:margin" coordorigin="108" coordsize="17868,16510" o:gfxdata="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">
-                <v:shape id="_x0000_s1033" type="#_x0000_t202" style="position:absolute;left:317;top:444;width:17634;height:15621;visibility:visible;mso-wrap-style:square;v-text-anchor:top" o:gfxdata="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" stroked="f">
+              <v:group w14:anchorId="0AB0FEB2" id="群組 19" o:spid="_x0000_s1032" style="position:absolute;left:0;text-align:left;margin-left:534.4pt;margin-top:567.3pt;width:140.6pt;height:130.1pt;z-index:251646464;mso-position-horizontal-relative:page;mso-position-vertical-relative:page;mso-width-relative:margin;mso-height-relative:margin" coordorigin="108" coordsize="17868,16510" o:gfxdata="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">
+                <v:shape id="_x0000_s1033" type="#_x0000_t202" style="position:absolute;left:317;top:444;width:17634;height:15621;visibility:visible;mso-wrap-style:square;v-text-anchor:top" o:gfxdata="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" stroked="f">
                   <v:textbox inset="0,0,0,0">
                     <w:txbxContent>
                       <w:p>
@@ -9624,7 +8436,7 @@
                             <w:color w:val="000000"/>
                             <w:w w:val="90"/>
                           </w:rPr>
-                          <w:t>22</w:t>
+                          <w:t>29</w:t>
                         </w:r>
                         <w:r>
                           <w:rPr>
@@ -9749,7 +8561,7 @@
                                   <w:sz w:val="26"/>
                                   <w:szCs w:val="26"/>
                                 </w:rPr>
-                                <w:t>看你兄弟的情面</w:t>
+                                <w:t>神為祂僕人復仇</w:t>
                               </w:r>
                             </w:p>
                           </w:tc>
@@ -9842,7 +8654,7 @@
                                   <w:sz w:val="26"/>
                                   <w:szCs w:val="26"/>
                                 </w:rPr>
-                                <w:t>雙倍地臨到我</w:t>
+                                <w:t>以利沙的眼淚</w:t>
                               </w:r>
                             </w:p>
                           </w:tc>
@@ -9957,13 +8769,13 @@
                               </w:r>
                               <w:r>
                                 <w:rPr>
-                                  <w:rFonts w:ascii="Barlow Condensed Medium" w:eastAsia="華康儷楷書" w:hAnsi="Barlow Condensed Medium" w:cs="華康儷楷書" w:hint="eastAsia"/>
+                                  <w:rFonts w:ascii="Barlow Condensed Medium" w:eastAsia="華康儷楷書" w:hAnsi="Barlow Condensed Medium" w:cs="華康儷楷書"/>
                                   <w:color w:val="000000" w:themeColor="text1"/>
                                   <w:w w:val="90"/>
                                   <w:sz w:val="26"/>
                                   <w:szCs w:val="26"/>
                                 </w:rPr>
-                                <w:t>2:1-15</w:t>
+                                <w:t>8:7-15</w:t>
                               </w:r>
                             </w:p>
                           </w:tc>
@@ -10073,7 +8885,7 @@
                                   <w:sz w:val="26"/>
                                   <w:szCs w:val="26"/>
                                 </w:rPr>
-                                <w:t>太</w:t>
+                                <w:t>羅</w:t>
                               </w:r>
                               <w:r>
                                 <w:rPr>
@@ -10083,7 +8895,7 @@
                                   <w:sz w:val="26"/>
                                   <w:szCs w:val="26"/>
                                 </w:rPr>
-                                <w:t>7:11</w:t>
+                                <w:t>12:15</w:t>
                               </w:r>
                             </w:p>
                           </w:tc>
@@ -10165,9 +8977,8 @@
                                   <w:sz w:val="26"/>
                                   <w:szCs w:val="26"/>
                                 </w:rPr>
-                                <w:t>新的</w:t>
+                                <w:t>使徒信經</w:t>
                               </w:r>
-                              <w:proofErr w:type="gramStart"/>
                               <w:r>
                                 <w:rPr>
                                   <w:rFonts w:ascii="華康儷楷書" w:eastAsia="華康儷楷書" w:hAnsi="華康儷楷書" w:cs="華康儷楷書" w:hint="eastAsia"/>
@@ -10175,17 +8986,7 @@
                                   <w:sz w:val="26"/>
                                   <w:szCs w:val="26"/>
                                 </w:rPr>
-                                <w:t>誡</w:t>
-                              </w:r>
-                              <w:proofErr w:type="gramEnd"/>
-                              <w:r>
-                                <w:rPr>
-                                  <w:rFonts w:ascii="華康儷楷書" w:eastAsia="華康儷楷書" w:hAnsi="華康儷楷書" w:cs="華康儷楷書" w:hint="eastAsia"/>
-                                  <w:w w:val="90"/>
-                                  <w:sz w:val="26"/>
-                                  <w:szCs w:val="26"/>
-                                </w:rPr>
-                                <w:t>命,</w:t>
+                                <w:t>,</w:t>
                               </w:r>
                             </w:p>
                           </w:tc>
@@ -10214,7 +9015,6 @@
                                   <w:szCs w:val="26"/>
                                 </w:rPr>
                               </w:pPr>
-                              <w:proofErr w:type="gramStart"/>
                               <w:r>
                                 <w:rPr>
                                   <w:rFonts w:ascii="Barlow Condensed Medium" w:eastAsia="華康中黑體" w:hAnsi="Barlow Condensed Medium" w:hint="eastAsia"/>
@@ -10224,7 +9024,6 @@
                                 </w:rPr>
                                 <w:t>啟應</w:t>
                               </w:r>
-                              <w:proofErr w:type="gramEnd"/>
                               <w:r>
                                 <w:rPr>
                                   <w:rFonts w:ascii="Barlow Condensed Medium" w:eastAsia="華康中黑體" w:hAnsi="Barlow Condensed Medium" w:hint="eastAsia"/>
@@ -10267,7 +9066,16 @@
                                   <w:sz w:val="26"/>
                                   <w:szCs w:val="26"/>
                                 </w:rPr>
-                                <w:t>16</w:t>
+                                <w:t>1</w:t>
+                              </w:r>
+                              <w:r>
+                                <w:rPr>
+                                  <w:rFonts w:ascii="Barlow Condensed Medium" w:eastAsia="華康中黑體" w:hAnsi="Barlow Condensed Medium" w:hint="eastAsia"/>
+                                  <w:w w:val="90"/>
+                                  <w:sz w:val="26"/>
+                                  <w:szCs w:val="26"/>
+                                </w:rPr>
+                                <w:t>1</w:t>
                               </w:r>
                             </w:p>
                           </w:tc>
@@ -10377,7 +9185,7 @@
                                   <w:sz w:val="26"/>
                                   <w:szCs w:val="26"/>
                                 </w:rPr>
-                                <w:t>13,261,513</w:t>
+                                <w:t>8,103A,514</w:t>
                               </w:r>
                             </w:p>
                           </w:tc>
@@ -10387,7 +9195,7 @@
                     </w:txbxContent>
                   </v:textbox>
                 </v:shape>
-                <v:roundrect id="圓角矩形 25" o:spid="_x0000_s1034" style="position:absolute;left:108;width:17869;height:16510;visibility:visible;mso-wrap-style:square;v-text-anchor:middle" arcsize="4542f" o:gfxdata="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" filled="f" strokecolor="#5a5a5a [2109]" strokeweight="2.5pt">
+                <v:roundrect id="圓角矩形 25" o:spid="_x0000_s1034" style="position:absolute;left:108;width:17869;height:16510;visibility:visible;mso-wrap-style:square;v-text-anchor:middle" arcsize="4542f" o:gfxdata="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" filled="f" strokecolor="#5a5a5a [2109]" strokeweight="2.5pt">
                   <v:stroke joinstyle="miter"/>
                 </v:roundrect>
                 <w10:wrap anchorx="page" anchory="page"/>
@@ -10555,7 +9363,7 @@
           </mc:Choice>
           <mc:Fallback>
             <w:pict>
-              <v:shape w14:anchorId="76BD7DFF" id="文字方塊 2" o:spid="_x0000_s1035" type="#_x0000_t202" style="position:absolute;margin-left:31.4pt;margin-top:-54.1pt;width:109.8pt;height:110.6pt;z-index:251674112;visibility:visible;mso-wrap-style:square;mso-width-percent:0;mso-height-percent:200;mso-wrap-distance-left:9pt;mso-wrap-distance-top:3.6pt;mso-wrap-distance-right:9pt;mso-wrap-distance-bottom:3.6pt;mso-position-horizontal:absolute;mso-position-horizontal-relative:text;mso-position-vertical:absolute;mso-position-vertical-relative:text;mso-width-percent:0;mso-height-percent:200;mso-width-relative:margin;mso-height-relative:margin;v-text-anchor:top" o:gfxdata="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" filled="f" stroked="f">
+              <v:shape w14:anchorId="76BD7DFF" id="文字方塊 2" o:spid="_x0000_s1035" type="#_x0000_t202" style="position:absolute;margin-left:31.4pt;margin-top:-54.1pt;width:109.8pt;height:110.6pt;z-index:251674112;visibility:visible;mso-wrap-style:square;mso-width-percent:0;mso-height-percent:200;mso-wrap-distance-left:9pt;mso-wrap-distance-top:3.6pt;mso-wrap-distance-right:9pt;mso-wrap-distance-bottom:3.6pt;mso-position-horizontal:absolute;mso-position-horizontal-relative:text;mso-position-vertical:absolute;mso-position-vertical-relative:text;mso-width-percent:0;mso-height-percent:200;mso-width-relative:margin;mso-height-relative:margin;v-text-anchor:top" o:gfxdata="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" filled="f" stroked="f">
                 <v:textbox style="mso-fit-shape-to-text:t" inset="1mm,1mm,1mm,1mm">
                   <w:txbxContent>
                     <w:p>
@@ -10754,7 +9562,7 @@
           </mc:Choice>
           <mc:Fallback>
             <w:pict>
-              <v:roundrect w14:anchorId="4775AEF3" id="圓角矩形 12" o:spid="_x0000_s1036" style="position:absolute;margin-left:-.9pt;margin-top:16.35pt;width:49.3pt;height:15.45pt;z-index:251638272;visibility:visible;mso-wrap-style:square;mso-width-percent:0;mso-height-percent:0;mso-wrap-distance-left:9pt;mso-wrap-distance-top:0;mso-wrap-distance-right:9pt;mso-wrap-distance-bottom:0;mso-position-horizontal:absolute;mso-position-horizontal-relative:text;mso-position-vertical:absolute;mso-position-vertical-relative:text;mso-width-percent:0;mso-height-percent:0;mso-width-relative:margin;mso-height-relative:margin;v-text-anchor:middle" arcsize="10923f" o:gfxdata="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" fillcolor="#5a5a5a [2109]" stroked="f" strokeweight="1pt">
+              <v:roundrect w14:anchorId="4775AEF3" id="圓角矩形 12" o:spid="_x0000_s1036" style="position:absolute;margin-left:-.9pt;margin-top:16.35pt;width:49.3pt;height:15.45pt;z-index:251638272;visibility:visible;mso-wrap-style:square;mso-width-percent:0;mso-height-percent:0;mso-wrap-distance-left:9pt;mso-wrap-distance-top:0;mso-wrap-distance-right:9pt;mso-wrap-distance-bottom:0;mso-position-horizontal:absolute;mso-position-horizontal-relative:text;mso-position-vertical:absolute;mso-position-vertical-relative:text;mso-width-percent:0;mso-height-percent:0;mso-width-relative:margin;mso-height-relative:margin;v-text-anchor:middle" arcsize="10923f" o:gfxdata="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" fillcolor="#5a5a5a [2109]" stroked="f" strokeweight="1pt">
                 <v:stroke joinstyle="miter"/>
                 <v:textbox inset=".5mm,0,.5mm,0">
                   <w:txbxContent>
@@ -10894,7 +9702,7 @@
           </mc:Choice>
           <mc:Fallback>
             <w:pict>
-              <v:roundrect w14:anchorId="196DC3BF" id="圓角矩形 14" o:spid="_x0000_s1037" style="position:absolute;margin-left:-1.25pt;margin-top:16.7pt;width:83.6pt;height:15.3pt;z-index:251640320;visibility:visible;mso-wrap-style:square;mso-width-percent:0;mso-height-percent:0;mso-wrap-distance-left:9pt;mso-wrap-distance-top:0;mso-wrap-distance-right:9pt;mso-wrap-distance-bottom:0;mso-position-horizontal:absolute;mso-position-horizontal-relative:text;mso-position-vertical:absolute;mso-position-vertical-relative:text;mso-width-percent:0;mso-height-percent:0;mso-width-relative:margin;mso-height-relative:margin;v-text-anchor:middle" arcsize="10923f" o:gfxdata="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" fillcolor="#5a5a5a [2109]" stroked="f" strokeweight="1pt">
+              <v:roundrect w14:anchorId="196DC3BF" id="圓角矩形 14" o:spid="_x0000_s1037" style="position:absolute;margin-left:-1.25pt;margin-top:16.7pt;width:83.6pt;height:15.3pt;z-index:251640320;visibility:visible;mso-wrap-style:square;mso-width-percent:0;mso-height-percent:0;mso-wrap-distance-left:9pt;mso-wrap-distance-top:0;mso-wrap-distance-right:9pt;mso-wrap-distance-bottom:0;mso-position-horizontal:absolute;mso-position-horizontal-relative:text;mso-position-vertical:absolute;mso-position-vertical-relative:text;mso-width-percent:0;mso-height-percent:0;mso-width-relative:margin;mso-height-relative:margin;v-text-anchor:middle" arcsize="10923f" o:gfxdata="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" fillcolor="#5a5a5a [2109]" stroked="f" strokeweight="1pt">
                 <v:stroke joinstyle="miter"/>
                 <v:textbox inset=".5mm,0,.5mm,0">
                   <w:txbxContent>
@@ -11090,7 +9898,7 @@
           </mc:Choice>
           <mc:Fallback>
             <w:pict>
-              <v:roundrect w14:anchorId="1A4DC044" id="圓角矩形 9" o:spid="_x0000_s1038" style="position:absolute;margin-left:-.6pt;margin-top:16.6pt;width:30.35pt;height:15.3pt;z-index:251642368;visibility:visible;mso-wrap-style:square;mso-width-percent:0;mso-height-percent:0;mso-wrap-distance-left:9pt;mso-wrap-distance-top:0;mso-wrap-distance-right:9pt;mso-wrap-distance-bottom:0;mso-position-horizontal:absolute;mso-position-horizontal-relative:text;mso-position-vertical:absolute;mso-position-vertical-relative:text;mso-width-percent:0;mso-height-percent:0;mso-width-relative:margin;mso-height-relative:margin;v-text-anchor:middle" arcsize="10923f" o:gfxdata="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" fillcolor="#5a5a5a [2109]" stroked="f" strokeweight="1pt">
+              <v:roundrect w14:anchorId="1A4DC044" id="圓角矩形 9" o:spid="_x0000_s1038" style="position:absolute;margin-left:-.6pt;margin-top:16.6pt;width:30.35pt;height:15.3pt;z-index:251642368;visibility:visible;mso-wrap-style:square;mso-width-percent:0;mso-height-percent:0;mso-wrap-distance-left:9pt;mso-wrap-distance-top:0;mso-wrap-distance-right:9pt;mso-wrap-distance-bottom:0;mso-position-horizontal:absolute;mso-position-horizontal-relative:text;mso-position-vertical:absolute;mso-position-vertical-relative:text;mso-width-percent:0;mso-height-percent:0;mso-width-relative:margin;mso-height-relative:margin;v-text-anchor:middle" arcsize="10923f" o:gfxdata="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" fillcolor="#5a5a5a [2109]" stroked="f" strokeweight="1pt">
                 <v:stroke joinstyle="miter"/>
                 <v:textbox inset=".5mm,0,.5mm,0">
                   <w:txbxContent>
@@ -11354,7 +10162,7 @@
           </mc:Choice>
           <mc:Fallback>
             <w:pict>
-              <v:roundrect w14:anchorId="03BFD3A3" id="圓角矩形 13" o:spid="_x0000_s1039" style="position:absolute;margin-left:-.4pt;margin-top:16.65pt;width:49.3pt;height:15.3pt;z-index:251644416;visibility:visible;mso-wrap-style:square;mso-width-percent:0;mso-height-percent:0;mso-wrap-distance-left:9pt;mso-wrap-distance-top:0;mso-wrap-distance-right:9pt;mso-wrap-distance-bottom:0;mso-position-horizontal:absolute;mso-position-horizontal-relative:text;mso-position-vertical:absolute;mso-position-vertical-relative:text;mso-width-percent:0;mso-height-percent:0;mso-width-relative:margin;mso-height-relative:margin;v-text-anchor:middle" arcsize="10923f" o:gfxdata="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" fillcolor="#5a5a5a [2109]" stroked="f" strokeweight="1pt">
+              <v:roundrect w14:anchorId="03BFD3A3" id="圓角矩形 13" o:spid="_x0000_s1039" style="position:absolute;margin-left:-.4pt;margin-top:16.65pt;width:49.3pt;height:15.3pt;z-index:251644416;visibility:visible;mso-wrap-style:square;mso-width-percent:0;mso-height-percent:0;mso-wrap-distance-left:9pt;mso-wrap-distance-top:0;mso-wrap-distance-right:9pt;mso-wrap-distance-bottom:0;mso-position-horizontal:absolute;mso-position-horizontal-relative:text;mso-position-vertical:absolute;mso-position-vertical-relative:text;mso-width-percent:0;mso-height-percent:0;mso-width-relative:margin;mso-height-relative:margin;v-text-anchor:middle" arcsize="10923f" o:gfxdata="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" fillcolor="#5a5a5a [2109]" stroked="f" strokeweight="1pt">
                 <v:stroke joinstyle="miter"/>
                 <v:textbox inset=".5mm,0,.5mm,0">
                   <w:txbxContent>
@@ -11391,7 +10199,6 @@
         </w:rPr>
         <w:t xml:space="preserve">       </w:t>
       </w:r>
-      <w:proofErr w:type="gramStart"/>
       <w:r>
         <w:rPr>
           <w:rFonts w:ascii="Barlow Condensed Medium" w:eastAsia="華康中圓體" w:hAnsi="Barlow Condensed Medium"/>
@@ -11399,7 +10206,6 @@
         </w:rPr>
         <w:t>主堂</w:t>
       </w:r>
-      <w:proofErr w:type="gramEnd"/>
       <w:r>
         <w:rPr>
           <w:rFonts w:ascii="Barlow Condensed Medium" w:eastAsia="華康中圓體" w:hAnsi="Barlow Condensed Medium"/>
@@ -11543,7 +10349,6 @@
                                 <w:sz w:val="22"/>
                               </w:rPr>
                             </w:pPr>
-                            <w:proofErr w:type="gramStart"/>
                             <w:r>
                               <w:rPr>
                                 <w:rFonts w:ascii="Barlow Condensed Medium" w:eastAsia="華康儷中黑" w:hAnsi="Barlow Condensed Medium"/>
@@ -11551,7 +10356,6 @@
                               </w:rPr>
                               <w:t>教會臉書</w:t>
                             </w:r>
-                            <w:proofErr w:type="gramEnd"/>
                             <w:r>
                               <w:rPr>
                                 <w:rFonts w:ascii="Barlow Condensed Medium" w:eastAsia="華康儷中黑" w:hAnsi="Barlow Condensed Medium"/>
@@ -11594,7 +10398,7 @@
           </mc:Choice>
           <mc:Fallback>
             <w:pict>
-              <v:shape w14:anchorId="77C1E33A" id="_x0000_s1040" type="#_x0000_t202" style="position:absolute;margin-left:107.25pt;margin-top:6.2pt;width:125.55pt;height:16.3pt;z-index:251672064;visibility:visible;mso-wrap-style:square;mso-width-percent:0;mso-height-percent:0;mso-wrap-distance-left:9pt;mso-wrap-distance-top:3.6pt;mso-wrap-distance-right:9pt;mso-wrap-distance-bottom:3.6pt;mso-position-horizontal:absolute;mso-position-horizontal-relative:text;mso-position-vertical:absolute;mso-position-vertical-relative:text;mso-width-percent:0;mso-height-percent:0;mso-width-relative:margin;mso-height-relative:margin;v-text-anchor:top" o:gfxdata="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" filled="f" stroked="f">
+              <v:shape w14:anchorId="77C1E33A" id="_x0000_s1040" type="#_x0000_t202" style="position:absolute;margin-left:107.25pt;margin-top:6.2pt;width:125.55pt;height:16.3pt;z-index:251672064;visibility:visible;mso-wrap-style:square;mso-width-percent:0;mso-height-percent:0;mso-wrap-distance-left:9pt;mso-wrap-distance-top:3.6pt;mso-wrap-distance-right:9pt;mso-wrap-distance-bottom:3.6pt;mso-position-horizontal:absolute;mso-position-horizontal-relative:text;mso-position-vertical:absolute;mso-position-vertical-relative:text;mso-width-percent:0;mso-height-percent:0;mso-width-relative:margin;mso-height-relative:margin;v-text-anchor:top" o:gfxdata="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" filled="f" stroked="f">
                 <v:textbox inset="0,0,0,0">
                   <w:txbxContent>
                     <w:p>
@@ -11605,7 +10409,6 @@
                           <w:sz w:val="22"/>
                         </w:rPr>
                       </w:pPr>
-                      <w:proofErr w:type="gramStart"/>
                       <w:r>
                         <w:rPr>
                           <w:rFonts w:ascii="Barlow Condensed Medium" w:eastAsia="華康儷中黑" w:hAnsi="Barlow Condensed Medium"/>
@@ -11613,7 +10416,6 @@
                         </w:rPr>
                         <w:t>教會臉書</w:t>
                       </w:r>
-                      <w:proofErr w:type="gramEnd"/>
                       <w:r>
                         <w:rPr>
                           <w:rFonts w:ascii="Barlow Condensed Medium" w:eastAsia="華康儷中黑" w:hAnsi="Barlow Condensed Medium"/>
@@ -11671,19 +10473,8 @@
           <w:sz w:val="28"/>
           <w:szCs w:val="28"/>
         </w:rPr>
-        <w:t xml:space="preserve"> </w:t>
+        <w:t xml:space="preserve"> Weekly</w:t>
       </w:r>
-      <w:proofErr w:type="gramStart"/>
-      <w:r>
-        <w:rPr>
-          <w:rFonts w:ascii="Old English Text MT" w:hAnsi="Old English Text MT"/>
-          <w:color w:val="404040" w:themeColor="text1" w:themeTint="BF"/>
-          <w:sz w:val="28"/>
-          <w:szCs w:val="28"/>
-        </w:rPr>
-        <w:t>Weekly</w:t>
-      </w:r>
-      <w:proofErr w:type="gramEnd"/>
     </w:p>
     <w:p>
       <w:pPr>
@@ -11797,7 +10588,7 @@
                 <w:sz w:val="20"/>
                 <w:szCs w:val="20"/>
               </w:rPr>
-              <w:t>魏榮光</w:t>
+              <w:t>王昌裕</w:t>
             </w:r>
             <w:r>
               <w:rPr>
@@ -11887,7 +10678,7 @@
                 <w:sz w:val="20"/>
                 <w:szCs w:val="20"/>
               </w:rPr>
-              <w:t>劉奕樑</w:t>
+              <w:t>林惠娟</w:t>
             </w:r>
             <w:r>
               <w:rPr>
@@ -11963,7 +10754,7 @@
                 <w:sz w:val="20"/>
                 <w:szCs w:val="20"/>
               </w:rPr>
-              <w:t>莊舒媛</w:t>
+              <w:t>黃聖耀</w:t>
             </w:r>
             <w:r>
               <w:rPr>
@@ -11979,7 +10770,7 @@
                 <w:sz w:val="20"/>
                 <w:szCs w:val="20"/>
               </w:rPr>
-              <w:t>姊妹</w:t>
+              <w:t>執事</w:t>
             </w:r>
           </w:p>
         </w:tc>
@@ -12546,15 +11337,7 @@
                                       <w:color w:val="FFFFFF"/>
                                       <w:w w:val="66"/>
                                     </w:rPr>
-                                    <w:t xml:space="preserve">恭候　</w:t>
-                                  </w:r>
-                                  <w:r>
-                                    <w:rPr>
-                                      <w:rFonts w:ascii="華康儷中黑" w:eastAsia="華康儷中黑" w:hAnsi="Calibri" w:cs="Arial" w:hint="eastAsia"/>
-                                      <w:color w:val="FFFFFF"/>
-                                      <w:w w:val="66"/>
-                                    </w:rPr>
-                                    <w:t>神的話</w:t>
+                                    <w:t>恭候　神的話</w:t>
                                   </w:r>
                                 </w:p>
                               </w:txbxContent>
@@ -12579,7 +11362,7 @@
                 </mc:Choice>
                 <mc:Fallback>
                   <w:pict>
-                    <v:rect w14:anchorId="343BC9BA" id="矩形 8" o:spid="_x0000_s1041" style="position:absolute;left:0;text-align:left;margin-left:-.7pt;margin-top:2.7pt;width:18.75pt;height:92.3pt;z-index:251665920;visibility:visible;mso-wrap-style:square;mso-width-percent:0;mso-height-percent:0;mso-wrap-distance-left:9pt;mso-wrap-distance-top:0;mso-wrap-distance-right:9pt;mso-wrap-distance-bottom:0;mso-position-horizontal:absolute;mso-position-horizontal-relative:text;mso-position-vertical:absolute;mso-position-vertical-relative:text;mso-width-percent:0;mso-height-percent:0;mso-width-relative:margin;mso-height-relative:margin;v-text-anchor:middle" o:gfxdata="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" fillcolor="#5a5a5a [2109]" stroked="f" strokeweight="1pt">
+                    <v:rect w14:anchorId="343BC9BA" id="矩形 8" o:spid="_x0000_s1041" style="position:absolute;left:0;text-align:left;margin-left:-.7pt;margin-top:2.7pt;width:18.75pt;height:92.3pt;z-index:251665920;visibility:visible;mso-wrap-style:square;mso-width-percent:0;mso-height-percent:0;mso-wrap-distance-left:9pt;mso-wrap-distance-top:0;mso-wrap-distance-right:9pt;mso-wrap-distance-bottom:0;mso-position-horizontal:absolute;mso-position-horizontal-relative:text;mso-position-vertical:absolute;mso-position-vertical-relative:text;mso-width-percent:0;mso-height-percent:0;mso-width-relative:margin;mso-height-relative:margin;v-text-anchor:middle" o:gfxdata="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" fillcolor="#5a5a5a [2109]" stroked="f" strokeweight="1pt">
                       <v:textbox style="layout-flow:vertical-ideographic" inset="1mm,1mm,1mm,1mm">
                         <w:txbxContent>
                           <w:p>
@@ -12599,15 +11382,7 @@
                                 <w:color w:val="FFFFFF"/>
                                 <w:w w:val="66"/>
                               </w:rPr>
-                              <w:t xml:space="preserve">恭候　</w:t>
-                            </w:r>
-                            <w:r>
-                              <w:rPr>
-                                <w:rFonts w:ascii="華康儷中黑" w:eastAsia="華康儷中黑" w:hAnsi="Calibri" w:cs="Arial" w:hint="eastAsia"/>
-                                <w:color w:val="FFFFFF"/>
-                                <w:w w:val="66"/>
-                              </w:rPr>
-                              <w:t>神的話</w:t>
+                              <w:t>恭候　神的話</w:t>
                             </w:r>
                           </w:p>
                         </w:txbxContent>
@@ -12645,7 +11420,6 @@
                 <w:szCs w:val="20"/>
               </w:rPr>
             </w:pPr>
-            <w:proofErr w:type="gramStart"/>
             <w:r>
               <w:rPr>
                 <w:rFonts w:eastAsia="華康儷中黑" w:cstheme="minorHAnsi"/>
@@ -12656,7 +11430,6 @@
               </w:rPr>
               <w:t>序樂</w:t>
             </w:r>
-            <w:proofErr w:type="gramEnd"/>
           </w:p>
         </w:tc>
         <w:tc>
@@ -12792,7 +11565,6 @@
                 <w:szCs w:val="20"/>
               </w:rPr>
             </w:pPr>
-            <w:proofErr w:type="gramStart"/>
             <w:r>
               <w:rPr>
                 <w:rFonts w:eastAsia="華康儷中黑" w:cstheme="minorHAnsi"/>
@@ -12803,7 +11575,6 @@
               </w:rPr>
               <w:t>宣召</w:t>
             </w:r>
-            <w:proofErr w:type="gramEnd"/>
           </w:p>
         </w:tc>
         <w:tc>
@@ -12996,7 +11767,7 @@
                 <w:sz w:val="20"/>
                 <w:szCs w:val="20"/>
               </w:rPr>
-              <w:t>67</w:t>
+              <w:t>13</w:t>
             </w:r>
             <w:r>
               <w:rPr>
@@ -13161,7 +11932,7 @@
                 <w:sz w:val="20"/>
                 <w:szCs w:val="20"/>
               </w:rPr>
-              <w:t>十誡</w:t>
+              <w:t>新的誡命</w:t>
             </w:r>
           </w:p>
         </w:tc>
@@ -13259,7 +12030,6 @@
                 <w:szCs w:val="20"/>
               </w:rPr>
             </w:pPr>
-            <w:proofErr w:type="gramStart"/>
             <w:r>
               <w:rPr>
                 <w:rFonts w:eastAsia="華康儷中黑" w:cstheme="minorHAnsi"/>
@@ -13270,7 +12040,6 @@
               </w:rPr>
               <w:t>啟應文</w:t>
             </w:r>
-            <w:proofErr w:type="gramEnd"/>
           </w:p>
         </w:tc>
         <w:tc>
@@ -13517,8 +12286,8 @@
       <w:tblGrid>
         <w:gridCol w:w="636"/>
         <w:gridCol w:w="1127"/>
-        <w:gridCol w:w="3114"/>
-        <w:gridCol w:w="960"/>
+        <w:gridCol w:w="2830"/>
+        <w:gridCol w:w="1244"/>
       </w:tblGrid>
       <w:tr>
         <w:tc>
@@ -13560,7 +12329,7 @@
               <mc:AlternateContent>
                 <mc:Choice Requires="wps">
                   <w:drawing>
-                    <wp:anchor distT="0" distB="0" distL="114300" distR="114300" simplePos="0" relativeHeight="251655680" behindDoc="0" locked="0" layoutInCell="1" allowOverlap="1" wp14:anchorId="363672F5" wp14:editId="124D4335">
+                    <wp:anchor distT="0" distB="0" distL="114300" distR="114300" simplePos="0" relativeHeight="251658240" behindDoc="0" locked="0" layoutInCell="1" allowOverlap="1" wp14:anchorId="363672F5" wp14:editId="124D4335">
                       <wp:simplePos x="0" y="0"/>
                       <wp:positionH relativeFrom="column">
                         <wp:posOffset>-8743</wp:posOffset>
@@ -13655,7 +12424,7 @@
                 </mc:Choice>
                 <mc:Fallback>
                   <w:pict>
-                    <v:rect w14:anchorId="363672F5" id="矩形 10" o:spid="_x0000_s1042" style="position:absolute;left:0;text-align:left;margin-left:-.7pt;margin-top:12.9pt;width:19.25pt;height:42.9pt;z-index:251655680;visibility:visible;mso-wrap-style:square;mso-width-percent:0;mso-height-percent:0;mso-wrap-distance-left:9pt;mso-wrap-distance-top:0;mso-wrap-distance-right:9pt;mso-wrap-distance-bottom:0;mso-position-horizontal:absolute;mso-position-horizontal-relative:text;mso-position-vertical:absolute;mso-position-vertical-relative:text;mso-width-percent:0;mso-height-percent:0;mso-width-relative:margin;mso-height-relative:margin;v-text-anchor:middle" o:gfxdata="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" fillcolor="#5a5a5a [2109]" stroked="f" strokeweight="1pt">
+                    <v:rect w14:anchorId="363672F5" id="矩形 10" o:spid="_x0000_s1042" style="position:absolute;left:0;text-align:left;margin-left:-.7pt;margin-top:12.9pt;width:19.25pt;height:42.9pt;z-index:251658240;visibility:visible;mso-wrap-style:square;mso-width-percent:0;mso-height-percent:0;mso-wrap-distance-left:9pt;mso-wrap-distance-top:0;mso-wrap-distance-right:9pt;mso-wrap-distance-bottom:0;mso-position-horizontal:absolute;mso-position-horizontal-relative:text;mso-position-vertical:absolute;mso-position-vertical-relative:text;mso-width-percent:0;mso-height-percent:0;mso-width-relative:margin;mso-height-relative:margin;v-text-anchor:middle" o:gfxdata="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" fillcolor="#5a5a5a [2109]" stroked="f" strokeweight="1pt">
                       <v:textbox style="layout-flow:vertical-ideographic" inset="1mm,1mm,1mm,1mm">
                         <w:txbxContent>
                           <w:p>
@@ -13727,7 +12496,7 @@
         </w:tc>
         <w:tc>
           <w:tcPr>
-            <w:tcW w:w="3114" w:type="dxa"/>
+            <w:tcW w:w="2830" w:type="dxa"/>
             <w:tcBorders>
               <w:top w:val="nil"/>
               <w:left w:val="nil"/>
@@ -13754,33 +12523,11 @@
                 <w:szCs w:val="20"/>
               </w:rPr>
             </w:pPr>
-            <w:proofErr w:type="gramStart"/>
-            <w:r>
-              <w:rPr>
-                <w:rFonts w:ascii="Bahnschrift SemiBold Condensed" w:eastAsia="標楷體" w:hAnsi="Bahnschrift SemiBold Condensed" w:cstheme="minorHAnsi" w:hint="eastAsia"/>
-                <w:bCs/>
-                <w:w w:val="150"/>
-                <w:sz w:val="20"/>
-                <w:szCs w:val="20"/>
-              </w:rPr>
-              <w:t>主啊</w:t>
-            </w:r>
-            <w:proofErr w:type="gramEnd"/>
-            <w:r>
-              <w:rPr>
-                <w:rFonts w:ascii="Bahnschrift SemiBold Condensed" w:eastAsia="標楷體" w:hAnsi="Bahnschrift SemiBold Condensed" w:cstheme="minorHAnsi" w:hint="eastAsia"/>
-                <w:bCs/>
-                <w:w w:val="150"/>
-                <w:sz w:val="20"/>
-                <w:szCs w:val="20"/>
-              </w:rPr>
-              <w:t>！請祢對天照光我</w:t>
-            </w:r>
-          </w:p>
-        </w:tc>
-        <w:tc>
-          <w:tcPr>
-            <w:tcW w:w="960" w:type="dxa"/>
+          </w:p>
+        </w:tc>
+        <w:tc>
+          <w:tcPr>
+            <w:tcW w:w="1244" w:type="dxa"/>
             <w:tcBorders>
               <w:top w:val="nil"/>
               <w:left w:val="nil"/>
@@ -13798,7 +12545,7 @@
           <w:p>
             <w:pPr>
               <w:snapToGrid w:val="0"/>
-              <w:jc w:val="distribute"/>
+              <w:jc w:val="center"/>
               <w:rPr>
                 <w:rFonts w:ascii="Bahnschrift SemiBold Condensed" w:eastAsia="標楷體" w:hAnsi="Bahnschrift SemiBold Condensed" w:cstheme="minorHAnsi"/>
                 <w:w w:val="125"/>
@@ -13814,7 +12561,7 @@
                 <w:sz w:val="20"/>
                 <w:szCs w:val="20"/>
               </w:rPr>
-              <w:t>聖歌隊</w:t>
+              <w:t>敬拜團契</w:t>
             </w:r>
           </w:p>
         </w:tc>
@@ -13936,7 +12683,7 @@
                 <w:sz w:val="20"/>
                 <w:szCs w:val="20"/>
               </w:rPr>
-              <w:t>使徒行傳</w:t>
+              <w:t>列王記下卷</w:t>
             </w:r>
             <w:r>
               <w:rPr>
@@ -13946,7 +12693,37 @@
                 <w:sz w:val="20"/>
                 <w:szCs w:val="20"/>
               </w:rPr>
-              <w:t>8:29-39</w:t>
+              <w:t>2</w:t>
+            </w:r>
+            <w:r>
+              <w:rPr>
+                <w:rFonts w:ascii="Bahnschrift SemiBold Condensed" w:eastAsia="標楷體" w:hAnsi="Bahnschrift SemiBold Condensed" w:cs="Calibri" w:hint="eastAsia"/>
+                <w:color w:val="000000"/>
+                <w:w w:val="115"/>
+                <w:sz w:val="20"/>
+                <w:szCs w:val="20"/>
+              </w:rPr>
+              <w:t>章</w:t>
+            </w:r>
+            <w:r>
+              <w:rPr>
+                <w:rFonts w:ascii="Bahnschrift SemiBold Condensed" w:eastAsia="標楷體" w:hAnsi="Bahnschrift SemiBold Condensed" w:cs="Calibri"/>
+                <w:color w:val="000000"/>
+                <w:w w:val="115"/>
+                <w:sz w:val="20"/>
+                <w:szCs w:val="20"/>
+              </w:rPr>
+              <w:t>1-15</w:t>
+            </w:r>
+            <w:r>
+              <w:rPr>
+                <w:rFonts w:ascii="Bahnschrift SemiBold Condensed" w:eastAsia="標楷體" w:hAnsi="Bahnschrift SemiBold Condensed" w:cs="Calibri" w:hint="eastAsia"/>
+                <w:color w:val="000000"/>
+                <w:w w:val="115"/>
+                <w:sz w:val="20"/>
+                <w:szCs w:val="20"/>
+              </w:rPr>
+              <w:t>節</w:t>
             </w:r>
           </w:p>
         </w:tc>
@@ -14093,7 +12870,7 @@
                 <w:sz w:val="20"/>
                 <w:szCs w:val="20"/>
               </w:rPr>
-              <w:t>神指引腳步帶來新生命</w:t>
+              <w:t>雙倍地臨到我</w:t>
             </w:r>
           </w:p>
         </w:tc>
@@ -14411,7 +13188,7 @@
                 </mc:Choice>
                 <mc:Fallback>
                   <w:pict>
-                    <v:rect w14:anchorId="4D37C684" id="矩形 11" o:spid="_x0000_s1043" style="position:absolute;left:0;text-align:left;margin-left:-.7pt;margin-top:1.65pt;width:19.25pt;height:111.25pt;z-index:251657728;visibility:visible;mso-wrap-style:square;mso-width-percent:0;mso-height-percent:0;mso-wrap-distance-left:9pt;mso-wrap-distance-top:0;mso-wrap-distance-right:9pt;mso-wrap-distance-bottom:0;mso-position-horizontal:absolute;mso-position-horizontal-relative:text;mso-position-vertical:absolute;mso-position-vertical-relative:text;mso-width-percent:0;mso-height-percent:0;mso-width-relative:margin;mso-height-relative:margin;v-text-anchor:middle" o:gfxdata="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" fillcolor="#5a5a5a [2109]" stroked="f" strokeweight="1pt">
+                    <v:rect w14:anchorId="4D37C684" id="矩形 11" o:spid="_x0000_s1043" style="position:absolute;left:0;text-align:left;margin-left:-.7pt;margin-top:1.65pt;width:19.25pt;height:111.25pt;z-index:251657728;visibility:visible;mso-wrap-style:square;mso-width-percent:0;mso-height-percent:0;mso-wrap-distance-left:9pt;mso-wrap-distance-top:0;mso-wrap-distance-right:9pt;mso-wrap-distance-bottom:0;mso-position-horizontal:absolute;mso-position-horizontal-relative:text;mso-position-vertical:absolute;mso-position-vertical-relative:text;mso-width-percent:0;mso-height-percent:0;mso-width-relative:margin;mso-height-relative:margin;v-text-anchor:middle" o:gfxdata="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" fillcolor="#5a5a5a [2109]" stroked="f" strokeweight="1pt">
                       <v:textbox style="layout-flow:vertical-ideographic" inset="1mm,1mm,1mm,1mm">
                         <w:txbxContent>
                           <w:p>
@@ -14544,7 +13321,7 @@
                 <w:sz w:val="20"/>
                 <w:szCs w:val="20"/>
               </w:rPr>
-              <w:t>490</w:t>
+              <w:t>261</w:t>
             </w:r>
             <w:r>
               <w:rPr>
@@ -14799,7 +13576,7 @@
                 <w:sz w:val="20"/>
                 <w:szCs w:val="20"/>
               </w:rPr>
-              <w:t>張昭立</w:t>
+              <w:t>張怡婷</w:t>
             </w:r>
             <w:r>
               <w:rPr>
@@ -14821,7 +13598,7 @@
                 <w:sz w:val="20"/>
                 <w:szCs w:val="20"/>
               </w:rPr>
-              <w:t>張怡婷</w:t>
+              <w:t>林美惠</w:t>
             </w:r>
           </w:p>
         </w:tc>
@@ -15151,7 +13928,6 @@
                 <w:szCs w:val="20"/>
               </w:rPr>
             </w:pPr>
-            <w:proofErr w:type="gramStart"/>
             <w:r>
               <w:rPr>
                 <w:rFonts w:eastAsia="華康儷中黑" w:cstheme="minorHAnsi" w:hint="eastAsia"/>
@@ -15162,7 +13938,6 @@
               </w:rPr>
               <w:t>公禱</w:t>
             </w:r>
-            <w:proofErr w:type="gramEnd"/>
           </w:p>
         </w:tc>
         <w:tc>
@@ -15298,7 +14073,6 @@
                 <w:szCs w:val="20"/>
               </w:rPr>
             </w:pPr>
-            <w:proofErr w:type="gramStart"/>
             <w:r>
               <w:rPr>
                 <w:rFonts w:eastAsia="華康儷中黑" w:cstheme="minorHAnsi"/>
@@ -15309,7 +14083,6 @@
               </w:rPr>
               <w:t>頌榮</w:t>
             </w:r>
-            <w:proofErr w:type="gramEnd"/>
           </w:p>
         </w:tc>
         <w:tc>
@@ -15357,7 +14130,17 @@
                 <w:sz w:val="20"/>
                 <w:szCs w:val="20"/>
               </w:rPr>
-              <w:t>514</w:t>
+              <w:t>51</w:t>
+            </w:r>
+            <w:r>
+              <w:rPr>
+                <w:rFonts w:ascii="Bahnschrift SemiBold Condensed" w:eastAsia="標楷體" w:hAnsi="Bahnschrift SemiBold Condensed" w:cstheme="minorHAnsi" w:hint="eastAsia"/>
+                <w:color w:val="000000" w:themeColor="text1"/>
+                <w:w w:val="125"/>
+                <w:sz w:val="20"/>
+                <w:szCs w:val="20"/>
+              </w:rPr>
+              <w:t>3</w:t>
             </w:r>
             <w:r>
               <w:rPr>
@@ -15532,7 +14315,6 @@
               </w:rPr>
               <w:t xml:space="preserve">: </w:t>
             </w:r>
-            <w:proofErr w:type="gramStart"/>
             <w:r>
               <w:rPr>
                 <w:rFonts w:ascii="Bahnschrift SemiBold Condensed" w:eastAsia="標楷體" w:hAnsi="Bahnschrift SemiBold Condensed" w:cstheme="minorHAnsi" w:hint="eastAsia"/>
@@ -15542,7 +14324,6 @@
               </w:rPr>
               <w:t>阿們頌</w:t>
             </w:r>
-            <w:proofErr w:type="gramEnd"/>
           </w:p>
         </w:tc>
         <w:tc>
@@ -15639,7 +14420,6 @@
                 <w:szCs w:val="20"/>
               </w:rPr>
             </w:pPr>
-            <w:proofErr w:type="gramStart"/>
             <w:r>
               <w:rPr>
                 <w:rFonts w:eastAsia="華康儷中黑" w:cstheme="minorHAnsi" w:hint="eastAsia"/>
@@ -15650,7 +14430,6 @@
               </w:rPr>
               <w:t>殿樂</w:t>
             </w:r>
-            <w:proofErr w:type="gramEnd"/>
           </w:p>
         </w:tc>
         <w:tc>
@@ -16175,7 +14954,7 @@
           </mc:Choice>
           <mc:Fallback>
             <w:pict>
-              <v:line w14:anchorId="20899CB9" id="直線接點 2" o:spid="_x0000_s1026" style="position:absolute;z-index:251648512;visibility:visible;mso-wrap-style:square;mso-height-percent:0;mso-wrap-distance-left:9pt;mso-wrap-distance-top:0;mso-wrap-distance-right:9pt;mso-wrap-distance-bottom:0;mso-position-horizontal:absolute;mso-position-horizontal-relative:page;mso-position-vertical:absolute;mso-position-vertical-relative:page;mso-height-percent:0;mso-height-relative:margin" from="687.75pt,19.85pt" to="687.75pt,709.8pt" o:gfxdata="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" strokecolor="black [3213]" strokeweight=".5pt">
+              <v:line w14:anchorId="29569E48" id="直線接點 2" o:spid="_x0000_s1026" style="position:absolute;z-index:251648512;visibility:visible;mso-wrap-style:square;mso-height-percent:0;mso-wrap-distance-left:9pt;mso-wrap-distance-top:0;mso-wrap-distance-right:9pt;mso-wrap-distance-bottom:0;mso-position-horizontal:absolute;mso-position-horizontal-relative:page;mso-position-vertical:absolute;mso-position-vertical-relative:page;mso-height-percent:0;mso-height-relative:margin" from="687.75pt,19.85pt" to="687.75pt,709.8pt" o:gfxdata="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" strokecolor="black [3213]" strokeweight=".5pt">
                 <v:stroke dashstyle="3 1" joinstyle="miter"/>
                 <w10:wrap anchorx="page" anchory="page"/>
               </v:line>
@@ -16205,7 +14984,15 @@
           <w:color w:val="000000"/>
           <w:szCs w:val="24"/>
         </w:rPr>
-        <w:t>詩</w:t>
+        <w:t>馬太福音</w:t>
+      </w:r>
+      <w:r>
+        <w:rPr>
+          <w:rFonts w:ascii="Barlow Condensed Medium" w:eastAsia="華康中黑體" w:hAnsi="Barlow Condensed Medium" w:cs="Calibri"/>
+          <w:color w:val="000000"/>
+          <w:szCs w:val="24"/>
+        </w:rPr>
+        <w:t>7</w:t>
       </w:r>
       <w:r>
         <w:rPr>
@@ -16213,23 +15000,7 @@
           <w:color w:val="000000"/>
           <w:szCs w:val="24"/>
         </w:rPr>
-        <w:t>篇</w:t>
-      </w:r>
-      <w:r>
-        <w:rPr>
-          <w:rFonts w:ascii="Barlow Condensed Medium" w:eastAsia="華康中黑體" w:hAnsi="Barlow Condensed Medium" w:cs="Calibri" w:hint="eastAsia"/>
-          <w:color w:val="000000"/>
-          <w:szCs w:val="24"/>
-        </w:rPr>
-        <w:t>32</w:t>
-      </w:r>
-      <w:r>
-        <w:rPr>
-          <w:rFonts w:ascii="Barlow Condensed Medium" w:eastAsia="華康中黑體" w:hAnsi="Barlow Condensed Medium" w:cs="Calibri" w:hint="eastAsia"/>
-          <w:color w:val="000000"/>
-          <w:szCs w:val="24"/>
-        </w:rPr>
-        <w:t>篇</w:t>
+        <w:t>章</w:t>
       </w:r>
       <w:r>
         <w:rPr>
@@ -16237,7 +15008,7 @@
           <w:color w:val="000000"/>
           <w:szCs w:val="24"/>
         </w:rPr>
-        <w:t>8</w:t>
+        <w:t>11</w:t>
       </w:r>
       <w:r>
         <w:rPr>
@@ -16320,36 +15091,7 @@
           <w:sz w:val="26"/>
           <w:szCs w:val="26"/>
         </w:rPr>
-        <w:t>我</w:t>
-      </w:r>
-      <w:proofErr w:type="gramStart"/>
-      <w:r>
-        <w:rPr>
-          <w:rFonts w:ascii="標楷體" w:eastAsia="標楷體" w:hAnsi="標楷體" w:cs="Arial" w:hint="eastAsia"/>
-          <w:w w:val="80"/>
-          <w:sz w:val="26"/>
-          <w:szCs w:val="26"/>
-        </w:rPr>
-        <w:t>欲教示</w:t>
-      </w:r>
-      <w:proofErr w:type="gramEnd"/>
-      <w:r>
-        <w:rPr>
-          <w:rFonts w:ascii="標楷體" w:eastAsia="標楷體" w:hAnsi="標楷體" w:cs="Arial" w:hint="eastAsia"/>
-          <w:w w:val="80"/>
-          <w:sz w:val="26"/>
-          <w:szCs w:val="26"/>
-        </w:rPr>
-        <w:t>你，指示你應該行的路；我欲注目看你來勸戒你</w:t>
-      </w:r>
-      <w:r>
-        <w:rPr>
-          <w:rFonts w:ascii="標楷體" w:eastAsia="標楷體" w:hAnsi="標楷體" w:cs="Arial" w:hint="eastAsia"/>
-          <w:w w:val="80"/>
-          <w:sz w:val="26"/>
-          <w:szCs w:val="26"/>
-        </w:rPr>
-        <w:t>。</w:t>
+        <w:t>恁諸個雖然歹，猶久會曉得用好物互恁的子兒，何況恁佇天裡的父，豈無欲用好物互求伊的人嗎？</w:t>
       </w:r>
     </w:p>
     <w:p>
@@ -16430,7 +15172,7 @@
           <w:sz w:val="26"/>
           <w:szCs w:val="26"/>
         </w:rPr>
-        <w:t>我要教導你、指示你當行的路．我要定睛在你身上勸戒你</w:t>
+        <w:t>你們雖然不好、尚且知道拿好東西給兒女、何況你們在天上的父、豈不更把好東西給求他的人麼</w:t>
       </w:r>
       <w:r>
         <w:rPr>
@@ -16560,7 +15302,6 @@
                 <w:w w:val="80"/>
               </w:rPr>
             </w:pPr>
-            <w:proofErr w:type="gramStart"/>
             <w:r>
               <w:rPr>
                 <w:rFonts w:ascii="Barlow Condensed Medium" w:eastAsia="華康中黑體" w:hAnsi="Barlow Condensed Medium" w:cstheme="minorHAnsi"/>
@@ -16568,7 +15309,6 @@
               </w:rPr>
               <w:t>主日事奉</w:t>
             </w:r>
-            <w:proofErr w:type="gramEnd"/>
           </w:p>
         </w:tc>
         <w:tc>
@@ -16599,17 +15339,8 @@
                 <w:rFonts w:ascii="Barlow Condensed Medium" w:eastAsia="華康中黑體" w:hAnsi="Barlow Condensed Medium" w:cstheme="minorHAnsi"/>
                 <w:w w:val="66"/>
               </w:rPr>
-              <w:t>本</w:t>
-            </w:r>
-            <w:proofErr w:type="gramStart"/>
-            <w:r>
-              <w:rPr>
-                <w:rFonts w:ascii="Barlow Condensed Medium" w:eastAsia="華康中黑體" w:hAnsi="Barlow Condensed Medium" w:cstheme="minorHAnsi"/>
-                <w:w w:val="66"/>
-              </w:rPr>
-              <w:t>週</w:t>
-            </w:r>
-            <w:proofErr w:type="gramEnd"/>
+              <w:t>本週</w:t>
+            </w:r>
             <w:r>
               <w:rPr>
                 <w:rFonts w:ascii="Barlow Condensed Medium" w:eastAsia="華康儷中黑" w:hAnsi="Barlow Condensed Medium" w:cstheme="minorHAnsi"/>
@@ -16680,7 +15411,7 @@
                 <w:noProof/>
                 <w:w w:val="80"/>
               </w:rPr>
-              <w:t>15</w:t>
+              <w:t>22</w:t>
             </w:r>
             <w:r>
               <w:rPr>
@@ -16719,17 +15450,8 @@
                 <w:rFonts w:ascii="Barlow Condensed Medium" w:eastAsia="華康中黑體" w:hAnsi="Barlow Condensed Medium" w:cstheme="minorHAnsi"/>
                 <w:w w:val="66"/>
               </w:rPr>
-              <w:t>下</w:t>
-            </w:r>
-            <w:proofErr w:type="gramStart"/>
-            <w:r>
-              <w:rPr>
-                <w:rFonts w:ascii="Barlow Condensed Medium" w:eastAsia="華康中黑體" w:hAnsi="Barlow Condensed Medium" w:cstheme="minorHAnsi"/>
-                <w:w w:val="66"/>
-              </w:rPr>
-              <w:t>週</w:t>
-            </w:r>
-            <w:proofErr w:type="gramEnd"/>
+              <w:t>下週</w:t>
+            </w:r>
             <w:r>
               <w:rPr>
                 <w:rFonts w:ascii="Barlow Condensed Medium" w:eastAsia="華康儷中黑" w:hAnsi="Barlow Condensed Medium" w:cstheme="minorHAnsi"/>
@@ -16800,7 +15522,7 @@
                 <w:noProof/>
                 <w:w w:val="80"/>
               </w:rPr>
-              <w:t>22</w:t>
+              <w:t>29</w:t>
             </w:r>
             <w:r>
               <w:rPr>
@@ -16940,7 +15662,6 @@
               <w:top w:val="single" w:sz="4" w:space="0" w:color="auto"/>
               <w:bottom w:val="single" w:sz="4" w:space="0" w:color="auto"/>
             </w:tcBorders>
-            <w:shd w:val="clear" w:color="auto" w:fill="auto"/>
             <w:tcMar>
               <w:left w:w="57" w:type="dxa"/>
               <w:right w:w="57" w:type="dxa"/>
@@ -16959,7 +15680,7 @@
               <w:rPr>
                 <w:rFonts w:ascii="標楷體" w:eastAsia="標楷體" w:hAnsi="標楷體" w:hint="eastAsia"/>
               </w:rPr>
-              <w:t>--</w:t>
+              <w:t>王昌裕</w:t>
             </w:r>
           </w:p>
         </w:tc>
@@ -16970,6 +15691,7 @@
               <w:top w:val="single" w:sz="4" w:space="0" w:color="auto"/>
               <w:bottom w:val="single" w:sz="4" w:space="0" w:color="auto"/>
             </w:tcBorders>
+            <w:shd w:val="clear" w:color="auto" w:fill="auto"/>
             <w:tcMar>
               <w:left w:w="57" w:type="dxa"/>
               <w:right w:w="57" w:type="dxa"/>
@@ -17111,7 +15833,7 @@
                 <w:noProof/>
                 <w:w w:val="75"/>
               </w:rPr>
-              <w:t>8</w:t>
+              <w:t>15</w:t>
             </w:r>
             <w:r>
               <w:rPr>
@@ -17175,7 +15897,6 @@
                 <w:szCs w:val="28"/>
               </w:rPr>
             </w:pPr>
-            <w:proofErr w:type="gramStart"/>
             <w:r>
               <w:rPr>
                 <w:rFonts w:ascii="Barlow Condensed Medium" w:eastAsia="華康正顏楷體W9" w:hAnsi="Barlow Condensed Medium" w:cstheme="minorHAnsi"/>
@@ -17185,7 +15906,6 @@
               </w:rPr>
               <w:t>月值月長執</w:t>
             </w:r>
-            <w:proofErr w:type="gramEnd"/>
             <w:r>
               <w:rPr>
                 <w:rFonts w:ascii="Barlow Condensed Medium" w:eastAsia="標楷體" w:hAnsi="Barlow Condensed Medium" w:cstheme="minorHAnsi"/>
@@ -17272,7 +15992,7 @@
               <w:rPr>
                 <w:rFonts w:ascii="標楷體" w:eastAsia="標楷體" w:hAnsi="標楷體" w:hint="eastAsia"/>
               </w:rPr>
-              <w:t>魏榮光</w:t>
+              <w:t>王昌裕</w:t>
             </w:r>
           </w:p>
         </w:tc>
@@ -17425,7 +16145,7 @@
                 <w:noProof/>
                 <w:w w:val="75"/>
               </w:rPr>
-              <w:t>8</w:t>
+              <w:t>15</w:t>
             </w:r>
             <w:r>
               <w:rPr>
@@ -17544,9 +16264,8 @@
             <w:r>
               <w:rPr>
                 <w:rFonts w:ascii="標楷體" w:eastAsia="標楷體" w:hAnsi="標楷體" w:hint="eastAsia"/>
-                <w:szCs w:val="24"/>
-              </w:rPr>
-              <w:t>劉奕樑</w:t>
+              </w:rPr>
+              <w:t>林惠娟</w:t>
             </w:r>
           </w:p>
         </w:tc>
@@ -17576,7 +16295,7 @@
               <w:rPr>
                 <w:rFonts w:ascii="標楷體" w:eastAsia="標楷體" w:hAnsi="標楷體" w:hint="eastAsia"/>
               </w:rPr>
-              <w:t>林惠娟</w:t>
+              <w:t>張麗君</w:t>
             </w:r>
           </w:p>
         </w:tc>
@@ -17706,7 +16425,7 @@
                 <w:noProof/>
                 <w:w w:val="75"/>
               </w:rPr>
-              <w:t>8</w:t>
+              <w:t>15</w:t>
             </w:r>
             <w:r>
               <w:rPr>
@@ -17827,7 +16546,7 @@
                 <w:rFonts w:ascii="標楷體" w:eastAsia="標楷體" w:hAnsi="標楷體" w:hint="eastAsia"/>
                 <w:szCs w:val="24"/>
               </w:rPr>
-              <w:t>莊舒媛</w:t>
+              <w:t>黃聖耀</w:t>
             </w:r>
           </w:p>
         </w:tc>
@@ -17858,7 +16577,7 @@
                 <w:rFonts w:ascii="標楷體" w:eastAsia="標楷體" w:hAnsi="標楷體" w:hint="eastAsia"/>
                 <w:szCs w:val="24"/>
               </w:rPr>
-              <w:t>黃聖耀</w:t>
+              <w:t>張怡婷</w:t>
             </w:r>
           </w:p>
         </w:tc>
@@ -17980,7 +16699,7 @@
                 <w:noProof/>
                 <w:w w:val="75"/>
               </w:rPr>
-              <w:t>8</w:t>
+              <w:t>15</w:t>
             </w:r>
             <w:r>
               <w:rPr>
@@ -18099,10 +16818,10 @@
             </w:pPr>
             <w:r>
               <w:rPr>
-                <w:rFonts w:ascii="標楷體" w:eastAsia="標楷體" w:hAnsi="標楷體" w:cstheme="majorBidi" w:hint="eastAsia"/>
+                <w:rFonts w:ascii="標楷體" w:eastAsia="標楷體" w:hAnsi="標楷體" w:hint="eastAsia"/>
                 <w:szCs w:val="24"/>
               </w:rPr>
-              <w:t>蕭國鎮</w:t>
+              <w:t>周艶林</w:t>
             </w:r>
           </w:p>
         </w:tc>
@@ -18133,7 +16852,7 @@
                 <w:rFonts w:ascii="標楷體" w:eastAsia="標楷體" w:hAnsi="標楷體" w:hint="eastAsia"/>
                 <w:szCs w:val="24"/>
               </w:rPr>
-              <w:t>周艶林</w:t>
+              <w:t>周艶貳</w:t>
             </w:r>
           </w:p>
         </w:tc>
@@ -18262,7 +16981,7 @@
                 <w:noProof/>
                 <w:w w:val="75"/>
               </w:rPr>
-              <w:t>8</w:t>
+              <w:t>15</w:t>
             </w:r>
             <w:r>
               <w:rPr>
@@ -18349,7 +17068,6 @@
                 <w:w w:val="80"/>
               </w:rPr>
             </w:pPr>
-            <w:proofErr w:type="gramStart"/>
             <w:r>
               <w:rPr>
                 <w:rFonts w:ascii="Barlow Condensed Medium" w:eastAsia="華康中黑體" w:hAnsi="Barlow Condensed Medium" w:cstheme="minorHAnsi"/>
@@ -18357,7 +17075,6 @@
               </w:rPr>
               <w:t>司獻</w:t>
             </w:r>
-            <w:proofErr w:type="gramEnd"/>
           </w:p>
         </w:tc>
         <w:tc>
@@ -18387,7 +17104,7 @@
               <w:rPr>
                 <w:rFonts w:ascii="標楷體" w:eastAsia="標楷體" w:hAnsi="標楷體" w:hint="eastAsia"/>
               </w:rPr>
-              <w:t>張昭立</w:t>
+              <w:t>張怡婷</w:t>
             </w:r>
           </w:p>
         </w:tc>
@@ -18418,7 +17135,7 @@
               <w:rPr>
                 <w:rFonts w:ascii="標楷體" w:eastAsia="標楷體" w:hAnsi="標楷體" w:hint="eastAsia"/>
               </w:rPr>
-              <w:t>張怡婷</w:t>
+              <w:t>黃阿絹</w:t>
             </w:r>
           </w:p>
         </w:tc>
@@ -18540,7 +17257,7 @@
                 <w:noProof/>
                 <w:w w:val="75"/>
               </w:rPr>
-              <w:t>8</w:t>
+              <w:t>15</w:t>
             </w:r>
             <w:r>
               <w:rPr>
@@ -18656,7 +17373,7 @@
               <w:rPr>
                 <w:rFonts w:ascii="標楷體" w:eastAsia="標楷體" w:hAnsi="標楷體" w:hint="eastAsia"/>
               </w:rPr>
-              <w:t>張怡婷</w:t>
+              <w:t>林美惠</w:t>
             </w:r>
           </w:p>
         </w:tc>
@@ -18687,7 +17404,7 @@
               <w:rPr>
                 <w:rFonts w:ascii="標楷體" w:eastAsia="標楷體" w:hAnsi="標楷體" w:hint="eastAsia"/>
               </w:rPr>
-              <w:t>林美惠</w:t>
+              <w:t>林惠娟</w:t>
             </w:r>
           </w:p>
         </w:tc>
@@ -18809,7 +17526,7 @@
                 <w:noProof/>
                 <w:w w:val="75"/>
               </w:rPr>
-              <w:t>8</w:t>
+              <w:t>15</w:t>
             </w:r>
             <w:r>
               <w:rPr>
@@ -18932,16 +17649,8 @@
               <w:rPr>
                 <w:rFonts w:ascii="標楷體" w:eastAsia="標楷體" w:hAnsi="標楷體" w:hint="eastAsia"/>
               </w:rPr>
-              <w:t>孫翠</w:t>
-            </w:r>
-            <w:proofErr w:type="gramStart"/>
-            <w:r>
-              <w:rPr>
-                <w:rFonts w:ascii="標楷體" w:eastAsia="標楷體" w:hAnsi="標楷體" w:hint="eastAsia"/>
-              </w:rPr>
-              <w:t>璘</w:t>
-            </w:r>
-            <w:proofErr w:type="gramEnd"/>
+              <w:t>游富宗</w:t>
+            </w:r>
           </w:p>
         </w:tc>
         <w:tc>
@@ -18971,7 +17680,7 @@
               <w:rPr>
                 <w:rFonts w:ascii="標楷體" w:eastAsia="標楷體" w:hAnsi="標楷體" w:hint="eastAsia"/>
               </w:rPr>
-              <w:t>游富宗</w:t>
+              <w:t>卓滿惠</w:t>
             </w:r>
           </w:p>
         </w:tc>
@@ -19119,7 +17828,7 @@
               <w:rPr>
                 <w:rFonts w:ascii="標楷體" w:eastAsia="標楷體" w:hAnsi="標楷體" w:hint="eastAsia"/>
               </w:rPr>
-              <w:t>張燕芬</w:t>
+              <w:t>張淑敏</w:t>
             </w:r>
           </w:p>
         </w:tc>
@@ -19150,7 +17859,7 @@
               <w:rPr>
                 <w:rFonts w:ascii="標楷體" w:eastAsia="標楷體" w:hAnsi="標楷體" w:hint="eastAsia"/>
               </w:rPr>
-              <w:t>張淑敏</w:t>
+              <w:t>張燕芬</w:t>
             </w:r>
           </w:p>
         </w:tc>
@@ -19272,7 +17981,7 @@
                 <w:noProof/>
                 <w:w w:val="75"/>
               </w:rPr>
-              <w:t>10</w:t>
+              <w:t>17</w:t>
             </w:r>
             <w:r>
               <w:rPr>
@@ -19420,7 +18129,7 @@
               <w:rPr>
                 <w:rFonts w:ascii="標楷體" w:eastAsia="標楷體" w:hAnsi="標楷體" w:hint="eastAsia"/>
               </w:rPr>
-              <w:t>宋素珠</w:t>
+              <w:t>盧輝昌</w:t>
             </w:r>
           </w:p>
         </w:tc>
@@ -19453,7 +18162,7 @@
               <w:rPr>
                 <w:rFonts w:ascii="標楷體" w:eastAsia="標楷體" w:hAnsi="標楷體" w:hint="eastAsia"/>
               </w:rPr>
-              <w:t>盧輝昌</w:t>
+              <w:t>黃耀宗</w:t>
             </w:r>
           </w:p>
         </w:tc>
@@ -19479,21 +18188,12 @@
                 <w:w w:val="80"/>
               </w:rPr>
             </w:pPr>
-            <w:proofErr w:type="gramStart"/>
             <w:r>
               <w:rPr>
                 <w:rFonts w:ascii="標楷體" w:eastAsia="標楷體" w:hAnsi="標楷體" w:cs="華康儷楷書" w:hint="eastAsia"/>
                 <w:w w:val="80"/>
               </w:rPr>
-              <w:t>拿細耳</w:t>
-            </w:r>
-            <w:proofErr w:type="gramEnd"/>
-            <w:r>
-              <w:rPr>
-                <w:rFonts w:ascii="標楷體" w:eastAsia="標楷體" w:hAnsi="標楷體" w:cs="華康儷楷書" w:hint="eastAsia"/>
-                <w:w w:val="80"/>
-              </w:rPr>
-              <w:t>小組</w:t>
+              <w:t>拿細耳小組</w:t>
             </w:r>
           </w:p>
         </w:tc>
@@ -19584,7 +18284,7 @@
                 <w:noProof/>
                 <w:w w:val="75"/>
               </w:rPr>
-              <w:t>10</w:t>
+              <w:t>17</w:t>
             </w:r>
             <w:r>
               <w:rPr>
@@ -19710,7 +18410,7 @@
               <w:rPr>
                 <w:rFonts w:ascii="標楷體" w:eastAsia="標楷體" w:hAnsi="標楷體" w:hint="eastAsia"/>
               </w:rPr>
-              <w:t>張麗君</w:t>
+              <w:t>葉文蒂</w:t>
             </w:r>
           </w:p>
         </w:tc>
@@ -19743,7 +18443,7 @@
               <w:rPr>
                 <w:rFonts w:ascii="標楷體" w:eastAsia="標楷體" w:hAnsi="標楷體" w:hint="eastAsia"/>
               </w:rPr>
-              <w:t>葉文蒂</w:t>
+              <w:t>劉容榕</w:t>
             </w:r>
           </w:p>
         </w:tc>
@@ -19865,7 +18565,7 @@
                 <w:noProof/>
                 <w:w w:val="75"/>
               </w:rPr>
-              <w:t>12</w:t>
+              <w:t>19</w:t>
             </w:r>
             <w:r>
               <w:rPr>
@@ -19977,14 +18677,12 @@
                 <w:szCs w:val="24"/>
               </w:rPr>
             </w:pPr>
-            <w:proofErr w:type="gramStart"/>
             <w:r>
               <w:rPr>
                 <w:rFonts w:ascii="標楷體" w:eastAsia="標楷體" w:hAnsi="標楷體" w:hint="eastAsia"/>
               </w:rPr>
-              <w:t>楊竣傑</w:t>
-            </w:r>
-            <w:proofErr w:type="gramEnd"/>
+              <w:t>張思婗</w:t>
+            </w:r>
           </w:p>
         </w:tc>
         <w:tc>
@@ -20016,16 +18714,8 @@
               <w:rPr>
                 <w:rFonts w:ascii="標楷體" w:eastAsia="標楷體" w:hAnsi="標楷體" w:hint="eastAsia"/>
               </w:rPr>
-              <w:t>張思</w:t>
-            </w:r>
-            <w:proofErr w:type="gramStart"/>
-            <w:r>
-              <w:rPr>
-                <w:rFonts w:ascii="標楷體" w:eastAsia="標楷體" w:hAnsi="標楷體" w:hint="eastAsia"/>
-              </w:rPr>
-              <w:t>婗</w:t>
-            </w:r>
-            <w:proofErr w:type="gramEnd"/>
+              <w:t>張燕芬</w:t>
+            </w:r>
           </w:p>
         </w:tc>
         <w:tc>
@@ -20147,7 +18837,7 @@
                 <w:noProof/>
                 <w:w w:val="75"/>
               </w:rPr>
-              <w:t>12</w:t>
+              <w:t>19</w:t>
             </w:r>
             <w:r>
               <w:rPr>
@@ -20270,9 +18960,9 @@
             <w:r>
               <w:rPr>
                 <w:rFonts w:ascii="標楷體" w:eastAsia="標楷體" w:hAnsi="標楷體" w:hint="eastAsia"/>
-                <w:szCs w:val="24"/>
-              </w:rPr>
-              <w:t>聖歌隊</w:t>
+                <w:sz w:val="22"/>
+              </w:rPr>
+              <w:t>敬拜團契</w:t>
             </w:r>
           </w:p>
         </w:tc>
@@ -20305,9 +18995,9 @@
             <w:r>
               <w:rPr>
                 <w:rFonts w:ascii="標楷體" w:eastAsia="標楷體" w:hAnsi="標楷體" w:hint="eastAsia"/>
-                <w:sz w:val="22"/>
-              </w:rPr>
-              <w:t>敬拜團契</w:t>
+                <w:szCs w:val="24"/>
+              </w:rPr>
+              <w:t>聖歌隊</w:t>
             </w:r>
           </w:p>
         </w:tc>
@@ -20429,7 +19119,7 @@
                 <w:noProof/>
                 <w:w w:val="75"/>
               </w:rPr>
-              <w:t>12</w:t>
+              <w:t>19</w:t>
             </w:r>
             <w:r>
               <w:rPr>
@@ -20554,7 +19244,7 @@
               <w:rPr>
                 <w:rFonts w:ascii="標楷體" w:eastAsia="標楷體" w:hAnsi="標楷體" w:hint="eastAsia"/>
               </w:rPr>
-              <w:t>周艶輝</w:t>
+              <w:t>章台珠</w:t>
             </w:r>
           </w:p>
         </w:tc>
@@ -20587,7 +19277,7 @@
               <w:rPr>
                 <w:rFonts w:ascii="標楷體" w:eastAsia="標楷體" w:hAnsi="標楷體" w:hint="eastAsia"/>
               </w:rPr>
-              <w:t>章台珠</w:t>
+              <w:t>劉奕樑</w:t>
             </w:r>
           </w:p>
         </w:tc>
@@ -20709,7 +19399,7 @@
                 <w:noProof/>
                 <w:w w:val="75"/>
               </w:rPr>
-              <w:t>7</w:t>
+              <w:t>14</w:t>
             </w:r>
             <w:r>
               <w:rPr>
@@ -20814,7 +19504,6 @@
               <w:top w:val="single" w:sz="4" w:space="0" w:color="auto"/>
               <w:bottom w:val="single" w:sz="4" w:space="0" w:color="auto"/>
             </w:tcBorders>
-            <w:shd w:val="clear" w:color="auto" w:fill="auto"/>
             <w:tcMar>
               <w:left w:w="57" w:type="dxa"/>
               <w:right w:w="57" w:type="dxa"/>
@@ -20835,7 +19524,7 @@
               <w:rPr>
                 <w:rFonts w:ascii="標楷體" w:eastAsia="標楷體" w:hAnsi="標楷體" w:hint="eastAsia"/>
               </w:rPr>
-              <w:t>林錫純</w:t>
+              <w:t>張昭立</w:t>
             </w:r>
           </w:p>
         </w:tc>
@@ -20846,6 +19535,7 @@
               <w:top w:val="single" w:sz="4" w:space="0" w:color="auto"/>
               <w:bottom w:val="single" w:sz="4" w:space="0" w:color="auto"/>
             </w:tcBorders>
+            <w:shd w:val="clear" w:color="auto" w:fill="auto"/>
             <w:tcMar>
               <w:left w:w="57" w:type="dxa"/>
               <w:right w:w="57" w:type="dxa"/>
@@ -20866,7 +19556,7 @@
               <w:rPr>
                 <w:rFonts w:ascii="標楷體" w:eastAsia="標楷體" w:hAnsi="標楷體" w:hint="eastAsia"/>
               </w:rPr>
-              <w:t>張昭立</w:t>
+              <w:t>蕭國鎮</w:t>
             </w:r>
           </w:p>
         </w:tc>
@@ -20991,7 +19681,7 @@
                 <w:noProof/>
                 <w:w w:val="75"/>
               </w:rPr>
-              <w:t>7</w:t>
+              <w:t>14</w:t>
             </w:r>
             <w:r>
               <w:rPr>
@@ -21087,7 +19777,6 @@
             <w:tcBorders>
               <w:bottom w:val="single" w:sz="4" w:space="0" w:color="auto"/>
             </w:tcBorders>
-            <w:shd w:val="clear" w:color="auto" w:fill="auto"/>
             <w:tcMar>
               <w:left w:w="57" w:type="dxa"/>
               <w:right w:w="57" w:type="dxa"/>
@@ -21107,7 +19796,7 @@
               <w:rPr>
                 <w:rFonts w:ascii="標楷體" w:eastAsia="標楷體" w:hAnsi="標楷體" w:hint="eastAsia"/>
               </w:rPr>
-              <w:t>黃彥彬</w:t>
+              <w:t>蕭國鎮</w:t>
             </w:r>
           </w:p>
         </w:tc>
@@ -21117,6 +19806,7 @@
             <w:tcBorders>
               <w:bottom w:val="single" w:sz="4" w:space="0" w:color="auto"/>
             </w:tcBorders>
+            <w:shd w:val="clear" w:color="auto" w:fill="auto"/>
             <w:tcMar>
               <w:left w:w="57" w:type="dxa"/>
               <w:right w:w="57" w:type="dxa"/>
@@ -21136,7 +19826,7 @@
               <w:rPr>
                 <w:rFonts w:ascii="標楷體" w:eastAsia="標楷體" w:hAnsi="標楷體" w:hint="eastAsia"/>
               </w:rPr>
-              <w:t>蕭國鎮</w:t>
+              <w:t>林金城</w:t>
             </w:r>
           </w:p>
         </w:tc>
@@ -21283,7 +19973,7 @@
                 <w:noProof/>
                 <w:w w:val="75"/>
               </w:rPr>
-              <w:t>7</w:t>
+              <w:t>14</w:t>
             </w:r>
             <w:r>
               <w:rPr>
@@ -21373,7 +20063,6 @@
                 <w:w w:val="80"/>
               </w:rPr>
             </w:pPr>
-            <w:proofErr w:type="gramStart"/>
             <w:r>
               <w:rPr>
                 <w:rFonts w:ascii="Barlow Condensed Medium" w:eastAsia="華康中黑體" w:hAnsi="Barlow Condensed Medium" w:cstheme="minorHAnsi" w:hint="eastAsia"/>
@@ -21381,7 +20070,6 @@
               </w:rPr>
               <w:t>愛宴</w:t>
             </w:r>
-            <w:proofErr w:type="gramEnd"/>
           </w:p>
         </w:tc>
         <w:tc>
@@ -21411,7 +20099,7 @@
                 <w:rFonts w:ascii="標楷體" w:eastAsia="標楷體" w:hAnsi="標楷體" w:cs="華康儷楷書" w:hint="eastAsia"/>
                 <w:szCs w:val="24"/>
               </w:rPr>
-              <w:t>黃阿絹</w:t>
+              <w:t>葉文蒂</w:t>
             </w:r>
           </w:p>
         </w:tc>
@@ -21442,7 +20130,7 @@
                 <w:rFonts w:ascii="標楷體" w:eastAsia="標楷體" w:hAnsi="標楷體" w:cs="華康儷楷書" w:hint="eastAsia"/>
                 <w:szCs w:val="24"/>
               </w:rPr>
-              <w:t>葉文蒂</w:t>
+              <w:t>宋素珠</w:t>
             </w:r>
           </w:p>
         </w:tc>
@@ -21547,7 +20235,6 @@
                 <w:w w:val="80"/>
               </w:rPr>
             </w:pPr>
-            <w:proofErr w:type="gramStart"/>
             <w:r>
               <w:rPr>
                 <w:rFonts w:ascii="Barlow Condensed Medium" w:eastAsia="華康中黑體" w:hAnsi="Barlow Condensed Medium" w:cstheme="minorHAnsi" w:hint="eastAsia"/>
@@ -21555,7 +20242,6 @@
               </w:rPr>
               <w:t>愛宴清洗</w:t>
             </w:r>
-            <w:proofErr w:type="gramEnd"/>
           </w:p>
         </w:tc>
         <w:tc>
@@ -21583,7 +20269,7 @@
                 <w:rFonts w:ascii="標楷體" w:eastAsia="標楷體" w:hAnsi="標楷體" w:cs="華康儷楷書" w:hint="eastAsia"/>
                 <w:szCs w:val="24"/>
               </w:rPr>
-              <w:t>葉文蒂</w:t>
+              <w:t>張佩瀅</w:t>
             </w:r>
           </w:p>
         </w:tc>
@@ -21613,7 +20299,7 @@
                 <w:rFonts w:ascii="標楷體" w:eastAsia="標楷體" w:hAnsi="標楷體" w:cs="華康儷楷書" w:hint="eastAsia"/>
                 <w:szCs w:val="24"/>
               </w:rPr>
-              <w:t>張佩瀅</w:t>
+              <w:t>林秀蘭</w:t>
             </w:r>
           </w:p>
         </w:tc>
@@ -21732,7 +20418,7 @@
                 <w:rFonts w:ascii="標楷體" w:eastAsia="標楷體" w:hAnsi="標楷體" w:cs="華康儷楷書" w:hint="eastAsia"/>
                 <w:szCs w:val="24"/>
               </w:rPr>
-              <w:t>張梅足</w:t>
+              <w:t>黃花香</w:t>
             </w:r>
           </w:p>
         </w:tc>
@@ -21762,7 +20448,7 @@
                 <w:rFonts w:ascii="標楷體" w:eastAsia="標楷體" w:hAnsi="標楷體" w:cs="華康儷楷書" w:hint="eastAsia"/>
                 <w:szCs w:val="24"/>
               </w:rPr>
-              <w:t>黃花香</w:t>
+              <w:t>孫翠璘</w:t>
             </w:r>
           </w:p>
         </w:tc>
@@ -21847,7 +20533,7 @@
                 <w:rFonts w:ascii="Barlow Condensed Medium" w:eastAsia="標楷體" w:hAnsi="Barlow Condensed Medium" w:cs="華康儷楷書" w:hint="eastAsia"/>
                 <w:szCs w:val="24"/>
               </w:rPr>
-              <w:t>王昌裕</w:t>
+              <w:t>劉奕樑</w:t>
             </w:r>
           </w:p>
         </w:tc>
@@ -21877,7 +20563,14 @@
                 <w:rFonts w:ascii="Barlow Condensed Medium" w:eastAsia="標楷體" w:hAnsi="Barlow Condensed Medium" w:cs="華康儷楷書" w:hint="eastAsia"/>
                 <w:szCs w:val="24"/>
               </w:rPr>
-              <w:t>劉奕樑</w:t>
+              <w:t>机</w:t>
+            </w:r>
+            <w:r>
+              <w:rPr>
+                <w:rFonts w:ascii="Barlow Condensed Medium" w:eastAsia="標楷體" w:hAnsi="Barlow Condensed Medium" w:cs="華康儷楷書" w:hint="eastAsia"/>
+                <w:szCs w:val="24"/>
+              </w:rPr>
+              <w:t>忠三</w:t>
             </w:r>
           </w:p>
         </w:tc>
@@ -22027,7 +20720,7 @@
           <w:rFonts w:ascii="Barlow Condensed SemiBold" w:eastAsia="華康正顏楷體W9" w:hAnsi="Barlow Condensed SemiBold" w:cstheme="minorHAnsi"/>
           <w:noProof/>
         </w:rPr>
-        <w:t>08</w:t>
+        <w:t>15</w:t>
       </w:r>
       <w:r>
         <w:rPr>
@@ -24406,7 +23099,7 @@
               <w:snapToGrid w:val="0"/>
               <w:ind w:rightChars="-3" w:right="-7"/>
               <w:rPr>
-                <w:rFonts w:ascii="Barlow Condensed Medium" w:eastAsia="標楷體" w:hAnsi="Barlow Condensed Medium" w:cstheme="minorHAnsi" w:hint="eastAsia"/>
+                <w:rFonts w:ascii="Barlow Condensed Medium" w:eastAsia="標楷體" w:hAnsi="Barlow Condensed Medium" w:cstheme="minorHAnsi"/>
                 <w:w w:val="80"/>
                 <w:szCs w:val="24"/>
                 <w:highlight w:val="yellow"/>
@@ -25005,44 +23698,61 @@
             </w:pPr>
             <w:r>
               <w:rPr>
+                <w:rFonts w:ascii="Barlow Condensed Medium" w:eastAsia="標楷體" w:hAnsi="Barlow Condensed Medium" w:cs="細明體"/>
+                <w:w w:val="80"/>
+                <w:szCs w:val="24"/>
+                <w:highlight w:val="yellow"/>
+              </w:rPr>
+              <w:t>2</w:t>
+            </w:r>
+            <w:r>
+              <w:rPr>
+                <w:rFonts w:ascii="Barlow Condensed Medium" w:eastAsia="標楷體" w:hAnsi="Barlow Condensed Medium" w:cs="細明體" w:hint="eastAsia"/>
+                <w:w w:val="80"/>
+                <w:szCs w:val="24"/>
+                <w:highlight w:val="yellow"/>
+              </w:rPr>
+              <w:t>0</w:t>
+            </w:r>
+            <w:r>
+              <w:rPr>
                 <w:rFonts w:ascii="Barlow Condensed Medium" w:eastAsia="標楷體" w:hAnsi="Barlow Condensed Medium" w:cs="細明體" w:hint="eastAsia"/>
                 <w:w w:val="80"/>
                 <w:szCs w:val="24"/>
                 <w:highlight w:val="yellow"/>
                 <w:lang w:eastAsia="zh-HK"/>
               </w:rPr>
-              <w:t>有志</w:t>
-            </w:r>
-            <w:r>
-              <w:rPr>
-                <w:rFonts w:ascii="Barlow Condensed Medium" w:eastAsia="標楷體" w:hAnsi="Barlow Condensed Medium" w:cs="細明體" w:hint="eastAsia"/>
+              <w:t>號</w:t>
+            </w:r>
+          </w:p>
+        </w:tc>
+        <w:tc>
+          <w:tcPr>
+            <w:tcW w:w="683" w:type="dxa"/>
+            <w:tcMar>
+              <w:left w:w="113" w:type="dxa"/>
+              <w:right w:w="28" w:type="dxa"/>
+            </w:tcMar>
+            <w:vAlign w:val="center"/>
+          </w:tcPr>
+          <w:p>
+            <w:pPr>
+              <w:snapToGrid w:val="0"/>
+              <w:rPr>
+                <w:rFonts w:ascii="Barlow Condensed Medium" w:eastAsia="標楷體" w:hAnsi="Barlow Condensed Medium" w:cstheme="minorHAnsi"/>
+                <w:w w:val="80"/>
+                <w:szCs w:val="24"/>
+              </w:rPr>
+            </w:pPr>
+            <w:r>
+              <w:rPr>
+                <w:rFonts w:ascii="Barlow Condensed Medium" w:eastAsia="標楷體" w:hAnsi="Barlow Condensed Medium" w:cstheme="minorHAnsi" w:hint="eastAsia"/>
                 <w:w w:val="80"/>
                 <w:szCs w:val="24"/>
                 <w:highlight w:val="yellow"/>
-                <w:lang w:eastAsia="zh-HK"/>
-              </w:rPr>
-              <w:t>*9</w:t>
-            </w:r>
-          </w:p>
-        </w:tc>
-        <w:tc>
-          <w:tcPr>
-            <w:tcW w:w="683" w:type="dxa"/>
-            <w:tcMar>
-              <w:left w:w="113" w:type="dxa"/>
-              <w:right w:w="28" w:type="dxa"/>
-            </w:tcMar>
-            <w:vAlign w:val="center"/>
-          </w:tcPr>
-          <w:p>
-            <w:pPr>
-              <w:snapToGrid w:val="0"/>
-              <w:rPr>
-                <w:rFonts w:ascii="Barlow Condensed Medium" w:eastAsia="標楷體" w:hAnsi="Barlow Condensed Medium" w:cstheme="minorHAnsi"/>
-                <w:w w:val="80"/>
-                <w:szCs w:val="24"/>
-              </w:rPr>
-            </w:pPr>
+              </w:rPr>
+              <w:t>5</w:t>
+            </w:r>
             <w:r>
               <w:rPr>
                 <w:rFonts w:ascii="Barlow Condensed Medium" w:eastAsia="標楷體" w:hAnsi="Barlow Condensed Medium" w:cstheme="minorHAnsi"/>
@@ -25050,10 +23760,8 @@
                 <w:szCs w:val="24"/>
                 <w:highlight w:val="yellow"/>
               </w:rPr>
-              <w:t>5,400</w:t>
-            </w:r>
-            <w:bookmarkStart w:id="6" w:name="_GoBack"/>
-            <w:bookmarkEnd w:id="6"/>
+              <w:t>00</w:t>
+            </w:r>
           </w:p>
         </w:tc>
       </w:tr>
@@ -25100,6 +23808,35 @@
                 <w:szCs w:val="24"/>
               </w:rPr>
             </w:pPr>
+            <w:r>
+              <w:rPr>
+                <w:rFonts w:ascii="Barlow Condensed Medium" w:eastAsia="標楷體" w:hAnsi="Barlow Condensed Medium" w:cs="細明體" w:hint="eastAsia"/>
+                <w:w w:val="80"/>
+                <w:szCs w:val="24"/>
+                <w:highlight w:val="yellow"/>
+                <w:lang w:eastAsia="zh-HK"/>
+              </w:rPr>
+              <w:t>有志</w:t>
+            </w:r>
+            <w:r>
+              <w:rPr>
+                <w:rFonts w:ascii="Barlow Condensed Medium" w:eastAsia="標楷體" w:hAnsi="Barlow Condensed Medium" w:cs="細明體" w:hint="eastAsia"/>
+                <w:w w:val="80"/>
+                <w:szCs w:val="24"/>
+                <w:highlight w:val="yellow"/>
+                <w:lang w:eastAsia="zh-HK"/>
+              </w:rPr>
+              <w:t>*</w:t>
+            </w:r>
+            <w:r>
+              <w:rPr>
+                <w:rFonts w:ascii="Barlow Condensed Medium" w:eastAsia="標楷體" w:hAnsi="Barlow Condensed Medium" w:cs="細明體" w:hint="eastAsia"/>
+                <w:w w:val="80"/>
+                <w:szCs w:val="24"/>
+                <w:highlight w:val="yellow"/>
+              </w:rPr>
+              <w:t>8</w:t>
+            </w:r>
           </w:p>
         </w:tc>
         <w:tc>
@@ -25121,6 +23858,42 @@
                 <w:szCs w:val="24"/>
               </w:rPr>
             </w:pPr>
+            <w:r>
+              <w:rPr>
+                <w:rFonts w:ascii="Barlow Condensed Medium" w:eastAsia="標楷體" w:hAnsi="Barlow Condensed Medium" w:cstheme="minorHAnsi" w:hint="eastAsia"/>
+                <w:w w:val="80"/>
+                <w:szCs w:val="24"/>
+                <w:highlight w:val="yellow"/>
+              </w:rPr>
+              <w:t>4</w:t>
+            </w:r>
+            <w:r>
+              <w:rPr>
+                <w:rFonts w:ascii="Barlow Condensed Medium" w:eastAsia="標楷體" w:hAnsi="Barlow Condensed Medium" w:cstheme="minorHAnsi"/>
+                <w:w w:val="80"/>
+                <w:szCs w:val="24"/>
+                <w:highlight w:val="yellow"/>
+              </w:rPr>
+              <w:t>,</w:t>
+            </w:r>
+            <w:r>
+              <w:rPr>
+                <w:rFonts w:ascii="Barlow Condensed Medium" w:eastAsia="標楷體" w:hAnsi="Barlow Condensed Medium" w:cstheme="minorHAnsi" w:hint="eastAsia"/>
+                <w:w w:val="80"/>
+                <w:szCs w:val="24"/>
+                <w:highlight w:val="yellow"/>
+              </w:rPr>
+              <w:t>9</w:t>
+            </w:r>
+            <w:r>
+              <w:rPr>
+                <w:rFonts w:ascii="Barlow Condensed Medium" w:eastAsia="標楷體" w:hAnsi="Barlow Condensed Medium" w:cstheme="minorHAnsi"/>
+                <w:w w:val="80"/>
+                <w:szCs w:val="24"/>
+                <w:highlight w:val="yellow"/>
+              </w:rPr>
+              <w:t>00</w:t>
+            </w:r>
           </w:p>
         </w:tc>
         <w:tc>
@@ -25436,7 +24209,7 @@
                 <w:sz w:val="20"/>
                 <w:szCs w:val="20"/>
               </w:rPr>
-              <w:t>15</w:t>
+              <w:t>22</w:t>
             </w:r>
             <w:r>
               <w:rPr>
@@ -25533,7 +24306,6 @@
                 <w:szCs w:val="20"/>
               </w:rPr>
             </w:pPr>
-            <w:proofErr w:type="gramStart"/>
             <w:r>
               <w:rPr>
                 <w:rFonts w:ascii="Barlow Condensed Medium" w:eastAsia="華康儷中黑" w:hAnsi="Barlow Condensed Medium" w:cstheme="minorHAnsi"/>
@@ -25543,7 +24315,6 @@
               </w:rPr>
               <w:t>一</w:t>
             </w:r>
-            <w:proofErr w:type="gramEnd"/>
             <w:r>
               <w:rPr>
                 <w:rFonts w:ascii="Barlow Condensed Medium" w:eastAsia="華康儷中黑" w:hAnsi="Barlow Condensed Medium" w:cstheme="minorHAnsi"/>
@@ -25634,7 +24405,7 @@
                 <w:sz w:val="20"/>
                 <w:szCs w:val="20"/>
               </w:rPr>
-              <w:t>16</w:t>
+              <w:t>23</w:t>
             </w:r>
             <w:r>
               <w:rPr>
@@ -25819,7 +24590,7 @@
                 <w:sz w:val="20"/>
                 <w:szCs w:val="20"/>
               </w:rPr>
-              <w:t>17</w:t>
+              <w:t>24</w:t>
             </w:r>
             <w:r>
               <w:rPr>
@@ -25896,7 +24667,6 @@
                 <w:szCs w:val="20"/>
               </w:rPr>
             </w:pPr>
-            <w:proofErr w:type="gramStart"/>
             <w:r>
               <w:rPr>
                 <w:rFonts w:ascii="Barlow Condensed Medium" w:eastAsia="華康儷中黑" w:hAnsi="Barlow Condensed Medium" w:cstheme="minorHAnsi"/>
@@ -25906,7 +24676,6 @@
               </w:rPr>
               <w:t>三</w:t>
             </w:r>
-            <w:proofErr w:type="gramEnd"/>
             <w:r>
               <w:rPr>
                 <w:rFonts w:ascii="Barlow Condensed Medium" w:eastAsia="華康儷中黑" w:hAnsi="Barlow Condensed Medium" w:cstheme="minorHAnsi"/>
@@ -25997,7 +24766,7 @@
                 <w:sz w:val="20"/>
                 <w:szCs w:val="20"/>
               </w:rPr>
-              <w:t>18</w:t>
+              <w:t>25</w:t>
             </w:r>
             <w:r>
               <w:rPr>
@@ -26173,7 +24942,7 @@
                 <w:sz w:val="20"/>
                 <w:szCs w:val="20"/>
               </w:rPr>
-              <w:t>19</w:t>
+              <w:t>26</w:t>
             </w:r>
             <w:r>
               <w:rPr>
@@ -26349,7 +25118,7 @@
                 <w:sz w:val="20"/>
                 <w:szCs w:val="20"/>
               </w:rPr>
-              <w:t>20</w:t>
+              <w:t>27</w:t>
             </w:r>
             <w:r>
               <w:rPr>
@@ -26525,7 +25294,7 @@
                 <w:sz w:val="20"/>
                 <w:szCs w:val="20"/>
               </w:rPr>
-              <w:t>21</w:t>
+              <w:t>28</w:t>
             </w:r>
             <w:r>
               <w:rPr>
@@ -26666,7 +25435,6 @@
           </wp:anchor>
         </w:drawing>
       </w:r>
-      <w:proofErr w:type="gramStart"/>
       <w:r>
         <w:rPr>
           <w:rFonts w:ascii="Yanone Kaffeesatz Regular" w:eastAsia="華康儷中黑" w:hAnsi="Yanone Kaffeesatz Regular" w:cs="Arial"/>
@@ -26676,7 +25444,6 @@
         </w:rPr>
         <w:t>註</w:t>
       </w:r>
-      <w:proofErr w:type="gramEnd"/>
       <w:r>
         <w:rPr>
           <w:rFonts w:ascii="Yanone Kaffeesatz Regular" w:eastAsia="華康儷中黑" w:hAnsi="Yanone Kaffeesatz Regular" w:cs="Arial" w:hint="eastAsia"/>
@@ -26843,7 +25610,6 @@
         </w:rPr>
         <w:t>，</w:t>
       </w:r>
-      <w:proofErr w:type="gramStart"/>
       <w:r>
         <w:rPr>
           <w:rFonts w:ascii="Yanone Kaffeesatz Regular" w:eastAsia="華康儷中黑" w:hAnsi="Yanone Kaffeesatz Regular" w:cs="Arial" w:hint="eastAsia"/>
@@ -26869,17 +25635,7 @@
           <w:sz w:val="26"/>
           <w:szCs w:val="26"/>
         </w:rPr>
-        <w:t>省略</w:t>
-      </w:r>
-      <w:proofErr w:type="gramEnd"/>
-      <w:r>
-        <w:rPr>
-          <w:rFonts w:ascii="Yanone Kaffeesatz Regular" w:eastAsia="華康儷中黑" w:hAnsi="Yanone Kaffeesatz Regular" w:cs="Arial" w:hint="eastAsia"/>
-          <w:w w:val="60"/>
-          <w:sz w:val="26"/>
-          <w:szCs w:val="26"/>
-        </w:rPr>
-        <w:t>章</w:t>
+        <w:t>省略章</w:t>
       </w:r>
       <w:r>
         <w:rPr>
@@ -27031,7 +25787,6 @@
           <w:szCs w:val="26"/>
         </w:rPr>
       </w:pPr>
-      <w:proofErr w:type="gramStart"/>
       <w:r>
         <w:rPr>
           <w:rFonts w:ascii="Barlow Condensed Medium" w:eastAsia="華康儷中黑" w:hAnsi="Barlow Condensed Medium" w:cs="Arial" w:hint="eastAsia"/>
@@ -27039,17 +25794,7 @@
           <w:sz w:val="26"/>
           <w:szCs w:val="26"/>
         </w:rPr>
-        <w:t>鑰</w:t>
-      </w:r>
-      <w:proofErr w:type="gramEnd"/>
-      <w:r>
-        <w:rPr>
-          <w:rFonts w:ascii="Barlow Condensed Medium" w:eastAsia="華康儷中黑" w:hAnsi="Barlow Condensed Medium" w:cs="Arial" w:hint="eastAsia"/>
-          <w:w w:val="80"/>
-          <w:sz w:val="26"/>
-          <w:szCs w:val="26"/>
-        </w:rPr>
-        <w:t>節</w:t>
+        <w:t>鑰節</w:t>
       </w:r>
       <w:r>
         <w:rPr>
@@ -27313,27 +26058,7 @@
                 <w:sz w:val="26"/>
                 <w:szCs w:val="26"/>
               </w:rPr>
-              <w:t xml:space="preserve">　神為何第二</w:t>
-            </w:r>
-            <w:proofErr w:type="gramStart"/>
-            <w:r>
-              <w:rPr>
-                <w:rFonts w:ascii="Barlow Condensed Medium" w:eastAsia="華康中黑體" w:hAnsi="Barlow Condensed Medium" w:cs="Arial" w:hint="eastAsia"/>
-                <w:w w:val="75"/>
-                <w:sz w:val="26"/>
-                <w:szCs w:val="26"/>
-              </w:rPr>
-              <w:t>次問以利</w:t>
-            </w:r>
-            <w:proofErr w:type="gramEnd"/>
-            <w:r>
-              <w:rPr>
-                <w:rFonts w:ascii="Barlow Condensed Medium" w:eastAsia="華康中黑體" w:hAnsi="Barlow Condensed Medium" w:cs="Arial" w:hint="eastAsia"/>
-                <w:w w:val="75"/>
-                <w:sz w:val="26"/>
-                <w:szCs w:val="26"/>
-              </w:rPr>
-              <w:t>亞相同的問題</w:t>
+              <w:t xml:space="preserve">　神為何第二次問以利亞相同的問題</w:t>
             </w:r>
             <w:r>
               <w:rPr>
@@ -27624,7 +26349,7 @@
           </mc:Choice>
           <mc:Fallback>
             <w:pict>
-              <v:line w14:anchorId="478E6E74" id="直線接點 6" o:spid="_x0000_s1026" style="position:absolute;z-index:251670016;visibility:visible;mso-wrap-style:square;mso-width-percent:0;mso-height-percent:0;mso-wrap-distance-left:9pt;mso-wrap-distance-top:0;mso-wrap-distance-right:9pt;mso-wrap-distance-bottom:0;mso-position-horizontal:absolute;mso-position-horizontal-relative:page;mso-position-vertical:absolute;mso-position-vertical-relative:page;mso-width-percent:0;mso-height-percent:0;mso-width-relative:margin;mso-height-relative:margin" from="343.9pt,19.85pt" to="345.05pt,710.95pt" o:gfxdata="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" strokecolor="black [3213]" strokeweight=".5pt">
+              <v:line w14:anchorId="7E3792DC" id="直線接點 6" o:spid="_x0000_s1026" style="position:absolute;z-index:251670016;visibility:visible;mso-wrap-style:square;mso-width-percent:0;mso-height-percent:0;mso-wrap-distance-left:9pt;mso-wrap-distance-top:0;mso-wrap-distance-right:9pt;mso-wrap-distance-bottom:0;mso-position-horizontal:absolute;mso-position-horizontal-relative:page;mso-position-vertical:absolute;mso-position-vertical-relative:page;mso-width-percent:0;mso-height-percent:0;mso-width-relative:margin;mso-height-relative:margin" from="343.9pt,19.85pt" to="345.05pt,710.95pt" o:gfxdata="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" strokecolor="black [3213]" strokeweight=".5pt">
                 <v:stroke dashstyle="3 1" joinstyle="miter"/>
                 <w10:wrap anchorx="page" anchory="page"/>
               </v:line>
@@ -27701,7 +26426,7 @@
           </mc:Choice>
           <mc:Fallback>
             <w:pict>
-              <v:line w14:anchorId="3A743427" id="直線接點 4" o:spid="_x0000_s1026" style="position:absolute;z-index:251661824;visibility:visible;mso-wrap-style:square;mso-width-percent:0;mso-height-percent:0;mso-wrap-distance-left:9pt;mso-wrap-distance-top:0;mso-wrap-distance-right:9pt;mso-wrap-distance-bottom:0;mso-position-horizontal:absolute;mso-position-horizontal-relative:page;mso-position-vertical:absolute;mso-position-vertical-relative:page;mso-width-percent:0;mso-height-percent:0;mso-width-relative:margin;mso-height-relative:margin" from="343.9pt,19.85pt" to="345.05pt,710.95pt" o:gfxdata="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" strokecolor="black [3213]" strokeweight=".5pt">
+              <v:line w14:anchorId="734DF610" id="直線接點 4" o:spid="_x0000_s1026" style="position:absolute;z-index:251661824;visibility:visible;mso-wrap-style:square;mso-width-percent:0;mso-height-percent:0;mso-wrap-distance-left:9pt;mso-wrap-distance-top:0;mso-wrap-distance-right:9pt;mso-wrap-distance-bottom:0;mso-position-horizontal:absolute;mso-position-horizontal-relative:page;mso-position-vertical:absolute;mso-position-vertical-relative:page;mso-width-percent:0;mso-height-percent:0;mso-width-relative:margin;mso-height-relative:margin" from="343.9pt,19.85pt" to="345.05pt,710.95pt" o:gfxdata="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" strokecolor="black [3213]" strokeweight=".5pt">
                 <v:stroke dashstyle="3 1" joinstyle="miter"/>
                 <w10:wrap anchorx="page" anchory="page"/>
               </v:line>
@@ -27723,7 +26448,6 @@
         </w:rPr>
         <w:t>本</w:t>
       </w:r>
-      <w:proofErr w:type="gramStart"/>
       <w:r>
         <w:rPr>
           <w:rFonts w:ascii="Barlow Condensed Medium" w:eastAsia="華康正顏楷體W9" w:hAnsi="Barlow Condensed Medium" w:cstheme="minorHAnsi"/>
@@ -27731,7 +26455,6 @@
         </w:rPr>
         <w:t>週講章</w:t>
       </w:r>
-      <w:proofErr w:type="gramEnd"/>
       <w:r>
         <w:rPr>
           <w:rFonts w:ascii="Barlow Condensed Medium" w:eastAsia="華康正顏楷體W9" w:hAnsi="Barlow Condensed Medium" w:cstheme="minorHAnsi"/>
@@ -27853,7 +26576,7 @@
           <w:rFonts w:ascii="Barlow Condensed Medium" w:eastAsia="華康正顏楷體W9" w:hAnsi="Barlow Condensed Medium" w:cstheme="minorHAnsi"/>
           <w:noProof/>
         </w:rPr>
-        <w:t>15</w:t>
+        <w:t>22</w:t>
       </w:r>
       <w:r>
         <w:rPr>
@@ -28032,7 +26755,6 @@
           <w:szCs w:val="26"/>
         </w:rPr>
       </w:pPr>
-      <w:proofErr w:type="gramStart"/>
       <w:r>
         <w:rPr>
           <w:rFonts w:ascii="Barlow Condensed Medium" w:eastAsia="華康儷中黑" w:hAnsi="Barlow Condensed Medium" w:hint="eastAsia"/>
@@ -28040,57 +26762,7 @@
           <w:sz w:val="26"/>
           <w:szCs w:val="26"/>
         </w:rPr>
-        <w:t>迦密山</w:t>
-      </w:r>
-      <w:proofErr w:type="gramEnd"/>
-      <w:r>
-        <w:rPr>
-          <w:rFonts w:ascii="Barlow Condensed Medium" w:eastAsia="華康儷中黑" w:hAnsi="Barlow Condensed Medium" w:hint="eastAsia"/>
-          <w:w w:val="72"/>
-          <w:sz w:val="26"/>
-          <w:szCs w:val="26"/>
-        </w:rPr>
-        <w:t>事件，證明了耶和華才是真神，導致人民暴動殺死四百五十</w:t>
-      </w:r>
-      <w:proofErr w:type="gramStart"/>
-      <w:r>
-        <w:rPr>
-          <w:rFonts w:ascii="Barlow Condensed Medium" w:eastAsia="華康儷中黑" w:hAnsi="Barlow Condensed Medium" w:hint="eastAsia"/>
-          <w:w w:val="72"/>
-          <w:sz w:val="26"/>
-          <w:szCs w:val="26"/>
-        </w:rPr>
-        <w:t>個假神巴力</w:t>
-      </w:r>
-      <w:proofErr w:type="gramEnd"/>
-      <w:r>
-        <w:rPr>
-          <w:rFonts w:ascii="Barlow Condensed Medium" w:eastAsia="華康儷中黑" w:hAnsi="Barlow Condensed Medium" w:hint="eastAsia"/>
-          <w:w w:val="72"/>
-          <w:sz w:val="26"/>
-          <w:szCs w:val="26"/>
-        </w:rPr>
-        <w:t>的先知。算是償還了</w:t>
-      </w:r>
-      <w:proofErr w:type="gramStart"/>
-      <w:r>
-        <w:rPr>
-          <w:rFonts w:ascii="Barlow Condensed Medium" w:eastAsia="華康儷中黑" w:hAnsi="Barlow Condensed Medium" w:hint="eastAsia"/>
-          <w:w w:val="72"/>
-          <w:sz w:val="26"/>
-          <w:szCs w:val="26"/>
-        </w:rPr>
-        <w:t>王后耶洗殺害</w:t>
-      </w:r>
-      <w:proofErr w:type="gramEnd"/>
-      <w:r>
-        <w:rPr>
-          <w:rFonts w:ascii="Barlow Condensed Medium" w:eastAsia="華康儷中黑" w:hAnsi="Barlow Condensed Medium" w:hint="eastAsia"/>
-          <w:w w:val="72"/>
-          <w:sz w:val="26"/>
-          <w:szCs w:val="26"/>
-        </w:rPr>
-        <w:t>耶和華的先知的血，但是以利亞為何要逃亡？</w:t>
+        <w:t>迦密山事件，證明了耶和華才是真神，導致人民暴動殺死四百五十個假神巴力的先知。算是償還了王后耶洗殺害耶和華的先知的血，但是以利亞為何要逃亡？</w:t>
       </w:r>
       <w:r>
         <w:rPr>
@@ -28099,9 +26771,8 @@
           <w:sz w:val="26"/>
           <w:szCs w:val="26"/>
         </w:rPr>
-        <w:t xml:space="preserve">利亞雖然是以色列人的大先知，　</w:t>
+        <w:t>利亞雖然是以色列人的大先知，　神藉他所行的神蹟極大，但是他似乎對　神作為有些困惑和抱怨。首先，三年的乾旱，是對北國以色列整體背叛　神去追隨偶像的集體懲罰，但是為什麼義人仍然受逼迫。其次是，獻祭的考驗，明明以利亞一人勝過四百五</w:t>
       </w:r>
-      <w:proofErr w:type="gramStart"/>
       <w:r>
         <w:rPr>
           <w:rFonts w:ascii="Barlow Condensed Medium" w:eastAsia="華康細黑體" w:hAnsi="Barlow Condensed Medium" w:cs="微軟正黑體" w:hint="eastAsia"/>
@@ -28109,9 +26780,8 @@
           <w:sz w:val="26"/>
           <w:szCs w:val="26"/>
         </w:rPr>
-        <w:t>神藉他</w:t>
+        <w:t>十</w:t>
       </w:r>
-      <w:proofErr w:type="gramEnd"/>
       <w:r>
         <w:rPr>
           <w:rFonts w:ascii="Barlow Condensed Medium" w:eastAsia="華康細黑體" w:hAnsi="Barlow Condensed Medium" w:cs="微軟正黑體" w:hint="eastAsia"/>
@@ -28119,9 +26789,8 @@
           <w:sz w:val="26"/>
           <w:szCs w:val="26"/>
         </w:rPr>
-        <w:t>所行的神</w:t>
+        <w:t>位巴力先知，但是百姓和執政者只是驚恐，卻沒有悔改。反而是他要被王后耶洗別追殺。他不明白，作了這麼多，北國以色列為什麼沒改變。他需要一個答案，所以他不只是逃亡，而是打算去找　神理論。同樣的事，發生在每個時代。就是當惡人橫行，公義被扭曲，或是天災地變。人就質疑</w:t>
       </w:r>
-      <w:proofErr w:type="gramStart"/>
       <w:r>
         <w:rPr>
           <w:rFonts w:ascii="Barlow Condensed Medium" w:eastAsia="華康細黑體" w:hAnsi="Barlow Condensed Medium" w:cs="微軟正黑體" w:hint="eastAsia"/>
@@ -28129,9 +26798,8 @@
           <w:sz w:val="26"/>
           <w:szCs w:val="26"/>
         </w:rPr>
-        <w:t>蹟</w:t>
+        <w:t xml:space="preserve"> </w:t>
       </w:r>
-      <w:proofErr w:type="gramEnd"/>
       <w:r>
         <w:rPr>
           <w:rFonts w:ascii="Barlow Condensed Medium" w:eastAsia="華康細黑體" w:hAnsi="Barlow Condensed Medium" w:cs="微軟正黑體" w:hint="eastAsia"/>
@@ -28139,174 +26807,7 @@
           <w:sz w:val="26"/>
           <w:szCs w:val="26"/>
         </w:rPr>
-        <w:t xml:space="preserve">極大，但是他似乎對　神作為有些困惑和抱怨。首先，三年的乾旱，是對北國以色列整體背叛　</w:t>
-      </w:r>
-      <w:proofErr w:type="gramStart"/>
-      <w:r>
-        <w:rPr>
-          <w:rFonts w:ascii="Barlow Condensed Medium" w:eastAsia="華康細黑體" w:hAnsi="Barlow Condensed Medium" w:cs="微軟正黑體" w:hint="eastAsia"/>
-          <w:w w:val="72"/>
-          <w:sz w:val="26"/>
-          <w:szCs w:val="26"/>
-        </w:rPr>
-        <w:t>神去追隨</w:t>
-      </w:r>
-      <w:proofErr w:type="gramEnd"/>
-      <w:r>
-        <w:rPr>
-          <w:rFonts w:ascii="Barlow Condensed Medium" w:eastAsia="華康細黑體" w:hAnsi="Barlow Condensed Medium" w:cs="微軟正黑體" w:hint="eastAsia"/>
-          <w:w w:val="72"/>
-          <w:sz w:val="26"/>
-          <w:szCs w:val="26"/>
-        </w:rPr>
-        <w:t>偶像的集體懲罰，但是為什麼義人仍然受逼迫。其次是，獻祭的考驗，明明以利亞一人勝過四百五</w:t>
-      </w:r>
-      <w:r>
-        <w:rPr>
-          <w:rFonts w:ascii="Barlow Condensed Medium" w:eastAsia="華康細黑體" w:hAnsi="Barlow Condensed Medium" w:cs="微軟正黑體" w:hint="eastAsia"/>
-          <w:w w:val="72"/>
-          <w:sz w:val="26"/>
-          <w:szCs w:val="26"/>
-        </w:rPr>
-        <w:t>十</w:t>
-      </w:r>
-      <w:proofErr w:type="gramStart"/>
-      <w:r>
-        <w:rPr>
-          <w:rFonts w:ascii="Barlow Condensed Medium" w:eastAsia="華康細黑體" w:hAnsi="Barlow Condensed Medium" w:cs="微軟正黑體" w:hint="eastAsia"/>
-          <w:w w:val="72"/>
-          <w:sz w:val="26"/>
-          <w:szCs w:val="26"/>
-        </w:rPr>
-        <w:t>位巴力</w:t>
-      </w:r>
-      <w:proofErr w:type="gramEnd"/>
-      <w:r>
-        <w:rPr>
-          <w:rFonts w:ascii="Barlow Condensed Medium" w:eastAsia="華康細黑體" w:hAnsi="Barlow Condensed Medium" w:cs="微軟正黑體" w:hint="eastAsia"/>
-          <w:w w:val="72"/>
-          <w:sz w:val="26"/>
-          <w:szCs w:val="26"/>
-        </w:rPr>
-        <w:t>先知，但是百姓和執政者只是驚恐，卻沒有悔改。反而是他要被王后</w:t>
-      </w:r>
-      <w:proofErr w:type="gramStart"/>
-      <w:r>
-        <w:rPr>
-          <w:rFonts w:ascii="Barlow Condensed Medium" w:eastAsia="華康細黑體" w:hAnsi="Barlow Condensed Medium" w:cs="微軟正黑體" w:hint="eastAsia"/>
-          <w:w w:val="72"/>
-          <w:sz w:val="26"/>
-          <w:szCs w:val="26"/>
-        </w:rPr>
-        <w:t>耶洗別追</w:t>
-      </w:r>
-      <w:proofErr w:type="gramEnd"/>
-      <w:r>
-        <w:rPr>
-          <w:rFonts w:ascii="Barlow Condensed Medium" w:eastAsia="華康細黑體" w:hAnsi="Barlow Condensed Medium" w:cs="微軟正黑體" w:hint="eastAsia"/>
-          <w:w w:val="72"/>
-          <w:sz w:val="26"/>
-          <w:szCs w:val="26"/>
-        </w:rPr>
-        <w:t>殺。他不明白，作了這麼多，北國以色列為什麼沒改變。他需要一個答案，所以他不只是逃亡，而是打算去找　神理論。同樣的事，發生在每</w:t>
-      </w:r>
-      <w:proofErr w:type="gramStart"/>
-      <w:r>
-        <w:rPr>
-          <w:rFonts w:ascii="Barlow Condensed Medium" w:eastAsia="華康細黑體" w:hAnsi="Barlow Condensed Medium" w:cs="微軟正黑體" w:hint="eastAsia"/>
-          <w:w w:val="72"/>
-          <w:sz w:val="26"/>
-          <w:szCs w:val="26"/>
-        </w:rPr>
-        <w:t>個</w:t>
-      </w:r>
-      <w:proofErr w:type="gramEnd"/>
-      <w:r>
-        <w:rPr>
-          <w:rFonts w:ascii="Barlow Condensed Medium" w:eastAsia="華康細黑體" w:hAnsi="Barlow Condensed Medium" w:cs="微軟正黑體" w:hint="eastAsia"/>
-          <w:w w:val="72"/>
-          <w:sz w:val="26"/>
-          <w:szCs w:val="26"/>
-        </w:rPr>
-        <w:t>時代。就是當惡人橫行，公義被扭曲，或是天災地變。人就質疑</w:t>
-      </w:r>
-      <w:r>
-        <w:rPr>
-          <w:rFonts w:ascii="Barlow Condensed Medium" w:eastAsia="華康細黑體" w:hAnsi="Barlow Condensed Medium" w:cs="微軟正黑體" w:hint="eastAsia"/>
-          <w:w w:val="72"/>
-          <w:sz w:val="26"/>
-          <w:szCs w:val="26"/>
-        </w:rPr>
-        <w:t xml:space="preserve"> </w:t>
-      </w:r>
-      <w:r>
-        <w:rPr>
-          <w:rFonts w:ascii="Barlow Condensed Medium" w:eastAsia="華康細黑體" w:hAnsi="Barlow Condensed Medium" w:cs="微軟正黑體" w:hint="eastAsia"/>
-          <w:w w:val="72"/>
-          <w:sz w:val="26"/>
-          <w:szCs w:val="26"/>
-        </w:rPr>
-        <w:t>神的存在，說：若真有　神，為什麼會讓壞事發生，卻不阻止？為什麼好人</w:t>
-      </w:r>
-      <w:proofErr w:type="gramStart"/>
-      <w:r>
-        <w:rPr>
-          <w:rFonts w:ascii="Barlow Condensed Medium" w:eastAsia="華康細黑體" w:hAnsi="Barlow Condensed Medium" w:cs="微軟正黑體" w:hint="eastAsia"/>
-          <w:w w:val="72"/>
-          <w:sz w:val="26"/>
-          <w:szCs w:val="26"/>
-        </w:rPr>
-        <w:t>不</w:t>
-      </w:r>
-      <w:proofErr w:type="gramEnd"/>
-      <w:r>
-        <w:rPr>
-          <w:rFonts w:ascii="Barlow Condensed Medium" w:eastAsia="華康細黑體" w:hAnsi="Barlow Condensed Medium" w:cs="微軟正黑體" w:hint="eastAsia"/>
-          <w:w w:val="72"/>
-          <w:sz w:val="26"/>
-          <w:szCs w:val="26"/>
-        </w:rPr>
-        <w:t>長命，禍害</w:t>
-      </w:r>
-      <w:proofErr w:type="gramStart"/>
-      <w:r>
-        <w:rPr>
-          <w:rFonts w:ascii="Barlow Condensed Medium" w:eastAsia="華康細黑體" w:hAnsi="Barlow Condensed Medium" w:cs="微軟正黑體" w:hint="eastAsia"/>
-          <w:w w:val="72"/>
-          <w:sz w:val="26"/>
-          <w:szCs w:val="26"/>
-        </w:rPr>
-        <w:t>遺</w:t>
-      </w:r>
-      <w:proofErr w:type="gramEnd"/>
-      <w:r>
-        <w:rPr>
-          <w:rFonts w:ascii="Barlow Condensed Medium" w:eastAsia="華康細黑體" w:hAnsi="Barlow Condensed Medium" w:cs="微軟正黑體" w:hint="eastAsia"/>
-          <w:w w:val="72"/>
-          <w:sz w:val="26"/>
-          <w:szCs w:val="26"/>
-        </w:rPr>
-        <w:t>千年？總體來說，這是　神容許人的自由意志，選擇信或不信</w:t>
-      </w:r>
-      <w:proofErr w:type="gramStart"/>
-      <w:r>
-        <w:rPr>
-          <w:rFonts w:ascii="Barlow Condensed Medium" w:eastAsia="華康細黑體" w:hAnsi="Barlow Condensed Medium" w:cs="微軟正黑體" w:hint="eastAsia"/>
-          <w:w w:val="72"/>
-          <w:sz w:val="26"/>
-          <w:szCs w:val="26"/>
-        </w:rPr>
-        <w:t>祂</w:t>
-      </w:r>
-      <w:proofErr w:type="gramEnd"/>
-      <w:r>
-        <w:rPr>
-          <w:rFonts w:ascii="Barlow Condensed Medium" w:eastAsia="華康細黑體" w:hAnsi="Barlow Condensed Medium" w:cs="微軟正黑體" w:hint="eastAsia"/>
-          <w:w w:val="72"/>
-          <w:sz w:val="26"/>
-          <w:szCs w:val="26"/>
-        </w:rPr>
-        <w:t>，行善或行惡。這讓　神在審判時可以分辨義人和惡人。但是義人受苦的事仍然沒有解答，這正是以利亞的困惑，和無言的抗議。</w:t>
+        <w:t>神的存在，說：若真有　神，為什麼會讓壞事發生，卻不阻止？為什麼好人不長命，禍害遺千年？總體來說，這是　神容許人的自由意志，選擇信或不信祂，行善或行惡。這讓　神在審判時可以分辨義人和惡人。但是義人受苦的事仍然沒有解答，這正是以利亞的困惑，和無言的抗議。</w:t>
       </w:r>
     </w:p>
     <w:p>
@@ -28329,67 +26830,7 @@
           <w:sz w:val="26"/>
           <w:szCs w:val="26"/>
         </w:rPr>
-        <w:t>以</w:t>
-      </w:r>
-      <w:proofErr w:type="gramStart"/>
-      <w:r>
-        <w:rPr>
-          <w:rFonts w:ascii="Barlow Condensed Medium" w:eastAsia="華康儷中黑" w:hAnsi="Barlow Condensed Medium" w:hint="eastAsia"/>
-          <w:w w:val="72"/>
-          <w:sz w:val="26"/>
-          <w:szCs w:val="26"/>
-        </w:rPr>
-        <w:t>利亞想死</w:t>
-      </w:r>
-      <w:proofErr w:type="gramEnd"/>
-      <w:r>
-        <w:rPr>
-          <w:rFonts w:ascii="Barlow Condensed Medium" w:eastAsia="華康儷中黑" w:hAnsi="Barlow Condensed Medium" w:hint="eastAsia"/>
-          <w:w w:val="72"/>
-          <w:sz w:val="26"/>
-          <w:szCs w:val="26"/>
-        </w:rPr>
-        <w:t>，　神卻差天使養活他。以</w:t>
-      </w:r>
-      <w:proofErr w:type="gramStart"/>
-      <w:r>
-        <w:rPr>
-          <w:rFonts w:ascii="Barlow Condensed Medium" w:eastAsia="華康儷中黑" w:hAnsi="Barlow Condensed Medium" w:hint="eastAsia"/>
-          <w:w w:val="72"/>
-          <w:sz w:val="26"/>
-          <w:szCs w:val="26"/>
-        </w:rPr>
-        <w:t>利亞就專程</w:t>
-      </w:r>
-      <w:proofErr w:type="gramEnd"/>
-      <w:r>
-        <w:rPr>
-          <w:rFonts w:ascii="Barlow Condensed Medium" w:eastAsia="華康儷中黑" w:hAnsi="Barlow Condensed Medium" w:hint="eastAsia"/>
-          <w:w w:val="72"/>
-          <w:sz w:val="26"/>
-          <w:szCs w:val="26"/>
-        </w:rPr>
-        <w:t>往何烈山去找　神理論，為何讓</w:t>
-      </w:r>
-      <w:proofErr w:type="gramStart"/>
-      <w:r>
-        <w:rPr>
-          <w:rFonts w:ascii="Barlow Condensed Medium" w:eastAsia="華康儷中黑" w:hAnsi="Barlow Condensed Medium" w:hint="eastAsia"/>
-          <w:w w:val="72"/>
-          <w:sz w:val="26"/>
-          <w:szCs w:val="26"/>
-        </w:rPr>
-        <w:t>祂</w:t>
-      </w:r>
-      <w:proofErr w:type="gramEnd"/>
-      <w:r>
-        <w:rPr>
-          <w:rFonts w:ascii="Barlow Condensed Medium" w:eastAsia="華康儷中黑" w:hAnsi="Barlow Condensed Medium" w:hint="eastAsia"/>
-          <w:w w:val="72"/>
-          <w:sz w:val="26"/>
-          <w:szCs w:val="26"/>
-        </w:rPr>
-        <w:t>的先知受苦。　神卻問他二次到這裡作什麼，又將他沒見到的事告訴他。</w:t>
+        <w:t>以利亞想死，　神卻差天使養活他。以利亞就專程往何烈山去找　神理論，為何讓祂的先知受苦。　神卻問他二次到這裡作什麼，又將他沒見到的事告訴他。</w:t>
       </w:r>
       <w:r>
         <w:rPr>
@@ -28398,9 +26839,8 @@
           <w:sz w:val="26"/>
           <w:szCs w:val="26"/>
         </w:rPr>
-        <w:t>以</w:t>
+        <w:t>以利亞逃進南國猶大，耶洗別就無法再追殺他。他將門徒安置在別示巴，就向南出發去找他的</w:t>
       </w:r>
-      <w:proofErr w:type="gramStart"/>
       <w:r>
         <w:rPr>
           <w:rFonts w:ascii="Barlow Condensed Medium" w:eastAsia="華康細黑體" w:hAnsi="Barlow Condensed Medium" w:cs="微軟正黑體" w:hint="eastAsia"/>
@@ -28408,9 +26848,8 @@
           <w:sz w:val="26"/>
           <w:szCs w:val="26"/>
         </w:rPr>
-        <w:t>利亞逃進</w:t>
+        <w:t xml:space="preserve">　</w:t>
       </w:r>
-      <w:proofErr w:type="gramEnd"/>
       <w:r>
         <w:rPr>
           <w:rFonts w:ascii="Barlow Condensed Medium" w:eastAsia="華康細黑體" w:hAnsi="Barlow Condensed Medium" w:cs="微軟正黑體" w:hint="eastAsia"/>
@@ -28418,9 +26857,8 @@
           <w:sz w:val="26"/>
           <w:szCs w:val="26"/>
         </w:rPr>
-        <w:t>南國猶大，</w:t>
+        <w:t>神。要見　神何其容易，他想死是最快的方法。但是，</w:t>
       </w:r>
-      <w:proofErr w:type="gramStart"/>
       <w:r>
         <w:rPr>
           <w:rFonts w:ascii="Barlow Condensed Medium" w:eastAsia="華康細黑體" w:hAnsi="Barlow Condensed Medium" w:cs="微軟正黑體" w:hint="eastAsia"/>
@@ -28428,9 +26866,8 @@
           <w:sz w:val="26"/>
           <w:szCs w:val="26"/>
         </w:rPr>
-        <w:t>耶洗別</w:t>
+        <w:t xml:space="preserve"> </w:t>
       </w:r>
-      <w:proofErr w:type="gramEnd"/>
       <w:r>
         <w:rPr>
           <w:rFonts w:ascii="Barlow Condensed Medium" w:eastAsia="華康細黑體" w:hAnsi="Barlow Condensed Medium" w:cs="微軟正黑體" w:hint="eastAsia"/>
@@ -28438,9 +26875,8 @@
           <w:sz w:val="26"/>
           <w:szCs w:val="26"/>
         </w:rPr>
-        <w:t>就無法再追殺他。他將門徒安置在</w:t>
+        <w:t>神沒有准他死。我們知道後來也沒</w:t>
       </w:r>
-      <w:proofErr w:type="gramStart"/>
       <w:r>
         <w:rPr>
           <w:rFonts w:ascii="Barlow Condensed Medium" w:eastAsia="華康細黑體" w:hAnsi="Barlow Condensed Medium" w:cs="微軟正黑體" w:hint="eastAsia"/>
@@ -28448,9 +26884,8 @@
           <w:sz w:val="26"/>
           <w:szCs w:val="26"/>
         </w:rPr>
-        <w:t>別示巴</w:t>
+        <w:t>有，他是活著，直接去見</w:t>
       </w:r>
-      <w:proofErr w:type="gramEnd"/>
       <w:r>
         <w:rPr>
           <w:rFonts w:ascii="Barlow Condensed Medium" w:eastAsia="華康細黑體" w:hAnsi="Barlow Condensed Medium" w:cs="微軟正黑體" w:hint="eastAsia"/>
@@ -28458,7 +26893,7 @@
           <w:sz w:val="26"/>
           <w:szCs w:val="26"/>
         </w:rPr>
-        <w:t>，就向南出發去找他的</w:t>
+        <w:t xml:space="preserve">　</w:t>
       </w:r>
       <w:r>
         <w:rPr>
@@ -28467,7 +26902,7 @@
           <w:sz w:val="26"/>
           <w:szCs w:val="26"/>
         </w:rPr>
-        <w:t xml:space="preserve">　</w:t>
+        <w:t>神的第二人。既然死不了，他就決心往　神的山，何烈山，就是西乃山去找　神。走了四十天，到了　神的山，進入一個洞。有人說是早先摩西遇見</w:t>
       </w:r>
       <w:r>
         <w:rPr>
@@ -28476,7 +26911,7 @@
           <w:sz w:val="26"/>
           <w:szCs w:val="26"/>
         </w:rPr>
-        <w:t>神。要見　神何其容易，他想死是最快的方法。但是，</w:t>
+        <w:t xml:space="preserve">　</w:t>
       </w:r>
       <w:r>
         <w:rPr>
@@ -28485,7 +26920,7 @@
           <w:sz w:val="26"/>
           <w:szCs w:val="26"/>
         </w:rPr>
-        <w:t xml:space="preserve"> </w:t>
+        <w:t>神和躲藏的洞，這使他的地位和摩西一樣。然而，</w:t>
       </w:r>
       <w:r>
         <w:rPr>
@@ -28494,7 +26929,7 @@
           <w:sz w:val="26"/>
           <w:szCs w:val="26"/>
         </w:rPr>
-        <w:t>神沒有准他死。我們知道後來也沒</w:t>
+        <w:t xml:space="preserve">　</w:t>
       </w:r>
       <w:r>
         <w:rPr>
@@ -28503,7 +26938,7 @@
           <w:sz w:val="26"/>
           <w:szCs w:val="26"/>
         </w:rPr>
-        <w:t>有，他是活著，直接去見</w:t>
+        <w:t>神卻問他在這裡作什麼。表示不是　神叫他來，是他不請自來。以利亞將心中的不平和困惑都說了一遍。然後　神現身出場，要他站出來說話。又問了他一次相同的問題。以利亞又回答相同的話，其實　神已經回答了，答案就在他心裡，因為是　神救了他。接下來　神立刻把祂全盤計劃，就是把未來要成就的事先告訴他。差遣他去膏三位領袖，讓他明白，殺巴力的先知只是第一步，讓耶洗別失去迷惑百姓的</w:t>
       </w:r>
       <w:r>
         <w:rPr>
@@ -28512,7 +26947,7 @@
           <w:sz w:val="26"/>
           <w:szCs w:val="26"/>
         </w:rPr>
-        <w:t xml:space="preserve">　</w:t>
+        <w:t>僕從</w:t>
       </w:r>
       <w:r>
         <w:rPr>
@@ -28521,361 +26956,7 @@
           <w:sz w:val="26"/>
           <w:szCs w:val="26"/>
         </w:rPr>
-        <w:t>神的第二人。既然死不了，他就決心往　神的山，何烈山，</w:t>
-      </w:r>
-      <w:proofErr w:type="gramStart"/>
-      <w:r>
-        <w:rPr>
-          <w:rFonts w:ascii="Barlow Condensed Medium" w:eastAsia="華康細黑體" w:hAnsi="Barlow Condensed Medium" w:cs="微軟正黑體" w:hint="eastAsia"/>
-          <w:w w:val="72"/>
-          <w:sz w:val="26"/>
-          <w:szCs w:val="26"/>
-        </w:rPr>
-        <w:t>就是西乃山</w:t>
-      </w:r>
-      <w:proofErr w:type="gramEnd"/>
-      <w:r>
-        <w:rPr>
-          <w:rFonts w:ascii="Barlow Condensed Medium" w:eastAsia="華康細黑體" w:hAnsi="Barlow Condensed Medium" w:cs="微軟正黑體" w:hint="eastAsia"/>
-          <w:w w:val="72"/>
-          <w:sz w:val="26"/>
-          <w:szCs w:val="26"/>
-        </w:rPr>
-        <w:t>去找　神。走了四十天，到了　神的山，進入一個洞。</w:t>
-      </w:r>
-      <w:proofErr w:type="gramStart"/>
-      <w:r>
-        <w:rPr>
-          <w:rFonts w:ascii="Barlow Condensed Medium" w:eastAsia="華康細黑體" w:hAnsi="Barlow Condensed Medium" w:cs="微軟正黑體" w:hint="eastAsia"/>
-          <w:w w:val="72"/>
-          <w:sz w:val="26"/>
-          <w:szCs w:val="26"/>
-        </w:rPr>
-        <w:t>有人說是早先</w:t>
-      </w:r>
-      <w:proofErr w:type="gramEnd"/>
-      <w:r>
-        <w:rPr>
-          <w:rFonts w:ascii="Barlow Condensed Medium" w:eastAsia="華康細黑體" w:hAnsi="Barlow Condensed Medium" w:cs="微軟正黑體" w:hint="eastAsia"/>
-          <w:w w:val="72"/>
-          <w:sz w:val="26"/>
-          <w:szCs w:val="26"/>
-        </w:rPr>
-        <w:t>摩西遇見</w:t>
-      </w:r>
-      <w:r>
-        <w:rPr>
-          <w:rFonts w:ascii="Barlow Condensed Medium" w:eastAsia="華康細黑體" w:hAnsi="Barlow Condensed Medium" w:cs="微軟正黑體" w:hint="eastAsia"/>
-          <w:w w:val="72"/>
-          <w:sz w:val="26"/>
-          <w:szCs w:val="26"/>
-        </w:rPr>
-        <w:t xml:space="preserve">　</w:t>
-      </w:r>
-      <w:r>
-        <w:rPr>
-          <w:rFonts w:ascii="Barlow Condensed Medium" w:eastAsia="華康細黑體" w:hAnsi="Barlow Condensed Medium" w:cs="微軟正黑體" w:hint="eastAsia"/>
-          <w:w w:val="72"/>
-          <w:sz w:val="26"/>
-          <w:szCs w:val="26"/>
-        </w:rPr>
-        <w:t>神和躲藏的洞，這使他的地位和摩西一樣。然而，</w:t>
-      </w:r>
-      <w:r>
-        <w:rPr>
-          <w:rFonts w:ascii="Barlow Condensed Medium" w:eastAsia="華康細黑體" w:hAnsi="Barlow Condensed Medium" w:cs="微軟正黑體" w:hint="eastAsia"/>
-          <w:w w:val="72"/>
-          <w:sz w:val="26"/>
-          <w:szCs w:val="26"/>
-        </w:rPr>
-        <w:t xml:space="preserve">　</w:t>
-      </w:r>
-      <w:r>
-        <w:rPr>
-          <w:rFonts w:ascii="Barlow Condensed Medium" w:eastAsia="華康細黑體" w:hAnsi="Barlow Condensed Medium" w:cs="微軟正黑體" w:hint="eastAsia"/>
-          <w:w w:val="72"/>
-          <w:sz w:val="26"/>
-          <w:szCs w:val="26"/>
-        </w:rPr>
-        <w:t xml:space="preserve">神卻問他在這裡作什麼。表示不是　</w:t>
-      </w:r>
-      <w:proofErr w:type="gramStart"/>
-      <w:r>
-        <w:rPr>
-          <w:rFonts w:ascii="Barlow Condensed Medium" w:eastAsia="華康細黑體" w:hAnsi="Barlow Condensed Medium" w:cs="微軟正黑體" w:hint="eastAsia"/>
-          <w:w w:val="72"/>
-          <w:sz w:val="26"/>
-          <w:szCs w:val="26"/>
-        </w:rPr>
-        <w:t>神叫他</w:t>
-      </w:r>
-      <w:proofErr w:type="gramEnd"/>
-      <w:r>
-        <w:rPr>
-          <w:rFonts w:ascii="Barlow Condensed Medium" w:eastAsia="華康細黑體" w:hAnsi="Barlow Condensed Medium" w:cs="微軟正黑體" w:hint="eastAsia"/>
-          <w:w w:val="72"/>
-          <w:sz w:val="26"/>
-          <w:szCs w:val="26"/>
-        </w:rPr>
-        <w:t>來，是他不請自來。以利亞將心中的不平和困惑</w:t>
-      </w:r>
-      <w:proofErr w:type="gramStart"/>
-      <w:r>
-        <w:rPr>
-          <w:rFonts w:ascii="Barlow Condensed Medium" w:eastAsia="華康細黑體" w:hAnsi="Barlow Condensed Medium" w:cs="微軟正黑體" w:hint="eastAsia"/>
-          <w:w w:val="72"/>
-          <w:sz w:val="26"/>
-          <w:szCs w:val="26"/>
-        </w:rPr>
-        <w:t>都說了一遍</w:t>
-      </w:r>
-      <w:proofErr w:type="gramEnd"/>
-      <w:r>
-        <w:rPr>
-          <w:rFonts w:ascii="Barlow Condensed Medium" w:eastAsia="華康細黑體" w:hAnsi="Barlow Condensed Medium" w:cs="微軟正黑體" w:hint="eastAsia"/>
-          <w:w w:val="72"/>
-          <w:sz w:val="26"/>
-          <w:szCs w:val="26"/>
-        </w:rPr>
-        <w:t xml:space="preserve">。然後　神現身出場，要他站出來說話。又問了他一次相同的問題。以利亞又回答相同的話，其實　神已經回答了，答案就在他心裡，因為是　</w:t>
-      </w:r>
-      <w:proofErr w:type="gramStart"/>
-      <w:r>
-        <w:rPr>
-          <w:rFonts w:ascii="Barlow Condensed Medium" w:eastAsia="華康細黑體" w:hAnsi="Barlow Condensed Medium" w:cs="微軟正黑體" w:hint="eastAsia"/>
-          <w:w w:val="72"/>
-          <w:sz w:val="26"/>
-          <w:szCs w:val="26"/>
-        </w:rPr>
-        <w:t>神救了</w:t>
-      </w:r>
-      <w:proofErr w:type="gramEnd"/>
-      <w:r>
-        <w:rPr>
-          <w:rFonts w:ascii="Barlow Condensed Medium" w:eastAsia="華康細黑體" w:hAnsi="Barlow Condensed Medium" w:cs="微軟正黑體" w:hint="eastAsia"/>
-          <w:w w:val="72"/>
-          <w:sz w:val="26"/>
-          <w:szCs w:val="26"/>
-        </w:rPr>
-        <w:t>他。接下來　神立刻把</w:t>
-      </w:r>
-      <w:proofErr w:type="gramStart"/>
-      <w:r>
-        <w:rPr>
-          <w:rFonts w:ascii="Barlow Condensed Medium" w:eastAsia="華康細黑體" w:hAnsi="Barlow Condensed Medium" w:cs="微軟正黑體" w:hint="eastAsia"/>
-          <w:w w:val="72"/>
-          <w:sz w:val="26"/>
-          <w:szCs w:val="26"/>
-        </w:rPr>
-        <w:t>祂</w:t>
-      </w:r>
-      <w:proofErr w:type="gramEnd"/>
-      <w:r>
-        <w:rPr>
-          <w:rFonts w:ascii="Barlow Condensed Medium" w:eastAsia="華康細黑體" w:hAnsi="Barlow Condensed Medium" w:cs="微軟正黑體" w:hint="eastAsia"/>
-          <w:w w:val="72"/>
-          <w:sz w:val="26"/>
-          <w:szCs w:val="26"/>
-        </w:rPr>
-        <w:t>全盤計劃，就是把未來要成就的事先告訴他。差遣</w:t>
-      </w:r>
-      <w:proofErr w:type="gramStart"/>
-      <w:r>
-        <w:rPr>
-          <w:rFonts w:ascii="Barlow Condensed Medium" w:eastAsia="華康細黑體" w:hAnsi="Barlow Condensed Medium" w:cs="微軟正黑體" w:hint="eastAsia"/>
-          <w:w w:val="72"/>
-          <w:sz w:val="26"/>
-          <w:szCs w:val="26"/>
-        </w:rPr>
-        <w:t>他去膏三位</w:t>
-      </w:r>
-      <w:proofErr w:type="gramEnd"/>
-      <w:r>
-        <w:rPr>
-          <w:rFonts w:ascii="Barlow Condensed Medium" w:eastAsia="華康細黑體" w:hAnsi="Barlow Condensed Medium" w:cs="微軟正黑體" w:hint="eastAsia"/>
-          <w:w w:val="72"/>
-          <w:sz w:val="26"/>
-          <w:szCs w:val="26"/>
-        </w:rPr>
-        <w:t>領袖，讓他明白，</w:t>
-      </w:r>
-      <w:proofErr w:type="gramStart"/>
-      <w:r>
-        <w:rPr>
-          <w:rFonts w:ascii="Barlow Condensed Medium" w:eastAsia="華康細黑體" w:hAnsi="Barlow Condensed Medium" w:cs="微軟正黑體" w:hint="eastAsia"/>
-          <w:w w:val="72"/>
-          <w:sz w:val="26"/>
-          <w:szCs w:val="26"/>
-        </w:rPr>
-        <w:t>殺巴力</w:t>
-      </w:r>
-      <w:proofErr w:type="gramEnd"/>
-      <w:r>
-        <w:rPr>
-          <w:rFonts w:ascii="Barlow Condensed Medium" w:eastAsia="華康細黑體" w:hAnsi="Barlow Condensed Medium" w:cs="微軟正黑體" w:hint="eastAsia"/>
-          <w:w w:val="72"/>
-          <w:sz w:val="26"/>
-          <w:szCs w:val="26"/>
-        </w:rPr>
-        <w:t>的先知只是第一步，</w:t>
-      </w:r>
-      <w:proofErr w:type="gramStart"/>
-      <w:r>
-        <w:rPr>
-          <w:rFonts w:ascii="Barlow Condensed Medium" w:eastAsia="華康細黑體" w:hAnsi="Barlow Condensed Medium" w:cs="微軟正黑體" w:hint="eastAsia"/>
-          <w:w w:val="72"/>
-          <w:sz w:val="26"/>
-          <w:szCs w:val="26"/>
-        </w:rPr>
-        <w:t>讓耶洗別</w:t>
-      </w:r>
-      <w:proofErr w:type="gramEnd"/>
-      <w:r>
-        <w:rPr>
-          <w:rFonts w:ascii="Barlow Condensed Medium" w:eastAsia="華康細黑體" w:hAnsi="Barlow Condensed Medium" w:cs="微軟正黑體" w:hint="eastAsia"/>
-          <w:w w:val="72"/>
-          <w:sz w:val="26"/>
-          <w:szCs w:val="26"/>
-        </w:rPr>
-        <w:t>失去迷惑百姓的</w:t>
-      </w:r>
-      <w:r>
-        <w:rPr>
-          <w:rFonts w:ascii="Barlow Condensed Medium" w:eastAsia="華康細黑體" w:hAnsi="Barlow Condensed Medium" w:cs="微軟正黑體" w:hint="eastAsia"/>
-          <w:w w:val="72"/>
-          <w:sz w:val="26"/>
-          <w:szCs w:val="26"/>
-        </w:rPr>
-        <w:t>僕從</w:t>
-      </w:r>
-      <w:r>
-        <w:rPr>
-          <w:rFonts w:ascii="Barlow Condensed Medium" w:eastAsia="華康細黑體" w:hAnsi="Barlow Condensed Medium" w:cs="微軟正黑體" w:hint="eastAsia"/>
-          <w:w w:val="72"/>
-          <w:sz w:val="26"/>
-          <w:szCs w:val="26"/>
-        </w:rPr>
-        <w:t>，接著要奪去她的勢力，就是用另一個人的勢力取代它。又告訴他有七千</w:t>
-      </w:r>
-      <w:proofErr w:type="gramStart"/>
-      <w:r>
-        <w:rPr>
-          <w:rFonts w:ascii="Barlow Condensed Medium" w:eastAsia="華康細黑體" w:hAnsi="Barlow Condensed Medium" w:cs="微軟正黑體" w:hint="eastAsia"/>
-          <w:w w:val="72"/>
-          <w:sz w:val="26"/>
-          <w:szCs w:val="26"/>
-        </w:rPr>
-        <w:t>個</w:t>
-      </w:r>
-      <w:proofErr w:type="gramEnd"/>
-      <w:r>
-        <w:rPr>
-          <w:rFonts w:ascii="Barlow Condensed Medium" w:eastAsia="華康細黑體" w:hAnsi="Barlow Condensed Medium" w:cs="微軟正黑體" w:hint="eastAsia"/>
-          <w:w w:val="72"/>
-          <w:sz w:val="26"/>
-          <w:szCs w:val="26"/>
-        </w:rPr>
-        <w:t>未和巴力親嘴的以色列人，他就是其中一個吧。不是　神不作為，而是　神掌管歷史，卻</w:t>
-      </w:r>
-      <w:proofErr w:type="gramStart"/>
-      <w:r>
-        <w:rPr>
-          <w:rFonts w:ascii="Barlow Condensed Medium" w:eastAsia="華康細黑體" w:hAnsi="Barlow Condensed Medium" w:cs="微軟正黑體" w:hint="eastAsia"/>
-          <w:w w:val="72"/>
-          <w:sz w:val="26"/>
-          <w:szCs w:val="26"/>
-        </w:rPr>
-        <w:t>不操控人</w:t>
-      </w:r>
-      <w:proofErr w:type="gramEnd"/>
-      <w:r>
-        <w:rPr>
-          <w:rFonts w:ascii="Barlow Condensed Medium" w:eastAsia="華康細黑體" w:hAnsi="Barlow Condensed Medium" w:cs="微軟正黑體" w:hint="eastAsia"/>
-          <w:w w:val="72"/>
-          <w:sz w:val="26"/>
-          <w:szCs w:val="26"/>
-        </w:rPr>
-        <w:t>的國度和勢力。　神有自己的國度，</w:t>
-      </w:r>
-      <w:proofErr w:type="gramStart"/>
-      <w:r>
-        <w:rPr>
-          <w:rFonts w:ascii="Barlow Condensed Medium" w:eastAsia="華康細黑體" w:hAnsi="Barlow Condensed Medium" w:cs="微軟正黑體" w:hint="eastAsia"/>
-          <w:w w:val="72"/>
-          <w:sz w:val="26"/>
-          <w:szCs w:val="26"/>
-        </w:rPr>
-        <w:t>祂</w:t>
-      </w:r>
-      <w:proofErr w:type="gramEnd"/>
-      <w:r>
-        <w:rPr>
-          <w:rFonts w:ascii="Barlow Condensed Medium" w:eastAsia="華康細黑體" w:hAnsi="Barlow Condensed Medium" w:cs="微軟正黑體" w:hint="eastAsia"/>
-          <w:w w:val="72"/>
-          <w:sz w:val="26"/>
-          <w:szCs w:val="26"/>
-        </w:rPr>
-        <w:t>關心和保守那些真正追尋和敬畏</w:t>
-      </w:r>
-      <w:proofErr w:type="gramStart"/>
-      <w:r>
-        <w:rPr>
-          <w:rFonts w:ascii="Barlow Condensed Medium" w:eastAsia="華康細黑體" w:hAnsi="Barlow Condensed Medium" w:cs="微軟正黑體" w:hint="eastAsia"/>
-          <w:w w:val="72"/>
-          <w:sz w:val="26"/>
-          <w:szCs w:val="26"/>
-        </w:rPr>
-        <w:t>祂</w:t>
-      </w:r>
-      <w:proofErr w:type="gramEnd"/>
-      <w:r>
-        <w:rPr>
-          <w:rFonts w:ascii="Barlow Condensed Medium" w:eastAsia="華康細黑體" w:hAnsi="Barlow Condensed Medium" w:cs="微軟正黑體" w:hint="eastAsia"/>
-          <w:w w:val="72"/>
-          <w:sz w:val="26"/>
-          <w:szCs w:val="26"/>
-        </w:rPr>
-        <w:t>的人，就是</w:t>
-      </w:r>
-      <w:proofErr w:type="gramStart"/>
-      <w:r>
-        <w:rPr>
-          <w:rFonts w:ascii="Barlow Condensed Medium" w:eastAsia="華康細黑體" w:hAnsi="Barlow Condensed Medium" w:cs="微軟正黑體" w:hint="eastAsia"/>
-          <w:w w:val="72"/>
-          <w:sz w:val="26"/>
-          <w:szCs w:val="26"/>
-        </w:rPr>
-        <w:t>祂</w:t>
-      </w:r>
-      <w:proofErr w:type="gramEnd"/>
-      <w:r>
-        <w:rPr>
-          <w:rFonts w:ascii="Barlow Condensed Medium" w:eastAsia="華康細黑體" w:hAnsi="Barlow Condensed Medium" w:cs="微軟正黑體" w:hint="eastAsia"/>
-          <w:w w:val="72"/>
-          <w:sz w:val="26"/>
-          <w:szCs w:val="26"/>
-        </w:rPr>
-        <w:t>的百姓。　神分享了</w:t>
-      </w:r>
-      <w:proofErr w:type="gramStart"/>
-      <w:r>
-        <w:rPr>
-          <w:rFonts w:ascii="Barlow Condensed Medium" w:eastAsia="華康細黑體" w:hAnsi="Barlow Condensed Medium" w:cs="微軟正黑體" w:hint="eastAsia"/>
-          <w:w w:val="72"/>
-          <w:sz w:val="26"/>
-          <w:szCs w:val="26"/>
-        </w:rPr>
-        <w:t>祂全知</w:t>
-      </w:r>
-      <w:proofErr w:type="gramEnd"/>
-      <w:r>
-        <w:rPr>
-          <w:rFonts w:ascii="Barlow Condensed Medium" w:eastAsia="華康細黑體" w:hAnsi="Barlow Condensed Medium" w:cs="微軟正黑體" w:hint="eastAsia"/>
-          <w:w w:val="72"/>
-          <w:sz w:val="26"/>
-          <w:szCs w:val="26"/>
-        </w:rPr>
-        <w:t>的眼光，安慰了以利亞的心。</w:t>
+        <w:t>，接著要奪去她的勢力，就是用另一個人的勢力取代它。又告訴他有七千個未和巴力親嘴的以色列人，他就是其中一個吧。不是　神不作為，而是　神掌管歷史，卻不操控人的國度和勢力。　神有自己的國度，祂關心和保守那些真正追尋和敬畏祂的人，就是祂的百姓。　神分享了祂全知的眼光，安慰了以利亞的心。</w:t>
       </w:r>
     </w:p>
     <w:p>
@@ -28898,49 +26979,8 @@
           <w:sz w:val="26"/>
           <w:szCs w:val="26"/>
         </w:rPr>
-        <w:t xml:space="preserve">　</w:t>
+        <w:t xml:space="preserve">　神從大風、地震和烈火中經過，卻不在其中，最後卻用微小的聲音向以利亞說話。讓他明白　神有大能可以勝過大國，但只有溫柔的聲音才能使人心回轉。</w:t>
       </w:r>
-      <w:proofErr w:type="gramStart"/>
-      <w:r>
-        <w:rPr>
-          <w:rFonts w:ascii="Barlow Condensed Medium" w:eastAsia="華康儷中黑" w:hAnsi="Barlow Condensed Medium" w:hint="eastAsia"/>
-          <w:w w:val="72"/>
-          <w:sz w:val="26"/>
-          <w:szCs w:val="26"/>
-        </w:rPr>
-        <w:t>神從大風</w:t>
-      </w:r>
-      <w:proofErr w:type="gramEnd"/>
-      <w:r>
-        <w:rPr>
-          <w:rFonts w:ascii="Barlow Condensed Medium" w:eastAsia="華康儷中黑" w:hAnsi="Barlow Condensed Medium" w:hint="eastAsia"/>
-          <w:w w:val="72"/>
-          <w:sz w:val="26"/>
-          <w:szCs w:val="26"/>
-        </w:rPr>
-        <w:t>、地震和烈火中經過，卻不在其中，最後卻用微小的聲音向以利亞說話。讓他</w:t>
-      </w:r>
-      <w:proofErr w:type="gramStart"/>
-      <w:r>
-        <w:rPr>
-          <w:rFonts w:ascii="Barlow Condensed Medium" w:eastAsia="華康儷中黑" w:hAnsi="Barlow Condensed Medium" w:hint="eastAsia"/>
-          <w:w w:val="72"/>
-          <w:sz w:val="26"/>
-          <w:szCs w:val="26"/>
-        </w:rPr>
-        <w:t xml:space="preserve">明白　</w:t>
-      </w:r>
-      <w:proofErr w:type="gramEnd"/>
-      <w:r>
-        <w:rPr>
-          <w:rFonts w:ascii="Barlow Condensed Medium" w:eastAsia="華康儷中黑" w:hAnsi="Barlow Condensed Medium" w:hint="eastAsia"/>
-          <w:w w:val="72"/>
-          <w:sz w:val="26"/>
-          <w:szCs w:val="26"/>
-        </w:rPr>
-        <w:t>神有大能可以勝過大國，但只有溫柔的聲音才能使人心回轉。</w:t>
-      </w:r>
-      <w:proofErr w:type="gramStart"/>
       <w:r>
         <w:rPr>
           <w:rFonts w:ascii="Barlow Condensed Medium" w:eastAsia="華康細黑體" w:hAnsi="Barlow Condensed Medium" w:cs="微軟正黑體" w:hint="eastAsia"/>
@@ -28948,9 +26988,8 @@
           <w:sz w:val="26"/>
           <w:szCs w:val="26"/>
         </w:rPr>
-        <w:t>說到</w:t>
+        <w:t>說到　神現身在以利亞面前，以利亞卻無法看見祂。因為在那時代，看見和知道一個人的名字，就等於能掌控一</w:t>
       </w:r>
-      <w:proofErr w:type="gramEnd"/>
       <w:r>
         <w:rPr>
           <w:rFonts w:ascii="Barlow Condensed Medium" w:eastAsia="華康細黑體" w:hAnsi="Barlow Condensed Medium" w:cs="微軟正黑體" w:hint="eastAsia"/>
@@ -28958,9 +26997,8 @@
           <w:sz w:val="26"/>
           <w:szCs w:val="26"/>
         </w:rPr>
-        <w:t xml:space="preserve">　神現身在以利亞面前，以利亞卻無法看見</w:t>
+        <w:t>個</w:t>
       </w:r>
-      <w:proofErr w:type="gramStart"/>
       <w:r>
         <w:rPr>
           <w:rFonts w:ascii="Barlow Condensed Medium" w:eastAsia="華康細黑體" w:hAnsi="Barlow Condensed Medium" w:cs="微軟正黑體" w:hint="eastAsia"/>
@@ -28968,9 +27006,8 @@
           <w:sz w:val="26"/>
           <w:szCs w:val="26"/>
         </w:rPr>
-        <w:t>祂</w:t>
+        <w:t>人。而　神卻是人不能掌控的。聽說，伊朗高層被團滅之後，中國就關閉了所有監控人民的監視器。這些獨裁者開始怕自己的行蹤被看見，就會掌控他們的生死。又到底這位有大能卻看不見的　神讓以利亞</w:t>
       </w:r>
-      <w:proofErr w:type="gramEnd"/>
       <w:r>
         <w:rPr>
           <w:rFonts w:ascii="Barlow Condensed Medium" w:eastAsia="華康細黑體" w:hAnsi="Barlow Condensed Medium" w:cs="微軟正黑體" w:hint="eastAsia"/>
@@ -28978,145 +27015,7 @@
           <w:sz w:val="26"/>
           <w:szCs w:val="26"/>
         </w:rPr>
-        <w:t>。因為在那時代，看見和知道</w:t>
-      </w:r>
-      <w:proofErr w:type="gramStart"/>
-      <w:r>
-        <w:rPr>
-          <w:rFonts w:ascii="Barlow Condensed Medium" w:eastAsia="華康細黑體" w:hAnsi="Barlow Condensed Medium" w:cs="微軟正黑體" w:hint="eastAsia"/>
-          <w:w w:val="72"/>
-          <w:sz w:val="26"/>
-          <w:szCs w:val="26"/>
-        </w:rPr>
-        <w:t>一</w:t>
-      </w:r>
-      <w:proofErr w:type="gramEnd"/>
-      <w:r>
-        <w:rPr>
-          <w:rFonts w:ascii="Barlow Condensed Medium" w:eastAsia="華康細黑體" w:hAnsi="Barlow Condensed Medium" w:cs="微軟正黑體" w:hint="eastAsia"/>
-          <w:w w:val="72"/>
-          <w:sz w:val="26"/>
-          <w:szCs w:val="26"/>
-        </w:rPr>
-        <w:t>個人的名字，就等於能掌控</w:t>
-      </w:r>
-      <w:proofErr w:type="gramStart"/>
-      <w:r>
-        <w:rPr>
-          <w:rFonts w:ascii="Barlow Condensed Medium" w:eastAsia="華康細黑體" w:hAnsi="Barlow Condensed Medium" w:cs="微軟正黑體" w:hint="eastAsia"/>
-          <w:w w:val="72"/>
-          <w:sz w:val="26"/>
-          <w:szCs w:val="26"/>
-        </w:rPr>
-        <w:t>一</w:t>
-      </w:r>
-      <w:proofErr w:type="gramEnd"/>
-      <w:r>
-        <w:rPr>
-          <w:rFonts w:ascii="Barlow Condensed Medium" w:eastAsia="華康細黑體" w:hAnsi="Barlow Condensed Medium" w:cs="微軟正黑體" w:hint="eastAsia"/>
-          <w:w w:val="72"/>
-          <w:sz w:val="26"/>
-          <w:szCs w:val="26"/>
-        </w:rPr>
-        <w:t>個</w:t>
-      </w:r>
-      <w:r>
-        <w:rPr>
-          <w:rFonts w:ascii="Barlow Condensed Medium" w:eastAsia="華康細黑體" w:hAnsi="Barlow Condensed Medium" w:cs="微軟正黑體" w:hint="eastAsia"/>
-          <w:w w:val="72"/>
-          <w:sz w:val="26"/>
-          <w:szCs w:val="26"/>
-        </w:rPr>
-        <w:t>人。而　神卻是人不能掌控的。聽說，伊朗高層</w:t>
-      </w:r>
-      <w:proofErr w:type="gramStart"/>
-      <w:r>
-        <w:rPr>
-          <w:rFonts w:ascii="Barlow Condensed Medium" w:eastAsia="華康細黑體" w:hAnsi="Barlow Condensed Medium" w:cs="微軟正黑體" w:hint="eastAsia"/>
-          <w:w w:val="72"/>
-          <w:sz w:val="26"/>
-          <w:szCs w:val="26"/>
-        </w:rPr>
-        <w:t>被團滅之後</w:t>
-      </w:r>
-      <w:proofErr w:type="gramEnd"/>
-      <w:r>
-        <w:rPr>
-          <w:rFonts w:ascii="Barlow Condensed Medium" w:eastAsia="華康細黑體" w:hAnsi="Barlow Condensed Medium" w:cs="微軟正黑體" w:hint="eastAsia"/>
-          <w:w w:val="72"/>
-          <w:sz w:val="26"/>
-          <w:szCs w:val="26"/>
-        </w:rPr>
-        <w:t xml:space="preserve">，中國就關閉了所有監控人民的監視器。這些獨裁者開始怕自己的行蹤被看見，就會掌控他們的生死。又到底這位有大能卻看不見的　</w:t>
-      </w:r>
-      <w:proofErr w:type="gramStart"/>
-      <w:r>
-        <w:rPr>
-          <w:rFonts w:ascii="Barlow Condensed Medium" w:eastAsia="華康細黑體" w:hAnsi="Barlow Condensed Medium" w:cs="微軟正黑體" w:hint="eastAsia"/>
-          <w:w w:val="72"/>
-          <w:sz w:val="26"/>
-          <w:szCs w:val="26"/>
-        </w:rPr>
-        <w:t>神讓以</w:t>
-      </w:r>
-      <w:proofErr w:type="gramEnd"/>
-      <w:r>
-        <w:rPr>
-          <w:rFonts w:ascii="Barlow Condensed Medium" w:eastAsia="華康細黑體" w:hAnsi="Barlow Condensed Medium" w:cs="微軟正黑體" w:hint="eastAsia"/>
-          <w:w w:val="72"/>
-          <w:sz w:val="26"/>
-          <w:szCs w:val="26"/>
-        </w:rPr>
-        <w:t>利亞</w:t>
-      </w:r>
-      <w:r>
-        <w:rPr>
-          <w:rFonts w:ascii="Barlow Condensed Medium" w:eastAsia="華康細黑體" w:hAnsi="Barlow Condensed Medium" w:cs="微軟正黑體" w:hint="eastAsia"/>
-          <w:w w:val="72"/>
-          <w:sz w:val="26"/>
-          <w:szCs w:val="26"/>
-        </w:rPr>
-        <w:t>明白了什麼。就是這些驚人的大能力可以征服任何世間的國度，但是只有微小和安慰人的聲音能征服和挽回人的心。　神不需要世間的權勢，也不</w:t>
-      </w:r>
-      <w:proofErr w:type="gramStart"/>
-      <w:r>
-        <w:rPr>
-          <w:rFonts w:ascii="Barlow Condensed Medium" w:eastAsia="華康細黑體" w:hAnsi="Barlow Condensed Medium" w:cs="微軟正黑體" w:hint="eastAsia"/>
-          <w:w w:val="72"/>
-          <w:sz w:val="26"/>
-          <w:szCs w:val="26"/>
-        </w:rPr>
-        <w:t>缺敬拜祂</w:t>
-      </w:r>
-      <w:proofErr w:type="gramEnd"/>
-      <w:r>
-        <w:rPr>
-          <w:rFonts w:ascii="Barlow Condensed Medium" w:eastAsia="華康細黑體" w:hAnsi="Barlow Condensed Medium" w:cs="微軟正黑體" w:hint="eastAsia"/>
-          <w:w w:val="72"/>
-          <w:sz w:val="26"/>
-          <w:szCs w:val="26"/>
-        </w:rPr>
-        <w:t>的人，</w:t>
-      </w:r>
-      <w:proofErr w:type="gramStart"/>
-      <w:r>
-        <w:rPr>
-          <w:rFonts w:ascii="Barlow Condensed Medium" w:eastAsia="華康細黑體" w:hAnsi="Barlow Condensed Medium" w:cs="微軟正黑體" w:hint="eastAsia"/>
-          <w:w w:val="72"/>
-          <w:sz w:val="26"/>
-          <w:szCs w:val="26"/>
-        </w:rPr>
-        <w:t>祂</w:t>
-      </w:r>
-      <w:proofErr w:type="gramEnd"/>
-      <w:r>
-        <w:rPr>
-          <w:rFonts w:ascii="Barlow Condensed Medium" w:eastAsia="華康細黑體" w:hAnsi="Barlow Condensed Medium" w:cs="微軟正黑體" w:hint="eastAsia"/>
-          <w:w w:val="72"/>
-          <w:sz w:val="26"/>
-          <w:szCs w:val="26"/>
-        </w:rPr>
-        <w:t>只想拯救人，免於人滅亡在自己的罪中。以利亞終於明白，人心回轉才是真正的拯救。</w:t>
+        <w:t>明白了什麼。就是這些驚人的大能力可以征服任何世間的國度，但是只有微小和安慰人的聲音能征服和挽回人的心。　神不需要世間的權勢，也不缺敬拜祂的人，祂只想拯救人，免於人滅亡在自己的罪中。以利亞終於明白，人心回轉才是真正的拯救。</w:t>
       </w:r>
     </w:p>
     <w:p>
@@ -29224,107 +27123,7 @@
           <w:sz w:val="26"/>
           <w:szCs w:val="26"/>
         </w:rPr>
-        <w:t xml:space="preserve">　神在乎人回轉得救，卻不在乎國度權勢。所以有七千人是</w:t>
-      </w:r>
-      <w:proofErr w:type="gramStart"/>
-      <w:r>
-        <w:rPr>
-          <w:rFonts w:ascii="Barlow Condensed Medium" w:eastAsia="華康儷中黑" w:hAnsi="Barlow Condensed Medium" w:hint="eastAsia"/>
-          <w:w w:val="72"/>
-          <w:sz w:val="26"/>
-          <w:szCs w:val="26"/>
-        </w:rPr>
-        <w:t>祂</w:t>
-      </w:r>
-      <w:proofErr w:type="gramEnd"/>
-      <w:r>
-        <w:rPr>
-          <w:rFonts w:ascii="Barlow Condensed Medium" w:eastAsia="華康儷中黑" w:hAnsi="Barlow Condensed Medium" w:hint="eastAsia"/>
-          <w:w w:val="72"/>
-          <w:sz w:val="26"/>
-          <w:szCs w:val="26"/>
-        </w:rPr>
-        <w:t>所保守的，但是人的國度，</w:t>
-      </w:r>
-      <w:proofErr w:type="gramStart"/>
-      <w:r>
-        <w:rPr>
-          <w:rFonts w:ascii="Barlow Condensed Medium" w:eastAsia="華康儷中黑" w:hAnsi="Barlow Condensed Medium" w:hint="eastAsia"/>
-          <w:w w:val="72"/>
-          <w:sz w:val="26"/>
-          <w:szCs w:val="26"/>
-        </w:rPr>
-        <w:t>祂</w:t>
-      </w:r>
-      <w:proofErr w:type="gramEnd"/>
-      <w:r>
-        <w:rPr>
-          <w:rFonts w:ascii="Barlow Condensed Medium" w:eastAsia="華康儷中黑" w:hAnsi="Barlow Condensed Medium" w:hint="eastAsia"/>
-          <w:w w:val="72"/>
-          <w:sz w:val="26"/>
-          <w:szCs w:val="26"/>
-        </w:rPr>
-        <w:t>要交給薛哈、</w:t>
-      </w:r>
-      <w:proofErr w:type="gramStart"/>
-      <w:r>
-        <w:rPr>
-          <w:rFonts w:ascii="Barlow Condensed Medium" w:eastAsia="華康儷中黑" w:hAnsi="Barlow Condensed Medium" w:hint="eastAsia"/>
-          <w:w w:val="72"/>
-          <w:sz w:val="26"/>
-          <w:szCs w:val="26"/>
-        </w:rPr>
-        <w:t>耶戶和</w:t>
-      </w:r>
-      <w:proofErr w:type="gramEnd"/>
-      <w:r>
-        <w:rPr>
-          <w:rFonts w:ascii="Barlow Condensed Medium" w:eastAsia="華康儷中黑" w:hAnsi="Barlow Condensed Medium" w:hint="eastAsia"/>
-          <w:w w:val="72"/>
-          <w:sz w:val="26"/>
-          <w:szCs w:val="26"/>
-        </w:rPr>
-        <w:t>以</w:t>
-      </w:r>
-      <w:proofErr w:type="gramStart"/>
-      <w:r>
-        <w:rPr>
-          <w:rFonts w:ascii="Barlow Condensed Medium" w:eastAsia="華康儷中黑" w:hAnsi="Barlow Condensed Medium" w:hint="eastAsia"/>
-          <w:w w:val="72"/>
-          <w:sz w:val="26"/>
-          <w:szCs w:val="26"/>
-        </w:rPr>
-        <w:t>利沙去處理</w:t>
-      </w:r>
-      <w:proofErr w:type="gramEnd"/>
-      <w:r>
-        <w:rPr>
-          <w:rFonts w:ascii="Barlow Condensed Medium" w:eastAsia="華康儷中黑" w:hAnsi="Barlow Condensed Medium" w:hint="eastAsia"/>
-          <w:w w:val="72"/>
-          <w:sz w:val="26"/>
-          <w:szCs w:val="26"/>
-        </w:rPr>
-        <w:t>。以</w:t>
-      </w:r>
-      <w:proofErr w:type="gramStart"/>
-      <w:r>
-        <w:rPr>
-          <w:rFonts w:ascii="Barlow Condensed Medium" w:eastAsia="華康儷中黑" w:hAnsi="Barlow Condensed Medium" w:hint="eastAsia"/>
-          <w:w w:val="72"/>
-          <w:sz w:val="26"/>
-          <w:szCs w:val="26"/>
-        </w:rPr>
-        <w:t>利亞從</w:t>
-      </w:r>
-      <w:proofErr w:type="gramEnd"/>
-      <w:r>
-        <w:rPr>
-          <w:rFonts w:ascii="Barlow Condensed Medium" w:eastAsia="華康儷中黑" w:hAnsi="Barlow Condensed Medium" w:hint="eastAsia"/>
-          <w:w w:val="72"/>
-          <w:sz w:val="26"/>
-          <w:szCs w:val="26"/>
-        </w:rPr>
-        <w:t xml:space="preserve">　神的山看到未來。</w:t>
+        <w:t xml:space="preserve">　神在乎人回轉得救，卻不在乎國度權勢。所以有七千人是祂所保守的，但是人的國度，祂要交給薛哈、耶戶和以利沙去處理。以利亞從　神的山看到未來。</w:t>
       </w:r>
       <w:r>
         <w:rPr>
@@ -29333,87 +27132,7 @@
           <w:sz w:val="26"/>
           <w:szCs w:val="26"/>
         </w:rPr>
-        <w:t xml:space="preserve">所以，在　神的山上，以利亞看見了拯救，是人心回轉，不是國度權勢；看見了七千人得救，不是只有他一人；　</w:t>
-      </w:r>
-      <w:proofErr w:type="gramStart"/>
-      <w:r>
-        <w:rPr>
-          <w:rFonts w:ascii="Barlow Condensed Medium" w:eastAsia="華康細黑體" w:hAnsi="Barlow Condensed Medium" w:cs="微軟正黑體" w:hint="eastAsia"/>
-          <w:w w:val="72"/>
-          <w:sz w:val="26"/>
-          <w:szCs w:val="26"/>
-        </w:rPr>
-        <w:t>神讓他</w:t>
-      </w:r>
-      <w:proofErr w:type="gramEnd"/>
-      <w:r>
-        <w:rPr>
-          <w:rFonts w:ascii="Barlow Condensed Medium" w:eastAsia="華康細黑體" w:hAnsi="Barlow Condensed Medium" w:cs="微軟正黑體" w:hint="eastAsia"/>
-          <w:w w:val="72"/>
-          <w:sz w:val="26"/>
-          <w:szCs w:val="26"/>
-        </w:rPr>
-        <w:t>看見了未來。耶穌、摩西和以利亞也在山上開過一次會，是關於耶穌上耶路撒冷的事，也是關於新</w:t>
-      </w:r>
-      <w:proofErr w:type="gramStart"/>
-      <w:r>
-        <w:rPr>
-          <w:rFonts w:ascii="Barlow Condensed Medium" w:eastAsia="華康細黑體" w:hAnsi="Barlow Condensed Medium" w:cs="微軟正黑體" w:hint="eastAsia"/>
-          <w:w w:val="72"/>
-          <w:sz w:val="26"/>
-          <w:szCs w:val="26"/>
-        </w:rPr>
-        <w:t>的救恩和</w:t>
-      </w:r>
-      <w:proofErr w:type="gramEnd"/>
-      <w:r>
-        <w:rPr>
-          <w:rFonts w:ascii="Barlow Condensed Medium" w:eastAsia="華康細黑體" w:hAnsi="Barlow Condensed Medium" w:cs="微軟正黑體" w:hint="eastAsia"/>
-          <w:w w:val="72"/>
-          <w:sz w:val="26"/>
-          <w:szCs w:val="26"/>
-        </w:rPr>
-        <w:t>人類世界的未來。在今日，　神的聖靈在耶穌基督的肢體裡，延續這個在　神的山上的高峰會。延續　神拯救</w:t>
-      </w:r>
-      <w:proofErr w:type="gramStart"/>
-      <w:r>
-        <w:rPr>
-          <w:rFonts w:ascii="Barlow Condensed Medium" w:eastAsia="華康細黑體" w:hAnsi="Barlow Condensed Medium" w:cs="微軟正黑體" w:hint="eastAsia"/>
-          <w:w w:val="72"/>
-          <w:sz w:val="26"/>
-          <w:szCs w:val="26"/>
-        </w:rPr>
-        <w:t>人歸向祂</w:t>
-      </w:r>
-      <w:proofErr w:type="gramEnd"/>
-      <w:r>
-        <w:rPr>
-          <w:rFonts w:ascii="Barlow Condensed Medium" w:eastAsia="華康細黑體" w:hAnsi="Barlow Condensed Medium" w:cs="微軟正黑體" w:hint="eastAsia"/>
-          <w:w w:val="72"/>
-          <w:sz w:val="26"/>
-          <w:szCs w:val="26"/>
-        </w:rPr>
-        <w:t>和參與在</w:t>
-      </w:r>
-      <w:proofErr w:type="gramStart"/>
-      <w:r>
-        <w:rPr>
-          <w:rFonts w:ascii="Barlow Condensed Medium" w:eastAsia="華康細黑體" w:hAnsi="Barlow Condensed Medium" w:cs="微軟正黑體" w:hint="eastAsia"/>
-          <w:w w:val="72"/>
-          <w:sz w:val="26"/>
-          <w:szCs w:val="26"/>
-        </w:rPr>
-        <w:t>祂</w:t>
-      </w:r>
-      <w:proofErr w:type="gramEnd"/>
-      <w:r>
-        <w:rPr>
-          <w:rFonts w:ascii="Barlow Condensed Medium" w:eastAsia="華康細黑體" w:hAnsi="Barlow Condensed Medium" w:cs="微軟正黑體" w:hint="eastAsia"/>
-          <w:w w:val="72"/>
-          <w:sz w:val="26"/>
-          <w:szCs w:val="26"/>
-        </w:rPr>
-        <w:t>所要成就的未來的這個先知傳統。</w:t>
+        <w:t>所以，在　神的山上，以利亞看見了拯救，是人心回轉，不是國度權勢；看見了七千人得救，不是只有他一人；　神讓他看見了未來。耶穌、摩西和以利亞也在山上開過一次會，是關於耶穌上耶路撒冷的事，也是關於新的救恩和人類世界的未來。在今日，　神的聖靈在耶穌基督的肢體裡，延續這個在　神的山上的高峰會。延續　神拯救人歸向祂和參與在祂所要成就的未來的這個先知傳統。</w:t>
       </w:r>
       <w:r>
         <w:rPr>
@@ -29445,7 +27164,7 @@
 </file>
 
 <file path=word/endnotes.xml><?xml version="1.0" encoding="utf-8"?>
-<w:endnotes xmlns:wpc="http://schemas.microsoft.com/office/word/2010/wordprocessingCanvas" xmlns:mc="http://schemas.openxmlformats.org/markup-compatibility/2006" xmlns:o="urn:schemas-microsoft-com:office:office" xmlns:r="http://schemas.openxmlformats.org/officeDocument/2006/relationships" xmlns:m="http://schemas.openxmlformats.org/officeDocument/2006/math" xmlns:v="urn:schemas-microsoft-com:vml" xmlns:wp14="http://schemas.microsoft.com/office/word/2010/wordprocessingDrawing" xmlns:wp="http://schemas.openxmlformats.org/drawingml/2006/wordprocessingDrawing" xmlns:w10="urn:schemas-microsoft-com:office:word" xmlns:w="http://schemas.openxmlformats.org/wordprocessingml/2006/main" xmlns:w14="http://schemas.microsoft.com/office/word/2010/wordml" xmlns:w15="http://schemas.microsoft.com/office/word/2012/wordml" xmlns:wpg="http://schemas.microsoft.com/office/word/2010/wordprocessingGroup" xmlns:wpi="http://schemas.microsoft.com/office/word/2010/wordprocessingInk" xmlns:wne="http://schemas.microsoft.com/office/word/2006/wordml" xmlns:wps="http://schemas.microsoft.com/office/word/2010/wordprocessingShape" mc:Ignorable="w14 w15 wp14">
+<w:endnotes xmlns:wpc="http://schemas.microsoft.com/office/word/2010/wordprocessingCanvas" xmlns:cx="http://schemas.microsoft.com/office/drawing/2014/chartex" xmlns:cx1="http://schemas.microsoft.com/office/drawing/2015/9/8/chartex" xmlns:cx2="http://schemas.microsoft.com/office/drawing/2015/10/21/chartex" xmlns:cx3="http://schemas.microsoft.com/office/drawing/2016/5/9/chartex" xmlns:cx4="http://schemas.microsoft.com/office/drawing/2016/5/10/chartex" xmlns:cx5="http://schemas.microsoft.com/office/drawing/2016/5/11/chartex" xmlns:cx6="http://schemas.microsoft.com/office/drawing/2016/5/12/chartex" xmlns:cx7="http://schemas.microsoft.com/office/drawing/2016/5/13/chartex" xmlns:cx8="http://schemas.microsoft.com/office/drawing/2016/5/14/chartex" xmlns:mc="http://schemas.openxmlformats.org/markup-compatibility/2006" xmlns:aink="http://schemas.microsoft.com/office/drawing/2016/ink" xmlns:am3d="http://schemas.microsoft.com/office/drawing/2017/model3d" xmlns:o="urn:schemas-microsoft-com:office:office" xmlns:oel="http://schemas.microsoft.com/office/2019/extlst" xmlns:r="http://schemas.openxmlformats.org/officeDocument/2006/relationships" xmlns:m="http://schemas.openxmlformats.org/officeDocument/2006/math" xmlns:v="urn:schemas-microsoft-com:vml" xmlns:wp14="http://schemas.microsoft.com/office/word/2010/wordprocessingDrawing" xmlns:wp="http://schemas.openxmlformats.org/drawingml/2006/wordprocessingDrawing" xmlns:w10="urn:schemas-microsoft-com:office:word" xmlns:w="http://schemas.openxmlformats.org/wordprocessingml/2006/main" xmlns:w14="http://schemas.microsoft.com/office/word/2010/wordml" xmlns:w15="http://schemas.microsoft.com/office/word/2012/wordml" xmlns:w16cex="http://schemas.microsoft.com/office/word/2018/wordml/cex" xmlns:w16cid="http://schemas.microsoft.com/office/word/2016/wordml/cid" xmlns:w16="http://schemas.microsoft.com/office/word/2018/wordml" xmlns:w16sdtdh="http://schemas.microsoft.com/office/word/2020/wordml/sdtdatahash" xmlns:w16se="http://schemas.microsoft.com/office/word/2015/wordml/symex" xmlns:wpg="http://schemas.microsoft.com/office/word/2010/wordprocessingGroup" xmlns:wpi="http://schemas.microsoft.com/office/word/2010/wordprocessingInk" xmlns:wne="http://schemas.microsoft.com/office/word/2006/wordml" xmlns:wps="http://schemas.microsoft.com/office/word/2010/wordprocessingShape" mc:Ignorable="w14 w15 w16se w16cid w16 w16cex w16sdtdh wp14">
   <w:endnote w:type="separator" w:id="-1">
     <w:p>
       <w:r>
@@ -29464,7 +27183,7 @@
 </file>
 
 <file path=word/footnotes.xml><?xml version="1.0" encoding="utf-8"?>
-<w:footnotes xmlns:wpc="http://schemas.microsoft.com/office/word/2010/wordprocessingCanvas" xmlns:mc="http://schemas.openxmlformats.org/markup-compatibility/2006" xmlns:o="urn:schemas-microsoft-com:office:office" xmlns:r="http://schemas.openxmlformats.org/officeDocument/2006/relationships" xmlns:m="http://schemas.openxmlformats.org/officeDocument/2006/math" xmlns:v="urn:schemas-microsoft-com:vml" xmlns:wp14="http://schemas.microsoft.com/office/word/2010/wordprocessingDrawing" xmlns:wp="http://schemas.openxmlformats.org/drawingml/2006/wordprocessingDrawing" xmlns:w10="urn:schemas-microsoft-com:office:word" xmlns:w="http://schemas.openxmlformats.org/wordprocessingml/2006/main" xmlns:w14="http://schemas.microsoft.com/office/word/2010/wordml" xmlns:w15="http://schemas.microsoft.com/office/word/2012/wordml" xmlns:wpg="http://schemas.microsoft.com/office/word/2010/wordprocessingGroup" xmlns:wpi="http://schemas.microsoft.com/office/word/2010/wordprocessingInk" xmlns:wne="http://schemas.microsoft.com/office/word/2006/wordml" xmlns:wps="http://schemas.microsoft.com/office/word/2010/wordprocessingShape" mc:Ignorable="w14 w15 wp14">
+<w:footnotes xmlns:wpc="http://schemas.microsoft.com/office/word/2010/wordprocessingCanvas" xmlns:cx="http://schemas.microsoft.com/office/drawing/2014/chartex" xmlns:cx1="http://schemas.microsoft.com/office/drawing/2015/9/8/chartex" xmlns:cx2="http://schemas.microsoft.com/office/drawing/2015/10/21/chartex" xmlns:cx3="http://schemas.microsoft.com/office/drawing/2016/5/9/chartex" xmlns:cx4="http://schemas.microsoft.com/office/drawing/2016/5/10/chartex" xmlns:cx5="http://schemas.microsoft.com/office/drawing/2016/5/11/chartex" xmlns:cx6="http://schemas.microsoft.com/office/drawing/2016/5/12/chartex" xmlns:cx7="http://schemas.microsoft.com/office/drawing/2016/5/13/chartex" xmlns:cx8="http://schemas.microsoft.com/office/drawing/2016/5/14/chartex" xmlns:mc="http://schemas.openxmlformats.org/markup-compatibility/2006" xmlns:aink="http://schemas.microsoft.com/office/drawing/2016/ink" xmlns:am3d="http://schemas.microsoft.com/office/drawing/2017/model3d" xmlns:o="urn:schemas-microsoft-com:office:office" xmlns:oel="http://schemas.microsoft.com/office/2019/extlst" xmlns:r="http://schemas.openxmlformats.org/officeDocument/2006/relationships" xmlns:m="http://schemas.openxmlformats.org/officeDocument/2006/math" xmlns:v="urn:schemas-microsoft-com:vml" xmlns:wp14="http://schemas.microsoft.com/office/word/2010/wordprocessingDrawing" xmlns:wp="http://schemas.openxmlformats.org/drawingml/2006/wordprocessingDrawing" xmlns:w10="urn:schemas-microsoft-com:office:word" xmlns:w="http://schemas.openxmlformats.org/wordprocessingml/2006/main" xmlns:w14="http://schemas.microsoft.com/office/word/2010/wordml" xmlns:w15="http://schemas.microsoft.com/office/word/2012/wordml" xmlns:w16cex="http://schemas.microsoft.com/office/word/2018/wordml/cex" xmlns:w16cid="http://schemas.microsoft.com/office/word/2016/wordml/cid" xmlns:w16="http://schemas.microsoft.com/office/word/2018/wordml" xmlns:w16sdtdh="http://schemas.microsoft.com/office/word/2020/wordml/sdtdatahash" xmlns:w16se="http://schemas.microsoft.com/office/word/2015/wordml/symex" xmlns:wpg="http://schemas.microsoft.com/office/word/2010/wordprocessingGroup" xmlns:wpi="http://schemas.microsoft.com/office/word/2010/wordprocessingInk" xmlns:wne="http://schemas.microsoft.com/office/word/2006/wordml" xmlns:wps="http://schemas.microsoft.com/office/word/2010/wordprocessingShape" mc:Ignorable="w14 w15 w16se w16cid w16 w16cex w16sdtdh wp14">
   <w:footnote w:type="separator" w:id="-1">
     <w:p>
       <w:r>
@@ -29483,923 +27202,7 @@
 </file>
 
 <file path=word/header1.xml><?xml version="1.0" encoding="utf-8"?>
-<w:hdr xmlns:wpc="http://schemas.microsoft.com/office/word/2010/wordprocessingCanvas" xmlns:mc="http://schemas.openxmlformats.org/markup-compatibility/2006" xmlns:o="urn:schemas-microsoft-com:office:office" xmlns:r="http://schemas.openxmlformats.org/officeDocument/2006/relationships" xmlns:m="http://schemas.openxmlformats.org/officeDocument/2006/math" xmlns:v="urn:schemas-microsoft-com:vml" xmlns:wp14="http://schemas.microsoft.com/office/word/2010/wordprocessingDrawing" xmlns:wp="http://schemas.openxmlformats.org/drawingml/2006/wordprocessingDrawing" xmlns:w10="urn:schemas-microsoft-com:office:word" xmlns:w="http://schemas.openxmlformats.org/wordprocessingml/2006/main" xmlns:w14="http://schemas.microsoft.com/office/word/2010/wordml" xmlns:w15="http://schemas.microsoft.com/office/word/2012/wordml" xmlns:wpg="http://schemas.microsoft.com/office/word/2010/wordprocessingGroup" xmlns:wpi="http://schemas.microsoft.com/office/word/2010/wordprocessingInk" xmlns:wne="http://schemas.microsoft.com/office/word/2006/wordml" xmlns:wps="http://schemas.microsoft.com/office/word/2010/wordprocessingShape" mc:Ignorable="w14 w15 wp14">
-  <w:p>
-    <w:pPr>
-      <w:pStyle w:val="a4"/>
-      <w:jc w:val="center"/>
-    </w:pPr>
-    <w:r>
-      <w:rPr>
-        <w:rFonts w:ascii="華康粗圓體" w:eastAsia="華康粗圓體" w:hAnsi="Eras Demi ITC" w:cstheme="minorHAnsi" w:hint="eastAsia"/>
-        <w:b/>
-      </w:rPr>
-      <w:t>頁</w:t>
-    </w:r>
-    <w:r>
-      <w:rPr>
-        <w:rFonts w:ascii="Eras Demi ITC" w:eastAsia="華康中圓體" w:hAnsi="Eras Demi ITC" w:cstheme="minorHAnsi" w:hint="eastAsia"/>
-        <w:b/>
-      </w:rPr>
-      <w:t>2</w:t>
-    </w:r>
-    <w:r>
-      <w:rPr>
-        <w:rFonts w:ascii="華康超黑體" w:eastAsia="華康超黑體" w:hAnsi="Eras Demi ITC" w:cstheme="minorHAnsi" w:hint="eastAsia"/>
-        <w:b/>
-        <w:color w:val="595959" w:themeColor="text1" w:themeTint="A6"/>
-      </w:rPr>
-      <w:t>《</w:t>
-    </w:r>
-    <w:r>
-      <w:rPr>
-        <w:rFonts w:ascii="華康超黑體" w:eastAsia="華康超黑體" w:hAnsi="微軟正黑體" w:cs="微軟正黑體" w:hint="eastAsia"/>
-        <w:color w:val="595959" w:themeColor="text1" w:themeTint="A6"/>
-      </w:rPr>
-      <w:t>新泰</w:t>
-    </w:r>
-    <w:r>
-      <w:rPr>
-        <w:rFonts w:ascii="華康超黑體" w:eastAsia="華康超黑體" w:hAnsi="Eras Demi ITC" w:cstheme="minorHAnsi" w:hint="eastAsia"/>
-        <w:color w:val="595959" w:themeColor="text1" w:themeTint="A6"/>
-      </w:rPr>
-      <w:t>週報》</w:t>
-    </w:r>
-    <w:r>
-      <w:rPr>
-        <w:rFonts w:ascii="Eras Demi ITC" w:eastAsia="華康中圓體" w:hAnsi="Eras Demi ITC" w:cstheme="minorHAnsi" w:hint="eastAsia"/>
-      </w:rPr>
-      <w:t>第</w:t>
-    </w:r>
-    <w:r>
-      <w:rPr>
-        <w:rFonts w:ascii="Eras Demi ITC" w:eastAsia="華康中圓體" w:hAnsi="Eras Demi ITC" w:cstheme="minorHAnsi"/>
-      </w:rPr>
-      <w:fldChar w:fldCharType="begin"/>
-    </w:r>
-    <w:r>
-      <w:rPr>
-        <w:rFonts w:ascii="Eras Demi ITC" w:eastAsia="華康中圓體" w:hAnsi="Eras Demi ITC" w:cstheme="minorHAnsi"/>
-      </w:rPr>
-      <w:instrText xml:space="preserve"> =week_no \* MERGEFORMAT </w:instrText>
-    </w:r>
-    <w:r>
-      <w:rPr>
-        <w:rFonts w:ascii="Eras Demi ITC" w:eastAsia="華康中圓體" w:hAnsi="Eras Demi ITC" w:cstheme="minorHAnsi"/>
-      </w:rPr>
-      <w:fldChar w:fldCharType="separate"/>
-    </w:r>
-    <w:r>
-      <w:rPr>
-        <w:rFonts w:ascii="Eras Demi ITC" w:eastAsia="華康中圓體" w:hAnsi="Eras Demi ITC" w:cstheme="minorHAnsi"/>
-        <w:b/>
-        <w:noProof/>
-      </w:rPr>
-      <w:t>2610</w:t>
-    </w:r>
-    <w:r>
-      <w:rPr>
-        <w:rFonts w:ascii="Eras Demi ITC" w:eastAsia="華康中圓體" w:hAnsi="Eras Demi ITC" w:cstheme="minorHAnsi"/>
-      </w:rPr>
-      <w:fldChar w:fldCharType="end"/>
-    </w:r>
-    <w:r>
-      <w:rPr>
-        <w:rFonts w:ascii="Eras Demi ITC" w:eastAsia="華康中圓體" w:hAnsi="Eras Demi ITC" w:cstheme="minorHAnsi" w:hint="eastAsia"/>
-      </w:rPr>
-      <w:t>期</w:t>
-    </w:r>
-    <w:r>
-      <w:rPr>
-        <w:rFonts w:ascii="Eras Demi ITC" w:eastAsia="華康中圓體" w:hAnsi="Eras Demi ITC" w:cstheme="minorHAnsi"/>
-      </w:rPr>
-      <w:t xml:space="preserve"> </w:t>
-    </w:r>
-    <w:r>
-      <w:rPr>
-        <w:rFonts w:ascii="Eras Demi ITC" w:eastAsia="華康中圓體" w:hAnsi="Eras Demi ITC" w:cstheme="minorHAnsi"/>
-      </w:rPr>
-      <w:t>主後</w:t>
-    </w:r>
-    <w:r>
-      <w:rPr>
-        <w:rFonts w:ascii="Eras Demi ITC" w:eastAsia="華康中圓體" w:hAnsi="Eras Demi ITC" w:cstheme="minorHAnsi"/>
-        <w:b/>
-      </w:rPr>
-      <w:fldChar w:fldCharType="begin"/>
-    </w:r>
-    <w:r>
-      <w:rPr>
-        <w:rFonts w:ascii="Eras Demi ITC" w:eastAsia="華康中圓體" w:hAnsi="Eras Demi ITC" w:cstheme="minorHAnsi"/>
-        <w:b/>
-      </w:rPr>
-      <w:instrText xml:space="preserve"> =pub_year\#"0000" </w:instrText>
-    </w:r>
-    <w:r>
-      <w:rPr>
-        <w:rFonts w:ascii="Eras Demi ITC" w:eastAsia="華康中圓體" w:hAnsi="Eras Demi ITC" w:cstheme="minorHAnsi"/>
-        <w:b/>
-      </w:rPr>
-      <w:fldChar w:fldCharType="separate"/>
-    </w:r>
-    <w:r>
-      <w:rPr>
-        <w:rFonts w:ascii="Eras Demi ITC" w:eastAsia="華康中圓體" w:hAnsi="Eras Demi ITC" w:cstheme="minorHAnsi"/>
-        <w:b/>
-        <w:noProof/>
-      </w:rPr>
-      <w:t>2026</w:t>
-    </w:r>
-    <w:r>
-      <w:rPr>
-        <w:rFonts w:ascii="Eras Demi ITC" w:eastAsia="華康中圓體" w:hAnsi="Eras Demi ITC" w:cstheme="minorHAnsi"/>
-        <w:b/>
-      </w:rPr>
-      <w:fldChar w:fldCharType="end"/>
-    </w:r>
-    <w:r>
-      <w:rPr>
-        <w:rFonts w:ascii="Eras Demi ITC" w:eastAsia="華康中圓體" w:hAnsi="Eras Demi ITC" w:cstheme="minorHAnsi"/>
-      </w:rPr>
-      <w:t>年</w:t>
-    </w:r>
-    <w:r>
-      <w:rPr>
-        <w:rFonts w:ascii="Eras Demi ITC" w:eastAsia="華康中圓體" w:hAnsi="Eras Demi ITC" w:cstheme="minorHAnsi"/>
-        <w:b/>
-      </w:rPr>
-      <w:fldChar w:fldCharType="begin"/>
-    </w:r>
-    <w:r>
-      <w:rPr>
-        <w:rFonts w:ascii="Eras Demi ITC" w:eastAsia="華康中圓體" w:hAnsi="Eras Demi ITC" w:cstheme="minorHAnsi"/>
-        <w:b/>
-      </w:rPr>
-      <w:instrText xml:space="preserve"> =pub_mon\#"00"  \* MERGEFORMAT </w:instrText>
-    </w:r>
-    <w:r>
-      <w:rPr>
-        <w:rFonts w:ascii="Eras Demi ITC" w:eastAsia="華康中圓體" w:hAnsi="Eras Demi ITC" w:cstheme="minorHAnsi"/>
-        <w:b/>
-      </w:rPr>
-      <w:fldChar w:fldCharType="separate"/>
-    </w:r>
-    <w:r>
-      <w:rPr>
-        <w:rFonts w:ascii="Eras Demi ITC" w:eastAsia="華康中圓體" w:hAnsi="Eras Demi ITC" w:cstheme="minorHAnsi"/>
-        <w:b/>
-        <w:noProof/>
-      </w:rPr>
-      <w:t>03</w:t>
-    </w:r>
-    <w:r>
-      <w:rPr>
-        <w:rFonts w:ascii="Eras Demi ITC" w:eastAsia="華康中圓體" w:hAnsi="Eras Demi ITC" w:cstheme="minorHAnsi"/>
-        <w:b/>
-      </w:rPr>
-      <w:fldChar w:fldCharType="end"/>
-    </w:r>
-    <w:r>
-      <w:rPr>
-        <w:rFonts w:ascii="Eras Demi ITC" w:eastAsia="華康中圓體" w:hAnsi="Eras Demi ITC" w:cstheme="minorHAnsi"/>
-      </w:rPr>
-      <w:t>月</w:t>
-    </w:r>
-    <w:r>
-      <w:rPr>
-        <w:rFonts w:ascii="Eras Demi ITC" w:eastAsia="華康中圓體" w:hAnsi="Eras Demi ITC" w:cstheme="minorHAnsi"/>
-        <w:b/>
-      </w:rPr>
-      <w:fldChar w:fldCharType="begin"/>
-    </w:r>
-    <w:r>
-      <w:rPr>
-        <w:rFonts w:ascii="Eras Demi ITC" w:eastAsia="華康中圓體" w:hAnsi="Eras Demi ITC" w:cstheme="minorHAnsi"/>
-        <w:b/>
-      </w:rPr>
-      <w:instrText xml:space="preserve"> =pub_day\#"00"  \* MERGEFORMAT </w:instrText>
-    </w:r>
-    <w:r>
-      <w:rPr>
-        <w:rFonts w:ascii="Eras Demi ITC" w:eastAsia="華康中圓體" w:hAnsi="Eras Demi ITC" w:cstheme="minorHAnsi"/>
-        <w:b/>
-      </w:rPr>
-      <w:fldChar w:fldCharType="separate"/>
-    </w:r>
-    <w:r>
-      <w:rPr>
-        <w:rFonts w:ascii="Eras Demi ITC" w:eastAsia="華康中圓體" w:hAnsi="Eras Demi ITC" w:cstheme="minorHAnsi"/>
-        <w:b/>
-        <w:noProof/>
-      </w:rPr>
-      <w:t>08</w:t>
-    </w:r>
-    <w:r>
-      <w:rPr>
-        <w:rFonts w:ascii="Eras Demi ITC" w:eastAsia="華康中圓體" w:hAnsi="Eras Demi ITC" w:cstheme="minorHAnsi"/>
-        <w:b/>
-      </w:rPr>
-      <w:fldChar w:fldCharType="end"/>
-    </w:r>
-    <w:r>
-      <w:rPr>
-        <w:rFonts w:ascii="Eras Demi ITC" w:eastAsia="華康中圓體" w:hAnsi="Eras Demi ITC" w:cstheme="minorHAnsi"/>
-      </w:rPr>
-      <w:t>日</w:t>
-    </w:r>
-    <w:r>
-      <w:rPr>
-        <w:rFonts w:ascii="Eras Demi ITC" w:eastAsia="華康中圓體" w:hAnsi="Eras Demi ITC" w:cstheme="minorHAnsi" w:hint="eastAsia"/>
-      </w:rPr>
-      <w:t xml:space="preserve">                                                                                              </w:t>
-    </w:r>
-    <w:r>
-      <w:rPr>
-        <w:rFonts w:ascii="華康超黑體" w:eastAsia="華康超黑體" w:hAnsi="Eras Demi ITC" w:cstheme="minorHAnsi" w:hint="eastAsia"/>
-        <w:color w:val="595959" w:themeColor="text1" w:themeTint="A6"/>
-      </w:rPr>
-      <w:t>《</w:t>
-    </w:r>
-    <w:r>
-      <w:rPr>
-        <w:rFonts w:ascii="華康超黑體" w:eastAsia="華康超黑體" w:hAnsi="微軟正黑體" w:cs="微軟正黑體" w:hint="eastAsia"/>
-        <w:color w:val="595959" w:themeColor="text1" w:themeTint="A6"/>
-      </w:rPr>
-      <w:t>新泰</w:t>
-    </w:r>
-    <w:r>
-      <w:rPr>
-        <w:rFonts w:ascii="華康超黑體" w:eastAsia="華康超黑體" w:hAnsi="Eras Demi ITC" w:cstheme="minorHAnsi" w:hint="eastAsia"/>
-        <w:color w:val="595959" w:themeColor="text1" w:themeTint="A6"/>
-      </w:rPr>
-      <w:t>週報》</w:t>
-    </w:r>
-    <w:r>
-      <w:rPr>
-        <w:rFonts w:ascii="Eras Demi ITC" w:eastAsia="華康中圓體" w:hAnsi="Eras Demi ITC" w:cstheme="minorHAnsi" w:hint="eastAsia"/>
-      </w:rPr>
-      <w:t>第</w:t>
-    </w:r>
-    <w:r>
-      <w:rPr>
-        <w:rFonts w:ascii="Eras Demi ITC" w:eastAsia="華康中圓體" w:hAnsi="Eras Demi ITC" w:cstheme="minorHAnsi"/>
-      </w:rPr>
-      <w:fldChar w:fldCharType="begin"/>
-    </w:r>
-    <w:r>
-      <w:rPr>
-        <w:rFonts w:ascii="Eras Demi ITC" w:eastAsia="華康中圓體" w:hAnsi="Eras Demi ITC" w:cstheme="minorHAnsi"/>
-      </w:rPr>
-      <w:instrText xml:space="preserve"> =week_no \* MERGEFORMAT </w:instrText>
-    </w:r>
-    <w:r>
-      <w:rPr>
-        <w:rFonts w:ascii="Eras Demi ITC" w:eastAsia="華康中圓體" w:hAnsi="Eras Demi ITC" w:cstheme="minorHAnsi"/>
-      </w:rPr>
-      <w:fldChar w:fldCharType="separate"/>
-    </w:r>
-    <w:r>
-      <w:rPr>
-        <w:rFonts w:ascii="Eras Demi ITC" w:eastAsia="華康中圓體" w:hAnsi="Eras Demi ITC" w:cstheme="minorHAnsi"/>
-        <w:b/>
-        <w:noProof/>
-      </w:rPr>
-      <w:t>2610</w:t>
-    </w:r>
-    <w:r>
-      <w:rPr>
-        <w:rFonts w:ascii="Eras Demi ITC" w:eastAsia="華康中圓體" w:hAnsi="Eras Demi ITC" w:cstheme="minorHAnsi"/>
-      </w:rPr>
-      <w:fldChar w:fldCharType="end"/>
-    </w:r>
-    <w:r>
-      <w:rPr>
-        <w:rFonts w:ascii="Eras Demi ITC" w:eastAsia="華康中圓體" w:hAnsi="Eras Demi ITC" w:cstheme="minorHAnsi" w:hint="eastAsia"/>
-      </w:rPr>
-      <w:t>期</w:t>
-    </w:r>
-    <w:r>
-      <w:rPr>
-        <w:rFonts w:ascii="Eras Demi ITC" w:eastAsia="華康中圓體" w:hAnsi="Eras Demi ITC" w:cstheme="minorHAnsi" w:hint="eastAsia"/>
-      </w:rPr>
-      <w:t xml:space="preserve"> </w:t>
-    </w:r>
-    <w:r>
-      <w:rPr>
-        <w:rFonts w:ascii="Eras Demi ITC" w:eastAsia="華康中圓體" w:hAnsi="Eras Demi ITC" w:cstheme="minorHAnsi"/>
-      </w:rPr>
-      <w:t>主後</w:t>
-    </w:r>
-    <w:r>
-      <w:rPr>
-        <w:rFonts w:ascii="Eras Demi ITC" w:eastAsia="華康中圓體" w:hAnsi="Eras Demi ITC" w:cstheme="minorHAnsi"/>
-        <w:b/>
-      </w:rPr>
-      <w:fldChar w:fldCharType="begin"/>
-    </w:r>
-    <w:r>
-      <w:rPr>
-        <w:rFonts w:ascii="Eras Demi ITC" w:eastAsia="華康中圓體" w:hAnsi="Eras Demi ITC" w:cstheme="minorHAnsi"/>
-        <w:b/>
-      </w:rPr>
-      <w:instrText xml:space="preserve"> =pub_year\#"0000" </w:instrText>
-    </w:r>
-    <w:r>
-      <w:rPr>
-        <w:rFonts w:ascii="Eras Demi ITC" w:eastAsia="華康中圓體" w:hAnsi="Eras Demi ITC" w:cstheme="minorHAnsi"/>
-        <w:b/>
-      </w:rPr>
-      <w:fldChar w:fldCharType="separate"/>
-    </w:r>
-    <w:r>
-      <w:rPr>
-        <w:rFonts w:ascii="Eras Demi ITC" w:eastAsia="華康中圓體" w:hAnsi="Eras Demi ITC" w:cstheme="minorHAnsi"/>
-        <w:b/>
-        <w:noProof/>
-      </w:rPr>
-      <w:t>2026</w:t>
-    </w:r>
-    <w:r>
-      <w:rPr>
-        <w:rFonts w:ascii="Eras Demi ITC" w:eastAsia="華康中圓體" w:hAnsi="Eras Demi ITC" w:cstheme="minorHAnsi"/>
-        <w:b/>
-      </w:rPr>
-      <w:fldChar w:fldCharType="end"/>
-    </w:r>
-    <w:r>
-      <w:rPr>
-        <w:rFonts w:ascii="Eras Demi ITC" w:eastAsia="華康中圓體" w:hAnsi="Eras Demi ITC" w:cstheme="minorHAnsi"/>
-      </w:rPr>
-      <w:t>年</w:t>
-    </w:r>
-    <w:r>
-      <w:rPr>
-        <w:rFonts w:ascii="Eras Demi ITC" w:eastAsia="華康中圓體" w:hAnsi="Eras Demi ITC" w:cstheme="minorHAnsi"/>
-        <w:b/>
-      </w:rPr>
-      <w:fldChar w:fldCharType="begin"/>
-    </w:r>
-    <w:r>
-      <w:rPr>
-        <w:rFonts w:ascii="Eras Demi ITC" w:eastAsia="華康中圓體" w:hAnsi="Eras Demi ITC" w:cstheme="minorHAnsi"/>
-        <w:b/>
-      </w:rPr>
-      <w:instrText xml:space="preserve"> =pub_mon\#"00"  \* MERGEFORMAT </w:instrText>
-    </w:r>
-    <w:r>
-      <w:rPr>
-        <w:rFonts w:ascii="Eras Demi ITC" w:eastAsia="華康中圓體" w:hAnsi="Eras Demi ITC" w:cstheme="minorHAnsi"/>
-        <w:b/>
-      </w:rPr>
-      <w:fldChar w:fldCharType="separate"/>
-    </w:r>
-    <w:r>
-      <w:rPr>
-        <w:rFonts w:ascii="Eras Demi ITC" w:eastAsia="華康中圓體" w:hAnsi="Eras Demi ITC" w:cstheme="minorHAnsi"/>
-        <w:b/>
-        <w:noProof/>
-      </w:rPr>
-      <w:t>03</w:t>
-    </w:r>
-    <w:r>
-      <w:rPr>
-        <w:rFonts w:ascii="Eras Demi ITC" w:eastAsia="華康中圓體" w:hAnsi="Eras Demi ITC" w:cstheme="minorHAnsi"/>
-        <w:b/>
-      </w:rPr>
-      <w:fldChar w:fldCharType="end"/>
-    </w:r>
-    <w:r>
-      <w:rPr>
-        <w:rFonts w:ascii="Eras Demi ITC" w:eastAsia="華康中圓體" w:hAnsi="Eras Demi ITC" w:cstheme="minorHAnsi"/>
-      </w:rPr>
-      <w:t>月</w:t>
-    </w:r>
-    <w:r>
-      <w:rPr>
-        <w:rFonts w:ascii="Eras Demi ITC" w:eastAsia="華康中圓體" w:hAnsi="Eras Demi ITC" w:cstheme="minorHAnsi"/>
-        <w:b/>
-      </w:rPr>
-      <w:fldChar w:fldCharType="begin"/>
-    </w:r>
-    <w:r>
-      <w:rPr>
-        <w:rFonts w:ascii="Eras Demi ITC" w:eastAsia="華康中圓體" w:hAnsi="Eras Demi ITC" w:cstheme="minorHAnsi"/>
-        <w:b/>
-      </w:rPr>
-      <w:instrText xml:space="preserve"> =pub_day\#"00"  \* MERGEFORMAT </w:instrText>
-    </w:r>
-    <w:r>
-      <w:rPr>
-        <w:rFonts w:ascii="Eras Demi ITC" w:eastAsia="華康中圓體" w:hAnsi="Eras Demi ITC" w:cstheme="minorHAnsi"/>
-        <w:b/>
-      </w:rPr>
-      <w:fldChar w:fldCharType="separate"/>
-    </w:r>
-    <w:r>
-      <w:rPr>
-        <w:rFonts w:ascii="Eras Demi ITC" w:eastAsia="華康中圓體" w:hAnsi="Eras Demi ITC" w:cstheme="minorHAnsi"/>
-        <w:b/>
-        <w:noProof/>
-      </w:rPr>
-      <w:t>08</w:t>
-    </w:r>
-    <w:r>
-      <w:rPr>
-        <w:rFonts w:ascii="Eras Demi ITC" w:eastAsia="華康中圓體" w:hAnsi="Eras Demi ITC" w:cstheme="minorHAnsi"/>
-        <w:b/>
-      </w:rPr>
-      <w:fldChar w:fldCharType="end"/>
-    </w:r>
-    <w:r>
-      <w:rPr>
-        <w:rFonts w:ascii="Eras Demi ITC" w:eastAsia="華康中圓體" w:hAnsi="Eras Demi ITC" w:cstheme="minorHAnsi"/>
-      </w:rPr>
-      <w:t>日</w:t>
-    </w:r>
-    <w:r>
-      <w:rPr>
-        <w:rFonts w:ascii="Eras Demi ITC" w:eastAsia="華康中圓體" w:hAnsi="Eras Demi ITC" w:cstheme="minorHAnsi" w:hint="eastAsia"/>
-      </w:rPr>
-      <w:t xml:space="preserve"> </w:t>
-    </w:r>
-    <w:r>
-      <w:rPr>
-        <w:rFonts w:ascii="華康粗圓體" w:eastAsia="華康粗圓體" w:hAnsi="Eras Demi ITC" w:cstheme="minorHAnsi" w:hint="eastAsia"/>
-        <w:b/>
-      </w:rPr>
-      <w:t>頁</w:t>
-    </w:r>
-    <w:r>
-      <w:rPr>
-        <w:rFonts w:ascii="Eras Demi ITC" w:eastAsia="華康中圓體" w:hAnsi="Eras Demi ITC" w:cstheme="minorHAnsi" w:hint="eastAsia"/>
-        <w:b/>
-      </w:rPr>
-      <w:t>3</w:t>
-    </w:r>
-  </w:p>
-</w:hdr>
-</file>
-
-<file path=word/header2.xml><?xml version="1.0" encoding="utf-8"?>
-<w:hdr xmlns:wpc="http://schemas.microsoft.com/office/word/2010/wordprocessingCanvas" xmlns:mc="http://schemas.openxmlformats.org/markup-compatibility/2006" xmlns:o="urn:schemas-microsoft-com:office:office" xmlns:r="http://schemas.openxmlformats.org/officeDocument/2006/relationships" xmlns:m="http://schemas.openxmlformats.org/officeDocument/2006/math" xmlns:v="urn:schemas-microsoft-com:vml" xmlns:wp14="http://schemas.microsoft.com/office/word/2010/wordprocessingDrawing" xmlns:wp="http://schemas.openxmlformats.org/drawingml/2006/wordprocessingDrawing" xmlns:w10="urn:schemas-microsoft-com:office:word" xmlns:w="http://schemas.openxmlformats.org/wordprocessingml/2006/main" xmlns:w14="http://schemas.microsoft.com/office/word/2010/wordml" xmlns:w15="http://schemas.microsoft.com/office/word/2012/wordml" xmlns:wpg="http://schemas.microsoft.com/office/word/2010/wordprocessingGroup" xmlns:wpi="http://schemas.microsoft.com/office/word/2010/wordprocessingInk" xmlns:wne="http://schemas.microsoft.com/office/word/2006/wordml" xmlns:wps="http://schemas.microsoft.com/office/word/2010/wordprocessingShape" mc:Ignorable="w14 w15 wp14">
-  <w:p>
-    <w:pPr>
-      <w:pStyle w:val="a4"/>
-      <w:jc w:val="center"/>
-    </w:pPr>
-    <w:r>
-      <w:rPr>
-        <w:rFonts w:ascii="華康粗圓體" w:eastAsia="華康粗圓體" w:hAnsi="Eras Demi ITC" w:cstheme="minorHAnsi" w:hint="eastAsia"/>
-        <w:b/>
-      </w:rPr>
-      <w:t>頁</w:t>
-    </w:r>
-    <w:r>
-      <w:rPr>
-        <w:rFonts w:ascii="Eras Demi ITC" w:eastAsia="華康中圓體" w:hAnsi="Eras Demi ITC" w:cstheme="minorHAnsi"/>
-        <w:b/>
-      </w:rPr>
-      <w:t>4</w:t>
-    </w:r>
-    <w:r>
-      <w:rPr>
-        <w:rFonts w:ascii="華康超黑體" w:eastAsia="華康超黑體" w:hAnsi="Eras Demi ITC" w:cstheme="minorHAnsi" w:hint="eastAsia"/>
-        <w:b/>
-        <w:color w:val="595959" w:themeColor="text1" w:themeTint="A6"/>
-      </w:rPr>
-      <w:t>《</w:t>
-    </w:r>
-    <w:r>
-      <w:rPr>
-        <w:rFonts w:ascii="華康超黑體" w:eastAsia="華康超黑體" w:hAnsi="微軟正黑體" w:cs="微軟正黑體" w:hint="eastAsia"/>
-        <w:color w:val="595959" w:themeColor="text1" w:themeTint="A6"/>
-      </w:rPr>
-      <w:t>新泰</w:t>
-    </w:r>
-    <w:r>
-      <w:rPr>
-        <w:rFonts w:ascii="華康超黑體" w:eastAsia="華康超黑體" w:hAnsi="Eras Demi ITC" w:cstheme="minorHAnsi" w:hint="eastAsia"/>
-        <w:color w:val="595959" w:themeColor="text1" w:themeTint="A6"/>
-      </w:rPr>
-      <w:t>週報》</w:t>
-    </w:r>
-    <w:r>
-      <w:rPr>
-        <w:rFonts w:ascii="Eras Demi ITC" w:eastAsia="華康中圓體" w:hAnsi="Eras Demi ITC" w:cstheme="minorHAnsi" w:hint="eastAsia"/>
-      </w:rPr>
-      <w:t>第</w:t>
-    </w:r>
-    <w:r>
-      <w:rPr>
-        <w:rFonts w:ascii="Eras Demi ITC" w:eastAsia="華康中圓體" w:hAnsi="Eras Demi ITC" w:cstheme="minorHAnsi"/>
-      </w:rPr>
-      <w:fldChar w:fldCharType="begin"/>
-    </w:r>
-    <w:r>
-      <w:rPr>
-        <w:rFonts w:ascii="Eras Demi ITC" w:eastAsia="華康中圓體" w:hAnsi="Eras Demi ITC" w:cstheme="minorHAnsi"/>
-      </w:rPr>
-      <w:instrText xml:space="preserve"> =week_no \* MERGEFORMAT </w:instrText>
-    </w:r>
-    <w:r>
-      <w:rPr>
-        <w:rFonts w:ascii="Eras Demi ITC" w:eastAsia="華康中圓體" w:hAnsi="Eras Demi ITC" w:cstheme="minorHAnsi"/>
-      </w:rPr>
-      <w:fldChar w:fldCharType="separate"/>
-    </w:r>
-    <w:r>
-      <w:rPr>
-        <w:rFonts w:ascii="Eras Demi ITC" w:eastAsia="華康中圓體" w:hAnsi="Eras Demi ITC" w:cstheme="minorHAnsi"/>
-        <w:b/>
-        <w:noProof/>
-      </w:rPr>
-      <w:t>2611</w:t>
-    </w:r>
-    <w:r>
-      <w:rPr>
-        <w:rFonts w:ascii="Eras Demi ITC" w:eastAsia="華康中圓體" w:hAnsi="Eras Demi ITC" w:cstheme="minorHAnsi"/>
-      </w:rPr>
-      <w:fldChar w:fldCharType="end"/>
-    </w:r>
-    <w:r>
-      <w:rPr>
-        <w:rFonts w:ascii="Eras Demi ITC" w:eastAsia="華康中圓體" w:hAnsi="Eras Demi ITC" w:cstheme="minorHAnsi" w:hint="eastAsia"/>
-      </w:rPr>
-      <w:t>期</w:t>
-    </w:r>
-    <w:r>
-      <w:rPr>
-        <w:rFonts w:ascii="Eras Demi ITC" w:eastAsia="華康中圓體" w:hAnsi="Eras Demi ITC" w:cstheme="minorHAnsi"/>
-      </w:rPr>
-      <w:t xml:space="preserve"> </w:t>
-    </w:r>
-    <w:r>
-      <w:rPr>
-        <w:rFonts w:ascii="Eras Demi ITC" w:eastAsia="華康中圓體" w:hAnsi="Eras Demi ITC" w:cstheme="minorHAnsi"/>
-      </w:rPr>
-      <w:t>主後</w:t>
-    </w:r>
-    <w:r>
-      <w:rPr>
-        <w:rFonts w:ascii="Eras Demi ITC" w:eastAsia="華康中圓體" w:hAnsi="Eras Demi ITC" w:cstheme="minorHAnsi"/>
-        <w:b/>
-      </w:rPr>
-      <w:fldChar w:fldCharType="begin"/>
-    </w:r>
-    <w:r>
-      <w:rPr>
-        <w:rFonts w:ascii="Eras Demi ITC" w:eastAsia="華康中圓體" w:hAnsi="Eras Demi ITC" w:cstheme="minorHAnsi"/>
-        <w:b/>
-      </w:rPr>
-      <w:instrText xml:space="preserve"> =pub_year\#"0000" </w:instrText>
-    </w:r>
-    <w:r>
-      <w:rPr>
-        <w:rFonts w:ascii="Eras Demi ITC" w:eastAsia="華康中圓體" w:hAnsi="Eras Demi ITC" w:cstheme="minorHAnsi"/>
-        <w:b/>
-      </w:rPr>
-      <w:fldChar w:fldCharType="separate"/>
-    </w:r>
-    <w:r>
-      <w:rPr>
-        <w:rFonts w:ascii="Eras Demi ITC" w:eastAsia="華康中圓體" w:hAnsi="Eras Demi ITC" w:cstheme="minorHAnsi"/>
-        <w:b/>
-        <w:noProof/>
-      </w:rPr>
-      <w:t>2026</w:t>
-    </w:r>
-    <w:r>
-      <w:rPr>
-        <w:rFonts w:ascii="Eras Demi ITC" w:eastAsia="華康中圓體" w:hAnsi="Eras Demi ITC" w:cstheme="minorHAnsi"/>
-        <w:b/>
-      </w:rPr>
-      <w:fldChar w:fldCharType="end"/>
-    </w:r>
-    <w:r>
-      <w:rPr>
-        <w:rFonts w:ascii="Eras Demi ITC" w:eastAsia="華康中圓體" w:hAnsi="Eras Demi ITC" w:cstheme="minorHAnsi"/>
-      </w:rPr>
-      <w:t>年</w:t>
-    </w:r>
-    <w:r>
-      <w:rPr>
-        <w:rFonts w:ascii="Eras Demi ITC" w:eastAsia="華康中圓體" w:hAnsi="Eras Demi ITC" w:cstheme="minorHAnsi"/>
-        <w:b/>
-      </w:rPr>
-      <w:fldChar w:fldCharType="begin"/>
-    </w:r>
-    <w:r>
-      <w:rPr>
-        <w:rFonts w:ascii="Eras Demi ITC" w:eastAsia="華康中圓體" w:hAnsi="Eras Demi ITC" w:cstheme="minorHAnsi"/>
-        <w:b/>
-      </w:rPr>
-      <w:instrText xml:space="preserve"> =pub_mon\#"00"  \* MERGEFORMAT </w:instrText>
-    </w:r>
-    <w:r>
-      <w:rPr>
-        <w:rFonts w:ascii="Eras Demi ITC" w:eastAsia="華康中圓體" w:hAnsi="Eras Demi ITC" w:cstheme="minorHAnsi"/>
-        <w:b/>
-      </w:rPr>
-      <w:fldChar w:fldCharType="separate"/>
-    </w:r>
-    <w:r>
-      <w:rPr>
-        <w:rFonts w:ascii="Eras Demi ITC" w:eastAsia="華康中圓體" w:hAnsi="Eras Demi ITC" w:cstheme="minorHAnsi"/>
-        <w:b/>
-        <w:noProof/>
-      </w:rPr>
-      <w:t>03</w:t>
-    </w:r>
-    <w:r>
-      <w:rPr>
-        <w:rFonts w:ascii="Eras Demi ITC" w:eastAsia="華康中圓體" w:hAnsi="Eras Demi ITC" w:cstheme="minorHAnsi"/>
-        <w:b/>
-      </w:rPr>
-      <w:fldChar w:fldCharType="end"/>
-    </w:r>
-    <w:r>
-      <w:rPr>
-        <w:rFonts w:ascii="Eras Demi ITC" w:eastAsia="華康中圓體" w:hAnsi="Eras Demi ITC" w:cstheme="minorHAnsi"/>
-      </w:rPr>
-      <w:t>月</w:t>
-    </w:r>
-    <w:r>
-      <w:rPr>
-        <w:rFonts w:ascii="Eras Demi ITC" w:eastAsia="華康中圓體" w:hAnsi="Eras Demi ITC" w:cstheme="minorHAnsi"/>
-        <w:b/>
-      </w:rPr>
-      <w:fldChar w:fldCharType="begin"/>
-    </w:r>
-    <w:r>
-      <w:rPr>
-        <w:rFonts w:ascii="Eras Demi ITC" w:eastAsia="華康中圓體" w:hAnsi="Eras Demi ITC" w:cstheme="minorHAnsi"/>
-        <w:b/>
-      </w:rPr>
-      <w:instrText xml:space="preserve"> =pub_day\#"00"  \* MERGEFORMAT </w:instrText>
-    </w:r>
-    <w:r>
-      <w:rPr>
-        <w:rFonts w:ascii="Eras Demi ITC" w:eastAsia="華康中圓體" w:hAnsi="Eras Demi ITC" w:cstheme="minorHAnsi"/>
-        <w:b/>
-      </w:rPr>
-      <w:fldChar w:fldCharType="separate"/>
-    </w:r>
-    <w:r>
-      <w:rPr>
-        <w:rFonts w:ascii="Eras Demi ITC" w:eastAsia="華康中圓體" w:hAnsi="Eras Demi ITC" w:cstheme="minorHAnsi"/>
-        <w:b/>
-        <w:noProof/>
-      </w:rPr>
-      <w:t>15</w:t>
-    </w:r>
-    <w:r>
-      <w:rPr>
-        <w:rFonts w:ascii="Eras Demi ITC" w:eastAsia="華康中圓體" w:hAnsi="Eras Demi ITC" w:cstheme="minorHAnsi"/>
-        <w:b/>
-      </w:rPr>
-      <w:fldChar w:fldCharType="end"/>
-    </w:r>
-    <w:r>
-      <w:rPr>
-        <w:rFonts w:ascii="Eras Demi ITC" w:eastAsia="華康中圓體" w:hAnsi="Eras Demi ITC" w:cstheme="minorHAnsi"/>
-      </w:rPr>
-      <w:t>日</w:t>
-    </w:r>
-    <w:r>
-      <w:rPr>
-        <w:rFonts w:ascii="Eras Demi ITC" w:eastAsia="華康中圓體" w:hAnsi="Eras Demi ITC" w:cstheme="minorHAnsi" w:hint="eastAsia"/>
-      </w:rPr>
-      <w:t xml:space="preserve">                                                                                              </w:t>
-    </w:r>
-    <w:r>
-      <w:rPr>
-        <w:rFonts w:ascii="華康超黑體" w:eastAsia="華康超黑體" w:hAnsi="Eras Demi ITC" w:cstheme="minorHAnsi" w:hint="eastAsia"/>
-        <w:color w:val="595959" w:themeColor="text1" w:themeTint="A6"/>
-      </w:rPr>
-      <w:t>《</w:t>
-    </w:r>
-    <w:r>
-      <w:rPr>
-        <w:rFonts w:ascii="華康超黑體" w:eastAsia="華康超黑體" w:hAnsi="微軟正黑體" w:cs="微軟正黑體" w:hint="eastAsia"/>
-        <w:color w:val="595959" w:themeColor="text1" w:themeTint="A6"/>
-      </w:rPr>
-      <w:t>新泰</w:t>
-    </w:r>
-    <w:r>
-      <w:rPr>
-        <w:rFonts w:ascii="華康超黑體" w:eastAsia="華康超黑體" w:hAnsi="Eras Demi ITC" w:cstheme="minorHAnsi" w:hint="eastAsia"/>
-        <w:color w:val="595959" w:themeColor="text1" w:themeTint="A6"/>
-      </w:rPr>
-      <w:t>週報》</w:t>
-    </w:r>
-    <w:r>
-      <w:rPr>
-        <w:rFonts w:ascii="Eras Demi ITC" w:eastAsia="華康中圓體" w:hAnsi="Eras Demi ITC" w:cstheme="minorHAnsi" w:hint="eastAsia"/>
-      </w:rPr>
-      <w:t>第</w:t>
-    </w:r>
-    <w:r>
-      <w:rPr>
-        <w:rFonts w:ascii="Eras Demi ITC" w:eastAsia="華康中圓體" w:hAnsi="Eras Demi ITC" w:cstheme="minorHAnsi"/>
-      </w:rPr>
-      <w:fldChar w:fldCharType="begin"/>
-    </w:r>
-    <w:r>
-      <w:rPr>
-        <w:rFonts w:ascii="Eras Demi ITC" w:eastAsia="華康中圓體" w:hAnsi="Eras Demi ITC" w:cstheme="minorHAnsi"/>
-      </w:rPr>
-      <w:instrText xml:space="preserve"> =week_no \* MERGEFORMAT </w:instrText>
-    </w:r>
-    <w:r>
-      <w:rPr>
-        <w:rFonts w:ascii="Eras Demi ITC" w:eastAsia="華康中圓體" w:hAnsi="Eras Demi ITC" w:cstheme="minorHAnsi"/>
-      </w:rPr>
-      <w:fldChar w:fldCharType="separate"/>
-    </w:r>
-    <w:r>
-      <w:rPr>
-        <w:rFonts w:ascii="Eras Demi ITC" w:eastAsia="華康中圓體" w:hAnsi="Eras Demi ITC" w:cstheme="minorHAnsi"/>
-        <w:b/>
-        <w:noProof/>
-      </w:rPr>
-      <w:t>2611</w:t>
-    </w:r>
-    <w:r>
-      <w:rPr>
-        <w:rFonts w:ascii="Eras Demi ITC" w:eastAsia="華康中圓體" w:hAnsi="Eras Demi ITC" w:cstheme="minorHAnsi"/>
-      </w:rPr>
-      <w:fldChar w:fldCharType="end"/>
-    </w:r>
-    <w:r>
-      <w:rPr>
-        <w:rFonts w:ascii="Eras Demi ITC" w:eastAsia="華康中圓體" w:hAnsi="Eras Demi ITC" w:cstheme="minorHAnsi" w:hint="eastAsia"/>
-      </w:rPr>
-      <w:t>期</w:t>
-    </w:r>
-    <w:r>
-      <w:rPr>
-        <w:rFonts w:ascii="Eras Demi ITC" w:eastAsia="華康中圓體" w:hAnsi="Eras Demi ITC" w:cstheme="minorHAnsi" w:hint="eastAsia"/>
-      </w:rPr>
-      <w:t xml:space="preserve"> </w:t>
-    </w:r>
-    <w:r>
-      <w:rPr>
-        <w:rFonts w:ascii="Eras Demi ITC" w:eastAsia="華康中圓體" w:hAnsi="Eras Demi ITC" w:cstheme="minorHAnsi"/>
-      </w:rPr>
-      <w:t>主後</w:t>
-    </w:r>
-    <w:r>
-      <w:rPr>
-        <w:rFonts w:ascii="Eras Demi ITC" w:eastAsia="華康中圓體" w:hAnsi="Eras Demi ITC" w:cstheme="minorHAnsi"/>
-        <w:b/>
-      </w:rPr>
-      <w:fldChar w:fldCharType="begin"/>
-    </w:r>
-    <w:r>
-      <w:rPr>
-        <w:rFonts w:ascii="Eras Demi ITC" w:eastAsia="華康中圓體" w:hAnsi="Eras Demi ITC" w:cstheme="minorHAnsi"/>
-        <w:b/>
-      </w:rPr>
-      <w:instrText xml:space="preserve"> =pub_year\#"0000" </w:instrText>
-    </w:r>
-    <w:r>
-      <w:rPr>
-        <w:rFonts w:ascii="Eras Demi ITC" w:eastAsia="華康中圓體" w:hAnsi="Eras Demi ITC" w:cstheme="minorHAnsi"/>
-        <w:b/>
-      </w:rPr>
-      <w:fldChar w:fldCharType="separate"/>
-    </w:r>
-    <w:r>
-      <w:rPr>
-        <w:rFonts w:ascii="Eras Demi ITC" w:eastAsia="華康中圓體" w:hAnsi="Eras Demi ITC" w:cstheme="minorHAnsi"/>
-        <w:b/>
-        <w:noProof/>
-      </w:rPr>
-      <w:t>2026</w:t>
-    </w:r>
-    <w:r>
-      <w:rPr>
-        <w:rFonts w:ascii="Eras Demi ITC" w:eastAsia="華康中圓體" w:hAnsi="Eras Demi ITC" w:cstheme="minorHAnsi"/>
-        <w:b/>
-      </w:rPr>
-      <w:fldChar w:fldCharType="end"/>
-    </w:r>
-    <w:r>
-      <w:rPr>
-        <w:rFonts w:ascii="Eras Demi ITC" w:eastAsia="華康中圓體" w:hAnsi="Eras Demi ITC" w:cstheme="minorHAnsi"/>
-      </w:rPr>
-      <w:t>年</w:t>
-    </w:r>
-    <w:r>
-      <w:rPr>
-        <w:rFonts w:ascii="Eras Demi ITC" w:eastAsia="華康中圓體" w:hAnsi="Eras Demi ITC" w:cstheme="minorHAnsi"/>
-        <w:b/>
-      </w:rPr>
-      <w:fldChar w:fldCharType="begin"/>
-    </w:r>
-    <w:r>
-      <w:rPr>
-        <w:rFonts w:ascii="Eras Demi ITC" w:eastAsia="華康中圓體" w:hAnsi="Eras Demi ITC" w:cstheme="minorHAnsi"/>
-        <w:b/>
-      </w:rPr>
-      <w:instrText xml:space="preserve"> =pub_mon\#"00"  \* MERGEFORMAT </w:instrText>
-    </w:r>
-    <w:r>
-      <w:rPr>
-        <w:rFonts w:ascii="Eras Demi ITC" w:eastAsia="華康中圓體" w:hAnsi="Eras Demi ITC" w:cstheme="minorHAnsi"/>
-        <w:b/>
-      </w:rPr>
-      <w:fldChar w:fldCharType="separate"/>
-    </w:r>
-    <w:r>
-      <w:rPr>
-        <w:rFonts w:ascii="Eras Demi ITC" w:eastAsia="華康中圓體" w:hAnsi="Eras Demi ITC" w:cstheme="minorHAnsi"/>
-        <w:b/>
-        <w:noProof/>
-      </w:rPr>
-      <w:t>03</w:t>
-    </w:r>
-    <w:r>
-      <w:rPr>
-        <w:rFonts w:ascii="Eras Demi ITC" w:eastAsia="華康中圓體" w:hAnsi="Eras Demi ITC" w:cstheme="minorHAnsi"/>
-        <w:b/>
-      </w:rPr>
-      <w:fldChar w:fldCharType="end"/>
-    </w:r>
-    <w:r>
-      <w:rPr>
-        <w:rFonts w:ascii="Eras Demi ITC" w:eastAsia="華康中圓體" w:hAnsi="Eras Demi ITC" w:cstheme="minorHAnsi"/>
-      </w:rPr>
-      <w:t>月</w:t>
-    </w:r>
-    <w:r>
-      <w:rPr>
-        <w:rFonts w:ascii="Eras Demi ITC" w:eastAsia="華康中圓體" w:hAnsi="Eras Demi ITC" w:cstheme="minorHAnsi"/>
-        <w:b/>
-      </w:rPr>
-      <w:fldChar w:fldCharType="begin"/>
-    </w:r>
-    <w:r>
-      <w:rPr>
-        <w:rFonts w:ascii="Eras Demi ITC" w:eastAsia="華康中圓體" w:hAnsi="Eras Demi ITC" w:cstheme="minorHAnsi"/>
-        <w:b/>
-      </w:rPr>
-      <w:instrText xml:space="preserve"> =pub_day\#"00"  \* MERGEFORMAT </w:instrText>
-    </w:r>
-    <w:r>
-      <w:rPr>
-        <w:rFonts w:ascii="Eras Demi ITC" w:eastAsia="華康中圓體" w:hAnsi="Eras Demi ITC" w:cstheme="minorHAnsi"/>
-        <w:b/>
-      </w:rPr>
-      <w:fldChar w:fldCharType="separate"/>
-    </w:r>
-    <w:r>
-      <w:rPr>
-        <w:rFonts w:ascii="Eras Demi ITC" w:eastAsia="華康中圓體" w:hAnsi="Eras Demi ITC" w:cstheme="minorHAnsi"/>
-        <w:b/>
-        <w:noProof/>
-      </w:rPr>
-      <w:t>15</w:t>
-    </w:r>
-    <w:r>
-      <w:rPr>
-        <w:rFonts w:ascii="Eras Demi ITC" w:eastAsia="華康中圓體" w:hAnsi="Eras Demi ITC" w:cstheme="minorHAnsi"/>
-        <w:b/>
-      </w:rPr>
-      <w:fldChar w:fldCharType="end"/>
-    </w:r>
-    <w:r>
-      <w:rPr>
-        <w:rFonts w:ascii="Eras Demi ITC" w:eastAsia="華康中圓體" w:hAnsi="Eras Demi ITC" w:cstheme="minorHAnsi"/>
-      </w:rPr>
-      <w:t>日</w:t>
-    </w:r>
-    <w:r>
-      <w:rPr>
-        <w:rFonts w:ascii="Eras Demi ITC" w:eastAsia="華康中圓體" w:hAnsi="Eras Demi ITC" w:cstheme="minorHAnsi" w:hint="eastAsia"/>
-      </w:rPr>
-      <w:t xml:space="preserve"> </w:t>
-    </w:r>
-    <w:r>
-      <w:rPr>
-        <w:rFonts w:ascii="華康粗圓體" w:eastAsia="華康粗圓體" w:hAnsi="Eras Demi ITC" w:cstheme="minorHAnsi" w:hint="eastAsia"/>
-        <w:b/>
-      </w:rPr>
-      <w:t>頁</w:t>
-    </w:r>
-    <w:r>
-      <w:rPr>
-        <w:rFonts w:ascii="Eras Demi ITC" w:eastAsia="華康中圓體" w:hAnsi="Eras Demi ITC" w:cstheme="minorHAnsi"/>
-        <w:b/>
-      </w:rPr>
-      <w:t>1</w:t>
-    </w:r>
-  </w:p>
-</w:hdr>
-</file>
-
-<file path=word/header3.xml><?xml version="1.0" encoding="utf-8"?>
-<w:hdr xmlns:wpc="http://schemas.microsoft.com/office/word/2010/wordprocessingCanvas" xmlns:mc="http://schemas.openxmlformats.org/markup-compatibility/2006" xmlns:o="urn:schemas-microsoft-com:office:office" xmlns:r="http://schemas.openxmlformats.org/officeDocument/2006/relationships" xmlns:m="http://schemas.openxmlformats.org/officeDocument/2006/math" xmlns:v="urn:schemas-microsoft-com:vml" xmlns:wp14="http://schemas.microsoft.com/office/word/2010/wordprocessingDrawing" xmlns:wp="http://schemas.openxmlformats.org/drawingml/2006/wordprocessingDrawing" xmlns:w10="urn:schemas-microsoft-com:office:word" xmlns:w="http://schemas.openxmlformats.org/wordprocessingml/2006/main" xmlns:w14="http://schemas.microsoft.com/office/word/2010/wordml" xmlns:w15="http://schemas.microsoft.com/office/word/2012/wordml" xmlns:wpg="http://schemas.microsoft.com/office/word/2010/wordprocessingGroup" xmlns:wpi="http://schemas.microsoft.com/office/word/2010/wordprocessingInk" xmlns:wne="http://schemas.microsoft.com/office/word/2006/wordml" xmlns:wps="http://schemas.microsoft.com/office/word/2010/wordprocessingShape" mc:Ignorable="w14 w15 wp14">
+<w:hdr xmlns:wpc="http://schemas.microsoft.com/office/word/2010/wordprocessingCanvas" xmlns:cx="http://schemas.microsoft.com/office/drawing/2014/chartex" xmlns:cx1="http://schemas.microsoft.com/office/drawing/2015/9/8/chartex" xmlns:cx2="http://schemas.microsoft.com/office/drawing/2015/10/21/chartex" xmlns:cx3="http://schemas.microsoft.com/office/drawing/2016/5/9/chartex" xmlns:cx4="http://schemas.microsoft.com/office/drawing/2016/5/10/chartex" xmlns:cx5="http://schemas.microsoft.com/office/drawing/2016/5/11/chartex" xmlns:cx6="http://schemas.microsoft.com/office/drawing/2016/5/12/chartex" xmlns:cx7="http://schemas.microsoft.com/office/drawing/2016/5/13/chartex" xmlns:cx8="http://schemas.microsoft.com/office/drawing/2016/5/14/chartex" xmlns:mc="http://schemas.openxmlformats.org/markup-compatibility/2006" xmlns:aink="http://schemas.microsoft.com/office/drawing/2016/ink" xmlns:am3d="http://schemas.microsoft.com/office/drawing/2017/model3d" xmlns:o="urn:schemas-microsoft-com:office:office" xmlns:oel="http://schemas.microsoft.com/office/2019/extlst" xmlns:r="http://schemas.openxmlformats.org/officeDocument/2006/relationships" xmlns:m="http://schemas.openxmlformats.org/officeDocument/2006/math" xmlns:v="urn:schemas-microsoft-com:vml" xmlns:wp14="http://schemas.microsoft.com/office/word/2010/wordprocessingDrawing" xmlns:wp="http://schemas.openxmlformats.org/drawingml/2006/wordprocessingDrawing" xmlns:w10="urn:schemas-microsoft-com:office:word" xmlns:w="http://schemas.openxmlformats.org/wordprocessingml/2006/main" xmlns:w14="http://schemas.microsoft.com/office/word/2010/wordml" xmlns:w15="http://schemas.microsoft.com/office/word/2012/wordml" xmlns:w16cex="http://schemas.microsoft.com/office/word/2018/wordml/cex" xmlns:w16cid="http://schemas.microsoft.com/office/word/2016/wordml/cid" xmlns:w16="http://schemas.microsoft.com/office/word/2018/wordml" xmlns:w16sdtdh="http://schemas.microsoft.com/office/word/2020/wordml/sdtdatahash" xmlns:w16se="http://schemas.microsoft.com/office/word/2015/wordml/symex" xmlns:wpg="http://schemas.microsoft.com/office/word/2010/wordprocessingGroup" xmlns:wpi="http://schemas.microsoft.com/office/word/2010/wordprocessingInk" xmlns:wne="http://schemas.microsoft.com/office/word/2006/wordml" xmlns:wps="http://schemas.microsoft.com/office/word/2010/wordprocessingShape" mc:Ignorable="w14 w15 w16se w16cid w16 w16cex w16sdtdh wp14">
   <w:p>
     <w:pPr>
       <w:pStyle w:val="a4"/>
@@ -30856,8 +27659,924 @@
 </w:hdr>
 </file>
 
+<file path=word/header2.xml><?xml version="1.0" encoding="utf-8"?>
+<w:hdr xmlns:wpc="http://schemas.microsoft.com/office/word/2010/wordprocessingCanvas" xmlns:cx="http://schemas.microsoft.com/office/drawing/2014/chartex" xmlns:cx1="http://schemas.microsoft.com/office/drawing/2015/9/8/chartex" xmlns:cx2="http://schemas.microsoft.com/office/drawing/2015/10/21/chartex" xmlns:cx3="http://schemas.microsoft.com/office/drawing/2016/5/9/chartex" xmlns:cx4="http://schemas.microsoft.com/office/drawing/2016/5/10/chartex" xmlns:cx5="http://schemas.microsoft.com/office/drawing/2016/5/11/chartex" xmlns:cx6="http://schemas.microsoft.com/office/drawing/2016/5/12/chartex" xmlns:cx7="http://schemas.microsoft.com/office/drawing/2016/5/13/chartex" xmlns:cx8="http://schemas.microsoft.com/office/drawing/2016/5/14/chartex" xmlns:mc="http://schemas.openxmlformats.org/markup-compatibility/2006" xmlns:aink="http://schemas.microsoft.com/office/drawing/2016/ink" xmlns:am3d="http://schemas.microsoft.com/office/drawing/2017/model3d" xmlns:o="urn:schemas-microsoft-com:office:office" xmlns:oel="http://schemas.microsoft.com/office/2019/extlst" xmlns:r="http://schemas.openxmlformats.org/officeDocument/2006/relationships" xmlns:m="http://schemas.openxmlformats.org/officeDocument/2006/math" xmlns:v="urn:schemas-microsoft-com:vml" xmlns:wp14="http://schemas.microsoft.com/office/word/2010/wordprocessingDrawing" xmlns:wp="http://schemas.openxmlformats.org/drawingml/2006/wordprocessingDrawing" xmlns:w10="urn:schemas-microsoft-com:office:word" xmlns:w="http://schemas.openxmlformats.org/wordprocessingml/2006/main" xmlns:w14="http://schemas.microsoft.com/office/word/2010/wordml" xmlns:w15="http://schemas.microsoft.com/office/word/2012/wordml" xmlns:w16cex="http://schemas.microsoft.com/office/word/2018/wordml/cex" xmlns:w16cid="http://schemas.microsoft.com/office/word/2016/wordml/cid" xmlns:w16="http://schemas.microsoft.com/office/word/2018/wordml" xmlns:w16sdtdh="http://schemas.microsoft.com/office/word/2020/wordml/sdtdatahash" xmlns:w16se="http://schemas.microsoft.com/office/word/2015/wordml/symex" xmlns:wpg="http://schemas.microsoft.com/office/word/2010/wordprocessingGroup" xmlns:wpi="http://schemas.microsoft.com/office/word/2010/wordprocessingInk" xmlns:wne="http://schemas.microsoft.com/office/word/2006/wordml" xmlns:wps="http://schemas.microsoft.com/office/word/2010/wordprocessingShape" mc:Ignorable="w14 w15 w16se w16cid w16 w16cex w16sdtdh wp14">
+  <w:p>
+    <w:pPr>
+      <w:pStyle w:val="a4"/>
+      <w:jc w:val="center"/>
+    </w:pPr>
+    <w:r>
+      <w:rPr>
+        <w:rFonts w:ascii="華康粗圓體" w:eastAsia="華康粗圓體" w:hAnsi="Eras Demi ITC" w:cstheme="minorHAnsi" w:hint="eastAsia"/>
+        <w:b/>
+      </w:rPr>
+      <w:t>頁</w:t>
+    </w:r>
+    <w:r>
+      <w:rPr>
+        <w:rFonts w:ascii="Eras Demi ITC" w:eastAsia="華康中圓體" w:hAnsi="Eras Demi ITC" w:cstheme="minorHAnsi"/>
+        <w:b/>
+      </w:rPr>
+      <w:t>4</w:t>
+    </w:r>
+    <w:r>
+      <w:rPr>
+        <w:rFonts w:ascii="華康超黑體" w:eastAsia="華康超黑體" w:hAnsi="Eras Demi ITC" w:cstheme="minorHAnsi" w:hint="eastAsia"/>
+        <w:b/>
+        <w:color w:val="595959" w:themeColor="text1" w:themeTint="A6"/>
+      </w:rPr>
+      <w:t>《</w:t>
+    </w:r>
+    <w:r>
+      <w:rPr>
+        <w:rFonts w:ascii="華康超黑體" w:eastAsia="華康超黑體" w:hAnsi="微軟正黑體" w:cs="微軟正黑體" w:hint="eastAsia"/>
+        <w:color w:val="595959" w:themeColor="text1" w:themeTint="A6"/>
+      </w:rPr>
+      <w:t>新泰</w:t>
+    </w:r>
+    <w:r>
+      <w:rPr>
+        <w:rFonts w:ascii="華康超黑體" w:eastAsia="華康超黑體" w:hAnsi="Eras Demi ITC" w:cstheme="minorHAnsi" w:hint="eastAsia"/>
+        <w:color w:val="595959" w:themeColor="text1" w:themeTint="A6"/>
+      </w:rPr>
+      <w:t>週報》</w:t>
+    </w:r>
+    <w:r>
+      <w:rPr>
+        <w:rFonts w:ascii="Eras Demi ITC" w:eastAsia="華康中圓體" w:hAnsi="Eras Demi ITC" w:cstheme="minorHAnsi" w:hint="eastAsia"/>
+      </w:rPr>
+      <w:t>第</w:t>
+    </w:r>
+    <w:r>
+      <w:rPr>
+        <w:rFonts w:ascii="Eras Demi ITC" w:eastAsia="華康中圓體" w:hAnsi="Eras Demi ITC" w:cstheme="minorHAnsi"/>
+      </w:rPr>
+      <w:fldChar w:fldCharType="begin"/>
+    </w:r>
+    <w:r>
+      <w:rPr>
+        <w:rFonts w:ascii="Eras Demi ITC" w:eastAsia="華康中圓體" w:hAnsi="Eras Demi ITC" w:cstheme="minorHAnsi"/>
+      </w:rPr>
+      <w:instrText xml:space="preserve"> =week_no \* MERGEFORMAT </w:instrText>
+    </w:r>
+    <w:r>
+      <w:rPr>
+        <w:rFonts w:ascii="Eras Demi ITC" w:eastAsia="華康中圓體" w:hAnsi="Eras Demi ITC" w:cstheme="minorHAnsi"/>
+      </w:rPr>
+      <w:fldChar w:fldCharType="separate"/>
+    </w:r>
+    <w:r>
+      <w:rPr>
+        <w:rFonts w:ascii="Eras Demi ITC" w:eastAsia="華康中圓體" w:hAnsi="Eras Demi ITC" w:cstheme="minorHAnsi"/>
+        <w:b/>
+        <w:noProof/>
+      </w:rPr>
+      <w:t>2612</w:t>
+    </w:r>
+    <w:r>
+      <w:rPr>
+        <w:rFonts w:ascii="Eras Demi ITC" w:eastAsia="華康中圓體" w:hAnsi="Eras Demi ITC" w:cstheme="minorHAnsi"/>
+      </w:rPr>
+      <w:fldChar w:fldCharType="end"/>
+    </w:r>
+    <w:r>
+      <w:rPr>
+        <w:rFonts w:ascii="Eras Demi ITC" w:eastAsia="華康中圓體" w:hAnsi="Eras Demi ITC" w:cstheme="minorHAnsi" w:hint="eastAsia"/>
+      </w:rPr>
+      <w:t>期</w:t>
+    </w:r>
+    <w:r>
+      <w:rPr>
+        <w:rFonts w:ascii="Eras Demi ITC" w:eastAsia="華康中圓體" w:hAnsi="Eras Demi ITC" w:cstheme="minorHAnsi"/>
+      </w:rPr>
+      <w:t xml:space="preserve"> </w:t>
+    </w:r>
+    <w:r>
+      <w:rPr>
+        <w:rFonts w:ascii="Eras Demi ITC" w:eastAsia="華康中圓體" w:hAnsi="Eras Demi ITC" w:cstheme="minorHAnsi"/>
+      </w:rPr>
+      <w:t>主後</w:t>
+    </w:r>
+    <w:r>
+      <w:rPr>
+        <w:rFonts w:ascii="Eras Demi ITC" w:eastAsia="華康中圓體" w:hAnsi="Eras Demi ITC" w:cstheme="minorHAnsi"/>
+        <w:b/>
+      </w:rPr>
+      <w:fldChar w:fldCharType="begin"/>
+    </w:r>
+    <w:r>
+      <w:rPr>
+        <w:rFonts w:ascii="Eras Demi ITC" w:eastAsia="華康中圓體" w:hAnsi="Eras Demi ITC" w:cstheme="minorHAnsi"/>
+        <w:b/>
+      </w:rPr>
+      <w:instrText xml:space="preserve"> =pub_year\#"0000" </w:instrText>
+    </w:r>
+    <w:r>
+      <w:rPr>
+        <w:rFonts w:ascii="Eras Demi ITC" w:eastAsia="華康中圓體" w:hAnsi="Eras Demi ITC" w:cstheme="minorHAnsi"/>
+        <w:b/>
+      </w:rPr>
+      <w:fldChar w:fldCharType="separate"/>
+    </w:r>
+    <w:r>
+      <w:rPr>
+        <w:rFonts w:ascii="Eras Demi ITC" w:eastAsia="華康中圓體" w:hAnsi="Eras Demi ITC" w:cstheme="minorHAnsi"/>
+        <w:b/>
+        <w:noProof/>
+      </w:rPr>
+      <w:t>2026</w:t>
+    </w:r>
+    <w:r>
+      <w:rPr>
+        <w:rFonts w:ascii="Eras Demi ITC" w:eastAsia="華康中圓體" w:hAnsi="Eras Demi ITC" w:cstheme="minorHAnsi"/>
+        <w:b/>
+      </w:rPr>
+      <w:fldChar w:fldCharType="end"/>
+    </w:r>
+    <w:r>
+      <w:rPr>
+        <w:rFonts w:ascii="Eras Demi ITC" w:eastAsia="華康中圓體" w:hAnsi="Eras Demi ITC" w:cstheme="minorHAnsi"/>
+      </w:rPr>
+      <w:t>年</w:t>
+    </w:r>
+    <w:r>
+      <w:rPr>
+        <w:rFonts w:ascii="Eras Demi ITC" w:eastAsia="華康中圓體" w:hAnsi="Eras Demi ITC" w:cstheme="minorHAnsi"/>
+        <w:b/>
+      </w:rPr>
+      <w:fldChar w:fldCharType="begin"/>
+    </w:r>
+    <w:r>
+      <w:rPr>
+        <w:rFonts w:ascii="Eras Demi ITC" w:eastAsia="華康中圓體" w:hAnsi="Eras Demi ITC" w:cstheme="minorHAnsi"/>
+        <w:b/>
+      </w:rPr>
+      <w:instrText xml:space="preserve"> =pub_mon\#"00"  \* MERGEFORMAT </w:instrText>
+    </w:r>
+    <w:r>
+      <w:rPr>
+        <w:rFonts w:ascii="Eras Demi ITC" w:eastAsia="華康中圓體" w:hAnsi="Eras Demi ITC" w:cstheme="minorHAnsi"/>
+        <w:b/>
+      </w:rPr>
+      <w:fldChar w:fldCharType="separate"/>
+    </w:r>
+    <w:r>
+      <w:rPr>
+        <w:rFonts w:ascii="Eras Demi ITC" w:eastAsia="華康中圓體" w:hAnsi="Eras Demi ITC" w:cstheme="minorHAnsi"/>
+        <w:b/>
+        <w:noProof/>
+      </w:rPr>
+      <w:t>03</w:t>
+    </w:r>
+    <w:r>
+      <w:rPr>
+        <w:rFonts w:ascii="Eras Demi ITC" w:eastAsia="華康中圓體" w:hAnsi="Eras Demi ITC" w:cstheme="minorHAnsi"/>
+        <w:b/>
+      </w:rPr>
+      <w:fldChar w:fldCharType="end"/>
+    </w:r>
+    <w:r>
+      <w:rPr>
+        <w:rFonts w:ascii="Eras Demi ITC" w:eastAsia="華康中圓體" w:hAnsi="Eras Demi ITC" w:cstheme="minorHAnsi"/>
+      </w:rPr>
+      <w:t>月</w:t>
+    </w:r>
+    <w:r>
+      <w:rPr>
+        <w:rFonts w:ascii="Eras Demi ITC" w:eastAsia="華康中圓體" w:hAnsi="Eras Demi ITC" w:cstheme="minorHAnsi"/>
+        <w:b/>
+      </w:rPr>
+      <w:fldChar w:fldCharType="begin"/>
+    </w:r>
+    <w:r>
+      <w:rPr>
+        <w:rFonts w:ascii="Eras Demi ITC" w:eastAsia="華康中圓體" w:hAnsi="Eras Demi ITC" w:cstheme="minorHAnsi"/>
+        <w:b/>
+      </w:rPr>
+      <w:instrText xml:space="preserve"> =pub_day\#"00"  \* MERGEFORMAT </w:instrText>
+    </w:r>
+    <w:r>
+      <w:rPr>
+        <w:rFonts w:ascii="Eras Demi ITC" w:eastAsia="華康中圓體" w:hAnsi="Eras Demi ITC" w:cstheme="minorHAnsi"/>
+        <w:b/>
+      </w:rPr>
+      <w:fldChar w:fldCharType="separate"/>
+    </w:r>
+    <w:r>
+      <w:rPr>
+        <w:rFonts w:ascii="Eras Demi ITC" w:eastAsia="華康中圓體" w:hAnsi="Eras Demi ITC" w:cstheme="minorHAnsi"/>
+        <w:b/>
+        <w:noProof/>
+      </w:rPr>
+      <w:t>22</w:t>
+    </w:r>
+    <w:r>
+      <w:rPr>
+        <w:rFonts w:ascii="Eras Demi ITC" w:eastAsia="華康中圓體" w:hAnsi="Eras Demi ITC" w:cstheme="minorHAnsi"/>
+        <w:b/>
+      </w:rPr>
+      <w:fldChar w:fldCharType="end"/>
+    </w:r>
+    <w:r>
+      <w:rPr>
+        <w:rFonts w:ascii="Eras Demi ITC" w:eastAsia="華康中圓體" w:hAnsi="Eras Demi ITC" w:cstheme="minorHAnsi"/>
+      </w:rPr>
+      <w:t>日</w:t>
+    </w:r>
+    <w:r>
+      <w:rPr>
+        <w:rFonts w:ascii="Eras Demi ITC" w:eastAsia="華康中圓體" w:hAnsi="Eras Demi ITC" w:cstheme="minorHAnsi" w:hint="eastAsia"/>
+      </w:rPr>
+      <w:t xml:space="preserve">                                                                                              </w:t>
+    </w:r>
+    <w:r>
+      <w:rPr>
+        <w:rFonts w:ascii="華康超黑體" w:eastAsia="華康超黑體" w:hAnsi="Eras Demi ITC" w:cstheme="minorHAnsi" w:hint="eastAsia"/>
+        <w:color w:val="595959" w:themeColor="text1" w:themeTint="A6"/>
+      </w:rPr>
+      <w:t>《</w:t>
+    </w:r>
+    <w:r>
+      <w:rPr>
+        <w:rFonts w:ascii="華康超黑體" w:eastAsia="華康超黑體" w:hAnsi="微軟正黑體" w:cs="微軟正黑體" w:hint="eastAsia"/>
+        <w:color w:val="595959" w:themeColor="text1" w:themeTint="A6"/>
+      </w:rPr>
+      <w:t>新泰</w:t>
+    </w:r>
+    <w:r>
+      <w:rPr>
+        <w:rFonts w:ascii="華康超黑體" w:eastAsia="華康超黑體" w:hAnsi="Eras Demi ITC" w:cstheme="minorHAnsi" w:hint="eastAsia"/>
+        <w:color w:val="595959" w:themeColor="text1" w:themeTint="A6"/>
+      </w:rPr>
+      <w:t>週報》</w:t>
+    </w:r>
+    <w:r>
+      <w:rPr>
+        <w:rFonts w:ascii="Eras Demi ITC" w:eastAsia="華康中圓體" w:hAnsi="Eras Demi ITC" w:cstheme="minorHAnsi" w:hint="eastAsia"/>
+      </w:rPr>
+      <w:t>第</w:t>
+    </w:r>
+    <w:r>
+      <w:rPr>
+        <w:rFonts w:ascii="Eras Demi ITC" w:eastAsia="華康中圓體" w:hAnsi="Eras Demi ITC" w:cstheme="minorHAnsi"/>
+      </w:rPr>
+      <w:fldChar w:fldCharType="begin"/>
+    </w:r>
+    <w:r>
+      <w:rPr>
+        <w:rFonts w:ascii="Eras Demi ITC" w:eastAsia="華康中圓體" w:hAnsi="Eras Demi ITC" w:cstheme="minorHAnsi"/>
+      </w:rPr>
+      <w:instrText xml:space="preserve"> =week_no \* MERGEFORMAT </w:instrText>
+    </w:r>
+    <w:r>
+      <w:rPr>
+        <w:rFonts w:ascii="Eras Demi ITC" w:eastAsia="華康中圓體" w:hAnsi="Eras Demi ITC" w:cstheme="minorHAnsi"/>
+      </w:rPr>
+      <w:fldChar w:fldCharType="separate"/>
+    </w:r>
+    <w:r>
+      <w:rPr>
+        <w:rFonts w:ascii="Eras Demi ITC" w:eastAsia="華康中圓體" w:hAnsi="Eras Demi ITC" w:cstheme="minorHAnsi"/>
+        <w:b/>
+        <w:noProof/>
+      </w:rPr>
+      <w:t>2612</w:t>
+    </w:r>
+    <w:r>
+      <w:rPr>
+        <w:rFonts w:ascii="Eras Demi ITC" w:eastAsia="華康中圓體" w:hAnsi="Eras Demi ITC" w:cstheme="minorHAnsi"/>
+      </w:rPr>
+      <w:fldChar w:fldCharType="end"/>
+    </w:r>
+    <w:r>
+      <w:rPr>
+        <w:rFonts w:ascii="Eras Demi ITC" w:eastAsia="華康中圓體" w:hAnsi="Eras Demi ITC" w:cstheme="minorHAnsi" w:hint="eastAsia"/>
+      </w:rPr>
+      <w:t>期</w:t>
+    </w:r>
+    <w:r>
+      <w:rPr>
+        <w:rFonts w:ascii="Eras Demi ITC" w:eastAsia="華康中圓體" w:hAnsi="Eras Demi ITC" w:cstheme="minorHAnsi" w:hint="eastAsia"/>
+      </w:rPr>
+      <w:t xml:space="preserve"> </w:t>
+    </w:r>
+    <w:r>
+      <w:rPr>
+        <w:rFonts w:ascii="Eras Demi ITC" w:eastAsia="華康中圓體" w:hAnsi="Eras Demi ITC" w:cstheme="minorHAnsi"/>
+      </w:rPr>
+      <w:t>主後</w:t>
+    </w:r>
+    <w:r>
+      <w:rPr>
+        <w:rFonts w:ascii="Eras Demi ITC" w:eastAsia="華康中圓體" w:hAnsi="Eras Demi ITC" w:cstheme="minorHAnsi"/>
+        <w:b/>
+      </w:rPr>
+      <w:fldChar w:fldCharType="begin"/>
+    </w:r>
+    <w:r>
+      <w:rPr>
+        <w:rFonts w:ascii="Eras Demi ITC" w:eastAsia="華康中圓體" w:hAnsi="Eras Demi ITC" w:cstheme="minorHAnsi"/>
+        <w:b/>
+      </w:rPr>
+      <w:instrText xml:space="preserve"> =pub_year\#"0000" </w:instrText>
+    </w:r>
+    <w:r>
+      <w:rPr>
+        <w:rFonts w:ascii="Eras Demi ITC" w:eastAsia="華康中圓體" w:hAnsi="Eras Demi ITC" w:cstheme="minorHAnsi"/>
+        <w:b/>
+      </w:rPr>
+      <w:fldChar w:fldCharType="separate"/>
+    </w:r>
+    <w:r>
+      <w:rPr>
+        <w:rFonts w:ascii="Eras Demi ITC" w:eastAsia="華康中圓體" w:hAnsi="Eras Demi ITC" w:cstheme="minorHAnsi"/>
+        <w:b/>
+        <w:noProof/>
+      </w:rPr>
+      <w:t>2026</w:t>
+    </w:r>
+    <w:r>
+      <w:rPr>
+        <w:rFonts w:ascii="Eras Demi ITC" w:eastAsia="華康中圓體" w:hAnsi="Eras Demi ITC" w:cstheme="minorHAnsi"/>
+        <w:b/>
+      </w:rPr>
+      <w:fldChar w:fldCharType="end"/>
+    </w:r>
+    <w:r>
+      <w:rPr>
+        <w:rFonts w:ascii="Eras Demi ITC" w:eastAsia="華康中圓體" w:hAnsi="Eras Demi ITC" w:cstheme="minorHAnsi"/>
+      </w:rPr>
+      <w:t>年</w:t>
+    </w:r>
+    <w:r>
+      <w:rPr>
+        <w:rFonts w:ascii="Eras Demi ITC" w:eastAsia="華康中圓體" w:hAnsi="Eras Demi ITC" w:cstheme="minorHAnsi"/>
+        <w:b/>
+      </w:rPr>
+      <w:fldChar w:fldCharType="begin"/>
+    </w:r>
+    <w:r>
+      <w:rPr>
+        <w:rFonts w:ascii="Eras Demi ITC" w:eastAsia="華康中圓體" w:hAnsi="Eras Demi ITC" w:cstheme="minorHAnsi"/>
+        <w:b/>
+      </w:rPr>
+      <w:instrText xml:space="preserve"> =pub_mon\#"00"  \* MERGEFORMAT </w:instrText>
+    </w:r>
+    <w:r>
+      <w:rPr>
+        <w:rFonts w:ascii="Eras Demi ITC" w:eastAsia="華康中圓體" w:hAnsi="Eras Demi ITC" w:cstheme="minorHAnsi"/>
+        <w:b/>
+      </w:rPr>
+      <w:fldChar w:fldCharType="separate"/>
+    </w:r>
+    <w:r>
+      <w:rPr>
+        <w:rFonts w:ascii="Eras Demi ITC" w:eastAsia="華康中圓體" w:hAnsi="Eras Demi ITC" w:cstheme="minorHAnsi"/>
+        <w:b/>
+        <w:noProof/>
+      </w:rPr>
+      <w:t>03</w:t>
+    </w:r>
+    <w:r>
+      <w:rPr>
+        <w:rFonts w:ascii="Eras Demi ITC" w:eastAsia="華康中圓體" w:hAnsi="Eras Demi ITC" w:cstheme="minorHAnsi"/>
+        <w:b/>
+      </w:rPr>
+      <w:fldChar w:fldCharType="end"/>
+    </w:r>
+    <w:r>
+      <w:rPr>
+        <w:rFonts w:ascii="Eras Demi ITC" w:eastAsia="華康中圓體" w:hAnsi="Eras Demi ITC" w:cstheme="minorHAnsi"/>
+      </w:rPr>
+      <w:t>月</w:t>
+    </w:r>
+    <w:r>
+      <w:rPr>
+        <w:rFonts w:ascii="Eras Demi ITC" w:eastAsia="華康中圓體" w:hAnsi="Eras Demi ITC" w:cstheme="minorHAnsi"/>
+        <w:b/>
+      </w:rPr>
+      <w:fldChar w:fldCharType="begin"/>
+    </w:r>
+    <w:r>
+      <w:rPr>
+        <w:rFonts w:ascii="Eras Demi ITC" w:eastAsia="華康中圓體" w:hAnsi="Eras Demi ITC" w:cstheme="minorHAnsi"/>
+        <w:b/>
+      </w:rPr>
+      <w:instrText xml:space="preserve"> =pub_day\#"00"  \* MERGEFORMAT </w:instrText>
+    </w:r>
+    <w:r>
+      <w:rPr>
+        <w:rFonts w:ascii="Eras Demi ITC" w:eastAsia="華康中圓體" w:hAnsi="Eras Demi ITC" w:cstheme="minorHAnsi"/>
+        <w:b/>
+      </w:rPr>
+      <w:fldChar w:fldCharType="separate"/>
+    </w:r>
+    <w:r>
+      <w:rPr>
+        <w:rFonts w:ascii="Eras Demi ITC" w:eastAsia="華康中圓體" w:hAnsi="Eras Demi ITC" w:cstheme="minorHAnsi"/>
+        <w:b/>
+        <w:noProof/>
+      </w:rPr>
+      <w:t>22</w:t>
+    </w:r>
+    <w:r>
+      <w:rPr>
+        <w:rFonts w:ascii="Eras Demi ITC" w:eastAsia="華康中圓體" w:hAnsi="Eras Demi ITC" w:cstheme="minorHAnsi"/>
+        <w:b/>
+      </w:rPr>
+      <w:fldChar w:fldCharType="end"/>
+    </w:r>
+    <w:r>
+      <w:rPr>
+        <w:rFonts w:ascii="Eras Demi ITC" w:eastAsia="華康中圓體" w:hAnsi="Eras Demi ITC" w:cstheme="minorHAnsi"/>
+      </w:rPr>
+      <w:t>日</w:t>
+    </w:r>
+    <w:r>
+      <w:rPr>
+        <w:rFonts w:ascii="Eras Demi ITC" w:eastAsia="華康中圓體" w:hAnsi="Eras Demi ITC" w:cstheme="minorHAnsi" w:hint="eastAsia"/>
+      </w:rPr>
+      <w:t xml:space="preserve"> </w:t>
+    </w:r>
+    <w:r>
+      <w:rPr>
+        <w:rFonts w:ascii="華康粗圓體" w:eastAsia="華康粗圓體" w:hAnsi="Eras Demi ITC" w:cstheme="minorHAnsi" w:hint="eastAsia"/>
+        <w:b/>
+      </w:rPr>
+      <w:t>頁</w:t>
+    </w:r>
+    <w:r>
+      <w:rPr>
+        <w:rFonts w:ascii="Eras Demi ITC" w:eastAsia="華康中圓體" w:hAnsi="Eras Demi ITC" w:cstheme="minorHAnsi"/>
+        <w:b/>
+      </w:rPr>
+      <w:t>1</w:t>
+    </w:r>
+  </w:p>
+</w:hdr>
+</file>
+
+<file path=word/header3.xml><?xml version="1.0" encoding="utf-8"?>
+<w:hdr xmlns:wpc="http://schemas.microsoft.com/office/word/2010/wordprocessingCanvas" xmlns:cx="http://schemas.microsoft.com/office/drawing/2014/chartex" xmlns:cx1="http://schemas.microsoft.com/office/drawing/2015/9/8/chartex" xmlns:cx2="http://schemas.microsoft.com/office/drawing/2015/10/21/chartex" xmlns:cx3="http://schemas.microsoft.com/office/drawing/2016/5/9/chartex" xmlns:cx4="http://schemas.microsoft.com/office/drawing/2016/5/10/chartex" xmlns:cx5="http://schemas.microsoft.com/office/drawing/2016/5/11/chartex" xmlns:cx6="http://schemas.microsoft.com/office/drawing/2016/5/12/chartex" xmlns:cx7="http://schemas.microsoft.com/office/drawing/2016/5/13/chartex" xmlns:cx8="http://schemas.microsoft.com/office/drawing/2016/5/14/chartex" xmlns:mc="http://schemas.openxmlformats.org/markup-compatibility/2006" xmlns:aink="http://schemas.microsoft.com/office/drawing/2016/ink" xmlns:am3d="http://schemas.microsoft.com/office/drawing/2017/model3d" xmlns:o="urn:schemas-microsoft-com:office:office" xmlns:oel="http://schemas.microsoft.com/office/2019/extlst" xmlns:r="http://schemas.openxmlformats.org/officeDocument/2006/relationships" xmlns:m="http://schemas.openxmlformats.org/officeDocument/2006/math" xmlns:v="urn:schemas-microsoft-com:vml" xmlns:wp14="http://schemas.microsoft.com/office/word/2010/wordprocessingDrawing" xmlns:wp="http://schemas.openxmlformats.org/drawingml/2006/wordprocessingDrawing" xmlns:w10="urn:schemas-microsoft-com:office:word" xmlns:w="http://schemas.openxmlformats.org/wordprocessingml/2006/main" xmlns:w14="http://schemas.microsoft.com/office/word/2010/wordml" xmlns:w15="http://schemas.microsoft.com/office/word/2012/wordml" xmlns:w16cex="http://schemas.microsoft.com/office/word/2018/wordml/cex" xmlns:w16cid="http://schemas.microsoft.com/office/word/2016/wordml/cid" xmlns:w16="http://schemas.microsoft.com/office/word/2018/wordml" xmlns:w16sdtdh="http://schemas.microsoft.com/office/word/2020/wordml/sdtdatahash" xmlns:w16se="http://schemas.microsoft.com/office/word/2015/wordml/symex" xmlns:wpg="http://schemas.microsoft.com/office/word/2010/wordprocessingGroup" xmlns:wpi="http://schemas.microsoft.com/office/word/2010/wordprocessingInk" xmlns:wne="http://schemas.microsoft.com/office/word/2006/wordml" xmlns:wps="http://schemas.microsoft.com/office/word/2010/wordprocessingShape" mc:Ignorable="w14 w15 w16se w16cid w16 w16cex w16sdtdh wp14">
+  <w:p>
+    <w:pPr>
+      <w:pStyle w:val="a4"/>
+      <w:jc w:val="center"/>
+    </w:pPr>
+    <w:r>
+      <w:rPr>
+        <w:rFonts w:ascii="華康粗圓體" w:eastAsia="華康粗圓體" w:hAnsi="Eras Demi ITC" w:cstheme="minorHAnsi" w:hint="eastAsia"/>
+        <w:b/>
+      </w:rPr>
+      <w:t>頁</w:t>
+    </w:r>
+    <w:r>
+      <w:rPr>
+        <w:rFonts w:ascii="Eras Demi ITC" w:eastAsia="華康中圓體" w:hAnsi="Eras Demi ITC" w:cstheme="minorHAnsi" w:hint="eastAsia"/>
+        <w:b/>
+      </w:rPr>
+      <w:t>2</w:t>
+    </w:r>
+    <w:r>
+      <w:rPr>
+        <w:rFonts w:ascii="華康超黑體" w:eastAsia="華康超黑體" w:hAnsi="Eras Demi ITC" w:cstheme="minorHAnsi" w:hint="eastAsia"/>
+        <w:b/>
+        <w:color w:val="595959" w:themeColor="text1" w:themeTint="A6"/>
+      </w:rPr>
+      <w:t>《</w:t>
+    </w:r>
+    <w:r>
+      <w:rPr>
+        <w:rFonts w:ascii="華康超黑體" w:eastAsia="華康超黑體" w:hAnsi="微軟正黑體" w:cs="微軟正黑體" w:hint="eastAsia"/>
+        <w:color w:val="595959" w:themeColor="text1" w:themeTint="A6"/>
+      </w:rPr>
+      <w:t>新泰</w:t>
+    </w:r>
+    <w:r>
+      <w:rPr>
+        <w:rFonts w:ascii="華康超黑體" w:eastAsia="華康超黑體" w:hAnsi="Eras Demi ITC" w:cstheme="minorHAnsi" w:hint="eastAsia"/>
+        <w:color w:val="595959" w:themeColor="text1" w:themeTint="A6"/>
+      </w:rPr>
+      <w:t>週報》</w:t>
+    </w:r>
+    <w:r>
+      <w:rPr>
+        <w:rFonts w:ascii="Eras Demi ITC" w:eastAsia="華康中圓體" w:hAnsi="Eras Demi ITC" w:cstheme="minorHAnsi" w:hint="eastAsia"/>
+      </w:rPr>
+      <w:t>第</w:t>
+    </w:r>
+    <w:r>
+      <w:rPr>
+        <w:rFonts w:ascii="Eras Demi ITC" w:eastAsia="華康中圓體" w:hAnsi="Eras Demi ITC" w:cstheme="minorHAnsi"/>
+      </w:rPr>
+      <w:fldChar w:fldCharType="begin"/>
+    </w:r>
+    <w:r>
+      <w:rPr>
+        <w:rFonts w:ascii="Eras Demi ITC" w:eastAsia="華康中圓體" w:hAnsi="Eras Demi ITC" w:cstheme="minorHAnsi"/>
+      </w:rPr>
+      <w:instrText xml:space="preserve"> =week_no \* MERGEFORMAT </w:instrText>
+    </w:r>
+    <w:r>
+      <w:rPr>
+        <w:rFonts w:ascii="Eras Demi ITC" w:eastAsia="華康中圓體" w:hAnsi="Eras Demi ITC" w:cstheme="minorHAnsi"/>
+      </w:rPr>
+      <w:fldChar w:fldCharType="separate"/>
+    </w:r>
+    <w:r>
+      <w:rPr>
+        <w:rFonts w:ascii="Eras Demi ITC" w:eastAsia="華康中圓體" w:hAnsi="Eras Demi ITC" w:cstheme="minorHAnsi"/>
+        <w:b/>
+        <w:noProof/>
+      </w:rPr>
+      <w:t>2612</w:t>
+    </w:r>
+    <w:r>
+      <w:rPr>
+        <w:rFonts w:ascii="Eras Demi ITC" w:eastAsia="華康中圓體" w:hAnsi="Eras Demi ITC" w:cstheme="minorHAnsi"/>
+      </w:rPr>
+      <w:fldChar w:fldCharType="end"/>
+    </w:r>
+    <w:r>
+      <w:rPr>
+        <w:rFonts w:ascii="Eras Demi ITC" w:eastAsia="華康中圓體" w:hAnsi="Eras Demi ITC" w:cstheme="minorHAnsi" w:hint="eastAsia"/>
+      </w:rPr>
+      <w:t>期</w:t>
+    </w:r>
+    <w:r>
+      <w:rPr>
+        <w:rFonts w:ascii="Eras Demi ITC" w:eastAsia="華康中圓體" w:hAnsi="Eras Demi ITC" w:cstheme="minorHAnsi"/>
+      </w:rPr>
+      <w:t xml:space="preserve"> </w:t>
+    </w:r>
+    <w:r>
+      <w:rPr>
+        <w:rFonts w:ascii="Eras Demi ITC" w:eastAsia="華康中圓體" w:hAnsi="Eras Demi ITC" w:cstheme="minorHAnsi"/>
+      </w:rPr>
+      <w:t>主後</w:t>
+    </w:r>
+    <w:r>
+      <w:rPr>
+        <w:rFonts w:ascii="Eras Demi ITC" w:eastAsia="華康中圓體" w:hAnsi="Eras Demi ITC" w:cstheme="minorHAnsi"/>
+        <w:b/>
+      </w:rPr>
+      <w:fldChar w:fldCharType="begin"/>
+    </w:r>
+    <w:r>
+      <w:rPr>
+        <w:rFonts w:ascii="Eras Demi ITC" w:eastAsia="華康中圓體" w:hAnsi="Eras Demi ITC" w:cstheme="minorHAnsi"/>
+        <w:b/>
+      </w:rPr>
+      <w:instrText xml:space="preserve"> =pub_year\#"0000" </w:instrText>
+    </w:r>
+    <w:r>
+      <w:rPr>
+        <w:rFonts w:ascii="Eras Demi ITC" w:eastAsia="華康中圓體" w:hAnsi="Eras Demi ITC" w:cstheme="minorHAnsi"/>
+        <w:b/>
+      </w:rPr>
+      <w:fldChar w:fldCharType="separate"/>
+    </w:r>
+    <w:r>
+      <w:rPr>
+        <w:rFonts w:ascii="Eras Demi ITC" w:eastAsia="華康中圓體" w:hAnsi="Eras Demi ITC" w:cstheme="minorHAnsi"/>
+        <w:b/>
+        <w:noProof/>
+      </w:rPr>
+      <w:t>2026</w:t>
+    </w:r>
+    <w:r>
+      <w:rPr>
+        <w:rFonts w:ascii="Eras Demi ITC" w:eastAsia="華康中圓體" w:hAnsi="Eras Demi ITC" w:cstheme="minorHAnsi"/>
+        <w:b/>
+      </w:rPr>
+      <w:fldChar w:fldCharType="end"/>
+    </w:r>
+    <w:r>
+      <w:rPr>
+        <w:rFonts w:ascii="Eras Demi ITC" w:eastAsia="華康中圓體" w:hAnsi="Eras Demi ITC" w:cstheme="minorHAnsi"/>
+      </w:rPr>
+      <w:t>年</w:t>
+    </w:r>
+    <w:r>
+      <w:rPr>
+        <w:rFonts w:ascii="Eras Demi ITC" w:eastAsia="華康中圓體" w:hAnsi="Eras Demi ITC" w:cstheme="minorHAnsi"/>
+        <w:b/>
+      </w:rPr>
+      <w:fldChar w:fldCharType="begin"/>
+    </w:r>
+    <w:r>
+      <w:rPr>
+        <w:rFonts w:ascii="Eras Demi ITC" w:eastAsia="華康中圓體" w:hAnsi="Eras Demi ITC" w:cstheme="minorHAnsi"/>
+        <w:b/>
+      </w:rPr>
+      <w:instrText xml:space="preserve"> =pub_mon\#"00"  \* MERGEFORMAT </w:instrText>
+    </w:r>
+    <w:r>
+      <w:rPr>
+        <w:rFonts w:ascii="Eras Demi ITC" w:eastAsia="華康中圓體" w:hAnsi="Eras Demi ITC" w:cstheme="minorHAnsi"/>
+        <w:b/>
+      </w:rPr>
+      <w:fldChar w:fldCharType="separate"/>
+    </w:r>
+    <w:r>
+      <w:rPr>
+        <w:rFonts w:ascii="Eras Demi ITC" w:eastAsia="華康中圓體" w:hAnsi="Eras Demi ITC" w:cstheme="minorHAnsi"/>
+        <w:b/>
+        <w:noProof/>
+      </w:rPr>
+      <w:t>03</w:t>
+    </w:r>
+    <w:r>
+      <w:rPr>
+        <w:rFonts w:ascii="Eras Demi ITC" w:eastAsia="華康中圓體" w:hAnsi="Eras Demi ITC" w:cstheme="minorHAnsi"/>
+        <w:b/>
+      </w:rPr>
+      <w:fldChar w:fldCharType="end"/>
+    </w:r>
+    <w:r>
+      <w:rPr>
+        <w:rFonts w:ascii="Eras Demi ITC" w:eastAsia="華康中圓體" w:hAnsi="Eras Demi ITC" w:cstheme="minorHAnsi"/>
+      </w:rPr>
+      <w:t>月</w:t>
+    </w:r>
+    <w:r>
+      <w:rPr>
+        <w:rFonts w:ascii="Eras Demi ITC" w:eastAsia="華康中圓體" w:hAnsi="Eras Demi ITC" w:cstheme="minorHAnsi"/>
+        <w:b/>
+      </w:rPr>
+      <w:fldChar w:fldCharType="begin"/>
+    </w:r>
+    <w:r>
+      <w:rPr>
+        <w:rFonts w:ascii="Eras Demi ITC" w:eastAsia="華康中圓體" w:hAnsi="Eras Demi ITC" w:cstheme="minorHAnsi"/>
+        <w:b/>
+      </w:rPr>
+      <w:instrText xml:space="preserve"> =pub_day\#"00"  \* MERGEFORMAT </w:instrText>
+    </w:r>
+    <w:r>
+      <w:rPr>
+        <w:rFonts w:ascii="Eras Demi ITC" w:eastAsia="華康中圓體" w:hAnsi="Eras Demi ITC" w:cstheme="minorHAnsi"/>
+        <w:b/>
+      </w:rPr>
+      <w:fldChar w:fldCharType="separate"/>
+    </w:r>
+    <w:r>
+      <w:rPr>
+        <w:rFonts w:ascii="Eras Demi ITC" w:eastAsia="華康中圓體" w:hAnsi="Eras Demi ITC" w:cstheme="minorHAnsi"/>
+        <w:b/>
+        <w:noProof/>
+      </w:rPr>
+      <w:t>22</w:t>
+    </w:r>
+    <w:r>
+      <w:rPr>
+        <w:rFonts w:ascii="Eras Demi ITC" w:eastAsia="華康中圓體" w:hAnsi="Eras Demi ITC" w:cstheme="minorHAnsi"/>
+        <w:b/>
+      </w:rPr>
+      <w:fldChar w:fldCharType="end"/>
+    </w:r>
+    <w:r>
+      <w:rPr>
+        <w:rFonts w:ascii="Eras Demi ITC" w:eastAsia="華康中圓體" w:hAnsi="Eras Demi ITC" w:cstheme="minorHAnsi"/>
+      </w:rPr>
+      <w:t>日</w:t>
+    </w:r>
+    <w:r>
+      <w:rPr>
+        <w:rFonts w:ascii="Eras Demi ITC" w:eastAsia="華康中圓體" w:hAnsi="Eras Demi ITC" w:cstheme="minorHAnsi" w:hint="eastAsia"/>
+      </w:rPr>
+      <w:t xml:space="preserve">                                                                                              </w:t>
+    </w:r>
+    <w:r>
+      <w:rPr>
+        <w:rFonts w:ascii="華康超黑體" w:eastAsia="華康超黑體" w:hAnsi="Eras Demi ITC" w:cstheme="minorHAnsi" w:hint="eastAsia"/>
+        <w:color w:val="595959" w:themeColor="text1" w:themeTint="A6"/>
+      </w:rPr>
+      <w:t>《</w:t>
+    </w:r>
+    <w:r>
+      <w:rPr>
+        <w:rFonts w:ascii="華康超黑體" w:eastAsia="華康超黑體" w:hAnsi="微軟正黑體" w:cs="微軟正黑體" w:hint="eastAsia"/>
+        <w:color w:val="595959" w:themeColor="text1" w:themeTint="A6"/>
+      </w:rPr>
+      <w:t>新泰</w:t>
+    </w:r>
+    <w:r>
+      <w:rPr>
+        <w:rFonts w:ascii="華康超黑體" w:eastAsia="華康超黑體" w:hAnsi="Eras Demi ITC" w:cstheme="minorHAnsi" w:hint="eastAsia"/>
+        <w:color w:val="595959" w:themeColor="text1" w:themeTint="A6"/>
+      </w:rPr>
+      <w:t>週報》</w:t>
+    </w:r>
+    <w:r>
+      <w:rPr>
+        <w:rFonts w:ascii="Eras Demi ITC" w:eastAsia="華康中圓體" w:hAnsi="Eras Demi ITC" w:cstheme="minorHAnsi" w:hint="eastAsia"/>
+      </w:rPr>
+      <w:t>第</w:t>
+    </w:r>
+    <w:r>
+      <w:rPr>
+        <w:rFonts w:ascii="Eras Demi ITC" w:eastAsia="華康中圓體" w:hAnsi="Eras Demi ITC" w:cstheme="minorHAnsi"/>
+      </w:rPr>
+      <w:fldChar w:fldCharType="begin"/>
+    </w:r>
+    <w:r>
+      <w:rPr>
+        <w:rFonts w:ascii="Eras Demi ITC" w:eastAsia="華康中圓體" w:hAnsi="Eras Demi ITC" w:cstheme="minorHAnsi"/>
+      </w:rPr>
+      <w:instrText xml:space="preserve"> =week_no \* MERGEFORMAT </w:instrText>
+    </w:r>
+    <w:r>
+      <w:rPr>
+        <w:rFonts w:ascii="Eras Demi ITC" w:eastAsia="華康中圓體" w:hAnsi="Eras Demi ITC" w:cstheme="minorHAnsi"/>
+      </w:rPr>
+      <w:fldChar w:fldCharType="separate"/>
+    </w:r>
+    <w:r>
+      <w:rPr>
+        <w:rFonts w:ascii="Eras Demi ITC" w:eastAsia="華康中圓體" w:hAnsi="Eras Demi ITC" w:cstheme="minorHAnsi"/>
+        <w:b/>
+        <w:noProof/>
+      </w:rPr>
+      <w:t>2612</w:t>
+    </w:r>
+    <w:r>
+      <w:rPr>
+        <w:rFonts w:ascii="Eras Demi ITC" w:eastAsia="華康中圓體" w:hAnsi="Eras Demi ITC" w:cstheme="minorHAnsi"/>
+      </w:rPr>
+      <w:fldChar w:fldCharType="end"/>
+    </w:r>
+    <w:r>
+      <w:rPr>
+        <w:rFonts w:ascii="Eras Demi ITC" w:eastAsia="華康中圓體" w:hAnsi="Eras Demi ITC" w:cstheme="minorHAnsi" w:hint="eastAsia"/>
+      </w:rPr>
+      <w:t>期</w:t>
+    </w:r>
+    <w:r>
+      <w:rPr>
+        <w:rFonts w:ascii="Eras Demi ITC" w:eastAsia="華康中圓體" w:hAnsi="Eras Demi ITC" w:cstheme="minorHAnsi" w:hint="eastAsia"/>
+      </w:rPr>
+      <w:t xml:space="preserve"> </w:t>
+    </w:r>
+    <w:r>
+      <w:rPr>
+        <w:rFonts w:ascii="Eras Demi ITC" w:eastAsia="華康中圓體" w:hAnsi="Eras Demi ITC" w:cstheme="minorHAnsi"/>
+      </w:rPr>
+      <w:t>主後</w:t>
+    </w:r>
+    <w:r>
+      <w:rPr>
+        <w:rFonts w:ascii="Eras Demi ITC" w:eastAsia="華康中圓體" w:hAnsi="Eras Demi ITC" w:cstheme="minorHAnsi"/>
+        <w:b/>
+      </w:rPr>
+      <w:fldChar w:fldCharType="begin"/>
+    </w:r>
+    <w:r>
+      <w:rPr>
+        <w:rFonts w:ascii="Eras Demi ITC" w:eastAsia="華康中圓體" w:hAnsi="Eras Demi ITC" w:cstheme="minorHAnsi"/>
+        <w:b/>
+      </w:rPr>
+      <w:instrText xml:space="preserve"> =pub_year\#"0000" </w:instrText>
+    </w:r>
+    <w:r>
+      <w:rPr>
+        <w:rFonts w:ascii="Eras Demi ITC" w:eastAsia="華康中圓體" w:hAnsi="Eras Demi ITC" w:cstheme="minorHAnsi"/>
+        <w:b/>
+      </w:rPr>
+      <w:fldChar w:fldCharType="separate"/>
+    </w:r>
+    <w:r>
+      <w:rPr>
+        <w:rFonts w:ascii="Eras Demi ITC" w:eastAsia="華康中圓體" w:hAnsi="Eras Demi ITC" w:cstheme="minorHAnsi"/>
+        <w:b/>
+        <w:noProof/>
+      </w:rPr>
+      <w:t>2026</w:t>
+    </w:r>
+    <w:r>
+      <w:rPr>
+        <w:rFonts w:ascii="Eras Demi ITC" w:eastAsia="華康中圓體" w:hAnsi="Eras Demi ITC" w:cstheme="minorHAnsi"/>
+        <w:b/>
+      </w:rPr>
+      <w:fldChar w:fldCharType="end"/>
+    </w:r>
+    <w:r>
+      <w:rPr>
+        <w:rFonts w:ascii="Eras Demi ITC" w:eastAsia="華康中圓體" w:hAnsi="Eras Demi ITC" w:cstheme="minorHAnsi"/>
+      </w:rPr>
+      <w:t>年</w:t>
+    </w:r>
+    <w:r>
+      <w:rPr>
+        <w:rFonts w:ascii="Eras Demi ITC" w:eastAsia="華康中圓體" w:hAnsi="Eras Demi ITC" w:cstheme="minorHAnsi"/>
+        <w:b/>
+      </w:rPr>
+      <w:fldChar w:fldCharType="begin"/>
+    </w:r>
+    <w:r>
+      <w:rPr>
+        <w:rFonts w:ascii="Eras Demi ITC" w:eastAsia="華康中圓體" w:hAnsi="Eras Demi ITC" w:cstheme="minorHAnsi"/>
+        <w:b/>
+      </w:rPr>
+      <w:instrText xml:space="preserve"> =pub_mon\#"00"  \* MERGEFORMAT </w:instrText>
+    </w:r>
+    <w:r>
+      <w:rPr>
+        <w:rFonts w:ascii="Eras Demi ITC" w:eastAsia="華康中圓體" w:hAnsi="Eras Demi ITC" w:cstheme="minorHAnsi"/>
+        <w:b/>
+      </w:rPr>
+      <w:fldChar w:fldCharType="separate"/>
+    </w:r>
+    <w:r>
+      <w:rPr>
+        <w:rFonts w:ascii="Eras Demi ITC" w:eastAsia="華康中圓體" w:hAnsi="Eras Demi ITC" w:cstheme="minorHAnsi"/>
+        <w:b/>
+        <w:noProof/>
+      </w:rPr>
+      <w:t>03</w:t>
+    </w:r>
+    <w:r>
+      <w:rPr>
+        <w:rFonts w:ascii="Eras Demi ITC" w:eastAsia="華康中圓體" w:hAnsi="Eras Demi ITC" w:cstheme="minorHAnsi"/>
+        <w:b/>
+      </w:rPr>
+      <w:fldChar w:fldCharType="end"/>
+    </w:r>
+    <w:r>
+      <w:rPr>
+        <w:rFonts w:ascii="Eras Demi ITC" w:eastAsia="華康中圓體" w:hAnsi="Eras Demi ITC" w:cstheme="minorHAnsi"/>
+      </w:rPr>
+      <w:t>月</w:t>
+    </w:r>
+    <w:r>
+      <w:rPr>
+        <w:rFonts w:ascii="Eras Demi ITC" w:eastAsia="華康中圓體" w:hAnsi="Eras Demi ITC" w:cstheme="minorHAnsi"/>
+        <w:b/>
+      </w:rPr>
+      <w:fldChar w:fldCharType="begin"/>
+    </w:r>
+    <w:r>
+      <w:rPr>
+        <w:rFonts w:ascii="Eras Demi ITC" w:eastAsia="華康中圓體" w:hAnsi="Eras Demi ITC" w:cstheme="minorHAnsi"/>
+        <w:b/>
+      </w:rPr>
+      <w:instrText xml:space="preserve"> =pub_day\#"00"  \* MERGEFORMAT </w:instrText>
+    </w:r>
+    <w:r>
+      <w:rPr>
+        <w:rFonts w:ascii="Eras Demi ITC" w:eastAsia="華康中圓體" w:hAnsi="Eras Demi ITC" w:cstheme="minorHAnsi"/>
+        <w:b/>
+      </w:rPr>
+      <w:fldChar w:fldCharType="separate"/>
+    </w:r>
+    <w:r>
+      <w:rPr>
+        <w:rFonts w:ascii="Eras Demi ITC" w:eastAsia="華康中圓體" w:hAnsi="Eras Demi ITC" w:cstheme="minorHAnsi"/>
+        <w:b/>
+        <w:noProof/>
+      </w:rPr>
+      <w:t>22</w:t>
+    </w:r>
+    <w:r>
+      <w:rPr>
+        <w:rFonts w:ascii="Eras Demi ITC" w:eastAsia="華康中圓體" w:hAnsi="Eras Demi ITC" w:cstheme="minorHAnsi"/>
+        <w:b/>
+      </w:rPr>
+      <w:fldChar w:fldCharType="end"/>
+    </w:r>
+    <w:r>
+      <w:rPr>
+        <w:rFonts w:ascii="Eras Demi ITC" w:eastAsia="華康中圓體" w:hAnsi="Eras Demi ITC" w:cstheme="minorHAnsi"/>
+      </w:rPr>
+      <w:t>日</w:t>
+    </w:r>
+    <w:r>
+      <w:rPr>
+        <w:rFonts w:ascii="Eras Demi ITC" w:eastAsia="華康中圓體" w:hAnsi="Eras Demi ITC" w:cstheme="minorHAnsi" w:hint="eastAsia"/>
+      </w:rPr>
+      <w:t xml:space="preserve"> </w:t>
+    </w:r>
+    <w:r>
+      <w:rPr>
+        <w:rFonts w:ascii="華康粗圓體" w:eastAsia="華康粗圓體" w:hAnsi="Eras Demi ITC" w:cstheme="minorHAnsi" w:hint="eastAsia"/>
+        <w:b/>
+      </w:rPr>
+      <w:t>頁</w:t>
+    </w:r>
+    <w:r>
+      <w:rPr>
+        <w:rFonts w:ascii="Eras Demi ITC" w:eastAsia="華康中圓體" w:hAnsi="Eras Demi ITC" w:cstheme="minorHAnsi" w:hint="eastAsia"/>
+        <w:b/>
+      </w:rPr>
+      <w:t>3</w:t>
+    </w:r>
+  </w:p>
+</w:hdr>
+</file>
+
 <file path=word/header4.xml><?xml version="1.0" encoding="utf-8"?>
-<w:hdr xmlns:wpc="http://schemas.microsoft.com/office/word/2010/wordprocessingCanvas" xmlns:mc="http://schemas.openxmlformats.org/markup-compatibility/2006" xmlns:o="urn:schemas-microsoft-com:office:office" xmlns:r="http://schemas.openxmlformats.org/officeDocument/2006/relationships" xmlns:m="http://schemas.openxmlformats.org/officeDocument/2006/math" xmlns:v="urn:schemas-microsoft-com:vml" xmlns:wp14="http://schemas.microsoft.com/office/word/2010/wordprocessingDrawing" xmlns:wp="http://schemas.openxmlformats.org/drawingml/2006/wordprocessingDrawing" xmlns:w10="urn:schemas-microsoft-com:office:word" xmlns:w="http://schemas.openxmlformats.org/wordprocessingml/2006/main" xmlns:w14="http://schemas.microsoft.com/office/word/2010/wordml" xmlns:w15="http://schemas.microsoft.com/office/word/2012/wordml" xmlns:wpg="http://schemas.microsoft.com/office/word/2010/wordprocessingGroup" xmlns:wpi="http://schemas.microsoft.com/office/word/2010/wordprocessingInk" xmlns:wne="http://schemas.microsoft.com/office/word/2006/wordml" xmlns:wps="http://schemas.microsoft.com/office/word/2010/wordprocessingShape" mc:Ignorable="w14 w15 wp14">
+<w:hdr xmlns:wpc="http://schemas.microsoft.com/office/word/2010/wordprocessingCanvas" xmlns:cx="http://schemas.microsoft.com/office/drawing/2014/chartex" xmlns:cx1="http://schemas.microsoft.com/office/drawing/2015/9/8/chartex" xmlns:cx2="http://schemas.microsoft.com/office/drawing/2015/10/21/chartex" xmlns:cx3="http://schemas.microsoft.com/office/drawing/2016/5/9/chartex" xmlns:cx4="http://schemas.microsoft.com/office/drawing/2016/5/10/chartex" xmlns:cx5="http://schemas.microsoft.com/office/drawing/2016/5/11/chartex" xmlns:cx6="http://schemas.microsoft.com/office/drawing/2016/5/12/chartex" xmlns:cx7="http://schemas.microsoft.com/office/drawing/2016/5/13/chartex" xmlns:cx8="http://schemas.microsoft.com/office/drawing/2016/5/14/chartex" xmlns:mc="http://schemas.openxmlformats.org/markup-compatibility/2006" xmlns:aink="http://schemas.microsoft.com/office/drawing/2016/ink" xmlns:am3d="http://schemas.microsoft.com/office/drawing/2017/model3d" xmlns:o="urn:schemas-microsoft-com:office:office" xmlns:oel="http://schemas.microsoft.com/office/2019/extlst" xmlns:r="http://schemas.openxmlformats.org/officeDocument/2006/relationships" xmlns:m="http://schemas.openxmlformats.org/officeDocument/2006/math" xmlns:v="urn:schemas-microsoft-com:vml" xmlns:wp14="http://schemas.microsoft.com/office/word/2010/wordprocessingDrawing" xmlns:wp="http://schemas.openxmlformats.org/drawingml/2006/wordprocessingDrawing" xmlns:w10="urn:schemas-microsoft-com:office:word" xmlns:w="http://schemas.openxmlformats.org/wordprocessingml/2006/main" xmlns:w14="http://schemas.microsoft.com/office/word/2010/wordml" xmlns:w15="http://schemas.microsoft.com/office/word/2012/wordml" xmlns:w16cex="http://schemas.microsoft.com/office/word/2018/wordml/cex" xmlns:w16cid="http://schemas.microsoft.com/office/word/2016/wordml/cid" xmlns:w16="http://schemas.microsoft.com/office/word/2018/wordml" xmlns:w16sdtdh="http://schemas.microsoft.com/office/word/2020/wordml/sdtdatahash" xmlns:w16se="http://schemas.microsoft.com/office/word/2015/wordml/symex" xmlns:wpg="http://schemas.microsoft.com/office/word/2010/wordprocessingGroup" xmlns:wpi="http://schemas.microsoft.com/office/word/2010/wordprocessingInk" xmlns:wne="http://schemas.microsoft.com/office/word/2006/wordml" xmlns:wps="http://schemas.microsoft.com/office/word/2010/wordprocessingShape" mc:Ignorable="w14 w15 w16se w16cid w16 w16cex w16sdtdh wp14">
   <w:p>
     <w:pPr>
       <w:pStyle w:val="a4"/>
@@ -31315,7 +29034,7 @@
 </file>
 
 <file path=word/numbering.xml><?xml version="1.0" encoding="utf-8"?>
-<w:numbering xmlns:wpc="http://schemas.microsoft.com/office/word/2010/wordprocessingCanvas" xmlns:mc="http://schemas.openxmlformats.org/markup-compatibility/2006" xmlns:o="urn:schemas-microsoft-com:office:office" xmlns:r="http://schemas.openxmlformats.org/officeDocument/2006/relationships" xmlns:m="http://schemas.openxmlformats.org/officeDocument/2006/math" xmlns:v="urn:schemas-microsoft-com:vml" xmlns:wp14="http://schemas.microsoft.com/office/word/2010/wordprocessingDrawing" xmlns:wp="http://schemas.openxmlformats.org/drawingml/2006/wordprocessingDrawing" xmlns:w10="urn:schemas-microsoft-com:office:word" xmlns:w="http://schemas.openxmlformats.org/wordprocessingml/2006/main" xmlns:w14="http://schemas.microsoft.com/office/word/2010/wordml" xmlns:w15="http://schemas.microsoft.com/office/word/2012/wordml" xmlns:wpg="http://schemas.microsoft.com/office/word/2010/wordprocessingGroup" xmlns:wpi="http://schemas.microsoft.com/office/word/2010/wordprocessingInk" xmlns:wne="http://schemas.microsoft.com/office/word/2006/wordml" xmlns:wps="http://schemas.microsoft.com/office/word/2010/wordprocessingShape" mc:Ignorable="w14 w15 wp14">
+<w:numbering xmlns:wpc="http://schemas.microsoft.com/office/word/2010/wordprocessingCanvas" xmlns:cx="http://schemas.microsoft.com/office/drawing/2014/chartex" xmlns:cx1="http://schemas.microsoft.com/office/drawing/2015/9/8/chartex" xmlns:cx2="http://schemas.microsoft.com/office/drawing/2015/10/21/chartex" xmlns:cx3="http://schemas.microsoft.com/office/drawing/2016/5/9/chartex" xmlns:cx4="http://schemas.microsoft.com/office/drawing/2016/5/10/chartex" xmlns:cx5="http://schemas.microsoft.com/office/drawing/2016/5/11/chartex" xmlns:cx6="http://schemas.microsoft.com/office/drawing/2016/5/12/chartex" xmlns:cx7="http://schemas.microsoft.com/office/drawing/2016/5/13/chartex" xmlns:cx8="http://schemas.microsoft.com/office/drawing/2016/5/14/chartex" xmlns:mc="http://schemas.openxmlformats.org/markup-compatibility/2006" xmlns:aink="http://schemas.microsoft.com/office/drawing/2016/ink" xmlns:am3d="http://schemas.microsoft.com/office/drawing/2017/model3d" xmlns:o="urn:schemas-microsoft-com:office:office" xmlns:oel="http://schemas.microsoft.com/office/2019/extlst" xmlns:r="http://schemas.openxmlformats.org/officeDocument/2006/relationships" xmlns:m="http://schemas.openxmlformats.org/officeDocument/2006/math" xmlns:v="urn:schemas-microsoft-com:vml" xmlns:wp14="http://schemas.microsoft.com/office/word/2010/wordprocessingDrawing" xmlns:wp="http://schemas.openxmlformats.org/drawingml/2006/wordprocessingDrawing" xmlns:w10="urn:schemas-microsoft-com:office:word" xmlns:w="http://schemas.openxmlformats.org/wordprocessingml/2006/main" xmlns:w14="http://schemas.microsoft.com/office/word/2010/wordml" xmlns:w15="http://schemas.microsoft.com/office/word/2012/wordml" xmlns:w16cex="http://schemas.microsoft.com/office/word/2018/wordml/cex" xmlns:w16cid="http://schemas.microsoft.com/office/word/2016/wordml/cid" xmlns:w16="http://schemas.microsoft.com/office/word/2018/wordml" xmlns:w16sdtdh="http://schemas.microsoft.com/office/word/2020/wordml/sdtdatahash" xmlns:w16se="http://schemas.microsoft.com/office/word/2015/wordml/symex" xmlns:wpg="http://schemas.microsoft.com/office/word/2010/wordprocessingGroup" xmlns:wpi="http://schemas.microsoft.com/office/word/2010/wordprocessingInk" xmlns:wne="http://schemas.microsoft.com/office/word/2006/wordml" xmlns:wps="http://schemas.microsoft.com/office/word/2010/wordprocessingShape" mc:Ignorable="w14 w15 w16se w16cid w16 w16cex w16sdtdh wp14">
   <w:abstractNum w:abstractNumId="0" w15:restartNumberingAfterBreak="0">
     <w:nsid w:val="0397573A"/>
     <w:multiLevelType w:val="hybridMultilevel"/>
@@ -32740,59 +30459,59 @@
       </w:pPr>
     </w:lvl>
   </w:abstractNum>
-  <w:num w:numId="1">
+  <w:num w:numId="1" w16cid:durableId="2008246605">
     <w:abstractNumId w:val="15"/>
   </w:num>
-  <w:num w:numId="2">
+  <w:num w:numId="2" w16cid:durableId="2088644264">
     <w:abstractNumId w:val="5"/>
   </w:num>
-  <w:num w:numId="3">
+  <w:num w:numId="3" w16cid:durableId="163203573">
     <w:abstractNumId w:val="7"/>
   </w:num>
-  <w:num w:numId="4">
+  <w:num w:numId="4" w16cid:durableId="479199805">
     <w:abstractNumId w:val="3"/>
   </w:num>
-  <w:num w:numId="5">
+  <w:num w:numId="5" w16cid:durableId="713695630">
     <w:abstractNumId w:val="8"/>
   </w:num>
-  <w:num w:numId="6">
+  <w:num w:numId="6" w16cid:durableId="1691179835">
     <w:abstractNumId w:val="14"/>
   </w:num>
-  <w:num w:numId="7">
+  <w:num w:numId="7" w16cid:durableId="1043560903">
     <w:abstractNumId w:val="13"/>
   </w:num>
-  <w:num w:numId="8">
+  <w:num w:numId="8" w16cid:durableId="870414239">
     <w:abstractNumId w:val="6"/>
   </w:num>
-  <w:num w:numId="9">
+  <w:num w:numId="9" w16cid:durableId="1619950478">
     <w:abstractNumId w:val="12"/>
   </w:num>
-  <w:num w:numId="10">
+  <w:num w:numId="10" w16cid:durableId="411589662">
     <w:abstractNumId w:val="4"/>
   </w:num>
-  <w:num w:numId="11">
+  <w:num w:numId="11" w16cid:durableId="1360736217">
     <w:abstractNumId w:val="9"/>
   </w:num>
-  <w:num w:numId="12">
+  <w:num w:numId="12" w16cid:durableId="1222597040">
     <w:abstractNumId w:val="2"/>
   </w:num>
-  <w:num w:numId="13">
+  <w:num w:numId="13" w16cid:durableId="701707262">
     <w:abstractNumId w:val="10"/>
   </w:num>
-  <w:num w:numId="14">
+  <w:num w:numId="14" w16cid:durableId="146166794">
     <w:abstractNumId w:val="11"/>
   </w:num>
-  <w:num w:numId="15">
+  <w:num w:numId="15" w16cid:durableId="2092656344">
     <w:abstractNumId w:val="1"/>
   </w:num>
-  <w:num w:numId="16">
+  <w:num w:numId="16" w16cid:durableId="1344939314">
     <w:abstractNumId w:val="0"/>
   </w:num>
 </w:numbering>
 </file>
 
 <file path=word/styles.xml><?xml version="1.0" encoding="utf-8"?>
-<w:styles xmlns:mc="http://schemas.openxmlformats.org/markup-compatibility/2006" xmlns:r="http://schemas.openxmlformats.org/officeDocument/2006/relationships" xmlns:w="http://schemas.openxmlformats.org/wordprocessingml/2006/main" xmlns:w14="http://schemas.microsoft.com/office/word/2010/wordml" xmlns:w15="http://schemas.microsoft.com/office/word/2012/wordml" mc:Ignorable="w14 w15">
+<w:styles xmlns:mc="http://schemas.openxmlformats.org/markup-compatibility/2006" xmlns:r="http://schemas.openxmlformats.org/officeDocument/2006/relationships" xmlns:w="http://schemas.openxmlformats.org/wordprocessingml/2006/main" xmlns:w14="http://schemas.microsoft.com/office/word/2010/wordml" xmlns:w15="http://schemas.microsoft.com/office/word/2012/wordml" xmlns:w16cex="http://schemas.microsoft.com/office/word/2018/wordml/cex" xmlns:w16cid="http://schemas.microsoft.com/office/word/2016/wordml/cid" xmlns:w16="http://schemas.microsoft.com/office/word/2018/wordml" xmlns:w16sdtdh="http://schemas.microsoft.com/office/word/2020/wordml/sdtdatahash" xmlns:w16se="http://schemas.microsoft.com/office/word/2015/wordml/symex" mc:Ignorable="w14 w15 w16se w16cid w16 w16cex w16sdtdh">
   <w:docDefaults>
     <w:rPrDefault>
       <w:rPr>
@@ -32805,7 +30524,7 @@
     </w:rPrDefault>
     <w:pPrDefault/>
   </w:docDefaults>
-  <w:latentStyles w:defLockedState="0" w:defUIPriority="99" w:defSemiHidden="0" w:defUnhideWhenUsed="0" w:defQFormat="0" w:count="371">
+  <w:latentStyles w:defLockedState="0" w:defUIPriority="99" w:defSemiHidden="0" w:defUnhideWhenUsed="0" w:defQFormat="0" w:count="376">
     <w:lsdException w:name="Normal" w:uiPriority="0" w:qFormat="1"/>
     <w:lsdException w:name="heading 1" w:uiPriority="9" w:qFormat="1"/>
     <w:lsdException w:name="heading 2" w:semiHidden="1" w:uiPriority="9" w:unhideWhenUsed="1" w:qFormat="1"/>
@@ -33177,6 +30896,11 @@
     <w:lsdException w:name="List Table 5 Dark Accent 6" w:uiPriority="50"/>
     <w:lsdException w:name="List Table 6 Colorful Accent 6" w:uiPriority="51"/>
     <w:lsdException w:name="List Table 7 Colorful Accent 6" w:uiPriority="52"/>
+    <w:lsdException w:name="Mention" w:semiHidden="1" w:unhideWhenUsed="1"/>
+    <w:lsdException w:name="Smart Hyperlink" w:semiHidden="1" w:unhideWhenUsed="1"/>
+    <w:lsdException w:name="Hashtag" w:semiHidden="1" w:unhideWhenUsed="1"/>
+    <w:lsdException w:name="Unresolved Mention" w:semiHidden="1" w:unhideWhenUsed="1"/>
+    <w:lsdException w:name="Smart Link" w:semiHidden="1" w:unhideWhenUsed="1"/>
   </w:latentStyles>
   <w:style w:type="paragraph" w:default="1" w:styleId="a">
     <w:name w:val="Normal"/>

--- a/新泰週報20260322[2612]B4F.docx
+++ b/新泰週報20260322[2612]B4F.docx
@@ -1,6 +1,6 @@
 
 <file path=word/document.xml><?xml version="1.0" encoding="utf-8"?>
-<w:document xmlns:wpc="http://schemas.microsoft.com/office/word/2010/wordprocessingCanvas" xmlns:cx="http://schemas.microsoft.com/office/drawing/2014/chartex" xmlns:cx1="http://schemas.microsoft.com/office/drawing/2015/9/8/chartex" xmlns:cx2="http://schemas.microsoft.com/office/drawing/2015/10/21/chartex" xmlns:cx3="http://schemas.microsoft.com/office/drawing/2016/5/9/chartex" xmlns:cx4="http://schemas.microsoft.com/office/drawing/2016/5/10/chartex" xmlns:cx5="http://schemas.microsoft.com/office/drawing/2016/5/11/chartex" xmlns:cx6="http://schemas.microsoft.com/office/drawing/2016/5/12/chartex" xmlns:cx7="http://schemas.microsoft.com/office/drawing/2016/5/13/chartex" xmlns:cx8="http://schemas.microsoft.com/office/drawing/2016/5/14/chartex" xmlns:mc="http://schemas.openxmlformats.org/markup-compatibility/2006" xmlns:aink="http://schemas.microsoft.com/office/drawing/2016/ink" xmlns:am3d="http://schemas.microsoft.com/office/drawing/2017/model3d" xmlns:o="urn:schemas-microsoft-com:office:office" xmlns:oel="http://schemas.microsoft.com/office/2019/extlst" xmlns:r="http://schemas.openxmlformats.org/officeDocument/2006/relationships" xmlns:m="http://schemas.openxmlformats.org/officeDocument/2006/math" xmlns:v="urn:schemas-microsoft-com:vml" xmlns:wp14="http://schemas.microsoft.com/office/word/2010/wordprocessingDrawing" xmlns:wp="http://schemas.openxmlformats.org/drawingml/2006/wordprocessingDrawing" xmlns:w10="urn:schemas-microsoft-com:office:word" xmlns:w="http://schemas.openxmlformats.org/wordprocessingml/2006/main" xmlns:w14="http://schemas.microsoft.com/office/word/2010/wordml" xmlns:w15="http://schemas.microsoft.com/office/word/2012/wordml" xmlns:w16cex="http://schemas.microsoft.com/office/word/2018/wordml/cex" xmlns:w16cid="http://schemas.microsoft.com/office/word/2016/wordml/cid" xmlns:w16="http://schemas.microsoft.com/office/word/2018/wordml" xmlns:w16sdtdh="http://schemas.microsoft.com/office/word/2020/wordml/sdtdatahash" xmlns:w16se="http://schemas.microsoft.com/office/word/2015/wordml/symex" xmlns:wpg="http://schemas.microsoft.com/office/word/2010/wordprocessingGroup" xmlns:wpi="http://schemas.microsoft.com/office/word/2010/wordprocessingInk" xmlns:wne="http://schemas.microsoft.com/office/word/2006/wordml" xmlns:wps="http://schemas.microsoft.com/office/word/2010/wordprocessingShape" mc:Ignorable="w14 w15 w16se w16cid w16 w16cex w16sdtdh wp14">
+<w:document xmlns:wpc="http://schemas.microsoft.com/office/word/2010/wordprocessingCanvas" xmlns:mc="http://schemas.openxmlformats.org/markup-compatibility/2006" xmlns:o="urn:schemas-microsoft-com:office:office" xmlns:r="http://schemas.openxmlformats.org/officeDocument/2006/relationships" xmlns:m="http://schemas.openxmlformats.org/officeDocument/2006/math" xmlns:v="urn:schemas-microsoft-com:vml" xmlns:wp14="http://schemas.microsoft.com/office/word/2010/wordprocessingDrawing" xmlns:wp="http://schemas.openxmlformats.org/drawingml/2006/wordprocessingDrawing" xmlns:w10="urn:schemas-microsoft-com:office:word" xmlns:w="http://schemas.openxmlformats.org/wordprocessingml/2006/main" xmlns:w14="http://schemas.microsoft.com/office/word/2010/wordml" xmlns:w15="http://schemas.microsoft.com/office/word/2012/wordml" xmlns:wpg="http://schemas.microsoft.com/office/word/2010/wordprocessingGroup" xmlns:wpi="http://schemas.microsoft.com/office/word/2010/wordprocessingInk" xmlns:wne="http://schemas.microsoft.com/office/word/2006/wordml" xmlns:wps="http://schemas.microsoft.com/office/word/2010/wordprocessingShape" mc:Ignorable="w14 w15 wp14">
   <w:body>
     <w:p>
       <w:pPr>
@@ -605,15 +605,6 @@
             </w:pPr>
             <w:r>
               <w:rPr>
-                <w:rFonts w:ascii="Segoe UI Symbol" w:eastAsia="標楷體" w:hAnsi="Segoe UI Symbol" w:cs="Segoe UI Symbol"/>
-                <w:w w:val="90"/>
-                <w:sz w:val="26"/>
-                <w:szCs w:val="26"/>
-              </w:rPr>
-              <w:t>★</w:t>
-            </w:r>
-            <w:r>
-              <w:rPr>
                 <w:rFonts w:ascii="Barlow Condensed Medium" w:eastAsia="標楷體" w:hAnsi="Barlow Condensed Medium" w:cs="Segoe UI Symbol" w:hint="eastAsia"/>
                 <w:noProof/>
                 <w:w w:val="90"/>
@@ -621,7 +612,7 @@
                 <w:szCs w:val="26"/>
                 <w:lang w:bidi="he-IL"/>
               </w:rPr>
-              <w:t>台北中會簿冊檢查第四場</w:t>
+              <w:t>艋舺教會設教</w:t>
             </w:r>
             <w:r>
               <w:rPr>
@@ -632,7 +623,7 @@
                 <w:szCs w:val="26"/>
                 <w:lang w:bidi="he-IL"/>
               </w:rPr>
-              <w:t>3/21(</w:t>
+              <w:t>150</w:t>
             </w:r>
             <w:r>
               <w:rPr>
@@ -643,7 +634,7 @@
                 <w:szCs w:val="26"/>
                 <w:lang w:bidi="he-IL"/>
               </w:rPr>
-              <w:t>六</w:t>
+              <w:t>週年運動會暨野外禮拜邀請子會參加。運動會自</w:t>
             </w:r>
             <w:r>
               <w:rPr>
@@ -654,7 +645,7 @@
                 <w:szCs w:val="26"/>
                 <w:lang w:bidi="he-IL"/>
               </w:rPr>
-              <w:t>)</w:t>
+              <w:t>6/14</w:t>
             </w:r>
             <w:r>
               <w:rPr>
@@ -665,7 +656,139 @@
                 <w:szCs w:val="26"/>
                 <w:lang w:bidi="he-IL"/>
               </w:rPr>
-              <w:t>在艋舺教會辦理。</w:t>
+              <w:t>至</w:t>
+            </w:r>
+            <w:r>
+              <w:rPr>
+                <w:rFonts w:ascii="Barlow Condensed Medium" w:eastAsia="標楷體" w:hAnsi="Barlow Condensed Medium" w:cs="Segoe UI Symbol" w:hint="eastAsia"/>
+                <w:noProof/>
+                <w:w w:val="90"/>
+                <w:sz w:val="26"/>
+                <w:szCs w:val="26"/>
+                <w:lang w:bidi="he-IL"/>
+              </w:rPr>
+              <w:t>9/20</w:t>
+            </w:r>
+            <w:r>
+              <w:rPr>
+                <w:rFonts w:ascii="Barlow Condensed Medium" w:eastAsia="標楷體" w:hAnsi="Barlow Condensed Medium" w:cs="Segoe UI Symbol" w:hint="eastAsia"/>
+                <w:noProof/>
+                <w:w w:val="90"/>
+                <w:sz w:val="26"/>
+                <w:szCs w:val="26"/>
+                <w:lang w:bidi="he-IL"/>
+              </w:rPr>
+              <w:t>時間分散，趣味競賽和野外禮拜則於</w:t>
+            </w:r>
+            <w:r>
+              <w:rPr>
+                <w:rFonts w:ascii="Barlow Condensed Medium" w:eastAsia="標楷體" w:hAnsi="Barlow Condensed Medium" w:cs="Segoe UI Symbol" w:hint="eastAsia"/>
+                <w:noProof/>
+                <w:w w:val="90"/>
+                <w:sz w:val="26"/>
+                <w:szCs w:val="26"/>
+                <w:lang w:bidi="he-IL"/>
+              </w:rPr>
+              <w:t>9/20</w:t>
+            </w:r>
+            <w:r>
+              <w:rPr>
+                <w:rFonts w:ascii="Barlow Condensed Medium" w:eastAsia="標楷體" w:hAnsi="Barlow Condensed Medium" w:cs="Segoe UI Symbol" w:hint="eastAsia"/>
+                <w:noProof/>
+                <w:w w:val="90"/>
+                <w:sz w:val="26"/>
+                <w:szCs w:val="26"/>
+                <w:lang w:bidi="he-IL"/>
+              </w:rPr>
+              <w:t>在中原大學舉行。球類報名至</w:t>
+            </w:r>
+            <w:r>
+              <w:rPr>
+                <w:rFonts w:ascii="Barlow Condensed Medium" w:eastAsia="標楷體" w:hAnsi="Barlow Condensed Medium" w:cs="Segoe UI Symbol" w:hint="eastAsia"/>
+                <w:noProof/>
+                <w:w w:val="90"/>
+                <w:sz w:val="26"/>
+                <w:szCs w:val="26"/>
+                <w:lang w:bidi="he-IL"/>
+              </w:rPr>
+              <w:t>3/31(</w:t>
+            </w:r>
+            <w:r>
+              <w:rPr>
+                <w:rFonts w:ascii="Barlow Condensed Medium" w:eastAsia="標楷體" w:hAnsi="Barlow Condensed Medium" w:cs="Segoe UI Symbol" w:hint="eastAsia"/>
+                <w:noProof/>
+                <w:w w:val="90"/>
+                <w:sz w:val="26"/>
+                <w:szCs w:val="26"/>
+                <w:lang w:bidi="he-IL"/>
+              </w:rPr>
+              <w:t>二</w:t>
+            </w:r>
+            <w:r>
+              <w:rPr>
+                <w:rFonts w:ascii="Barlow Condensed Medium" w:eastAsia="標楷體" w:hAnsi="Barlow Condensed Medium" w:cs="Segoe UI Symbol" w:hint="eastAsia"/>
+                <w:noProof/>
+                <w:w w:val="90"/>
+                <w:sz w:val="26"/>
+                <w:szCs w:val="26"/>
+                <w:lang w:bidi="he-IL"/>
+              </w:rPr>
+              <w:t>)</w:t>
+            </w:r>
+            <w:r>
+              <w:rPr>
+                <w:rFonts w:ascii="Barlow Condensed Medium" w:eastAsia="標楷體" w:hAnsi="Barlow Condensed Medium" w:cs="Segoe UI Symbol" w:hint="eastAsia"/>
+                <w:noProof/>
+                <w:w w:val="90"/>
+                <w:sz w:val="26"/>
+                <w:szCs w:val="26"/>
+                <w:lang w:bidi="he-IL"/>
+              </w:rPr>
+              <w:t>，野外禮拜至</w:t>
+            </w:r>
+            <w:r>
+              <w:rPr>
+                <w:rFonts w:ascii="Barlow Condensed Medium" w:eastAsia="標楷體" w:hAnsi="Barlow Condensed Medium" w:cs="Segoe UI Symbol" w:hint="eastAsia"/>
+                <w:noProof/>
+                <w:w w:val="90"/>
+                <w:sz w:val="26"/>
+                <w:szCs w:val="26"/>
+                <w:lang w:bidi="he-IL"/>
+              </w:rPr>
+              <w:t>7/20(</w:t>
+            </w:r>
+            <w:r>
+              <w:rPr>
+                <w:rFonts w:ascii="Barlow Condensed Medium" w:eastAsia="標楷體" w:hAnsi="Barlow Condensed Medium" w:cs="Segoe UI Symbol" w:hint="eastAsia"/>
+                <w:noProof/>
+                <w:w w:val="90"/>
+                <w:sz w:val="26"/>
+                <w:szCs w:val="26"/>
+                <w:lang w:bidi="he-IL"/>
+              </w:rPr>
+              <w:t>一</w:t>
+            </w:r>
+            <w:r>
+              <w:rPr>
+                <w:rFonts w:ascii="Barlow Condensed Medium" w:eastAsia="標楷體" w:hAnsi="Barlow Condensed Medium" w:cs="Segoe UI Symbol" w:hint="eastAsia"/>
+                <w:noProof/>
+                <w:w w:val="90"/>
+                <w:sz w:val="26"/>
+                <w:szCs w:val="26"/>
+                <w:lang w:bidi="he-IL"/>
+              </w:rPr>
+              <w:t>)</w:t>
+            </w:r>
+            <w:r>
+              <w:rPr>
+                <w:rFonts w:ascii="Barlow Condensed Medium" w:eastAsia="標楷體" w:hAnsi="Barlow Condensed Medium" w:cs="Segoe UI Symbol" w:hint="eastAsia"/>
+                <w:noProof/>
+                <w:w w:val="90"/>
+                <w:sz w:val="26"/>
+                <w:szCs w:val="26"/>
+                <w:lang w:bidi="he-IL"/>
+              </w:rPr>
+              <w:t>截止。詳見公佈欄。</w:t>
             </w:r>
           </w:p>
         </w:tc>
@@ -747,7 +870,7 @@
                 <w:szCs w:val="26"/>
                 <w:lang w:bidi="he-IL"/>
               </w:rPr>
-              <w:t>艋舺教會設教</w:t>
+              <w:t>總會平安基金會基礎志工訓練將於</w:t>
             </w:r>
             <w:r>
               <w:rPr>
@@ -758,7 +881,7 @@
                 <w:szCs w:val="26"/>
                 <w:lang w:bidi="he-IL"/>
               </w:rPr>
-              <w:t>150</w:t>
+              <w:t>4/18,25(</w:t>
             </w:r>
             <w:r>
               <w:rPr>
@@ -769,7 +892,7 @@
                 <w:szCs w:val="26"/>
                 <w:lang w:bidi="he-IL"/>
               </w:rPr>
-              <w:t>週年運動會暨野外禮拜邀請子會參加。運動會自</w:t>
+              <w:t>六</w:t>
             </w:r>
             <w:r>
               <w:rPr>
@@ -780,7 +903,7 @@
                 <w:szCs w:val="26"/>
                 <w:lang w:bidi="he-IL"/>
               </w:rPr>
-              <w:t>6/14</w:t>
+              <w:t>)8:10-17:30</w:t>
             </w:r>
             <w:r>
               <w:rPr>
@@ -791,7 +914,7 @@
                 <w:szCs w:val="26"/>
                 <w:lang w:bidi="he-IL"/>
               </w:rPr>
-              <w:t>至</w:t>
+              <w:t>在北中三光教會舉行，報名至</w:t>
             </w:r>
             <w:r>
               <w:rPr>
@@ -802,7 +925,7 @@
                 <w:szCs w:val="26"/>
                 <w:lang w:bidi="he-IL"/>
               </w:rPr>
-              <w:t>9/20</w:t>
+              <w:t>4/7(</w:t>
             </w:r>
             <w:r>
               <w:rPr>
@@ -813,7 +936,7 @@
                 <w:szCs w:val="26"/>
                 <w:lang w:bidi="he-IL"/>
               </w:rPr>
-              <w:t>時間分散，趣味競賽和野外禮拜則於</w:t>
+              <w:t>二</w:t>
             </w:r>
             <w:r>
               <w:rPr>
@@ -824,7 +947,7 @@
                 <w:szCs w:val="26"/>
                 <w:lang w:bidi="he-IL"/>
               </w:rPr>
-              <w:t>9/20</w:t>
+              <w:t>)</w:t>
             </w:r>
             <w:r>
               <w:rPr>
@@ -835,95 +958,7 @@
                 <w:szCs w:val="26"/>
                 <w:lang w:bidi="he-IL"/>
               </w:rPr>
-              <w:t>在中原大學舉行。球類報名至</w:t>
-            </w:r>
-            <w:r>
-              <w:rPr>
-                <w:rFonts w:ascii="Barlow Condensed Medium" w:eastAsia="標楷體" w:hAnsi="Barlow Condensed Medium" w:cs="Segoe UI Symbol" w:hint="eastAsia"/>
-                <w:noProof/>
-                <w:w w:val="90"/>
-                <w:sz w:val="26"/>
-                <w:szCs w:val="26"/>
-                <w:lang w:bidi="he-IL"/>
-              </w:rPr>
-              <w:t>3/31(</w:t>
-            </w:r>
-            <w:r>
-              <w:rPr>
-                <w:rFonts w:ascii="Barlow Condensed Medium" w:eastAsia="標楷體" w:hAnsi="Barlow Condensed Medium" w:cs="Segoe UI Symbol" w:hint="eastAsia"/>
-                <w:noProof/>
-                <w:w w:val="90"/>
-                <w:sz w:val="26"/>
-                <w:szCs w:val="26"/>
-                <w:lang w:bidi="he-IL"/>
-              </w:rPr>
-              <w:t>二</w:t>
-            </w:r>
-            <w:r>
-              <w:rPr>
-                <w:rFonts w:ascii="Barlow Condensed Medium" w:eastAsia="標楷體" w:hAnsi="Barlow Condensed Medium" w:cs="Segoe UI Symbol" w:hint="eastAsia"/>
-                <w:noProof/>
-                <w:w w:val="90"/>
-                <w:sz w:val="26"/>
-                <w:szCs w:val="26"/>
-                <w:lang w:bidi="he-IL"/>
-              </w:rPr>
-              <w:t>)</w:t>
-            </w:r>
-            <w:r>
-              <w:rPr>
-                <w:rFonts w:ascii="Barlow Condensed Medium" w:eastAsia="標楷體" w:hAnsi="Barlow Condensed Medium" w:cs="Segoe UI Symbol" w:hint="eastAsia"/>
-                <w:noProof/>
-                <w:w w:val="90"/>
-                <w:sz w:val="26"/>
-                <w:szCs w:val="26"/>
-                <w:lang w:bidi="he-IL"/>
-              </w:rPr>
-              <w:t>，野外禮拜至</w:t>
-            </w:r>
-            <w:r>
-              <w:rPr>
-                <w:rFonts w:ascii="Barlow Condensed Medium" w:eastAsia="標楷體" w:hAnsi="Barlow Condensed Medium" w:cs="Segoe UI Symbol" w:hint="eastAsia"/>
-                <w:noProof/>
-                <w:w w:val="90"/>
-                <w:sz w:val="26"/>
-                <w:szCs w:val="26"/>
-                <w:lang w:bidi="he-IL"/>
-              </w:rPr>
-              <w:t>7/20(</w:t>
-            </w:r>
-            <w:r>
-              <w:rPr>
-                <w:rFonts w:ascii="Barlow Condensed Medium" w:eastAsia="標楷體" w:hAnsi="Barlow Condensed Medium" w:cs="Segoe UI Symbol" w:hint="eastAsia"/>
-                <w:noProof/>
-                <w:w w:val="90"/>
-                <w:sz w:val="26"/>
-                <w:szCs w:val="26"/>
-                <w:lang w:bidi="he-IL"/>
-              </w:rPr>
-              <w:t>一</w:t>
-            </w:r>
-            <w:r>
-              <w:rPr>
-                <w:rFonts w:ascii="Barlow Condensed Medium" w:eastAsia="標楷體" w:hAnsi="Barlow Condensed Medium" w:cs="Segoe UI Symbol" w:hint="eastAsia"/>
-                <w:noProof/>
-                <w:w w:val="90"/>
-                <w:sz w:val="26"/>
-                <w:szCs w:val="26"/>
-                <w:lang w:bidi="he-IL"/>
-              </w:rPr>
-              <w:t>)</w:t>
-            </w:r>
-            <w:r>
-              <w:rPr>
-                <w:rFonts w:ascii="Barlow Condensed Medium" w:eastAsia="標楷體" w:hAnsi="Barlow Condensed Medium" w:cs="Segoe UI Symbol" w:hint="eastAsia"/>
-                <w:noProof/>
-                <w:w w:val="90"/>
-                <w:sz w:val="26"/>
-                <w:szCs w:val="26"/>
-                <w:lang w:bidi="he-IL"/>
-              </w:rPr>
-              <w:t>截止。詳見公佈欄。</w:t>
+              <w:t>，詳見公佈欄。</w:t>
             </w:r>
           </w:p>
         </w:tc>
@@ -998,184 +1033,6 @@
             </w:pPr>
             <w:r>
               <w:rPr>
-                <w:rFonts w:ascii="Segoe UI Symbol" w:eastAsia="標楷體" w:hAnsi="Segoe UI Symbol" w:cs="Segoe UI Symbol"/>
-                <w:w w:val="90"/>
-                <w:sz w:val="26"/>
-                <w:szCs w:val="26"/>
-              </w:rPr>
-              <w:t>★</w:t>
-            </w:r>
-            <w:r>
-              <w:rPr>
-                <w:rFonts w:ascii="Barlow Condensed Medium" w:eastAsia="標楷體" w:hAnsi="Barlow Condensed Medium" w:cs="Segoe UI Symbol" w:hint="eastAsia"/>
-                <w:noProof/>
-                <w:w w:val="90"/>
-                <w:sz w:val="26"/>
-                <w:szCs w:val="26"/>
-                <w:lang w:bidi="he-IL"/>
-              </w:rPr>
-              <w:t>總會平安基金會基礎志工訓練將於</w:t>
-            </w:r>
-            <w:r>
-              <w:rPr>
-                <w:rFonts w:ascii="Barlow Condensed Medium" w:eastAsia="標楷體" w:hAnsi="Barlow Condensed Medium" w:cs="Segoe UI Symbol" w:hint="eastAsia"/>
-                <w:noProof/>
-                <w:w w:val="90"/>
-                <w:sz w:val="26"/>
-                <w:szCs w:val="26"/>
-                <w:lang w:bidi="he-IL"/>
-              </w:rPr>
-              <w:t>4/18,25(</w:t>
-            </w:r>
-            <w:r>
-              <w:rPr>
-                <w:rFonts w:ascii="Barlow Condensed Medium" w:eastAsia="標楷體" w:hAnsi="Barlow Condensed Medium" w:cs="Segoe UI Symbol" w:hint="eastAsia"/>
-                <w:noProof/>
-                <w:w w:val="90"/>
-                <w:sz w:val="26"/>
-                <w:szCs w:val="26"/>
-                <w:lang w:bidi="he-IL"/>
-              </w:rPr>
-              <w:t>六</w:t>
-            </w:r>
-            <w:r>
-              <w:rPr>
-                <w:rFonts w:ascii="Barlow Condensed Medium" w:eastAsia="標楷體" w:hAnsi="Barlow Condensed Medium" w:cs="Segoe UI Symbol" w:hint="eastAsia"/>
-                <w:noProof/>
-                <w:w w:val="90"/>
-                <w:sz w:val="26"/>
-                <w:szCs w:val="26"/>
-                <w:lang w:bidi="he-IL"/>
-              </w:rPr>
-              <w:t>)8:10-17:30</w:t>
-            </w:r>
-            <w:r>
-              <w:rPr>
-                <w:rFonts w:ascii="Barlow Condensed Medium" w:eastAsia="標楷體" w:hAnsi="Barlow Condensed Medium" w:cs="Segoe UI Symbol" w:hint="eastAsia"/>
-                <w:noProof/>
-                <w:w w:val="90"/>
-                <w:sz w:val="26"/>
-                <w:szCs w:val="26"/>
-                <w:lang w:bidi="he-IL"/>
-              </w:rPr>
-              <w:t>在北中三光教會舉行，報名至</w:t>
-            </w:r>
-            <w:r>
-              <w:rPr>
-                <w:rFonts w:ascii="Barlow Condensed Medium" w:eastAsia="標楷體" w:hAnsi="Barlow Condensed Medium" w:cs="Segoe UI Symbol" w:hint="eastAsia"/>
-                <w:noProof/>
-                <w:w w:val="90"/>
-                <w:sz w:val="26"/>
-                <w:szCs w:val="26"/>
-                <w:lang w:bidi="he-IL"/>
-              </w:rPr>
-              <w:t>4/7(</w:t>
-            </w:r>
-            <w:r>
-              <w:rPr>
-                <w:rFonts w:ascii="Barlow Condensed Medium" w:eastAsia="標楷體" w:hAnsi="Barlow Condensed Medium" w:cs="Segoe UI Symbol" w:hint="eastAsia"/>
-                <w:noProof/>
-                <w:w w:val="90"/>
-                <w:sz w:val="26"/>
-                <w:szCs w:val="26"/>
-                <w:lang w:bidi="he-IL"/>
-              </w:rPr>
-              <w:t>二</w:t>
-            </w:r>
-            <w:r>
-              <w:rPr>
-                <w:rFonts w:ascii="Barlow Condensed Medium" w:eastAsia="標楷體" w:hAnsi="Barlow Condensed Medium" w:cs="Segoe UI Symbol" w:hint="eastAsia"/>
-                <w:noProof/>
-                <w:w w:val="90"/>
-                <w:sz w:val="26"/>
-                <w:szCs w:val="26"/>
-                <w:lang w:bidi="he-IL"/>
-              </w:rPr>
-              <w:t>)</w:t>
-            </w:r>
-            <w:r>
-              <w:rPr>
-                <w:rFonts w:ascii="Barlow Condensed Medium" w:eastAsia="標楷體" w:hAnsi="Barlow Condensed Medium" w:cs="Segoe UI Symbol" w:hint="eastAsia"/>
-                <w:noProof/>
-                <w:w w:val="90"/>
-                <w:sz w:val="26"/>
-                <w:szCs w:val="26"/>
-                <w:lang w:bidi="he-IL"/>
-              </w:rPr>
-              <w:t>，詳見公佈欄。</w:t>
-            </w:r>
-          </w:p>
-        </w:tc>
-      </w:tr>
-      <w:tr>
-        <w:tc>
-          <w:tcPr>
-            <w:tcW w:w="299" w:type="dxa"/>
-            <w:tcBorders>
-              <w:top w:val="nil"/>
-              <w:left w:val="nil"/>
-              <w:bottom w:val="nil"/>
-              <w:right w:val="nil"/>
-            </w:tcBorders>
-            <w:tcMar>
-              <w:left w:w="28" w:type="dxa"/>
-              <w:right w:w="28" w:type="dxa"/>
-            </w:tcMar>
-          </w:tcPr>
-          <w:p>
-            <w:pPr>
-              <w:snapToGrid w:val="0"/>
-              <w:spacing w:line="300" w:lineRule="exact"/>
-              <w:ind w:rightChars="11" w:right="26"/>
-              <w:jc w:val="right"/>
-              <w:rPr>
-                <w:rFonts w:ascii="Barlow Condensed Medium" w:eastAsia="華康細黑體" w:hAnsi="Barlow Condensed Medium"/>
-                <w:w w:val="90"/>
-                <w:sz w:val="26"/>
-                <w:szCs w:val="26"/>
-              </w:rPr>
-            </w:pPr>
-            <w:r>
-              <w:rPr>
-                <w:rFonts w:ascii="Barlow Condensed Medium" w:eastAsia="華康細黑體" w:hAnsi="Barlow Condensed Medium" w:hint="eastAsia"/>
-                <w:w w:val="90"/>
-                <w:sz w:val="26"/>
-                <w:szCs w:val="26"/>
-              </w:rPr>
-              <w:t>4</w:t>
-            </w:r>
-            <w:r>
-              <w:rPr>
-                <w:rFonts w:ascii="Barlow Condensed Medium" w:eastAsia="華康細黑體" w:hAnsi="Barlow Condensed Medium" w:hint="eastAsia"/>
-                <w:w w:val="90"/>
-                <w:sz w:val="26"/>
-                <w:szCs w:val="26"/>
-              </w:rPr>
-              <w:t>.</w:t>
-            </w:r>
-          </w:p>
-        </w:tc>
-        <w:tc>
-          <w:tcPr>
-            <w:tcW w:w="5622" w:type="dxa"/>
-            <w:tcBorders>
-              <w:top w:val="nil"/>
-              <w:left w:val="nil"/>
-              <w:bottom w:val="nil"/>
-              <w:right w:val="nil"/>
-            </w:tcBorders>
-            <w:tcMar>
-              <w:left w:w="28" w:type="dxa"/>
-              <w:right w:w="28" w:type="dxa"/>
-            </w:tcMar>
-          </w:tcPr>
-          <w:p>
-            <w:pPr>
-              <w:kinsoku w:val="0"/>
-              <w:snapToGrid w:val="0"/>
-              <w:spacing w:line="300" w:lineRule="exact"/>
-              <w:jc w:val="both"/>
-              <w:rPr>
                 <w:rFonts w:ascii="Barlow Condensed Medium" w:eastAsia="標楷體" w:hAnsi="Barlow Condensed Medium" w:cs="Segoe UI Symbol"/>
                 <w:noProof/>
                 <w:w w:val="90"/>
@@ -1183,17 +1040,8 @@
                 <w:szCs w:val="26"/>
                 <w:lang w:bidi="he-IL"/>
               </w:rPr>
-            </w:pPr>
-            <w:r>
-              <w:rPr>
-                <w:rFonts w:ascii="Barlow Condensed Medium" w:eastAsia="標楷體" w:hAnsi="Barlow Condensed Medium" w:cs="Segoe UI Symbol"/>
-                <w:noProof/>
-                <w:w w:val="90"/>
-                <w:sz w:val="26"/>
-                <w:szCs w:val="26"/>
-              </w:rPr>
               <w:drawing>
-                <wp:anchor distT="0" distB="0" distL="114300" distR="114300" simplePos="0" relativeHeight="251677184" behindDoc="0" locked="0" layoutInCell="1" allowOverlap="1" wp14:anchorId="77C17976" wp14:editId="0BFFD581">
+                <wp:anchor distT="0" distB="0" distL="114300" distR="114300" simplePos="0" relativeHeight="251657216" behindDoc="0" locked="0" layoutInCell="1" allowOverlap="1" wp14:anchorId="77C17976" wp14:editId="6C09B65F">
                   <wp:simplePos x="0" y="0"/>
                   <wp:positionH relativeFrom="column">
                     <wp:posOffset>2778850</wp:posOffset>
@@ -1250,15 +1098,6 @@
             </w:r>
             <w:r>
               <w:rPr>
-                <w:rFonts w:ascii="Segoe UI Symbol" w:eastAsia="標楷體" w:hAnsi="Segoe UI Symbol" w:cs="Segoe UI Symbol"/>
-                <w:w w:val="90"/>
-                <w:sz w:val="26"/>
-                <w:szCs w:val="26"/>
-              </w:rPr>
-              <w:t>★</w:t>
-            </w:r>
-            <w:r>
-              <w:rPr>
                 <w:rFonts w:ascii="Barlow Condensed Medium" w:eastAsia="標楷體" w:hAnsi="Barlow Condensed Medium" w:cs="Segoe UI Symbol" w:hint="eastAsia"/>
                 <w:noProof/>
                 <w:w w:val="90"/>
@@ -1438,7 +1277,7 @@
                 <w:sz w:val="26"/>
                 <w:szCs w:val="26"/>
               </w:rPr>
-              <w:t>5.</w:t>
+              <w:t>4.</w:t>
             </w:r>
           </w:p>
         </w:tc>
@@ -1473,15 +1312,6 @@
             </w:pPr>
             <w:r>
               <w:rPr>
-                <w:rFonts w:ascii="Segoe UI Symbol" w:eastAsia="標楷體" w:hAnsi="Segoe UI Symbol" w:cs="Segoe UI Symbol"/>
-                <w:w w:val="90"/>
-                <w:sz w:val="26"/>
-                <w:szCs w:val="26"/>
-              </w:rPr>
-              <w:t>★</w:t>
-            </w:r>
-            <w:r>
-              <w:rPr>
                 <w:rFonts w:ascii="Barlow Condensed Medium" w:eastAsia="標楷體" w:hAnsi="Barlow Condensed Medium" w:cs="Segoe UI Symbol" w:hint="eastAsia"/>
                 <w:noProof/>
                 <w:w w:val="90"/>
@@ -1556,6 +1386,139 @@
                 <w:lang w:bidi="he-IL"/>
               </w:rPr>
               <w:t>舉行蕭聰穎牧師盡程退休感恩禮拜。</w:t>
+            </w:r>
+          </w:p>
+        </w:tc>
+      </w:tr>
+      <w:tr>
+        <w:tc>
+          <w:tcPr>
+            <w:tcW w:w="299" w:type="dxa"/>
+            <w:tcBorders>
+              <w:top w:val="nil"/>
+              <w:left w:val="nil"/>
+              <w:bottom w:val="nil"/>
+              <w:right w:val="nil"/>
+            </w:tcBorders>
+            <w:tcMar>
+              <w:left w:w="28" w:type="dxa"/>
+              <w:right w:w="28" w:type="dxa"/>
+            </w:tcMar>
+          </w:tcPr>
+          <w:p>
+            <w:pPr>
+              <w:snapToGrid w:val="0"/>
+              <w:spacing w:line="300" w:lineRule="exact"/>
+              <w:ind w:rightChars="11" w:right="26"/>
+              <w:jc w:val="right"/>
+              <w:rPr>
+                <w:rFonts w:ascii="Barlow Condensed Medium" w:eastAsia="華康細黑體" w:hAnsi="Barlow Condensed Medium"/>
+                <w:w w:val="90"/>
+                <w:sz w:val="26"/>
+                <w:szCs w:val="26"/>
+              </w:rPr>
+            </w:pPr>
+            <w:r>
+              <w:rPr>
+                <w:rFonts w:ascii="Barlow Condensed Medium" w:eastAsia="華康細黑體" w:hAnsi="Barlow Condensed Medium" w:hint="eastAsia"/>
+                <w:w w:val="90"/>
+                <w:sz w:val="26"/>
+                <w:szCs w:val="26"/>
+              </w:rPr>
+              <w:t>5.</w:t>
+            </w:r>
+          </w:p>
+        </w:tc>
+        <w:tc>
+          <w:tcPr>
+            <w:tcW w:w="5622" w:type="dxa"/>
+            <w:tcBorders>
+              <w:top w:val="nil"/>
+              <w:left w:val="nil"/>
+              <w:bottom w:val="nil"/>
+              <w:right w:val="nil"/>
+            </w:tcBorders>
+            <w:tcMar>
+              <w:left w:w="28" w:type="dxa"/>
+              <w:right w:w="28" w:type="dxa"/>
+            </w:tcMar>
+          </w:tcPr>
+          <w:p>
+            <w:pPr>
+              <w:kinsoku w:val="0"/>
+              <w:snapToGrid w:val="0"/>
+              <w:spacing w:line="300" w:lineRule="exact"/>
+              <w:jc w:val="both"/>
+              <w:rPr>
+                <w:rFonts w:ascii="Segoe UI Symbol" w:eastAsia="標楷體" w:hAnsi="Segoe UI Symbol" w:cs="Segoe UI Symbol"/>
+                <w:w w:val="90"/>
+                <w:sz w:val="26"/>
+                <w:szCs w:val="26"/>
+              </w:rPr>
+            </w:pPr>
+            <w:r>
+              <w:rPr>
+                <w:rFonts w:ascii="Segoe UI Symbol" w:eastAsia="標楷體" w:hAnsi="Segoe UI Symbol" w:cs="Segoe UI Symbol"/>
+                <w:w w:val="90"/>
+                <w:sz w:val="26"/>
+                <w:szCs w:val="26"/>
+              </w:rPr>
+              <w:t>★</w:t>
+            </w:r>
+            <w:r>
+              <w:rPr>
+                <w:rFonts w:ascii="Barlow Condensed Medium" w:eastAsia="標楷體" w:hAnsi="Barlow Condensed Medium" w:cs="Segoe UI Symbol" w:hint="eastAsia"/>
+                <w:noProof/>
+                <w:w w:val="90"/>
+                <w:sz w:val="26"/>
+                <w:szCs w:val="26"/>
+                <w:lang w:bidi="he-IL"/>
+              </w:rPr>
+              <w:t>泰山教會將於</w:t>
+            </w:r>
+            <w:r>
+              <w:rPr>
+                <w:rFonts w:ascii="Barlow Condensed Medium" w:eastAsia="標楷體" w:hAnsi="Barlow Condensed Medium" w:cs="Segoe UI Symbol" w:hint="eastAsia"/>
+                <w:noProof/>
+                <w:w w:val="90"/>
+                <w:sz w:val="26"/>
+                <w:szCs w:val="26"/>
+                <w:lang w:bidi="he-IL"/>
+              </w:rPr>
+              <w:t>3/29(</w:t>
+            </w:r>
+            <w:r>
+              <w:rPr>
+                <w:rFonts w:ascii="Barlow Condensed Medium" w:eastAsia="標楷體" w:hAnsi="Barlow Condensed Medium" w:cs="Segoe UI Symbol" w:hint="eastAsia"/>
+                <w:noProof/>
+                <w:w w:val="90"/>
+                <w:sz w:val="26"/>
+                <w:szCs w:val="26"/>
+                <w:lang w:bidi="he-IL"/>
+              </w:rPr>
+              <w:t>主日</w:t>
+            </w:r>
+            <w:r>
+              <w:rPr>
+                <w:rFonts w:ascii="Barlow Condensed Medium" w:eastAsia="標楷體" w:hAnsi="Barlow Condensed Medium" w:cs="Segoe UI Symbol" w:hint="eastAsia"/>
+                <w:noProof/>
+                <w:w w:val="90"/>
+                <w:sz w:val="26"/>
+                <w:szCs w:val="26"/>
+                <w:lang w:bidi="he-IL"/>
+              </w:rPr>
+              <w:t>)15:30</w:t>
+            </w:r>
+            <w:r>
+              <w:rPr>
+                <w:rFonts w:ascii="Barlow Condensed Medium" w:eastAsia="標楷體" w:hAnsi="Barlow Condensed Medium" w:cs="Segoe UI Symbol" w:hint="eastAsia"/>
+                <w:noProof/>
+                <w:w w:val="90"/>
+                <w:sz w:val="26"/>
+                <w:szCs w:val="26"/>
+                <w:lang w:bidi="he-IL"/>
+              </w:rPr>
+              <w:t>舉行陳俊宏牧師就任第五任牧師授職感恩禮拜。</w:t>
             </w:r>
           </w:p>
         </w:tc>
@@ -1672,7 +1635,7 @@
                 <w:sz w:val="26"/>
                 <w:szCs w:val="26"/>
               </w:rPr>
-              <w:t>本主日</w:t>
+              <w:t>下</w:t>
             </w:r>
             <w:r>
               <w:rPr>
@@ -1681,7 +1644,7 @@
                 <w:sz w:val="26"/>
                 <w:szCs w:val="26"/>
               </w:rPr>
-              <w:t>(3/15)</w:t>
+              <w:t>主日</w:t>
             </w:r>
             <w:r>
               <w:rPr>
@@ -1690,7 +1653,7 @@
                 <w:sz w:val="26"/>
                 <w:szCs w:val="26"/>
               </w:rPr>
-              <w:t>為台南神學院奉獻主日，本會與民安教會交換講台。感謝魏榮光牧師前來請安和證道</w:t>
+              <w:t>(3/</w:t>
             </w:r>
             <w:r>
               <w:rPr>
@@ -1699,7 +1662,7 @@
                 <w:sz w:val="26"/>
                 <w:szCs w:val="26"/>
               </w:rPr>
-              <w:t>。</w:t>
+              <w:t>29</w:t>
             </w:r>
             <w:r>
               <w:rPr>
@@ -1708,7 +1671,25 @@
                 <w:sz w:val="26"/>
                 <w:szCs w:val="26"/>
               </w:rPr>
-              <w:t>華語禮拜暫停乙次。</w:t>
+              <w:t>)</w:t>
+            </w:r>
+            <w:r>
+              <w:rPr>
+                <w:rFonts w:ascii="Barlow Condensed Medium" w:eastAsia="標楷體" w:hAnsi="Barlow Condensed Medium" w:cs="Segoe UI Symbol" w:hint="eastAsia"/>
+                <w:w w:val="90"/>
+                <w:sz w:val="26"/>
+                <w:szCs w:val="26"/>
+              </w:rPr>
+              <w:t>為棕樹主日</w:t>
+            </w:r>
+            <w:r>
+              <w:rPr>
+                <w:rFonts w:ascii="Barlow Condensed Medium" w:eastAsia="標楷體" w:hAnsi="Barlow Condensed Medium" w:cs="Segoe UI Symbol" w:hint="eastAsia"/>
+                <w:w w:val="90"/>
+                <w:sz w:val="26"/>
+                <w:szCs w:val="26"/>
+              </w:rPr>
+              <w:t>。</w:t>
             </w:r>
           </w:p>
         </w:tc>
@@ -1770,21 +1751,12 @@
             </w:pPr>
             <w:r>
               <w:rPr>
-                <w:rFonts w:ascii="Segoe UI Symbol" w:eastAsia="標楷體" w:hAnsi="Segoe UI Symbol" w:cs="Segoe UI Symbol"/>
-                <w:w w:val="90"/>
-                <w:sz w:val="26"/>
-                <w:szCs w:val="26"/>
-              </w:rPr>
-              <w:t>★</w:t>
-            </w:r>
-            <w:r>
-              <w:rPr>
                 <w:rFonts w:ascii="Barlow Condensed Medium" w:eastAsia="標楷體" w:hAnsi="Barlow Condensed Medium" w:cs="Segoe UI Symbol" w:hint="eastAsia"/>
                 <w:w w:val="90"/>
                 <w:sz w:val="26"/>
                 <w:szCs w:val="26"/>
               </w:rPr>
-              <w:t>本週六</w:t>
+              <w:t>2026</w:t>
             </w:r>
             <w:r>
               <w:rPr>
@@ -1793,8 +1765,66 @@
                 <w:sz w:val="26"/>
                 <w:szCs w:val="26"/>
               </w:rPr>
-              <w:t>(3/21</w:t>
-            </w:r>
+              <w:t>年的大齋節代禱活動，邀請兄姊繼續加入。</w:t>
+            </w:r>
+          </w:p>
+        </w:tc>
+      </w:tr>
+      <w:tr>
+        <w:tc>
+          <w:tcPr>
+            <w:tcW w:w="280" w:type="dxa"/>
+          </w:tcPr>
+          <w:p>
+            <w:pPr>
+              <w:snapToGrid w:val="0"/>
+              <w:spacing w:line="300" w:lineRule="exact"/>
+              <w:ind w:rightChars="11" w:right="26"/>
+              <w:jc w:val="right"/>
+              <w:rPr>
+                <w:rFonts w:ascii="Barlow Condensed Medium" w:eastAsia="華康細黑體" w:hAnsi="Barlow Condensed Medium"/>
+                <w:w w:val="90"/>
+                <w:sz w:val="26"/>
+                <w:szCs w:val="26"/>
+              </w:rPr>
+            </w:pPr>
+            <w:r>
+              <w:rPr>
+                <w:rFonts w:ascii="Barlow Condensed Medium" w:eastAsia="華康細黑體" w:hAnsi="Barlow Condensed Medium" w:hint="eastAsia"/>
+                <w:w w:val="90"/>
+                <w:sz w:val="26"/>
+                <w:szCs w:val="26"/>
+              </w:rPr>
+              <w:t>3</w:t>
+            </w:r>
+            <w:r>
+              <w:rPr>
+                <w:rFonts w:ascii="Barlow Condensed Medium" w:eastAsia="華康細黑體" w:hAnsi="Barlow Condensed Medium"/>
+                <w:w w:val="90"/>
+                <w:sz w:val="26"/>
+                <w:szCs w:val="26"/>
+              </w:rPr>
+              <w:t>.</w:t>
+            </w:r>
+          </w:p>
+        </w:tc>
+        <w:tc>
+          <w:tcPr>
+            <w:tcW w:w="5641" w:type="dxa"/>
+          </w:tcPr>
+          <w:p>
+            <w:pPr>
+              <w:kinsoku w:val="0"/>
+              <w:snapToGrid w:val="0"/>
+              <w:spacing w:line="300" w:lineRule="exact"/>
+              <w:jc w:val="both"/>
+              <w:rPr>
+                <w:rFonts w:ascii="Barlow Condensed Medium" w:eastAsia="標楷體" w:hAnsi="Barlow Condensed Medium" w:cs="Segoe UI Symbol"/>
+                <w:w w:val="90"/>
+                <w:sz w:val="26"/>
+                <w:szCs w:val="26"/>
+              </w:rPr>
+            </w:pPr>
             <w:r>
               <w:rPr>
                 <w:rFonts w:ascii="Barlow Condensed Medium" w:eastAsia="標楷體" w:hAnsi="Barlow Condensed Medium" w:cs="Segoe UI Symbol" w:hint="eastAsia"/>
@@ -1802,7 +1832,7 @@
                 <w:sz w:val="26"/>
                 <w:szCs w:val="26"/>
               </w:rPr>
-              <w:t>)</w:t>
+              <w:t>本會國小弱勢家庭陪讀班，每週一</w:t>
             </w:r>
             <w:r>
               <w:rPr>
@@ -1811,7 +1841,7 @@
                 <w:sz w:val="26"/>
                 <w:szCs w:val="26"/>
               </w:rPr>
-              <w:t>上午</w:t>
+              <w:t>~</w:t>
             </w:r>
             <w:r>
               <w:rPr>
@@ -1820,7 +1850,7 @@
                 <w:sz w:val="26"/>
                 <w:szCs w:val="26"/>
               </w:rPr>
-              <w:t>10:00</w:t>
+              <w:t>五下午</w:t>
             </w:r>
             <w:r>
               <w:rPr>
@@ -1829,7 +1859,7 @@
                 <w:sz w:val="26"/>
                 <w:szCs w:val="26"/>
               </w:rPr>
-              <w:t>於禮拜堂教室召開定期長執會，請長執撥冗出席</w:t>
+              <w:t>4:30~7:00</w:t>
             </w:r>
             <w:r>
               <w:rPr>
@@ -1838,334 +1868,7 @@
                 <w:sz w:val="26"/>
                 <w:szCs w:val="26"/>
               </w:rPr>
-              <w:t>。</w:t>
-            </w:r>
-          </w:p>
-        </w:tc>
-      </w:tr>
-      <w:tr>
-        <w:tc>
-          <w:tcPr>
-            <w:tcW w:w="280" w:type="dxa"/>
-          </w:tcPr>
-          <w:p>
-            <w:pPr>
-              <w:snapToGrid w:val="0"/>
-              <w:spacing w:line="300" w:lineRule="exact"/>
-              <w:ind w:rightChars="11" w:right="26"/>
-              <w:jc w:val="right"/>
-              <w:rPr>
-                <w:rFonts w:ascii="Barlow Condensed Medium" w:eastAsia="華康細黑體" w:hAnsi="Barlow Condensed Medium"/>
-                <w:w w:val="90"/>
-                <w:sz w:val="26"/>
-                <w:szCs w:val="26"/>
-              </w:rPr>
-            </w:pPr>
-            <w:r>
-              <w:rPr>
-                <w:rFonts w:ascii="Barlow Condensed Medium" w:eastAsia="華康細黑體" w:hAnsi="Barlow Condensed Medium" w:hint="eastAsia"/>
-                <w:w w:val="90"/>
-                <w:sz w:val="26"/>
-                <w:szCs w:val="26"/>
-              </w:rPr>
-              <w:t>3</w:t>
-            </w:r>
-            <w:r>
-              <w:rPr>
-                <w:rFonts w:ascii="Barlow Condensed Medium" w:eastAsia="華康細黑體" w:hAnsi="Barlow Condensed Medium"/>
-                <w:w w:val="90"/>
-                <w:sz w:val="26"/>
-                <w:szCs w:val="26"/>
-              </w:rPr>
-              <w:t>.</w:t>
-            </w:r>
-          </w:p>
-        </w:tc>
-        <w:tc>
-          <w:tcPr>
-            <w:tcW w:w="5641" w:type="dxa"/>
-          </w:tcPr>
-          <w:p>
-            <w:pPr>
-              <w:kinsoku w:val="0"/>
-              <w:snapToGrid w:val="0"/>
-              <w:spacing w:line="300" w:lineRule="exact"/>
-              <w:jc w:val="both"/>
-              <w:rPr>
-                <w:rFonts w:ascii="Barlow Condensed Medium" w:eastAsia="標楷體" w:hAnsi="Barlow Condensed Medium" w:cs="Segoe UI Symbol"/>
-                <w:w w:val="90"/>
-                <w:sz w:val="26"/>
-                <w:szCs w:val="26"/>
-              </w:rPr>
-            </w:pPr>
-            <w:r>
-              <w:rPr>
-                <w:rFonts w:ascii="Barlow Condensed Medium" w:eastAsia="標楷體" w:hAnsi="Barlow Condensed Medium" w:cs="Segoe UI Symbol" w:hint="eastAsia"/>
-                <w:w w:val="90"/>
-                <w:sz w:val="26"/>
-                <w:szCs w:val="26"/>
-              </w:rPr>
-              <w:t>2026</w:t>
-            </w:r>
-            <w:r>
-              <w:rPr>
-                <w:rFonts w:ascii="Barlow Condensed Medium" w:eastAsia="標楷體" w:hAnsi="Barlow Condensed Medium" w:cs="Segoe UI Symbol" w:hint="eastAsia"/>
-                <w:w w:val="90"/>
-                <w:sz w:val="26"/>
-                <w:szCs w:val="26"/>
-              </w:rPr>
-              <w:t>年的大齋節代禱活動，</w:t>
-            </w:r>
-            <w:r>
-              <w:rPr>
-                <w:rFonts w:ascii="Barlow Condensed Medium" w:eastAsia="標楷體" w:hAnsi="Barlow Condensed Medium" w:cs="Segoe UI Symbol" w:hint="eastAsia"/>
-                <w:w w:val="90"/>
-                <w:sz w:val="26"/>
-                <w:szCs w:val="26"/>
-              </w:rPr>
-              <w:t>邀請兄姊</w:t>
-            </w:r>
-            <w:r>
-              <w:rPr>
-                <w:rFonts w:ascii="Barlow Condensed Medium" w:eastAsia="標楷體" w:hAnsi="Barlow Condensed Medium" w:cs="Segoe UI Symbol" w:hint="eastAsia"/>
-                <w:w w:val="90"/>
-                <w:sz w:val="26"/>
-                <w:szCs w:val="26"/>
-              </w:rPr>
-              <w:t>繼續加入。</w:t>
-            </w:r>
-          </w:p>
-        </w:tc>
-      </w:tr>
-      <w:tr>
-        <w:tc>
-          <w:tcPr>
-            <w:tcW w:w="280" w:type="dxa"/>
-          </w:tcPr>
-          <w:p>
-            <w:pPr>
-              <w:snapToGrid w:val="0"/>
-              <w:spacing w:line="300" w:lineRule="exact"/>
-              <w:ind w:rightChars="11" w:right="26"/>
-              <w:jc w:val="right"/>
-              <w:rPr>
-                <w:rFonts w:ascii="Barlow Condensed Medium" w:eastAsia="華康細黑體" w:hAnsi="Barlow Condensed Medium"/>
-                <w:w w:val="90"/>
-                <w:sz w:val="26"/>
-                <w:szCs w:val="26"/>
-              </w:rPr>
-            </w:pPr>
-            <w:r>
-              <w:rPr>
-                <w:rFonts w:ascii="Barlow Condensed Medium" w:eastAsia="華康細黑體" w:hAnsi="Barlow Condensed Medium" w:hint="eastAsia"/>
-                <w:w w:val="90"/>
-                <w:sz w:val="26"/>
-                <w:szCs w:val="26"/>
-              </w:rPr>
-              <w:t>4</w:t>
-            </w:r>
-            <w:r>
-              <w:rPr>
-                <w:rFonts w:ascii="Barlow Condensed Medium" w:eastAsia="華康細黑體" w:hAnsi="Barlow Condensed Medium"/>
-                <w:w w:val="90"/>
-                <w:sz w:val="26"/>
-                <w:szCs w:val="26"/>
-              </w:rPr>
-              <w:t>.</w:t>
-            </w:r>
-          </w:p>
-        </w:tc>
-        <w:tc>
-          <w:tcPr>
-            <w:tcW w:w="5641" w:type="dxa"/>
-          </w:tcPr>
-          <w:p>
-            <w:pPr>
-              <w:kinsoku w:val="0"/>
-              <w:snapToGrid w:val="0"/>
-              <w:spacing w:line="300" w:lineRule="exact"/>
-              <w:jc w:val="both"/>
-              <w:rPr>
-                <w:rFonts w:ascii="Barlow Condensed Medium" w:eastAsia="標楷體" w:hAnsi="Barlow Condensed Medium" w:cs="Segoe UI Symbol"/>
-                <w:w w:val="90"/>
-                <w:sz w:val="26"/>
-                <w:szCs w:val="26"/>
-              </w:rPr>
-            </w:pPr>
-            <w:r>
-              <w:rPr>
-                <w:rFonts w:ascii="Barlow Condensed Medium" w:eastAsia="標楷體" w:hAnsi="Barlow Condensed Medium" w:cs="Segoe UI Symbol" w:hint="eastAsia"/>
-                <w:w w:val="90"/>
-                <w:sz w:val="26"/>
-                <w:szCs w:val="26"/>
-              </w:rPr>
-              <w:t>本會國小弱勢家庭陪讀班，每週一</w:t>
-            </w:r>
-            <w:r>
-              <w:rPr>
-                <w:rFonts w:ascii="Barlow Condensed Medium" w:eastAsia="標楷體" w:hAnsi="Barlow Condensed Medium" w:cs="Segoe UI Symbol" w:hint="eastAsia"/>
-                <w:w w:val="90"/>
-                <w:sz w:val="26"/>
-                <w:szCs w:val="26"/>
-              </w:rPr>
-              <w:t>~</w:t>
-            </w:r>
-            <w:r>
-              <w:rPr>
-                <w:rFonts w:ascii="Barlow Condensed Medium" w:eastAsia="標楷體" w:hAnsi="Barlow Condensed Medium" w:cs="Segoe UI Symbol" w:hint="eastAsia"/>
-                <w:w w:val="90"/>
-                <w:sz w:val="26"/>
-                <w:szCs w:val="26"/>
-              </w:rPr>
-              <w:t>五下午</w:t>
-            </w:r>
-            <w:r>
-              <w:rPr>
-                <w:rFonts w:ascii="Barlow Condensed Medium" w:eastAsia="標楷體" w:hAnsi="Barlow Condensed Medium" w:cs="Segoe UI Symbol" w:hint="eastAsia"/>
-                <w:w w:val="90"/>
-                <w:sz w:val="26"/>
-                <w:szCs w:val="26"/>
-              </w:rPr>
-              <w:t>4:30~7:00</w:t>
-            </w:r>
-            <w:r>
-              <w:rPr>
-                <w:rFonts w:ascii="Barlow Condensed Medium" w:eastAsia="標楷體" w:hAnsi="Barlow Condensed Medium" w:cs="Segoe UI Symbol" w:hint="eastAsia"/>
-                <w:w w:val="90"/>
-                <w:sz w:val="26"/>
-                <w:szCs w:val="26"/>
-              </w:rPr>
               <w:t>，需要有輪值的輔導老師和備餐人員。意者請洽王牧師。</w:t>
-            </w:r>
-          </w:p>
-        </w:tc>
-      </w:tr>
-      <w:tr>
-        <w:tc>
-          <w:tcPr>
-            <w:tcW w:w="280" w:type="dxa"/>
-          </w:tcPr>
-          <w:p>
-            <w:pPr>
-              <w:snapToGrid w:val="0"/>
-              <w:spacing w:line="300" w:lineRule="exact"/>
-              <w:ind w:rightChars="11" w:right="26"/>
-              <w:jc w:val="right"/>
-              <w:rPr>
-                <w:rFonts w:ascii="Barlow Condensed Medium" w:eastAsia="華康細黑體" w:hAnsi="Barlow Condensed Medium"/>
-                <w:w w:val="90"/>
-                <w:sz w:val="26"/>
-                <w:szCs w:val="26"/>
-              </w:rPr>
-            </w:pPr>
-            <w:r>
-              <w:rPr>
-                <w:rFonts w:ascii="Barlow Condensed Medium" w:eastAsia="華康細黑體" w:hAnsi="Barlow Condensed Medium" w:hint="eastAsia"/>
-                <w:w w:val="90"/>
-                <w:sz w:val="26"/>
-                <w:szCs w:val="26"/>
-              </w:rPr>
-              <w:t>5</w:t>
-            </w:r>
-            <w:r>
-              <w:rPr>
-                <w:rFonts w:ascii="Barlow Condensed Medium" w:eastAsia="華康細黑體" w:hAnsi="Barlow Condensed Medium"/>
-                <w:w w:val="90"/>
-                <w:sz w:val="26"/>
-                <w:szCs w:val="26"/>
-              </w:rPr>
-              <w:t>.</w:t>
-            </w:r>
-          </w:p>
-        </w:tc>
-        <w:tc>
-          <w:tcPr>
-            <w:tcW w:w="5641" w:type="dxa"/>
-          </w:tcPr>
-          <w:p>
-            <w:pPr>
-              <w:kinsoku w:val="0"/>
-              <w:snapToGrid w:val="0"/>
-              <w:spacing w:line="300" w:lineRule="exact"/>
-              <w:jc w:val="both"/>
-              <w:rPr>
-                <w:rFonts w:ascii="Barlow Condensed Medium" w:eastAsia="標楷體" w:hAnsi="Barlow Condensed Medium" w:cs="Segoe UI Symbol"/>
-                <w:w w:val="90"/>
-                <w:sz w:val="26"/>
-                <w:szCs w:val="26"/>
-              </w:rPr>
-            </w:pPr>
-            <w:r>
-              <w:rPr>
-                <w:rFonts w:ascii="Barlow Condensed Medium" w:eastAsia="標楷體" w:hAnsi="Barlow Condensed Medium" w:cs="Segoe UI Symbol" w:hint="eastAsia"/>
-                <w:w w:val="90"/>
-                <w:sz w:val="26"/>
-                <w:szCs w:val="26"/>
-              </w:rPr>
-              <w:t>2026</w:t>
-            </w:r>
-            <w:r>
-              <w:rPr>
-                <w:rFonts w:ascii="Barlow Condensed Medium" w:eastAsia="標楷體" w:hAnsi="Barlow Condensed Medium" w:cs="Segoe UI Symbol" w:hint="eastAsia"/>
-                <w:w w:val="90"/>
-                <w:sz w:val="26"/>
-                <w:szCs w:val="26"/>
-              </w:rPr>
-              <w:t>年第一主日起，主日華語禮拜縮短為</w:t>
-            </w:r>
-            <w:r>
-              <w:rPr>
-                <w:rFonts w:ascii="Barlow Condensed Medium" w:eastAsia="標楷體" w:hAnsi="Barlow Condensed Medium" w:cs="Segoe UI Symbol" w:hint="eastAsia"/>
-                <w:w w:val="90"/>
-                <w:sz w:val="26"/>
-                <w:szCs w:val="26"/>
-              </w:rPr>
-              <w:t>8:30-9:00</w:t>
-            </w:r>
-            <w:r>
-              <w:rPr>
-                <w:rFonts w:ascii="Barlow Condensed Medium" w:eastAsia="標楷體" w:hAnsi="Barlow Condensed Medium" w:cs="Segoe UI Symbol" w:hint="eastAsia"/>
-                <w:w w:val="90"/>
-                <w:sz w:val="26"/>
-                <w:szCs w:val="26"/>
-              </w:rPr>
-              <w:t>，</w:t>
-            </w:r>
-            <w:r>
-              <w:rPr>
-                <w:rFonts w:ascii="Barlow Condensed Medium" w:eastAsia="標楷體" w:hAnsi="Barlow Condensed Medium" w:cs="Segoe UI Symbol" w:hint="eastAsia"/>
-                <w:w w:val="90"/>
-                <w:sz w:val="26"/>
-                <w:szCs w:val="26"/>
-              </w:rPr>
-              <w:t>主日</w:t>
-            </w:r>
-            <w:r>
-              <w:rPr>
-                <w:rFonts w:ascii="Barlow Condensed Medium" w:eastAsia="標楷體" w:hAnsi="Barlow Condensed Medium" w:cs="Segoe UI Symbol" w:hint="eastAsia"/>
-                <w:w w:val="90"/>
-                <w:sz w:val="26"/>
-                <w:szCs w:val="26"/>
-              </w:rPr>
-              <w:t>禱告會</w:t>
-            </w:r>
-            <w:r>
-              <w:rPr>
-                <w:rFonts w:ascii="Barlow Condensed Medium" w:eastAsia="標楷體" w:hAnsi="Barlow Condensed Medium" w:cs="Segoe UI Symbol" w:hint="eastAsia"/>
-                <w:w w:val="90"/>
-                <w:sz w:val="26"/>
-                <w:szCs w:val="26"/>
-              </w:rPr>
-              <w:t>9:00-9:20</w:t>
-            </w:r>
-            <w:r>
-              <w:rPr>
-                <w:rFonts w:ascii="Barlow Condensed Medium" w:eastAsia="標楷體" w:hAnsi="Barlow Condensed Medium" w:cs="Segoe UI Symbol" w:hint="eastAsia"/>
-                <w:w w:val="90"/>
-                <w:sz w:val="26"/>
-                <w:szCs w:val="26"/>
-              </w:rPr>
-              <w:t>，敬邀會眾參加。</w:t>
             </w:r>
           </w:p>
         </w:tc>
@@ -3357,7 +3060,6 @@
         <w:rPr>
           <w:rFonts w:ascii="標楷體" w:eastAsia="標楷體" w:hAnsi="標楷體" w:cs="Arial"/>
           <w:b/>
-          <w:w w:val="80"/>
           <w:sz w:val="26"/>
           <w:szCs w:val="26"/>
         </w:rPr>
@@ -3366,7 +3068,6 @@
         <w:rPr>
           <w:rFonts w:ascii="標楷體" w:eastAsia="標楷體" w:hAnsi="標楷體" w:cs="Arial" w:hint="eastAsia"/>
           <w:b/>
-          <w:w w:val="80"/>
           <w:sz w:val="26"/>
           <w:szCs w:val="26"/>
         </w:rPr>
@@ -3376,7 +3077,15 @@
         <w:rPr>
           <w:rFonts w:ascii="標楷體" w:eastAsia="標楷體" w:hAnsi="標楷體" w:cs="Arial" w:hint="eastAsia"/>
           <w:b/>
-          <w:w w:val="80"/>
+          <w:sz w:val="26"/>
+          <w:szCs w:val="26"/>
+        </w:rPr>
+        <w:t>請賜福給我</w:t>
+      </w:r>
+      <w:r>
+        <w:rPr>
+          <w:rFonts w:ascii="標楷體" w:eastAsia="標楷體" w:hAnsi="標楷體" w:cs="Arial" w:hint="eastAsia"/>
+          <w:b/>
           <w:sz w:val="26"/>
           <w:szCs w:val="26"/>
         </w:rPr>
@@ -3387,6 +3096,870 @@
       <w:pPr>
         <w:snapToGrid w:val="0"/>
         <w:spacing w:line="300" w:lineRule="exact"/>
+        <w:ind w:leftChars="-59" w:left="-142"/>
+        <w:rPr>
+          <w:rFonts w:ascii="標楷體" w:eastAsia="標楷體" w:hAnsi="標楷體" w:cs="Arial"/>
+          <w:bCs/>
+          <w:w w:val="80"/>
+          <w:sz w:val="26"/>
+          <w:szCs w:val="26"/>
+        </w:rPr>
+      </w:pPr>
+      <w:r>
+        <w:rPr>
+          <w:rFonts w:ascii="標楷體" w:eastAsia="標楷體" w:hAnsi="標楷體" w:cs="Arial" w:hint="eastAsia"/>
+          <w:bCs/>
+          <w:w w:val="80"/>
+          <w:sz w:val="26"/>
+          <w:szCs w:val="26"/>
+        </w:rPr>
+        <w:t>我的上帝，我的君王，</w:t>
+      </w:r>
+    </w:p>
+    <w:p>
+      <w:pPr>
+        <w:snapToGrid w:val="0"/>
+        <w:spacing w:line="300" w:lineRule="exact"/>
+        <w:ind w:leftChars="-59" w:left="-142"/>
+        <w:rPr>
+          <w:rFonts w:ascii="標楷體" w:eastAsia="標楷體" w:hAnsi="標楷體" w:cs="Arial"/>
+          <w:bCs/>
+          <w:w w:val="80"/>
+          <w:sz w:val="26"/>
+          <w:szCs w:val="26"/>
+        </w:rPr>
+      </w:pPr>
+      <w:r>
+        <w:rPr>
+          <w:rFonts w:ascii="標楷體" w:eastAsia="標楷體" w:hAnsi="標楷體" w:cs="Arial" w:hint="eastAsia"/>
+          <w:bCs/>
+          <w:w w:val="80"/>
+          <w:sz w:val="26"/>
+          <w:szCs w:val="26"/>
+        </w:rPr>
+        <w:t xml:space="preserve">　</w:t>
+      </w:r>
+      <w:r>
+        <w:rPr>
+          <w:rFonts w:ascii="標楷體" w:eastAsia="標楷體" w:hAnsi="標楷體" w:cs="Arial" w:hint="eastAsia"/>
+          <w:bCs/>
+          <w:w w:val="80"/>
+          <w:sz w:val="26"/>
+          <w:szCs w:val="26"/>
+        </w:rPr>
+        <w:t>請祢聽我求，</w:t>
+      </w:r>
+    </w:p>
+    <w:p>
+      <w:pPr>
+        <w:snapToGrid w:val="0"/>
+        <w:spacing w:line="300" w:lineRule="exact"/>
+        <w:ind w:leftChars="-59" w:left="-142"/>
+        <w:rPr>
+          <w:rFonts w:ascii="標楷體" w:eastAsia="標楷體" w:hAnsi="標楷體" w:cs="Arial"/>
+          <w:bCs/>
+          <w:w w:val="80"/>
+          <w:sz w:val="26"/>
+          <w:szCs w:val="26"/>
+        </w:rPr>
+      </w:pPr>
+      <w:r>
+        <w:rPr>
+          <w:rFonts w:ascii="標楷體" w:eastAsia="標楷體" w:hAnsi="標楷體" w:cs="Arial" w:hint="eastAsia"/>
+          <w:bCs/>
+          <w:w w:val="80"/>
+          <w:sz w:val="26"/>
+          <w:szCs w:val="26"/>
+        </w:rPr>
+        <w:t>我真軟弱我無勇健，</w:t>
+      </w:r>
+    </w:p>
+    <w:p>
+      <w:pPr>
+        <w:snapToGrid w:val="0"/>
+        <w:spacing w:line="300" w:lineRule="exact"/>
+        <w:ind w:leftChars="-59" w:left="-142"/>
+        <w:rPr>
+          <w:rFonts w:ascii="標楷體" w:eastAsia="標楷體" w:hAnsi="標楷體" w:cs="Arial"/>
+          <w:bCs/>
+          <w:w w:val="80"/>
+          <w:sz w:val="26"/>
+          <w:szCs w:val="26"/>
+        </w:rPr>
+      </w:pPr>
+      <w:r>
+        <w:rPr>
+          <w:rFonts w:ascii="標楷體" w:eastAsia="標楷體" w:hAnsi="標楷體" w:cs="Arial" w:hint="eastAsia"/>
+          <w:bCs/>
+          <w:w w:val="80"/>
+          <w:sz w:val="26"/>
+          <w:szCs w:val="26"/>
+        </w:rPr>
+        <w:t xml:space="preserve">　</w:t>
+      </w:r>
+      <w:r>
+        <w:rPr>
+          <w:rFonts w:ascii="標楷體" w:eastAsia="標楷體" w:hAnsi="標楷體" w:cs="Arial" w:hint="eastAsia"/>
+          <w:bCs/>
+          <w:w w:val="80"/>
+          <w:sz w:val="26"/>
+          <w:szCs w:val="26"/>
+        </w:rPr>
+        <w:t>請祢賜福互我。</w:t>
+      </w:r>
+    </w:p>
+    <w:p>
+      <w:pPr>
+        <w:snapToGrid w:val="0"/>
+        <w:spacing w:line="300" w:lineRule="exact"/>
+        <w:ind w:leftChars="-59" w:left="-142"/>
+        <w:rPr>
+          <w:rFonts w:ascii="標楷體" w:eastAsia="標楷體" w:hAnsi="標楷體" w:cs="Arial"/>
+          <w:bCs/>
+          <w:w w:val="80"/>
+          <w:sz w:val="26"/>
+          <w:szCs w:val="26"/>
+        </w:rPr>
+      </w:pPr>
+      <w:r>
+        <w:rPr>
+          <w:rFonts w:ascii="標楷體" w:eastAsia="標楷體" w:hAnsi="標楷體" w:cs="Arial" w:hint="eastAsia"/>
+          <w:bCs/>
+          <w:w w:val="80"/>
+          <w:sz w:val="26"/>
+          <w:szCs w:val="26"/>
+        </w:rPr>
+        <w:t>我的上帝，我的君王，</w:t>
+      </w:r>
+    </w:p>
+    <w:p>
+      <w:pPr>
+        <w:snapToGrid w:val="0"/>
+        <w:spacing w:line="300" w:lineRule="exact"/>
+        <w:ind w:leftChars="-59" w:left="-142"/>
+        <w:rPr>
+          <w:rFonts w:ascii="標楷體" w:eastAsia="標楷體" w:hAnsi="標楷體" w:cs="Arial"/>
+          <w:bCs/>
+          <w:w w:val="80"/>
+          <w:sz w:val="26"/>
+          <w:szCs w:val="26"/>
+        </w:rPr>
+      </w:pPr>
+      <w:r>
+        <w:rPr>
+          <w:rFonts w:ascii="標楷體" w:eastAsia="標楷體" w:hAnsi="標楷體" w:cs="Arial" w:hint="eastAsia"/>
+          <w:bCs/>
+          <w:w w:val="80"/>
+          <w:sz w:val="26"/>
+          <w:szCs w:val="26"/>
+        </w:rPr>
+        <w:t xml:space="preserve">　</w:t>
+      </w:r>
+      <w:r>
+        <w:rPr>
+          <w:rFonts w:ascii="標楷體" w:eastAsia="標楷體" w:hAnsi="標楷體" w:cs="Arial" w:hint="eastAsia"/>
+          <w:bCs/>
+          <w:w w:val="80"/>
+          <w:sz w:val="26"/>
+          <w:szCs w:val="26"/>
+        </w:rPr>
+        <w:t>我愛跟隨祢，</w:t>
+      </w:r>
+    </w:p>
+    <w:p>
+      <w:pPr>
+        <w:snapToGrid w:val="0"/>
+        <w:spacing w:line="300" w:lineRule="exact"/>
+        <w:ind w:leftChars="-59" w:left="-142"/>
+        <w:rPr>
+          <w:rFonts w:ascii="標楷體" w:eastAsia="標楷體" w:hAnsi="標楷體" w:cs="Arial"/>
+          <w:bCs/>
+          <w:w w:val="80"/>
+          <w:sz w:val="26"/>
+          <w:szCs w:val="26"/>
+        </w:rPr>
+      </w:pPr>
+      <w:r>
+        <w:rPr>
+          <w:rFonts w:ascii="標楷體" w:eastAsia="標楷體" w:hAnsi="標楷體" w:cs="Arial" w:hint="eastAsia"/>
+          <w:bCs/>
+          <w:w w:val="80"/>
+          <w:sz w:val="26"/>
+          <w:szCs w:val="26"/>
+        </w:rPr>
+        <w:t>祢有氣力閣賜幫助，</w:t>
+      </w:r>
+    </w:p>
+    <w:p>
+      <w:pPr>
+        <w:snapToGrid w:val="0"/>
+        <w:spacing w:line="300" w:lineRule="exact"/>
+        <w:ind w:leftChars="-59" w:left="-142"/>
+        <w:rPr>
+          <w:rFonts w:ascii="標楷體" w:eastAsia="標楷體" w:hAnsi="標楷體" w:cs="Arial"/>
+          <w:bCs/>
+          <w:w w:val="80"/>
+          <w:sz w:val="26"/>
+          <w:szCs w:val="26"/>
+        </w:rPr>
+      </w:pPr>
+      <w:r>
+        <w:rPr>
+          <w:rFonts w:ascii="標楷體" w:eastAsia="標楷體" w:hAnsi="標楷體" w:cs="Arial" w:hint="eastAsia"/>
+          <w:bCs/>
+          <w:w w:val="80"/>
+          <w:sz w:val="26"/>
+          <w:szCs w:val="26"/>
+        </w:rPr>
+        <w:t xml:space="preserve">　</w:t>
+      </w:r>
+      <w:r>
+        <w:rPr>
+          <w:rFonts w:ascii="標楷體" w:eastAsia="標楷體" w:hAnsi="標楷體" w:cs="Arial" w:hint="eastAsia"/>
+          <w:bCs/>
+          <w:w w:val="80"/>
+          <w:sz w:val="26"/>
+          <w:szCs w:val="26"/>
+        </w:rPr>
+        <w:t>請你賜福互我；</w:t>
+      </w:r>
+    </w:p>
+    <w:p>
+      <w:pPr>
+        <w:snapToGrid w:val="0"/>
+        <w:spacing w:line="300" w:lineRule="exact"/>
+        <w:ind w:leftChars="-59" w:left="-142"/>
+        <w:rPr>
+          <w:rFonts w:ascii="標楷體" w:eastAsia="標楷體" w:hAnsi="標楷體" w:cs="Arial"/>
+          <w:bCs/>
+          <w:w w:val="80"/>
+          <w:sz w:val="26"/>
+          <w:szCs w:val="26"/>
+        </w:rPr>
+      </w:pPr>
+      <w:r>
+        <w:rPr>
+          <w:rFonts w:ascii="標楷體" w:eastAsia="標楷體" w:hAnsi="標楷體" w:cs="Arial" w:hint="eastAsia"/>
+          <w:bCs/>
+          <w:w w:val="80"/>
+          <w:sz w:val="26"/>
+          <w:szCs w:val="26"/>
+        </w:rPr>
+        <w:t>主！我的生命願祢照顧引導，</w:t>
+      </w:r>
+    </w:p>
+    <w:p>
+      <w:pPr>
+        <w:snapToGrid w:val="0"/>
+        <w:spacing w:line="300" w:lineRule="exact"/>
+        <w:ind w:leftChars="-59" w:left="-142"/>
+        <w:rPr>
+          <w:rFonts w:ascii="標楷體" w:eastAsia="標楷體" w:hAnsi="標楷體" w:cs="Arial"/>
+          <w:bCs/>
+          <w:w w:val="80"/>
+          <w:sz w:val="26"/>
+          <w:szCs w:val="26"/>
+        </w:rPr>
+      </w:pPr>
+      <w:r>
+        <w:rPr>
+          <w:rFonts w:ascii="標楷體" w:eastAsia="標楷體" w:hAnsi="標楷體" w:cs="Arial" w:hint="eastAsia"/>
+          <w:bCs/>
+          <w:w w:val="80"/>
+          <w:sz w:val="26"/>
+          <w:szCs w:val="26"/>
+        </w:rPr>
+        <w:t xml:space="preserve">　</w:t>
+      </w:r>
+      <w:r>
+        <w:rPr>
+          <w:rFonts w:ascii="標楷體" w:eastAsia="標楷體" w:hAnsi="標楷體" w:cs="Arial" w:hint="eastAsia"/>
+          <w:bCs/>
+          <w:w w:val="80"/>
+          <w:sz w:val="26"/>
+          <w:szCs w:val="26"/>
+        </w:rPr>
+        <w:t>閣用祢的柺來安慰扶持我，</w:t>
+      </w:r>
+    </w:p>
+    <w:p>
+      <w:pPr>
+        <w:snapToGrid w:val="0"/>
+        <w:spacing w:line="300" w:lineRule="exact"/>
+        <w:ind w:leftChars="-59" w:left="-142"/>
+        <w:rPr>
+          <w:rFonts w:ascii="標楷體" w:eastAsia="標楷體" w:hAnsi="標楷體" w:cs="Arial"/>
+          <w:bCs/>
+          <w:w w:val="80"/>
+          <w:sz w:val="26"/>
+          <w:szCs w:val="26"/>
+        </w:rPr>
+      </w:pPr>
+      <w:r>
+        <w:rPr>
+          <w:rFonts w:ascii="標楷體" w:eastAsia="標楷體" w:hAnsi="標楷體" w:cs="Arial" w:hint="eastAsia"/>
+          <w:bCs/>
+          <w:w w:val="80"/>
+          <w:sz w:val="26"/>
+          <w:szCs w:val="26"/>
+        </w:rPr>
+        <w:t>主用祢的光，照光我，保護我，</w:t>
+      </w:r>
+    </w:p>
+    <w:p>
+      <w:pPr>
+        <w:snapToGrid w:val="0"/>
+        <w:spacing w:line="300" w:lineRule="exact"/>
+        <w:ind w:leftChars="-59" w:left="-142"/>
+        <w:rPr>
+          <w:rFonts w:ascii="標楷體" w:eastAsia="標楷體" w:hAnsi="標楷體" w:cs="Arial"/>
+          <w:bCs/>
+          <w:w w:val="80"/>
+          <w:sz w:val="26"/>
+          <w:szCs w:val="26"/>
+        </w:rPr>
+      </w:pPr>
+      <w:r>
+        <w:rPr>
+          <w:rFonts w:ascii="標楷體" w:eastAsia="標楷體" w:hAnsi="標楷體" w:cs="Arial" w:hint="eastAsia"/>
+          <w:bCs/>
+          <w:w w:val="80"/>
+          <w:sz w:val="26"/>
+          <w:szCs w:val="26"/>
+        </w:rPr>
+        <w:t xml:space="preserve">　</w:t>
+      </w:r>
+      <w:r>
+        <w:rPr>
+          <w:rFonts w:ascii="標楷體" w:eastAsia="標楷體" w:hAnsi="標楷體" w:cs="Arial" w:hint="eastAsia"/>
+          <w:bCs/>
+          <w:w w:val="80"/>
+          <w:sz w:val="26"/>
+          <w:szCs w:val="26"/>
+        </w:rPr>
+        <w:t>我的救主我欲感謝祢。</w:t>
+      </w:r>
+    </w:p>
+    <w:p>
+      <w:pPr>
+        <w:snapToGrid w:val="0"/>
+        <w:spacing w:line="300" w:lineRule="exact"/>
+        <w:ind w:leftChars="-59" w:left="-142"/>
+        <w:rPr>
+          <w:rFonts w:ascii="標楷體" w:eastAsia="標楷體" w:hAnsi="標楷體" w:cs="Arial"/>
+          <w:bCs/>
+          <w:w w:val="80"/>
+          <w:sz w:val="26"/>
+          <w:szCs w:val="26"/>
+        </w:rPr>
+      </w:pPr>
+    </w:p>
+    <w:p>
+      <w:pPr>
+        <w:snapToGrid w:val="0"/>
+        <w:spacing w:line="300" w:lineRule="exact"/>
+        <w:ind w:leftChars="-59" w:left="-142"/>
+        <w:rPr>
+          <w:rFonts w:ascii="標楷體" w:eastAsia="標楷體" w:hAnsi="標楷體" w:cs="Arial"/>
+          <w:bCs/>
+          <w:w w:val="80"/>
+          <w:sz w:val="26"/>
+          <w:szCs w:val="26"/>
+        </w:rPr>
+      </w:pPr>
+      <w:r>
+        <w:rPr>
+          <w:rFonts w:ascii="標楷體" w:eastAsia="標楷體" w:hAnsi="標楷體" w:cs="Arial" w:hint="eastAsia"/>
+          <w:bCs/>
+          <w:w w:val="80"/>
+          <w:sz w:val="26"/>
+          <w:szCs w:val="26"/>
+        </w:rPr>
+        <w:t>我的上帝，我的君王，</w:t>
+      </w:r>
+    </w:p>
+    <w:p>
+      <w:pPr>
+        <w:snapToGrid w:val="0"/>
+        <w:spacing w:line="300" w:lineRule="exact"/>
+        <w:ind w:leftChars="-59" w:left="-142"/>
+        <w:rPr>
+          <w:rFonts w:ascii="標楷體" w:eastAsia="標楷體" w:hAnsi="標楷體" w:cs="Arial" w:hint="eastAsia"/>
+          <w:bCs/>
+          <w:w w:val="80"/>
+          <w:sz w:val="26"/>
+          <w:szCs w:val="26"/>
+        </w:rPr>
+      </w:pPr>
+      <w:r>
+        <w:rPr>
+          <w:rFonts w:ascii="標楷體" w:eastAsia="標楷體" w:hAnsi="標楷體" w:cs="Arial" w:hint="eastAsia"/>
+          <w:bCs/>
+          <w:w w:val="80"/>
+          <w:sz w:val="26"/>
+          <w:szCs w:val="26"/>
+        </w:rPr>
+        <w:t xml:space="preserve">　</w:t>
+      </w:r>
+      <w:r>
+        <w:rPr>
+          <w:rFonts w:ascii="標楷體" w:eastAsia="標楷體" w:hAnsi="標楷體" w:cs="Arial" w:hint="eastAsia"/>
+          <w:bCs/>
+          <w:w w:val="80"/>
+          <w:sz w:val="26"/>
+          <w:szCs w:val="26"/>
+        </w:rPr>
+        <w:t>請你聽我求，</w:t>
+      </w:r>
+    </w:p>
+    <w:p>
+      <w:pPr>
+        <w:snapToGrid w:val="0"/>
+        <w:spacing w:line="300" w:lineRule="exact"/>
+        <w:ind w:leftChars="-59" w:left="-142"/>
+        <w:rPr>
+          <w:rFonts w:ascii="標楷體" w:eastAsia="標楷體" w:hAnsi="標楷體" w:cs="Arial"/>
+          <w:bCs/>
+          <w:w w:val="80"/>
+          <w:sz w:val="26"/>
+          <w:szCs w:val="26"/>
+        </w:rPr>
+      </w:pPr>
+      <w:r>
+        <w:rPr>
+          <w:rFonts w:ascii="標楷體" w:eastAsia="標楷體" w:hAnsi="標楷體" w:cs="Arial" w:hint="eastAsia"/>
+          <w:bCs/>
+          <w:w w:val="80"/>
+          <w:sz w:val="26"/>
+          <w:szCs w:val="26"/>
+        </w:rPr>
+        <w:t>我真軟弱我無勇健，</w:t>
+      </w:r>
+    </w:p>
+    <w:p>
+      <w:pPr>
+        <w:snapToGrid w:val="0"/>
+        <w:spacing w:line="300" w:lineRule="exact"/>
+        <w:ind w:leftChars="-59" w:left="-142"/>
+        <w:rPr>
+          <w:rFonts w:ascii="標楷體" w:eastAsia="標楷體" w:hAnsi="標楷體" w:cs="Arial"/>
+          <w:bCs/>
+          <w:w w:val="80"/>
+          <w:sz w:val="26"/>
+          <w:szCs w:val="26"/>
+        </w:rPr>
+      </w:pPr>
+      <w:r>
+        <w:rPr>
+          <w:rFonts w:ascii="標楷體" w:eastAsia="標楷體" w:hAnsi="標楷體" w:cs="Arial" w:hint="eastAsia"/>
+          <w:bCs/>
+          <w:w w:val="80"/>
+          <w:sz w:val="26"/>
+          <w:szCs w:val="26"/>
+        </w:rPr>
+        <w:t xml:space="preserve">　</w:t>
+      </w:r>
+      <w:r>
+        <w:rPr>
+          <w:rFonts w:ascii="標楷體" w:eastAsia="標楷體" w:hAnsi="標楷體" w:cs="Arial" w:hint="eastAsia"/>
+          <w:bCs/>
+          <w:w w:val="80"/>
+          <w:sz w:val="26"/>
+          <w:szCs w:val="26"/>
+        </w:rPr>
+        <w:t>請祢賜福互我。</w:t>
+      </w:r>
+    </w:p>
+    <w:p>
+      <w:pPr>
+        <w:snapToGrid w:val="0"/>
+        <w:spacing w:line="300" w:lineRule="exact"/>
+        <w:ind w:leftChars="-59" w:left="-142"/>
+        <w:rPr>
+          <w:rFonts w:ascii="標楷體" w:eastAsia="標楷體" w:hAnsi="標楷體" w:cs="Arial"/>
+          <w:bCs/>
+          <w:w w:val="80"/>
+          <w:sz w:val="26"/>
+          <w:szCs w:val="26"/>
+        </w:rPr>
+      </w:pPr>
+      <w:r>
+        <w:rPr>
+          <w:rFonts w:ascii="標楷體" w:eastAsia="標楷體" w:hAnsi="標楷體" w:cs="Arial" w:hint="eastAsia"/>
+          <w:bCs/>
+          <w:w w:val="80"/>
+          <w:sz w:val="26"/>
+          <w:szCs w:val="26"/>
+        </w:rPr>
+        <w:t>我的上帝，我的君王，</w:t>
+      </w:r>
+    </w:p>
+    <w:p>
+      <w:pPr>
+        <w:snapToGrid w:val="0"/>
+        <w:spacing w:line="300" w:lineRule="exact"/>
+        <w:ind w:leftChars="-59" w:left="-142"/>
+        <w:rPr>
+          <w:rFonts w:ascii="標楷體" w:eastAsia="標楷體" w:hAnsi="標楷體" w:cs="Arial"/>
+          <w:bCs/>
+          <w:w w:val="80"/>
+          <w:sz w:val="26"/>
+          <w:szCs w:val="26"/>
+        </w:rPr>
+      </w:pPr>
+      <w:r>
+        <w:rPr>
+          <w:rFonts w:ascii="標楷體" w:eastAsia="標楷體" w:hAnsi="標楷體" w:cs="Arial" w:hint="eastAsia"/>
+          <w:bCs/>
+          <w:w w:val="80"/>
+          <w:sz w:val="26"/>
+          <w:szCs w:val="26"/>
+        </w:rPr>
+        <w:t xml:space="preserve">　</w:t>
+      </w:r>
+      <w:r>
+        <w:rPr>
+          <w:rFonts w:ascii="標楷體" w:eastAsia="標楷體" w:hAnsi="標楷體" w:cs="Arial" w:hint="eastAsia"/>
+          <w:bCs/>
+          <w:w w:val="80"/>
+          <w:sz w:val="26"/>
+          <w:szCs w:val="26"/>
+        </w:rPr>
+        <w:t>我愛跟隨祢，</w:t>
+      </w:r>
+    </w:p>
+    <w:p>
+      <w:pPr>
+        <w:snapToGrid w:val="0"/>
+        <w:spacing w:line="300" w:lineRule="exact"/>
+        <w:ind w:leftChars="-59" w:left="-142"/>
+        <w:rPr>
+          <w:rFonts w:ascii="標楷體" w:eastAsia="標楷體" w:hAnsi="標楷體" w:cs="Arial"/>
+          <w:bCs/>
+          <w:w w:val="80"/>
+          <w:sz w:val="26"/>
+          <w:szCs w:val="26"/>
+        </w:rPr>
+      </w:pPr>
+      <w:r>
+        <w:rPr>
+          <w:rFonts w:ascii="標楷體" w:eastAsia="標楷體" w:hAnsi="標楷體" w:cs="Arial" w:hint="eastAsia"/>
+          <w:bCs/>
+          <w:w w:val="80"/>
+          <w:sz w:val="26"/>
+          <w:szCs w:val="26"/>
+        </w:rPr>
+        <w:t>祢有氣力閣賜幫助，</w:t>
+      </w:r>
+    </w:p>
+    <w:p>
+      <w:pPr>
+        <w:snapToGrid w:val="0"/>
+        <w:spacing w:line="300" w:lineRule="exact"/>
+        <w:ind w:leftChars="-59" w:left="-142"/>
+        <w:rPr>
+          <w:rFonts w:ascii="標楷體" w:eastAsia="標楷體" w:hAnsi="標楷體" w:cs="Arial"/>
+          <w:bCs/>
+          <w:w w:val="80"/>
+          <w:sz w:val="26"/>
+          <w:szCs w:val="26"/>
+        </w:rPr>
+      </w:pPr>
+      <w:r>
+        <w:rPr>
+          <w:rFonts w:ascii="標楷體" w:eastAsia="標楷體" w:hAnsi="標楷體" w:cs="Arial" w:hint="eastAsia"/>
+          <w:bCs/>
+          <w:w w:val="80"/>
+          <w:sz w:val="26"/>
+          <w:szCs w:val="26"/>
+        </w:rPr>
+        <w:t xml:space="preserve">　</w:t>
+      </w:r>
+      <w:r>
+        <w:rPr>
+          <w:rFonts w:ascii="標楷體" w:eastAsia="標楷體" w:hAnsi="標楷體" w:cs="Arial" w:hint="eastAsia"/>
+          <w:bCs/>
+          <w:w w:val="80"/>
+          <w:sz w:val="26"/>
+          <w:szCs w:val="26"/>
+        </w:rPr>
+        <w:t>請你賜福互我；</w:t>
+      </w:r>
+    </w:p>
+    <w:p>
+      <w:pPr>
+        <w:snapToGrid w:val="0"/>
+        <w:spacing w:line="300" w:lineRule="exact"/>
+        <w:ind w:leftChars="-59" w:left="-142"/>
+        <w:rPr>
+          <w:rFonts w:ascii="標楷體" w:eastAsia="標楷體" w:hAnsi="標楷體" w:cs="Arial"/>
+          <w:bCs/>
+          <w:w w:val="80"/>
+          <w:sz w:val="26"/>
+          <w:szCs w:val="26"/>
+        </w:rPr>
+      </w:pPr>
+      <w:r>
+        <w:rPr>
+          <w:rFonts w:ascii="標楷體" w:eastAsia="標楷體" w:hAnsi="標楷體" w:cs="Arial" w:hint="eastAsia"/>
+          <w:bCs/>
+          <w:w w:val="80"/>
+          <w:sz w:val="26"/>
+          <w:szCs w:val="26"/>
+        </w:rPr>
+        <w:t>主！我的生命願祢照顧引導，</w:t>
+      </w:r>
+    </w:p>
+    <w:p>
+      <w:pPr>
+        <w:snapToGrid w:val="0"/>
+        <w:spacing w:line="300" w:lineRule="exact"/>
+        <w:ind w:leftChars="-59" w:left="-142"/>
+        <w:rPr>
+          <w:rFonts w:ascii="標楷體" w:eastAsia="標楷體" w:hAnsi="標楷體" w:cs="Arial"/>
+          <w:bCs/>
+          <w:w w:val="80"/>
+          <w:sz w:val="26"/>
+          <w:szCs w:val="26"/>
+        </w:rPr>
+      </w:pPr>
+      <w:r>
+        <w:rPr>
+          <w:rFonts w:ascii="標楷體" w:eastAsia="標楷體" w:hAnsi="標楷體" w:cs="Arial" w:hint="eastAsia"/>
+          <w:bCs/>
+          <w:w w:val="80"/>
+          <w:sz w:val="26"/>
+          <w:szCs w:val="26"/>
+        </w:rPr>
+        <w:t xml:space="preserve">　</w:t>
+      </w:r>
+      <w:r>
+        <w:rPr>
+          <w:rFonts w:ascii="標楷體" w:eastAsia="標楷體" w:hAnsi="標楷體" w:cs="Arial" w:hint="eastAsia"/>
+          <w:bCs/>
+          <w:w w:val="80"/>
+          <w:sz w:val="26"/>
+          <w:szCs w:val="26"/>
+        </w:rPr>
+        <w:t>閣用的柺來安慰扶持我，</w:t>
+      </w:r>
+    </w:p>
+    <w:p>
+      <w:pPr>
+        <w:snapToGrid w:val="0"/>
+        <w:spacing w:line="300" w:lineRule="exact"/>
+        <w:ind w:leftChars="-59" w:left="-142"/>
+        <w:rPr>
+          <w:rFonts w:ascii="標楷體" w:eastAsia="標楷體" w:hAnsi="標楷體" w:cs="Arial"/>
+          <w:bCs/>
+          <w:w w:val="80"/>
+          <w:sz w:val="26"/>
+          <w:szCs w:val="26"/>
+        </w:rPr>
+      </w:pPr>
+      <w:r>
+        <w:rPr>
+          <w:rFonts w:ascii="標楷體" w:eastAsia="標楷體" w:hAnsi="標楷體" w:cs="Arial" w:hint="eastAsia"/>
+          <w:bCs/>
+          <w:w w:val="80"/>
+          <w:sz w:val="26"/>
+          <w:szCs w:val="26"/>
+        </w:rPr>
+        <w:t>主用祢的光，照光我，保護我，</w:t>
+      </w:r>
+    </w:p>
+    <w:p>
+      <w:pPr>
+        <w:snapToGrid w:val="0"/>
+        <w:spacing w:line="300" w:lineRule="exact"/>
+        <w:ind w:leftChars="-59" w:left="-142"/>
+        <w:rPr>
+          <w:rFonts w:ascii="標楷體" w:eastAsia="標楷體" w:hAnsi="標楷體" w:cs="Arial"/>
+          <w:bCs/>
+          <w:w w:val="80"/>
+          <w:sz w:val="26"/>
+          <w:szCs w:val="26"/>
+        </w:rPr>
+      </w:pPr>
+      <w:r>
+        <w:rPr>
+          <w:rFonts w:ascii="標楷體" w:eastAsia="標楷體" w:hAnsi="標楷體" w:cs="Arial" w:hint="eastAsia"/>
+          <w:bCs/>
+          <w:w w:val="80"/>
+          <w:sz w:val="26"/>
+          <w:szCs w:val="26"/>
+        </w:rPr>
+        <w:t xml:space="preserve">　</w:t>
+      </w:r>
+      <w:r>
+        <w:rPr>
+          <w:rFonts w:ascii="標楷體" w:eastAsia="標楷體" w:hAnsi="標楷體" w:cs="Arial" w:hint="eastAsia"/>
+          <w:bCs/>
+          <w:w w:val="80"/>
+          <w:sz w:val="26"/>
+          <w:szCs w:val="26"/>
+        </w:rPr>
+        <w:t>我的救主我欲感謝祢。</w:t>
+      </w:r>
+    </w:p>
+    <w:p>
+      <w:pPr>
+        <w:snapToGrid w:val="0"/>
+        <w:spacing w:line="300" w:lineRule="exact"/>
+        <w:ind w:leftChars="-59" w:left="-142"/>
+        <w:rPr>
+          <w:rFonts w:ascii="標楷體" w:eastAsia="標楷體" w:hAnsi="標楷體" w:cs="Arial"/>
+          <w:bCs/>
+          <w:w w:val="80"/>
+          <w:sz w:val="26"/>
+          <w:szCs w:val="26"/>
+        </w:rPr>
+      </w:pPr>
+    </w:p>
+    <w:p>
+      <w:pPr>
+        <w:snapToGrid w:val="0"/>
+        <w:spacing w:line="300" w:lineRule="exact"/>
+        <w:ind w:leftChars="-59" w:left="-142"/>
+        <w:rPr>
+          <w:rFonts w:ascii="標楷體" w:eastAsia="標楷體" w:hAnsi="標楷體" w:cs="Arial"/>
+          <w:bCs/>
+          <w:w w:val="80"/>
+          <w:sz w:val="26"/>
+          <w:szCs w:val="26"/>
+        </w:rPr>
+      </w:pPr>
+      <w:r>
+        <w:rPr>
+          <w:rFonts w:ascii="標楷體" w:eastAsia="標楷體" w:hAnsi="標楷體" w:cs="Arial" w:hint="eastAsia"/>
+          <w:bCs/>
+          <w:w w:val="80"/>
+          <w:sz w:val="26"/>
+          <w:szCs w:val="26"/>
+        </w:rPr>
+        <w:t>主！我的生命願祢照顧引導，</w:t>
+      </w:r>
+    </w:p>
+    <w:p>
+      <w:pPr>
+        <w:snapToGrid w:val="0"/>
+        <w:spacing w:line="300" w:lineRule="exact"/>
+        <w:ind w:leftChars="-59" w:left="-142"/>
+        <w:rPr>
+          <w:rFonts w:ascii="標楷體" w:eastAsia="標楷體" w:hAnsi="標楷體" w:cs="Arial"/>
+          <w:bCs/>
+          <w:w w:val="80"/>
+          <w:sz w:val="26"/>
+          <w:szCs w:val="26"/>
+        </w:rPr>
+      </w:pPr>
+      <w:r>
+        <w:rPr>
+          <w:rFonts w:ascii="標楷體" w:eastAsia="標楷體" w:hAnsi="標楷體" w:cs="Arial" w:hint="eastAsia"/>
+          <w:bCs/>
+          <w:w w:val="80"/>
+          <w:sz w:val="26"/>
+          <w:szCs w:val="26"/>
+        </w:rPr>
+        <w:t xml:space="preserve">　</w:t>
+      </w:r>
+      <w:r>
+        <w:rPr>
+          <w:rFonts w:ascii="標楷體" w:eastAsia="標楷體" w:hAnsi="標楷體" w:cs="Arial" w:hint="eastAsia"/>
+          <w:bCs/>
+          <w:w w:val="80"/>
+          <w:sz w:val="26"/>
+          <w:szCs w:val="26"/>
+        </w:rPr>
+        <w:t>閣用的柺來安慰扶持我，</w:t>
+      </w:r>
+    </w:p>
+    <w:p>
+      <w:pPr>
+        <w:snapToGrid w:val="0"/>
+        <w:spacing w:line="300" w:lineRule="exact"/>
+        <w:ind w:leftChars="-59" w:left="-142"/>
+        <w:rPr>
+          <w:rFonts w:ascii="標楷體" w:eastAsia="標楷體" w:hAnsi="標楷體" w:cs="Arial"/>
+          <w:bCs/>
+          <w:w w:val="80"/>
+          <w:sz w:val="26"/>
+          <w:szCs w:val="26"/>
+        </w:rPr>
+      </w:pPr>
+      <w:r>
+        <w:rPr>
+          <w:rFonts w:ascii="標楷體" w:eastAsia="標楷體" w:hAnsi="標楷體" w:cs="Arial" w:hint="eastAsia"/>
+          <w:bCs/>
+          <w:w w:val="80"/>
+          <w:sz w:val="26"/>
+          <w:szCs w:val="26"/>
+        </w:rPr>
+        <w:t>主用祢的光，照光我，保護我，</w:t>
+      </w:r>
+    </w:p>
+    <w:p>
+      <w:pPr>
+        <w:snapToGrid w:val="0"/>
+        <w:spacing w:line="300" w:lineRule="exact"/>
+        <w:ind w:leftChars="-59" w:left="-142"/>
+        <w:rPr>
+          <w:rFonts w:ascii="標楷體" w:eastAsia="標楷體" w:hAnsi="標楷體" w:cs="Arial"/>
+          <w:bCs/>
+          <w:w w:val="80"/>
+          <w:sz w:val="26"/>
+          <w:szCs w:val="26"/>
+        </w:rPr>
+      </w:pPr>
+      <w:r>
+        <w:rPr>
+          <w:rFonts w:ascii="標楷體" w:eastAsia="標楷體" w:hAnsi="標楷體" w:cs="Arial" w:hint="eastAsia"/>
+          <w:bCs/>
+          <w:w w:val="80"/>
+          <w:sz w:val="26"/>
+          <w:szCs w:val="26"/>
+        </w:rPr>
+        <w:t xml:space="preserve">　</w:t>
+      </w:r>
+      <w:r>
+        <w:rPr>
+          <w:rFonts w:ascii="標楷體" w:eastAsia="標楷體" w:hAnsi="標楷體" w:cs="Arial" w:hint="eastAsia"/>
+          <w:bCs/>
+          <w:w w:val="80"/>
+          <w:sz w:val="26"/>
+          <w:szCs w:val="26"/>
+        </w:rPr>
+        <w:t>我的救主我欲感謝祢。</w:t>
+      </w:r>
+    </w:p>
+    <w:p>
+      <w:pPr>
+        <w:snapToGrid w:val="0"/>
+        <w:spacing w:line="300" w:lineRule="exact"/>
+        <w:ind w:leftChars="-59" w:left="-142"/>
+        <w:rPr>
+          <w:rFonts w:ascii="標楷體" w:eastAsia="標楷體" w:hAnsi="標楷體" w:cs="Arial" w:hint="eastAsia"/>
+          <w:bCs/>
+          <w:w w:val="80"/>
+          <w:sz w:val="26"/>
+          <w:szCs w:val="26"/>
+        </w:rPr>
+      </w:pPr>
+      <w:r>
+        <w:rPr>
+          <w:rFonts w:ascii="標楷體" w:eastAsia="標楷體" w:hAnsi="標楷體" w:cs="Arial" w:hint="eastAsia"/>
+          <w:bCs/>
+          <w:w w:val="80"/>
+          <w:sz w:val="26"/>
+          <w:szCs w:val="26"/>
+        </w:rPr>
+        <w:t>我的救主我欲感謝祢。</w:t>
+      </w:r>
+    </w:p>
+    <w:p>
+      <w:pPr>
+        <w:snapToGrid w:val="0"/>
+        <w:spacing w:line="300" w:lineRule="exact"/>
         <w:rPr>
           <w:rFonts w:ascii="Barlow Condensed Medium" w:eastAsia="標楷體" w:hAnsi="Barlow Condensed Medium" w:cs="Arial"/>
           <w:bCs/>
@@ -3408,11 +3981,12 @@
       <w:r>
         <w:rPr>
           <w:noProof/>
+          <w:lang w:bidi="he-IL"/>
         </w:rPr>
         <mc:AlternateContent>
           <mc:Choice Requires="wpg">
             <w:drawing>
-              <wp:anchor distT="0" distB="0" distL="114300" distR="114300" simplePos="0" relativeHeight="251667968" behindDoc="0" locked="0" layoutInCell="1" allowOverlap="1" wp14:anchorId="789743EB" wp14:editId="37311541">
+              <wp:anchor distT="0" distB="0" distL="114300" distR="114300" simplePos="0" relativeHeight="251663360" behindDoc="0" locked="0" layoutInCell="1" allowOverlap="1" wp14:anchorId="789743EB" wp14:editId="4BA63F11">
                 <wp:simplePos x="0" y="0"/>
                 <wp:positionH relativeFrom="page">
                   <wp:posOffset>6834188</wp:posOffset>
@@ -3569,7 +4143,7 @@
           </mc:Choice>
           <mc:Fallback>
             <w:pict>
-              <v:group w14:anchorId="789743EB" id="群組 21" o:spid="_x0000_s1026" style="position:absolute;margin-left:538.15pt;margin-top:28.9pt;width:134.65pt;height:261.65pt;z-index:251667968;mso-position-horizontal-relative:page;mso-position-vertical-relative:page;mso-width-relative:margin;mso-height-relative:margin" coordsize="17094,33223" o:gfxdata="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">
+              <v:group w14:anchorId="789743EB" id="群組 21" o:spid="_x0000_s1026" style="position:absolute;margin-left:538.15pt;margin-top:28.9pt;width:134.65pt;height:261.65pt;z-index:251663360;mso-position-horizontal-relative:page;mso-position-vertical-relative:page;mso-width-relative:margin;mso-height-relative:margin" coordsize="17094,33223" o:gfxdata="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">
                 <v:shapetype id="_x0000_t75" coordsize="21600,21600" o:spt="75" o:preferrelative="t" path="m@4@5l@4@11@9@11@9@5xe" filled="f" stroked="f">
                   <v:stroke joinstyle="miter"/>
                   <v:formulas>
@@ -3589,10 +4163,11 @@
                   <v:path o:extrusionok="f" gradientshapeok="t" o:connecttype="rect"/>
                   <o:lock v:ext="edit" aspectratio="t"/>
                 </v:shapetype>
-                <v:shape id="圖片 18" o:spid="_x0000_s1027" type="#_x0000_t75" style="position:absolute;left:-8065;top:8065;width:33223;height:17094;rotation:90;visibility:visible;mso-wrap-style:square" o:gfxdata="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">
+                <v:shape id="圖片 18" o:spid="_x0000_s1027" type="#_x0000_t75" style="position:absolute;left:-8065;top:8065;width:33223;height:17094;rotation:90;visibility:visible;mso-wrap-style:square" o:gfxdata="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">
                   <v:imagedata r:id="rId10" o:title=""/>
+                  <v:path arrowok="t"/>
                 </v:shape>
-                <v:roundrect id="圓角矩形 7" o:spid="_x0000_s1028" style="position:absolute;left:1666;top:2875;width:14086;height:28296;visibility:visible;mso-wrap-style:square;v-text-anchor:top" arcsize="3131f" o:gfxdata="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" filled="f" stroked="f" strokeweight="2.5pt">
+                <v:roundrect id="圓角矩形 7" o:spid="_x0000_s1028" style="position:absolute;left:1666;top:2875;width:14086;height:28296;visibility:visible;mso-wrap-style:square;v-text-anchor:top" arcsize="3131f" o:gfxdata="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" filled="f" stroked="f" strokeweight="2.5pt">
                   <v:stroke joinstyle="miter"/>
                   <v:textbox style="layout-flow:vertical-ideographic" inset="1mm,1mm,1mm,1mm">
                     <w:txbxContent>
@@ -3652,9 +4227,10 @@
       <w:r>
         <w:rPr>
           <w:noProof/>
+          <w:lang w:bidi="he-IL"/>
         </w:rPr>
         <w:drawing>
-          <wp:anchor distT="0" distB="0" distL="114300" distR="114300" simplePos="0" relativeHeight="251659776" behindDoc="0" locked="0" layoutInCell="1" allowOverlap="1" wp14:anchorId="0030E694" wp14:editId="21F3EAF6">
+          <wp:anchor distT="0" distB="0" distL="114300" distR="114300" simplePos="0" relativeHeight="251659264" behindDoc="0" locked="0" layoutInCell="1" allowOverlap="1" wp14:anchorId="0030E694" wp14:editId="43CE4006">
             <wp:simplePos x="0" y="0"/>
             <wp:positionH relativeFrom="column">
               <wp:posOffset>2160905</wp:posOffset>
@@ -3712,9 +4288,10 @@
       <w:r>
         <w:rPr>
           <w:noProof/>
+          <w:lang w:bidi="he-IL"/>
         </w:rPr>
         <w:drawing>
-          <wp:anchor distT="0" distB="0" distL="114300" distR="114300" simplePos="0" relativeHeight="251652608" behindDoc="0" locked="0" layoutInCell="1" allowOverlap="1" wp14:anchorId="7EAAEB92" wp14:editId="295EDA5B">
+          <wp:anchor distT="0" distB="0" distL="114300" distR="114300" simplePos="0" relativeHeight="251655168" behindDoc="0" locked="0" layoutInCell="1" allowOverlap="1" wp14:anchorId="7EAAEB92" wp14:editId="5A7AFFA5">
             <wp:simplePos x="0" y="0"/>
             <wp:positionH relativeFrom="column">
               <wp:posOffset>2362835</wp:posOffset>
@@ -3792,11 +4369,12 @@
       <w:r>
         <w:rPr>
           <w:noProof/>
+          <w:lang w:bidi="he-IL"/>
         </w:rPr>
         <mc:AlternateContent>
           <mc:Choice Requires="wpg">
             <w:drawing>
-              <wp:anchor distT="0" distB="0" distL="114300" distR="114300" simplePos="0" relativeHeight="251663872" behindDoc="0" locked="0" layoutInCell="1" allowOverlap="1" wp14:anchorId="5DF93223" wp14:editId="36EBA5FB">
+              <wp:anchor distT="0" distB="0" distL="114300" distR="114300" simplePos="0" relativeHeight="251661312" behindDoc="0" locked="0" layoutInCell="1" allowOverlap="1" wp14:anchorId="5DF93223" wp14:editId="3BAE3223">
                 <wp:simplePos x="0" y="0"/>
                 <wp:positionH relativeFrom="page">
                   <wp:posOffset>6779895</wp:posOffset>
@@ -5596,12 +6174,12 @@
           </mc:Choice>
           <mc:Fallback>
             <w:pict>
-              <v:group w14:anchorId="5DF93223" id="群組 24" o:spid="_x0000_s1029" style="position:absolute;margin-left:533.85pt;margin-top:298.55pt;width:140.3pt;height:259.35pt;z-index:251663872;mso-position-horizontal-relative:page;mso-position-vertical-relative:page;mso-width-relative:margin;mso-height-relative:margin" coordsize="17818,32941" o:gfxdata="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">
+              <v:group w14:anchorId="5DF93223" id="群組 24" o:spid="_x0000_s1029" style="position:absolute;margin-left:533.85pt;margin-top:298.55pt;width:140.3pt;height:259.35pt;z-index:251661312;mso-position-horizontal-relative:page;mso-position-vertical-relative:page;mso-width-relative:margin;mso-height-relative:margin" coordsize="17818,32941" o:gfxdata="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">
                 <v:shapetype id="_x0000_t202" coordsize="21600,21600" o:spt="202" path="m,l,21600r21600,l21600,xe">
                   <v:stroke joinstyle="miter"/>
                   <v:path gradientshapeok="t" o:connecttype="rect"/>
                 </v:shapetype>
-                <v:shape id="_x0000_s1030" type="#_x0000_t202" style="position:absolute;left:351;top:293;width:17279;height:32590;visibility:visible;mso-wrap-style:square;v-text-anchor:top" o:gfxdata="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" stroked="f">
+                <v:shape id="_x0000_s1030" type="#_x0000_t202" style="position:absolute;left:351;top:293;width:17279;height:32590;visibility:visible;mso-wrap-style:square;v-text-anchor:top" o:gfxdata="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" stroked="f">
                   <v:textbox inset="0,0,0,0">
                     <w:txbxContent>
                       <w:p>
@@ -7291,7 +7869,7 @@
                     </w:txbxContent>
                   </v:textbox>
                 </v:shape>
-                <v:roundrect id="圓角矩形 5" o:spid="_x0000_s1031" style="position:absolute;width:17818;height:32941;visibility:visible;mso-wrap-style:square;v-text-anchor:middle" arcsize="2169f" o:gfxdata="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" filled="f" strokecolor="#5a5a5a [2109]" strokeweight="2.5pt">
+                <v:roundrect id="圓角矩形 5" o:spid="_x0000_s1031" style="position:absolute;width:17818;height:32941;visibility:visible;mso-wrap-style:square;v-text-anchor:middle" arcsize="2169f" o:gfxdata="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" filled="f" strokecolor="#5a5a5a [2109]" strokeweight="2.5pt">
                   <v:stroke joinstyle="miter"/>
                 </v:roundrect>
                 <w10:wrap anchorx="page" anchory="page"/>
@@ -7348,11 +7926,12 @@
         <w:rPr>
           <w:rFonts w:ascii="Barlow Condensed Medium" w:hAnsi="Barlow Condensed Medium"/>
           <w:noProof/>
+          <w:lang w:bidi="he-IL"/>
         </w:rPr>
         <mc:AlternateContent>
           <mc:Choice Requires="wpg">
             <w:drawing>
-              <wp:anchor distT="0" distB="0" distL="114300" distR="114300" simplePos="0" relativeHeight="251646464" behindDoc="0" locked="0" layoutInCell="1" allowOverlap="1" wp14:anchorId="0AB0FEB2" wp14:editId="094B6E9F">
+              <wp:anchor distT="0" distB="0" distL="114300" distR="114300" simplePos="0" relativeHeight="251652096" behindDoc="0" locked="0" layoutInCell="1" allowOverlap="1" wp14:anchorId="0AB0FEB2" wp14:editId="24C63059">
                 <wp:simplePos x="0" y="0"/>
                 <wp:positionH relativeFrom="page">
                   <wp:posOffset>6786880</wp:posOffset>
@@ -8328,8 +8907,8 @@
           </mc:Choice>
           <mc:Fallback>
             <w:pict>
-              <v:group w14:anchorId="0AB0FEB2" id="群組 19" o:spid="_x0000_s1032" style="position:absolute;left:0;text-align:left;margin-left:534.4pt;margin-top:567.3pt;width:140.6pt;height:130.1pt;z-index:251646464;mso-position-horizontal-relative:page;mso-position-vertical-relative:page;mso-width-relative:margin;mso-height-relative:margin" coordorigin="108" coordsize="17868,16510" o:gfxdata="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">
-                <v:shape id="_x0000_s1033" type="#_x0000_t202" style="position:absolute;left:317;top:444;width:17634;height:15621;visibility:visible;mso-wrap-style:square;v-text-anchor:top" o:gfxdata="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" stroked="f">
+              <v:group w14:anchorId="0AB0FEB2" id="群組 19" o:spid="_x0000_s1032" style="position:absolute;left:0;text-align:left;margin-left:534.4pt;margin-top:567.3pt;width:140.6pt;height:130.1pt;z-index:251652096;mso-position-horizontal-relative:page;mso-position-vertical-relative:page;mso-width-relative:margin;mso-height-relative:margin" coordorigin="108" coordsize="17868,16510" o:gfxdata="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">
+                <v:shape id="_x0000_s1033" type="#_x0000_t202" style="position:absolute;left:317;top:444;width:17634;height:15621;visibility:visible;mso-wrap-style:square;v-text-anchor:top" o:gfxdata="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" stroked="f">
                   <v:textbox inset="0,0,0,0">
                     <w:txbxContent>
                       <w:p>
@@ -9195,7 +9774,7 @@
                     </w:txbxContent>
                   </v:textbox>
                 </v:shape>
-                <v:roundrect id="圓角矩形 25" o:spid="_x0000_s1034" style="position:absolute;left:108;width:17869;height:16510;visibility:visible;mso-wrap-style:square;v-text-anchor:middle" arcsize="4542f" o:gfxdata="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" filled="f" strokecolor="#5a5a5a [2109]" strokeweight="2.5pt">
+                <v:roundrect id="圓角矩形 25" o:spid="_x0000_s1034" style="position:absolute;left:108;width:17869;height:16510;visibility:visible;mso-wrap-style:square;v-text-anchor:middle" arcsize="4542f" o:gfxdata="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" filled="f" strokecolor="#5a5a5a [2109]" strokeweight="2.5pt">
                   <v:stroke joinstyle="miter"/>
                 </v:roundrect>
                 <w10:wrap anchorx="page" anchory="page"/>
@@ -9242,11 +9821,12 @@
         <w:rPr>
           <w:rFonts w:ascii="Barlow Condensed Medium" w:hAnsi="Barlow Condensed Medium"/>
           <w:noProof/>
+          <w:lang w:bidi="he-IL"/>
         </w:rPr>
         <mc:AlternateContent>
           <mc:Choice Requires="wps">
             <w:drawing>
-              <wp:anchor distT="45720" distB="45720" distL="114300" distR="114300" simplePos="0" relativeHeight="251674112" behindDoc="0" locked="0" layoutInCell="1" allowOverlap="1" wp14:anchorId="76BD7DFF" wp14:editId="2DDF7479">
+              <wp:anchor distT="45720" distB="45720" distL="114300" distR="114300" simplePos="0" relativeHeight="251666432" behindDoc="0" locked="0" layoutInCell="1" allowOverlap="1" wp14:anchorId="76BD7DFF" wp14:editId="623992AF">
                 <wp:simplePos x="0" y="0"/>
                 <wp:positionH relativeFrom="column">
                   <wp:posOffset>398780</wp:posOffset>
@@ -9363,7 +9943,7 @@
           </mc:Choice>
           <mc:Fallback>
             <w:pict>
-              <v:shape w14:anchorId="76BD7DFF" id="文字方塊 2" o:spid="_x0000_s1035" type="#_x0000_t202" style="position:absolute;margin-left:31.4pt;margin-top:-54.1pt;width:109.8pt;height:110.6pt;z-index:251674112;visibility:visible;mso-wrap-style:square;mso-width-percent:0;mso-height-percent:200;mso-wrap-distance-left:9pt;mso-wrap-distance-top:3.6pt;mso-wrap-distance-right:9pt;mso-wrap-distance-bottom:3.6pt;mso-position-horizontal:absolute;mso-position-horizontal-relative:text;mso-position-vertical:absolute;mso-position-vertical-relative:text;mso-width-percent:0;mso-height-percent:200;mso-width-relative:margin;mso-height-relative:margin;v-text-anchor:top" o:gfxdata="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" filled="f" stroked="f">
+              <v:shape w14:anchorId="76BD7DFF" id="文字方塊 2" o:spid="_x0000_s1035" type="#_x0000_t202" style="position:absolute;margin-left:31.4pt;margin-top:-54.1pt;width:109.8pt;height:110.6pt;z-index:251666432;visibility:visible;mso-wrap-style:square;mso-width-percent:0;mso-height-percent:200;mso-wrap-distance-left:9pt;mso-wrap-distance-top:3.6pt;mso-wrap-distance-right:9pt;mso-wrap-distance-bottom:3.6pt;mso-position-horizontal:absolute;mso-position-horizontal-relative:text;mso-position-vertical:absolute;mso-position-vertical-relative:text;mso-width-percent:0;mso-height-percent:200;mso-width-relative:margin;mso-height-relative:margin;v-text-anchor:top" o:gfxdata="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" filled="f" stroked="f">
                 <v:textbox style="mso-fit-shape-to-text:t" inset="1mm,1mm,1mm,1mm">
                   <w:txbxContent>
                     <w:p>
@@ -9464,11 +10044,12 @@
         <w:rPr>
           <w:rFonts w:ascii="Barlow Condensed Medium" w:hAnsi="Barlow Condensed Medium"/>
           <w:noProof/>
+          <w:lang w:bidi="he-IL"/>
         </w:rPr>
         <mc:AlternateContent>
           <mc:Choice Requires="wps">
             <w:drawing>
-              <wp:anchor distT="0" distB="0" distL="114300" distR="114300" simplePos="0" relativeHeight="251638272" behindDoc="0" locked="0" layoutInCell="1" allowOverlap="1" wp14:anchorId="4775AEF3" wp14:editId="70840DF6">
+              <wp:anchor distT="0" distB="0" distL="114300" distR="114300" simplePos="0" relativeHeight="251648000" behindDoc="0" locked="0" layoutInCell="1" allowOverlap="1" wp14:anchorId="4775AEF3" wp14:editId="55BD20EF">
                 <wp:simplePos x="0" y="0"/>
                 <wp:positionH relativeFrom="column">
                   <wp:posOffset>-11430</wp:posOffset>
@@ -9562,7 +10143,7 @@
           </mc:Choice>
           <mc:Fallback>
             <w:pict>
-              <v:roundrect w14:anchorId="4775AEF3" id="圓角矩形 12" o:spid="_x0000_s1036" style="position:absolute;margin-left:-.9pt;margin-top:16.35pt;width:49.3pt;height:15.45pt;z-index:251638272;visibility:visible;mso-wrap-style:square;mso-width-percent:0;mso-height-percent:0;mso-wrap-distance-left:9pt;mso-wrap-distance-top:0;mso-wrap-distance-right:9pt;mso-wrap-distance-bottom:0;mso-position-horizontal:absolute;mso-position-horizontal-relative:text;mso-position-vertical:absolute;mso-position-vertical-relative:text;mso-width-percent:0;mso-height-percent:0;mso-width-relative:margin;mso-height-relative:margin;v-text-anchor:middle" arcsize="10923f" o:gfxdata="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" fillcolor="#5a5a5a [2109]" stroked="f" strokeweight="1pt">
+              <v:roundrect w14:anchorId="4775AEF3" id="圓角矩形 12" o:spid="_x0000_s1036" style="position:absolute;margin-left:-.9pt;margin-top:16.35pt;width:49.3pt;height:15.45pt;z-index:251648000;visibility:visible;mso-wrap-style:square;mso-width-percent:0;mso-height-percent:0;mso-wrap-distance-left:9pt;mso-wrap-distance-top:0;mso-wrap-distance-right:9pt;mso-wrap-distance-bottom:0;mso-position-horizontal:absolute;mso-position-horizontal-relative:text;mso-position-vertical:absolute;mso-position-vertical-relative:text;mso-width-percent:0;mso-height-percent:0;mso-width-relative:margin;mso-height-relative:margin;v-text-anchor:middle" arcsize="10923f" o:gfxdata="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" fillcolor="#5a5a5a [2109]" stroked="f" strokeweight="1pt">
                 <v:stroke joinstyle="miter"/>
                 <v:textbox inset=".5mm,0,.5mm,0">
                   <w:txbxContent>
@@ -9604,11 +10185,12 @@
         <w:rPr>
           <w:rFonts w:ascii="Barlow Condensed Medium" w:hAnsi="Barlow Condensed Medium"/>
           <w:noProof/>
+          <w:lang w:bidi="he-IL"/>
         </w:rPr>
         <mc:AlternateContent>
           <mc:Choice Requires="wps">
             <w:drawing>
-              <wp:anchor distT="0" distB="0" distL="114300" distR="114300" simplePos="0" relativeHeight="251640320" behindDoc="0" locked="0" layoutInCell="1" allowOverlap="1" wp14:anchorId="196DC3BF" wp14:editId="15188590">
+              <wp:anchor distT="0" distB="0" distL="114300" distR="114300" simplePos="0" relativeHeight="251649024" behindDoc="0" locked="0" layoutInCell="1" allowOverlap="1" wp14:anchorId="196DC3BF" wp14:editId="53A5571A">
                 <wp:simplePos x="0" y="0"/>
                 <wp:positionH relativeFrom="column">
                   <wp:posOffset>-15875</wp:posOffset>
@@ -9702,7 +10284,7 @@
           </mc:Choice>
           <mc:Fallback>
             <w:pict>
-              <v:roundrect w14:anchorId="196DC3BF" id="圓角矩形 14" o:spid="_x0000_s1037" style="position:absolute;margin-left:-1.25pt;margin-top:16.7pt;width:83.6pt;height:15.3pt;z-index:251640320;visibility:visible;mso-wrap-style:square;mso-width-percent:0;mso-height-percent:0;mso-wrap-distance-left:9pt;mso-wrap-distance-top:0;mso-wrap-distance-right:9pt;mso-wrap-distance-bottom:0;mso-position-horizontal:absolute;mso-position-horizontal-relative:text;mso-position-vertical:absolute;mso-position-vertical-relative:text;mso-width-percent:0;mso-height-percent:0;mso-width-relative:margin;mso-height-relative:margin;v-text-anchor:middle" arcsize="10923f" o:gfxdata="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" fillcolor="#5a5a5a [2109]" stroked="f" strokeweight="1pt">
+              <v:roundrect w14:anchorId="196DC3BF" id="圓角矩形 14" o:spid="_x0000_s1037" style="position:absolute;margin-left:-1.25pt;margin-top:16.7pt;width:83.6pt;height:15.3pt;z-index:251649024;visibility:visible;mso-wrap-style:square;mso-width-percent:0;mso-height-percent:0;mso-wrap-distance-left:9pt;mso-wrap-distance-top:0;mso-wrap-distance-right:9pt;mso-wrap-distance-bottom:0;mso-position-horizontal:absolute;mso-position-horizontal-relative:text;mso-position-vertical:absolute;mso-position-vertical-relative:text;mso-width-percent:0;mso-height-percent:0;mso-width-relative:margin;mso-height-relative:margin;v-text-anchor:middle" arcsize="10923f" o:gfxdata="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" fillcolor="#5a5a5a [2109]" stroked="f" strokeweight="1pt">
                 <v:stroke joinstyle="miter"/>
                 <v:textbox inset=".5mm,0,.5mm,0">
                   <w:txbxContent>
@@ -9800,11 +10382,12 @@
         <w:rPr>
           <w:rFonts w:ascii="Barlow Condensed Medium" w:hAnsi="Barlow Condensed Medium"/>
           <w:noProof/>
+          <w:lang w:bidi="he-IL"/>
         </w:rPr>
         <mc:AlternateContent>
           <mc:Choice Requires="wps">
             <w:drawing>
-              <wp:anchor distT="0" distB="0" distL="114300" distR="114300" simplePos="0" relativeHeight="251642368" behindDoc="0" locked="0" layoutInCell="1" allowOverlap="1" wp14:anchorId="1A4DC044" wp14:editId="68C8AE11">
+              <wp:anchor distT="0" distB="0" distL="114300" distR="114300" simplePos="0" relativeHeight="251650048" behindDoc="0" locked="0" layoutInCell="1" allowOverlap="1" wp14:anchorId="1A4DC044" wp14:editId="090B57F7">
                 <wp:simplePos x="0" y="0"/>
                 <wp:positionH relativeFrom="column">
                   <wp:posOffset>-7620</wp:posOffset>
@@ -9898,7 +10481,7 @@
           </mc:Choice>
           <mc:Fallback>
             <w:pict>
-              <v:roundrect w14:anchorId="1A4DC044" id="圓角矩形 9" o:spid="_x0000_s1038" style="position:absolute;margin-left:-.6pt;margin-top:16.6pt;width:30.35pt;height:15.3pt;z-index:251642368;visibility:visible;mso-wrap-style:square;mso-width-percent:0;mso-height-percent:0;mso-wrap-distance-left:9pt;mso-wrap-distance-top:0;mso-wrap-distance-right:9pt;mso-wrap-distance-bottom:0;mso-position-horizontal:absolute;mso-position-horizontal-relative:text;mso-position-vertical:absolute;mso-position-vertical-relative:text;mso-width-percent:0;mso-height-percent:0;mso-width-relative:margin;mso-height-relative:margin;v-text-anchor:middle" arcsize="10923f" o:gfxdata="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" fillcolor="#5a5a5a [2109]" stroked="f" strokeweight="1pt">
+              <v:roundrect w14:anchorId="1A4DC044" id="圓角矩形 9" o:spid="_x0000_s1038" style="position:absolute;margin-left:-.6pt;margin-top:16.6pt;width:30.35pt;height:15.3pt;z-index:251650048;visibility:visible;mso-wrap-style:square;mso-width-percent:0;mso-height-percent:0;mso-wrap-distance-left:9pt;mso-wrap-distance-top:0;mso-wrap-distance-right:9pt;mso-wrap-distance-bottom:0;mso-position-horizontal:absolute;mso-position-horizontal-relative:text;mso-position-vertical:absolute;mso-position-vertical-relative:text;mso-width-percent:0;mso-height-percent:0;mso-width-relative:margin;mso-height-relative:margin;v-text-anchor:middle" arcsize="10923f" o:gfxdata="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" fillcolor="#5a5a5a [2109]" stroked="f" strokeweight="1pt">
                 <v:stroke joinstyle="miter"/>
                 <v:textbox inset=".5mm,0,.5mm,0">
                   <w:txbxContent>
@@ -9996,9 +10579,10 @@
         <w:rPr>
           <w:rFonts w:ascii="Barlow Condensed Medium" w:hAnsi="Barlow Condensed Medium"/>
           <w:noProof/>
+          <w:lang w:bidi="he-IL"/>
         </w:rPr>
         <w:drawing>
-          <wp:anchor distT="0" distB="0" distL="114300" distR="114300" simplePos="0" relativeHeight="251650560" behindDoc="1" locked="0" layoutInCell="1" allowOverlap="1" wp14:anchorId="2AA2D55C" wp14:editId="75CAAA53">
+          <wp:anchor distT="0" distB="0" distL="114300" distR="114300" simplePos="0" relativeHeight="251654144" behindDoc="1" locked="0" layoutInCell="1" allowOverlap="1" wp14:anchorId="2AA2D55C" wp14:editId="133A5834">
             <wp:simplePos x="0" y="0"/>
             <wp:positionH relativeFrom="margin">
               <wp:posOffset>11616727</wp:posOffset>
@@ -10064,11 +10648,12 @@
         <w:rPr>
           <w:rFonts w:ascii="Barlow Condensed Medium" w:hAnsi="Barlow Condensed Medium"/>
           <w:noProof/>
+          <w:lang w:bidi="he-IL"/>
         </w:rPr>
         <mc:AlternateContent>
           <mc:Choice Requires="wps">
             <w:drawing>
-              <wp:anchor distT="0" distB="0" distL="114300" distR="114300" simplePos="0" relativeHeight="251644416" behindDoc="0" locked="0" layoutInCell="1" allowOverlap="1" wp14:anchorId="03BFD3A3" wp14:editId="7AF51E6C">
+              <wp:anchor distT="0" distB="0" distL="114300" distR="114300" simplePos="0" relativeHeight="251651072" behindDoc="0" locked="0" layoutInCell="1" allowOverlap="1" wp14:anchorId="03BFD3A3" wp14:editId="40568294">
                 <wp:simplePos x="0" y="0"/>
                 <wp:positionH relativeFrom="column">
                   <wp:posOffset>-5080</wp:posOffset>
@@ -10162,7 +10747,7 @@
           </mc:Choice>
           <mc:Fallback>
             <w:pict>
-              <v:roundrect w14:anchorId="03BFD3A3" id="圓角矩形 13" o:spid="_x0000_s1039" style="position:absolute;margin-left:-.4pt;margin-top:16.65pt;width:49.3pt;height:15.3pt;z-index:251644416;visibility:visible;mso-wrap-style:square;mso-width-percent:0;mso-height-percent:0;mso-wrap-distance-left:9pt;mso-wrap-distance-top:0;mso-wrap-distance-right:9pt;mso-wrap-distance-bottom:0;mso-position-horizontal:absolute;mso-position-horizontal-relative:text;mso-position-vertical:absolute;mso-position-vertical-relative:text;mso-width-percent:0;mso-height-percent:0;mso-width-relative:margin;mso-height-relative:margin;v-text-anchor:middle" arcsize="10923f" o:gfxdata="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" fillcolor="#5a5a5a [2109]" stroked="f" strokeweight="1pt">
+              <v:roundrect w14:anchorId="03BFD3A3" id="圓角矩形 13" o:spid="_x0000_s1039" style="position:absolute;margin-left:-.4pt;margin-top:16.65pt;width:49.3pt;height:15.3pt;z-index:251651072;visibility:visible;mso-wrap-style:square;mso-width-percent:0;mso-height-percent:0;mso-wrap-distance-left:9pt;mso-wrap-distance-top:0;mso-wrap-distance-right:9pt;mso-wrap-distance-bottom:0;mso-position-horizontal:absolute;mso-position-horizontal-relative:text;mso-position-vertical:absolute;mso-position-vertical-relative:text;mso-width-percent:0;mso-height-percent:0;mso-width-relative:margin;mso-height-relative:margin;v-text-anchor:middle" arcsize="10923f" o:gfxdata="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" fillcolor="#5a5a5a [2109]" stroked="f" strokeweight="1pt">
                 <v:stroke joinstyle="miter"/>
                 <v:textbox inset=".5mm,0,.5mm,0">
                   <w:txbxContent>
@@ -10298,11 +10883,12 @@
           <w:rFonts w:ascii="Barlow Condensed Medium" w:eastAsia="華康儷中黑" w:hAnsi="Barlow Condensed Medium"/>
           <w:noProof/>
           <w:w w:val="80"/>
+          <w:lang w:bidi="he-IL"/>
         </w:rPr>
         <mc:AlternateContent>
           <mc:Choice Requires="wps">
             <w:drawing>
-              <wp:anchor distT="45720" distB="45720" distL="114300" distR="114300" simplePos="0" relativeHeight="251672064" behindDoc="0" locked="0" layoutInCell="1" allowOverlap="1" wp14:anchorId="77C1E33A" wp14:editId="289D0135">
+              <wp:anchor distT="45720" distB="45720" distL="114300" distR="114300" simplePos="0" relativeHeight="251665408" behindDoc="0" locked="0" layoutInCell="1" allowOverlap="1" wp14:anchorId="77C1E33A" wp14:editId="51DC50BD">
                 <wp:simplePos x="0" y="0"/>
                 <wp:positionH relativeFrom="column">
                   <wp:posOffset>1361894</wp:posOffset>
@@ -10398,7 +10984,7 @@
           </mc:Choice>
           <mc:Fallback>
             <w:pict>
-              <v:shape w14:anchorId="77C1E33A" id="_x0000_s1040" type="#_x0000_t202" style="position:absolute;margin-left:107.25pt;margin-top:6.2pt;width:125.55pt;height:16.3pt;z-index:251672064;visibility:visible;mso-wrap-style:square;mso-width-percent:0;mso-height-percent:0;mso-wrap-distance-left:9pt;mso-wrap-distance-top:3.6pt;mso-wrap-distance-right:9pt;mso-wrap-distance-bottom:3.6pt;mso-position-horizontal:absolute;mso-position-horizontal-relative:text;mso-position-vertical:absolute;mso-position-vertical-relative:text;mso-width-percent:0;mso-height-percent:0;mso-width-relative:margin;mso-height-relative:margin;v-text-anchor:top" o:gfxdata="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" filled="f" stroked="f">
+              <v:shape w14:anchorId="77C1E33A" id="_x0000_s1040" type="#_x0000_t202" style="position:absolute;margin-left:107.25pt;margin-top:6.2pt;width:125.55pt;height:16.3pt;z-index:251665408;visibility:visible;mso-wrap-style:square;mso-width-percent:0;mso-height-percent:0;mso-wrap-distance-left:9pt;mso-wrap-distance-top:3.6pt;mso-wrap-distance-right:9pt;mso-wrap-distance-bottom:3.6pt;mso-position-horizontal:absolute;mso-position-horizontal-relative:text;mso-position-vertical:absolute;mso-position-vertical-relative:text;mso-width-percent:0;mso-height-percent:0;mso-width-relative:margin;mso-height-relative:margin;v-text-anchor:top" o:gfxdata="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" filled="f" stroked="f">
                 <v:textbox inset="0,0,0,0">
                   <w:txbxContent>
                     <w:p>
@@ -11263,11 +11849,12 @@
                 <w:color w:val="000000" w:themeColor="text1"/>
                 <w:sz w:val="18"/>
                 <w:szCs w:val="18"/>
+                <w:lang w:bidi="he-IL"/>
               </w:rPr>
               <mc:AlternateContent>
                 <mc:Choice Requires="wps">
                   <w:drawing>
-                    <wp:anchor distT="0" distB="0" distL="114300" distR="114300" simplePos="0" relativeHeight="251665920" behindDoc="0" locked="0" layoutInCell="1" allowOverlap="1" wp14:anchorId="343BC9BA" wp14:editId="2A441E5B">
+                    <wp:anchor distT="0" distB="0" distL="114300" distR="114300" simplePos="0" relativeHeight="251662336" behindDoc="0" locked="0" layoutInCell="1" allowOverlap="1" wp14:anchorId="343BC9BA" wp14:editId="0C124EDC">
                       <wp:simplePos x="0" y="0"/>
                       <wp:positionH relativeFrom="column">
                         <wp:posOffset>-8597</wp:posOffset>
@@ -11362,7 +11949,7 @@
                 </mc:Choice>
                 <mc:Fallback>
                   <w:pict>
-                    <v:rect w14:anchorId="343BC9BA" id="矩形 8" o:spid="_x0000_s1041" style="position:absolute;left:0;text-align:left;margin-left:-.7pt;margin-top:2.7pt;width:18.75pt;height:92.3pt;z-index:251665920;visibility:visible;mso-wrap-style:square;mso-width-percent:0;mso-height-percent:0;mso-wrap-distance-left:9pt;mso-wrap-distance-top:0;mso-wrap-distance-right:9pt;mso-wrap-distance-bottom:0;mso-position-horizontal:absolute;mso-position-horizontal-relative:text;mso-position-vertical:absolute;mso-position-vertical-relative:text;mso-width-percent:0;mso-height-percent:0;mso-width-relative:margin;mso-height-relative:margin;v-text-anchor:middle" o:gfxdata="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" fillcolor="#5a5a5a [2109]" stroked="f" strokeweight="1pt">
+                    <v:rect w14:anchorId="343BC9BA" id="矩形 8" o:spid="_x0000_s1041" style="position:absolute;left:0;text-align:left;margin-left:-.7pt;margin-top:2.7pt;width:18.75pt;height:92.3pt;z-index:251662336;visibility:visible;mso-wrap-style:square;mso-width-percent:0;mso-height-percent:0;mso-wrap-distance-left:9pt;mso-wrap-distance-top:0;mso-wrap-distance-right:9pt;mso-wrap-distance-bottom:0;mso-position-horizontal:absolute;mso-position-horizontal-relative:text;mso-position-vertical:absolute;mso-position-vertical-relative:text;mso-width-percent:0;mso-height-percent:0;mso-width-relative:margin;mso-height-relative:margin;v-text-anchor:middle" o:gfxdata="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" fillcolor="#5a5a5a [2109]" stroked="f" strokeweight="1pt">
                       <v:textbox style="layout-flow:vertical-ideographic" inset="1mm,1mm,1mm,1mm">
                         <w:txbxContent>
                           <w:p>
@@ -12325,11 +12912,12 @@
                 <w:color w:val="000000" w:themeColor="text1"/>
                 <w:sz w:val="18"/>
                 <w:szCs w:val="18"/>
+                <w:lang w:bidi="he-IL"/>
               </w:rPr>
               <mc:AlternateContent>
                 <mc:Choice Requires="wps">
                   <w:drawing>
-                    <wp:anchor distT="0" distB="0" distL="114300" distR="114300" simplePos="0" relativeHeight="251658240" behindDoc="0" locked="0" layoutInCell="1" allowOverlap="1" wp14:anchorId="363672F5" wp14:editId="124D4335">
+                    <wp:anchor distT="0" distB="0" distL="114300" distR="114300" simplePos="0" relativeHeight="251658240" behindDoc="0" locked="0" layoutInCell="1" allowOverlap="1" wp14:anchorId="363672F5" wp14:editId="35680C7D">
                       <wp:simplePos x="0" y="0"/>
                       <wp:positionH relativeFrom="column">
                         <wp:posOffset>-8743</wp:posOffset>
@@ -12424,7 +13012,7 @@
                 </mc:Choice>
                 <mc:Fallback>
                   <w:pict>
-                    <v:rect w14:anchorId="363672F5" id="矩形 10" o:spid="_x0000_s1042" style="position:absolute;left:0;text-align:left;margin-left:-.7pt;margin-top:12.9pt;width:19.25pt;height:42.9pt;z-index:251658240;visibility:visible;mso-wrap-style:square;mso-width-percent:0;mso-height-percent:0;mso-wrap-distance-left:9pt;mso-wrap-distance-top:0;mso-wrap-distance-right:9pt;mso-wrap-distance-bottom:0;mso-position-horizontal:absolute;mso-position-horizontal-relative:text;mso-position-vertical:absolute;mso-position-vertical-relative:text;mso-width-percent:0;mso-height-percent:0;mso-width-relative:margin;mso-height-relative:margin;v-text-anchor:middle" o:gfxdata="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" fillcolor="#5a5a5a [2109]" stroked="f" strokeweight="1pt">
+                    <v:rect w14:anchorId="363672F5" id="矩形 10" o:spid="_x0000_s1042" style="position:absolute;left:0;text-align:left;margin-left:-.7pt;margin-top:12.9pt;width:19.25pt;height:42.9pt;z-index:251658240;visibility:visible;mso-wrap-style:square;mso-width-percent:0;mso-height-percent:0;mso-wrap-distance-left:9pt;mso-wrap-distance-top:0;mso-wrap-distance-right:9pt;mso-wrap-distance-bottom:0;mso-position-horizontal:absolute;mso-position-horizontal-relative:text;mso-position-vertical:absolute;mso-position-vertical-relative:text;mso-width-percent:0;mso-height-percent:0;mso-width-relative:margin;mso-height-relative:margin;v-text-anchor:middle" o:gfxdata="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" fillcolor="#5a5a5a [2109]" stroked="f" strokeweight="1pt">
                       <v:textbox style="layout-flow:vertical-ideographic" inset="1mm,1mm,1mm,1mm">
                         <w:txbxContent>
                           <w:p>
@@ -13081,11 +13669,12 @@
                 <w:color w:val="000000" w:themeColor="text1"/>
                 <w:sz w:val="18"/>
                 <w:szCs w:val="18"/>
+                <w:lang w:bidi="he-IL"/>
               </w:rPr>
               <mc:AlternateContent>
                 <mc:Choice Requires="wps">
                   <w:drawing>
-                    <wp:anchor distT="0" distB="0" distL="114300" distR="114300" simplePos="0" relativeHeight="251657728" behindDoc="0" locked="0" layoutInCell="1" allowOverlap="1" wp14:anchorId="4D37C684" wp14:editId="3917F9EF">
+                    <wp:anchor distT="0" distB="0" distL="114300" distR="114300" simplePos="0" relativeHeight="251656192" behindDoc="0" locked="0" layoutInCell="1" allowOverlap="1" wp14:anchorId="4D37C684" wp14:editId="73B3E495">
                       <wp:simplePos x="0" y="0"/>
                       <wp:positionH relativeFrom="column">
                         <wp:posOffset>-8597</wp:posOffset>
@@ -13188,7 +13777,7 @@
                 </mc:Choice>
                 <mc:Fallback>
                   <w:pict>
-                    <v:rect w14:anchorId="4D37C684" id="矩形 11" o:spid="_x0000_s1043" style="position:absolute;left:0;text-align:left;margin-left:-.7pt;margin-top:1.65pt;width:19.25pt;height:111.25pt;z-index:251657728;visibility:visible;mso-wrap-style:square;mso-width-percent:0;mso-height-percent:0;mso-wrap-distance-left:9pt;mso-wrap-distance-top:0;mso-wrap-distance-right:9pt;mso-wrap-distance-bottom:0;mso-position-horizontal:absolute;mso-position-horizontal-relative:text;mso-position-vertical:absolute;mso-position-vertical-relative:text;mso-width-percent:0;mso-height-percent:0;mso-width-relative:margin;mso-height-relative:margin;v-text-anchor:middle" o:gfxdata="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" fillcolor="#5a5a5a [2109]" stroked="f" strokeweight="1pt">
+                    <v:rect w14:anchorId="4D37C684" id="矩形 11" o:spid="_x0000_s1043" style="position:absolute;left:0;text-align:left;margin-left:-.7pt;margin-top:1.65pt;width:19.25pt;height:111.25pt;z-index:251656192;visibility:visible;mso-wrap-style:square;mso-width-percent:0;mso-height-percent:0;mso-wrap-distance-left:9pt;mso-wrap-distance-top:0;mso-wrap-distance-right:9pt;mso-wrap-distance-bottom:0;mso-position-horizontal:absolute;mso-position-horizontal-relative:text;mso-position-vertical:absolute;mso-position-vertical-relative:text;mso-width-percent:0;mso-height-percent:0;mso-width-relative:margin;mso-height-relative:margin;v-text-anchor:middle" o:gfxdata="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" fillcolor="#5a5a5a [2109]" stroked="f" strokeweight="1pt">
                       <v:textbox style="layout-flow:vertical-ideographic" inset="1mm,1mm,1mm,1mm">
                         <w:txbxContent>
                           <w:p>
@@ -14892,11 +15481,12 @@
         <w:rPr>
           <w:rFonts w:ascii="Bahnschrift SemiBold Condensed" w:eastAsia="華康細黑體" w:hAnsi="Bahnschrift SemiBold Condensed"/>
           <w:noProof/>
+          <w:lang w:bidi="he-IL"/>
         </w:rPr>
         <mc:AlternateContent>
           <mc:Choice Requires="wps">
             <w:drawing>
-              <wp:anchor distT="0" distB="0" distL="114300" distR="114300" simplePos="0" relativeHeight="251648512" behindDoc="0" locked="0" layoutInCell="1" allowOverlap="1" wp14:anchorId="6DA36581" wp14:editId="67DC09B5">
+              <wp:anchor distT="0" distB="0" distL="114300" distR="114300" simplePos="0" relativeHeight="251653120" behindDoc="0" locked="0" layoutInCell="1" allowOverlap="1" wp14:anchorId="6DA36581" wp14:editId="57552BC7">
                 <wp:simplePos x="0" y="0"/>
                 <wp:positionH relativeFrom="page">
                   <wp:posOffset>8734425</wp:posOffset>
@@ -14954,7 +15544,7 @@
           </mc:Choice>
           <mc:Fallback>
             <w:pict>
-              <v:line w14:anchorId="29569E48" id="直線接點 2" o:spid="_x0000_s1026" style="position:absolute;z-index:251648512;visibility:visible;mso-wrap-style:square;mso-height-percent:0;mso-wrap-distance-left:9pt;mso-wrap-distance-top:0;mso-wrap-distance-right:9pt;mso-wrap-distance-bottom:0;mso-position-horizontal:absolute;mso-position-horizontal-relative:page;mso-position-vertical:absolute;mso-position-vertical-relative:page;mso-height-percent:0;mso-height-relative:margin" from="687.75pt,19.85pt" to="687.75pt,709.8pt" o:gfxdata="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" strokecolor="black [3213]" strokeweight=".5pt">
+              <v:line w14:anchorId="6B40FBD5" id="直線接點 2" o:spid="_x0000_s1026" style="position:absolute;z-index:251653120;visibility:visible;mso-wrap-style:square;mso-height-percent:0;mso-wrap-distance-left:9pt;mso-wrap-distance-top:0;mso-wrap-distance-right:9pt;mso-wrap-distance-bottom:0;mso-position-horizontal:absolute;mso-position-horizontal-relative:page;mso-position-vertical:absolute;mso-position-vertical-relative:page;mso-height-percent:0;mso-height-relative:margin" from="687.75pt,19.85pt" to="687.75pt,709.8pt" o:gfxdata="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" strokecolor="black [3213]" strokeweight=".5pt">
                 <v:stroke dashstyle="3 1" joinstyle="miter"/>
                 <w10:wrap anchorx="page" anchory="page"/>
               </v:line>
@@ -15869,7 +16459,7 @@
                 <w:rFonts w:ascii="Barlow Condensed Medium" w:eastAsia="標楷體" w:hAnsi="Barlow Condensed Medium" w:cstheme="minorHAnsi" w:hint="eastAsia"/>
                 <w:w w:val="80"/>
               </w:rPr>
-              <w:t>15</w:t>
+              <w:t>--</w:t>
             </w:r>
           </w:p>
         </w:tc>
@@ -16181,7 +16771,7 @@
                 <w:rFonts w:ascii="Barlow Condensed Medium" w:eastAsia="標楷體" w:hAnsi="Barlow Condensed Medium" w:cstheme="minorHAnsi" w:hint="eastAsia"/>
                 <w:w w:val="80"/>
               </w:rPr>
-              <w:t>64</w:t>
+              <w:t>65</w:t>
             </w:r>
           </w:p>
         </w:tc>
@@ -16461,7 +17051,7 @@
                 <w:rFonts w:ascii="Barlow Condensed Medium" w:eastAsia="標楷體" w:hAnsi="Barlow Condensed Medium" w:cstheme="minorHAnsi" w:hint="eastAsia"/>
                 <w:w w:val="80"/>
               </w:rPr>
-              <w:t>17</w:t>
+              <w:t>9</w:t>
             </w:r>
           </w:p>
         </w:tc>
@@ -17017,7 +17607,7 @@
                 <w:rFonts w:ascii="Barlow Condensed Medium" w:eastAsia="標楷體" w:hAnsi="Barlow Condensed Medium" w:cstheme="minorHAnsi" w:hint="eastAsia"/>
                 <w:w w:val="80"/>
               </w:rPr>
-              <w:t>13</w:t>
+              <w:t>--</w:t>
             </w:r>
           </w:p>
         </w:tc>
@@ -17293,7 +17883,7 @@
                 <w:rFonts w:ascii="Barlow Condensed Medium" w:eastAsia="標楷體" w:hAnsi="Barlow Condensed Medium" w:cstheme="minorHAnsi" w:hint="eastAsia"/>
                 <w:w w:val="80"/>
               </w:rPr>
-              <w:t>--</w:t>
+              <w:t>17</w:t>
             </w:r>
           </w:p>
         </w:tc>
@@ -17562,7 +18152,7 @@
                 <w:rFonts w:ascii="Barlow Condensed Medium" w:eastAsia="標楷體" w:hAnsi="Barlow Condensed Medium" w:cstheme="minorHAnsi" w:hint="eastAsia"/>
                 <w:w w:val="80"/>
               </w:rPr>
-              <w:t>14</w:t>
+              <w:t>17</w:t>
             </w:r>
           </w:p>
         </w:tc>
@@ -18017,7 +18607,7 @@
                 <w:rFonts w:ascii="Barlow Condensed Medium" w:eastAsia="標楷體" w:hAnsi="Barlow Condensed Medium" w:cstheme="minorHAnsi" w:hint="eastAsia"/>
                 <w:w w:val="80"/>
               </w:rPr>
-              <w:t>--</w:t>
+              <w:t>5</w:t>
             </w:r>
           </w:p>
         </w:tc>
@@ -18410,8 +19000,10 @@
               <w:rPr>
                 <w:rFonts w:ascii="標楷體" w:eastAsia="標楷體" w:hAnsi="標楷體" w:hint="eastAsia"/>
               </w:rPr>
-              <w:t>葉文蒂</w:t>
-            </w:r>
+              <w:t>劉容榕</w:t>
+            </w:r>
+            <w:bookmarkStart w:id="6" w:name="_GoBack"/>
+            <w:bookmarkEnd w:id="6"/>
           </w:p>
         </w:tc>
         <w:tc>
@@ -19155,7 +19747,7 @@
                 <w:rFonts w:ascii="Barlow Condensed Medium" w:eastAsia="標楷體" w:hAnsi="Barlow Condensed Medium" w:cstheme="minorHAnsi" w:hint="eastAsia"/>
                 <w:w w:val="80"/>
               </w:rPr>
-              <w:t>12</w:t>
+              <w:t>--</w:t>
             </w:r>
           </w:p>
         </w:tc>
@@ -19435,7 +20027,7 @@
                 <w:rFonts w:ascii="Barlow Condensed Medium" w:eastAsia="標楷體" w:hAnsi="Barlow Condensed Medium" w:cstheme="minorHAnsi" w:hint="eastAsia"/>
                 <w:w w:val="80"/>
               </w:rPr>
-              <w:t>--</w:t>
+              <w:t>13</w:t>
             </w:r>
           </w:p>
         </w:tc>
@@ -20010,7 +20602,7 @@
                 <w:rFonts w:ascii="Barlow Condensed Medium" w:eastAsia="標楷體" w:hAnsi="Barlow Condensed Medium" w:cstheme="minorHAnsi" w:hint="eastAsia"/>
                 <w:w w:val="80"/>
               </w:rPr>
-              <w:t>5</w:t>
+              <w:t>3</w:t>
             </w:r>
           </w:p>
         </w:tc>
@@ -20781,7 +21373,6 @@
                 <w:rFonts w:ascii="Barlow Condensed Medium" w:eastAsia="華康中黑體" w:hAnsi="Barlow Condensed Medium" w:cs="Times New Roman"/>
                 <w:w w:val="80"/>
                 <w:szCs w:val="24"/>
-                <w:highlight w:val="yellow"/>
               </w:rPr>
             </w:pPr>
             <w:r>
@@ -20789,7 +21380,6 @@
                 <w:rFonts w:ascii="Barlow Condensed Medium" w:eastAsia="華康中黑體" w:hAnsi="Barlow Condensed Medium" w:cstheme="minorHAnsi"/>
                 <w:w w:val="80"/>
                 <w:szCs w:val="24"/>
-                <w:highlight w:val="yellow"/>
               </w:rPr>
               <w:sym w:font="Wingdings 2" w:char="F0AE"/>
             </w:r>
@@ -20798,7 +21388,6 @@
                 <w:rFonts w:ascii="Barlow Condensed Medium" w:eastAsia="華康中黑體" w:hAnsi="Barlow Condensed Medium" w:cstheme="minorHAnsi"/>
                 <w:w w:val="80"/>
                 <w:szCs w:val="24"/>
-                <w:highlight w:val="yellow"/>
               </w:rPr>
               <w:t>華語</w:t>
             </w:r>
@@ -20807,7 +21396,6 @@
                 <w:rFonts w:ascii="Barlow Condensed Medium" w:eastAsia="華康中黑體" w:hAnsi="Barlow Condensed Medium" w:cs="Times New Roman"/>
                 <w:w w:val="80"/>
                 <w:szCs w:val="24"/>
-                <w:highlight w:val="yellow"/>
               </w:rPr>
               <w:t>禮拜奉獻</w:t>
             </w:r>
@@ -20816,7 +21404,6 @@
                 <w:rFonts w:ascii="Barlow Condensed Medium" w:eastAsia="華康中黑體" w:hAnsi="Barlow Condensed Medium" w:cs="Times New Roman"/>
                 <w:w w:val="80"/>
                 <w:szCs w:val="24"/>
-                <w:highlight w:val="yellow"/>
               </w:rPr>
               <w:t>:</w:t>
             </w:r>
@@ -20838,7 +21425,6 @@
                 <w:rFonts w:ascii="Barlow Condensed Medium" w:eastAsia="華康中黑體" w:hAnsi="Barlow Condensed Medium" w:cs="Times New Roman"/>
                 <w:w w:val="80"/>
                 <w:szCs w:val="24"/>
-                <w:highlight w:val="yellow"/>
               </w:rPr>
             </w:pPr>
             <w:r>
@@ -20846,7 +21432,6 @@
                 <w:rFonts w:ascii="Barlow Condensed Medium" w:eastAsia="華康中黑體" w:hAnsi="Barlow Condensed Medium" w:cs="Times New Roman" w:hint="eastAsia"/>
                 <w:w w:val="80"/>
                 <w:szCs w:val="24"/>
-                <w:highlight w:val="yellow"/>
               </w:rPr>
               <w:t xml:space="preserve"> </w:t>
             </w:r>
@@ -20870,7 +21455,6 @@
                 <w:rFonts w:ascii="Barlow Condensed Medium" w:eastAsia="華康中黑體" w:hAnsi="Barlow Condensed Medium" w:cs="Times New Roman"/>
                 <w:w w:val="80"/>
                 <w:szCs w:val="24"/>
-                <w:highlight w:val="yellow"/>
               </w:rPr>
             </w:pPr>
             <w:r>
@@ -20878,7 +21462,6 @@
                 <w:rFonts w:ascii="Barlow Condensed Medium" w:eastAsia="華康中黑體" w:hAnsi="Barlow Condensed Medium" w:cstheme="minorHAnsi"/>
                 <w:w w:val="80"/>
                 <w:szCs w:val="24"/>
-                <w:highlight w:val="yellow"/>
               </w:rPr>
               <w:sym w:font="Wingdings 2" w:char="F0AE"/>
             </w:r>
@@ -20887,7 +21470,6 @@
                 <w:rFonts w:ascii="Barlow Condensed Medium" w:eastAsia="華康中黑體" w:hAnsi="Barlow Condensed Medium" w:cstheme="minorHAnsi" w:hint="eastAsia"/>
                 <w:w w:val="80"/>
                 <w:szCs w:val="24"/>
-                <w:highlight w:val="yellow"/>
               </w:rPr>
               <w:t>台語禮拜奉</w:t>
             </w:r>
@@ -20896,7 +21478,6 @@
                 <w:rFonts w:ascii="Barlow Condensed Medium" w:eastAsia="華康中黑體" w:hAnsi="Barlow Condensed Medium" w:cs="Times New Roman"/>
                 <w:w w:val="80"/>
                 <w:szCs w:val="24"/>
-                <w:highlight w:val="yellow"/>
               </w:rPr>
               <w:t>獻</w:t>
             </w:r>
@@ -20905,7 +21486,6 @@
                 <w:rFonts w:ascii="Barlow Condensed Medium" w:eastAsia="華康中黑體" w:hAnsi="Barlow Condensed Medium" w:cs="Times New Roman"/>
                 <w:w w:val="80"/>
                 <w:szCs w:val="24"/>
-                <w:highlight w:val="yellow"/>
               </w:rPr>
               <w:t>:</w:t>
             </w:r>
@@ -20928,7 +21508,6 @@
                 <w:rFonts w:ascii="Barlow Condensed Medium" w:eastAsia="華康中黑體" w:hAnsi="Barlow Condensed Medium" w:cs="Times New Roman"/>
                 <w:w w:val="80"/>
                 <w:szCs w:val="24"/>
-                <w:highlight w:val="yellow"/>
               </w:rPr>
             </w:pPr>
             <w:r>
@@ -20936,7 +21515,6 @@
                 <w:rFonts w:ascii="Barlow Condensed Medium" w:eastAsia="華康中黑體" w:hAnsi="Barlow Condensed Medium" w:cs="Times New Roman" w:hint="eastAsia"/>
                 <w:w w:val="80"/>
                 <w:szCs w:val="24"/>
-                <w:highlight w:val="yellow"/>
               </w:rPr>
               <w:t>3</w:t>
             </w:r>
@@ -20945,7 +21523,6 @@
                 <w:rFonts w:ascii="Barlow Condensed Medium" w:eastAsia="華康中黑體" w:hAnsi="Barlow Condensed Medium" w:cs="Times New Roman"/>
                 <w:w w:val="80"/>
                 <w:szCs w:val="24"/>
-                <w:highlight w:val="yellow"/>
               </w:rPr>
               <w:t>,360</w:t>
             </w:r>
@@ -20968,7 +21545,6 @@
                 <w:rFonts w:ascii="Barlow Condensed Medium" w:eastAsia="華康中黑體" w:hAnsi="Barlow Condensed Medium" w:cs="Times New Roman"/>
                 <w:w w:val="80"/>
                 <w:szCs w:val="24"/>
-                <w:highlight w:val="yellow"/>
               </w:rPr>
             </w:pPr>
           </w:p>
@@ -20991,7 +21567,6 @@
                 <w:rFonts w:ascii="Barlow Condensed Medium" w:eastAsia="華康中黑體" w:hAnsi="Barlow Condensed Medium" w:cs="Times New Roman"/>
                 <w:w w:val="80"/>
                 <w:szCs w:val="24"/>
-                <w:highlight w:val="yellow"/>
               </w:rPr>
             </w:pPr>
           </w:p>
@@ -21017,7 +21592,6 @@
                 <w:rFonts w:ascii="Barlow Condensed Medium" w:eastAsia="華康中黑體" w:hAnsi="Barlow Condensed Medium" w:cstheme="minorHAnsi"/>
                 <w:w w:val="80"/>
                 <w:szCs w:val="24"/>
-                <w:highlight w:val="yellow"/>
               </w:rPr>
             </w:pPr>
             <w:r>
@@ -21025,7 +21599,6 @@
                 <w:rFonts w:ascii="Barlow Condensed Medium" w:eastAsia="華康中黑體" w:hAnsi="Barlow Condensed Medium" w:cstheme="minorHAnsi"/>
                 <w:w w:val="80"/>
                 <w:szCs w:val="24"/>
-                <w:highlight w:val="yellow"/>
               </w:rPr>
               <w:sym w:font="Wingdings 2" w:char="F0AE"/>
             </w:r>
@@ -21034,7 +21607,6 @@
                 <w:rFonts w:ascii="Barlow Condensed Medium" w:eastAsia="華康中黑體" w:hAnsi="Barlow Condensed Medium" w:cstheme="minorHAnsi" w:hint="eastAsia"/>
                 <w:w w:val="80"/>
                 <w:szCs w:val="24"/>
-                <w:highlight w:val="yellow"/>
                 <w:lang w:eastAsia="zh-HK"/>
               </w:rPr>
               <w:t>月定</w:t>
@@ -21044,7 +21616,6 @@
                 <w:rFonts w:ascii="Barlow Condensed Medium" w:eastAsia="華康中黑體" w:hAnsi="Barlow Condensed Medium" w:cstheme="minorHAnsi"/>
                 <w:w w:val="80"/>
                 <w:szCs w:val="24"/>
-                <w:highlight w:val="yellow"/>
               </w:rPr>
               <w:t>奉獻</w:t>
             </w:r>
@@ -21053,7 +21624,6 @@
                 <w:rFonts w:ascii="Barlow Condensed Medium" w:eastAsia="華康中黑體" w:hAnsi="Barlow Condensed Medium" w:cstheme="minorHAnsi"/>
                 <w:w w:val="80"/>
                 <w:szCs w:val="24"/>
-                <w:highlight w:val="yellow"/>
               </w:rPr>
               <w:t>:</w:t>
             </w:r>
@@ -21076,7 +21646,6 @@
                 <w:rFonts w:ascii="Barlow Condensed Medium" w:eastAsia="標楷體" w:hAnsi="Barlow Condensed Medium" w:cstheme="minorHAnsi"/>
                 <w:w w:val="80"/>
                 <w:szCs w:val="24"/>
-                <w:highlight w:val="yellow"/>
               </w:rPr>
             </w:pPr>
             <w:r>
@@ -21084,7 +21653,6 @@
                 <w:rFonts w:ascii="Barlow Condensed Medium" w:eastAsia="標楷體" w:hAnsi="Barlow Condensed Medium" w:cstheme="minorHAnsi" w:hint="eastAsia"/>
                 <w:w w:val="80"/>
                 <w:szCs w:val="24"/>
-                <w:highlight w:val="yellow"/>
               </w:rPr>
               <w:t>16</w:t>
             </w:r>
@@ -21093,7 +21661,6 @@
                 <w:rFonts w:ascii="Barlow Condensed Medium" w:eastAsia="標楷體" w:hAnsi="Barlow Condensed Medium" w:cstheme="minorHAnsi" w:hint="eastAsia"/>
                 <w:w w:val="80"/>
                 <w:szCs w:val="24"/>
-                <w:highlight w:val="yellow"/>
                 <w:lang w:eastAsia="zh-HK"/>
               </w:rPr>
               <w:t>號</w:t>
@@ -21117,7 +21684,6 @@
                 <w:rFonts w:ascii="Barlow Condensed Medium" w:eastAsia="標楷體" w:hAnsi="Barlow Condensed Medium" w:cstheme="minorHAnsi"/>
                 <w:w w:val="80"/>
                 <w:szCs w:val="24"/>
-                <w:highlight w:val="yellow"/>
               </w:rPr>
             </w:pPr>
             <w:r>
@@ -21125,7 +21691,6 @@
                 <w:rFonts w:ascii="Barlow Condensed Medium" w:eastAsia="標楷體" w:hAnsi="Barlow Condensed Medium" w:cstheme="minorHAnsi"/>
                 <w:w w:val="80"/>
                 <w:szCs w:val="24"/>
-                <w:highlight w:val="yellow"/>
               </w:rPr>
               <w:t>8</w:t>
             </w:r>
@@ -21134,7 +21699,6 @@
                 <w:rFonts w:ascii="Barlow Condensed Medium" w:eastAsia="標楷體" w:hAnsi="Barlow Condensed Medium" w:cstheme="minorHAnsi"/>
                 <w:w w:val="80"/>
                 <w:szCs w:val="24"/>
-                <w:highlight w:val="yellow"/>
               </w:rPr>
               <w:t>,</w:t>
             </w:r>
@@ -21143,7 +21707,6 @@
                 <w:rFonts w:ascii="Barlow Condensed Medium" w:eastAsia="標楷體" w:hAnsi="Barlow Condensed Medium" w:cstheme="minorHAnsi"/>
                 <w:w w:val="80"/>
                 <w:szCs w:val="24"/>
-                <w:highlight w:val="yellow"/>
               </w:rPr>
               <w:t>0</w:t>
             </w:r>
@@ -21152,7 +21715,6 @@
                 <w:rFonts w:ascii="Barlow Condensed Medium" w:eastAsia="標楷體" w:hAnsi="Barlow Condensed Medium" w:cstheme="minorHAnsi"/>
                 <w:w w:val="80"/>
                 <w:szCs w:val="24"/>
-                <w:highlight w:val="yellow"/>
               </w:rPr>
               <w:t>00</w:t>
             </w:r>
@@ -21175,7 +21737,6 @@
                 <w:rFonts w:ascii="Barlow Condensed Medium" w:eastAsia="標楷體" w:hAnsi="Barlow Condensed Medium" w:cstheme="minorHAnsi"/>
                 <w:w w:val="80"/>
                 <w:szCs w:val="24"/>
-                <w:highlight w:val="yellow"/>
               </w:rPr>
             </w:pPr>
           </w:p>
@@ -21197,7 +21758,6 @@
                 <w:rFonts w:ascii="Barlow Condensed Medium" w:eastAsia="標楷體" w:hAnsi="Barlow Condensed Medium" w:cstheme="minorHAnsi"/>
                 <w:w w:val="80"/>
                 <w:szCs w:val="24"/>
-                <w:highlight w:val="yellow"/>
               </w:rPr>
             </w:pPr>
           </w:p>
@@ -21220,7 +21780,6 @@
                 <w:rFonts w:ascii="Barlow Condensed Medium" w:eastAsia="標楷體" w:hAnsi="Barlow Condensed Medium" w:cstheme="minorHAnsi"/>
                 <w:w w:val="80"/>
                 <w:szCs w:val="24"/>
-                <w:highlight w:val="yellow"/>
               </w:rPr>
             </w:pPr>
           </w:p>
@@ -21241,7 +21800,6 @@
                 <w:rFonts w:ascii="Barlow Condensed Medium" w:eastAsia="標楷體" w:hAnsi="Barlow Condensed Medium" w:cstheme="minorHAnsi"/>
                 <w:w w:val="80"/>
                 <w:szCs w:val="24"/>
-                <w:highlight w:val="yellow"/>
               </w:rPr>
             </w:pPr>
           </w:p>
@@ -21267,7 +21825,6 @@
                 <w:rFonts w:ascii="Barlow Condensed Medium" w:eastAsia="華康中黑體" w:hAnsi="Barlow Condensed Medium" w:cstheme="minorHAnsi"/>
                 <w:w w:val="80"/>
                 <w:szCs w:val="24"/>
-                <w:highlight w:val="yellow"/>
               </w:rPr>
             </w:pPr>
           </w:p>
@@ -21289,7 +21846,6 @@
                 <w:rFonts w:ascii="Barlow Condensed Medium" w:eastAsia="標楷體" w:hAnsi="Barlow Condensed Medium" w:cstheme="minorHAnsi"/>
                 <w:w w:val="80"/>
                 <w:szCs w:val="24"/>
-                <w:highlight w:val="yellow"/>
               </w:rPr>
             </w:pPr>
           </w:p>
@@ -21311,7 +21867,6 @@
                 <w:rFonts w:ascii="Barlow Condensed Medium" w:eastAsia="標楷體" w:hAnsi="Barlow Condensed Medium" w:cstheme="minorHAnsi"/>
                 <w:w w:val="80"/>
                 <w:szCs w:val="24"/>
-                <w:highlight w:val="yellow"/>
               </w:rPr>
             </w:pPr>
           </w:p>
@@ -21333,7 +21888,6 @@
                 <w:rFonts w:ascii="Barlow Condensed Medium" w:eastAsia="標楷體" w:hAnsi="Barlow Condensed Medium" w:cstheme="minorHAnsi"/>
                 <w:w w:val="80"/>
                 <w:szCs w:val="24"/>
-                <w:highlight w:val="yellow"/>
               </w:rPr>
             </w:pPr>
           </w:p>
@@ -21355,7 +21909,6 @@
                 <w:rFonts w:ascii="Barlow Condensed Medium" w:eastAsia="標楷體" w:hAnsi="Barlow Condensed Medium" w:cstheme="minorHAnsi"/>
                 <w:w w:val="80"/>
                 <w:szCs w:val="24"/>
-                <w:highlight w:val="yellow"/>
               </w:rPr>
             </w:pPr>
           </w:p>
@@ -21378,7 +21931,6 @@
                 <w:rFonts w:ascii="Barlow Condensed Medium" w:eastAsia="標楷體" w:hAnsi="Barlow Condensed Medium" w:cstheme="minorHAnsi"/>
                 <w:w w:val="80"/>
                 <w:szCs w:val="24"/>
-                <w:highlight w:val="yellow"/>
               </w:rPr>
             </w:pPr>
           </w:p>
@@ -21399,7 +21951,6 @@
                 <w:rFonts w:ascii="Barlow Condensed Medium" w:eastAsia="標楷體" w:hAnsi="Barlow Condensed Medium" w:cstheme="minorHAnsi"/>
                 <w:w w:val="80"/>
                 <w:szCs w:val="24"/>
-                <w:highlight w:val="yellow"/>
               </w:rPr>
             </w:pPr>
           </w:p>
@@ -21425,7 +21976,6 @@
                 <w:rFonts w:ascii="Barlow Condensed Medium" w:eastAsia="華康中黑體" w:hAnsi="Barlow Condensed Medium" w:cstheme="minorHAnsi"/>
                 <w:w w:val="80"/>
                 <w:szCs w:val="24"/>
-                <w:highlight w:val="yellow"/>
               </w:rPr>
             </w:pPr>
             <w:r>
@@ -21433,7 +21983,6 @@
                 <w:rFonts w:ascii="Barlow Condensed Medium" w:eastAsia="華康中黑體" w:hAnsi="Barlow Condensed Medium" w:cstheme="minorHAnsi"/>
                 <w:w w:val="80"/>
                 <w:szCs w:val="24"/>
-                <w:highlight w:val="yellow"/>
               </w:rPr>
               <w:sym w:font="Wingdings 2" w:char="F0AE"/>
             </w:r>
@@ -21442,7 +21991,6 @@
                 <w:rFonts w:ascii="Barlow Condensed Medium" w:eastAsia="華康中黑體" w:hAnsi="Barlow Condensed Medium" w:cstheme="minorHAnsi" w:hint="eastAsia"/>
                 <w:w w:val="80"/>
                 <w:szCs w:val="24"/>
-                <w:highlight w:val="yellow"/>
                 <w:lang w:eastAsia="zh-HK"/>
               </w:rPr>
               <w:t>感恩</w:t>
@@ -21452,7 +22000,6 @@
                 <w:rFonts w:ascii="Barlow Condensed Medium" w:eastAsia="華康中黑體" w:hAnsi="Barlow Condensed Medium" w:cstheme="minorHAnsi"/>
                 <w:w w:val="80"/>
                 <w:szCs w:val="24"/>
-                <w:highlight w:val="yellow"/>
               </w:rPr>
               <w:t>奉獻</w:t>
             </w:r>
@@ -21461,7 +22008,6 @@
                 <w:rFonts w:ascii="Barlow Condensed Medium" w:eastAsia="華康中黑體" w:hAnsi="Barlow Condensed Medium" w:cstheme="minorHAnsi"/>
                 <w:w w:val="80"/>
                 <w:szCs w:val="24"/>
-                <w:highlight w:val="yellow"/>
               </w:rPr>
               <w:t>:</w:t>
             </w:r>
@@ -21484,7 +22030,6 @@
                 <w:rFonts w:ascii="Barlow Condensed Medium" w:eastAsia="標楷體" w:hAnsi="Barlow Condensed Medium" w:cstheme="minorHAnsi"/>
                 <w:w w:val="80"/>
                 <w:szCs w:val="24"/>
-                <w:highlight w:val="yellow"/>
               </w:rPr>
             </w:pPr>
             <w:r>
@@ -21492,7 +22037,6 @@
                 <w:rFonts w:ascii="Barlow Condensed Medium" w:eastAsia="標楷體" w:hAnsi="Barlow Condensed Medium" w:cstheme="minorHAnsi" w:hint="eastAsia"/>
                 <w:w w:val="80"/>
                 <w:szCs w:val="24"/>
-                <w:highlight w:val="yellow"/>
               </w:rPr>
               <w:t>12</w:t>
             </w:r>
@@ -21501,7 +22045,6 @@
                 <w:rFonts w:ascii="Barlow Condensed Medium" w:eastAsia="標楷體" w:hAnsi="Barlow Condensed Medium" w:cstheme="minorHAnsi" w:hint="eastAsia"/>
                 <w:w w:val="80"/>
                 <w:szCs w:val="24"/>
-                <w:highlight w:val="yellow"/>
                 <w:lang w:eastAsia="zh-HK"/>
               </w:rPr>
               <w:t>號</w:t>
@@ -21525,7 +22068,6 @@
                 <w:rFonts w:ascii="Barlow Condensed Medium" w:eastAsia="標楷體" w:hAnsi="Barlow Condensed Medium" w:cstheme="minorHAnsi"/>
                 <w:w w:val="80"/>
                 <w:szCs w:val="24"/>
-                <w:highlight w:val="yellow"/>
               </w:rPr>
             </w:pPr>
             <w:r>
@@ -21533,7 +22075,6 @@
                 <w:rFonts w:ascii="Barlow Condensed Medium" w:eastAsia="標楷體" w:hAnsi="Barlow Condensed Medium" w:cstheme="minorHAnsi"/>
                 <w:w w:val="80"/>
                 <w:szCs w:val="24"/>
-                <w:highlight w:val="yellow"/>
               </w:rPr>
               <w:t>2</w:t>
             </w:r>
@@ -21542,7 +22083,6 @@
                 <w:rFonts w:ascii="Barlow Condensed Medium" w:eastAsia="標楷體" w:hAnsi="Barlow Condensed Medium" w:cstheme="minorHAnsi"/>
                 <w:w w:val="80"/>
                 <w:szCs w:val="24"/>
-                <w:highlight w:val="yellow"/>
               </w:rPr>
               <w:t>,0</w:t>
             </w:r>
@@ -21551,7 +22091,6 @@
                 <w:rFonts w:ascii="Barlow Condensed Medium" w:eastAsia="標楷體" w:hAnsi="Barlow Condensed Medium" w:cstheme="minorHAnsi" w:hint="eastAsia"/>
                 <w:w w:val="80"/>
                 <w:szCs w:val="24"/>
-                <w:highlight w:val="yellow"/>
               </w:rPr>
               <w:t>00</w:t>
             </w:r>
@@ -21574,7 +22113,6 @@
                 <w:rFonts w:ascii="Barlow Condensed Medium" w:eastAsia="標楷體" w:hAnsi="Barlow Condensed Medium" w:cstheme="minorHAnsi"/>
                 <w:w w:val="80"/>
                 <w:szCs w:val="24"/>
-                <w:highlight w:val="yellow"/>
               </w:rPr>
             </w:pPr>
             <w:r>
@@ -21582,7 +22120,6 @@
                 <w:rFonts w:ascii="Barlow Condensed Medium" w:eastAsia="標楷體" w:hAnsi="Barlow Condensed Medium" w:cstheme="minorHAnsi" w:hint="eastAsia"/>
                 <w:w w:val="80"/>
                 <w:szCs w:val="24"/>
-                <w:highlight w:val="yellow"/>
               </w:rPr>
               <w:t>39-3</w:t>
             </w:r>
@@ -21591,7 +22128,6 @@
                 <w:rFonts w:ascii="Barlow Condensed Medium" w:eastAsia="標楷體" w:hAnsi="Barlow Condensed Medium" w:cstheme="minorHAnsi" w:hint="eastAsia"/>
                 <w:w w:val="80"/>
                 <w:szCs w:val="24"/>
-                <w:highlight w:val="yellow"/>
                 <w:lang w:eastAsia="zh-HK"/>
               </w:rPr>
               <w:t>號</w:t>
@@ -21615,7 +22151,6 @@
                 <w:rFonts w:ascii="Barlow Condensed Medium" w:eastAsia="標楷體" w:hAnsi="Barlow Condensed Medium" w:cstheme="minorHAnsi"/>
                 <w:w w:val="80"/>
                 <w:szCs w:val="24"/>
-                <w:highlight w:val="yellow"/>
               </w:rPr>
             </w:pPr>
             <w:r>
@@ -21623,7 +22158,6 @@
                 <w:rFonts w:ascii="Barlow Condensed Medium" w:eastAsia="標楷體" w:hAnsi="Barlow Condensed Medium" w:cstheme="minorHAnsi"/>
                 <w:w w:val="80"/>
                 <w:szCs w:val="24"/>
-                <w:highlight w:val="yellow"/>
               </w:rPr>
               <w:t>2,</w:t>
             </w:r>
@@ -21632,7 +22166,6 @@
                 <w:rFonts w:ascii="Barlow Condensed Medium" w:eastAsia="標楷體" w:hAnsi="Barlow Condensed Medium" w:cstheme="minorHAnsi" w:hint="eastAsia"/>
                 <w:w w:val="80"/>
                 <w:szCs w:val="24"/>
-                <w:highlight w:val="yellow"/>
               </w:rPr>
               <w:t>0</w:t>
             </w:r>
@@ -21641,7 +22174,6 @@
                 <w:rFonts w:ascii="Barlow Condensed Medium" w:eastAsia="標楷體" w:hAnsi="Barlow Condensed Medium" w:cstheme="minorHAnsi"/>
                 <w:w w:val="80"/>
                 <w:szCs w:val="24"/>
-                <w:highlight w:val="yellow"/>
               </w:rPr>
               <w:t>00</w:t>
             </w:r>
@@ -21665,7 +22197,6 @@
                 <w:rFonts w:ascii="Barlow Condensed Medium" w:eastAsia="標楷體" w:hAnsi="Barlow Condensed Medium" w:cstheme="minorHAnsi"/>
                 <w:w w:val="80"/>
                 <w:szCs w:val="24"/>
-                <w:highlight w:val="yellow"/>
               </w:rPr>
             </w:pPr>
           </w:p>
@@ -21686,7 +22217,6 @@
                 <w:rFonts w:ascii="Barlow Condensed Medium" w:eastAsia="標楷體" w:hAnsi="Barlow Condensed Medium" w:cstheme="minorHAnsi"/>
                 <w:w w:val="80"/>
                 <w:szCs w:val="24"/>
-                <w:highlight w:val="yellow"/>
               </w:rPr>
             </w:pPr>
           </w:p>
@@ -21712,7 +22242,6 @@
                 <w:rFonts w:ascii="Barlow Condensed Medium" w:eastAsia="華康中黑體" w:hAnsi="Barlow Condensed Medium" w:cstheme="minorHAnsi"/>
                 <w:w w:val="80"/>
                 <w:szCs w:val="24"/>
-                <w:highlight w:val="yellow"/>
               </w:rPr>
             </w:pPr>
           </w:p>
@@ -21734,7 +22263,6 @@
                 <w:rFonts w:ascii="Barlow Condensed Medium" w:eastAsia="標楷體" w:hAnsi="Barlow Condensed Medium" w:cstheme="minorHAnsi"/>
                 <w:w w:val="80"/>
                 <w:szCs w:val="24"/>
-                <w:highlight w:val="yellow"/>
               </w:rPr>
             </w:pPr>
           </w:p>
@@ -21756,7 +22284,6 @@
                 <w:rFonts w:ascii="Barlow Condensed Medium" w:eastAsia="標楷體" w:hAnsi="Barlow Condensed Medium" w:cstheme="minorHAnsi"/>
                 <w:w w:val="80"/>
                 <w:szCs w:val="24"/>
-                <w:highlight w:val="yellow"/>
               </w:rPr>
             </w:pPr>
           </w:p>
@@ -21778,7 +22305,6 @@
                 <w:rFonts w:ascii="Barlow Condensed Medium" w:eastAsia="標楷體" w:hAnsi="Barlow Condensed Medium" w:cstheme="minorHAnsi"/>
                 <w:w w:val="80"/>
                 <w:szCs w:val="24"/>
-                <w:highlight w:val="yellow"/>
               </w:rPr>
             </w:pPr>
           </w:p>
@@ -21800,7 +22326,6 @@
                 <w:rFonts w:ascii="Barlow Condensed Medium" w:eastAsia="標楷體" w:hAnsi="Barlow Condensed Medium" w:cstheme="minorHAnsi"/>
                 <w:w w:val="80"/>
                 <w:szCs w:val="24"/>
-                <w:highlight w:val="yellow"/>
               </w:rPr>
             </w:pPr>
           </w:p>
@@ -21823,7 +22348,6 @@
                 <w:rFonts w:ascii="Barlow Condensed Medium" w:eastAsia="標楷體" w:hAnsi="Barlow Condensed Medium" w:cstheme="minorHAnsi"/>
                 <w:w w:val="80"/>
                 <w:szCs w:val="24"/>
-                <w:highlight w:val="yellow"/>
               </w:rPr>
             </w:pPr>
           </w:p>
@@ -21844,7 +22368,6 @@
                 <w:rFonts w:ascii="Barlow Condensed Medium" w:eastAsia="標楷體" w:hAnsi="Barlow Condensed Medium" w:cstheme="minorHAnsi"/>
                 <w:w w:val="80"/>
                 <w:szCs w:val="24"/>
-                <w:highlight w:val="yellow"/>
               </w:rPr>
             </w:pPr>
           </w:p>
@@ -21870,7 +22393,6 @@
                 <w:rFonts w:ascii="Barlow Condensed Medium" w:eastAsia="華康中黑體" w:hAnsi="Barlow Condensed Medium" w:cstheme="minorHAnsi"/>
                 <w:w w:val="80"/>
                 <w:szCs w:val="24"/>
-                <w:highlight w:val="yellow"/>
               </w:rPr>
             </w:pPr>
             <w:r>
@@ -21878,7 +22400,6 @@
                 <w:rFonts w:ascii="Barlow Condensed Medium" w:eastAsia="華康中黑體" w:hAnsi="Barlow Condensed Medium" w:cstheme="minorHAnsi"/>
                 <w:w w:val="80"/>
                 <w:szCs w:val="24"/>
-                <w:highlight w:val="yellow"/>
               </w:rPr>
               <w:sym w:font="Wingdings 2" w:char="F0AE"/>
             </w:r>
@@ -21887,7 +22408,6 @@
                 <w:rFonts w:ascii="Barlow Condensed Medium" w:eastAsia="華康中黑體" w:hAnsi="Barlow Condensed Medium" w:cstheme="minorHAnsi" w:hint="eastAsia"/>
                 <w:w w:val="80"/>
                 <w:szCs w:val="24"/>
-                <w:highlight w:val="yellow"/>
                 <w:lang w:eastAsia="zh-HK"/>
               </w:rPr>
               <w:t>為聖歌隊奉</w:t>
@@ -21897,7 +22417,6 @@
                 <w:rFonts w:ascii="Barlow Condensed Medium" w:eastAsia="華康中黑體" w:hAnsi="Barlow Condensed Medium" w:cstheme="minorHAnsi"/>
                 <w:w w:val="80"/>
                 <w:szCs w:val="24"/>
-                <w:highlight w:val="yellow"/>
               </w:rPr>
               <w:t>獻</w:t>
             </w:r>
@@ -21906,7 +22425,6 @@
                 <w:rFonts w:ascii="Barlow Condensed Medium" w:eastAsia="華康中黑體" w:hAnsi="Barlow Condensed Medium" w:cstheme="minorHAnsi"/>
                 <w:w w:val="80"/>
                 <w:szCs w:val="24"/>
-                <w:highlight w:val="yellow"/>
               </w:rPr>
               <w:t>:</w:t>
             </w:r>
@@ -21929,7 +22447,6 @@
                 <w:rFonts w:ascii="Barlow Condensed Medium" w:eastAsia="標楷體" w:hAnsi="Barlow Condensed Medium" w:cstheme="minorHAnsi"/>
                 <w:w w:val="80"/>
                 <w:szCs w:val="24"/>
-                <w:highlight w:val="yellow"/>
               </w:rPr>
             </w:pPr>
             <w:r>
@@ -21937,7 +22454,6 @@
                 <w:rFonts w:ascii="Barlow Condensed Medium" w:eastAsia="標楷體" w:hAnsi="Barlow Condensed Medium" w:cstheme="minorHAnsi" w:hint="eastAsia"/>
                 <w:w w:val="80"/>
                 <w:szCs w:val="24"/>
-                <w:highlight w:val="yellow"/>
               </w:rPr>
               <w:t>62</w:t>
             </w:r>
@@ -21946,7 +22462,6 @@
                 <w:rFonts w:ascii="Barlow Condensed Medium" w:eastAsia="標楷體" w:hAnsi="Barlow Condensed Medium" w:cstheme="minorHAnsi" w:hint="eastAsia"/>
                 <w:w w:val="80"/>
                 <w:szCs w:val="24"/>
-                <w:highlight w:val="yellow"/>
                 <w:lang w:eastAsia="zh-HK"/>
               </w:rPr>
               <w:t>號</w:t>
@@ -21970,7 +22485,6 @@
                 <w:rFonts w:ascii="Barlow Condensed Medium" w:eastAsia="標楷體" w:hAnsi="Barlow Condensed Medium" w:cstheme="minorHAnsi"/>
                 <w:w w:val="80"/>
                 <w:szCs w:val="24"/>
-                <w:highlight w:val="yellow"/>
               </w:rPr>
             </w:pPr>
             <w:r>
@@ -21978,7 +22492,6 @@
                 <w:rFonts w:ascii="Barlow Condensed Medium" w:eastAsia="標楷體" w:hAnsi="Barlow Condensed Medium" w:cstheme="minorHAnsi"/>
                 <w:w w:val="80"/>
                 <w:szCs w:val="24"/>
-                <w:highlight w:val="yellow"/>
               </w:rPr>
               <w:t>2,000</w:t>
             </w:r>
@@ -22001,7 +22514,6 @@
                 <w:rFonts w:ascii="Barlow Condensed Medium" w:eastAsia="標楷體" w:hAnsi="Barlow Condensed Medium" w:cstheme="minorHAnsi"/>
                 <w:w w:val="80"/>
                 <w:szCs w:val="24"/>
-                <w:highlight w:val="yellow"/>
               </w:rPr>
             </w:pPr>
           </w:p>
@@ -22023,7 +22535,6 @@
                 <w:rFonts w:ascii="Barlow Condensed Medium" w:eastAsia="標楷體" w:hAnsi="Barlow Condensed Medium" w:cstheme="minorHAnsi"/>
                 <w:w w:val="80"/>
                 <w:szCs w:val="24"/>
-                <w:highlight w:val="yellow"/>
               </w:rPr>
             </w:pPr>
           </w:p>
@@ -22046,7 +22557,6 @@
                 <w:rFonts w:ascii="Barlow Condensed Medium" w:eastAsia="標楷體" w:hAnsi="Barlow Condensed Medium" w:cstheme="minorHAnsi"/>
                 <w:w w:val="80"/>
                 <w:szCs w:val="24"/>
-                <w:highlight w:val="yellow"/>
               </w:rPr>
             </w:pPr>
           </w:p>
@@ -22067,7 +22577,6 @@
                 <w:rFonts w:ascii="Barlow Condensed Medium" w:eastAsia="標楷體" w:hAnsi="Barlow Condensed Medium" w:cstheme="minorHAnsi"/>
                 <w:w w:val="80"/>
                 <w:szCs w:val="24"/>
-                <w:highlight w:val="yellow"/>
               </w:rPr>
             </w:pPr>
           </w:p>
@@ -22093,7 +22602,6 @@
                 <w:rFonts w:ascii="Barlow Condensed Medium" w:eastAsia="華康中黑體" w:hAnsi="Barlow Condensed Medium" w:cstheme="minorHAnsi"/>
                 <w:w w:val="80"/>
                 <w:szCs w:val="24"/>
-                <w:highlight w:val="yellow"/>
               </w:rPr>
             </w:pPr>
           </w:p>
@@ -22115,7 +22623,6 @@
                 <w:rFonts w:ascii="Barlow Condensed Medium" w:eastAsia="標楷體" w:hAnsi="Barlow Condensed Medium" w:cstheme="minorHAnsi"/>
                 <w:w w:val="80"/>
                 <w:szCs w:val="24"/>
-                <w:highlight w:val="yellow"/>
               </w:rPr>
             </w:pPr>
           </w:p>
@@ -22137,7 +22644,6 @@
                 <w:rFonts w:ascii="Barlow Condensed Medium" w:eastAsia="標楷體" w:hAnsi="Barlow Condensed Medium" w:cstheme="minorHAnsi"/>
                 <w:w w:val="80"/>
                 <w:szCs w:val="24"/>
-                <w:highlight w:val="yellow"/>
               </w:rPr>
             </w:pPr>
           </w:p>
@@ -22159,7 +22665,6 @@
                 <w:rFonts w:ascii="Barlow Condensed Medium" w:eastAsia="標楷體" w:hAnsi="Barlow Condensed Medium" w:cstheme="minorHAnsi"/>
                 <w:w w:val="70"/>
                 <w:szCs w:val="24"/>
-                <w:highlight w:val="yellow"/>
               </w:rPr>
             </w:pPr>
           </w:p>
@@ -22181,7 +22686,6 @@
                 <w:rFonts w:ascii="Barlow Condensed Medium" w:eastAsia="標楷體" w:hAnsi="Barlow Condensed Medium" w:cstheme="minorHAnsi"/>
                 <w:w w:val="80"/>
                 <w:szCs w:val="24"/>
-                <w:highlight w:val="yellow"/>
               </w:rPr>
             </w:pPr>
           </w:p>
@@ -22205,7 +22709,6 @@
                 <w:rFonts w:ascii="Barlow Condensed Medium" w:eastAsia="標楷體" w:hAnsi="Barlow Condensed Medium" w:cs="細明體"/>
                 <w:w w:val="80"/>
                 <w:szCs w:val="24"/>
-                <w:highlight w:val="yellow"/>
               </w:rPr>
             </w:pPr>
           </w:p>
@@ -22226,7 +22729,6 @@
                 <w:rFonts w:ascii="Barlow Condensed Medium" w:eastAsia="標楷體" w:hAnsi="Barlow Condensed Medium" w:cstheme="minorHAnsi"/>
                 <w:w w:val="80"/>
                 <w:szCs w:val="24"/>
-                <w:highlight w:val="yellow"/>
               </w:rPr>
             </w:pPr>
           </w:p>
@@ -22252,7 +22754,6 @@
                 <w:rFonts w:ascii="Barlow Condensed Medium" w:eastAsia="華康中黑體" w:hAnsi="Barlow Condensed Medium" w:cstheme="minorHAnsi"/>
                 <w:w w:val="80"/>
                 <w:szCs w:val="24"/>
-                <w:highlight w:val="yellow"/>
               </w:rPr>
             </w:pPr>
             <w:r>
@@ -22260,7 +22761,6 @@
                 <w:rFonts w:ascii="Barlow Condensed Medium" w:eastAsia="華康中黑體" w:hAnsi="Barlow Condensed Medium" w:cstheme="minorHAnsi"/>
                 <w:w w:val="80"/>
                 <w:szCs w:val="24"/>
-                <w:highlight w:val="yellow"/>
               </w:rPr>
               <w:sym w:font="Wingdings 2" w:char="F0AE"/>
             </w:r>
@@ -22269,7 +22769,6 @@
                 <w:rFonts w:ascii="Barlow Condensed Medium" w:eastAsia="華康中黑體" w:hAnsi="Barlow Condensed Medium" w:cstheme="minorHAnsi" w:hint="eastAsia"/>
                 <w:w w:val="80"/>
                 <w:szCs w:val="24"/>
-                <w:highlight w:val="yellow"/>
                 <w:lang w:eastAsia="zh-HK"/>
               </w:rPr>
               <w:t>為</w:t>
@@ -22279,7 +22778,6 @@
                 <w:rFonts w:ascii="Barlow Condensed Medium" w:eastAsia="華康中黑體" w:hAnsi="Barlow Condensed Medium" w:cstheme="minorHAnsi" w:hint="cs"/>
                 <w:w w:val="80"/>
                 <w:szCs w:val="24"/>
-                <w:highlight w:val="yellow"/>
               </w:rPr>
               <w:t> </w:t>
             </w:r>
@@ -22288,7 +22786,6 @@
                 <w:rFonts w:ascii="Barlow Condensed Medium" w:eastAsia="華康中黑體" w:hAnsi="Barlow Condensed Medium" w:cstheme="minorHAnsi" w:hint="eastAsia"/>
                 <w:w w:val="80"/>
                 <w:szCs w:val="24"/>
-                <w:highlight w:val="yellow"/>
                 <w:lang w:eastAsia="zh-HK"/>
               </w:rPr>
               <w:t>南神奉</w:t>
@@ -22298,7 +22795,6 @@
                 <w:rFonts w:ascii="Barlow Condensed Medium" w:eastAsia="華康中黑體" w:hAnsi="Barlow Condensed Medium" w:cstheme="minorHAnsi"/>
                 <w:w w:val="80"/>
                 <w:szCs w:val="24"/>
-                <w:highlight w:val="yellow"/>
               </w:rPr>
               <w:t>獻</w:t>
             </w:r>
@@ -22307,7 +22803,6 @@
                 <w:rFonts w:ascii="Barlow Condensed Medium" w:eastAsia="華康中黑體" w:hAnsi="Barlow Condensed Medium" w:cstheme="minorHAnsi"/>
                 <w:w w:val="80"/>
                 <w:szCs w:val="24"/>
-                <w:highlight w:val="yellow"/>
               </w:rPr>
               <w:t>:</w:t>
             </w:r>
@@ -22330,7 +22825,6 @@
                 <w:rFonts w:ascii="Barlow Condensed Medium" w:eastAsia="標楷體" w:hAnsi="Barlow Condensed Medium" w:cstheme="minorHAnsi"/>
                 <w:w w:val="70"/>
                 <w:szCs w:val="24"/>
-                <w:highlight w:val="yellow"/>
                 <w:lang w:eastAsia="zh-HK"/>
               </w:rPr>
             </w:pPr>
@@ -22339,7 +22833,6 @@
                 <w:rFonts w:ascii="Barlow Condensed Medium" w:eastAsia="標楷體" w:hAnsi="Barlow Condensed Medium" w:cstheme="minorHAnsi"/>
                 <w:w w:val="70"/>
                 <w:szCs w:val="24"/>
-                <w:highlight w:val="yellow"/>
                 <w:lang w:eastAsia="zh-HK"/>
               </w:rPr>
               <w:t>2-1</w:t>
@@ -22349,7 +22842,6 @@
                 <w:rFonts w:ascii="Barlow Condensed Medium" w:eastAsia="標楷體" w:hAnsi="Barlow Condensed Medium" w:cstheme="minorHAnsi" w:hint="eastAsia"/>
                 <w:w w:val="70"/>
                 <w:szCs w:val="24"/>
-                <w:highlight w:val="yellow"/>
                 <w:lang w:eastAsia="zh-HK"/>
               </w:rPr>
               <w:t>號</w:t>
@@ -22373,7 +22865,6 @@
                 <w:rFonts w:ascii="Barlow Condensed Medium" w:eastAsia="標楷體" w:hAnsi="Barlow Condensed Medium" w:cstheme="minorHAnsi"/>
                 <w:w w:val="80"/>
                 <w:szCs w:val="24"/>
-                <w:highlight w:val="yellow"/>
               </w:rPr>
             </w:pPr>
             <w:r>
@@ -22381,7 +22872,6 @@
                 <w:rFonts w:ascii="Barlow Condensed Medium" w:eastAsia="標楷體" w:hAnsi="Barlow Condensed Medium" w:cstheme="minorHAnsi"/>
                 <w:w w:val="80"/>
                 <w:szCs w:val="24"/>
-                <w:highlight w:val="yellow"/>
               </w:rPr>
               <w:t>1,000</w:t>
             </w:r>
@@ -22404,7 +22894,6 @@
                 <w:rFonts w:ascii="Barlow Condensed Medium" w:eastAsia="標楷體" w:hAnsi="Barlow Condensed Medium" w:cstheme="minorHAnsi"/>
                 <w:w w:val="70"/>
                 <w:szCs w:val="24"/>
-                <w:highlight w:val="yellow"/>
               </w:rPr>
             </w:pPr>
             <w:r>
@@ -22412,7 +22901,6 @@
                 <w:rFonts w:ascii="Barlow Condensed Medium" w:eastAsia="標楷體" w:hAnsi="Barlow Condensed Medium" w:cstheme="minorHAnsi"/>
                 <w:w w:val="70"/>
                 <w:szCs w:val="24"/>
-                <w:highlight w:val="yellow"/>
               </w:rPr>
               <w:t>7</w:t>
             </w:r>
@@ -22421,7 +22909,6 @@
                 <w:rFonts w:ascii="Barlow Condensed Medium" w:eastAsia="標楷體" w:hAnsi="Barlow Condensed Medium" w:cstheme="minorHAnsi" w:hint="eastAsia"/>
                 <w:w w:val="70"/>
                 <w:szCs w:val="24"/>
-                <w:highlight w:val="yellow"/>
                 <w:lang w:eastAsia="zh-HK"/>
               </w:rPr>
               <w:t>號</w:t>
@@ -22445,7 +22932,6 @@
                 <w:rFonts w:ascii="Barlow Condensed Medium" w:eastAsia="標楷體" w:hAnsi="Barlow Condensed Medium" w:cstheme="minorHAnsi"/>
                 <w:w w:val="80"/>
                 <w:szCs w:val="24"/>
-                <w:highlight w:val="yellow"/>
               </w:rPr>
             </w:pPr>
             <w:r>
@@ -22453,7 +22939,6 @@
                 <w:rFonts w:ascii="Barlow Condensed Medium" w:eastAsia="標楷體" w:hAnsi="Barlow Condensed Medium" w:cstheme="minorHAnsi"/>
                 <w:w w:val="80"/>
                 <w:szCs w:val="24"/>
-                <w:highlight w:val="yellow"/>
               </w:rPr>
               <w:t>700</w:t>
             </w:r>
@@ -22478,7 +22963,6 @@
                 <w:rFonts w:ascii="Barlow Condensed Medium" w:eastAsia="標楷體" w:hAnsi="Barlow Condensed Medium" w:cs="細明體"/>
                 <w:w w:val="80"/>
                 <w:szCs w:val="24"/>
-                <w:highlight w:val="yellow"/>
               </w:rPr>
             </w:pPr>
             <w:r>
@@ -22486,7 +22970,6 @@
                 <w:rFonts w:ascii="Barlow Condensed Medium" w:eastAsia="標楷體" w:hAnsi="Barlow Condensed Medium" w:cs="細明體"/>
                 <w:w w:val="80"/>
                 <w:szCs w:val="24"/>
-                <w:highlight w:val="yellow"/>
               </w:rPr>
               <w:t>9-1</w:t>
             </w:r>
@@ -22495,7 +22978,6 @@
                 <w:rFonts w:ascii="Barlow Condensed Medium" w:eastAsia="標楷體" w:hAnsi="Barlow Condensed Medium" w:cs="細明體" w:hint="eastAsia"/>
                 <w:w w:val="80"/>
                 <w:szCs w:val="24"/>
-                <w:highlight w:val="yellow"/>
                 <w:lang w:eastAsia="zh-HK"/>
               </w:rPr>
               <w:t>號</w:t>
@@ -22518,7 +23000,6 @@
                 <w:rFonts w:ascii="Barlow Condensed Medium" w:eastAsia="標楷體" w:hAnsi="Barlow Condensed Medium" w:cstheme="minorHAnsi"/>
                 <w:w w:val="80"/>
                 <w:szCs w:val="24"/>
-                <w:highlight w:val="yellow"/>
               </w:rPr>
             </w:pPr>
             <w:r>
@@ -22526,7 +23007,6 @@
                 <w:rFonts w:ascii="Barlow Condensed Medium" w:eastAsia="標楷體" w:hAnsi="Barlow Condensed Medium" w:cstheme="minorHAnsi"/>
                 <w:w w:val="80"/>
                 <w:szCs w:val="24"/>
-                <w:highlight w:val="yellow"/>
               </w:rPr>
               <w:t>1,000</w:t>
             </w:r>
@@ -22553,7 +23033,6 @@
                 <w:rFonts w:ascii="Barlow Condensed Medium" w:eastAsia="華康中黑體" w:hAnsi="Barlow Condensed Medium" w:cstheme="minorHAnsi"/>
                 <w:w w:val="80"/>
                 <w:szCs w:val="24"/>
-                <w:highlight w:val="yellow"/>
               </w:rPr>
             </w:pPr>
           </w:p>
@@ -22575,7 +23054,6 @@
                 <w:rFonts w:ascii="Barlow Condensed Medium" w:eastAsia="標楷體" w:hAnsi="Barlow Condensed Medium" w:cstheme="minorHAnsi"/>
                 <w:w w:val="70"/>
                 <w:szCs w:val="24"/>
-                <w:highlight w:val="yellow"/>
               </w:rPr>
             </w:pPr>
             <w:r>
@@ -22583,7 +23061,6 @@
                 <w:rFonts w:ascii="Barlow Condensed Medium" w:eastAsia="標楷體" w:hAnsi="Barlow Condensed Medium" w:cstheme="minorHAnsi"/>
                 <w:w w:val="70"/>
                 <w:szCs w:val="24"/>
-                <w:highlight w:val="yellow"/>
               </w:rPr>
               <w:t>16</w:t>
             </w:r>
@@ -22592,7 +23069,6 @@
                 <w:rFonts w:ascii="Barlow Condensed Medium" w:eastAsia="標楷體" w:hAnsi="Barlow Condensed Medium" w:cstheme="minorHAnsi" w:hint="eastAsia"/>
                 <w:w w:val="70"/>
                 <w:szCs w:val="24"/>
-                <w:highlight w:val="yellow"/>
                 <w:lang w:eastAsia="zh-HK"/>
               </w:rPr>
               <w:t>號</w:t>
@@ -22616,7 +23092,6 @@
                 <w:rFonts w:ascii="Barlow Condensed Medium" w:eastAsia="標楷體" w:hAnsi="Barlow Condensed Medium" w:cstheme="minorHAnsi"/>
                 <w:w w:val="80"/>
                 <w:szCs w:val="24"/>
-                <w:highlight w:val="yellow"/>
               </w:rPr>
             </w:pPr>
             <w:r>
@@ -22624,7 +23099,6 @@
                 <w:rFonts w:ascii="Barlow Condensed Medium" w:eastAsia="標楷體" w:hAnsi="Barlow Condensed Medium" w:cstheme="minorHAnsi"/>
                 <w:w w:val="80"/>
                 <w:szCs w:val="24"/>
-                <w:highlight w:val="yellow"/>
               </w:rPr>
               <w:t>1,000</w:t>
             </w:r>
@@ -22647,7 +23121,6 @@
                 <w:rFonts w:ascii="Barlow Condensed Medium" w:eastAsia="標楷體" w:hAnsi="Barlow Condensed Medium" w:cstheme="minorHAnsi"/>
                 <w:w w:val="70"/>
                 <w:szCs w:val="24"/>
-                <w:highlight w:val="yellow"/>
               </w:rPr>
             </w:pPr>
             <w:r>
@@ -22655,7 +23128,6 @@
                 <w:rFonts w:ascii="Barlow Condensed Medium" w:eastAsia="標楷體" w:hAnsi="Barlow Condensed Medium" w:cstheme="minorHAnsi"/>
                 <w:w w:val="70"/>
                 <w:szCs w:val="24"/>
-                <w:highlight w:val="yellow"/>
               </w:rPr>
               <w:t>17</w:t>
             </w:r>
@@ -22664,7 +23136,6 @@
                 <w:rFonts w:ascii="Barlow Condensed Medium" w:eastAsia="標楷體" w:hAnsi="Barlow Condensed Medium" w:cstheme="minorHAnsi" w:hint="eastAsia"/>
                 <w:w w:val="70"/>
                 <w:szCs w:val="24"/>
-                <w:highlight w:val="yellow"/>
                 <w:lang w:eastAsia="zh-HK"/>
               </w:rPr>
               <w:t>號</w:t>
@@ -22688,7 +23159,6 @@
                 <w:rFonts w:ascii="Barlow Condensed Medium" w:eastAsia="標楷體" w:hAnsi="Barlow Condensed Medium" w:cstheme="minorHAnsi"/>
                 <w:w w:val="80"/>
                 <w:szCs w:val="24"/>
-                <w:highlight w:val="yellow"/>
               </w:rPr>
             </w:pPr>
             <w:r>
@@ -22696,7 +23166,6 @@
                 <w:rFonts w:ascii="Barlow Condensed Medium" w:eastAsia="標楷體" w:hAnsi="Barlow Condensed Medium" w:cstheme="minorHAnsi"/>
                 <w:w w:val="80"/>
                 <w:szCs w:val="24"/>
-                <w:highlight w:val="yellow"/>
               </w:rPr>
               <w:t>1,000</w:t>
             </w:r>
@@ -22721,7 +23190,6 @@
                 <w:rFonts w:ascii="Barlow Condensed Medium" w:eastAsia="標楷體" w:hAnsi="Barlow Condensed Medium" w:cs="細明體"/>
                 <w:w w:val="80"/>
                 <w:szCs w:val="24"/>
-                <w:highlight w:val="yellow"/>
               </w:rPr>
             </w:pPr>
             <w:r>
@@ -22729,7 +23197,6 @@
                 <w:rFonts w:ascii="Barlow Condensed Medium" w:eastAsia="標楷體" w:hAnsi="Barlow Condensed Medium" w:cs="細明體"/>
                 <w:w w:val="80"/>
                 <w:szCs w:val="24"/>
-                <w:highlight w:val="yellow"/>
               </w:rPr>
               <w:t>22</w:t>
             </w:r>
@@ -22738,7 +23205,6 @@
                 <w:rFonts w:ascii="Barlow Condensed Medium" w:eastAsia="標楷體" w:hAnsi="Barlow Condensed Medium" w:cs="細明體" w:hint="eastAsia"/>
                 <w:w w:val="80"/>
                 <w:szCs w:val="24"/>
-                <w:highlight w:val="yellow"/>
                 <w:lang w:eastAsia="zh-HK"/>
               </w:rPr>
               <w:t>號</w:t>
@@ -22761,7 +23227,6 @@
                 <w:rFonts w:ascii="Barlow Condensed Medium" w:eastAsia="標楷體" w:hAnsi="Barlow Condensed Medium" w:cstheme="minorHAnsi"/>
                 <w:w w:val="80"/>
                 <w:szCs w:val="24"/>
-                <w:highlight w:val="yellow"/>
               </w:rPr>
             </w:pPr>
             <w:r>
@@ -22769,7 +23234,6 @@
                 <w:rFonts w:ascii="Barlow Condensed Medium" w:eastAsia="標楷體" w:hAnsi="Barlow Condensed Medium" w:cstheme="minorHAnsi"/>
                 <w:w w:val="80"/>
                 <w:szCs w:val="24"/>
-                <w:highlight w:val="yellow"/>
               </w:rPr>
               <w:t>1,000</w:t>
             </w:r>
@@ -22796,7 +23260,6 @@
                 <w:rFonts w:ascii="Barlow Condensed Medium" w:eastAsia="華康中黑體" w:hAnsi="Barlow Condensed Medium" w:cstheme="minorHAnsi"/>
                 <w:w w:val="80"/>
                 <w:szCs w:val="24"/>
-                <w:highlight w:val="yellow"/>
               </w:rPr>
             </w:pPr>
           </w:p>
@@ -22818,7 +23281,6 @@
                 <w:rFonts w:ascii="Barlow Condensed Medium" w:eastAsia="標楷體" w:hAnsi="Barlow Condensed Medium" w:cstheme="minorHAnsi"/>
                 <w:w w:val="70"/>
                 <w:szCs w:val="24"/>
-                <w:highlight w:val="yellow"/>
               </w:rPr>
             </w:pPr>
             <w:r>
@@ -22826,7 +23288,6 @@
                 <w:rFonts w:ascii="Barlow Condensed Medium" w:eastAsia="標楷體" w:hAnsi="Barlow Condensed Medium" w:cstheme="minorHAnsi"/>
                 <w:w w:val="70"/>
                 <w:szCs w:val="24"/>
-                <w:highlight w:val="yellow"/>
               </w:rPr>
               <w:t>26</w:t>
             </w:r>
@@ -22835,7 +23296,6 @@
                 <w:rFonts w:ascii="Barlow Condensed Medium" w:eastAsia="標楷體" w:hAnsi="Barlow Condensed Medium" w:cstheme="minorHAnsi" w:hint="eastAsia"/>
                 <w:w w:val="70"/>
                 <w:szCs w:val="24"/>
-                <w:highlight w:val="yellow"/>
                 <w:lang w:eastAsia="zh-HK"/>
               </w:rPr>
               <w:t>號</w:t>
@@ -22859,7 +23319,6 @@
                 <w:rFonts w:ascii="Barlow Condensed Medium" w:eastAsia="標楷體" w:hAnsi="Barlow Condensed Medium" w:cstheme="minorHAnsi"/>
                 <w:w w:val="80"/>
                 <w:szCs w:val="24"/>
-                <w:highlight w:val="yellow"/>
               </w:rPr>
             </w:pPr>
             <w:r>
@@ -22867,7 +23326,6 @@
                 <w:rFonts w:ascii="Barlow Condensed Medium" w:eastAsia="標楷體" w:hAnsi="Barlow Condensed Medium" w:cstheme="minorHAnsi"/>
                 <w:w w:val="80"/>
                 <w:szCs w:val="24"/>
-                <w:highlight w:val="yellow"/>
               </w:rPr>
               <w:t>1,000</w:t>
             </w:r>
@@ -22890,7 +23348,6 @@
                 <w:rFonts w:ascii="Barlow Condensed Medium" w:eastAsia="標楷體" w:hAnsi="Barlow Condensed Medium" w:cstheme="minorHAnsi"/>
                 <w:w w:val="70"/>
                 <w:szCs w:val="24"/>
-                <w:highlight w:val="yellow"/>
               </w:rPr>
             </w:pPr>
             <w:r>
@@ -22898,7 +23355,6 @@
                 <w:rFonts w:ascii="Barlow Condensed Medium" w:eastAsia="標楷體" w:hAnsi="Barlow Condensed Medium" w:cstheme="minorHAnsi"/>
                 <w:w w:val="70"/>
                 <w:szCs w:val="24"/>
-                <w:highlight w:val="yellow"/>
               </w:rPr>
               <w:t>27</w:t>
             </w:r>
@@ -22907,7 +23363,6 @@
                 <w:rFonts w:ascii="Barlow Condensed Medium" w:eastAsia="標楷體" w:hAnsi="Barlow Condensed Medium" w:cstheme="minorHAnsi" w:hint="eastAsia"/>
                 <w:w w:val="70"/>
                 <w:szCs w:val="24"/>
-                <w:highlight w:val="yellow"/>
                 <w:lang w:eastAsia="zh-HK"/>
               </w:rPr>
               <w:t>號</w:t>
@@ -22931,7 +23386,6 @@
                 <w:rFonts w:ascii="Barlow Condensed Medium" w:eastAsia="標楷體" w:hAnsi="Barlow Condensed Medium" w:cstheme="minorHAnsi"/>
                 <w:w w:val="80"/>
                 <w:szCs w:val="24"/>
-                <w:highlight w:val="yellow"/>
               </w:rPr>
             </w:pPr>
             <w:r>
@@ -22939,7 +23393,6 @@
                 <w:rFonts w:ascii="Barlow Condensed Medium" w:eastAsia="標楷體" w:hAnsi="Barlow Condensed Medium" w:cstheme="minorHAnsi"/>
                 <w:w w:val="80"/>
                 <w:szCs w:val="24"/>
-                <w:highlight w:val="yellow"/>
               </w:rPr>
               <w:t>500</w:t>
             </w:r>
@@ -22964,7 +23417,6 @@
                 <w:rFonts w:ascii="Barlow Condensed Medium" w:eastAsia="標楷體" w:hAnsi="Barlow Condensed Medium" w:cs="細明體"/>
                 <w:w w:val="80"/>
                 <w:szCs w:val="24"/>
-                <w:highlight w:val="yellow"/>
               </w:rPr>
             </w:pPr>
             <w:r>
@@ -22972,7 +23424,6 @@
                 <w:rFonts w:ascii="Barlow Condensed Medium" w:eastAsia="標楷體" w:hAnsi="Barlow Condensed Medium" w:cs="細明體"/>
                 <w:w w:val="80"/>
                 <w:szCs w:val="24"/>
-                <w:highlight w:val="yellow"/>
               </w:rPr>
               <w:t>30</w:t>
             </w:r>
@@ -22981,7 +23432,6 @@
                 <w:rFonts w:ascii="Barlow Condensed Medium" w:eastAsia="標楷體" w:hAnsi="Barlow Condensed Medium" w:cs="細明體" w:hint="eastAsia"/>
                 <w:w w:val="80"/>
                 <w:szCs w:val="24"/>
-                <w:highlight w:val="yellow"/>
                 <w:lang w:eastAsia="zh-HK"/>
               </w:rPr>
               <w:t>號</w:t>
@@ -23004,7 +23454,6 @@
                 <w:rFonts w:ascii="Barlow Condensed Medium" w:eastAsia="標楷體" w:hAnsi="Barlow Condensed Medium" w:cstheme="minorHAnsi"/>
                 <w:w w:val="80"/>
                 <w:szCs w:val="24"/>
-                <w:highlight w:val="yellow"/>
               </w:rPr>
             </w:pPr>
             <w:r>
@@ -23012,7 +23461,6 @@
                 <w:rFonts w:ascii="Barlow Condensed Medium" w:eastAsia="標楷體" w:hAnsi="Barlow Condensed Medium" w:cstheme="minorHAnsi"/>
                 <w:w w:val="80"/>
                 <w:szCs w:val="24"/>
-                <w:highlight w:val="yellow"/>
               </w:rPr>
               <w:t>500</w:t>
             </w:r>
@@ -23039,7 +23487,6 @@
                 <w:rFonts w:ascii="Barlow Condensed Medium" w:eastAsia="華康中黑體" w:hAnsi="Barlow Condensed Medium" w:cstheme="minorHAnsi"/>
                 <w:w w:val="80"/>
                 <w:szCs w:val="24"/>
-                <w:highlight w:val="yellow"/>
               </w:rPr>
             </w:pPr>
           </w:p>
@@ -23061,7 +23508,6 @@
                 <w:rFonts w:ascii="Barlow Condensed Medium" w:eastAsia="標楷體" w:hAnsi="Barlow Condensed Medium" w:cstheme="minorHAnsi"/>
                 <w:w w:val="70"/>
                 <w:szCs w:val="24"/>
-                <w:highlight w:val="yellow"/>
               </w:rPr>
             </w:pPr>
             <w:r>
@@ -23069,7 +23515,6 @@
                 <w:rFonts w:ascii="Barlow Condensed Medium" w:eastAsia="標楷體" w:hAnsi="Barlow Condensed Medium" w:cstheme="minorHAnsi"/>
                 <w:w w:val="70"/>
                 <w:szCs w:val="24"/>
-                <w:highlight w:val="yellow"/>
               </w:rPr>
               <w:t>31</w:t>
             </w:r>
@@ -23078,7 +23523,6 @@
                 <w:rFonts w:ascii="Barlow Condensed Medium" w:eastAsia="標楷體" w:hAnsi="Barlow Condensed Medium" w:cstheme="minorHAnsi" w:hint="eastAsia"/>
                 <w:w w:val="70"/>
                 <w:szCs w:val="24"/>
-                <w:highlight w:val="yellow"/>
                 <w:lang w:eastAsia="zh-HK"/>
               </w:rPr>
               <w:t>號</w:t>
@@ -23102,7 +23546,6 @@
                 <w:rFonts w:ascii="Barlow Condensed Medium" w:eastAsia="標楷體" w:hAnsi="Barlow Condensed Medium" w:cstheme="minorHAnsi"/>
                 <w:w w:val="80"/>
                 <w:szCs w:val="24"/>
-                <w:highlight w:val="yellow"/>
               </w:rPr>
             </w:pPr>
             <w:r>
@@ -23110,7 +23553,6 @@
                 <w:rFonts w:ascii="Barlow Condensed Medium" w:eastAsia="標楷體" w:hAnsi="Barlow Condensed Medium" w:cstheme="minorHAnsi" w:hint="eastAsia"/>
                 <w:w w:val="80"/>
                 <w:szCs w:val="24"/>
-                <w:highlight w:val="yellow"/>
               </w:rPr>
               <w:t>1,000</w:t>
             </w:r>
@@ -23133,7 +23575,6 @@
                 <w:rFonts w:ascii="Barlow Condensed Medium" w:eastAsia="標楷體" w:hAnsi="Barlow Condensed Medium" w:cstheme="minorHAnsi"/>
                 <w:w w:val="70"/>
                 <w:szCs w:val="24"/>
-                <w:highlight w:val="yellow"/>
               </w:rPr>
             </w:pPr>
             <w:r>
@@ -23141,7 +23582,6 @@
                 <w:rFonts w:ascii="Barlow Condensed Medium" w:eastAsia="標楷體" w:hAnsi="Barlow Condensed Medium" w:cstheme="minorHAnsi"/>
                 <w:w w:val="70"/>
                 <w:szCs w:val="24"/>
-                <w:highlight w:val="yellow"/>
               </w:rPr>
               <w:t>34</w:t>
             </w:r>
@@ -23150,7 +23590,6 @@
                 <w:rFonts w:ascii="Barlow Condensed Medium" w:eastAsia="標楷體" w:hAnsi="Barlow Condensed Medium" w:cstheme="minorHAnsi" w:hint="eastAsia"/>
                 <w:w w:val="70"/>
                 <w:szCs w:val="24"/>
-                <w:highlight w:val="yellow"/>
                 <w:lang w:eastAsia="zh-HK"/>
               </w:rPr>
               <w:t>號</w:t>
@@ -23174,7 +23613,6 @@
                 <w:rFonts w:ascii="Barlow Condensed Medium" w:eastAsia="標楷體" w:hAnsi="Barlow Condensed Medium" w:cstheme="minorHAnsi"/>
                 <w:w w:val="80"/>
                 <w:szCs w:val="24"/>
-                <w:highlight w:val="yellow"/>
               </w:rPr>
             </w:pPr>
             <w:r>
@@ -23182,7 +23620,6 @@
                 <w:rFonts w:ascii="Barlow Condensed Medium" w:eastAsia="標楷體" w:hAnsi="Barlow Condensed Medium" w:cstheme="minorHAnsi"/>
                 <w:w w:val="80"/>
                 <w:szCs w:val="24"/>
-                <w:highlight w:val="yellow"/>
               </w:rPr>
               <w:t>1,000</w:t>
             </w:r>
@@ -23207,7 +23644,6 @@
                 <w:rFonts w:ascii="Barlow Condensed Medium" w:eastAsia="標楷體" w:hAnsi="Barlow Condensed Medium" w:cs="細明體"/>
                 <w:w w:val="80"/>
                 <w:szCs w:val="24"/>
-                <w:highlight w:val="yellow"/>
               </w:rPr>
             </w:pPr>
             <w:r>
@@ -23215,7 +23651,6 @@
                 <w:rFonts w:ascii="Barlow Condensed Medium" w:eastAsia="標楷體" w:hAnsi="Barlow Condensed Medium" w:cs="細明體"/>
                 <w:w w:val="80"/>
                 <w:szCs w:val="24"/>
-                <w:highlight w:val="yellow"/>
               </w:rPr>
               <w:t>45</w:t>
             </w:r>
@@ -23224,7 +23659,6 @@
                 <w:rFonts w:ascii="Barlow Condensed Medium" w:eastAsia="標楷體" w:hAnsi="Barlow Condensed Medium" w:cs="細明體" w:hint="eastAsia"/>
                 <w:w w:val="80"/>
                 <w:szCs w:val="24"/>
-                <w:highlight w:val="yellow"/>
                 <w:lang w:eastAsia="zh-HK"/>
               </w:rPr>
               <w:t>號</w:t>
@@ -23247,7 +23681,6 @@
                 <w:rFonts w:ascii="Barlow Condensed Medium" w:eastAsia="標楷體" w:hAnsi="Barlow Condensed Medium" w:cstheme="minorHAnsi"/>
                 <w:w w:val="80"/>
                 <w:szCs w:val="24"/>
-                <w:highlight w:val="yellow"/>
               </w:rPr>
             </w:pPr>
             <w:r>
@@ -23255,7 +23688,6 @@
                 <w:rFonts w:ascii="Barlow Condensed Medium" w:eastAsia="標楷體" w:hAnsi="Barlow Condensed Medium" w:cstheme="minorHAnsi"/>
                 <w:w w:val="80"/>
                 <w:szCs w:val="24"/>
-                <w:highlight w:val="yellow"/>
               </w:rPr>
               <w:t>2,000</w:t>
             </w:r>
@@ -23282,7 +23714,6 @@
                 <w:rFonts w:ascii="Barlow Condensed Medium" w:eastAsia="華康中黑體" w:hAnsi="Barlow Condensed Medium" w:cstheme="minorHAnsi"/>
                 <w:w w:val="80"/>
                 <w:szCs w:val="24"/>
-                <w:highlight w:val="yellow"/>
               </w:rPr>
             </w:pPr>
           </w:p>
@@ -23304,7 +23735,6 @@
                 <w:rFonts w:ascii="Barlow Condensed Medium" w:eastAsia="標楷體" w:hAnsi="Barlow Condensed Medium" w:cstheme="minorHAnsi"/>
                 <w:w w:val="70"/>
                 <w:szCs w:val="24"/>
-                <w:highlight w:val="yellow"/>
               </w:rPr>
             </w:pPr>
             <w:r>
@@ -23312,7 +23742,6 @@
                 <w:rFonts w:ascii="Barlow Condensed Medium" w:eastAsia="標楷體" w:hAnsi="Barlow Condensed Medium" w:cstheme="minorHAnsi"/>
                 <w:w w:val="70"/>
                 <w:szCs w:val="24"/>
-                <w:highlight w:val="yellow"/>
               </w:rPr>
               <w:t>45-1</w:t>
             </w:r>
@@ -23321,7 +23750,6 @@
                 <w:rFonts w:ascii="Barlow Condensed Medium" w:eastAsia="標楷體" w:hAnsi="Barlow Condensed Medium" w:cstheme="minorHAnsi" w:hint="eastAsia"/>
                 <w:w w:val="70"/>
                 <w:szCs w:val="24"/>
-                <w:highlight w:val="yellow"/>
                 <w:lang w:eastAsia="zh-HK"/>
               </w:rPr>
               <w:t>號</w:t>
@@ -23345,7 +23773,6 @@
                 <w:rFonts w:ascii="Barlow Condensed Medium" w:eastAsia="標楷體" w:hAnsi="Barlow Condensed Medium" w:cstheme="minorHAnsi"/>
                 <w:w w:val="80"/>
                 <w:szCs w:val="24"/>
-                <w:highlight w:val="yellow"/>
               </w:rPr>
             </w:pPr>
             <w:r>
@@ -23353,7 +23780,6 @@
                 <w:rFonts w:ascii="Barlow Condensed Medium" w:eastAsia="標楷體" w:hAnsi="Barlow Condensed Medium" w:cstheme="minorHAnsi"/>
                 <w:w w:val="80"/>
                 <w:szCs w:val="24"/>
-                <w:highlight w:val="yellow"/>
               </w:rPr>
               <w:t>2,400</w:t>
             </w:r>
@@ -23376,7 +23802,6 @@
                 <w:rFonts w:ascii="Barlow Condensed Medium" w:eastAsia="標楷體" w:hAnsi="Barlow Condensed Medium" w:cstheme="minorHAnsi"/>
                 <w:w w:val="70"/>
                 <w:szCs w:val="24"/>
-                <w:highlight w:val="yellow"/>
               </w:rPr>
             </w:pPr>
             <w:r>
@@ -23384,7 +23809,6 @@
                 <w:rFonts w:ascii="Barlow Condensed Medium" w:eastAsia="標楷體" w:hAnsi="Barlow Condensed Medium" w:cstheme="minorHAnsi"/>
                 <w:w w:val="70"/>
                 <w:szCs w:val="24"/>
-                <w:highlight w:val="yellow"/>
               </w:rPr>
               <w:t>49</w:t>
             </w:r>
@@ -23393,7 +23817,6 @@
                 <w:rFonts w:ascii="Barlow Condensed Medium" w:eastAsia="標楷體" w:hAnsi="Barlow Condensed Medium" w:cstheme="minorHAnsi" w:hint="eastAsia"/>
                 <w:w w:val="70"/>
                 <w:szCs w:val="24"/>
-                <w:highlight w:val="yellow"/>
                 <w:lang w:eastAsia="zh-HK"/>
               </w:rPr>
               <w:t>號</w:t>
@@ -23417,7 +23840,6 @@
                 <w:rFonts w:ascii="Barlow Condensed Medium" w:eastAsia="標楷體" w:hAnsi="Barlow Condensed Medium" w:cstheme="minorHAnsi"/>
                 <w:w w:val="80"/>
                 <w:szCs w:val="24"/>
-                <w:highlight w:val="yellow"/>
               </w:rPr>
             </w:pPr>
             <w:r>
@@ -23425,7 +23847,6 @@
                 <w:rFonts w:ascii="Barlow Condensed Medium" w:eastAsia="標楷體" w:hAnsi="Barlow Condensed Medium" w:cstheme="minorHAnsi"/>
                 <w:w w:val="80"/>
                 <w:szCs w:val="24"/>
-                <w:highlight w:val="yellow"/>
               </w:rPr>
               <w:t>1,000</w:t>
             </w:r>
@@ -23450,7 +23871,6 @@
                 <w:rFonts w:ascii="Barlow Condensed Medium" w:eastAsia="標楷體" w:hAnsi="Barlow Condensed Medium" w:cs="細明體"/>
                 <w:w w:val="80"/>
                 <w:szCs w:val="24"/>
-                <w:highlight w:val="yellow"/>
               </w:rPr>
             </w:pPr>
             <w:r>
@@ -23458,7 +23878,6 @@
                 <w:rFonts w:ascii="Barlow Condensed Medium" w:eastAsia="標楷體" w:hAnsi="Barlow Condensed Medium" w:cs="細明體"/>
                 <w:w w:val="80"/>
                 <w:szCs w:val="24"/>
-                <w:highlight w:val="yellow"/>
               </w:rPr>
               <w:t>50</w:t>
             </w:r>
@@ -23467,7 +23886,6 @@
                 <w:rFonts w:ascii="Barlow Condensed Medium" w:eastAsia="標楷體" w:hAnsi="Barlow Condensed Medium" w:cs="細明體" w:hint="eastAsia"/>
                 <w:w w:val="80"/>
                 <w:szCs w:val="24"/>
-                <w:highlight w:val="yellow"/>
                 <w:lang w:eastAsia="zh-HK"/>
               </w:rPr>
               <w:t>號</w:t>
@@ -23490,7 +23908,6 @@
                 <w:rFonts w:ascii="Barlow Condensed Medium" w:eastAsia="標楷體" w:hAnsi="Barlow Condensed Medium" w:cstheme="minorHAnsi"/>
                 <w:w w:val="80"/>
                 <w:szCs w:val="24"/>
-                <w:highlight w:val="yellow"/>
               </w:rPr>
             </w:pPr>
             <w:r>
@@ -23498,7 +23915,6 @@
                 <w:rFonts w:ascii="Barlow Condensed Medium" w:eastAsia="標楷體" w:hAnsi="Barlow Condensed Medium" w:cstheme="minorHAnsi"/>
                 <w:w w:val="80"/>
                 <w:szCs w:val="24"/>
-                <w:highlight w:val="yellow"/>
               </w:rPr>
               <w:t>1,000</w:t>
             </w:r>
@@ -23525,7 +23941,6 @@
                 <w:rFonts w:ascii="Barlow Condensed Medium" w:eastAsia="華康中黑體" w:hAnsi="Barlow Condensed Medium" w:cstheme="minorHAnsi"/>
                 <w:w w:val="80"/>
                 <w:szCs w:val="24"/>
-                <w:highlight w:val="yellow"/>
               </w:rPr>
             </w:pPr>
           </w:p>
@@ -23547,7 +23962,6 @@
                 <w:rFonts w:ascii="Barlow Condensed Medium" w:eastAsia="標楷體" w:hAnsi="Barlow Condensed Medium" w:cstheme="minorHAnsi"/>
                 <w:w w:val="70"/>
                 <w:szCs w:val="24"/>
-                <w:highlight w:val="yellow"/>
               </w:rPr>
             </w:pPr>
             <w:r>
@@ -23555,7 +23969,6 @@
                 <w:rFonts w:ascii="Barlow Condensed Medium" w:eastAsia="標楷體" w:hAnsi="Barlow Condensed Medium" w:cstheme="minorHAnsi"/>
                 <w:w w:val="70"/>
                 <w:szCs w:val="24"/>
-                <w:highlight w:val="yellow"/>
               </w:rPr>
               <w:t>63</w:t>
             </w:r>
@@ -23564,7 +23977,6 @@
                 <w:rFonts w:ascii="Barlow Condensed Medium" w:eastAsia="標楷體" w:hAnsi="Barlow Condensed Medium" w:cstheme="minorHAnsi" w:hint="eastAsia"/>
                 <w:w w:val="70"/>
                 <w:szCs w:val="24"/>
-                <w:highlight w:val="yellow"/>
                 <w:lang w:eastAsia="zh-HK"/>
               </w:rPr>
               <w:t>號</w:t>
@@ -23588,7 +24000,6 @@
                 <w:rFonts w:ascii="Barlow Condensed Medium" w:eastAsia="標楷體" w:hAnsi="Barlow Condensed Medium" w:cstheme="minorHAnsi"/>
                 <w:w w:val="80"/>
                 <w:szCs w:val="24"/>
-                <w:highlight w:val="yellow"/>
               </w:rPr>
             </w:pPr>
             <w:r>
@@ -23596,7 +24007,6 @@
                 <w:rFonts w:ascii="Barlow Condensed Medium" w:eastAsia="標楷體" w:hAnsi="Barlow Condensed Medium" w:cstheme="minorHAnsi"/>
                 <w:w w:val="80"/>
                 <w:szCs w:val="24"/>
-                <w:highlight w:val="yellow"/>
               </w:rPr>
               <w:t>1,000</w:t>
             </w:r>
@@ -23619,7 +24029,6 @@
                 <w:rFonts w:ascii="Barlow Condensed Medium" w:eastAsia="標楷體" w:hAnsi="Barlow Condensed Medium" w:cstheme="minorHAnsi"/>
                 <w:w w:val="70"/>
                 <w:szCs w:val="24"/>
-                <w:highlight w:val="yellow"/>
               </w:rPr>
             </w:pPr>
             <w:r>
@@ -23627,7 +24036,6 @@
                 <w:rFonts w:ascii="Barlow Condensed Medium" w:eastAsia="標楷體" w:hAnsi="Barlow Condensed Medium" w:cstheme="minorHAnsi"/>
                 <w:w w:val="70"/>
                 <w:szCs w:val="24"/>
-                <w:highlight w:val="yellow"/>
               </w:rPr>
               <w:t>67</w:t>
             </w:r>
@@ -23636,7 +24044,6 @@
                 <w:rFonts w:ascii="Barlow Condensed Medium" w:eastAsia="標楷體" w:hAnsi="Barlow Condensed Medium" w:cstheme="minorHAnsi" w:hint="eastAsia"/>
                 <w:w w:val="70"/>
                 <w:szCs w:val="24"/>
-                <w:highlight w:val="yellow"/>
                 <w:lang w:eastAsia="zh-HK"/>
               </w:rPr>
               <w:t>號</w:t>
@@ -23660,7 +24067,6 @@
                 <w:rFonts w:ascii="Barlow Condensed Medium" w:eastAsia="標楷體" w:hAnsi="Barlow Condensed Medium" w:cstheme="minorHAnsi"/>
                 <w:w w:val="80"/>
                 <w:szCs w:val="24"/>
-                <w:highlight w:val="yellow"/>
               </w:rPr>
             </w:pPr>
             <w:r>
@@ -23668,7 +24074,6 @@
                 <w:rFonts w:ascii="Barlow Condensed Medium" w:eastAsia="標楷體" w:hAnsi="Barlow Condensed Medium" w:cstheme="minorHAnsi"/>
                 <w:w w:val="80"/>
                 <w:szCs w:val="24"/>
-                <w:highlight w:val="yellow"/>
               </w:rPr>
               <w:t>500</w:t>
             </w:r>
@@ -23693,7 +24098,6 @@
                 <w:rFonts w:ascii="Barlow Condensed Medium" w:eastAsia="標楷體" w:hAnsi="Barlow Condensed Medium" w:cs="細明體"/>
                 <w:w w:val="80"/>
                 <w:szCs w:val="24"/>
-                <w:highlight w:val="yellow"/>
               </w:rPr>
             </w:pPr>
             <w:r>
@@ -23701,7 +24105,6 @@
                 <w:rFonts w:ascii="Barlow Condensed Medium" w:eastAsia="標楷體" w:hAnsi="Barlow Condensed Medium" w:cs="細明體"/>
                 <w:w w:val="80"/>
                 <w:szCs w:val="24"/>
-                <w:highlight w:val="yellow"/>
               </w:rPr>
               <w:t>2</w:t>
             </w:r>
@@ -23710,7 +24113,6 @@
                 <w:rFonts w:ascii="Barlow Condensed Medium" w:eastAsia="標楷體" w:hAnsi="Barlow Condensed Medium" w:cs="細明體" w:hint="eastAsia"/>
                 <w:w w:val="80"/>
                 <w:szCs w:val="24"/>
-                <w:highlight w:val="yellow"/>
               </w:rPr>
               <w:t>0</w:t>
             </w:r>
@@ -23719,7 +24121,6 @@
                 <w:rFonts w:ascii="Barlow Condensed Medium" w:eastAsia="標楷體" w:hAnsi="Barlow Condensed Medium" w:cs="細明體" w:hint="eastAsia"/>
                 <w:w w:val="80"/>
                 <w:szCs w:val="24"/>
-                <w:highlight w:val="yellow"/>
                 <w:lang w:eastAsia="zh-HK"/>
               </w:rPr>
               <w:t>號</w:t>
@@ -23749,7 +24150,6 @@
                 <w:rFonts w:ascii="Barlow Condensed Medium" w:eastAsia="標楷體" w:hAnsi="Barlow Condensed Medium" w:cstheme="minorHAnsi" w:hint="eastAsia"/>
                 <w:w w:val="80"/>
                 <w:szCs w:val="24"/>
-                <w:highlight w:val="yellow"/>
               </w:rPr>
               <w:t>5</w:t>
             </w:r>
@@ -23758,7 +24158,6 @@
                 <w:rFonts w:ascii="Barlow Condensed Medium" w:eastAsia="標楷體" w:hAnsi="Barlow Condensed Medium" w:cstheme="minorHAnsi"/>
                 <w:w w:val="80"/>
                 <w:szCs w:val="24"/>
-                <w:highlight w:val="yellow"/>
               </w:rPr>
               <w:t>00</w:t>
             </w:r>
@@ -23813,7 +24212,6 @@
                 <w:rFonts w:ascii="Barlow Condensed Medium" w:eastAsia="標楷體" w:hAnsi="Barlow Condensed Medium" w:cs="細明體" w:hint="eastAsia"/>
                 <w:w w:val="80"/>
                 <w:szCs w:val="24"/>
-                <w:highlight w:val="yellow"/>
                 <w:lang w:eastAsia="zh-HK"/>
               </w:rPr>
               <w:t>有志</w:t>
@@ -23823,7 +24221,6 @@
                 <w:rFonts w:ascii="Barlow Condensed Medium" w:eastAsia="標楷體" w:hAnsi="Barlow Condensed Medium" w:cs="細明體" w:hint="eastAsia"/>
                 <w:w w:val="80"/>
                 <w:szCs w:val="24"/>
-                <w:highlight w:val="yellow"/>
                 <w:lang w:eastAsia="zh-HK"/>
               </w:rPr>
               <w:t>*</w:t>
@@ -23833,7 +24230,6 @@
                 <w:rFonts w:ascii="Barlow Condensed Medium" w:eastAsia="標楷體" w:hAnsi="Barlow Condensed Medium" w:cs="細明體" w:hint="eastAsia"/>
                 <w:w w:val="80"/>
                 <w:szCs w:val="24"/>
-                <w:highlight w:val="yellow"/>
               </w:rPr>
               <w:t>8</w:t>
             </w:r>
@@ -23863,7 +24259,6 @@
                 <w:rFonts w:ascii="Barlow Condensed Medium" w:eastAsia="標楷體" w:hAnsi="Barlow Condensed Medium" w:cstheme="minorHAnsi" w:hint="eastAsia"/>
                 <w:w w:val="80"/>
                 <w:szCs w:val="24"/>
-                <w:highlight w:val="yellow"/>
               </w:rPr>
               <w:t>4</w:t>
             </w:r>
@@ -23872,7 +24267,6 @@
                 <w:rFonts w:ascii="Barlow Condensed Medium" w:eastAsia="標楷體" w:hAnsi="Barlow Condensed Medium" w:cstheme="minorHAnsi"/>
                 <w:w w:val="80"/>
                 <w:szCs w:val="24"/>
-                <w:highlight w:val="yellow"/>
               </w:rPr>
               <w:t>,</w:t>
             </w:r>
@@ -23881,7 +24275,6 @@
                 <w:rFonts w:ascii="Barlow Condensed Medium" w:eastAsia="標楷體" w:hAnsi="Barlow Condensed Medium" w:cstheme="minorHAnsi" w:hint="eastAsia"/>
                 <w:w w:val="80"/>
                 <w:szCs w:val="24"/>
-                <w:highlight w:val="yellow"/>
               </w:rPr>
               <w:t>9</w:t>
             </w:r>
@@ -23890,7 +24283,6 @@
                 <w:rFonts w:ascii="Barlow Condensed Medium" w:eastAsia="標楷體" w:hAnsi="Barlow Condensed Medium" w:cstheme="minorHAnsi"/>
                 <w:w w:val="80"/>
                 <w:szCs w:val="24"/>
-                <w:highlight w:val="yellow"/>
               </w:rPr>
               <w:t>00</w:t>
             </w:r>
@@ -24266,7 +24658,7 @@
                 <w:sz w:val="20"/>
                 <w:szCs w:val="20"/>
               </w:rPr>
-              <w:t>王上</w:t>
+              <w:t>王下</w:t>
             </w:r>
             <w:r>
               <w:rPr>
@@ -24277,7 +24669,7 @@
                 <w:sz w:val="20"/>
                 <w:szCs w:val="20"/>
               </w:rPr>
-              <w:t>19*(8)</w:t>
+              <w:t>2*(9)</w:t>
             </w:r>
           </w:p>
         </w:tc>
@@ -24462,7 +24854,7 @@
                 <w:sz w:val="20"/>
                 <w:szCs w:val="20"/>
               </w:rPr>
-              <w:t>20:1-25(11)</w:t>
+              <w:t>3*(14)</w:t>
             </w:r>
           </w:p>
         </w:tc>
@@ -24638,7 +25030,7 @@
                 <w:sz w:val="20"/>
                 <w:szCs w:val="20"/>
               </w:rPr>
-              <w:t>20:26-21:4(20:40)</w:t>
+              <w:t>4:1-28(28)</w:t>
             </w:r>
           </w:p>
         </w:tc>
@@ -24814,7 +25206,7 @@
                 <w:sz w:val="20"/>
                 <w:szCs w:val="20"/>
               </w:rPr>
-              <w:t>21:5-29(25)</w:t>
+              <w:t>4:29-5:7(4:43)</w:t>
             </w:r>
           </w:p>
         </w:tc>
@@ -24990,7 +25382,7 @@
                 <w:sz w:val="20"/>
                 <w:szCs w:val="20"/>
               </w:rPr>
-              <w:t>22:1-28(16)</w:t>
+              <w:t>5:8-27(26)</w:t>
             </w:r>
           </w:p>
         </w:tc>
@@ -25166,7 +25558,7 @@
                 <w:sz w:val="20"/>
                 <w:szCs w:val="20"/>
               </w:rPr>
-              <w:t>22:29-53(34)</w:t>
+              <w:t>6:1-23(17)</w:t>
             </w:r>
           </w:p>
         </w:tc>
@@ -25342,18 +25734,7 @@
                 <w:sz w:val="20"/>
                 <w:szCs w:val="20"/>
               </w:rPr>
-              <w:t>王下</w:t>
-            </w:r>
-            <w:r>
-              <w:rPr>
-                <w:rFonts w:ascii="Yanone Kaffeesatz Regular" w:eastAsia="華康儷中黑" w:hAnsi="Yanone Kaffeesatz Regular" w:cs="DaunPenh"/>
-                <w:b/>
-                <w:bCs/>
-                <w:w w:val="125"/>
-                <w:sz w:val="20"/>
-                <w:szCs w:val="20"/>
-              </w:rPr>
-              <w:t>1*(16)</w:t>
+              <w:t>6:24-7:8(7:2)</w:t>
             </w:r>
           </w:p>
         </w:tc>
@@ -25378,9 +25759,10 @@
           <w:w w:val="60"/>
           <w:sz w:val="26"/>
           <w:szCs w:val="26"/>
+          <w:lang w:bidi="he-IL"/>
         </w:rPr>
         <w:drawing>
-          <wp:anchor distT="0" distB="0" distL="114300" distR="114300" simplePos="0" relativeHeight="251676160" behindDoc="1" locked="0" layoutInCell="1" allowOverlap="1" wp14:anchorId="433B7986" wp14:editId="02C8A8D7">
+          <wp:anchor distT="0" distB="0" distL="114300" distR="114300" simplePos="0" relativeHeight="251667456" behindDoc="1" locked="0" layoutInCell="1" allowOverlap="1" wp14:anchorId="433B7986" wp14:editId="797D50AC">
             <wp:simplePos x="0" y="0"/>
             <wp:positionH relativeFrom="column">
               <wp:posOffset>946513</wp:posOffset>
@@ -25761,7 +26143,7 @@
           <w:sz w:val="26"/>
           <w:szCs w:val="26"/>
         </w:rPr>
-        <w:t>走到　神的山</w:t>
+        <w:t>雙倍地臨到我</w:t>
       </w:r>
       <w:r>
         <w:rPr>
@@ -25814,7 +26196,7 @@
           <w:sz w:val="26"/>
           <w:szCs w:val="26"/>
         </w:rPr>
-        <w:t>他就起來吃了喝了，仗著這飲食的力走了四十晝夜，到了神的山，就是何烈山。</w:t>
+        <w:t>過去之後，以利亞對以利沙說：「我未曾被接去離開你，你要我為你做甚麼，只管求我。」以利沙說：「願感動你的靈加倍地感動我。」</w:t>
       </w:r>
       <w:r>
         <w:rPr>
@@ -25824,16 +26206,6 @@
           <w:sz w:val="26"/>
           <w:szCs w:val="26"/>
         </w:rPr>
-        <w:t xml:space="preserve"> </w:t>
-      </w:r>
-      <w:r>
-        <w:rPr>
-          <w:rFonts w:ascii="Barlow Condensed Medium" w:eastAsia="華康儷中黑" w:hAnsi="Barlow Condensed Medium" w:cs="Calibri"/>
-          <w:bCs/>
-          <w:w w:val="70"/>
-          <w:sz w:val="26"/>
-          <w:szCs w:val="26"/>
-        </w:rPr>
         <w:t>(</w:t>
       </w:r>
       <w:r>
@@ -25844,7 +26216,7 @@
           <w:sz w:val="26"/>
           <w:szCs w:val="26"/>
         </w:rPr>
-        <w:t>王上</w:t>
+        <w:t>王</w:t>
       </w:r>
       <w:r>
         <w:rPr>
@@ -25854,7 +26226,7 @@
           <w:sz w:val="26"/>
           <w:szCs w:val="26"/>
         </w:rPr>
-        <w:t>1</w:t>
+        <w:t>下</w:t>
       </w:r>
       <w:r>
         <w:rPr>
@@ -25864,7 +26236,7 @@
           <w:sz w:val="26"/>
           <w:szCs w:val="26"/>
         </w:rPr>
-        <w:t>9:8</w:t>
+        <w:t>2:9</w:t>
       </w:r>
       <w:r>
         <w:rPr>
@@ -25986,7 +26358,7 @@
                 <w:sz w:val="26"/>
                 <w:szCs w:val="26"/>
               </w:rPr>
-              <w:t>義人被追殺，　神為何沉默</w:t>
+              <w:t>以利亞為何三次叫以利沙留下</w:t>
             </w:r>
             <w:r>
               <w:rPr>
@@ -26058,7 +26430,7 @@
                 <w:sz w:val="26"/>
                 <w:szCs w:val="26"/>
               </w:rPr>
-              <w:t xml:space="preserve">　神為何第二次問以利亞相同的問題</w:t>
+              <w:t>雙倍的感動指的是什麼</w:t>
             </w:r>
             <w:r>
               <w:rPr>
@@ -26130,7 +26502,7 @@
                 <w:sz w:val="26"/>
                 <w:szCs w:val="26"/>
               </w:rPr>
-              <w:t>人心如何安靜在　神面前</w:t>
+              <w:t>為何以利沙看見了就會得著</w:t>
             </w:r>
             <w:r>
               <w:rPr>
@@ -26211,25 +26583,7 @@
                 <w:sz w:val="26"/>
                 <w:szCs w:val="26"/>
               </w:rPr>
-              <w:t xml:space="preserve">　神差先知說</w:t>
-            </w:r>
-            <w:r>
-              <w:rPr>
-                <w:rFonts w:ascii="Barlow Condensed Medium" w:eastAsia="華康中黑體" w:hAnsi="Barlow Condensed Medium" w:cs="Arial" w:hint="eastAsia"/>
-                <w:w w:val="75"/>
-                <w:sz w:val="26"/>
-                <w:szCs w:val="26"/>
-              </w:rPr>
-              <w:t>預言</w:t>
-            </w:r>
-            <w:r>
-              <w:rPr>
-                <w:rFonts w:ascii="Barlow Condensed Medium" w:eastAsia="華康中黑體" w:hAnsi="Barlow Condensed Medium" w:cs="Arial" w:hint="eastAsia"/>
-                <w:w w:val="75"/>
-                <w:sz w:val="26"/>
-                <w:szCs w:val="26"/>
-              </w:rPr>
-              <w:t>的目的</w:t>
+              <w:t>人為何渴慕　神</w:t>
             </w:r>
             <w:r>
               <w:rPr>
@@ -26284,11 +26638,12 @@
         <w:rPr>
           <w:rFonts w:ascii="Barlow Condensed Medium" w:hAnsi="Barlow Condensed Medium"/>
           <w:noProof/>
+          <w:lang w:bidi="he-IL"/>
         </w:rPr>
         <mc:AlternateContent>
           <mc:Choice Requires="wps">
             <w:drawing>
-              <wp:anchor distT="0" distB="0" distL="114300" distR="114300" simplePos="0" relativeHeight="251670016" behindDoc="0" locked="0" layoutInCell="1" allowOverlap="1" wp14:anchorId="771C6E6D" wp14:editId="2048B963">
+              <wp:anchor distT="0" distB="0" distL="114300" distR="114300" simplePos="0" relativeHeight="251664384" behindDoc="0" locked="0" layoutInCell="1" allowOverlap="1" wp14:anchorId="771C6E6D" wp14:editId="578CDF74">
                 <wp:simplePos x="0" y="0"/>
                 <wp:positionH relativeFrom="page">
                   <wp:posOffset>4367530</wp:posOffset>
@@ -26349,7 +26704,7 @@
           </mc:Choice>
           <mc:Fallback>
             <w:pict>
-              <v:line w14:anchorId="7E3792DC" id="直線接點 6" o:spid="_x0000_s1026" style="position:absolute;z-index:251670016;visibility:visible;mso-wrap-style:square;mso-width-percent:0;mso-height-percent:0;mso-wrap-distance-left:9pt;mso-wrap-distance-top:0;mso-wrap-distance-right:9pt;mso-wrap-distance-bottom:0;mso-position-horizontal:absolute;mso-position-horizontal-relative:page;mso-position-vertical:absolute;mso-position-vertical-relative:page;mso-width-percent:0;mso-height-percent:0;mso-width-relative:margin;mso-height-relative:margin" from="343.9pt,19.85pt" to="345.05pt,710.95pt" o:gfxdata="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" strokecolor="black [3213]" strokeweight=".5pt">
+              <v:line w14:anchorId="58AED46A" id="直線接點 6" o:spid="_x0000_s1026" style="position:absolute;z-index:251664384;visibility:visible;mso-wrap-style:square;mso-width-percent:0;mso-height-percent:0;mso-wrap-distance-left:9pt;mso-wrap-distance-top:0;mso-wrap-distance-right:9pt;mso-wrap-distance-bottom:0;mso-position-horizontal:absolute;mso-position-horizontal-relative:page;mso-position-vertical:absolute;mso-position-vertical-relative:page;mso-width-percent:0;mso-height-percent:0;mso-width-relative:margin;mso-height-relative:margin" from="343.9pt,19.85pt" to="345.05pt,710.95pt" o:gfxdata="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" strokecolor="black [3213]" strokeweight=".5pt">
                 <v:stroke dashstyle="3 1" joinstyle="miter"/>
                 <w10:wrap anchorx="page" anchory="page"/>
               </v:line>
@@ -26361,11 +26716,12 @@
         <w:rPr>
           <w:rFonts w:ascii="Barlow Condensed Medium" w:hAnsi="Barlow Condensed Medium"/>
           <w:noProof/>
+          <w:lang w:bidi="he-IL"/>
         </w:rPr>
         <mc:AlternateContent>
           <mc:Choice Requires="wps">
             <w:drawing>
-              <wp:anchor distT="0" distB="0" distL="114300" distR="114300" simplePos="0" relativeHeight="251661824" behindDoc="0" locked="0" layoutInCell="1" allowOverlap="1" wp14:anchorId="2024F049" wp14:editId="20FCDE83">
+              <wp:anchor distT="0" distB="0" distL="114300" distR="114300" simplePos="0" relativeHeight="251660288" behindDoc="0" locked="0" layoutInCell="1" allowOverlap="1" wp14:anchorId="2024F049" wp14:editId="5265407A">
                 <wp:simplePos x="0" y="0"/>
                 <wp:positionH relativeFrom="page">
                   <wp:posOffset>4367530</wp:posOffset>
@@ -26426,7 +26782,7 @@
           </mc:Choice>
           <mc:Fallback>
             <w:pict>
-              <v:line w14:anchorId="734DF610" id="直線接點 4" o:spid="_x0000_s1026" style="position:absolute;z-index:251661824;visibility:visible;mso-wrap-style:square;mso-width-percent:0;mso-height-percent:0;mso-wrap-distance-left:9pt;mso-wrap-distance-top:0;mso-wrap-distance-right:9pt;mso-wrap-distance-bottom:0;mso-position-horizontal:absolute;mso-position-horizontal-relative:page;mso-position-vertical:absolute;mso-position-vertical-relative:page;mso-width-percent:0;mso-height-percent:0;mso-width-relative:margin;mso-height-relative:margin" from="343.9pt,19.85pt" to="345.05pt,710.95pt" o:gfxdata="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" strokecolor="black [3213]" strokeweight=".5pt">
+              <v:line w14:anchorId="7F5A0700" id="直線接點 4" o:spid="_x0000_s1026" style="position:absolute;z-index:251660288;visibility:visible;mso-wrap-style:square;mso-width-percent:0;mso-height-percent:0;mso-wrap-distance-left:9pt;mso-wrap-distance-top:0;mso-wrap-distance-right:9pt;mso-wrap-distance-bottom:0;mso-position-horizontal:absolute;mso-position-horizontal-relative:page;mso-position-vertical:absolute;mso-position-vertical-relative:page;mso-width-percent:0;mso-height-percent:0;mso-width-relative:margin;mso-height-relative:margin" from="343.9pt,19.85pt" to="345.05pt,710.95pt" o:gfxdata="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" strokecolor="black [3213]" strokeweight=".5pt">
                 <v:stroke dashstyle="3 1" joinstyle="miter"/>
                 <w10:wrap anchorx="page" anchory="page"/>
               </v:line>
@@ -26618,7 +26974,7 @@
           <w:sz w:val="26"/>
           <w:szCs w:val="26"/>
         </w:rPr>
-        <w:t>走到　神的山</w:t>
+        <w:t>雙倍地臨到我</w:t>
       </w:r>
       <w:r>
         <w:rPr>
@@ -26700,7 +27056,7 @@
                 <w:sz w:val="26"/>
                 <w:szCs w:val="26"/>
               </w:rPr>
-              <w:t>王上</w:t>
+              <w:t>王下</w:t>
             </w:r>
             <w:r>
               <w:rPr>
@@ -26709,7 +27065,7 @@
                 <w:sz w:val="26"/>
                 <w:szCs w:val="26"/>
               </w:rPr>
-              <w:t>19:3-18</w:t>
+              <w:t>2:1-15</w:t>
             </w:r>
           </w:p>
         </w:tc>
@@ -26762,7 +27118,7 @@
           <w:sz w:val="26"/>
           <w:szCs w:val="26"/>
         </w:rPr>
-        <w:t>迦密山事件，證明了耶和華才是真神，導致人民暴動殺死四百五十個假神巴力的先知。算是償還了王后耶洗殺害耶和華的先知的血，但是以利亞為何要逃亡？</w:t>
+        <w:t>以利亞經過吉甲、伯特利和耶利哥，與他的先知門徒門作最後的道別，就是　神所留下未向巴力屈膝和親吻的。同時對以利沙作最後接班的忠誠度考試。</w:t>
       </w:r>
       <w:r>
         <w:rPr>
@@ -26771,7 +27127,7 @@
           <w:sz w:val="26"/>
           <w:szCs w:val="26"/>
         </w:rPr>
-        <w:t>利亞雖然是以色列人的大先知，　神藉他所行的神蹟極大，但是他似乎對　神作為有些困惑和抱怨。首先，三年的乾旱，是對北國以色列整體背叛　神去追隨偶像的集體懲罰，但是為什麼義人仍然受逼迫。其次是，獻祭的考驗，明明以利亞一人勝過四百五</w:t>
+        <w:t>追隨先知成為門徒和先知學校的形成，最晚從撒母耳的時代就開始了</w:t>
       </w:r>
       <w:r>
         <w:rPr>
@@ -26780,7 +27136,7 @@
           <w:sz w:val="26"/>
           <w:szCs w:val="26"/>
         </w:rPr>
-        <w:t>十</w:t>
+        <w:t>(</w:t>
       </w:r>
       <w:r>
         <w:rPr>
@@ -26789,7 +27145,7 @@
           <w:sz w:val="26"/>
           <w:szCs w:val="26"/>
         </w:rPr>
-        <w:t>位巴力先知，但是百姓和執政者只是驚恐，卻沒有悔改。反而是他要被王后耶洗別追殺。他不明白，作了這麼多，北國以色列為什麼沒改變。他需要一個答案，所以他不只是逃亡，而是打算去找　神理論。同樣的事，發生在每個時代。就是當惡人橫行，公義被扭曲，或是天災地變。人就質疑</w:t>
+        <w:t>撒上</w:t>
       </w:r>
       <w:r>
         <w:rPr>
@@ -26798,7 +27154,7 @@
           <w:sz w:val="26"/>
           <w:szCs w:val="26"/>
         </w:rPr>
-        <w:t xml:space="preserve"> </w:t>
+        <w:t>10:5, 19:20-21)</w:t>
       </w:r>
       <w:r>
         <w:rPr>
@@ -26807,7 +27163,25 @@
           <w:sz w:val="26"/>
           <w:szCs w:val="26"/>
         </w:rPr>
-        <w:t>神的存在，說：若真有　神，為什麼會讓壞事發生，卻不阻止？為什麼好人不長命，禍害遺千年？總體來說，這是　神容許人的自由意志，選擇信或不信祂，行善或行惡。這讓　神在審判時可以分辨義人和惡人。但是義人受苦的事仍然沒有解答，這正是以利亞的困惑，和無言的抗議。</w:t>
+        <w:t>。那是在大衛王朝和耶路撒冷聖殿尚未形成之前，以色列人居住在異教文化遍及的迦南地，　神的先知堅守耶和華的信仰，並傳承和教導人民敬畏耶和華的儀式和律法。最重要的是，向掌權者和百姓，傳達　神所感動的話。又在南北分裂時代的北國以色列，更是因為諸王一直沒有離開巴力和各種偶像的崇拜，這耶和華的先知學校肩負更重要的使命，就是將以色列的百姓，從墮落和迷惑人的信仰中拯救出來。正如以利亞所領受的，見證　神和領人悔改歸向祂，優先於世間的國度和權勢。而今天，以利沙所要繼承的，不是什麼在人中間的權勢，而是拯救百姓的使命。而這一天所有的先知門徒都受感動，知道　神要接走以利亞。以利亞除了道別，也給了以利沙考試，考題是追隨到底的心志。那天他們走了至少走了</w:t>
+      </w:r>
+      <w:r>
+        <w:rPr>
+          <w:rFonts w:ascii="Barlow Condensed Medium" w:eastAsia="華康細黑體" w:hAnsi="Barlow Condensed Medium" w:cs="微軟正黑體" w:hint="eastAsia"/>
+          <w:w w:val="72"/>
+          <w:sz w:val="26"/>
+          <w:szCs w:val="26"/>
+        </w:rPr>
+        <w:t>60</w:t>
+      </w:r>
+      <w:r>
+        <w:rPr>
+          <w:rFonts w:ascii="Barlow Condensed Medium" w:eastAsia="華康細黑體" w:hAnsi="Barlow Condensed Medium" w:cs="微軟正黑體" w:hint="eastAsia"/>
+          <w:w w:val="72"/>
+          <w:sz w:val="26"/>
+          <w:szCs w:val="26"/>
+        </w:rPr>
+        <w:t>公里以上，且三度命令以利沙留在原地。以利沙不從，顯出是自己的心志真心地追隨。</w:t>
       </w:r>
     </w:p>
     <w:p>
@@ -26830,7 +27204,7 @@
           <w:sz w:val="26"/>
           <w:szCs w:val="26"/>
         </w:rPr>
-        <w:t>以利亞想死，　神卻差天使養活他。以利亞就專程往何烈山去找　神理論，為何讓祂的先知受苦。　神卻問他二次到這裡作什麼，又將他沒見到的事告訴他。</w:t>
+        <w:t>允許通過考試的以利沙求賞賜，以利沙卻求靈加倍的感動。是像長子雙份財產的繼承權，更是對渴慕　神的話語和差遣的心志。但確實也只有　神能賞賜。</w:t>
       </w:r>
       <w:r>
         <w:rPr>
@@ -26839,124 +27213,7 @@
           <w:sz w:val="26"/>
           <w:szCs w:val="26"/>
         </w:rPr>
-        <w:t>以利亞逃進南國猶大，耶洗別就無法再追殺他。他將門徒安置在別示巴，就向南出發去找他的</w:t>
-      </w:r>
-      <w:r>
-        <w:rPr>
-          <w:rFonts w:ascii="Barlow Condensed Medium" w:eastAsia="華康細黑體" w:hAnsi="Barlow Condensed Medium" w:cs="微軟正黑體" w:hint="eastAsia"/>
-          <w:w w:val="72"/>
-          <w:sz w:val="26"/>
-          <w:szCs w:val="26"/>
-        </w:rPr>
-        <w:t xml:space="preserve">　</w:t>
-      </w:r>
-      <w:r>
-        <w:rPr>
-          <w:rFonts w:ascii="Barlow Condensed Medium" w:eastAsia="華康細黑體" w:hAnsi="Barlow Condensed Medium" w:cs="微軟正黑體" w:hint="eastAsia"/>
-          <w:w w:val="72"/>
-          <w:sz w:val="26"/>
-          <w:szCs w:val="26"/>
-        </w:rPr>
-        <w:t>神。要見　神何其容易，他想死是最快的方法。但是，</w:t>
-      </w:r>
-      <w:r>
-        <w:rPr>
-          <w:rFonts w:ascii="Barlow Condensed Medium" w:eastAsia="華康細黑體" w:hAnsi="Barlow Condensed Medium" w:cs="微軟正黑體" w:hint="eastAsia"/>
-          <w:w w:val="72"/>
-          <w:sz w:val="26"/>
-          <w:szCs w:val="26"/>
-        </w:rPr>
-        <w:t xml:space="preserve"> </w:t>
-      </w:r>
-      <w:r>
-        <w:rPr>
-          <w:rFonts w:ascii="Barlow Condensed Medium" w:eastAsia="華康細黑體" w:hAnsi="Barlow Condensed Medium" w:cs="微軟正黑體" w:hint="eastAsia"/>
-          <w:w w:val="72"/>
-          <w:sz w:val="26"/>
-          <w:szCs w:val="26"/>
-        </w:rPr>
-        <w:t>神沒有准他死。我們知道後來也沒</w:t>
-      </w:r>
-      <w:r>
-        <w:rPr>
-          <w:rFonts w:ascii="Barlow Condensed Medium" w:eastAsia="華康細黑體" w:hAnsi="Barlow Condensed Medium" w:cs="微軟正黑體" w:hint="eastAsia"/>
-          <w:w w:val="72"/>
-          <w:sz w:val="26"/>
-          <w:szCs w:val="26"/>
-        </w:rPr>
-        <w:t>有，他是活著，直接去見</w:t>
-      </w:r>
-      <w:r>
-        <w:rPr>
-          <w:rFonts w:ascii="Barlow Condensed Medium" w:eastAsia="華康細黑體" w:hAnsi="Barlow Condensed Medium" w:cs="微軟正黑體" w:hint="eastAsia"/>
-          <w:w w:val="72"/>
-          <w:sz w:val="26"/>
-          <w:szCs w:val="26"/>
-        </w:rPr>
-        <w:t xml:space="preserve">　</w:t>
-      </w:r>
-      <w:r>
-        <w:rPr>
-          <w:rFonts w:ascii="Barlow Condensed Medium" w:eastAsia="華康細黑體" w:hAnsi="Barlow Condensed Medium" w:cs="微軟正黑體" w:hint="eastAsia"/>
-          <w:w w:val="72"/>
-          <w:sz w:val="26"/>
-          <w:szCs w:val="26"/>
-        </w:rPr>
-        <w:t>神的第二人。既然死不了，他就決心往　神的山，何烈山，就是西乃山去找　神。走了四十天，到了　神的山，進入一個洞。有人說是早先摩西遇見</w:t>
-      </w:r>
-      <w:r>
-        <w:rPr>
-          <w:rFonts w:ascii="Barlow Condensed Medium" w:eastAsia="華康細黑體" w:hAnsi="Barlow Condensed Medium" w:cs="微軟正黑體" w:hint="eastAsia"/>
-          <w:w w:val="72"/>
-          <w:sz w:val="26"/>
-          <w:szCs w:val="26"/>
-        </w:rPr>
-        <w:t xml:space="preserve">　</w:t>
-      </w:r>
-      <w:r>
-        <w:rPr>
-          <w:rFonts w:ascii="Barlow Condensed Medium" w:eastAsia="華康細黑體" w:hAnsi="Barlow Condensed Medium" w:cs="微軟正黑體" w:hint="eastAsia"/>
-          <w:w w:val="72"/>
-          <w:sz w:val="26"/>
-          <w:szCs w:val="26"/>
-        </w:rPr>
-        <w:t>神和躲藏的洞，這使他的地位和摩西一樣。然而，</w:t>
-      </w:r>
-      <w:r>
-        <w:rPr>
-          <w:rFonts w:ascii="Barlow Condensed Medium" w:eastAsia="華康細黑體" w:hAnsi="Barlow Condensed Medium" w:cs="微軟正黑體" w:hint="eastAsia"/>
-          <w:w w:val="72"/>
-          <w:sz w:val="26"/>
-          <w:szCs w:val="26"/>
-        </w:rPr>
-        <w:t xml:space="preserve">　</w:t>
-      </w:r>
-      <w:r>
-        <w:rPr>
-          <w:rFonts w:ascii="Barlow Condensed Medium" w:eastAsia="華康細黑體" w:hAnsi="Barlow Condensed Medium" w:cs="微軟正黑體" w:hint="eastAsia"/>
-          <w:w w:val="72"/>
-          <w:sz w:val="26"/>
-          <w:szCs w:val="26"/>
-        </w:rPr>
-        <w:t>神卻問他在這裡作什麼。表示不是　神叫他來，是他不請自來。以利亞將心中的不平和困惑都說了一遍。然後　神現身出場，要他站出來說話。又問了他一次相同的問題。以利亞又回答相同的話，其實　神已經回答了，答案就在他心裡，因為是　神救了他。接下來　神立刻把祂全盤計劃，就是把未來要成就的事先告訴他。差遣他去膏三位領袖，讓他明白，殺巴力的先知只是第一步，讓耶洗別失去迷惑百姓的</w:t>
-      </w:r>
-      <w:r>
-        <w:rPr>
-          <w:rFonts w:ascii="Barlow Condensed Medium" w:eastAsia="華康細黑體" w:hAnsi="Barlow Condensed Medium" w:cs="微軟正黑體" w:hint="eastAsia"/>
-          <w:w w:val="72"/>
-          <w:sz w:val="26"/>
-          <w:szCs w:val="26"/>
-        </w:rPr>
-        <w:t>僕從</w:t>
-      </w:r>
-      <w:r>
-        <w:rPr>
-          <w:rFonts w:ascii="Barlow Condensed Medium" w:eastAsia="華康細黑體" w:hAnsi="Barlow Condensed Medium" w:cs="微軟正黑體" w:hint="eastAsia"/>
-          <w:w w:val="72"/>
-          <w:sz w:val="26"/>
-          <w:szCs w:val="26"/>
-        </w:rPr>
-        <w:t>，接著要奪去她的勢力，就是用另一個人的勢力取代它。又告訴他有七千個未和巴力親嘴的以色列人，他就是其中一個吧。不是　神不作為，而是　神掌管歷史，卻不操控人的國度和勢力。　神有自己的國度，祂關心和保守那些真正追尋和敬畏祂的人，就是祂的百姓。　神分享了祂全知的眼光，安慰了以利亞的心。</w:t>
+        <w:t xml:space="preserve">　神的靈的感動無法計算。因為所有的先知門徒都領受　神的靈的感動，而那領雙倍的就如同長子在繼承財產上的權力，同時也繼承了族長的身分。而以利沙則是繼承了先知學校的領導者的身分。又若是以直接領受　神的心意的感動來看，與其說是以利亞受呼召的事工的兩倍，不如說是加倍地認識和參與在　神的奧秘和計劃之中的心志。前者的身分是　神的揀選，而後者的心志則是出於人自己的決定。又放在不同的時代中，人和事有所不同，但是意義卻是相同的，就是更加認識和親近　神。就像台灣在民主化的過程中，經歷了種種社會運動。從美麗島、野百合、太陽花和尋找幸福的青鳥，是一代一代的人感受到呼召而繼承了前人的心志，就是嚮往有人權和自由的民主和法治，渴慕成為民主之子。其實我們渴慕成為　神的兒女也是一樣，是因為　神的美善和公義感動且呼召了我們。</w:t>
       </w:r>
     </w:p>
     <w:p>
@@ -26979,7 +27236,7 @@
           <w:sz w:val="26"/>
           <w:szCs w:val="26"/>
         </w:rPr>
-        <w:t xml:space="preserve">　神從大風、地震和烈火中經過，卻不在其中，最後卻用微小的聲音向以利亞說話。讓他明白　神有大能可以勝過大國，但只有溫柔的聲音才能使人心回轉。</w:t>
+        <w:t>目睹火馬戰車和以利亞乘旋風升天，代表　神接納了以利沙參與在　神奇異大能的作為。又撿起以利亞遺留的外衣，重覆分開約旦河水的神蹟作為繼承的認證。</w:t>
       </w:r>
       <w:r>
         <w:rPr>
@@ -26988,34 +27245,7 @@
           <w:sz w:val="26"/>
           <w:szCs w:val="26"/>
         </w:rPr>
-        <w:t>說到　神現身在以利亞面前，以利亞卻無法看見祂。因為在那時代，看見和知道一個人的名字，就等於能掌控一</w:t>
-      </w:r>
-      <w:r>
-        <w:rPr>
-          <w:rFonts w:ascii="Barlow Condensed Medium" w:eastAsia="華康細黑體" w:hAnsi="Barlow Condensed Medium" w:cs="微軟正黑體" w:hint="eastAsia"/>
-          <w:w w:val="72"/>
-          <w:sz w:val="26"/>
-          <w:szCs w:val="26"/>
-        </w:rPr>
-        <w:t>個</w:t>
-      </w:r>
-      <w:r>
-        <w:rPr>
-          <w:rFonts w:ascii="Barlow Condensed Medium" w:eastAsia="華康細黑體" w:hAnsi="Barlow Condensed Medium" w:cs="微軟正黑體" w:hint="eastAsia"/>
-          <w:w w:val="72"/>
-          <w:sz w:val="26"/>
-          <w:szCs w:val="26"/>
-        </w:rPr>
-        <w:t>人。而　神卻是人不能掌控的。聽說，伊朗高層被團滅之後，中國就關閉了所有監控人民的監視器。這些獨裁者開始怕自己的行蹤被看見，就會掌控他們的生死。又到底這位有大能卻看不見的　神讓以利亞</w:t>
-      </w:r>
-      <w:r>
-        <w:rPr>
-          <w:rFonts w:ascii="Barlow Condensed Medium" w:eastAsia="華康細黑體" w:hAnsi="Barlow Condensed Medium" w:cs="微軟正黑體" w:hint="eastAsia"/>
-          <w:w w:val="72"/>
-          <w:sz w:val="26"/>
-          <w:szCs w:val="26"/>
-        </w:rPr>
-        <w:t>明白了什麼。就是這些驚人的大能力可以征服任何世間的國度，但是只有微小和安慰人的聲音能征服和挽回人的心。　神不需要世間的權勢，也不缺敬拜祂的人，祂只想拯救人，免於人滅亡在自己的罪中。以利亞終於明白，人心回轉才是真正的拯救。</w:t>
+        <w:t>經文說有幾匹火馬拉的一輛火戰車阻隔在他們師徒之間，象徵人間和永生國度的界線。又實際上以利亞是以活的肉身和靈魂被旋風提上天去，更讓我們明白肉體復活的必要性，就是有靈有肉才是完整的生命，且義人的生命要永遠生活在　神的國度中。所以，以利亞說若是以利沙能看見　神如何接他上去，就是讓他看見生命進入永生的形態和奧秘，就表示　神認可了以利沙的資格。最後是用以利亞的外衣再行一次相的神蹟，向先知的門徒們證明　神對以利沙的揀選。有人認為以利沙是打了第二次水才分開。又有人在想以利亞過到河東，是不是上了摩西最後死在上頭的那座山。還有先知門徒不信旋風能將人提到　神那裡，堅持要去找以利亞的屍體。不論如何，後來　神與以利沙同行和感動他所行的事才是最真實的證明。</w:t>
       </w:r>
     </w:p>
     <w:p>
@@ -27046,7 +27276,7 @@
           <w:sz w:val="26"/>
           <w:szCs w:val="26"/>
         </w:rPr>
-        <w:t>沉默的　神</w:t>
+        <w:t>渴慕靈的感動</w:t>
       </w:r>
       <w:r>
         <w:rPr>
@@ -27064,7 +27294,7 @@
           <w:sz w:val="26"/>
           <w:szCs w:val="26"/>
         </w:rPr>
-        <w:t>詩人說：「我的心默默無聲，專等候神。」</w:t>
+        <w:t>什麼是　神的靈的感動？簡單地說就是看見和領悟到　神的美善。比如耶穌說：「人為朋友捨命，人的愛心沒有比這個更大的了。」</w:t>
       </w:r>
       <w:r>
         <w:rPr>
@@ -27082,7 +27312,7 @@
           <w:sz w:val="26"/>
           <w:szCs w:val="26"/>
         </w:rPr>
-        <w:t>詩篇</w:t>
+        <w:t>約</w:t>
       </w:r>
       <w:r>
         <w:rPr>
@@ -27091,7 +27321,7 @@
           <w:sz w:val="26"/>
           <w:szCs w:val="26"/>
         </w:rPr>
-        <w:t>62:1)</w:t>
+        <w:t>15:13)</w:t>
       </w:r>
       <w:r>
         <w:rPr>
@@ -27100,7 +27330,61 @@
           <w:sz w:val="26"/>
           <w:szCs w:val="26"/>
         </w:rPr>
-        <w:t>不是　神沉默不語，而是人的心充滿了太多聲音，有自己的執著、害怕和憂慮，有世界的誘惑、意識型態和謊言，甚至是懷疑　神的聲音，這些聲音讓我們聽不見　神的聲音。又人往往只關心自己想要的答案，卻故意聽不見　神的答案。只有當這些聲音在人的心中停止了，　神的聲音，甚至沉默才會被聽見。沉默也能說話，因為行動替它說話。特別是在苦難之中，　神默默無語，卻陪伴人或代替人承受苦難，無需言語和任何合理的解釋，這超乎言語的能力就是愛。</w:t>
+        <w:t>而保羅再把這種犧牲的愛拉到最高點：「為義人死，是少有的；為仁人死，或者有敢做的。惟有基督在我們還作罪人的時候為我們死，神的愛就在此向我們顯明了。」</w:t>
+      </w:r>
+      <w:r>
+        <w:rPr>
+          <w:rFonts w:ascii="Cambria" w:eastAsia="華康細黑體" w:hAnsi="Cambria" w:cs="Cambria" w:hint="eastAsia"/>
+          <w:w w:val="72"/>
+          <w:sz w:val="26"/>
+          <w:szCs w:val="26"/>
+        </w:rPr>
+        <w:t>(5:7-8)</w:t>
+      </w:r>
+      <w:r>
+        <w:rPr>
+          <w:rFonts w:ascii="Cambria" w:eastAsia="華康細黑體" w:hAnsi="Cambria" w:cs="Cambria" w:hint="eastAsia"/>
+          <w:w w:val="72"/>
+          <w:sz w:val="26"/>
+          <w:szCs w:val="26"/>
+        </w:rPr>
+        <w:t>因為生命不能重來，所以為人犧牲自己的生命就使有靈</w:t>
+      </w:r>
+      <w:r>
+        <w:rPr>
+          <w:rFonts w:ascii="Cambria" w:eastAsia="華康細黑體" w:hAnsi="Cambria" w:cs="Cambria" w:hint="eastAsia"/>
+          <w:w w:val="72"/>
+          <w:sz w:val="26"/>
+          <w:szCs w:val="26"/>
+        </w:rPr>
+        <w:t>(</w:t>
+      </w:r>
+      <w:r>
+        <w:rPr>
+          <w:rFonts w:ascii="Cambria" w:eastAsia="華康細黑體" w:hAnsi="Cambria" w:cs="Cambria" w:hint="eastAsia"/>
+          <w:w w:val="72"/>
+          <w:sz w:val="26"/>
+          <w:szCs w:val="26"/>
+        </w:rPr>
+        <w:t>良知</w:t>
+      </w:r>
+      <w:r>
+        <w:rPr>
+          <w:rFonts w:ascii="Cambria" w:eastAsia="華康細黑體" w:hAnsi="Cambria" w:cs="Cambria" w:hint="eastAsia"/>
+          <w:w w:val="72"/>
+          <w:sz w:val="26"/>
+          <w:szCs w:val="26"/>
+        </w:rPr>
+        <w:t>)</w:t>
+      </w:r>
+      <w:r>
+        <w:rPr>
+          <w:rFonts w:ascii="Cambria" w:eastAsia="華康細黑體" w:hAnsi="Cambria" w:cs="Cambria" w:hint="eastAsia"/>
+          <w:w w:val="72"/>
+          <w:sz w:val="26"/>
+          <w:szCs w:val="26"/>
+        </w:rPr>
+        <w:t>的人感動。最近看了一部電影，說到一個人從不願意為拯救全人類而犧牲，到他和一個外星人竟然願意為彼此而犧牲。這是愛的老梗了，仍然令人感動落淚。才剛看完電影，就在網路上看到某大國強取人民器官的影片。有一輛救護車直接撞倒一個年輕外送員，立刻抬上車，送醫院。然後被宣告腦亡，捐了七個器官，表揚他的大愛。連愛都可以造假，實在令人心寒。相同的事，人的靈感受到巨大的惡，這也是出於　神良善的靈的感動。</w:t>
       </w:r>
     </w:p>
     <w:p>
@@ -27123,7 +27407,7 @@
           <w:sz w:val="26"/>
           <w:szCs w:val="26"/>
         </w:rPr>
-        <w:t xml:space="preserve">　神在乎人回轉得救，卻不在乎國度權勢。所以有七千人是祂所保守的，但是人的國度，祂要交給薛哈、耶戶和以利沙去處理。以利亞從　神的山看到未來。</w:t>
+        <w:t>渴慕靈的感動是渴慕　神的本質的彰顯和參與在　神的工作。即有火戰車般的守護力量、如同父親的公義和慈愛，以及掌握永生、宇宙和未來的奧秘。</w:t>
       </w:r>
       <w:r>
         <w:rPr>
@@ -27132,7 +27416,7 @@
           <w:sz w:val="26"/>
           <w:szCs w:val="26"/>
         </w:rPr>
-        <w:t>所以，在　神的山上，以利亞看見了拯救，是人心回轉，不是國度權勢；看見了七千人得救，不是只有他一人；　神讓他看見了未來。耶穌、摩西和以利亞也在山上開過一次會，是關於耶穌上耶路撒冷的事，也是關於新的救恩和人類世界的未來。在今日，　神的聖靈在耶穌基督的肢體裡，延續這個在　神的山上的高峰會。延續　神拯救人歸向祂和參與在祂所要成就的未來的這個先知傳統。</w:t>
+        <w:t>渴慕　神是從生命和生活體驗而來的。以利沙追隨以利亞，從以利亞對　神的事奉看見　神的公義、愛和美善。因此追隨他的導師，把追尋這樣的　神也當作他的心志。也就是說，人看見自己的缺乏，渴慕從　神來得著豐盛，且是加倍的豐盛。就是一切的真理和生命能展現出的美善，就是　神完全的形像。</w:t>
       </w:r>
       <w:r>
         <w:rPr>
@@ -27164,7 +27448,7 @@
 </file>
 
 <file path=word/endnotes.xml><?xml version="1.0" encoding="utf-8"?>
-<w:endnotes xmlns:wpc="http://schemas.microsoft.com/office/word/2010/wordprocessingCanvas" xmlns:cx="http://schemas.microsoft.com/office/drawing/2014/chartex" xmlns:cx1="http://schemas.microsoft.com/office/drawing/2015/9/8/chartex" xmlns:cx2="http://schemas.microsoft.com/office/drawing/2015/10/21/chartex" xmlns:cx3="http://schemas.microsoft.com/office/drawing/2016/5/9/chartex" xmlns:cx4="http://schemas.microsoft.com/office/drawing/2016/5/10/chartex" xmlns:cx5="http://schemas.microsoft.com/office/drawing/2016/5/11/chartex" xmlns:cx6="http://schemas.microsoft.com/office/drawing/2016/5/12/chartex" xmlns:cx7="http://schemas.microsoft.com/office/drawing/2016/5/13/chartex" xmlns:cx8="http://schemas.microsoft.com/office/drawing/2016/5/14/chartex" xmlns:mc="http://schemas.openxmlformats.org/markup-compatibility/2006" xmlns:aink="http://schemas.microsoft.com/office/drawing/2016/ink" xmlns:am3d="http://schemas.microsoft.com/office/drawing/2017/model3d" xmlns:o="urn:schemas-microsoft-com:office:office" xmlns:oel="http://schemas.microsoft.com/office/2019/extlst" xmlns:r="http://schemas.openxmlformats.org/officeDocument/2006/relationships" xmlns:m="http://schemas.openxmlformats.org/officeDocument/2006/math" xmlns:v="urn:schemas-microsoft-com:vml" xmlns:wp14="http://schemas.microsoft.com/office/word/2010/wordprocessingDrawing" xmlns:wp="http://schemas.openxmlformats.org/drawingml/2006/wordprocessingDrawing" xmlns:w10="urn:schemas-microsoft-com:office:word" xmlns:w="http://schemas.openxmlformats.org/wordprocessingml/2006/main" xmlns:w14="http://schemas.microsoft.com/office/word/2010/wordml" xmlns:w15="http://schemas.microsoft.com/office/word/2012/wordml" xmlns:w16cex="http://schemas.microsoft.com/office/word/2018/wordml/cex" xmlns:w16cid="http://schemas.microsoft.com/office/word/2016/wordml/cid" xmlns:w16="http://schemas.microsoft.com/office/word/2018/wordml" xmlns:w16sdtdh="http://schemas.microsoft.com/office/word/2020/wordml/sdtdatahash" xmlns:w16se="http://schemas.microsoft.com/office/word/2015/wordml/symex" xmlns:wpg="http://schemas.microsoft.com/office/word/2010/wordprocessingGroup" xmlns:wpi="http://schemas.microsoft.com/office/word/2010/wordprocessingInk" xmlns:wne="http://schemas.microsoft.com/office/word/2006/wordml" xmlns:wps="http://schemas.microsoft.com/office/word/2010/wordprocessingShape" mc:Ignorable="w14 w15 w16se w16cid w16 w16cex w16sdtdh wp14">
+<w:endnotes xmlns:wpc="http://schemas.microsoft.com/office/word/2010/wordprocessingCanvas" xmlns:mc="http://schemas.openxmlformats.org/markup-compatibility/2006" xmlns:o="urn:schemas-microsoft-com:office:office" xmlns:r="http://schemas.openxmlformats.org/officeDocument/2006/relationships" xmlns:m="http://schemas.openxmlformats.org/officeDocument/2006/math" xmlns:v="urn:schemas-microsoft-com:vml" xmlns:wp14="http://schemas.microsoft.com/office/word/2010/wordprocessingDrawing" xmlns:wp="http://schemas.openxmlformats.org/drawingml/2006/wordprocessingDrawing" xmlns:w10="urn:schemas-microsoft-com:office:word" xmlns:w="http://schemas.openxmlformats.org/wordprocessingml/2006/main" xmlns:w14="http://schemas.microsoft.com/office/word/2010/wordml" xmlns:w15="http://schemas.microsoft.com/office/word/2012/wordml" xmlns:wpg="http://schemas.microsoft.com/office/word/2010/wordprocessingGroup" xmlns:wpi="http://schemas.microsoft.com/office/word/2010/wordprocessingInk" xmlns:wne="http://schemas.microsoft.com/office/word/2006/wordml" xmlns:wps="http://schemas.microsoft.com/office/word/2010/wordprocessingShape" mc:Ignorable="w14 w15 wp14">
   <w:endnote w:type="separator" w:id="-1">
     <w:p>
       <w:r>
@@ -27183,7 +27467,7 @@
 </file>
 
 <file path=word/footnotes.xml><?xml version="1.0" encoding="utf-8"?>
-<w:footnotes xmlns:wpc="http://schemas.microsoft.com/office/word/2010/wordprocessingCanvas" xmlns:cx="http://schemas.microsoft.com/office/drawing/2014/chartex" xmlns:cx1="http://schemas.microsoft.com/office/drawing/2015/9/8/chartex" xmlns:cx2="http://schemas.microsoft.com/office/drawing/2015/10/21/chartex" xmlns:cx3="http://schemas.microsoft.com/office/drawing/2016/5/9/chartex" xmlns:cx4="http://schemas.microsoft.com/office/drawing/2016/5/10/chartex" xmlns:cx5="http://schemas.microsoft.com/office/drawing/2016/5/11/chartex" xmlns:cx6="http://schemas.microsoft.com/office/drawing/2016/5/12/chartex" xmlns:cx7="http://schemas.microsoft.com/office/drawing/2016/5/13/chartex" xmlns:cx8="http://schemas.microsoft.com/office/drawing/2016/5/14/chartex" xmlns:mc="http://schemas.openxmlformats.org/markup-compatibility/2006" xmlns:aink="http://schemas.microsoft.com/office/drawing/2016/ink" xmlns:am3d="http://schemas.microsoft.com/office/drawing/2017/model3d" xmlns:o="urn:schemas-microsoft-com:office:office" xmlns:oel="http://schemas.microsoft.com/office/2019/extlst" xmlns:r="http://schemas.openxmlformats.org/officeDocument/2006/relationships" xmlns:m="http://schemas.openxmlformats.org/officeDocument/2006/math" xmlns:v="urn:schemas-microsoft-com:vml" xmlns:wp14="http://schemas.microsoft.com/office/word/2010/wordprocessingDrawing" xmlns:wp="http://schemas.openxmlformats.org/drawingml/2006/wordprocessingDrawing" xmlns:w10="urn:schemas-microsoft-com:office:word" xmlns:w="http://schemas.openxmlformats.org/wordprocessingml/2006/main" xmlns:w14="http://schemas.microsoft.com/office/word/2010/wordml" xmlns:w15="http://schemas.microsoft.com/office/word/2012/wordml" xmlns:w16cex="http://schemas.microsoft.com/office/word/2018/wordml/cex" xmlns:w16cid="http://schemas.microsoft.com/office/word/2016/wordml/cid" xmlns:w16="http://schemas.microsoft.com/office/word/2018/wordml" xmlns:w16sdtdh="http://schemas.microsoft.com/office/word/2020/wordml/sdtdatahash" xmlns:w16se="http://schemas.microsoft.com/office/word/2015/wordml/symex" xmlns:wpg="http://schemas.microsoft.com/office/word/2010/wordprocessingGroup" xmlns:wpi="http://schemas.microsoft.com/office/word/2010/wordprocessingInk" xmlns:wne="http://schemas.microsoft.com/office/word/2006/wordml" xmlns:wps="http://schemas.microsoft.com/office/word/2010/wordprocessingShape" mc:Ignorable="w14 w15 w16se w16cid w16 w16cex w16sdtdh wp14">
+<w:footnotes xmlns:wpc="http://schemas.microsoft.com/office/word/2010/wordprocessingCanvas" xmlns:mc="http://schemas.openxmlformats.org/markup-compatibility/2006" xmlns:o="urn:schemas-microsoft-com:office:office" xmlns:r="http://schemas.openxmlformats.org/officeDocument/2006/relationships" xmlns:m="http://schemas.openxmlformats.org/officeDocument/2006/math" xmlns:v="urn:schemas-microsoft-com:vml" xmlns:wp14="http://schemas.microsoft.com/office/word/2010/wordprocessingDrawing" xmlns:wp="http://schemas.openxmlformats.org/drawingml/2006/wordprocessingDrawing" xmlns:w10="urn:schemas-microsoft-com:office:word" xmlns:w="http://schemas.openxmlformats.org/wordprocessingml/2006/main" xmlns:w14="http://schemas.microsoft.com/office/word/2010/wordml" xmlns:w15="http://schemas.microsoft.com/office/word/2012/wordml" xmlns:wpg="http://schemas.microsoft.com/office/word/2010/wordprocessingGroup" xmlns:wpi="http://schemas.microsoft.com/office/word/2010/wordprocessingInk" xmlns:wne="http://schemas.microsoft.com/office/word/2006/wordml" xmlns:wps="http://schemas.microsoft.com/office/word/2010/wordprocessingShape" mc:Ignorable="w14 w15 wp14">
   <w:footnote w:type="separator" w:id="-1">
     <w:p>
       <w:r>
@@ -27202,7 +27486,7 @@
 </file>
 
 <file path=word/header1.xml><?xml version="1.0" encoding="utf-8"?>
-<w:hdr xmlns:wpc="http://schemas.microsoft.com/office/word/2010/wordprocessingCanvas" xmlns:cx="http://schemas.microsoft.com/office/drawing/2014/chartex" xmlns:cx1="http://schemas.microsoft.com/office/drawing/2015/9/8/chartex" xmlns:cx2="http://schemas.microsoft.com/office/drawing/2015/10/21/chartex" xmlns:cx3="http://schemas.microsoft.com/office/drawing/2016/5/9/chartex" xmlns:cx4="http://schemas.microsoft.com/office/drawing/2016/5/10/chartex" xmlns:cx5="http://schemas.microsoft.com/office/drawing/2016/5/11/chartex" xmlns:cx6="http://schemas.microsoft.com/office/drawing/2016/5/12/chartex" xmlns:cx7="http://schemas.microsoft.com/office/drawing/2016/5/13/chartex" xmlns:cx8="http://schemas.microsoft.com/office/drawing/2016/5/14/chartex" xmlns:mc="http://schemas.openxmlformats.org/markup-compatibility/2006" xmlns:aink="http://schemas.microsoft.com/office/drawing/2016/ink" xmlns:am3d="http://schemas.microsoft.com/office/drawing/2017/model3d" xmlns:o="urn:schemas-microsoft-com:office:office" xmlns:oel="http://schemas.microsoft.com/office/2019/extlst" xmlns:r="http://schemas.openxmlformats.org/officeDocument/2006/relationships" xmlns:m="http://schemas.openxmlformats.org/officeDocument/2006/math" xmlns:v="urn:schemas-microsoft-com:vml" xmlns:wp14="http://schemas.microsoft.com/office/word/2010/wordprocessingDrawing" xmlns:wp="http://schemas.openxmlformats.org/drawingml/2006/wordprocessingDrawing" xmlns:w10="urn:schemas-microsoft-com:office:word" xmlns:w="http://schemas.openxmlformats.org/wordprocessingml/2006/main" xmlns:w14="http://schemas.microsoft.com/office/word/2010/wordml" xmlns:w15="http://schemas.microsoft.com/office/word/2012/wordml" xmlns:w16cex="http://schemas.microsoft.com/office/word/2018/wordml/cex" xmlns:w16cid="http://schemas.microsoft.com/office/word/2016/wordml/cid" xmlns:w16="http://schemas.microsoft.com/office/word/2018/wordml" xmlns:w16sdtdh="http://schemas.microsoft.com/office/word/2020/wordml/sdtdatahash" xmlns:w16se="http://schemas.microsoft.com/office/word/2015/wordml/symex" xmlns:wpg="http://schemas.microsoft.com/office/word/2010/wordprocessingGroup" xmlns:wpi="http://schemas.microsoft.com/office/word/2010/wordprocessingInk" xmlns:wne="http://schemas.microsoft.com/office/word/2006/wordml" xmlns:wps="http://schemas.microsoft.com/office/word/2010/wordprocessingShape" mc:Ignorable="w14 w15 w16se w16cid w16 w16cex w16sdtdh wp14">
+<w:hdr xmlns:wpc="http://schemas.microsoft.com/office/word/2010/wordprocessingCanvas" xmlns:mc="http://schemas.openxmlformats.org/markup-compatibility/2006" xmlns:o="urn:schemas-microsoft-com:office:office" xmlns:r="http://schemas.openxmlformats.org/officeDocument/2006/relationships" xmlns:m="http://schemas.openxmlformats.org/officeDocument/2006/math" xmlns:v="urn:schemas-microsoft-com:vml" xmlns:wp14="http://schemas.microsoft.com/office/word/2010/wordprocessingDrawing" xmlns:wp="http://schemas.openxmlformats.org/drawingml/2006/wordprocessingDrawing" xmlns:w10="urn:schemas-microsoft-com:office:word" xmlns:w="http://schemas.openxmlformats.org/wordprocessingml/2006/main" xmlns:w14="http://schemas.microsoft.com/office/word/2010/wordml" xmlns:w15="http://schemas.microsoft.com/office/word/2012/wordml" xmlns:wpg="http://schemas.microsoft.com/office/word/2010/wordprocessingGroup" xmlns:wpi="http://schemas.microsoft.com/office/word/2010/wordprocessingInk" xmlns:wne="http://schemas.microsoft.com/office/word/2006/wordml" xmlns:wps="http://schemas.microsoft.com/office/word/2010/wordprocessingShape" mc:Ignorable="w14 w15 wp14">
   <w:p>
     <w:pPr>
       <w:pStyle w:val="a4"/>
@@ -27660,7 +27944,7 @@
 </file>
 
 <file path=word/header2.xml><?xml version="1.0" encoding="utf-8"?>
-<w:hdr xmlns:wpc="http://schemas.microsoft.com/office/word/2010/wordprocessingCanvas" xmlns:cx="http://schemas.microsoft.com/office/drawing/2014/chartex" xmlns:cx1="http://schemas.microsoft.com/office/drawing/2015/9/8/chartex" xmlns:cx2="http://schemas.microsoft.com/office/drawing/2015/10/21/chartex" xmlns:cx3="http://schemas.microsoft.com/office/drawing/2016/5/9/chartex" xmlns:cx4="http://schemas.microsoft.com/office/drawing/2016/5/10/chartex" xmlns:cx5="http://schemas.microsoft.com/office/drawing/2016/5/11/chartex" xmlns:cx6="http://schemas.microsoft.com/office/drawing/2016/5/12/chartex" xmlns:cx7="http://schemas.microsoft.com/office/drawing/2016/5/13/chartex" xmlns:cx8="http://schemas.microsoft.com/office/drawing/2016/5/14/chartex" xmlns:mc="http://schemas.openxmlformats.org/markup-compatibility/2006" xmlns:aink="http://schemas.microsoft.com/office/drawing/2016/ink" xmlns:am3d="http://schemas.microsoft.com/office/drawing/2017/model3d" xmlns:o="urn:schemas-microsoft-com:office:office" xmlns:oel="http://schemas.microsoft.com/office/2019/extlst" xmlns:r="http://schemas.openxmlformats.org/officeDocument/2006/relationships" xmlns:m="http://schemas.openxmlformats.org/officeDocument/2006/math" xmlns:v="urn:schemas-microsoft-com:vml" xmlns:wp14="http://schemas.microsoft.com/office/word/2010/wordprocessingDrawing" xmlns:wp="http://schemas.openxmlformats.org/drawingml/2006/wordprocessingDrawing" xmlns:w10="urn:schemas-microsoft-com:office:word" xmlns:w="http://schemas.openxmlformats.org/wordprocessingml/2006/main" xmlns:w14="http://schemas.microsoft.com/office/word/2010/wordml" xmlns:w15="http://schemas.microsoft.com/office/word/2012/wordml" xmlns:w16cex="http://schemas.microsoft.com/office/word/2018/wordml/cex" xmlns:w16cid="http://schemas.microsoft.com/office/word/2016/wordml/cid" xmlns:w16="http://schemas.microsoft.com/office/word/2018/wordml" xmlns:w16sdtdh="http://schemas.microsoft.com/office/word/2020/wordml/sdtdatahash" xmlns:w16se="http://schemas.microsoft.com/office/word/2015/wordml/symex" xmlns:wpg="http://schemas.microsoft.com/office/word/2010/wordprocessingGroup" xmlns:wpi="http://schemas.microsoft.com/office/word/2010/wordprocessingInk" xmlns:wne="http://schemas.microsoft.com/office/word/2006/wordml" xmlns:wps="http://schemas.microsoft.com/office/word/2010/wordprocessingShape" mc:Ignorable="w14 w15 w16se w16cid w16 w16cex w16sdtdh wp14">
+<w:hdr xmlns:wpc="http://schemas.microsoft.com/office/word/2010/wordprocessingCanvas" xmlns:mc="http://schemas.openxmlformats.org/markup-compatibility/2006" xmlns:o="urn:schemas-microsoft-com:office:office" xmlns:r="http://schemas.openxmlformats.org/officeDocument/2006/relationships" xmlns:m="http://schemas.openxmlformats.org/officeDocument/2006/math" xmlns:v="urn:schemas-microsoft-com:vml" xmlns:wp14="http://schemas.microsoft.com/office/word/2010/wordprocessingDrawing" xmlns:wp="http://schemas.openxmlformats.org/drawingml/2006/wordprocessingDrawing" xmlns:w10="urn:schemas-microsoft-com:office:word" xmlns:w="http://schemas.openxmlformats.org/wordprocessingml/2006/main" xmlns:w14="http://schemas.microsoft.com/office/word/2010/wordml" xmlns:w15="http://schemas.microsoft.com/office/word/2012/wordml" xmlns:wpg="http://schemas.microsoft.com/office/word/2010/wordprocessingGroup" xmlns:wpi="http://schemas.microsoft.com/office/word/2010/wordprocessingInk" xmlns:wne="http://schemas.microsoft.com/office/word/2006/wordml" xmlns:wps="http://schemas.microsoft.com/office/word/2010/wordprocessingShape" mc:Ignorable="w14 w15 wp14">
   <w:p>
     <w:pPr>
       <w:pStyle w:val="a4"/>
@@ -28118,7 +28402,7 @@
 </file>
 
 <file path=word/header3.xml><?xml version="1.0" encoding="utf-8"?>
-<w:hdr xmlns:wpc="http://schemas.microsoft.com/office/word/2010/wordprocessingCanvas" xmlns:cx="http://schemas.microsoft.com/office/drawing/2014/chartex" xmlns:cx1="http://schemas.microsoft.com/office/drawing/2015/9/8/chartex" xmlns:cx2="http://schemas.microsoft.com/office/drawing/2015/10/21/chartex" xmlns:cx3="http://schemas.microsoft.com/office/drawing/2016/5/9/chartex" xmlns:cx4="http://schemas.microsoft.com/office/drawing/2016/5/10/chartex" xmlns:cx5="http://schemas.microsoft.com/office/drawing/2016/5/11/chartex" xmlns:cx6="http://schemas.microsoft.com/office/drawing/2016/5/12/chartex" xmlns:cx7="http://schemas.microsoft.com/office/drawing/2016/5/13/chartex" xmlns:cx8="http://schemas.microsoft.com/office/drawing/2016/5/14/chartex" xmlns:mc="http://schemas.openxmlformats.org/markup-compatibility/2006" xmlns:aink="http://schemas.microsoft.com/office/drawing/2016/ink" xmlns:am3d="http://schemas.microsoft.com/office/drawing/2017/model3d" xmlns:o="urn:schemas-microsoft-com:office:office" xmlns:oel="http://schemas.microsoft.com/office/2019/extlst" xmlns:r="http://schemas.openxmlformats.org/officeDocument/2006/relationships" xmlns:m="http://schemas.openxmlformats.org/officeDocument/2006/math" xmlns:v="urn:schemas-microsoft-com:vml" xmlns:wp14="http://schemas.microsoft.com/office/word/2010/wordprocessingDrawing" xmlns:wp="http://schemas.openxmlformats.org/drawingml/2006/wordprocessingDrawing" xmlns:w10="urn:schemas-microsoft-com:office:word" xmlns:w="http://schemas.openxmlformats.org/wordprocessingml/2006/main" xmlns:w14="http://schemas.microsoft.com/office/word/2010/wordml" xmlns:w15="http://schemas.microsoft.com/office/word/2012/wordml" xmlns:w16cex="http://schemas.microsoft.com/office/word/2018/wordml/cex" xmlns:w16cid="http://schemas.microsoft.com/office/word/2016/wordml/cid" xmlns:w16="http://schemas.microsoft.com/office/word/2018/wordml" xmlns:w16sdtdh="http://schemas.microsoft.com/office/word/2020/wordml/sdtdatahash" xmlns:w16se="http://schemas.microsoft.com/office/word/2015/wordml/symex" xmlns:wpg="http://schemas.microsoft.com/office/word/2010/wordprocessingGroup" xmlns:wpi="http://schemas.microsoft.com/office/word/2010/wordprocessingInk" xmlns:wne="http://schemas.microsoft.com/office/word/2006/wordml" xmlns:wps="http://schemas.microsoft.com/office/word/2010/wordprocessingShape" mc:Ignorable="w14 w15 w16se w16cid w16 w16cex w16sdtdh wp14">
+<w:hdr xmlns:wpc="http://schemas.microsoft.com/office/word/2010/wordprocessingCanvas" xmlns:mc="http://schemas.openxmlformats.org/markup-compatibility/2006" xmlns:o="urn:schemas-microsoft-com:office:office" xmlns:r="http://schemas.openxmlformats.org/officeDocument/2006/relationships" xmlns:m="http://schemas.openxmlformats.org/officeDocument/2006/math" xmlns:v="urn:schemas-microsoft-com:vml" xmlns:wp14="http://schemas.microsoft.com/office/word/2010/wordprocessingDrawing" xmlns:wp="http://schemas.openxmlformats.org/drawingml/2006/wordprocessingDrawing" xmlns:w10="urn:schemas-microsoft-com:office:word" xmlns:w="http://schemas.openxmlformats.org/wordprocessingml/2006/main" xmlns:w14="http://schemas.microsoft.com/office/word/2010/wordml" xmlns:w15="http://schemas.microsoft.com/office/word/2012/wordml" xmlns:wpg="http://schemas.microsoft.com/office/word/2010/wordprocessingGroup" xmlns:wpi="http://schemas.microsoft.com/office/word/2010/wordprocessingInk" xmlns:wne="http://schemas.microsoft.com/office/word/2006/wordml" xmlns:wps="http://schemas.microsoft.com/office/word/2010/wordprocessingShape" mc:Ignorable="w14 w15 wp14">
   <w:p>
     <w:pPr>
       <w:pStyle w:val="a4"/>
@@ -28576,7 +28860,7 @@
 </file>
 
 <file path=word/header4.xml><?xml version="1.0" encoding="utf-8"?>
-<w:hdr xmlns:wpc="http://schemas.microsoft.com/office/word/2010/wordprocessingCanvas" xmlns:cx="http://schemas.microsoft.com/office/drawing/2014/chartex" xmlns:cx1="http://schemas.microsoft.com/office/drawing/2015/9/8/chartex" xmlns:cx2="http://schemas.microsoft.com/office/drawing/2015/10/21/chartex" xmlns:cx3="http://schemas.microsoft.com/office/drawing/2016/5/9/chartex" xmlns:cx4="http://schemas.microsoft.com/office/drawing/2016/5/10/chartex" xmlns:cx5="http://schemas.microsoft.com/office/drawing/2016/5/11/chartex" xmlns:cx6="http://schemas.microsoft.com/office/drawing/2016/5/12/chartex" xmlns:cx7="http://schemas.microsoft.com/office/drawing/2016/5/13/chartex" xmlns:cx8="http://schemas.microsoft.com/office/drawing/2016/5/14/chartex" xmlns:mc="http://schemas.openxmlformats.org/markup-compatibility/2006" xmlns:aink="http://schemas.microsoft.com/office/drawing/2016/ink" xmlns:am3d="http://schemas.microsoft.com/office/drawing/2017/model3d" xmlns:o="urn:schemas-microsoft-com:office:office" xmlns:oel="http://schemas.microsoft.com/office/2019/extlst" xmlns:r="http://schemas.openxmlformats.org/officeDocument/2006/relationships" xmlns:m="http://schemas.openxmlformats.org/officeDocument/2006/math" xmlns:v="urn:schemas-microsoft-com:vml" xmlns:wp14="http://schemas.microsoft.com/office/word/2010/wordprocessingDrawing" xmlns:wp="http://schemas.openxmlformats.org/drawingml/2006/wordprocessingDrawing" xmlns:w10="urn:schemas-microsoft-com:office:word" xmlns:w="http://schemas.openxmlformats.org/wordprocessingml/2006/main" xmlns:w14="http://schemas.microsoft.com/office/word/2010/wordml" xmlns:w15="http://schemas.microsoft.com/office/word/2012/wordml" xmlns:w16cex="http://schemas.microsoft.com/office/word/2018/wordml/cex" xmlns:w16cid="http://schemas.microsoft.com/office/word/2016/wordml/cid" xmlns:w16="http://schemas.microsoft.com/office/word/2018/wordml" xmlns:w16sdtdh="http://schemas.microsoft.com/office/word/2020/wordml/sdtdatahash" xmlns:w16se="http://schemas.microsoft.com/office/word/2015/wordml/symex" xmlns:wpg="http://schemas.microsoft.com/office/word/2010/wordprocessingGroup" xmlns:wpi="http://schemas.microsoft.com/office/word/2010/wordprocessingInk" xmlns:wne="http://schemas.microsoft.com/office/word/2006/wordml" xmlns:wps="http://schemas.microsoft.com/office/word/2010/wordprocessingShape" mc:Ignorable="w14 w15 w16se w16cid w16 w16cex w16sdtdh wp14">
+<w:hdr xmlns:wpc="http://schemas.microsoft.com/office/word/2010/wordprocessingCanvas" xmlns:mc="http://schemas.openxmlformats.org/markup-compatibility/2006" xmlns:o="urn:schemas-microsoft-com:office:office" xmlns:r="http://schemas.openxmlformats.org/officeDocument/2006/relationships" xmlns:m="http://schemas.openxmlformats.org/officeDocument/2006/math" xmlns:v="urn:schemas-microsoft-com:vml" xmlns:wp14="http://schemas.microsoft.com/office/word/2010/wordprocessingDrawing" xmlns:wp="http://schemas.openxmlformats.org/drawingml/2006/wordprocessingDrawing" xmlns:w10="urn:schemas-microsoft-com:office:word" xmlns:w="http://schemas.openxmlformats.org/wordprocessingml/2006/main" xmlns:w14="http://schemas.microsoft.com/office/word/2010/wordml" xmlns:w15="http://schemas.microsoft.com/office/word/2012/wordml" xmlns:wpg="http://schemas.microsoft.com/office/word/2010/wordprocessingGroup" xmlns:wpi="http://schemas.microsoft.com/office/word/2010/wordprocessingInk" xmlns:wne="http://schemas.microsoft.com/office/word/2006/wordml" xmlns:wps="http://schemas.microsoft.com/office/word/2010/wordprocessingShape" mc:Ignorable="w14 w15 wp14">
   <w:p>
     <w:pPr>
       <w:pStyle w:val="a4"/>
@@ -28648,7 +28932,7 @@
         <w:b/>
         <w:noProof/>
       </w:rPr>
-      <w:t>2611</w:t>
+      <w:t>2612</w:t>
     </w:r>
     <w:r>
       <w:rPr>
@@ -28785,7 +29069,7 @@
         <w:b/>
         <w:noProof/>
       </w:rPr>
-      <w:t>15</w:t>
+      <w:t>22</w:t>
     </w:r>
     <w:r>
       <w:rPr>
@@ -28857,7 +29141,7 @@
         <w:b/>
         <w:noProof/>
       </w:rPr>
-      <w:t>2611</w:t>
+      <w:t>2612</w:t>
     </w:r>
     <w:r>
       <w:rPr>
@@ -28994,7 +29278,7 @@
         <w:b/>
         <w:noProof/>
       </w:rPr>
-      <w:t>15</w:t>
+      <w:t>22</w:t>
     </w:r>
     <w:r>
       <w:rPr>
@@ -29034,7 +29318,7 @@
 </file>
 
 <file path=word/numbering.xml><?xml version="1.0" encoding="utf-8"?>
-<w:numbering xmlns:wpc="http://schemas.microsoft.com/office/word/2010/wordprocessingCanvas" xmlns:cx="http://schemas.microsoft.com/office/drawing/2014/chartex" xmlns:cx1="http://schemas.microsoft.com/office/drawing/2015/9/8/chartex" xmlns:cx2="http://schemas.microsoft.com/office/drawing/2015/10/21/chartex" xmlns:cx3="http://schemas.microsoft.com/office/drawing/2016/5/9/chartex" xmlns:cx4="http://schemas.microsoft.com/office/drawing/2016/5/10/chartex" xmlns:cx5="http://schemas.microsoft.com/office/drawing/2016/5/11/chartex" xmlns:cx6="http://schemas.microsoft.com/office/drawing/2016/5/12/chartex" xmlns:cx7="http://schemas.microsoft.com/office/drawing/2016/5/13/chartex" xmlns:cx8="http://schemas.microsoft.com/office/drawing/2016/5/14/chartex" xmlns:mc="http://schemas.openxmlformats.org/markup-compatibility/2006" xmlns:aink="http://schemas.microsoft.com/office/drawing/2016/ink" xmlns:am3d="http://schemas.microsoft.com/office/drawing/2017/model3d" xmlns:o="urn:schemas-microsoft-com:office:office" xmlns:oel="http://schemas.microsoft.com/office/2019/extlst" xmlns:r="http://schemas.openxmlformats.org/officeDocument/2006/relationships" xmlns:m="http://schemas.openxmlformats.org/officeDocument/2006/math" xmlns:v="urn:schemas-microsoft-com:vml" xmlns:wp14="http://schemas.microsoft.com/office/word/2010/wordprocessingDrawing" xmlns:wp="http://schemas.openxmlformats.org/drawingml/2006/wordprocessingDrawing" xmlns:w10="urn:schemas-microsoft-com:office:word" xmlns:w="http://schemas.openxmlformats.org/wordprocessingml/2006/main" xmlns:w14="http://schemas.microsoft.com/office/word/2010/wordml" xmlns:w15="http://schemas.microsoft.com/office/word/2012/wordml" xmlns:w16cex="http://schemas.microsoft.com/office/word/2018/wordml/cex" xmlns:w16cid="http://schemas.microsoft.com/office/word/2016/wordml/cid" xmlns:w16="http://schemas.microsoft.com/office/word/2018/wordml" xmlns:w16sdtdh="http://schemas.microsoft.com/office/word/2020/wordml/sdtdatahash" xmlns:w16se="http://schemas.microsoft.com/office/word/2015/wordml/symex" xmlns:wpg="http://schemas.microsoft.com/office/word/2010/wordprocessingGroup" xmlns:wpi="http://schemas.microsoft.com/office/word/2010/wordprocessingInk" xmlns:wne="http://schemas.microsoft.com/office/word/2006/wordml" xmlns:wps="http://schemas.microsoft.com/office/word/2010/wordprocessingShape" mc:Ignorable="w14 w15 w16se w16cid w16 w16cex w16sdtdh wp14">
+<w:numbering xmlns:wpc="http://schemas.microsoft.com/office/word/2010/wordprocessingCanvas" xmlns:mc="http://schemas.openxmlformats.org/markup-compatibility/2006" xmlns:o="urn:schemas-microsoft-com:office:office" xmlns:r="http://schemas.openxmlformats.org/officeDocument/2006/relationships" xmlns:m="http://schemas.openxmlformats.org/officeDocument/2006/math" xmlns:v="urn:schemas-microsoft-com:vml" xmlns:wp14="http://schemas.microsoft.com/office/word/2010/wordprocessingDrawing" xmlns:wp="http://schemas.openxmlformats.org/drawingml/2006/wordprocessingDrawing" xmlns:w10="urn:schemas-microsoft-com:office:word" xmlns:w="http://schemas.openxmlformats.org/wordprocessingml/2006/main" xmlns:w14="http://schemas.microsoft.com/office/word/2010/wordml" xmlns:w15="http://schemas.microsoft.com/office/word/2012/wordml" xmlns:wpg="http://schemas.microsoft.com/office/word/2010/wordprocessingGroup" xmlns:wpi="http://schemas.microsoft.com/office/word/2010/wordprocessingInk" xmlns:wne="http://schemas.microsoft.com/office/word/2006/wordml" xmlns:wps="http://schemas.microsoft.com/office/word/2010/wordprocessingShape" mc:Ignorable="w14 w15 wp14">
   <w:abstractNum w:abstractNumId="0" w15:restartNumberingAfterBreak="0">
     <w:nsid w:val="0397573A"/>
     <w:multiLevelType w:val="hybridMultilevel"/>
@@ -30459,59 +30743,59 @@
       </w:pPr>
     </w:lvl>
   </w:abstractNum>
-  <w:num w:numId="1" w16cid:durableId="2008246605">
+  <w:num w:numId="1">
     <w:abstractNumId w:val="15"/>
   </w:num>
-  <w:num w:numId="2" w16cid:durableId="2088644264">
+  <w:num w:numId="2">
     <w:abstractNumId w:val="5"/>
   </w:num>
-  <w:num w:numId="3" w16cid:durableId="163203573">
+  <w:num w:numId="3">
     <w:abstractNumId w:val="7"/>
   </w:num>
-  <w:num w:numId="4" w16cid:durableId="479199805">
+  <w:num w:numId="4">
     <w:abstractNumId w:val="3"/>
   </w:num>
-  <w:num w:numId="5" w16cid:durableId="713695630">
+  <w:num w:numId="5">
     <w:abstractNumId w:val="8"/>
   </w:num>
-  <w:num w:numId="6" w16cid:durableId="1691179835">
+  <w:num w:numId="6">
     <w:abstractNumId w:val="14"/>
   </w:num>
-  <w:num w:numId="7" w16cid:durableId="1043560903">
+  <w:num w:numId="7">
     <w:abstractNumId w:val="13"/>
   </w:num>
-  <w:num w:numId="8" w16cid:durableId="870414239">
+  <w:num w:numId="8">
     <w:abstractNumId w:val="6"/>
   </w:num>
-  <w:num w:numId="9" w16cid:durableId="1619950478">
+  <w:num w:numId="9">
     <w:abstractNumId w:val="12"/>
   </w:num>
-  <w:num w:numId="10" w16cid:durableId="411589662">
+  <w:num w:numId="10">
     <w:abstractNumId w:val="4"/>
   </w:num>
-  <w:num w:numId="11" w16cid:durableId="1360736217">
+  <w:num w:numId="11">
     <w:abstractNumId w:val="9"/>
   </w:num>
-  <w:num w:numId="12" w16cid:durableId="1222597040">
+  <w:num w:numId="12">
     <w:abstractNumId w:val="2"/>
   </w:num>
-  <w:num w:numId="13" w16cid:durableId="701707262">
+  <w:num w:numId="13">
     <w:abstractNumId w:val="10"/>
   </w:num>
-  <w:num w:numId="14" w16cid:durableId="146166794">
+  <w:num w:numId="14">
     <w:abstractNumId w:val="11"/>
   </w:num>
-  <w:num w:numId="15" w16cid:durableId="2092656344">
+  <w:num w:numId="15">
     <w:abstractNumId w:val="1"/>
   </w:num>
-  <w:num w:numId="16" w16cid:durableId="1344939314">
+  <w:num w:numId="16">
     <w:abstractNumId w:val="0"/>
   </w:num>
 </w:numbering>
 </file>
 
 <file path=word/styles.xml><?xml version="1.0" encoding="utf-8"?>
-<w:styles xmlns:mc="http://schemas.openxmlformats.org/markup-compatibility/2006" xmlns:r="http://schemas.openxmlformats.org/officeDocument/2006/relationships" xmlns:w="http://schemas.openxmlformats.org/wordprocessingml/2006/main" xmlns:w14="http://schemas.microsoft.com/office/word/2010/wordml" xmlns:w15="http://schemas.microsoft.com/office/word/2012/wordml" xmlns:w16cex="http://schemas.microsoft.com/office/word/2018/wordml/cex" xmlns:w16cid="http://schemas.microsoft.com/office/word/2016/wordml/cid" xmlns:w16="http://schemas.microsoft.com/office/word/2018/wordml" xmlns:w16sdtdh="http://schemas.microsoft.com/office/word/2020/wordml/sdtdatahash" xmlns:w16se="http://schemas.microsoft.com/office/word/2015/wordml/symex" mc:Ignorable="w14 w15 w16se w16cid w16 w16cex w16sdtdh">
+<w:styles xmlns:mc="http://schemas.openxmlformats.org/markup-compatibility/2006" xmlns:r="http://schemas.openxmlformats.org/officeDocument/2006/relationships" xmlns:w="http://schemas.openxmlformats.org/wordprocessingml/2006/main" xmlns:w14="http://schemas.microsoft.com/office/word/2010/wordml" xmlns:w15="http://schemas.microsoft.com/office/word/2012/wordml" mc:Ignorable="w14 w15">
   <w:docDefaults>
     <w:rPrDefault>
       <w:rPr>
@@ -30524,7 +30808,7 @@
     </w:rPrDefault>
     <w:pPrDefault/>
   </w:docDefaults>
-  <w:latentStyles w:defLockedState="0" w:defUIPriority="99" w:defSemiHidden="0" w:defUnhideWhenUsed="0" w:defQFormat="0" w:count="376">
+  <w:latentStyles w:defLockedState="0" w:defUIPriority="99" w:defSemiHidden="0" w:defUnhideWhenUsed="0" w:defQFormat="0" w:count="371">
     <w:lsdException w:name="Normal" w:uiPriority="0" w:qFormat="1"/>
     <w:lsdException w:name="heading 1" w:uiPriority="9" w:qFormat="1"/>
     <w:lsdException w:name="heading 2" w:semiHidden="1" w:uiPriority="9" w:unhideWhenUsed="1" w:qFormat="1"/>
@@ -30896,11 +31180,6 @@
     <w:lsdException w:name="List Table 5 Dark Accent 6" w:uiPriority="50"/>
     <w:lsdException w:name="List Table 6 Colorful Accent 6" w:uiPriority="51"/>
     <w:lsdException w:name="List Table 7 Colorful Accent 6" w:uiPriority="52"/>
-    <w:lsdException w:name="Mention" w:semiHidden="1" w:unhideWhenUsed="1"/>
-    <w:lsdException w:name="Smart Hyperlink" w:semiHidden="1" w:unhideWhenUsed="1"/>
-    <w:lsdException w:name="Hashtag" w:semiHidden="1" w:unhideWhenUsed="1"/>
-    <w:lsdException w:name="Unresolved Mention" w:semiHidden="1" w:unhideWhenUsed="1"/>
-    <w:lsdException w:name="Smart Link" w:semiHidden="1" w:unhideWhenUsed="1"/>
   </w:latentStyles>
   <w:style w:type="paragraph" w:default="1" w:styleId="a">
     <w:name w:val="Normal"/>
@@ -31556,7 +31835,7 @@
 </file>
 
 <file path=customXml/itemProps1.xml><?xml version="1.0" encoding="utf-8"?>
-<ds:datastoreItem xmlns:ds="http://schemas.openxmlformats.org/officeDocument/2006/customXml" ds:itemID="{F221AF32-915E-499C-A912-9D9E8FA38EBC}">
+<ds:datastoreItem xmlns:ds="http://schemas.openxmlformats.org/officeDocument/2006/customXml" ds:itemID="{B0FE36F5-095E-4ABF-93E6-38613B7B1EAF}">
   <ds:schemaRefs>
     <ds:schemaRef ds:uri="http://schemas.openxmlformats.org/officeDocument/2006/bibliography"/>
   </ds:schemaRefs>

--- a/新泰週報20260322[2612]B4F.docx
+++ b/新泰週報20260322[2612]B4F.docx
@@ -1041,7 +1041,7 @@
                 <w:lang w:bidi="he-IL"/>
               </w:rPr>
               <w:drawing>
-                <wp:anchor distT="0" distB="0" distL="114300" distR="114300" simplePos="0" relativeHeight="251657216" behindDoc="0" locked="0" layoutInCell="1" allowOverlap="1" wp14:anchorId="77C17976" wp14:editId="6C09B65F">
+                <wp:anchor distT="0" distB="0" distL="114300" distR="114300" simplePos="0" relativeHeight="251657728" behindDoc="0" locked="0" layoutInCell="1" allowOverlap="1" wp14:anchorId="77C17976" wp14:editId="7FC5279A">
                   <wp:simplePos x="0" y="0"/>
                   <wp:positionH relativeFrom="column">
                     <wp:posOffset>2778850</wp:posOffset>
@@ -3484,7 +3484,7 @@
         <w:spacing w:line="300" w:lineRule="exact"/>
         <w:ind w:leftChars="-59" w:left="-142"/>
         <w:rPr>
-          <w:rFonts w:ascii="標楷體" w:eastAsia="標楷體" w:hAnsi="標楷體" w:cs="Arial" w:hint="eastAsia"/>
+          <w:rFonts w:ascii="標楷體" w:eastAsia="標楷體" w:hAnsi="標楷體" w:cs="Arial"/>
           <w:bCs/>
           <w:w w:val="80"/>
           <w:sz w:val="26"/>
@@ -3938,21 +3938,21 @@
         <w:spacing w:line="300" w:lineRule="exact"/>
         <w:ind w:leftChars="-59" w:left="-142"/>
         <w:rPr>
+          <w:rFonts w:ascii="標楷體" w:eastAsia="標楷體" w:hAnsi="標楷體" w:cs="Arial"/>
+          <w:bCs/>
+          <w:w w:val="80"/>
+          <w:sz w:val="26"/>
+          <w:szCs w:val="26"/>
+        </w:rPr>
+      </w:pPr>
+      <w:r>
+        <w:rPr>
           <w:rFonts w:ascii="標楷體" w:eastAsia="標楷體" w:hAnsi="標楷體" w:cs="Arial" w:hint="eastAsia"/>
           <w:bCs/>
           <w:w w:val="80"/>
           <w:sz w:val="26"/>
           <w:szCs w:val="26"/>
         </w:rPr>
-      </w:pPr>
-      <w:r>
-        <w:rPr>
-          <w:rFonts w:ascii="標楷體" w:eastAsia="標楷體" w:hAnsi="標楷體" w:cs="Arial" w:hint="eastAsia"/>
-          <w:bCs/>
-          <w:w w:val="80"/>
-          <w:sz w:val="26"/>
-          <w:szCs w:val="26"/>
-        </w:rPr>
         <w:t>我的救主我欲感謝祢。</w:t>
       </w:r>
     </w:p>
@@ -3986,7 +3986,7 @@
         <mc:AlternateContent>
           <mc:Choice Requires="wpg">
             <w:drawing>
-              <wp:anchor distT="0" distB="0" distL="114300" distR="114300" simplePos="0" relativeHeight="251663360" behindDoc="0" locked="0" layoutInCell="1" allowOverlap="1" wp14:anchorId="789743EB" wp14:editId="4BA63F11">
+              <wp:anchor distT="0" distB="0" distL="114300" distR="114300" simplePos="0" relativeHeight="251663872" behindDoc="0" locked="0" layoutInCell="1" allowOverlap="1" wp14:anchorId="789743EB" wp14:editId="498D3003">
                 <wp:simplePos x="0" y="0"/>
                 <wp:positionH relativeFrom="page">
                   <wp:posOffset>6834188</wp:posOffset>
@@ -4143,7 +4143,7 @@
           </mc:Choice>
           <mc:Fallback>
             <w:pict>
-              <v:group w14:anchorId="789743EB" id="群組 21" o:spid="_x0000_s1026" style="position:absolute;margin-left:538.15pt;margin-top:28.9pt;width:134.65pt;height:261.65pt;z-index:251663360;mso-position-horizontal-relative:page;mso-position-vertical-relative:page;mso-width-relative:margin;mso-height-relative:margin" coordsize="17094,33223" o:gfxdata="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">
+              <v:group w14:anchorId="789743EB" id="群組 21" o:spid="_x0000_s1026" style="position:absolute;margin-left:538.15pt;margin-top:28.9pt;width:134.65pt;height:261.65pt;z-index:251663872;mso-position-horizontal-relative:page;mso-position-vertical-relative:page;mso-width-relative:margin;mso-height-relative:margin" coordsize="17094,33223" o:gfxdata="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">
                 <v:shapetype id="_x0000_t75" coordsize="21600,21600" o:spt="75" o:preferrelative="t" path="m@4@5l@4@11@9@11@9@5xe" filled="f" stroked="f">
                   <v:stroke joinstyle="miter"/>
                   <v:formulas>
@@ -4230,7 +4230,7 @@
           <w:lang w:bidi="he-IL"/>
         </w:rPr>
         <w:drawing>
-          <wp:anchor distT="0" distB="0" distL="114300" distR="114300" simplePos="0" relativeHeight="251659264" behindDoc="0" locked="0" layoutInCell="1" allowOverlap="1" wp14:anchorId="0030E694" wp14:editId="43CE4006">
+          <wp:anchor distT="0" distB="0" distL="114300" distR="114300" simplePos="0" relativeHeight="251659776" behindDoc="0" locked="0" layoutInCell="1" allowOverlap="1" wp14:anchorId="0030E694" wp14:editId="4877C0AD">
             <wp:simplePos x="0" y="0"/>
             <wp:positionH relativeFrom="column">
               <wp:posOffset>2160905</wp:posOffset>
@@ -4291,7 +4291,7 @@
           <w:lang w:bidi="he-IL"/>
         </w:rPr>
         <w:drawing>
-          <wp:anchor distT="0" distB="0" distL="114300" distR="114300" simplePos="0" relativeHeight="251655168" behindDoc="0" locked="0" layoutInCell="1" allowOverlap="1" wp14:anchorId="7EAAEB92" wp14:editId="5A7AFFA5">
+          <wp:anchor distT="0" distB="0" distL="114300" distR="114300" simplePos="0" relativeHeight="251655680" behindDoc="0" locked="0" layoutInCell="1" allowOverlap="1" wp14:anchorId="7EAAEB92" wp14:editId="352781AB">
             <wp:simplePos x="0" y="0"/>
             <wp:positionH relativeFrom="column">
               <wp:posOffset>2362835</wp:posOffset>
@@ -4374,7 +4374,7 @@
         <mc:AlternateContent>
           <mc:Choice Requires="wpg">
             <w:drawing>
-              <wp:anchor distT="0" distB="0" distL="114300" distR="114300" simplePos="0" relativeHeight="251661312" behindDoc="0" locked="0" layoutInCell="1" allowOverlap="1" wp14:anchorId="5DF93223" wp14:editId="3BAE3223">
+              <wp:anchor distT="0" distB="0" distL="114300" distR="114300" simplePos="0" relativeHeight="251661824" behindDoc="0" locked="0" layoutInCell="1" allowOverlap="1" wp14:anchorId="5DF93223" wp14:editId="47A64846">
                 <wp:simplePos x="0" y="0"/>
                 <wp:positionH relativeFrom="page">
                   <wp:posOffset>6779895</wp:posOffset>
@@ -6174,7 +6174,7 @@
           </mc:Choice>
           <mc:Fallback>
             <w:pict>
-              <v:group w14:anchorId="5DF93223" id="群組 24" o:spid="_x0000_s1029" style="position:absolute;margin-left:533.85pt;margin-top:298.55pt;width:140.3pt;height:259.35pt;z-index:251661312;mso-position-horizontal-relative:page;mso-position-vertical-relative:page;mso-width-relative:margin;mso-height-relative:margin" coordsize="17818,32941" o:gfxdata="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">
+              <v:group w14:anchorId="5DF93223" id="群組 24" o:spid="_x0000_s1029" style="position:absolute;margin-left:533.85pt;margin-top:298.55pt;width:140.3pt;height:259.35pt;z-index:251661824;mso-position-horizontal-relative:page;mso-position-vertical-relative:page;mso-width-relative:margin;mso-height-relative:margin" coordsize="17818,32941" o:gfxdata="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">
                 <v:shapetype id="_x0000_t202" coordsize="21600,21600" o:spt="202" path="m,l,21600r21600,l21600,xe">
                   <v:stroke joinstyle="miter"/>
                   <v:path gradientshapeok="t" o:connecttype="rect"/>
@@ -7931,7 +7931,7 @@
         <mc:AlternateContent>
           <mc:Choice Requires="wpg">
             <w:drawing>
-              <wp:anchor distT="0" distB="0" distL="114300" distR="114300" simplePos="0" relativeHeight="251652096" behindDoc="0" locked="0" layoutInCell="1" allowOverlap="1" wp14:anchorId="0AB0FEB2" wp14:editId="24C63059">
+              <wp:anchor distT="0" distB="0" distL="114300" distR="114300" simplePos="0" relativeHeight="251651584" behindDoc="0" locked="0" layoutInCell="1" allowOverlap="1" wp14:anchorId="0AB0FEB2" wp14:editId="512F8663">
                 <wp:simplePos x="0" y="0"/>
                 <wp:positionH relativeFrom="page">
                   <wp:posOffset>6786880</wp:posOffset>
@@ -8907,7 +8907,7 @@
           </mc:Choice>
           <mc:Fallback>
             <w:pict>
-              <v:group w14:anchorId="0AB0FEB2" id="群組 19" o:spid="_x0000_s1032" style="position:absolute;left:0;text-align:left;margin-left:534.4pt;margin-top:567.3pt;width:140.6pt;height:130.1pt;z-index:251652096;mso-position-horizontal-relative:page;mso-position-vertical-relative:page;mso-width-relative:margin;mso-height-relative:margin" coordorigin="108" coordsize="17868,16510" o:gfxdata="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">
+              <v:group w14:anchorId="0AB0FEB2" id="群組 19" o:spid="_x0000_s1032" style="position:absolute;left:0;text-align:left;margin-left:534.4pt;margin-top:567.3pt;width:140.6pt;height:130.1pt;z-index:251651584;mso-position-horizontal-relative:page;mso-position-vertical-relative:page;mso-width-relative:margin;mso-height-relative:margin" coordorigin="108" coordsize="17868,16510" o:gfxdata="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">
                 <v:shape id="_x0000_s1033" type="#_x0000_t202" style="position:absolute;left:317;top:444;width:17634;height:15621;visibility:visible;mso-wrap-style:square;v-text-anchor:top" o:gfxdata="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" stroked="f">
                   <v:textbox inset="0,0,0,0">
                     <w:txbxContent>
@@ -9826,7 +9826,7 @@
         <mc:AlternateContent>
           <mc:Choice Requires="wps">
             <w:drawing>
-              <wp:anchor distT="45720" distB="45720" distL="114300" distR="114300" simplePos="0" relativeHeight="251666432" behindDoc="0" locked="0" layoutInCell="1" allowOverlap="1" wp14:anchorId="76BD7DFF" wp14:editId="623992AF">
+              <wp:anchor distT="45720" distB="45720" distL="114300" distR="114300" simplePos="0" relativeHeight="251666944" behindDoc="0" locked="0" layoutInCell="1" allowOverlap="1" wp14:anchorId="76BD7DFF" wp14:editId="27435F74">
                 <wp:simplePos x="0" y="0"/>
                 <wp:positionH relativeFrom="column">
                   <wp:posOffset>398780</wp:posOffset>
@@ -9943,7 +9943,7 @@
           </mc:Choice>
           <mc:Fallback>
             <w:pict>
-              <v:shape w14:anchorId="76BD7DFF" id="文字方塊 2" o:spid="_x0000_s1035" type="#_x0000_t202" style="position:absolute;margin-left:31.4pt;margin-top:-54.1pt;width:109.8pt;height:110.6pt;z-index:251666432;visibility:visible;mso-wrap-style:square;mso-width-percent:0;mso-height-percent:200;mso-wrap-distance-left:9pt;mso-wrap-distance-top:3.6pt;mso-wrap-distance-right:9pt;mso-wrap-distance-bottom:3.6pt;mso-position-horizontal:absolute;mso-position-horizontal-relative:text;mso-position-vertical:absolute;mso-position-vertical-relative:text;mso-width-percent:0;mso-height-percent:200;mso-width-relative:margin;mso-height-relative:margin;v-text-anchor:top" o:gfxdata="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" filled="f" stroked="f">
+              <v:shape w14:anchorId="76BD7DFF" id="文字方塊 2" o:spid="_x0000_s1035" type="#_x0000_t202" style="position:absolute;margin-left:31.4pt;margin-top:-54.1pt;width:109.8pt;height:110.6pt;z-index:251666944;visibility:visible;mso-wrap-style:square;mso-width-percent:0;mso-height-percent:200;mso-wrap-distance-left:9pt;mso-wrap-distance-top:3.6pt;mso-wrap-distance-right:9pt;mso-wrap-distance-bottom:3.6pt;mso-position-horizontal:absolute;mso-position-horizontal-relative:text;mso-position-vertical:absolute;mso-position-vertical-relative:text;mso-width-percent:0;mso-height-percent:200;mso-width-relative:margin;mso-height-relative:margin;v-text-anchor:top" o:gfxdata="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" filled="f" stroked="f">
                 <v:textbox style="mso-fit-shape-to-text:t" inset="1mm,1mm,1mm,1mm">
                   <w:txbxContent>
                     <w:p>
@@ -10049,7 +10049,7 @@
         <mc:AlternateContent>
           <mc:Choice Requires="wps">
             <w:drawing>
-              <wp:anchor distT="0" distB="0" distL="114300" distR="114300" simplePos="0" relativeHeight="251648000" behindDoc="0" locked="0" layoutInCell="1" allowOverlap="1" wp14:anchorId="4775AEF3" wp14:editId="55BD20EF">
+              <wp:anchor distT="0" distB="0" distL="114300" distR="114300" simplePos="0" relativeHeight="251647488" behindDoc="0" locked="0" layoutInCell="1" allowOverlap="1" wp14:anchorId="4775AEF3" wp14:editId="5EB1B6A9">
                 <wp:simplePos x="0" y="0"/>
                 <wp:positionH relativeFrom="column">
                   <wp:posOffset>-11430</wp:posOffset>
@@ -10143,7 +10143,7 @@
           </mc:Choice>
           <mc:Fallback>
             <w:pict>
-              <v:roundrect w14:anchorId="4775AEF3" id="圓角矩形 12" o:spid="_x0000_s1036" style="position:absolute;margin-left:-.9pt;margin-top:16.35pt;width:49.3pt;height:15.45pt;z-index:251648000;visibility:visible;mso-wrap-style:square;mso-width-percent:0;mso-height-percent:0;mso-wrap-distance-left:9pt;mso-wrap-distance-top:0;mso-wrap-distance-right:9pt;mso-wrap-distance-bottom:0;mso-position-horizontal:absolute;mso-position-horizontal-relative:text;mso-position-vertical:absolute;mso-position-vertical-relative:text;mso-width-percent:0;mso-height-percent:0;mso-width-relative:margin;mso-height-relative:margin;v-text-anchor:middle" arcsize="10923f" o:gfxdata="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" fillcolor="#5a5a5a [2109]" stroked="f" strokeweight="1pt">
+              <v:roundrect w14:anchorId="4775AEF3" id="圓角矩形 12" o:spid="_x0000_s1036" style="position:absolute;margin-left:-.9pt;margin-top:16.35pt;width:49.3pt;height:15.45pt;z-index:251647488;visibility:visible;mso-wrap-style:square;mso-width-percent:0;mso-height-percent:0;mso-wrap-distance-left:9pt;mso-wrap-distance-top:0;mso-wrap-distance-right:9pt;mso-wrap-distance-bottom:0;mso-position-horizontal:absolute;mso-position-horizontal-relative:text;mso-position-vertical:absolute;mso-position-vertical-relative:text;mso-width-percent:0;mso-height-percent:0;mso-width-relative:margin;mso-height-relative:margin;v-text-anchor:middle" arcsize="10923f" o:gfxdata="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" fillcolor="#5a5a5a [2109]" stroked="f" strokeweight="1pt">
                 <v:stroke joinstyle="miter"/>
                 <v:textbox inset=".5mm,0,.5mm,0">
                   <w:txbxContent>
@@ -10190,7 +10190,7 @@
         <mc:AlternateContent>
           <mc:Choice Requires="wps">
             <w:drawing>
-              <wp:anchor distT="0" distB="0" distL="114300" distR="114300" simplePos="0" relativeHeight="251649024" behindDoc="0" locked="0" layoutInCell="1" allowOverlap="1" wp14:anchorId="196DC3BF" wp14:editId="53A5571A">
+              <wp:anchor distT="0" distB="0" distL="114300" distR="114300" simplePos="0" relativeHeight="251648512" behindDoc="0" locked="0" layoutInCell="1" allowOverlap="1" wp14:anchorId="196DC3BF" wp14:editId="62B96335">
                 <wp:simplePos x="0" y="0"/>
                 <wp:positionH relativeFrom="column">
                   <wp:posOffset>-15875</wp:posOffset>
@@ -10284,7 +10284,7 @@
           </mc:Choice>
           <mc:Fallback>
             <w:pict>
-              <v:roundrect w14:anchorId="196DC3BF" id="圓角矩形 14" o:spid="_x0000_s1037" style="position:absolute;margin-left:-1.25pt;margin-top:16.7pt;width:83.6pt;height:15.3pt;z-index:251649024;visibility:visible;mso-wrap-style:square;mso-width-percent:0;mso-height-percent:0;mso-wrap-distance-left:9pt;mso-wrap-distance-top:0;mso-wrap-distance-right:9pt;mso-wrap-distance-bottom:0;mso-position-horizontal:absolute;mso-position-horizontal-relative:text;mso-position-vertical:absolute;mso-position-vertical-relative:text;mso-width-percent:0;mso-height-percent:0;mso-width-relative:margin;mso-height-relative:margin;v-text-anchor:middle" arcsize="10923f" o:gfxdata="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" fillcolor="#5a5a5a [2109]" stroked="f" strokeweight="1pt">
+              <v:roundrect w14:anchorId="196DC3BF" id="圓角矩形 14" o:spid="_x0000_s1037" style="position:absolute;margin-left:-1.25pt;margin-top:16.7pt;width:83.6pt;height:15.3pt;z-index:251648512;visibility:visible;mso-wrap-style:square;mso-width-percent:0;mso-height-percent:0;mso-wrap-distance-left:9pt;mso-wrap-distance-top:0;mso-wrap-distance-right:9pt;mso-wrap-distance-bottom:0;mso-position-horizontal:absolute;mso-position-horizontal-relative:text;mso-position-vertical:absolute;mso-position-vertical-relative:text;mso-width-percent:0;mso-height-percent:0;mso-width-relative:margin;mso-height-relative:margin;v-text-anchor:middle" arcsize="10923f" o:gfxdata="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" fillcolor="#5a5a5a [2109]" stroked="f" strokeweight="1pt">
                 <v:stroke joinstyle="miter"/>
                 <v:textbox inset=".5mm,0,.5mm,0">
                   <w:txbxContent>
@@ -10387,7 +10387,7 @@
         <mc:AlternateContent>
           <mc:Choice Requires="wps">
             <w:drawing>
-              <wp:anchor distT="0" distB="0" distL="114300" distR="114300" simplePos="0" relativeHeight="251650048" behindDoc="0" locked="0" layoutInCell="1" allowOverlap="1" wp14:anchorId="1A4DC044" wp14:editId="090B57F7">
+              <wp:anchor distT="0" distB="0" distL="114300" distR="114300" simplePos="0" relativeHeight="251649536" behindDoc="0" locked="0" layoutInCell="1" allowOverlap="1" wp14:anchorId="1A4DC044" wp14:editId="7D1FE515">
                 <wp:simplePos x="0" y="0"/>
                 <wp:positionH relativeFrom="column">
                   <wp:posOffset>-7620</wp:posOffset>
@@ -10481,7 +10481,7 @@
           </mc:Choice>
           <mc:Fallback>
             <w:pict>
-              <v:roundrect w14:anchorId="1A4DC044" id="圓角矩形 9" o:spid="_x0000_s1038" style="position:absolute;margin-left:-.6pt;margin-top:16.6pt;width:30.35pt;height:15.3pt;z-index:251650048;visibility:visible;mso-wrap-style:square;mso-width-percent:0;mso-height-percent:0;mso-wrap-distance-left:9pt;mso-wrap-distance-top:0;mso-wrap-distance-right:9pt;mso-wrap-distance-bottom:0;mso-position-horizontal:absolute;mso-position-horizontal-relative:text;mso-position-vertical:absolute;mso-position-vertical-relative:text;mso-width-percent:0;mso-height-percent:0;mso-width-relative:margin;mso-height-relative:margin;v-text-anchor:middle" arcsize="10923f" o:gfxdata="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" fillcolor="#5a5a5a [2109]" stroked="f" strokeweight="1pt">
+              <v:roundrect w14:anchorId="1A4DC044" id="圓角矩形 9" o:spid="_x0000_s1038" style="position:absolute;margin-left:-.6pt;margin-top:16.6pt;width:30.35pt;height:15.3pt;z-index:251649536;visibility:visible;mso-wrap-style:square;mso-width-percent:0;mso-height-percent:0;mso-wrap-distance-left:9pt;mso-wrap-distance-top:0;mso-wrap-distance-right:9pt;mso-wrap-distance-bottom:0;mso-position-horizontal:absolute;mso-position-horizontal-relative:text;mso-position-vertical:absolute;mso-position-vertical-relative:text;mso-width-percent:0;mso-height-percent:0;mso-width-relative:margin;mso-height-relative:margin;v-text-anchor:middle" arcsize="10923f" o:gfxdata="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" fillcolor="#5a5a5a [2109]" stroked="f" strokeweight="1pt">
                 <v:stroke joinstyle="miter"/>
                 <v:textbox inset=".5mm,0,.5mm,0">
                   <w:txbxContent>
@@ -10582,7 +10582,7 @@
           <w:lang w:bidi="he-IL"/>
         </w:rPr>
         <w:drawing>
-          <wp:anchor distT="0" distB="0" distL="114300" distR="114300" simplePos="0" relativeHeight="251654144" behindDoc="1" locked="0" layoutInCell="1" allowOverlap="1" wp14:anchorId="2AA2D55C" wp14:editId="133A5834">
+          <wp:anchor distT="0" distB="0" distL="114300" distR="114300" simplePos="0" relativeHeight="251654656" behindDoc="1" locked="0" layoutInCell="1" allowOverlap="1" wp14:anchorId="2AA2D55C" wp14:editId="4BA447FF">
             <wp:simplePos x="0" y="0"/>
             <wp:positionH relativeFrom="margin">
               <wp:posOffset>11616727</wp:posOffset>
@@ -10653,7 +10653,7 @@
         <mc:AlternateContent>
           <mc:Choice Requires="wps">
             <w:drawing>
-              <wp:anchor distT="0" distB="0" distL="114300" distR="114300" simplePos="0" relativeHeight="251651072" behindDoc="0" locked="0" layoutInCell="1" allowOverlap="1" wp14:anchorId="03BFD3A3" wp14:editId="40568294">
+              <wp:anchor distT="0" distB="0" distL="114300" distR="114300" simplePos="0" relativeHeight="251650560" behindDoc="0" locked="0" layoutInCell="1" allowOverlap="1" wp14:anchorId="03BFD3A3" wp14:editId="786AD4BB">
                 <wp:simplePos x="0" y="0"/>
                 <wp:positionH relativeFrom="column">
                   <wp:posOffset>-5080</wp:posOffset>
@@ -10747,7 +10747,7 @@
           </mc:Choice>
           <mc:Fallback>
             <w:pict>
-              <v:roundrect w14:anchorId="03BFD3A3" id="圓角矩形 13" o:spid="_x0000_s1039" style="position:absolute;margin-left:-.4pt;margin-top:16.65pt;width:49.3pt;height:15.3pt;z-index:251651072;visibility:visible;mso-wrap-style:square;mso-width-percent:0;mso-height-percent:0;mso-wrap-distance-left:9pt;mso-wrap-distance-top:0;mso-wrap-distance-right:9pt;mso-wrap-distance-bottom:0;mso-position-horizontal:absolute;mso-position-horizontal-relative:text;mso-position-vertical:absolute;mso-position-vertical-relative:text;mso-width-percent:0;mso-height-percent:0;mso-width-relative:margin;mso-height-relative:margin;v-text-anchor:middle" arcsize="10923f" o:gfxdata="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" fillcolor="#5a5a5a [2109]" stroked="f" strokeweight="1pt">
+              <v:roundrect w14:anchorId="03BFD3A3" id="圓角矩形 13" o:spid="_x0000_s1039" style="position:absolute;margin-left:-.4pt;margin-top:16.65pt;width:49.3pt;height:15.3pt;z-index:251650560;visibility:visible;mso-wrap-style:square;mso-width-percent:0;mso-height-percent:0;mso-wrap-distance-left:9pt;mso-wrap-distance-top:0;mso-wrap-distance-right:9pt;mso-wrap-distance-bottom:0;mso-position-horizontal:absolute;mso-position-horizontal-relative:text;mso-position-vertical:absolute;mso-position-vertical-relative:text;mso-width-percent:0;mso-height-percent:0;mso-width-relative:margin;mso-height-relative:margin;v-text-anchor:middle" arcsize="10923f" o:gfxdata="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" fillcolor="#5a5a5a [2109]" stroked="f" strokeweight="1pt">
                 <v:stroke joinstyle="miter"/>
                 <v:textbox inset=".5mm,0,.5mm,0">
                   <w:txbxContent>
@@ -10888,7 +10888,7 @@
         <mc:AlternateContent>
           <mc:Choice Requires="wps">
             <w:drawing>
-              <wp:anchor distT="45720" distB="45720" distL="114300" distR="114300" simplePos="0" relativeHeight="251665408" behindDoc="0" locked="0" layoutInCell="1" allowOverlap="1" wp14:anchorId="77C1E33A" wp14:editId="51DC50BD">
+              <wp:anchor distT="45720" distB="45720" distL="114300" distR="114300" simplePos="0" relativeHeight="251665920" behindDoc="0" locked="0" layoutInCell="1" allowOverlap="1" wp14:anchorId="77C1E33A" wp14:editId="356FF4A2">
                 <wp:simplePos x="0" y="0"/>
                 <wp:positionH relativeFrom="column">
                   <wp:posOffset>1361894</wp:posOffset>
@@ -10984,7 +10984,7 @@
           </mc:Choice>
           <mc:Fallback>
             <w:pict>
-              <v:shape w14:anchorId="77C1E33A" id="_x0000_s1040" type="#_x0000_t202" style="position:absolute;margin-left:107.25pt;margin-top:6.2pt;width:125.55pt;height:16.3pt;z-index:251665408;visibility:visible;mso-wrap-style:square;mso-width-percent:0;mso-height-percent:0;mso-wrap-distance-left:9pt;mso-wrap-distance-top:3.6pt;mso-wrap-distance-right:9pt;mso-wrap-distance-bottom:3.6pt;mso-position-horizontal:absolute;mso-position-horizontal-relative:text;mso-position-vertical:absolute;mso-position-vertical-relative:text;mso-width-percent:0;mso-height-percent:0;mso-width-relative:margin;mso-height-relative:margin;v-text-anchor:top" o:gfxdata="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" filled="f" stroked="f">
+              <v:shape w14:anchorId="77C1E33A" id="_x0000_s1040" type="#_x0000_t202" style="position:absolute;margin-left:107.25pt;margin-top:6.2pt;width:125.55pt;height:16.3pt;z-index:251665920;visibility:visible;mso-wrap-style:square;mso-width-percent:0;mso-height-percent:0;mso-wrap-distance-left:9pt;mso-wrap-distance-top:3.6pt;mso-wrap-distance-right:9pt;mso-wrap-distance-bottom:3.6pt;mso-position-horizontal:absolute;mso-position-horizontal-relative:text;mso-position-vertical:absolute;mso-position-vertical-relative:text;mso-width-percent:0;mso-height-percent:0;mso-width-relative:margin;mso-height-relative:margin;v-text-anchor:top" o:gfxdata="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" filled="f" stroked="f">
                 <v:textbox inset="0,0,0,0">
                   <w:txbxContent>
                     <w:p>
@@ -11854,7 +11854,7 @@
               <mc:AlternateContent>
                 <mc:Choice Requires="wps">
                   <w:drawing>
-                    <wp:anchor distT="0" distB="0" distL="114300" distR="114300" simplePos="0" relativeHeight="251662336" behindDoc="0" locked="0" layoutInCell="1" allowOverlap="1" wp14:anchorId="343BC9BA" wp14:editId="0C124EDC">
+                    <wp:anchor distT="0" distB="0" distL="114300" distR="114300" simplePos="0" relativeHeight="251662848" behindDoc="0" locked="0" layoutInCell="1" allowOverlap="1" wp14:anchorId="343BC9BA" wp14:editId="2308B781">
                       <wp:simplePos x="0" y="0"/>
                       <wp:positionH relativeFrom="column">
                         <wp:posOffset>-8597</wp:posOffset>
@@ -11949,7 +11949,7 @@
                 </mc:Choice>
                 <mc:Fallback>
                   <w:pict>
-                    <v:rect w14:anchorId="343BC9BA" id="矩形 8" o:spid="_x0000_s1041" style="position:absolute;left:0;text-align:left;margin-left:-.7pt;margin-top:2.7pt;width:18.75pt;height:92.3pt;z-index:251662336;visibility:visible;mso-wrap-style:square;mso-width-percent:0;mso-height-percent:0;mso-wrap-distance-left:9pt;mso-wrap-distance-top:0;mso-wrap-distance-right:9pt;mso-wrap-distance-bottom:0;mso-position-horizontal:absolute;mso-position-horizontal-relative:text;mso-position-vertical:absolute;mso-position-vertical-relative:text;mso-width-percent:0;mso-height-percent:0;mso-width-relative:margin;mso-height-relative:margin;v-text-anchor:middle" o:gfxdata="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" fillcolor="#5a5a5a [2109]" stroked="f" strokeweight="1pt">
+                    <v:rect w14:anchorId="343BC9BA" id="矩形 8" o:spid="_x0000_s1041" style="position:absolute;left:0;text-align:left;margin-left:-.7pt;margin-top:2.7pt;width:18.75pt;height:92.3pt;z-index:251662848;visibility:visible;mso-wrap-style:square;mso-width-percent:0;mso-height-percent:0;mso-wrap-distance-left:9pt;mso-wrap-distance-top:0;mso-wrap-distance-right:9pt;mso-wrap-distance-bottom:0;mso-position-horizontal:absolute;mso-position-horizontal-relative:text;mso-position-vertical:absolute;mso-position-vertical-relative:text;mso-width-percent:0;mso-height-percent:0;mso-width-relative:margin;mso-height-relative:margin;v-text-anchor:middle" o:gfxdata="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" fillcolor="#5a5a5a [2109]" stroked="f" strokeweight="1pt">
                       <v:textbox style="layout-flow:vertical-ideographic" inset="1mm,1mm,1mm,1mm">
                         <w:txbxContent>
                           <w:p>
@@ -12917,7 +12917,7 @@
               <mc:AlternateContent>
                 <mc:Choice Requires="wps">
                   <w:drawing>
-                    <wp:anchor distT="0" distB="0" distL="114300" distR="114300" simplePos="0" relativeHeight="251658240" behindDoc="0" locked="0" layoutInCell="1" allowOverlap="1" wp14:anchorId="363672F5" wp14:editId="35680C7D">
+                    <wp:anchor distT="0" distB="0" distL="114300" distR="114300" simplePos="0" relativeHeight="251658752" behindDoc="0" locked="0" layoutInCell="1" allowOverlap="1" wp14:anchorId="363672F5" wp14:editId="2074A2BC">
                       <wp:simplePos x="0" y="0"/>
                       <wp:positionH relativeFrom="column">
                         <wp:posOffset>-8743</wp:posOffset>
@@ -13012,7 +13012,7 @@
                 </mc:Choice>
                 <mc:Fallback>
                   <w:pict>
-                    <v:rect w14:anchorId="363672F5" id="矩形 10" o:spid="_x0000_s1042" style="position:absolute;left:0;text-align:left;margin-left:-.7pt;margin-top:12.9pt;width:19.25pt;height:42.9pt;z-index:251658240;visibility:visible;mso-wrap-style:square;mso-width-percent:0;mso-height-percent:0;mso-wrap-distance-left:9pt;mso-wrap-distance-top:0;mso-wrap-distance-right:9pt;mso-wrap-distance-bottom:0;mso-position-horizontal:absolute;mso-position-horizontal-relative:text;mso-position-vertical:absolute;mso-position-vertical-relative:text;mso-width-percent:0;mso-height-percent:0;mso-width-relative:margin;mso-height-relative:margin;v-text-anchor:middle" o:gfxdata="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" fillcolor="#5a5a5a [2109]" stroked="f" strokeweight="1pt">
+                    <v:rect w14:anchorId="363672F5" id="矩形 10" o:spid="_x0000_s1042" style="position:absolute;left:0;text-align:left;margin-left:-.7pt;margin-top:12.9pt;width:19.25pt;height:42.9pt;z-index:251658752;visibility:visible;mso-wrap-style:square;mso-width-percent:0;mso-height-percent:0;mso-wrap-distance-left:9pt;mso-wrap-distance-top:0;mso-wrap-distance-right:9pt;mso-wrap-distance-bottom:0;mso-position-horizontal:absolute;mso-position-horizontal-relative:text;mso-position-vertical:absolute;mso-position-vertical-relative:text;mso-width-percent:0;mso-height-percent:0;mso-width-relative:margin;mso-height-relative:margin;v-text-anchor:middle" o:gfxdata="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" fillcolor="#5a5a5a [2109]" stroked="f" strokeweight="1pt">
                       <v:textbox style="layout-flow:vertical-ideographic" inset="1mm,1mm,1mm,1mm">
                         <w:txbxContent>
                           <w:p>
@@ -13674,7 +13674,7 @@
               <mc:AlternateContent>
                 <mc:Choice Requires="wps">
                   <w:drawing>
-                    <wp:anchor distT="0" distB="0" distL="114300" distR="114300" simplePos="0" relativeHeight="251656192" behindDoc="0" locked="0" layoutInCell="1" allowOverlap="1" wp14:anchorId="4D37C684" wp14:editId="73B3E495">
+                    <wp:anchor distT="0" distB="0" distL="114300" distR="114300" simplePos="0" relativeHeight="251656704" behindDoc="0" locked="0" layoutInCell="1" allowOverlap="1" wp14:anchorId="4D37C684" wp14:editId="3593DC17">
                       <wp:simplePos x="0" y="0"/>
                       <wp:positionH relativeFrom="column">
                         <wp:posOffset>-8597</wp:posOffset>
@@ -13777,7 +13777,7 @@
                 </mc:Choice>
                 <mc:Fallback>
                   <w:pict>
-                    <v:rect w14:anchorId="4D37C684" id="矩形 11" o:spid="_x0000_s1043" style="position:absolute;left:0;text-align:left;margin-left:-.7pt;margin-top:1.65pt;width:19.25pt;height:111.25pt;z-index:251656192;visibility:visible;mso-wrap-style:square;mso-width-percent:0;mso-height-percent:0;mso-wrap-distance-left:9pt;mso-wrap-distance-top:0;mso-wrap-distance-right:9pt;mso-wrap-distance-bottom:0;mso-position-horizontal:absolute;mso-position-horizontal-relative:text;mso-position-vertical:absolute;mso-position-vertical-relative:text;mso-width-percent:0;mso-height-percent:0;mso-width-relative:margin;mso-height-relative:margin;v-text-anchor:middle" o:gfxdata="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" fillcolor="#5a5a5a [2109]" stroked="f" strokeweight="1pt">
+                    <v:rect w14:anchorId="4D37C684" id="矩形 11" o:spid="_x0000_s1043" style="position:absolute;left:0;text-align:left;margin-left:-.7pt;margin-top:1.65pt;width:19.25pt;height:111.25pt;z-index:251656704;visibility:visible;mso-wrap-style:square;mso-width-percent:0;mso-height-percent:0;mso-wrap-distance-left:9pt;mso-wrap-distance-top:0;mso-wrap-distance-right:9pt;mso-wrap-distance-bottom:0;mso-position-horizontal:absolute;mso-position-horizontal-relative:text;mso-position-vertical:absolute;mso-position-vertical-relative:text;mso-width-percent:0;mso-height-percent:0;mso-width-relative:margin;mso-height-relative:margin;v-text-anchor:middle" o:gfxdata="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" fillcolor="#5a5a5a [2109]" stroked="f" strokeweight="1pt">
                       <v:textbox style="layout-flow:vertical-ideographic" inset="1mm,1mm,1mm,1mm">
                         <w:txbxContent>
                           <w:p>
@@ -15486,7 +15486,7 @@
         <mc:AlternateContent>
           <mc:Choice Requires="wps">
             <w:drawing>
-              <wp:anchor distT="0" distB="0" distL="114300" distR="114300" simplePos="0" relativeHeight="251653120" behindDoc="0" locked="0" layoutInCell="1" allowOverlap="1" wp14:anchorId="6DA36581" wp14:editId="57552BC7">
+              <wp:anchor distT="0" distB="0" distL="114300" distR="114300" simplePos="0" relativeHeight="251653632" behindDoc="0" locked="0" layoutInCell="1" allowOverlap="1" wp14:anchorId="6DA36581" wp14:editId="046F3760">
                 <wp:simplePos x="0" y="0"/>
                 <wp:positionH relativeFrom="page">
                   <wp:posOffset>8734425</wp:posOffset>
@@ -15544,7 +15544,7 @@
           </mc:Choice>
           <mc:Fallback>
             <w:pict>
-              <v:line w14:anchorId="6B40FBD5" id="直線接點 2" o:spid="_x0000_s1026" style="position:absolute;z-index:251653120;visibility:visible;mso-wrap-style:square;mso-height-percent:0;mso-wrap-distance-left:9pt;mso-wrap-distance-top:0;mso-wrap-distance-right:9pt;mso-wrap-distance-bottom:0;mso-position-horizontal:absolute;mso-position-horizontal-relative:page;mso-position-vertical:absolute;mso-position-vertical-relative:page;mso-height-percent:0;mso-height-relative:margin" from="687.75pt,19.85pt" to="687.75pt,709.8pt" o:gfxdata="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" strokecolor="black [3213]" strokeweight=".5pt">
+              <v:line w14:anchorId="11275E96" id="直線接點 2" o:spid="_x0000_s1026" style="position:absolute;z-index:251653632;visibility:visible;mso-wrap-style:square;mso-height-percent:0;mso-wrap-distance-left:9pt;mso-wrap-distance-top:0;mso-wrap-distance-right:9pt;mso-wrap-distance-bottom:0;mso-position-horizontal:absolute;mso-position-horizontal-relative:page;mso-position-vertical:absolute;mso-position-vertical-relative:page;mso-height-percent:0;mso-height-relative:margin" from="687.75pt,19.85pt" to="687.75pt,709.8pt" o:gfxdata="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" strokecolor="black [3213]" strokeweight=".5pt">
                 <v:stroke dashstyle="3 1" joinstyle="miter"/>
                 <w10:wrap anchorx="page" anchory="page"/>
               </v:line>
@@ -19002,8 +19002,6 @@
               </w:rPr>
               <w:t>劉容榕</w:t>
             </w:r>
-            <w:bookmarkStart w:id="6" w:name="_GoBack"/>
-            <w:bookmarkEnd w:id="6"/>
           </w:p>
         </w:tc>
         <w:tc>
@@ -25762,7 +25760,7 @@
           <w:lang w:bidi="he-IL"/>
         </w:rPr>
         <w:drawing>
-          <wp:anchor distT="0" distB="0" distL="114300" distR="114300" simplePos="0" relativeHeight="251667456" behindDoc="1" locked="0" layoutInCell="1" allowOverlap="1" wp14:anchorId="433B7986" wp14:editId="797D50AC">
+          <wp:anchor distT="0" distB="0" distL="114300" distR="114300" simplePos="0" relativeHeight="251652096" behindDoc="1" locked="0" layoutInCell="1" allowOverlap="1" wp14:anchorId="433B7986" wp14:editId="39AC0942">
             <wp:simplePos x="0" y="0"/>
             <wp:positionH relativeFrom="column">
               <wp:posOffset>946513</wp:posOffset>
@@ -26619,6 +26617,403 @@
         <w:spacing w:line="260" w:lineRule="exact"/>
         <w:jc w:val="both"/>
         <w:rPr>
+          <w:rFonts w:ascii="Barlow Condensed Medium" w:eastAsia="標楷體" w:hAnsi="Barlow Condensed Medium" w:cstheme="minorHAnsi"/>
+          <w:w w:val="120"/>
+          <w:sz w:val="20"/>
+          <w:szCs w:val="20"/>
+        </w:rPr>
+      </w:pPr>
+      <w:r>
+        <w:rPr>
+          <w:rFonts w:ascii="華康正顏楷體W9" w:eastAsia="華康正顏楷體W9" w:hAnsi="Calibri" w:cs="Calibri" w:hint="eastAsia"/>
+          <w:w w:val="125"/>
+        </w:rPr>
+        <w:t>§推薦資源</w:t>
+      </w:r>
+    </w:p>
+    <w:p>
+      <w:pPr>
+        <w:kinsoku w:val="0"/>
+        <w:snapToGrid w:val="0"/>
+        <w:spacing w:line="260" w:lineRule="exact"/>
+        <w:jc w:val="both"/>
+        <w:rPr>
+          <w:rFonts w:ascii="Barlow Condensed Medium" w:eastAsia="標楷體" w:hAnsi="Barlow Condensed Medium" w:cstheme="minorHAnsi" w:hint="eastAsia"/>
+          <w:sz w:val="20"/>
+          <w:szCs w:val="20"/>
+        </w:rPr>
+      </w:pPr>
+      <w:r>
+        <w:rPr>
+          <w:rFonts w:ascii="Barlow Condensed Medium" w:eastAsia="標楷體" w:hAnsi="Barlow Condensed Medium" w:cstheme="minorHAnsi"/>
+          <w:sz w:val="20"/>
+          <w:szCs w:val="20"/>
+        </w:rPr>
+        <w:t>“</w:t>
+      </w:r>
+      <w:r>
+        <w:rPr>
+          <w:rFonts w:ascii="Barlow Condensed Medium" w:eastAsia="標楷體" w:hAnsi="Barlow Condensed Medium" w:cstheme="minorHAnsi" w:hint="eastAsia"/>
+          <w:sz w:val="20"/>
+          <w:szCs w:val="20"/>
+        </w:rPr>
+        <w:t>The Chosen</w:t>
+      </w:r>
+      <w:r>
+        <w:rPr>
+          <w:rFonts w:ascii="Barlow Condensed Medium" w:eastAsia="標楷體" w:hAnsi="Barlow Condensed Medium" w:cstheme="minorHAnsi"/>
+          <w:sz w:val="20"/>
+          <w:szCs w:val="20"/>
+        </w:rPr>
+        <w:t>”</w:t>
+      </w:r>
+      <w:r>
+        <w:rPr>
+          <w:rFonts w:ascii="Barlow Condensed Medium" w:eastAsia="標楷體" w:hAnsi="Barlow Condensed Medium" w:cstheme="minorHAnsi" w:hint="eastAsia"/>
+          <w:sz w:val="20"/>
+          <w:szCs w:val="20"/>
+        </w:rPr>
+        <w:t>(</w:t>
+      </w:r>
+      <w:r>
+        <w:rPr>
+          <w:rFonts w:ascii="Barlow Condensed Medium" w:eastAsia="標楷體" w:hAnsi="Barlow Condensed Medium" w:cstheme="minorHAnsi" w:hint="eastAsia"/>
+          <w:sz w:val="20"/>
+          <w:szCs w:val="20"/>
+        </w:rPr>
+        <w:t>天選之人</w:t>
+      </w:r>
+      <w:r>
+        <w:rPr>
+          <w:rFonts w:ascii="Barlow Condensed Medium" w:eastAsia="標楷體" w:hAnsi="Barlow Condensed Medium" w:cstheme="minorHAnsi" w:hint="eastAsia"/>
+          <w:sz w:val="20"/>
+          <w:szCs w:val="20"/>
+        </w:rPr>
+        <w:t>)</w:t>
+      </w:r>
+      <w:r>
+        <w:rPr>
+          <w:rFonts w:ascii="Barlow Condensed Medium" w:eastAsia="標楷體" w:hAnsi="Barlow Condensed Medium" w:cstheme="minorHAnsi" w:hint="eastAsia"/>
+          <w:sz w:val="20"/>
+          <w:szCs w:val="20"/>
+        </w:rPr>
+        <w:t>影集</w:t>
+      </w:r>
+      <w:r>
+        <w:rPr>
+          <w:rFonts w:ascii="Barlow Condensed Medium" w:eastAsia="標楷體" w:hAnsi="Barlow Condensed Medium" w:cstheme="minorHAnsi" w:hint="eastAsia"/>
+          <w:sz w:val="20"/>
+          <w:szCs w:val="20"/>
+        </w:rPr>
+        <w:t>，</w:t>
+      </w:r>
+    </w:p>
+    <w:p>
+      <w:pPr>
+        <w:kinsoku w:val="0"/>
+        <w:snapToGrid w:val="0"/>
+        <w:spacing w:line="260" w:lineRule="exact"/>
+        <w:jc w:val="both"/>
+        <w:rPr>
+          <w:rFonts w:ascii="Barlow Condensed Medium" w:eastAsia="標楷體" w:hAnsi="Barlow Condensed Medium" w:cstheme="minorHAnsi"/>
+          <w:sz w:val="20"/>
+          <w:szCs w:val="20"/>
+        </w:rPr>
+      </w:pPr>
+      <w:r>
+        <w:rPr>
+          <w:rFonts w:ascii="Barlow Condensed Medium" w:eastAsia="標楷體" w:hAnsi="Barlow Condensed Medium" w:cstheme="minorHAnsi" w:hint="eastAsia"/>
+          <w:sz w:val="20"/>
+          <w:szCs w:val="20"/>
+        </w:rPr>
+        <w:t>福音書改編免費網上觀賞</w:t>
+      </w:r>
+      <w:r>
+        <w:rPr>
+          <w:rFonts w:ascii="Barlow Condensed Medium" w:eastAsia="標楷體" w:hAnsi="Barlow Condensed Medium" w:cstheme="minorHAnsi" w:hint="eastAsia"/>
+          <w:sz w:val="20"/>
+          <w:szCs w:val="20"/>
+        </w:rPr>
+        <w:t>。雖然改</w:t>
+      </w:r>
+      <w:r>
+        <w:rPr>
+          <w:rFonts w:ascii="Barlow Condensed Medium" w:eastAsia="標楷體" w:hAnsi="Barlow Condensed Medium" w:cstheme="minorHAnsi" w:hint="eastAsia"/>
+          <w:sz w:val="20"/>
+          <w:szCs w:val="20"/>
+        </w:rPr>
+        <w:t>編</w:t>
+      </w:r>
+      <w:r>
+        <w:rPr>
+          <w:rFonts w:ascii="Barlow Condensed Medium" w:eastAsia="標楷體" w:hAnsi="Barlow Condensed Medium" w:cstheme="minorHAnsi" w:hint="eastAsia"/>
+          <w:sz w:val="20"/>
+          <w:szCs w:val="20"/>
+        </w:rPr>
+        <w:t>的有點現代</w:t>
+      </w:r>
+      <w:r>
+        <w:rPr>
+          <w:rFonts w:ascii="Barlow Condensed Medium" w:eastAsia="標楷體" w:hAnsi="Barlow Condensed Medium" w:cstheme="minorHAnsi" w:hint="eastAsia"/>
+          <w:sz w:val="20"/>
+          <w:szCs w:val="20"/>
+        </w:rPr>
+        <w:t>觀點</w:t>
+      </w:r>
+      <w:r>
+        <w:rPr>
+          <w:rFonts w:ascii="Barlow Condensed Medium" w:eastAsia="標楷體" w:hAnsi="Barlow Condensed Medium" w:cstheme="minorHAnsi" w:hint="eastAsia"/>
+          <w:sz w:val="20"/>
+          <w:szCs w:val="20"/>
+        </w:rPr>
+        <w:t>和</w:t>
+      </w:r>
+      <w:r>
+        <w:rPr>
+          <w:rFonts w:ascii="Barlow Condensed Medium" w:eastAsia="標楷體" w:hAnsi="Barlow Condensed Medium" w:cstheme="minorHAnsi" w:hint="eastAsia"/>
+          <w:sz w:val="20"/>
+          <w:szCs w:val="20"/>
+        </w:rPr>
+        <w:t>角色</w:t>
+      </w:r>
+      <w:r>
+        <w:rPr>
+          <w:rFonts w:ascii="Barlow Condensed Medium" w:eastAsia="標楷體" w:hAnsi="Barlow Condensed Medium" w:cstheme="minorHAnsi" w:hint="eastAsia"/>
+          <w:sz w:val="20"/>
+          <w:szCs w:val="20"/>
+        </w:rPr>
+        <w:t>設定誇張</w:t>
+      </w:r>
+      <w:r>
+        <w:rPr>
+          <w:rFonts w:ascii="Barlow Condensed Medium" w:eastAsia="標楷體" w:hAnsi="Barlow Condensed Medium" w:cstheme="minorHAnsi" w:hint="eastAsia"/>
+          <w:sz w:val="20"/>
+          <w:szCs w:val="20"/>
+        </w:rPr>
+        <w:t>，但是</w:t>
+      </w:r>
+      <w:r>
+        <w:rPr>
+          <w:rFonts w:ascii="Barlow Condensed Medium" w:eastAsia="標楷體" w:hAnsi="Barlow Condensed Medium" w:cstheme="minorHAnsi" w:hint="eastAsia"/>
+          <w:sz w:val="20"/>
+          <w:szCs w:val="20"/>
+        </w:rPr>
+        <w:t>仍不失</w:t>
+      </w:r>
+      <w:r>
+        <w:rPr>
+          <w:rFonts w:ascii="Barlow Condensed Medium" w:eastAsia="標楷體" w:hAnsi="Barlow Condensed Medium" w:cstheme="minorHAnsi" w:hint="eastAsia"/>
+          <w:sz w:val="20"/>
+          <w:szCs w:val="20"/>
+        </w:rPr>
+        <w:t>認識福音的好處。</w:t>
+      </w:r>
+      <w:r>
+        <w:rPr>
+          <w:rFonts w:ascii="Barlow Condensed Medium" w:eastAsia="標楷體" w:hAnsi="Barlow Condensed Medium" w:cstheme="minorHAnsi" w:hint="eastAsia"/>
+          <w:sz w:val="20"/>
+          <w:szCs w:val="20"/>
+        </w:rPr>
+        <w:t>有中文華語發音</w:t>
+      </w:r>
+      <w:r>
+        <w:rPr>
+          <w:rFonts w:ascii="Barlow Condensed Medium" w:eastAsia="標楷體" w:hAnsi="Barlow Condensed Medium" w:cstheme="minorHAnsi"/>
+          <w:sz w:val="20"/>
+          <w:szCs w:val="20"/>
+        </w:rPr>
+        <w:t>[</w:t>
+      </w:r>
+      <w:r>
+        <w:rPr>
+          <w:rFonts w:ascii="Barlow Condensed Medium" w:eastAsia="標楷體" w:hAnsi="Barlow Condensed Medium" w:cstheme="minorHAnsi" w:hint="eastAsia"/>
+          <w:sz w:val="20"/>
+          <w:szCs w:val="20"/>
+        </w:rPr>
+        <w:t>點齒輪，選</w:t>
+      </w:r>
+      <w:r>
+        <w:rPr>
+          <w:rFonts w:ascii="Barlow Condensed Medium" w:eastAsia="標楷體" w:hAnsi="Barlow Condensed Medium" w:cstheme="minorHAnsi" w:hint="eastAsia"/>
+          <w:sz w:val="20"/>
+          <w:szCs w:val="20"/>
+        </w:rPr>
+        <w:t>Chinese</w:t>
+      </w:r>
+      <w:r>
+        <w:rPr>
+          <w:rFonts w:ascii="Barlow Condensed Medium" w:eastAsia="標楷體" w:hAnsi="Barlow Condensed Medium" w:cstheme="minorHAnsi"/>
+          <w:sz w:val="20"/>
+          <w:szCs w:val="20"/>
+        </w:rPr>
+        <w:t xml:space="preserve"> </w:t>
+      </w:r>
+      <w:r>
+        <w:rPr>
+          <w:rFonts w:ascii="Barlow Condensed Medium" w:eastAsia="標楷體" w:hAnsi="Barlow Condensed Medium" w:cstheme="minorHAnsi" w:hint="eastAsia"/>
+          <w:sz w:val="20"/>
+          <w:szCs w:val="20"/>
+        </w:rPr>
+        <w:t>(Taiwan)</w:t>
+      </w:r>
+      <w:r>
+        <w:rPr>
+          <w:rFonts w:ascii="Barlow Condensed Medium" w:eastAsia="標楷體" w:hAnsi="Barlow Condensed Medium" w:cstheme="minorHAnsi"/>
+          <w:sz w:val="20"/>
+          <w:szCs w:val="20"/>
+        </w:rPr>
+        <w:t>]</w:t>
+      </w:r>
+      <w:r>
+        <w:rPr>
+          <w:rFonts w:ascii="Barlow Condensed Medium" w:eastAsia="標楷體" w:hAnsi="Barlow Condensed Medium" w:cstheme="minorHAnsi" w:hint="eastAsia"/>
+          <w:sz w:val="20"/>
+          <w:szCs w:val="20"/>
+        </w:rPr>
+        <w:t>。目前出到第五季。</w:t>
+      </w:r>
+    </w:p>
+    <w:p>
+      <w:pPr>
+        <w:kinsoku w:val="0"/>
+        <w:snapToGrid w:val="0"/>
+        <w:spacing w:line="260" w:lineRule="exact"/>
+        <w:jc w:val="both"/>
+        <w:rPr>
+          <w:rFonts w:ascii="Barlow Condensed Medium" w:eastAsia="標楷體" w:hAnsi="Barlow Condensed Medium" w:cstheme="minorHAnsi"/>
+          <w:sz w:val="20"/>
+          <w:szCs w:val="20"/>
+        </w:rPr>
+      </w:pPr>
+      <w:r>
+        <w:rPr>
+          <w:rFonts w:ascii="Barlow Condensed Medium" w:eastAsia="標楷體" w:hAnsi="Barlow Condensed Medium" w:cstheme="minorHAnsi"/>
+          <w:sz w:val="20"/>
+          <w:szCs w:val="20"/>
+        </w:rPr>
+        <w:t>https://watch.thechosen.tv/</w:t>
+      </w:r>
+    </w:p>
+    <w:p>
+      <w:pPr>
+        <w:kinsoku w:val="0"/>
+        <w:snapToGrid w:val="0"/>
+        <w:spacing w:line="260" w:lineRule="exact"/>
+        <w:jc w:val="both"/>
+        <w:rPr>
+          <w:rFonts w:ascii="Barlow Condensed Medium" w:eastAsia="標楷體" w:hAnsi="Barlow Condensed Medium" w:cstheme="minorHAnsi"/>
+          <w:sz w:val="20"/>
+          <w:szCs w:val="20"/>
+        </w:rPr>
+      </w:pPr>
+      <w:bookmarkStart w:id="6" w:name="_GoBack"/>
+      <w:r>
+        <w:rPr>
+          <w:rFonts w:ascii="Barlow Condensed Medium" w:eastAsia="標楷體" w:hAnsi="Barlow Condensed Medium" w:cstheme="minorHAnsi"/>
+          <w:noProof/>
+          <w:sz w:val="20"/>
+          <w:szCs w:val="20"/>
+          <w:lang w:bidi="he-IL"/>
+        </w:rPr>
+        <w:drawing>
+          <wp:anchor distT="0" distB="0" distL="114300" distR="114300" simplePos="0" relativeHeight="251668480" behindDoc="1" locked="0" layoutInCell="1" allowOverlap="1" wp14:anchorId="7E0AD27D" wp14:editId="17EC0956">
+            <wp:simplePos x="0" y="0"/>
+            <wp:positionH relativeFrom="column">
+              <wp:posOffset>437835</wp:posOffset>
+            </wp:positionH>
+            <wp:positionV relativeFrom="paragraph">
+              <wp:posOffset>34290</wp:posOffset>
+            </wp:positionV>
+            <wp:extent cx="988060" cy="1131570"/>
+            <wp:effectExtent l="0" t="0" r="2540" b="0"/>
+            <wp:wrapTight wrapText="bothSides">
+              <wp:wrapPolygon edited="0">
+                <wp:start x="0" y="0"/>
+                <wp:lineTo x="0" y="21091"/>
+                <wp:lineTo x="21239" y="21091"/>
+                <wp:lineTo x="21239" y="0"/>
+                <wp:lineTo x="0" y="0"/>
+              </wp:wrapPolygon>
+            </wp:wrapTight>
+            <wp:docPr id="27" name="圖片 27"/>
+            <wp:cNvGraphicFramePr>
+              <a:graphicFrameLocks xmlns:a="http://schemas.openxmlformats.org/drawingml/2006/main" noChangeAspect="1"/>
+            </wp:cNvGraphicFramePr>
+            <a:graphic xmlns:a="http://schemas.openxmlformats.org/drawingml/2006/main">
+              <a:graphicData uri="http://schemas.openxmlformats.org/drawingml/2006/picture">
+                <pic:pic xmlns:pic="http://schemas.openxmlformats.org/drawingml/2006/picture">
+                  <pic:nvPicPr>
+                    <pic:cNvPr id="27" name="The Chozen - TV.png"/>
+                    <pic:cNvPicPr/>
+                  </pic:nvPicPr>
+                  <pic:blipFill>
+                    <a:blip r:embed="rId17" cstate="print">
+                      <a:extLst>
+                        <a:ext uri="{28A0092B-C50C-407E-A947-70E740481C1C}">
+                          <a14:useLocalDpi xmlns:a14="http://schemas.microsoft.com/office/drawing/2010/main" val="0"/>
+                        </a:ext>
+                      </a:extLst>
+                    </a:blip>
+                    <a:stretch>
+                      <a:fillRect/>
+                    </a:stretch>
+                  </pic:blipFill>
+                  <pic:spPr>
+                    <a:xfrm>
+                      <a:off x="0" y="0"/>
+                      <a:ext cx="988060" cy="1131570"/>
+                    </a:xfrm>
+                    <a:prstGeom prst="rect">
+                      <a:avLst/>
+                    </a:prstGeom>
+                  </pic:spPr>
+                </pic:pic>
+              </a:graphicData>
+            </a:graphic>
+            <wp14:sizeRelH relativeFrom="page">
+              <wp14:pctWidth>0</wp14:pctWidth>
+            </wp14:sizeRelH>
+            <wp14:sizeRelV relativeFrom="page">
+              <wp14:pctHeight>0</wp14:pctHeight>
+            </wp14:sizeRelV>
+          </wp:anchor>
+        </w:drawing>
+      </w:r>
+      <w:bookmarkEnd w:id="6"/>
+    </w:p>
+    <w:p>
+      <w:pPr>
+        <w:kinsoku w:val="0"/>
+        <w:snapToGrid w:val="0"/>
+        <w:spacing w:line="260" w:lineRule="exact"/>
+        <w:jc w:val="both"/>
+        <w:rPr>
+          <w:rFonts w:ascii="Barlow Condensed Medium" w:eastAsia="標楷體" w:hAnsi="Barlow Condensed Medium" w:cstheme="minorHAnsi"/>
+          <w:sz w:val="20"/>
+          <w:szCs w:val="20"/>
+        </w:rPr>
+      </w:pPr>
+    </w:p>
+    <w:p>
+      <w:pPr>
+        <w:kinsoku w:val="0"/>
+        <w:snapToGrid w:val="0"/>
+        <w:spacing w:line="260" w:lineRule="exact"/>
+        <w:jc w:val="both"/>
+        <w:rPr>
+          <w:rFonts w:ascii="Barlow Condensed Medium" w:eastAsia="標楷體" w:hAnsi="Barlow Condensed Medium" w:cstheme="minorHAnsi" w:hint="eastAsia"/>
+          <w:sz w:val="20"/>
+          <w:szCs w:val="20"/>
+        </w:rPr>
+      </w:pPr>
+    </w:p>
+    <w:p>
+      <w:pPr>
+        <w:kinsoku w:val="0"/>
+        <w:snapToGrid w:val="0"/>
+        <w:spacing w:line="260" w:lineRule="exact"/>
+        <w:jc w:val="both"/>
+        <w:rPr>
           <w:rFonts w:ascii="Barlow Condensed Medium" w:eastAsia="華康細黑體" w:hAnsi="Barlow Condensed Medium"/>
           <w:w w:val="75"/>
           <w:sz w:val="26"/>
@@ -26643,7 +27038,7 @@
         <mc:AlternateContent>
           <mc:Choice Requires="wps">
             <w:drawing>
-              <wp:anchor distT="0" distB="0" distL="114300" distR="114300" simplePos="0" relativeHeight="251664384" behindDoc="0" locked="0" layoutInCell="1" allowOverlap="1" wp14:anchorId="771C6E6D" wp14:editId="578CDF74">
+              <wp:anchor distT="0" distB="0" distL="114300" distR="114300" simplePos="0" relativeHeight="251664896" behindDoc="0" locked="0" layoutInCell="1" allowOverlap="1" wp14:anchorId="771C6E6D" wp14:editId="552EF258">
                 <wp:simplePos x="0" y="0"/>
                 <wp:positionH relativeFrom="page">
                   <wp:posOffset>4367530</wp:posOffset>
@@ -26704,7 +27099,7 @@
           </mc:Choice>
           <mc:Fallback>
             <w:pict>
-              <v:line w14:anchorId="58AED46A" id="直線接點 6" o:spid="_x0000_s1026" style="position:absolute;z-index:251664384;visibility:visible;mso-wrap-style:square;mso-width-percent:0;mso-height-percent:0;mso-wrap-distance-left:9pt;mso-wrap-distance-top:0;mso-wrap-distance-right:9pt;mso-wrap-distance-bottom:0;mso-position-horizontal:absolute;mso-position-horizontal-relative:page;mso-position-vertical:absolute;mso-position-vertical-relative:page;mso-width-percent:0;mso-height-percent:0;mso-width-relative:margin;mso-height-relative:margin" from="343.9pt,19.85pt" to="345.05pt,710.95pt" o:gfxdata="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" strokecolor="black [3213]" strokeweight=".5pt">
+              <v:line w14:anchorId="6B259249" id="直線接點 6" o:spid="_x0000_s1026" style="position:absolute;z-index:251664896;visibility:visible;mso-wrap-style:square;mso-width-percent:0;mso-height-percent:0;mso-wrap-distance-left:9pt;mso-wrap-distance-top:0;mso-wrap-distance-right:9pt;mso-wrap-distance-bottom:0;mso-position-horizontal:absolute;mso-position-horizontal-relative:page;mso-position-vertical:absolute;mso-position-vertical-relative:page;mso-width-percent:0;mso-height-percent:0;mso-width-relative:margin;mso-height-relative:margin" from="343.9pt,19.85pt" to="345.05pt,710.95pt" o:gfxdata="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" strokecolor="black [3213]" strokeweight=".5pt">
                 <v:stroke dashstyle="3 1" joinstyle="miter"/>
                 <w10:wrap anchorx="page" anchory="page"/>
               </v:line>
@@ -26721,7 +27116,7 @@
         <mc:AlternateContent>
           <mc:Choice Requires="wps">
             <w:drawing>
-              <wp:anchor distT="0" distB="0" distL="114300" distR="114300" simplePos="0" relativeHeight="251660288" behindDoc="0" locked="0" layoutInCell="1" allowOverlap="1" wp14:anchorId="2024F049" wp14:editId="5265407A">
+              <wp:anchor distT="0" distB="0" distL="114300" distR="114300" simplePos="0" relativeHeight="251660800" behindDoc="0" locked="0" layoutInCell="1" allowOverlap="1" wp14:anchorId="2024F049" wp14:editId="05140C77">
                 <wp:simplePos x="0" y="0"/>
                 <wp:positionH relativeFrom="page">
                   <wp:posOffset>4367530</wp:posOffset>
@@ -26782,7 +27177,7 @@
           </mc:Choice>
           <mc:Fallback>
             <w:pict>
-              <v:line w14:anchorId="7F5A0700" id="直線接點 4" o:spid="_x0000_s1026" style="position:absolute;z-index:251660288;visibility:visible;mso-wrap-style:square;mso-width-percent:0;mso-height-percent:0;mso-wrap-distance-left:9pt;mso-wrap-distance-top:0;mso-wrap-distance-right:9pt;mso-wrap-distance-bottom:0;mso-position-horizontal:absolute;mso-position-horizontal-relative:page;mso-position-vertical:absolute;mso-position-vertical-relative:page;mso-width-percent:0;mso-height-percent:0;mso-width-relative:margin;mso-height-relative:margin" from="343.9pt,19.85pt" to="345.05pt,710.95pt" o:gfxdata="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" strokecolor="black [3213]" strokeweight=".5pt">
+              <v:line w14:anchorId="60CEB718" id="直線接點 4" o:spid="_x0000_s1026" style="position:absolute;z-index:251660800;visibility:visible;mso-wrap-style:square;mso-width-percent:0;mso-height-percent:0;mso-wrap-distance-left:9pt;mso-wrap-distance-top:0;mso-wrap-distance-right:9pt;mso-wrap-distance-bottom:0;mso-position-horizontal:absolute;mso-position-horizontal-relative:page;mso-position-vertical:absolute;mso-position-vertical-relative:page;mso-width-percent:0;mso-height-percent:0;mso-width-relative:margin;mso-height-relative:margin" from="343.9pt,19.85pt" to="345.05pt,710.95pt" o:gfxdata="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" strokecolor="black [3213]" strokeweight=".5pt">
                 <v:stroke dashstyle="3 1" joinstyle="miter"/>
                 <w10:wrap anchorx="page" anchory="page"/>
               </v:line>
@@ -27429,8 +27824,8 @@
       </w:r>
     </w:p>
     <w:sectPr>
-      <w:headerReference w:type="even" r:id="rId17"/>
-      <w:headerReference w:type="default" r:id="rId18"/>
+      <w:headerReference w:type="even" r:id="rId18"/>
+      <w:headerReference w:type="default" r:id="rId19"/>
       <w:type w:val="evenPage"/>
       <w:pgSz w:w="20639" w:h="14572" w:orient="landscape" w:code="12"/>
       <w:pgMar w:top="794" w:right="567" w:bottom="510" w:left="567" w:header="340" w:footer="454" w:gutter="0"/>
@@ -31835,7 +32230,7 @@
 </file>
 
 <file path=customXml/itemProps1.xml><?xml version="1.0" encoding="utf-8"?>
-<ds:datastoreItem xmlns:ds="http://schemas.openxmlformats.org/officeDocument/2006/customXml" ds:itemID="{B0FE36F5-095E-4ABF-93E6-38613B7B1EAF}">
+<ds:datastoreItem xmlns:ds="http://schemas.openxmlformats.org/officeDocument/2006/customXml" ds:itemID="{AF771586-6EB9-4EA7-BCDB-2D7C0AA13C05}">
   <ds:schemaRefs>
     <ds:schemaRef ds:uri="http://schemas.openxmlformats.org/officeDocument/2006/bibliography"/>
   </ds:schemaRefs>

--- a/新泰週報20260322[2612]B4F.docx
+++ b/新泰週報20260322[2612]B4F.docx
@@ -1691,6 +1691,120 @@
               </w:rPr>
               <w:t>。</w:t>
             </w:r>
+          </w:p>
+        </w:tc>
+      </w:tr>
+      <w:tr>
+        <w:tc>
+          <w:tcPr>
+            <w:tcW w:w="280" w:type="dxa"/>
+          </w:tcPr>
+          <w:p>
+            <w:pPr>
+              <w:snapToGrid w:val="0"/>
+              <w:spacing w:line="300" w:lineRule="exact"/>
+              <w:ind w:rightChars="11" w:right="26"/>
+              <w:jc w:val="right"/>
+              <w:rPr>
+                <w:rFonts w:ascii="Barlow Condensed Medium" w:eastAsia="華康細黑體" w:hAnsi="Barlow Condensed Medium"/>
+                <w:w w:val="90"/>
+                <w:sz w:val="26"/>
+                <w:szCs w:val="26"/>
+              </w:rPr>
+            </w:pPr>
+            <w:r>
+              <w:rPr>
+                <w:rFonts w:ascii="Barlow Condensed Medium" w:eastAsia="華康細黑體" w:hAnsi="Barlow Condensed Medium" w:hint="eastAsia"/>
+                <w:w w:val="90"/>
+                <w:sz w:val="26"/>
+                <w:szCs w:val="26"/>
+              </w:rPr>
+              <w:t>2</w:t>
+            </w:r>
+            <w:r>
+              <w:rPr>
+                <w:rFonts w:ascii="Barlow Condensed Medium" w:eastAsia="華康細黑體" w:hAnsi="Barlow Condensed Medium"/>
+                <w:w w:val="90"/>
+                <w:sz w:val="26"/>
+                <w:szCs w:val="26"/>
+              </w:rPr>
+              <w:t>.</w:t>
+            </w:r>
+          </w:p>
+        </w:tc>
+        <w:tc>
+          <w:tcPr>
+            <w:tcW w:w="5641" w:type="dxa"/>
+          </w:tcPr>
+          <w:p>
+            <w:pPr>
+              <w:kinsoku w:val="0"/>
+              <w:snapToGrid w:val="0"/>
+              <w:spacing w:line="300" w:lineRule="exact"/>
+              <w:jc w:val="both"/>
+              <w:rPr>
+                <w:rFonts w:ascii="Barlow Condensed Medium" w:eastAsia="標楷體" w:hAnsi="Barlow Condensed Medium" w:cs="Segoe UI Symbol"/>
+                <w:w w:val="90"/>
+                <w:sz w:val="26"/>
+                <w:szCs w:val="26"/>
+              </w:rPr>
+            </w:pPr>
+            <w:r>
+              <w:rPr>
+                <w:rFonts w:ascii="Segoe UI Symbol" w:eastAsia="標楷體" w:hAnsi="Segoe UI Symbol" w:cs="Segoe UI Symbol"/>
+                <w:w w:val="90"/>
+                <w:sz w:val="26"/>
+                <w:szCs w:val="26"/>
+              </w:rPr>
+              <w:t>★</w:t>
+            </w:r>
+            <w:r>
+              <w:rPr>
+                <w:rFonts w:ascii="Barlow Condensed Medium" w:eastAsia="標楷體" w:hAnsi="Barlow Condensed Medium" w:cs="Segoe UI Symbol" w:hint="eastAsia"/>
+                <w:w w:val="90"/>
+                <w:sz w:val="26"/>
+                <w:szCs w:val="26"/>
+              </w:rPr>
+              <w:t>4/5(</w:t>
+            </w:r>
+            <w:r>
+              <w:rPr>
+                <w:rFonts w:ascii="Barlow Condensed Medium" w:eastAsia="標楷體" w:hAnsi="Barlow Condensed Medium" w:cs="Segoe UI Symbol" w:hint="eastAsia"/>
+                <w:w w:val="90"/>
+                <w:sz w:val="26"/>
+                <w:szCs w:val="26"/>
+              </w:rPr>
+              <w:t>主日</w:t>
+            </w:r>
+            <w:r>
+              <w:rPr>
+                <w:rFonts w:ascii="Barlow Condensed Medium" w:eastAsia="標楷體" w:hAnsi="Barlow Condensed Medium" w:cs="Segoe UI Symbol" w:hint="eastAsia"/>
+                <w:w w:val="90"/>
+                <w:sz w:val="26"/>
+                <w:szCs w:val="26"/>
+              </w:rPr>
+              <w:t>)</w:t>
+            </w:r>
+            <w:r>
+              <w:rPr>
+                <w:rFonts w:ascii="Barlow Condensed Medium" w:eastAsia="標楷體" w:hAnsi="Barlow Condensed Medium" w:cs="Segoe UI Symbol" w:hint="eastAsia"/>
+                <w:w w:val="90"/>
+                <w:sz w:val="26"/>
+                <w:szCs w:val="26"/>
+              </w:rPr>
+              <w:t>為復活節，邀請兄姊在禮拜中作見證，有感動的人可洽王牧師，原則上每人五分鐘為限</w:t>
+            </w:r>
+            <w:r>
+              <w:rPr>
+                <w:rFonts w:ascii="Barlow Condensed Medium" w:eastAsia="標楷體" w:hAnsi="Barlow Condensed Medium" w:cs="Segoe UI Symbol" w:hint="eastAsia"/>
+                <w:w w:val="90"/>
+                <w:sz w:val="26"/>
+                <w:szCs w:val="26"/>
+              </w:rPr>
+              <w:t>。</w:t>
+            </w:r>
+            <w:bookmarkStart w:id="6" w:name="_GoBack"/>
+            <w:bookmarkEnd w:id="6"/>
           </w:p>
         </w:tc>
       </w:tr>
@@ -12873,8 +12987,8 @@
       <w:tblGrid>
         <w:gridCol w:w="636"/>
         <w:gridCol w:w="1127"/>
-        <w:gridCol w:w="2830"/>
-        <w:gridCol w:w="1244"/>
+        <w:gridCol w:w="2942"/>
+        <w:gridCol w:w="1132"/>
       </w:tblGrid>
       <w:tr>
         <w:tc>
@@ -13084,7 +13198,7 @@
         </w:tc>
         <w:tc>
           <w:tcPr>
-            <w:tcW w:w="2830" w:type="dxa"/>
+            <w:tcW w:w="2942" w:type="dxa"/>
             <w:tcBorders>
               <w:top w:val="nil"/>
               <w:left w:val="nil"/>
@@ -13111,11 +13225,21 @@
                 <w:szCs w:val="20"/>
               </w:rPr>
             </w:pPr>
-          </w:p>
-        </w:tc>
-        <w:tc>
-          <w:tcPr>
-            <w:tcW w:w="1244" w:type="dxa"/>
+            <w:r>
+              <w:rPr>
+                <w:rFonts w:ascii="Bahnschrift SemiBold Condensed" w:eastAsia="標楷體" w:hAnsi="Bahnschrift SemiBold Condensed" w:cstheme="minorHAnsi" w:hint="eastAsia"/>
+                <w:bCs/>
+                <w:w w:val="150"/>
+                <w:sz w:val="20"/>
+                <w:szCs w:val="20"/>
+              </w:rPr>
+              <w:t>請賜福給我</w:t>
+            </w:r>
+          </w:p>
+        </w:tc>
+        <w:tc>
+          <w:tcPr>
+            <w:tcW w:w="1132" w:type="dxa"/>
             <w:tcBorders>
               <w:top w:val="nil"/>
               <w:left w:val="nil"/>
@@ -15544,7 +15668,7 @@
           </mc:Choice>
           <mc:Fallback>
             <w:pict>
-              <v:line w14:anchorId="11275E96" id="直線接點 2" o:spid="_x0000_s1026" style="position:absolute;z-index:251653632;visibility:visible;mso-wrap-style:square;mso-height-percent:0;mso-wrap-distance-left:9pt;mso-wrap-distance-top:0;mso-wrap-distance-right:9pt;mso-wrap-distance-bottom:0;mso-position-horizontal:absolute;mso-position-horizontal-relative:page;mso-position-vertical:absolute;mso-position-vertical-relative:page;mso-height-percent:0;mso-height-relative:margin" from="687.75pt,19.85pt" to="687.75pt,709.8pt" o:gfxdata="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" strokecolor="black [3213]" strokeweight=".5pt">
+              <v:line w14:anchorId="2D0A8C35" id="直線接點 2" o:spid="_x0000_s1026" style="position:absolute;z-index:251653632;visibility:visible;mso-wrap-style:square;mso-height-percent:0;mso-wrap-distance-left:9pt;mso-wrap-distance-top:0;mso-wrap-distance-right:9pt;mso-wrap-distance-bottom:0;mso-position-horizontal:absolute;mso-position-horizontal-relative:page;mso-position-vertical:absolute;mso-position-vertical-relative:page;mso-height-percent:0;mso-height-relative:margin" from="687.75pt,19.85pt" to="687.75pt,709.8pt" o:gfxdata="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" strokecolor="black [3213]" strokeweight=".5pt">
                 <v:stroke dashstyle="3 1" joinstyle="miter"/>
                 <w10:wrap anchorx="page" anchory="page"/>
               </v:line>
@@ -26638,7 +26762,7 @@
         <w:spacing w:line="260" w:lineRule="exact"/>
         <w:jc w:val="both"/>
         <w:rPr>
-          <w:rFonts w:ascii="Barlow Condensed Medium" w:eastAsia="標楷體" w:hAnsi="Barlow Condensed Medium" w:cstheme="minorHAnsi" w:hint="eastAsia"/>
+          <w:rFonts w:ascii="Barlow Condensed Medium" w:eastAsia="標楷體" w:hAnsi="Barlow Condensed Medium" w:cstheme="minorHAnsi"/>
           <w:sz w:val="20"/>
           <w:szCs w:val="20"/>
         </w:rPr>
@@ -26774,15 +26898,7 @@
           <w:sz w:val="20"/>
           <w:szCs w:val="20"/>
         </w:rPr>
-        <w:t>角色</w:t>
-      </w:r>
-      <w:r>
-        <w:rPr>
-          <w:rFonts w:ascii="Barlow Condensed Medium" w:eastAsia="標楷體" w:hAnsi="Barlow Condensed Medium" w:cstheme="minorHAnsi" w:hint="eastAsia"/>
-          <w:sz w:val="20"/>
-          <w:szCs w:val="20"/>
-        </w:rPr>
-        <w:t>設定誇張</w:t>
+        <w:t>角色設定誇張</w:t>
       </w:r>
       <w:r>
         <w:rPr>
@@ -26906,7 +27022,6 @@
           <w:szCs w:val="20"/>
         </w:rPr>
       </w:pPr>
-      <w:bookmarkStart w:id="6" w:name="_GoBack"/>
       <w:r>
         <w:rPr>
           <w:rFonts w:ascii="Barlow Condensed Medium" w:eastAsia="標楷體" w:hAnsi="Barlow Condensed Medium" w:cstheme="minorHAnsi"/>
@@ -26979,7 +27094,6 @@
           </wp:anchor>
         </w:drawing>
       </w:r>
-      <w:bookmarkEnd w:id="6"/>
     </w:p>
     <w:p>
       <w:pPr>
@@ -27001,7 +27115,7 @@
         <w:spacing w:line="260" w:lineRule="exact"/>
         <w:jc w:val="both"/>
         <w:rPr>
-          <w:rFonts w:ascii="Barlow Condensed Medium" w:eastAsia="標楷體" w:hAnsi="Barlow Condensed Medium" w:cstheme="minorHAnsi" w:hint="eastAsia"/>
+          <w:rFonts w:ascii="Barlow Condensed Medium" w:eastAsia="標楷體" w:hAnsi="Barlow Condensed Medium" w:cstheme="minorHAnsi"/>
           <w:sz w:val="20"/>
           <w:szCs w:val="20"/>
         </w:rPr>
@@ -27099,7 +27213,7 @@
           </mc:Choice>
           <mc:Fallback>
             <w:pict>
-              <v:line w14:anchorId="6B259249" id="直線接點 6" o:spid="_x0000_s1026" style="position:absolute;z-index:251664896;visibility:visible;mso-wrap-style:square;mso-width-percent:0;mso-height-percent:0;mso-wrap-distance-left:9pt;mso-wrap-distance-top:0;mso-wrap-distance-right:9pt;mso-wrap-distance-bottom:0;mso-position-horizontal:absolute;mso-position-horizontal-relative:page;mso-position-vertical:absolute;mso-position-vertical-relative:page;mso-width-percent:0;mso-height-percent:0;mso-width-relative:margin;mso-height-relative:margin" from="343.9pt,19.85pt" to="345.05pt,710.95pt" o:gfxdata="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" strokecolor="black [3213]" strokeweight=".5pt">
+              <v:line w14:anchorId="2BCCB94B" id="直線接點 6" o:spid="_x0000_s1026" style="position:absolute;z-index:251664896;visibility:visible;mso-wrap-style:square;mso-width-percent:0;mso-height-percent:0;mso-wrap-distance-left:9pt;mso-wrap-distance-top:0;mso-wrap-distance-right:9pt;mso-wrap-distance-bottom:0;mso-position-horizontal:absolute;mso-position-horizontal-relative:page;mso-position-vertical:absolute;mso-position-vertical-relative:page;mso-width-percent:0;mso-height-percent:0;mso-width-relative:margin;mso-height-relative:margin" from="343.9pt,19.85pt" to="345.05pt,710.95pt" o:gfxdata="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" strokecolor="black [3213]" strokeweight=".5pt">
                 <v:stroke dashstyle="3 1" joinstyle="miter"/>
                 <w10:wrap anchorx="page" anchory="page"/>
               </v:line>
@@ -27177,7 +27291,7 @@
           </mc:Choice>
           <mc:Fallback>
             <w:pict>
-              <v:line w14:anchorId="60CEB718" id="直線接點 4" o:spid="_x0000_s1026" style="position:absolute;z-index:251660800;visibility:visible;mso-wrap-style:square;mso-width-percent:0;mso-height-percent:0;mso-wrap-distance-left:9pt;mso-wrap-distance-top:0;mso-wrap-distance-right:9pt;mso-wrap-distance-bottom:0;mso-position-horizontal:absolute;mso-position-horizontal-relative:page;mso-position-vertical:absolute;mso-position-vertical-relative:page;mso-width-percent:0;mso-height-percent:0;mso-width-relative:margin;mso-height-relative:margin" from="343.9pt,19.85pt" to="345.05pt,710.95pt" o:gfxdata="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" strokecolor="black [3213]" strokeweight=".5pt">
+              <v:line w14:anchorId="326C0541" id="直線接點 4" o:spid="_x0000_s1026" style="position:absolute;z-index:251660800;visibility:visible;mso-wrap-style:square;mso-width-percent:0;mso-height-percent:0;mso-wrap-distance-left:9pt;mso-wrap-distance-top:0;mso-wrap-distance-right:9pt;mso-wrap-distance-bottom:0;mso-position-horizontal:absolute;mso-position-horizontal-relative:page;mso-position-vertical:absolute;mso-position-vertical-relative:page;mso-width-percent:0;mso-height-percent:0;mso-width-relative:margin;mso-height-relative:margin" from="343.9pt,19.85pt" to="345.05pt,710.95pt" o:gfxdata="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" strokecolor="black [3213]" strokeweight=".5pt">
                 <v:stroke dashstyle="3 1" joinstyle="miter"/>
                 <w10:wrap anchorx="page" anchory="page"/>
               </v:line>
@@ -32230,7 +32344,7 @@
 </file>
 
 <file path=customXml/itemProps1.xml><?xml version="1.0" encoding="utf-8"?>
-<ds:datastoreItem xmlns:ds="http://schemas.openxmlformats.org/officeDocument/2006/customXml" ds:itemID="{AF771586-6EB9-4EA7-BCDB-2D7C0AA13C05}">
+<ds:datastoreItem xmlns:ds="http://schemas.openxmlformats.org/officeDocument/2006/customXml" ds:itemID="{F10F847C-866F-4CA3-934C-54505FBB4D78}">
   <ds:schemaRefs>
     <ds:schemaRef ds:uri="http://schemas.openxmlformats.org/officeDocument/2006/bibliography"/>
   </ds:schemaRefs>
